--- a/EduSportPro_Proposal_Writing(IT).docx
+++ b/EduSportPro_Proposal_Writing(IT).docx
@@ -3600,7 +3600,7 @@
         </w:tabs>
         <w:spacing w:line="240" w:lineRule="auto"/>
         <w:rPr>
-          <w:rFonts w:ascii="Khmer OS Battambang" w:hAnsi="Khmer OS Battambang" w:cs="Khmer OS Battambang" w:hint="cs"/>
+          <w:rFonts w:ascii="Khmer OS Battambang" w:hAnsi="Khmer OS Battambang" w:cs="Khmer OS Battambang"/>
           <w:sz w:val="24"/>
           <w:szCs w:val="24"/>
           <w:cs/>
@@ -4018,6 +4018,7 @@
           <w:rFonts w:ascii="Khmer OS Muol" w:hAnsi="Khmer OS Muol" w:cs="Khmer OS Muol"/>
           <w:sz w:val="24"/>
           <w:szCs w:val="24"/>
+          <w:lang w:val="en-GB"/>
         </w:rPr>
       </w:pPr>
       <w:r>
@@ -6304,20 +6305,1136 @@
           <w:szCs w:val="24"/>
           <w:cs/>
         </w:rPr>
-        <w:t xml:space="preserve">.១ </w:t>
-      </w:r>
-    </w:p>
-    <w:p>
-      <w:pPr>
-        <w:rPr>
-          <w:rFonts w:ascii="Khmer OS Battambang" w:hAnsi="Khmer OS Battambang" w:cs="Khmer OS Battambang"/>
-          <w:sz w:val="24"/>
-          <w:szCs w:val="24"/>
-        </w:rPr>
-      </w:pPr>
-    </w:p>
-    <w:p>
-      <w:pPr>
+        <w:t>.១</w:t>
+      </w:r>
+      <w:r>
+        <w:rPr>
+          <w:rFonts w:ascii="Khmer OS Muol" w:hAnsi="Khmer OS Muol" w:cs="Khmer OS Muol"/>
+          <w:sz w:val="24"/>
+          <w:szCs w:val="24"/>
+        </w:rPr>
+        <w:t xml:space="preserve"> </w:t>
+      </w:r>
+      <w:r>
+        <w:rPr>
+          <w:rFonts w:ascii="Khmer OS Muol" w:hAnsi="Khmer OS Muol" w:cs="Khmer OS Muol" w:hint="cs"/>
+          <w:sz w:val="24"/>
+          <w:szCs w:val="24"/>
+          <w:cs/>
+        </w:rPr>
+        <w:t>ទស្សនៈទូទៅអំពីប្រព័ន្ធគ្រប់គ្រង</w:t>
+      </w:r>
+    </w:p>
+    <w:p>
+      <w:pPr>
+        <w:tabs>
+          <w:tab w:val="left" w:pos="540"/>
+        </w:tabs>
+        <w:jc w:val="both"/>
+        <w:rPr>
+          <w:rFonts w:ascii="Khmer OS Battambang" w:hAnsi="Khmer OS Battambang" w:cs="Khmer OS Battambang"/>
+          <w:sz w:val="24"/>
+          <w:szCs w:val="24"/>
+        </w:rPr>
+      </w:pPr>
+      <w:r>
+        <w:rPr>
+          <w:rFonts w:ascii="Khmer OS Muol" w:hAnsi="Khmer OS Muol" w:cs="Khmer OS Muol"/>
+          <w:sz w:val="24"/>
+          <w:szCs w:val="24"/>
+          <w:cs/>
+        </w:rPr>
+        <w:tab/>
+      </w:r>
+      <w:r>
+        <w:rPr>
+          <w:rFonts w:ascii="Khmer OS Battambang" w:hAnsi="Khmer OS Battambang" w:cs="Khmer OS Battambang"/>
+          <w:sz w:val="24"/>
+          <w:szCs w:val="24"/>
+          <w:cs/>
+        </w:rPr>
+        <w:t>ប្រព័ន្ធគ្រប់គ្រង (</w:t>
+      </w:r>
+      <w:r>
+        <w:rPr>
+          <w:rFonts w:ascii="Century" w:hAnsi="Century" w:cs="Khmer OS Battambang"/>
+          <w:sz w:val="24"/>
+          <w:szCs w:val="24"/>
+        </w:rPr>
+        <w:t>Management System</w:t>
+      </w:r>
+      <w:r>
+        <w:rPr>
+          <w:rFonts w:ascii="Khmer OS Battambang" w:hAnsi="Khmer OS Battambang" w:cs="Khmer OS Battambang"/>
+          <w:sz w:val="24"/>
+          <w:szCs w:val="24"/>
+        </w:rPr>
+        <w:t xml:space="preserve">) </w:t>
+      </w:r>
+      <w:r>
+        <w:rPr>
+          <w:rFonts w:ascii="Khmer OS Battambang" w:hAnsi="Khmer OS Battambang" w:cs="Khmer OS Battambang"/>
+          <w:sz w:val="24"/>
+          <w:szCs w:val="24"/>
+          <w:cs/>
+        </w:rPr>
+        <w:t>គឺជាសំណុំរចនាសម្ព័ន្ធ និងដំណើរការដែលត្រូវបានរៀបចំឡើង ដើម្បីជួយគ្រប់គ្រង គ្រប់គ្រងការងារ និងធនធាននានា នៅក្នុងអង្គការ ឱ្យមានប្រសិទ្ធភាព និងសម្រេចបានតាមគោលបំណងដែលបានកំណត់។ ប្រព័ន្ធគ្រប់គ្រងមានតួនាទីសំខាន់ក្នុងការរៀបចំការងារ ការបែងចែកភារកិច្ច ការត្រួតពិនិត្យ និងការវាយតម្លៃលទ្ធផលការងារ។</w:t>
+      </w:r>
+    </w:p>
+    <w:p>
+      <w:pPr>
+        <w:tabs>
+          <w:tab w:val="left" w:pos="540"/>
+        </w:tabs>
+        <w:rPr>
+          <w:rFonts w:ascii="Khmer OS Bokor" w:hAnsi="Khmer OS Bokor" w:cs="Khmer OS Bokor"/>
+          <w:sz w:val="24"/>
+          <w:szCs w:val="24"/>
+        </w:rPr>
+      </w:pPr>
+      <w:r>
+        <w:rPr>
+          <w:rFonts w:ascii="Khmer OS Battambang" w:hAnsi="Khmer OS Battambang" w:cs="Khmer OS Battambang"/>
+          <w:sz w:val="24"/>
+          <w:szCs w:val="24"/>
+          <w:cs/>
+        </w:rPr>
+        <w:tab/>
+      </w:r>
+      <w:r>
+        <w:rPr>
+          <w:rFonts w:ascii="Khmer OS Bokor" w:hAnsi="Khmer OS Bokor" w:cs="Khmer OS Bokor" w:hint="cs"/>
+          <w:sz w:val="24"/>
+          <w:szCs w:val="24"/>
+          <w:cs/>
+        </w:rPr>
+        <w:t>២.១.១ និយមន័យប្រព័ន្ធគ្រប់គ្រង</w:t>
+      </w:r>
+    </w:p>
+    <w:p>
+      <w:pPr>
+        <w:tabs>
+          <w:tab w:val="left" w:pos="540"/>
+        </w:tabs>
+        <w:jc w:val="both"/>
+        <w:rPr>
+          <w:rFonts w:ascii="Khmer OS Battambang" w:hAnsi="Khmer OS Battambang" w:cs="Khmer OS Battambang"/>
+          <w:sz w:val="24"/>
+          <w:szCs w:val="24"/>
+        </w:rPr>
+      </w:pPr>
+      <w:r>
+        <w:rPr>
+          <w:rFonts w:ascii="Khmer OS Battambang" w:hAnsi="Khmer OS Battambang" w:cs="Khmer OS Battambang"/>
+          <w:sz w:val="24"/>
+          <w:szCs w:val="24"/>
+          <w:cs/>
+        </w:rPr>
+        <w:tab/>
+      </w:r>
+      <w:r>
+        <w:rPr>
+          <w:rFonts w:ascii="Khmer OS Battambang" w:hAnsi="Khmer OS Battambang" w:cs="Khmer OS Battambang"/>
+          <w:sz w:val="24"/>
+          <w:szCs w:val="24"/>
+          <w:cs/>
+        </w:rPr>
+        <w:t>តាមទស្សនៈវិជ្ជាការ ប្រព័ន្ធគ្រប់គ្រង ត្រូវបានយល់ថាជាប្រព័ន្ធមួយ ដែលផ្សំឡើងដោយធាតុជាច្រើនដូចជា មនុស្ស ដំណើរការ បច្ចេកវិទ្យា និងទិន្នន័យ ដែលធ្វើការជាសហប្រតិបត្តិ ដើម្បីសម្រេចគោលដៅរួមរបស់អង្គការ។ ប្រព័ន្ធនេះអាចជាប្រព័ន្ធប្រពៃណី ឬប្រព័ន្ធឌីជីថល ដែលប្រើប្រាស់បច្ចេកវិទ្យាព័ត៌មាន ដើម្បីបង្កើនប្រសិទ្ធភាពការងារ។</w:t>
+      </w:r>
+    </w:p>
+    <w:p>
+      <w:pPr>
+        <w:tabs>
+          <w:tab w:val="left" w:pos="540"/>
+        </w:tabs>
+        <w:rPr>
+          <w:rFonts w:ascii="Khmer OS Bokor" w:hAnsi="Khmer OS Bokor" w:cs="Khmer OS Bokor"/>
+          <w:sz w:val="24"/>
+          <w:szCs w:val="24"/>
+        </w:rPr>
+      </w:pPr>
+      <w:r>
+        <w:rPr>
+          <w:rFonts w:ascii="Khmer OS Battambang" w:hAnsi="Khmer OS Battambang" w:cs="Khmer OS Battambang"/>
+          <w:sz w:val="24"/>
+          <w:szCs w:val="24"/>
+          <w:cs/>
+        </w:rPr>
+        <w:tab/>
+      </w:r>
+      <w:r>
+        <w:rPr>
+          <w:rFonts w:ascii="Khmer OS Bokor" w:hAnsi="Khmer OS Bokor" w:cs="Khmer OS Bokor" w:hint="cs"/>
+          <w:sz w:val="24"/>
+          <w:szCs w:val="24"/>
+          <w:cs/>
+        </w:rPr>
+        <w:t>២.១.២ ផ្នែកសំខាន់នៃប្រព័ន្ធគ្រប់គ្រង</w:t>
+      </w:r>
+    </w:p>
+    <w:p>
+      <w:pPr>
+        <w:tabs>
+          <w:tab w:val="left" w:pos="540"/>
+        </w:tabs>
+        <w:jc w:val="both"/>
+        <w:rPr>
+          <w:rFonts w:ascii="Khmer OS Battambang" w:hAnsi="Khmer OS Battambang" w:cs="Khmer OS Battambang"/>
+          <w:szCs w:val="24"/>
+        </w:rPr>
+      </w:pPr>
+      <w:r>
+        <w:rPr>
+          <w:rFonts w:ascii="Khmer OS Bokor" w:hAnsi="Khmer OS Bokor" w:cs="Khmer OS Bokor"/>
+          <w:sz w:val="24"/>
+          <w:szCs w:val="24"/>
+          <w:cs/>
+        </w:rPr>
+        <w:tab/>
+      </w:r>
+      <w:r>
+        <w:rPr>
+          <w:rFonts w:ascii="Khmer OS Battambang" w:hAnsi="Khmer OS Battambang" w:cs="Khmer OS Battambang"/>
+          <w:szCs w:val="24"/>
+          <w:cs/>
+        </w:rPr>
+        <w:t>ប្រព័ន្ធគ្រប់គ្រងមានធាតុផ្សំសំខាន់ៗ ដូចខាងក្រោម៖</w:t>
+      </w:r>
+    </w:p>
+    <w:p>
+      <w:pPr>
+        <w:pStyle w:val="ListParagraph"/>
+        <w:numPr>
+          <w:ilvl w:val="0"/>
+          <w:numId w:val="5"/>
+        </w:numPr>
+        <w:tabs>
+          <w:tab w:val="left" w:pos="540"/>
+        </w:tabs>
+        <w:jc w:val="both"/>
+        <w:rPr>
+          <w:rFonts w:ascii="Khmer OS Battambang" w:hAnsi="Khmer OS Battambang" w:cs="Khmer OS Battambang"/>
+          <w:sz w:val="24"/>
+          <w:szCs w:val="24"/>
+        </w:rPr>
+      </w:pPr>
+      <w:r>
+        <w:rPr>
+          <w:rFonts w:ascii="Khmer OS Battambang" w:hAnsi="Khmer OS Battambang" w:cs="Khmer OS Battambang"/>
+          <w:b/>
+          <w:bCs/>
+          <w:sz w:val="24"/>
+          <w:szCs w:val="24"/>
+          <w:cs/>
+        </w:rPr>
+        <w:t>មនុស្ស (</w:t>
+      </w:r>
+      <w:r>
+        <w:rPr>
+          <w:rFonts w:ascii="Century" w:hAnsi="Century" w:cs="Khmer OS Battambang"/>
+          <w:b/>
+          <w:bCs/>
+          <w:sz w:val="24"/>
+          <w:szCs w:val="24"/>
+        </w:rPr>
+        <w:t>People</w:t>
+      </w:r>
+      <w:r>
+        <w:rPr>
+          <w:rFonts w:ascii="Khmer OS Battambang" w:hAnsi="Khmer OS Battambang" w:cs="Khmer OS Battambang"/>
+          <w:b/>
+          <w:bCs/>
+          <w:sz w:val="24"/>
+          <w:szCs w:val="24"/>
+        </w:rPr>
+        <w:t>)</w:t>
+      </w:r>
+      <w:r>
+        <w:rPr>
+          <w:rFonts w:ascii="Khmer OS Battambang" w:hAnsi="Khmer OS Battambang" w:cs="Khmer OS Battambang"/>
+          <w:sz w:val="24"/>
+          <w:szCs w:val="24"/>
+          <w:cs/>
+        </w:rPr>
+        <w:t>៖ រួមមានអ្នកគ្រប់គ្រង បុគ្គលិក និងអ្នកប្រើប្រាស់ប្រព័ន្ធ ដែលមានតួនាទីសំខាន់ក្នុងការអនុវត្ត និងប្រើប្រាស់ប្រព័ន្ធ។</w:t>
+      </w:r>
+    </w:p>
+    <w:p>
+      <w:pPr>
+        <w:pStyle w:val="ListParagraph"/>
+        <w:numPr>
+          <w:ilvl w:val="0"/>
+          <w:numId w:val="5"/>
+        </w:numPr>
+        <w:tabs>
+          <w:tab w:val="left" w:pos="540"/>
+        </w:tabs>
+        <w:jc w:val="both"/>
+        <w:rPr>
+          <w:rFonts w:ascii="Khmer OS Battambang" w:hAnsi="Khmer OS Battambang" w:cs="Khmer OS Battambang"/>
+          <w:sz w:val="24"/>
+          <w:szCs w:val="24"/>
+        </w:rPr>
+      </w:pPr>
+      <w:r>
+        <w:rPr>
+          <w:rFonts w:ascii="Khmer OS Battambang" w:hAnsi="Khmer OS Battambang" w:cs="Khmer OS Battambang"/>
+          <w:b/>
+          <w:bCs/>
+          <w:sz w:val="24"/>
+          <w:szCs w:val="24"/>
+          <w:cs/>
+        </w:rPr>
+        <w:t>ដំណើរការ (</w:t>
+      </w:r>
+      <w:r>
+        <w:rPr>
+          <w:rFonts w:ascii="Century" w:hAnsi="Century" w:cs="Khmer OS Battambang"/>
+          <w:b/>
+          <w:bCs/>
+          <w:sz w:val="24"/>
+          <w:szCs w:val="24"/>
+        </w:rPr>
+        <w:t>Process</w:t>
+      </w:r>
+      <w:r>
+        <w:rPr>
+          <w:rFonts w:ascii="Khmer OS Battambang" w:hAnsi="Khmer OS Battambang" w:cs="Khmer OS Battambang"/>
+          <w:b/>
+          <w:bCs/>
+          <w:sz w:val="24"/>
+          <w:szCs w:val="24"/>
+        </w:rPr>
+        <w:t>)</w:t>
+      </w:r>
+      <w:r>
+        <w:rPr>
+          <w:rFonts w:ascii="Khmer OS Battambang" w:hAnsi="Khmer OS Battambang" w:cs="Khmer OS Battambang"/>
+          <w:sz w:val="24"/>
+          <w:szCs w:val="24"/>
+          <w:cs/>
+        </w:rPr>
+        <w:t>៖ ជាជំហាន ឬលំដាប់ការងារដែលត្រូវអនុវត្ត ដើម្បីឱ្យការងារប្រព្រឹត្តទៅយ៉ាងមានប្រសិទ្ធភាព។</w:t>
+      </w:r>
+    </w:p>
+    <w:p>
+      <w:pPr>
+        <w:pStyle w:val="ListParagraph"/>
+        <w:numPr>
+          <w:ilvl w:val="0"/>
+          <w:numId w:val="5"/>
+        </w:numPr>
+        <w:tabs>
+          <w:tab w:val="left" w:pos="540"/>
+        </w:tabs>
+        <w:jc w:val="both"/>
+        <w:rPr>
+          <w:rFonts w:ascii="Khmer OS Battambang" w:hAnsi="Khmer OS Battambang" w:cs="Khmer OS Battambang"/>
+          <w:sz w:val="24"/>
+          <w:szCs w:val="24"/>
+        </w:rPr>
+      </w:pPr>
+      <w:r>
+        <w:rPr>
+          <w:rFonts w:ascii="Khmer OS Battambang" w:hAnsi="Khmer OS Battambang" w:cs="Khmer OS Battambang"/>
+          <w:b/>
+          <w:bCs/>
+          <w:sz w:val="24"/>
+          <w:szCs w:val="24"/>
+          <w:cs/>
+        </w:rPr>
+        <w:t>បច្ចេកវិទ្យា (</w:t>
+      </w:r>
+      <w:r>
+        <w:rPr>
+          <w:rFonts w:ascii="Century" w:hAnsi="Century" w:cs="Khmer OS Battambang"/>
+          <w:b/>
+          <w:bCs/>
+          <w:sz w:val="24"/>
+          <w:szCs w:val="24"/>
+        </w:rPr>
+        <w:t>Technology</w:t>
+      </w:r>
+      <w:r>
+        <w:rPr>
+          <w:rFonts w:ascii="Khmer OS Battambang" w:hAnsi="Khmer OS Battambang" w:cs="Khmer OS Battambang"/>
+          <w:b/>
+          <w:bCs/>
+          <w:sz w:val="24"/>
+          <w:szCs w:val="24"/>
+        </w:rPr>
+        <w:t>)</w:t>
+      </w:r>
+      <w:r>
+        <w:rPr>
+          <w:rFonts w:ascii="Khmer OS Battambang" w:hAnsi="Khmer OS Battambang" w:cs="Khmer OS Battambang"/>
+          <w:sz w:val="24"/>
+          <w:szCs w:val="24"/>
+          <w:cs/>
+        </w:rPr>
+        <w:t>៖ រួមមានកុំព្យូទ័រ កម្មវិធី និងបណ្ដាញ ដែលជួយសម្រួលដល់ការគ្រប់គ្រង និងការរក្សាទុកទិន្នន័យ។</w:t>
+      </w:r>
+    </w:p>
+    <w:p>
+      <w:pPr>
+        <w:pStyle w:val="ListParagraph"/>
+        <w:numPr>
+          <w:ilvl w:val="0"/>
+          <w:numId w:val="5"/>
+        </w:numPr>
+        <w:tabs>
+          <w:tab w:val="left" w:pos="540"/>
+        </w:tabs>
+        <w:jc w:val="both"/>
+        <w:rPr>
+          <w:rFonts w:ascii="Khmer OS Battambang" w:hAnsi="Khmer OS Battambang" w:cs="Khmer OS Battambang"/>
+          <w:sz w:val="24"/>
+          <w:szCs w:val="24"/>
+        </w:rPr>
+      </w:pPr>
+      <w:r>
+        <w:rPr>
+          <w:rFonts w:ascii="Khmer OS Battambang" w:hAnsi="Khmer OS Battambang" w:cs="Khmer OS Battambang"/>
+          <w:b/>
+          <w:bCs/>
+          <w:sz w:val="24"/>
+          <w:szCs w:val="24"/>
+          <w:cs/>
+        </w:rPr>
+        <w:t>ទិន្នន័យ (</w:t>
+      </w:r>
+      <w:r>
+        <w:rPr>
+          <w:rFonts w:ascii="Century" w:hAnsi="Century" w:cs="Khmer OS Battambang"/>
+          <w:b/>
+          <w:bCs/>
+          <w:sz w:val="24"/>
+          <w:szCs w:val="24"/>
+        </w:rPr>
+        <w:t>Data</w:t>
+      </w:r>
+      <w:r>
+        <w:rPr>
+          <w:rFonts w:ascii="Khmer OS Battambang" w:hAnsi="Khmer OS Battambang" w:cs="Khmer OS Battambang"/>
+          <w:b/>
+          <w:bCs/>
+          <w:sz w:val="24"/>
+          <w:szCs w:val="24"/>
+        </w:rPr>
+        <w:t>)</w:t>
+      </w:r>
+      <w:r>
+        <w:rPr>
+          <w:rFonts w:ascii="Khmer OS Battambang" w:hAnsi="Khmer OS Battambang" w:cs="Khmer OS Battambang"/>
+          <w:sz w:val="24"/>
+          <w:szCs w:val="24"/>
+          <w:cs/>
+        </w:rPr>
+        <w:t>៖ ជាព័ត៌មានដែលត្រូវបានប្រមូល រក្សាទុក និងប្រើប្រាស់សម្រាប់ការវិភាគ និងការសម្រេចចិត្ត។</w:t>
+      </w:r>
+    </w:p>
+    <w:p>
+      <w:pPr>
+        <w:tabs>
+          <w:tab w:val="left" w:pos="540"/>
+        </w:tabs>
+        <w:ind w:left="720"/>
+        <w:jc w:val="both"/>
+        <w:rPr>
+          <w:rFonts w:ascii="Khmer OS Bokor" w:hAnsi="Khmer OS Bokor" w:cs="Khmer OS Bokor"/>
+          <w:sz w:val="24"/>
+          <w:szCs w:val="24"/>
+        </w:rPr>
+      </w:pPr>
+      <w:r>
+        <w:rPr>
+          <w:rFonts w:ascii="Khmer OS Bokor" w:hAnsi="Khmer OS Bokor" w:cs="Khmer OS Bokor" w:hint="cs"/>
+          <w:sz w:val="24"/>
+          <w:szCs w:val="24"/>
+          <w:cs/>
+        </w:rPr>
+        <w:t>២.១.៣ តួនាទី និងអត្ថប្រយោជន៏នៃប្រព័ន្ធគ្រប់គ្រង</w:t>
+      </w:r>
+    </w:p>
+    <w:p>
+      <w:pPr>
+        <w:tabs>
+          <w:tab w:val="left" w:pos="540"/>
+        </w:tabs>
+        <w:jc w:val="both"/>
+        <w:rPr>
+          <w:rFonts w:ascii="Khmer OS Bokor" w:hAnsi="Khmer OS Bokor" w:cs="Khmer OS Bokor"/>
+          <w:sz w:val="24"/>
+          <w:szCs w:val="24"/>
+        </w:rPr>
+      </w:pPr>
+      <w:r>
+        <w:rPr>
+          <w:rFonts w:ascii="Khmer OS Bokor" w:hAnsi="Khmer OS Bokor" w:cs="Khmer OS Bokor"/>
+          <w:sz w:val="24"/>
+          <w:szCs w:val="24"/>
+          <w:cs/>
+        </w:rPr>
+        <w:lastRenderedPageBreak/>
+        <w:tab/>
+      </w:r>
+      <w:r>
+        <w:rPr>
+          <w:rFonts w:ascii="Khmer OS Battambang" w:hAnsi="Khmer OS Battambang" w:cs="Khmer OS Battambang"/>
+          <w:sz w:val="24"/>
+          <w:szCs w:val="24"/>
+          <w:cs/>
+        </w:rPr>
+        <w:t>ប្រព័ន្ធគ្រប់គ្រងមានតួនាទីសំខាន់ក្នុងការជួយអង្គការកាត់បន្ថយការងារដោយដៃ បន្ថែមល្បឿនការងារ និងបង្កើនភាពត្រឹមត្រូវក្នុងការគ្រប់គ្រងទិន្នន័យ។ ប្រព័ន្ធនេះអាចជួយឱ្យអ្នកគ្រប់គ្រងតាមដានស្ថានភាពការងារ វាយតម្លៃលទ្ធផល និងធ្វើការសម្រេចចិត្តដោយផ្អែកលើទិន្នន័យពិតប្រាកដ។</w:t>
+      </w:r>
+    </w:p>
+    <w:p>
+      <w:pPr>
+        <w:tabs>
+          <w:tab w:val="left" w:pos="540"/>
+        </w:tabs>
+        <w:jc w:val="both"/>
+        <w:rPr>
+          <w:rFonts w:ascii="Khmer OS Battambang" w:hAnsi="Khmer OS Battambang" w:cs="Khmer OS Battambang"/>
+          <w:sz w:val="24"/>
+          <w:szCs w:val="24"/>
+        </w:rPr>
+      </w:pPr>
+      <w:r>
+        <w:rPr>
+          <w:rFonts w:ascii="Khmer OS Battambang" w:hAnsi="Khmer OS Battambang" w:cs="Khmer OS Battambang"/>
+          <w:sz w:val="24"/>
+          <w:szCs w:val="24"/>
+          <w:cs/>
+        </w:rPr>
+        <w:t>លើសពីនេះទៅទៀត ប្រព័ន្ធគ្រប់គ្រងជួយលើកកម្ពស់ភាពមានរបៀបរៀបរយ ការសម្របសម្រួលការងាររវាងផ្នែកផ្សេងៗ និងការប្រើប្រាស់ធនធានឱ្យមានប្រសិទ្ធភាពខ្ពស់។ ក្នុងសម័យឌីជីថល ប្រព័ន្ធគ្រប់គ្រងបានក្លាយជាឧបករណ៍សំខាន់មួយ សម្រាប់ការអភិវឌ្ឍ និងការរីកចម្រើនរបស់អង្គការ។</w:t>
+      </w:r>
+    </w:p>
+    <w:p>
+      <w:pPr>
+        <w:tabs>
+          <w:tab w:val="left" w:pos="540"/>
+        </w:tabs>
+        <w:jc w:val="both"/>
+        <w:rPr>
+          <w:rFonts w:ascii="Khmer OS Battambang" w:hAnsi="Khmer OS Battambang" w:cs="Khmer OS Battambang"/>
+          <w:sz w:val="24"/>
+          <w:szCs w:val="24"/>
+        </w:rPr>
+      </w:pPr>
+    </w:p>
+    <w:p>
+      <w:pPr>
+        <w:tabs>
+          <w:tab w:val="left" w:pos="540"/>
+        </w:tabs>
+        <w:jc w:val="both"/>
+        <w:rPr>
+          <w:rFonts w:ascii="Khmer OS Muol" w:hAnsi="Khmer OS Muol" w:cs="Khmer OS Muol"/>
+          <w:sz w:val="24"/>
+          <w:szCs w:val="24"/>
+        </w:rPr>
+      </w:pPr>
+      <w:r>
+        <w:rPr>
+          <w:rFonts w:ascii="Khmer OS Muol" w:hAnsi="Khmer OS Muol" w:cs="Khmer OS Muol" w:hint="cs"/>
+          <w:sz w:val="24"/>
+          <w:szCs w:val="24"/>
+          <w:cs/>
+        </w:rPr>
+        <w:t>២.២ ទស្សនៈទូទៅអំពីប្រព័ន្ធគ្រប់គ្រងកីឡា</w:t>
+      </w:r>
+    </w:p>
+    <w:p>
+      <w:pPr>
+        <w:tabs>
+          <w:tab w:val="left" w:pos="540"/>
+        </w:tabs>
+        <w:jc w:val="both"/>
+        <w:rPr>
+          <w:rFonts w:ascii="Khmer OS Battambang" w:hAnsi="Khmer OS Battambang" w:cs="Khmer OS Battambang"/>
+          <w:szCs w:val="24"/>
+        </w:rPr>
+      </w:pPr>
+      <w:r>
+        <w:rPr>
+          <w:rFonts w:ascii="Khmer OS Muol" w:hAnsi="Khmer OS Muol" w:cs="Khmer OS Muol"/>
+          <w:sz w:val="24"/>
+          <w:szCs w:val="24"/>
+          <w:cs/>
+        </w:rPr>
+        <w:tab/>
+      </w:r>
+      <w:r>
+        <w:rPr>
+          <w:rFonts w:ascii="Khmer OS Battambang" w:hAnsi="Khmer OS Battambang" w:cs="Khmer OS Battambang"/>
+          <w:szCs w:val="24"/>
+          <w:cs/>
+        </w:rPr>
+        <w:t>ប្រព័ន្ធគ្រប់គ្រងកីឡា (</w:t>
+      </w:r>
+      <w:r>
+        <w:rPr>
+          <w:rFonts w:ascii="Century" w:hAnsi="Century" w:cs="Khmer OS Battambang"/>
+          <w:sz w:val="24"/>
+          <w:szCs w:val="24"/>
+        </w:rPr>
+        <w:t>Sport Management System</w:t>
+      </w:r>
+      <w:r>
+        <w:rPr>
+          <w:rFonts w:ascii="Khmer OS Battambang" w:hAnsi="Khmer OS Battambang" w:cs="Khmer OS Battambang"/>
+          <w:szCs w:val="24"/>
+        </w:rPr>
+        <w:t xml:space="preserve">) </w:t>
+      </w:r>
+      <w:r>
+        <w:rPr>
+          <w:rFonts w:ascii="Khmer OS Battambang" w:hAnsi="Khmer OS Battambang" w:cs="Khmer OS Battambang"/>
+          <w:szCs w:val="24"/>
+          <w:cs/>
+        </w:rPr>
+        <w:t>គឺជាប្រព័ន្ធព័ត៌មានមួយ ដែលត្រូវបានបង្កើតឡើង ដើម្បីគ្រប់គ្រងសកម្មភាព និងធនធានពាក់ព័ន្ធនានា ក្នុងវិស័យកីឡា ឱ្យមានប្រសិទ្ធភាព និងមានរបៀបរៀបរយ។ ប្រព័ន្ធនេះមានតួនាទីសំខាន់ក្នុងការរៀបចំទិន្នន័យកីឡាករ គ្រូបង្វឹក កម្មវិធីហ្វឹកហាត់ ការប្រកួត ឧបករណ៍កីឡា និងលទ្ធផលនៃការប្រកួត។</w:t>
+      </w:r>
+    </w:p>
+    <w:p>
+      <w:pPr>
+        <w:tabs>
+          <w:tab w:val="left" w:pos="540"/>
+        </w:tabs>
+        <w:jc w:val="both"/>
+        <w:rPr>
+          <w:rFonts w:ascii="Khmer OS Battambang" w:hAnsi="Khmer OS Battambang" w:cs="Khmer OS Battambang"/>
+          <w:sz w:val="24"/>
+          <w:szCs w:val="24"/>
+        </w:rPr>
+      </w:pPr>
+      <w:r>
+        <w:rPr>
+          <w:rFonts w:ascii="Khmer OS Battambang" w:hAnsi="Khmer OS Battambang" w:cs="Khmer OS Battambang"/>
+          <w:sz w:val="24"/>
+          <w:szCs w:val="24"/>
+          <w:cs/>
+        </w:rPr>
+        <w:t>ក្នុងបរិបទសម័យទំនើប ការគ្រប់គ្រងកីឡាមិនអាចពឹងផ្អែកលើការកត់ត្រាបែបប្រពៃណីបានទៀតទេ ព្រោះវិស័យកីឡាមានការរីកចម្រើន និងស្មុគស្មាញកាន់តែខ្លាំង។ ដូច្នេះ ប្រព័ន្ធគ្រប់គ្រងកីឡាជាបច្ចេកវិទ្យាឌីជីថល ត្រូវបានអភិវឌ្ឍឡើង ដើម្បីជួយសម្រួលដល់ការងារគ្រប់គ្រង និងបង្កើនភាពត្រឹមត្រូវក្នុងការប្រើប្រាស់ព័ត៌មាន។</w:t>
+      </w:r>
+    </w:p>
+    <w:p>
+      <w:pPr>
+        <w:tabs>
+          <w:tab w:val="left" w:pos="540"/>
+        </w:tabs>
+        <w:jc w:val="both"/>
+        <w:rPr>
+          <w:rFonts w:ascii="Khmer OS Bokor" w:hAnsi="Khmer OS Bokor" w:cs="Khmer OS Bokor"/>
+          <w:sz w:val="24"/>
+          <w:szCs w:val="24"/>
+        </w:rPr>
+      </w:pPr>
+      <w:r>
+        <w:rPr>
+          <w:rFonts w:ascii="Khmer OS Battambang" w:hAnsi="Khmer OS Battambang" w:cs="Khmer OS Battambang"/>
+          <w:sz w:val="24"/>
+          <w:szCs w:val="24"/>
+        </w:rPr>
+        <w:tab/>
+      </w:r>
+      <w:r>
+        <w:rPr>
+          <w:rFonts w:ascii="Khmer OS Bokor" w:hAnsi="Khmer OS Bokor" w:cs="Khmer OS Bokor" w:hint="cs"/>
+          <w:sz w:val="24"/>
+          <w:szCs w:val="24"/>
+          <w:cs/>
+        </w:rPr>
+        <w:t>២.២.១ និយមន័យ និងគោលបំណងនៃប្រព័ន្ធគ្រប់គ្រងកីឡា</w:t>
+      </w:r>
+    </w:p>
+    <w:p>
+      <w:pPr>
+        <w:tabs>
+          <w:tab w:val="left" w:pos="540"/>
+        </w:tabs>
+        <w:jc w:val="both"/>
+        <w:rPr>
+          <w:rFonts w:ascii="Khmer OS Battambang" w:hAnsi="Khmer OS Battambang" w:cs="Khmer OS Battambang"/>
+          <w:sz w:val="24"/>
+          <w:szCs w:val="24"/>
+        </w:rPr>
+      </w:pPr>
+      <w:r>
+        <w:rPr>
+          <w:rFonts w:ascii="Khmer OS Battambang" w:hAnsi="Khmer OS Battambang" w:cs="Khmer OS Battambang"/>
+          <w:sz w:val="24"/>
+          <w:szCs w:val="24"/>
+          <w:cs/>
+        </w:rPr>
+        <w:tab/>
+      </w:r>
+      <w:r>
+        <w:rPr>
+          <w:rFonts w:ascii="Khmer OS Battambang" w:hAnsi="Khmer OS Battambang" w:cs="Khmer OS Battambang"/>
+          <w:sz w:val="24"/>
+          <w:szCs w:val="24"/>
+          <w:cs/>
+        </w:rPr>
+        <w:t>តាមទស្សនៈវិជ្ជាការ ប្រព័ន្ធគ្រប់គ្រងកីឡា ត្រូវបានកំណត់ថាជាប្រព័ន្ធមួយ ដែលរួមបញ្ចូលមនុស្ស ដំណើរការ និងបច្ចេកវិទ្យា ដើម្បីគ្រប់គ្រង និងគាំទ្រសកម្មភាពកីឡាទាំងមូល។ គោលបំណងសំខាន់នៃប្រព័ន្ធនេះ គឺដើម្បីធានាឱ្យការគ្រប់គ្រងកីឡាប្រព្រឹត្តទៅយ៉ាងមានប្រសិទ្ធភាព ត្រឹមត្រូវ និងមានភាពថ្លៃថ្នូរ។</w:t>
+      </w:r>
+    </w:p>
+    <w:p>
+      <w:pPr>
+        <w:tabs>
+          <w:tab w:val="left" w:pos="540"/>
+        </w:tabs>
+        <w:jc w:val="both"/>
+        <w:rPr>
+          <w:rFonts w:ascii="Khmer OS Battambang" w:hAnsi="Khmer OS Battambang" w:cs="Khmer OS Battambang"/>
+          <w:sz w:val="24"/>
+          <w:szCs w:val="24"/>
+        </w:rPr>
+      </w:pPr>
+      <w:r>
+        <w:rPr>
+          <w:rFonts w:ascii="Khmer OS Battambang" w:hAnsi="Khmer OS Battambang" w:cs="Khmer OS Battambang"/>
+          <w:sz w:val="24"/>
+          <w:szCs w:val="24"/>
+          <w:cs/>
+        </w:rPr>
+        <w:t>ប្រព័ន្ធគ្រប់គ្រងកីឡាមានគោលបំណងជួយកាត់បន្ថយការងារដោយដៃ សន្សំពេលវេលា និងបង្កើនសមត្ថភាពអ្នកគ្រប់គ្រង និងគ្រូបង្វឹក ក្នុងការតាមដាន និងវាយតម្លៃសកម្មភាពកីឡា។</w:t>
+      </w:r>
+    </w:p>
+    <w:p>
+      <w:pPr>
+        <w:tabs>
+          <w:tab w:val="left" w:pos="540"/>
+        </w:tabs>
+        <w:jc w:val="both"/>
+        <w:rPr>
+          <w:rFonts w:ascii="Khmer OS Bokor" w:hAnsi="Khmer OS Bokor" w:cs="Khmer OS Bokor"/>
+          <w:sz w:val="24"/>
+          <w:szCs w:val="24"/>
+        </w:rPr>
+      </w:pPr>
+      <w:r>
+        <w:rPr>
+          <w:rFonts w:ascii="Khmer OS Battambang" w:hAnsi="Khmer OS Battambang" w:cs="Khmer OS Battambang"/>
+          <w:sz w:val="24"/>
+          <w:szCs w:val="24"/>
+          <w:cs/>
+        </w:rPr>
+        <w:tab/>
+      </w:r>
+      <w:r>
+        <w:rPr>
+          <w:rFonts w:ascii="Khmer OS Bokor" w:hAnsi="Khmer OS Bokor" w:cs="Khmer OS Bokor" w:hint="cs"/>
+          <w:sz w:val="24"/>
+          <w:szCs w:val="24"/>
+          <w:cs/>
+        </w:rPr>
+        <w:t xml:space="preserve">២.២.២ </w:t>
+      </w:r>
+      <w:r>
+        <w:rPr>
+          <w:rFonts w:ascii="Khmer OS Bokor" w:hAnsi="Khmer OS Bokor" w:cs="Khmer OS Bokor" w:hint="cs"/>
+          <w:sz w:val="24"/>
+          <w:szCs w:val="24"/>
+          <w:cs/>
+        </w:rPr>
+        <w:t>ប្រភេទនៃប្រព័ន្ធគ្រប់គ្រងកីឡា</w:t>
+      </w:r>
+    </w:p>
+    <w:p>
+      <w:pPr>
+        <w:tabs>
+          <w:tab w:val="left" w:pos="540"/>
+        </w:tabs>
+        <w:jc w:val="both"/>
+        <w:rPr>
+          <w:rFonts w:ascii="Khmer OS Battambang" w:hAnsi="Khmer OS Battambang" w:cs="Khmer OS Battambang"/>
+          <w:szCs w:val="24"/>
+        </w:rPr>
+      </w:pPr>
+      <w:r>
+        <w:rPr>
+          <w:rFonts w:ascii="Khmer OS Bokor" w:hAnsi="Khmer OS Bokor" w:cs="Khmer OS Bokor"/>
+          <w:sz w:val="24"/>
+          <w:szCs w:val="24"/>
+          <w:cs/>
+        </w:rPr>
+        <w:tab/>
+      </w:r>
+      <w:r>
+        <w:rPr>
+          <w:rFonts w:ascii="Khmer OS Battambang" w:hAnsi="Khmer OS Battambang" w:cs="Khmer OS Battambang"/>
+          <w:szCs w:val="24"/>
+          <w:cs/>
+        </w:rPr>
+        <w:t>ប្រព័ន្ធគ្រប់គ្រងកីឡាអាចបែងចែកជាប្រភេទផ្សេងៗ អាស្រ័យលើបរិបទនៃការប្រើប្រាស់ ដូចជា៖</w:t>
+      </w:r>
+    </w:p>
+    <w:p>
+      <w:pPr>
+        <w:pStyle w:val="ListParagraph"/>
+        <w:numPr>
+          <w:ilvl w:val="0"/>
+          <w:numId w:val="7"/>
+        </w:numPr>
+        <w:tabs>
+          <w:tab w:val="left" w:pos="540"/>
+        </w:tabs>
+        <w:jc w:val="both"/>
+        <w:rPr>
+          <w:rFonts w:ascii="Khmer OS Battambang" w:hAnsi="Khmer OS Battambang" w:cs="Khmer OS Battambang"/>
+          <w:sz w:val="24"/>
+          <w:szCs w:val="24"/>
+        </w:rPr>
+      </w:pPr>
+      <w:r>
+        <w:rPr>
+          <w:rFonts w:ascii="Khmer OS Battambang" w:hAnsi="Khmer OS Battambang" w:cs="Khmer OS Battambang"/>
+          <w:sz w:val="24"/>
+          <w:szCs w:val="24"/>
+          <w:cs/>
+        </w:rPr>
+        <w:t>ប្រព័ន្ធគ្រប់គ្រងកីឡាក្នុងសាលា និងសាកលវិទ្យាល័យ</w:t>
+      </w:r>
+    </w:p>
+    <w:p>
+      <w:pPr>
+        <w:pStyle w:val="ListParagraph"/>
+        <w:numPr>
+          <w:ilvl w:val="0"/>
+          <w:numId w:val="7"/>
+        </w:numPr>
+        <w:tabs>
+          <w:tab w:val="left" w:pos="540"/>
+        </w:tabs>
+        <w:jc w:val="both"/>
+        <w:rPr>
+          <w:rFonts w:ascii="Khmer OS Battambang" w:hAnsi="Khmer OS Battambang" w:cs="Khmer OS Battambang"/>
+          <w:sz w:val="24"/>
+          <w:szCs w:val="24"/>
+        </w:rPr>
+      </w:pPr>
+      <w:r>
+        <w:rPr>
+          <w:rFonts w:ascii="Khmer OS Battambang" w:hAnsi="Khmer OS Battambang" w:cs="Khmer OS Battambang"/>
+          <w:sz w:val="24"/>
+          <w:szCs w:val="24"/>
+          <w:cs/>
+        </w:rPr>
+        <w:lastRenderedPageBreak/>
+        <w:t>ប្រព័ន្ធគ្រប់គ្រងកីឡានៅក្នុងអង្គការ ឬសមាគមកីឡា</w:t>
+      </w:r>
+    </w:p>
+    <w:p>
+      <w:pPr>
+        <w:pStyle w:val="ListParagraph"/>
+        <w:numPr>
+          <w:ilvl w:val="0"/>
+          <w:numId w:val="7"/>
+        </w:numPr>
+        <w:tabs>
+          <w:tab w:val="left" w:pos="540"/>
+        </w:tabs>
+        <w:jc w:val="both"/>
+        <w:rPr>
+          <w:rFonts w:ascii="Khmer OS Battambang" w:hAnsi="Khmer OS Battambang" w:cs="Khmer OS Battambang"/>
+          <w:sz w:val="24"/>
+          <w:szCs w:val="24"/>
+        </w:rPr>
+      </w:pPr>
+      <w:r>
+        <w:rPr>
+          <w:rFonts w:ascii="Khmer OS Battambang" w:hAnsi="Khmer OS Battambang" w:cs="Khmer OS Battambang"/>
+          <w:sz w:val="24"/>
+          <w:szCs w:val="24"/>
+          <w:cs/>
+        </w:rPr>
+        <w:t>ប្រព័ន្ធគ្រប់គ្រងកីឡាជំនាញ និងកីឡាអាជីព</w:t>
+      </w:r>
+    </w:p>
+    <w:p>
+      <w:pPr>
+        <w:tabs>
+          <w:tab w:val="left" w:pos="540"/>
+        </w:tabs>
+        <w:jc w:val="both"/>
+        <w:rPr>
+          <w:rFonts w:ascii="Khmer OS Battambang" w:hAnsi="Khmer OS Battambang" w:cs="Khmer OS Battambang"/>
+          <w:sz w:val="24"/>
+          <w:szCs w:val="24"/>
+        </w:rPr>
+      </w:pPr>
+      <w:r>
+        <w:rPr>
+          <w:rFonts w:ascii="Khmer OS Battambang" w:hAnsi="Khmer OS Battambang" w:cs="Khmer OS Battambang"/>
+          <w:sz w:val="24"/>
+          <w:szCs w:val="24"/>
+          <w:cs/>
+        </w:rPr>
+        <w:t>ប្រភេទទាំងនេះមានលក្ខណៈខុសគ្នាទៅតាមគោលដៅ ប៉ុន្តែសុទ្ធសឹងមានគោលបំណងរួមគ្នា គឺការគ្រប់គ្រងសកម្មភាពកីឡាឱ្យមានប្រសិទ្ធភាព និងមានប្រព័ន្ធ។</w:t>
+      </w:r>
+    </w:p>
+    <w:p>
+      <w:pPr>
+        <w:tabs>
+          <w:tab w:val="left" w:pos="540"/>
+        </w:tabs>
+        <w:jc w:val="both"/>
+        <w:rPr>
+          <w:rFonts w:ascii="Khmer OS Bokor" w:hAnsi="Khmer OS Bokor" w:cs="Khmer OS Bokor"/>
+          <w:sz w:val="24"/>
+          <w:szCs w:val="24"/>
+        </w:rPr>
+      </w:pPr>
+      <w:r>
+        <w:rPr>
+          <w:rFonts w:ascii="Khmer OS Battambang" w:hAnsi="Khmer OS Battambang" w:cs="Khmer OS Battambang"/>
+          <w:sz w:val="24"/>
+          <w:szCs w:val="24"/>
+          <w:cs/>
+        </w:rPr>
+        <w:tab/>
+      </w:r>
+      <w:r>
+        <w:rPr>
+          <w:rFonts w:ascii="Khmer OS Bokor" w:hAnsi="Khmer OS Bokor" w:cs="Khmer OS Bokor" w:hint="cs"/>
+          <w:sz w:val="24"/>
+          <w:szCs w:val="24"/>
+          <w:cs/>
+        </w:rPr>
+        <w:t>២.២.៣ អ្នកពាក់ព័ន្ធក្នុងប្រព័ន្ធគ្រប់គ្រងកីឡា</w:t>
+      </w:r>
+    </w:p>
+    <w:p>
+      <w:pPr>
+        <w:tabs>
+          <w:tab w:val="left" w:pos="540"/>
+        </w:tabs>
+        <w:jc w:val="both"/>
+        <w:rPr>
+          <w:rFonts w:ascii="Khmer OS Battambang" w:hAnsi="Khmer OS Battambang" w:cs="Khmer OS Battambang"/>
+          <w:sz w:val="24"/>
+          <w:szCs w:val="24"/>
+        </w:rPr>
+      </w:pPr>
+      <w:r>
+        <w:rPr>
+          <w:rFonts w:ascii="Khmer OS Battambang" w:hAnsi="Khmer OS Battambang" w:cs="Khmer OS Battambang"/>
+          <w:sz w:val="24"/>
+          <w:szCs w:val="24"/>
+          <w:cs/>
+        </w:rPr>
+        <w:tab/>
+      </w:r>
+      <w:r>
+        <w:rPr>
+          <w:rFonts w:ascii="Khmer OS Battambang" w:hAnsi="Khmer OS Battambang" w:cs="Khmer OS Battambang"/>
+          <w:sz w:val="24"/>
+          <w:szCs w:val="24"/>
+          <w:cs/>
+        </w:rPr>
+        <w:t>ប្រព័ន្ធគ្រប់គ្រងកីឡាមានអ្នកពាក់ព័ន្ធជាចម្បង ដូចជា អ្នកគ្រប់គ្រង គ្រូបង្វឹក និងកីឡាករ។ អ្នកគ្រប់គ្រងមានតួនាទីក្នុងការរៀបចំផែនការ និងធ្វើការសម្រេចចិត្ត។ គ្រូបង្វឹកមានតួនាទីក្នុងការគ្រប់គ្រងការហ្វឹកហាត់ និងវាយតម្លៃសមត្ថភាពកីឡាករ ខណៈដែលកីឡាករជាអ្នកទទួលផលផ្ទាល់ពីប្រព័ន្ធ។</w:t>
+      </w:r>
+    </w:p>
+    <w:p>
+      <w:pPr>
+        <w:tabs>
+          <w:tab w:val="left" w:pos="540"/>
+        </w:tabs>
+        <w:jc w:val="both"/>
+        <w:rPr>
+          <w:rFonts w:ascii="Khmer OS Battambang" w:hAnsi="Khmer OS Battambang" w:cs="Khmer OS Battambang"/>
+          <w:sz w:val="24"/>
+          <w:szCs w:val="24"/>
+        </w:rPr>
+      </w:pPr>
+      <w:r>
+        <w:rPr>
+          <w:rFonts w:ascii="Khmer OS Battambang" w:hAnsi="Khmer OS Battambang" w:cs="Khmer OS Battambang"/>
+          <w:sz w:val="24"/>
+          <w:szCs w:val="24"/>
+          <w:cs/>
+        </w:rPr>
+        <w:t>ការសហការរវាងអ្នកពាក់ព័ន្ធទាំងនេះ គឺជាចំណុចសំខាន់ដែលធ្វើឱ្យប្រព័ន្ធគ្រប់គ្រងកីឡាដំណើរការបានយ៉ាងមានប្រសិទ្ធភាព។</w:t>
+      </w:r>
+    </w:p>
+    <w:p>
+      <w:pPr>
+        <w:tabs>
+          <w:tab w:val="left" w:pos="540"/>
+        </w:tabs>
+        <w:jc w:val="both"/>
+        <w:rPr>
+          <w:rFonts w:ascii="Khmer OS Bokor" w:hAnsi="Khmer OS Bokor" w:cs="Khmer OS Bokor"/>
+          <w:sz w:val="24"/>
+          <w:szCs w:val="24"/>
+        </w:rPr>
+      </w:pPr>
+      <w:r>
+        <w:rPr>
+          <w:rFonts w:ascii="Khmer OS Battambang" w:hAnsi="Khmer OS Battambang" w:cs="Khmer OS Battambang"/>
+          <w:sz w:val="24"/>
+          <w:szCs w:val="24"/>
+          <w:cs/>
+        </w:rPr>
+        <w:tab/>
+      </w:r>
+      <w:r>
+        <w:rPr>
+          <w:rFonts w:ascii="Khmer OS Bokor" w:hAnsi="Khmer OS Bokor" w:cs="Khmer OS Bokor" w:hint="cs"/>
+          <w:sz w:val="24"/>
+          <w:szCs w:val="24"/>
+          <w:cs/>
+        </w:rPr>
+        <w:t>២.២.៤ តួនាទី និងអត្ថប្រយោជន៏ប្រព័ន្ធគ្រប់គ្រងកីឡា</w:t>
+      </w:r>
+    </w:p>
+    <w:p>
+      <w:pPr>
+        <w:tabs>
+          <w:tab w:val="left" w:pos="540"/>
+        </w:tabs>
+        <w:jc w:val="both"/>
+        <w:rPr>
+          <w:rFonts w:ascii="Khmer OS Battambang" w:hAnsi="Khmer OS Battambang" w:cs="Khmer OS Battambang"/>
+          <w:sz w:val="24"/>
+          <w:szCs w:val="24"/>
+        </w:rPr>
+      </w:pPr>
+      <w:r>
+        <w:rPr>
+          <w:rFonts w:ascii="Khmer OS Battambang" w:hAnsi="Khmer OS Battambang" w:cs="Khmer OS Battambang"/>
+          <w:sz w:val="24"/>
+          <w:szCs w:val="24"/>
+          <w:cs/>
+        </w:rPr>
+        <w:tab/>
+      </w:r>
+      <w:r>
+        <w:rPr>
+          <w:rFonts w:ascii="Khmer OS Battambang" w:hAnsi="Khmer OS Battambang" w:cs="Khmer OS Battambang"/>
+          <w:sz w:val="24"/>
+          <w:szCs w:val="24"/>
+          <w:cs/>
+        </w:rPr>
+        <w:t>ប្រព័ន្ធគ្រប់គ្រងកីឡាមានតួនាទីសំខាន់ក្នុងការបង្កើនប្រសិទ្ធភាពការងារ កាត់បន្ថយកំហុស និងបង្កើនភាពត្រឹមត្រូវក្នុងការគ្រប់គ្រងទិន្នន័យកីឡា។ វាជួយឱ្យការរៀបចំសកម្មភាពកីឡាមានភាពច្បាស់លាស់ និងងាយស្រួលតាមដាន។</w:t>
+      </w:r>
+    </w:p>
+    <w:p>
+      <w:pPr>
+        <w:tabs>
+          <w:tab w:val="left" w:pos="540"/>
+        </w:tabs>
+        <w:jc w:val="both"/>
+        <w:rPr>
+          <w:rFonts w:ascii="Khmer OS Battambang" w:hAnsi="Khmer OS Battambang" w:cs="Khmer OS Battambang"/>
+          <w:sz w:val="24"/>
+          <w:szCs w:val="24"/>
+        </w:rPr>
+      </w:pPr>
+      <w:r>
+        <w:rPr>
+          <w:rFonts w:ascii="Khmer OS Battambang" w:hAnsi="Khmer OS Battambang" w:cs="Khmer OS Battambang"/>
+          <w:sz w:val="24"/>
+          <w:szCs w:val="24"/>
+          <w:cs/>
+        </w:rPr>
+        <w:t>លើសពីនេះទៅទៀត ប្រព័ន្ធគ្រប់គ្រងកីឡាជួយគាំទ្រដល់ការសម្រេចចិត្តរបស់អ្នកគ្រប់គ្រង និងជួយលើកកម្ពស់គុណភាពការបង្វឹក និងការអភិវឌ្ឍសមត្ថភាពកីឡាករ។ ប្រព័ន្ធនេះក៏មានតួនាទីសំខាន់ក្នុងការអភិវឌ្ឍវិស័យកីឡាឱ្យមានភាពទាន់សម័យ និងមានស្តង់ដារ។</w:t>
+      </w:r>
+    </w:p>
+    <w:p>
+      <w:pPr>
+        <w:tabs>
+          <w:tab w:val="left" w:pos="540"/>
+        </w:tabs>
+        <w:jc w:val="both"/>
+        <w:rPr>
+          <w:rFonts w:ascii="Khmer OS Battambang" w:hAnsi="Khmer OS Battambang" w:cs="Khmer OS Battambang"/>
+          <w:sz w:val="24"/>
+          <w:szCs w:val="24"/>
+        </w:rPr>
+      </w:pPr>
+    </w:p>
+    <w:p>
+      <w:pPr>
+        <w:tabs>
+          <w:tab w:val="left" w:pos="540"/>
+        </w:tabs>
+        <w:jc w:val="both"/>
+        <w:rPr>
+          <w:rFonts w:ascii="Khmer OS Battambang" w:hAnsi="Khmer OS Battambang" w:cs="Khmer OS Battambang"/>
+          <w:sz w:val="24"/>
+          <w:szCs w:val="24"/>
+        </w:rPr>
+      </w:pPr>
+    </w:p>
+    <w:p>
+      <w:pPr>
+        <w:tabs>
+          <w:tab w:val="left" w:pos="540"/>
+        </w:tabs>
+        <w:jc w:val="both"/>
+        <w:rPr>
+          <w:rFonts w:ascii="Khmer OS Bokor" w:hAnsi="Khmer OS Bokor" w:cs="Khmer OS Bokor"/>
+          <w:sz w:val="24"/>
+          <w:szCs w:val="24"/>
+        </w:rPr>
+      </w:pPr>
+    </w:p>
+    <w:p>
+      <w:pPr>
+        <w:tabs>
+          <w:tab w:val="left" w:pos="540"/>
+        </w:tabs>
+        <w:jc w:val="both"/>
+        <w:rPr>
+          <w:rFonts w:ascii="Khmer OS Battambang" w:hAnsi="Khmer OS Battambang" w:cs="Khmer OS Battambang"/>
+          <w:sz w:val="24"/>
+          <w:szCs w:val="24"/>
+          <w:cs/>
+        </w:rPr>
+      </w:pPr>
+      <w:r>
+        <w:rPr>
+          <w:rFonts w:ascii="Khmer OS Battambang" w:hAnsi="Khmer OS Battambang" w:cs="Khmer OS Battambang"/>
+          <w:sz w:val="24"/>
+          <w:szCs w:val="24"/>
+          <w:cs/>
+        </w:rPr>
+        <w:br w:type="page"/>
+      </w:r>
+    </w:p>
+    <w:p>
+      <w:pPr>
+        <w:tabs>
+          <w:tab w:val="left" w:pos="540"/>
+        </w:tabs>
+        <w:jc w:val="both"/>
+        <w:rPr>
+          <w:rFonts w:ascii="Khmer OS Battambang" w:hAnsi="Khmer OS Battambang" w:cs="Khmer OS Battambang"/>
+          <w:sz w:val="24"/>
+          <w:szCs w:val="24"/>
+          <w:cs/>
+        </w:rPr>
+      </w:pPr>
+      <w:r>
+        <w:rPr>
+          <w:rFonts w:ascii="Khmer OS Battambang" w:hAnsi="Khmer OS Battambang" w:cs="Khmer OS Battambang"/>
+          <w:sz w:val="24"/>
+          <w:szCs w:val="24"/>
+          <w:cs/>
+        </w:rPr>
+        <w:lastRenderedPageBreak/>
+        <w:br w:type="page"/>
+      </w:r>
+    </w:p>
+    <w:p>
+      <w:pPr>
+        <w:tabs>
+          <w:tab w:val="left" w:pos="540"/>
+        </w:tabs>
+        <w:jc w:val="both"/>
         <w:rPr>
           <w:rFonts w:ascii="Khmer OS Battambang" w:hAnsi="Khmer OS Battambang" w:cs="Khmer OS Battambang"/>
           <w:sz w:val="24"/>
@@ -6470,7 +7587,7 @@
     <w:pPr>
       <w:pStyle w:val="Footer"/>
       <w:rPr>
-        <w:rFonts w:ascii="Cambria" w:hAnsi="Cambria" w:cs="Khmer OS Battambang" w:hint="cs"/>
+        <w:rFonts w:ascii="Cambria" w:hAnsi="Cambria" w:cs="Khmer OS Battambang"/>
         <w:noProof/>
         <w:cs/>
       </w:rPr>
@@ -6512,7 +7629,15 @@
             <w:szCs w:val="22"/>
             <w:cs/>
           </w:rPr>
-          <w:t xml:space="preserve"> បច្ចេកវិទ្យាព័ត៌មាន</w:t>
+          <w:t xml:space="preserve"> </w:t>
+        </w:r>
+        <w:r>
+          <w:rPr>
+            <w:rFonts w:ascii="Khmer OS Battambang" w:hAnsi="Khmer OS Battambang" w:cs="Khmer OS Battambang"/>
+            <w:szCs w:val="22"/>
+            <w:cs/>
+          </w:rPr>
+          <w:t>បច្ចេកវិទ្យាព័ត៌មាន</w:t>
         </w:r>
         <w:r>
           <w:tab/>
@@ -6620,7 +7745,6 @@
         <w:tab w:val="clear" w:pos="4680"/>
       </w:tabs>
       <w:rPr>
-        <w:rFonts w:hint="cs"/>
         <w:b/>
         <w:bCs/>
         <w:cs/>
@@ -6684,6 +7808,417 @@
 <file path=word/numbering.xml><?xml version="1.0" encoding="utf-8"?>
 <w:numbering xmlns:wpc="http://schemas.microsoft.com/office/word/2010/wordprocessingCanvas" xmlns:cx="http://schemas.microsoft.com/office/drawing/2014/chartex" xmlns:cx1="http://schemas.microsoft.com/office/drawing/2015/9/8/chartex" xmlns:cx2="http://schemas.microsoft.com/office/drawing/2015/10/21/chartex" xmlns:cx3="http://schemas.microsoft.com/office/drawing/2016/5/9/chartex" xmlns:cx4="http://schemas.microsoft.com/office/drawing/2016/5/10/chartex" xmlns:cx5="http://schemas.microsoft.com/office/drawing/2016/5/11/chartex" xmlns:cx6="http://schemas.microsoft.com/office/drawing/2016/5/12/chartex" xmlns:cx7="http://schemas.microsoft.com/office/drawing/2016/5/13/chartex" xmlns:cx8="http://schemas.microsoft.com/office/drawing/2016/5/14/chartex" xmlns:mc="http://schemas.openxmlformats.org/markup-compatibility/2006" xmlns:aink="http://schemas.microsoft.com/office/drawing/2016/ink" xmlns:am3d="http://schemas.microsoft.com/office/drawing/2017/model3d" xmlns:o="urn:schemas-microsoft-com:office:office" xmlns:oel="http://schemas.microsoft.com/office/2019/extlst" xmlns:r="http://schemas.openxmlformats.org/officeDocument/2006/relationships" xmlns:m="http://schemas.openxmlformats.org/officeDocument/2006/math" xmlns:v="urn:schemas-microsoft-com:vml" xmlns:wp14="http://schemas.microsoft.com/office/word/2010/wordprocessingDrawing" xmlns:wp="http://schemas.openxmlformats.org/drawingml/2006/wordprocessingDrawing" xmlns:w10="urn:schemas-microsoft-com:office:word" xmlns:w="http://schemas.openxmlformats.org/wordprocessingml/2006/main" xmlns:w14="http://schemas.microsoft.com/office/word/2010/wordml" xmlns:w15="http://schemas.microsoft.com/office/word/2012/wordml" xmlns:w16cex="http://schemas.microsoft.com/office/word/2018/wordml/cex" xmlns:w16cid="http://schemas.microsoft.com/office/word/2016/wordml/cid" xmlns:w16="http://schemas.microsoft.com/office/word/2018/wordml" xmlns:w16du="http://schemas.microsoft.com/office/word/2023/wordml/word16du" xmlns:w16sdtdh="http://schemas.microsoft.com/office/word/2020/wordml/sdtdatahash" xmlns:w16sdtfl="http://schemas.microsoft.com/office/word/2024/wordml/sdtformatlock" xmlns:w16se="http://schemas.microsoft.com/office/word/2015/wordml/symex" xmlns:wpg="http://schemas.microsoft.com/office/word/2010/wordprocessingGroup" xmlns:wpi="http://schemas.microsoft.com/office/word/2010/wordprocessingInk" xmlns:wne="http://schemas.microsoft.com/office/word/2006/wordml" xmlns:wps="http://schemas.microsoft.com/office/word/2010/wordprocessingShape" mc:Ignorable="w14 w15 w16se w16cid w16 w16cex w16sdtdh w16sdtfl w16du wp14">
   <w:abstractNum w:abstractNumId="0" w15:restartNumberingAfterBreak="0">
+    <w:nsid w:val="084029BB"/>
+    <w:multiLevelType w:val="multilevel"/>
+    <w:tmpl w:val="4B8C9666"/>
+    <w:lvl w:ilvl="0">
+      <w:start w:val="1"/>
+      <w:numFmt w:val="bullet"/>
+      <w:lvlText w:val=""/>
+      <w:lvlJc w:val="left"/>
+      <w:pPr>
+        <w:tabs>
+          <w:tab w:val="num" w:pos="720"/>
+        </w:tabs>
+        <w:ind w:left="720" w:hanging="360"/>
+      </w:pPr>
+      <w:rPr>
+        <w:rFonts w:ascii="Symbol" w:hAnsi="Symbol" w:hint="default"/>
+        <w:sz w:val="20"/>
+      </w:rPr>
+    </w:lvl>
+    <w:lvl w:ilvl="1" w:tentative="1">
+      <w:start w:val="1"/>
+      <w:numFmt w:val="bullet"/>
+      <w:lvlText w:val="o"/>
+      <w:lvlJc w:val="left"/>
+      <w:pPr>
+        <w:tabs>
+          <w:tab w:val="num" w:pos="1440"/>
+        </w:tabs>
+        <w:ind w:left="1440" w:hanging="360"/>
+      </w:pPr>
+      <w:rPr>
+        <w:rFonts w:ascii="Courier New" w:hAnsi="Courier New" w:hint="default"/>
+        <w:sz w:val="20"/>
+      </w:rPr>
+    </w:lvl>
+    <w:lvl w:ilvl="2" w:tentative="1">
+      <w:start w:val="1"/>
+      <w:numFmt w:val="bullet"/>
+      <w:lvlText w:val=""/>
+      <w:lvlJc w:val="left"/>
+      <w:pPr>
+        <w:tabs>
+          <w:tab w:val="num" w:pos="2160"/>
+        </w:tabs>
+        <w:ind w:left="2160" w:hanging="360"/>
+      </w:pPr>
+      <w:rPr>
+        <w:rFonts w:ascii="Wingdings" w:hAnsi="Wingdings" w:hint="default"/>
+        <w:sz w:val="20"/>
+      </w:rPr>
+    </w:lvl>
+    <w:lvl w:ilvl="3" w:tentative="1">
+      <w:start w:val="1"/>
+      <w:numFmt w:val="bullet"/>
+      <w:lvlText w:val=""/>
+      <w:lvlJc w:val="left"/>
+      <w:pPr>
+        <w:tabs>
+          <w:tab w:val="num" w:pos="2880"/>
+        </w:tabs>
+        <w:ind w:left="2880" w:hanging="360"/>
+      </w:pPr>
+      <w:rPr>
+        <w:rFonts w:ascii="Wingdings" w:hAnsi="Wingdings" w:hint="default"/>
+        <w:sz w:val="20"/>
+      </w:rPr>
+    </w:lvl>
+    <w:lvl w:ilvl="4" w:tentative="1">
+      <w:start w:val="1"/>
+      <w:numFmt w:val="bullet"/>
+      <w:lvlText w:val=""/>
+      <w:lvlJc w:val="left"/>
+      <w:pPr>
+        <w:tabs>
+          <w:tab w:val="num" w:pos="3600"/>
+        </w:tabs>
+        <w:ind w:left="3600" w:hanging="360"/>
+      </w:pPr>
+      <w:rPr>
+        <w:rFonts w:ascii="Wingdings" w:hAnsi="Wingdings" w:hint="default"/>
+        <w:sz w:val="20"/>
+      </w:rPr>
+    </w:lvl>
+    <w:lvl w:ilvl="5" w:tentative="1">
+      <w:start w:val="1"/>
+      <w:numFmt w:val="bullet"/>
+      <w:lvlText w:val=""/>
+      <w:lvlJc w:val="left"/>
+      <w:pPr>
+        <w:tabs>
+          <w:tab w:val="num" w:pos="4320"/>
+        </w:tabs>
+        <w:ind w:left="4320" w:hanging="360"/>
+      </w:pPr>
+      <w:rPr>
+        <w:rFonts w:ascii="Wingdings" w:hAnsi="Wingdings" w:hint="default"/>
+        <w:sz w:val="20"/>
+      </w:rPr>
+    </w:lvl>
+    <w:lvl w:ilvl="6" w:tentative="1">
+      <w:start w:val="1"/>
+      <w:numFmt w:val="bullet"/>
+      <w:lvlText w:val=""/>
+      <w:lvlJc w:val="left"/>
+      <w:pPr>
+        <w:tabs>
+          <w:tab w:val="num" w:pos="5040"/>
+        </w:tabs>
+        <w:ind w:left="5040" w:hanging="360"/>
+      </w:pPr>
+      <w:rPr>
+        <w:rFonts w:ascii="Wingdings" w:hAnsi="Wingdings" w:hint="default"/>
+        <w:sz w:val="20"/>
+      </w:rPr>
+    </w:lvl>
+    <w:lvl w:ilvl="7" w:tentative="1">
+      <w:start w:val="1"/>
+      <w:numFmt w:val="bullet"/>
+      <w:lvlText w:val=""/>
+      <w:lvlJc w:val="left"/>
+      <w:pPr>
+        <w:tabs>
+          <w:tab w:val="num" w:pos="5760"/>
+        </w:tabs>
+        <w:ind w:left="5760" w:hanging="360"/>
+      </w:pPr>
+      <w:rPr>
+        <w:rFonts w:ascii="Wingdings" w:hAnsi="Wingdings" w:hint="default"/>
+        <w:sz w:val="20"/>
+      </w:rPr>
+    </w:lvl>
+    <w:lvl w:ilvl="8" w:tentative="1">
+      <w:start w:val="1"/>
+      <w:numFmt w:val="bullet"/>
+      <w:lvlText w:val=""/>
+      <w:lvlJc w:val="left"/>
+      <w:pPr>
+        <w:tabs>
+          <w:tab w:val="num" w:pos="6480"/>
+        </w:tabs>
+        <w:ind w:left="6480" w:hanging="360"/>
+      </w:pPr>
+      <w:rPr>
+        <w:rFonts w:ascii="Wingdings" w:hAnsi="Wingdings" w:hint="default"/>
+        <w:sz w:val="20"/>
+      </w:rPr>
+    </w:lvl>
+  </w:abstractNum>
+  <w:abstractNum w:abstractNumId="1" w15:restartNumberingAfterBreak="0">
+    <w:nsid w:val="11FB04C4"/>
+    <w:multiLevelType w:val="hybridMultilevel"/>
+    <w:tmpl w:val="CE02B6DE"/>
+    <w:lvl w:ilvl="0" w:tplc="04090001">
+      <w:start w:val="1"/>
+      <w:numFmt w:val="bullet"/>
+      <w:lvlText w:val=""/>
+      <w:lvlJc w:val="left"/>
+      <w:pPr>
+        <w:ind w:left="1080" w:hanging="360"/>
+      </w:pPr>
+      <w:rPr>
+        <w:rFonts w:ascii="Symbol" w:hAnsi="Symbol" w:hint="default"/>
+      </w:rPr>
+    </w:lvl>
+    <w:lvl w:ilvl="1" w:tplc="FFFFFFFF" w:tentative="1">
+      <w:start w:val="1"/>
+      <w:numFmt w:val="bullet"/>
+      <w:lvlText w:val="o"/>
+      <w:lvlJc w:val="left"/>
+      <w:pPr>
+        <w:ind w:left="1800" w:hanging="360"/>
+      </w:pPr>
+      <w:rPr>
+        <w:rFonts w:ascii="Courier New" w:hAnsi="Courier New" w:cs="Courier New" w:hint="default"/>
+      </w:rPr>
+    </w:lvl>
+    <w:lvl w:ilvl="2" w:tplc="FFFFFFFF" w:tentative="1">
+      <w:start w:val="1"/>
+      <w:numFmt w:val="bullet"/>
+      <w:lvlText w:val=""/>
+      <w:lvlJc w:val="left"/>
+      <w:pPr>
+        <w:ind w:left="2520" w:hanging="360"/>
+      </w:pPr>
+      <w:rPr>
+        <w:rFonts w:ascii="Wingdings" w:hAnsi="Wingdings" w:hint="default"/>
+      </w:rPr>
+    </w:lvl>
+    <w:lvl w:ilvl="3" w:tplc="FFFFFFFF" w:tentative="1">
+      <w:start w:val="1"/>
+      <w:numFmt w:val="bullet"/>
+      <w:lvlText w:val=""/>
+      <w:lvlJc w:val="left"/>
+      <w:pPr>
+        <w:ind w:left="3240" w:hanging="360"/>
+      </w:pPr>
+      <w:rPr>
+        <w:rFonts w:ascii="Symbol" w:hAnsi="Symbol" w:hint="default"/>
+      </w:rPr>
+    </w:lvl>
+    <w:lvl w:ilvl="4" w:tplc="FFFFFFFF" w:tentative="1">
+      <w:start w:val="1"/>
+      <w:numFmt w:val="bullet"/>
+      <w:lvlText w:val="o"/>
+      <w:lvlJc w:val="left"/>
+      <w:pPr>
+        <w:ind w:left="3960" w:hanging="360"/>
+      </w:pPr>
+      <w:rPr>
+        <w:rFonts w:ascii="Courier New" w:hAnsi="Courier New" w:cs="Courier New" w:hint="default"/>
+      </w:rPr>
+    </w:lvl>
+    <w:lvl w:ilvl="5" w:tplc="FFFFFFFF" w:tentative="1">
+      <w:start w:val="1"/>
+      <w:numFmt w:val="bullet"/>
+      <w:lvlText w:val=""/>
+      <w:lvlJc w:val="left"/>
+      <w:pPr>
+        <w:ind w:left="4680" w:hanging="360"/>
+      </w:pPr>
+      <w:rPr>
+        <w:rFonts w:ascii="Wingdings" w:hAnsi="Wingdings" w:hint="default"/>
+      </w:rPr>
+    </w:lvl>
+    <w:lvl w:ilvl="6" w:tplc="FFFFFFFF" w:tentative="1">
+      <w:start w:val="1"/>
+      <w:numFmt w:val="bullet"/>
+      <w:lvlText w:val=""/>
+      <w:lvlJc w:val="left"/>
+      <w:pPr>
+        <w:ind w:left="5400" w:hanging="360"/>
+      </w:pPr>
+      <w:rPr>
+        <w:rFonts w:ascii="Symbol" w:hAnsi="Symbol" w:hint="default"/>
+      </w:rPr>
+    </w:lvl>
+    <w:lvl w:ilvl="7" w:tplc="FFFFFFFF" w:tentative="1">
+      <w:start w:val="1"/>
+      <w:numFmt w:val="bullet"/>
+      <w:lvlText w:val="o"/>
+      <w:lvlJc w:val="left"/>
+      <w:pPr>
+        <w:ind w:left="6120" w:hanging="360"/>
+      </w:pPr>
+      <w:rPr>
+        <w:rFonts w:ascii="Courier New" w:hAnsi="Courier New" w:cs="Courier New" w:hint="default"/>
+      </w:rPr>
+    </w:lvl>
+    <w:lvl w:ilvl="8" w:tplc="FFFFFFFF" w:tentative="1">
+      <w:start w:val="1"/>
+      <w:numFmt w:val="bullet"/>
+      <w:lvlText w:val=""/>
+      <w:lvlJc w:val="left"/>
+      <w:pPr>
+        <w:ind w:left="6840" w:hanging="360"/>
+      </w:pPr>
+      <w:rPr>
+        <w:rFonts w:ascii="Wingdings" w:hAnsi="Wingdings" w:hint="default"/>
+      </w:rPr>
+    </w:lvl>
+  </w:abstractNum>
+  <w:abstractNum w:abstractNumId="2" w15:restartNumberingAfterBreak="0">
+    <w:nsid w:val="33063DC5"/>
+    <w:multiLevelType w:val="multilevel"/>
+    <w:tmpl w:val="EEC476D8"/>
+    <w:lvl w:ilvl="0">
+      <w:start w:val="1"/>
+      <w:numFmt w:val="bullet"/>
+      <w:lvlText w:val=""/>
+      <w:lvlJc w:val="left"/>
+      <w:pPr>
+        <w:tabs>
+          <w:tab w:val="num" w:pos="720"/>
+        </w:tabs>
+        <w:ind w:left="720" w:hanging="360"/>
+      </w:pPr>
+      <w:rPr>
+        <w:rFonts w:ascii="Symbol" w:hAnsi="Symbol" w:hint="default"/>
+        <w:sz w:val="20"/>
+      </w:rPr>
+    </w:lvl>
+    <w:lvl w:ilvl="1" w:tentative="1">
+      <w:start w:val="1"/>
+      <w:numFmt w:val="bullet"/>
+      <w:lvlText w:val="o"/>
+      <w:lvlJc w:val="left"/>
+      <w:pPr>
+        <w:tabs>
+          <w:tab w:val="num" w:pos="1440"/>
+        </w:tabs>
+        <w:ind w:left="1440" w:hanging="360"/>
+      </w:pPr>
+      <w:rPr>
+        <w:rFonts w:ascii="Courier New" w:hAnsi="Courier New" w:hint="default"/>
+        <w:sz w:val="20"/>
+      </w:rPr>
+    </w:lvl>
+    <w:lvl w:ilvl="2" w:tentative="1">
+      <w:start w:val="1"/>
+      <w:numFmt w:val="bullet"/>
+      <w:lvlText w:val=""/>
+      <w:lvlJc w:val="left"/>
+      <w:pPr>
+        <w:tabs>
+          <w:tab w:val="num" w:pos="2160"/>
+        </w:tabs>
+        <w:ind w:left="2160" w:hanging="360"/>
+      </w:pPr>
+      <w:rPr>
+        <w:rFonts w:ascii="Wingdings" w:hAnsi="Wingdings" w:hint="default"/>
+        <w:sz w:val="20"/>
+      </w:rPr>
+    </w:lvl>
+    <w:lvl w:ilvl="3" w:tentative="1">
+      <w:start w:val="1"/>
+      <w:numFmt w:val="bullet"/>
+      <w:lvlText w:val=""/>
+      <w:lvlJc w:val="left"/>
+      <w:pPr>
+        <w:tabs>
+          <w:tab w:val="num" w:pos="2880"/>
+        </w:tabs>
+        <w:ind w:left="2880" w:hanging="360"/>
+      </w:pPr>
+      <w:rPr>
+        <w:rFonts w:ascii="Wingdings" w:hAnsi="Wingdings" w:hint="default"/>
+        <w:sz w:val="20"/>
+      </w:rPr>
+    </w:lvl>
+    <w:lvl w:ilvl="4" w:tentative="1">
+      <w:start w:val="1"/>
+      <w:numFmt w:val="bullet"/>
+      <w:lvlText w:val=""/>
+      <w:lvlJc w:val="left"/>
+      <w:pPr>
+        <w:tabs>
+          <w:tab w:val="num" w:pos="3600"/>
+        </w:tabs>
+        <w:ind w:left="3600" w:hanging="360"/>
+      </w:pPr>
+      <w:rPr>
+        <w:rFonts w:ascii="Wingdings" w:hAnsi="Wingdings" w:hint="default"/>
+        <w:sz w:val="20"/>
+      </w:rPr>
+    </w:lvl>
+    <w:lvl w:ilvl="5" w:tentative="1">
+      <w:start w:val="1"/>
+      <w:numFmt w:val="bullet"/>
+      <w:lvlText w:val=""/>
+      <w:lvlJc w:val="left"/>
+      <w:pPr>
+        <w:tabs>
+          <w:tab w:val="num" w:pos="4320"/>
+        </w:tabs>
+        <w:ind w:left="4320" w:hanging="360"/>
+      </w:pPr>
+      <w:rPr>
+        <w:rFonts w:ascii="Wingdings" w:hAnsi="Wingdings" w:hint="default"/>
+        <w:sz w:val="20"/>
+      </w:rPr>
+    </w:lvl>
+    <w:lvl w:ilvl="6" w:tentative="1">
+      <w:start w:val="1"/>
+      <w:numFmt w:val="bullet"/>
+      <w:lvlText w:val=""/>
+      <w:lvlJc w:val="left"/>
+      <w:pPr>
+        <w:tabs>
+          <w:tab w:val="num" w:pos="5040"/>
+        </w:tabs>
+        <w:ind w:left="5040" w:hanging="360"/>
+      </w:pPr>
+      <w:rPr>
+        <w:rFonts w:ascii="Wingdings" w:hAnsi="Wingdings" w:hint="default"/>
+        <w:sz w:val="20"/>
+      </w:rPr>
+    </w:lvl>
+    <w:lvl w:ilvl="7" w:tentative="1">
+      <w:start w:val="1"/>
+      <w:numFmt w:val="bullet"/>
+      <w:lvlText w:val=""/>
+      <w:lvlJc w:val="left"/>
+      <w:pPr>
+        <w:tabs>
+          <w:tab w:val="num" w:pos="5760"/>
+        </w:tabs>
+        <w:ind w:left="5760" w:hanging="360"/>
+      </w:pPr>
+      <w:rPr>
+        <w:rFonts w:ascii="Wingdings" w:hAnsi="Wingdings" w:hint="default"/>
+        <w:sz w:val="20"/>
+      </w:rPr>
+    </w:lvl>
+    <w:lvl w:ilvl="8" w:tentative="1">
+      <w:start w:val="1"/>
+      <w:numFmt w:val="bullet"/>
+      <w:lvlText w:val=""/>
+      <w:lvlJc w:val="left"/>
+      <w:pPr>
+        <w:tabs>
+          <w:tab w:val="num" w:pos="6480"/>
+        </w:tabs>
+        <w:ind w:left="6480" w:hanging="360"/>
+      </w:pPr>
+      <w:rPr>
+        <w:rFonts w:ascii="Wingdings" w:hAnsi="Wingdings" w:hint="default"/>
+        <w:sz w:val="20"/>
+      </w:rPr>
+    </w:lvl>
+  </w:abstractNum>
+  <w:abstractNum w:abstractNumId="3" w15:restartNumberingAfterBreak="0">
     <w:nsid w:val="4D992E15"/>
     <w:multiLevelType w:val="hybridMultilevel"/>
     <w:tmpl w:val="E5186C84"/>
@@ -6796,7 +8331,7 @@
       </w:rPr>
     </w:lvl>
   </w:abstractNum>
-  <w:abstractNum w:abstractNumId="1" w15:restartNumberingAfterBreak="0">
+  <w:abstractNum w:abstractNumId="4" w15:restartNumberingAfterBreak="0">
     <w:nsid w:val="5040655A"/>
     <w:multiLevelType w:val="hybridMultilevel"/>
     <w:tmpl w:val="7CCAE062"/>
@@ -6909,11 +8444,252 @@
       </w:rPr>
     </w:lvl>
   </w:abstractNum>
+  <w:abstractNum w:abstractNumId="5" w15:restartNumberingAfterBreak="0">
+    <w:nsid w:val="6B601ACF"/>
+    <w:multiLevelType w:val="hybridMultilevel"/>
+    <w:tmpl w:val="392EE730"/>
+    <w:lvl w:ilvl="0" w:tplc="04090003">
+      <w:start w:val="1"/>
+      <w:numFmt w:val="bullet"/>
+      <w:lvlText w:val="o"/>
+      <w:lvlJc w:val="left"/>
+      <w:pPr>
+        <w:ind w:left="1080" w:hanging="360"/>
+      </w:pPr>
+      <w:rPr>
+        <w:rFonts w:ascii="Courier New" w:hAnsi="Courier New" w:cs="Courier New" w:hint="default"/>
+      </w:rPr>
+    </w:lvl>
+    <w:lvl w:ilvl="1" w:tplc="04090003" w:tentative="1">
+      <w:start w:val="1"/>
+      <w:numFmt w:val="bullet"/>
+      <w:lvlText w:val="o"/>
+      <w:lvlJc w:val="left"/>
+      <w:pPr>
+        <w:ind w:left="1800" w:hanging="360"/>
+      </w:pPr>
+      <w:rPr>
+        <w:rFonts w:ascii="Courier New" w:hAnsi="Courier New" w:cs="Courier New" w:hint="default"/>
+      </w:rPr>
+    </w:lvl>
+    <w:lvl w:ilvl="2" w:tplc="04090005" w:tentative="1">
+      <w:start w:val="1"/>
+      <w:numFmt w:val="bullet"/>
+      <w:lvlText w:val=""/>
+      <w:lvlJc w:val="left"/>
+      <w:pPr>
+        <w:ind w:left="2520" w:hanging="360"/>
+      </w:pPr>
+      <w:rPr>
+        <w:rFonts w:ascii="Wingdings" w:hAnsi="Wingdings" w:hint="default"/>
+      </w:rPr>
+    </w:lvl>
+    <w:lvl w:ilvl="3" w:tplc="04090001" w:tentative="1">
+      <w:start w:val="1"/>
+      <w:numFmt w:val="bullet"/>
+      <w:lvlText w:val=""/>
+      <w:lvlJc w:val="left"/>
+      <w:pPr>
+        <w:ind w:left="3240" w:hanging="360"/>
+      </w:pPr>
+      <w:rPr>
+        <w:rFonts w:ascii="Symbol" w:hAnsi="Symbol" w:hint="default"/>
+      </w:rPr>
+    </w:lvl>
+    <w:lvl w:ilvl="4" w:tplc="04090003" w:tentative="1">
+      <w:start w:val="1"/>
+      <w:numFmt w:val="bullet"/>
+      <w:lvlText w:val="o"/>
+      <w:lvlJc w:val="left"/>
+      <w:pPr>
+        <w:ind w:left="3960" w:hanging="360"/>
+      </w:pPr>
+      <w:rPr>
+        <w:rFonts w:ascii="Courier New" w:hAnsi="Courier New" w:cs="Courier New" w:hint="default"/>
+      </w:rPr>
+    </w:lvl>
+    <w:lvl w:ilvl="5" w:tplc="04090005" w:tentative="1">
+      <w:start w:val="1"/>
+      <w:numFmt w:val="bullet"/>
+      <w:lvlText w:val=""/>
+      <w:lvlJc w:val="left"/>
+      <w:pPr>
+        <w:ind w:left="4680" w:hanging="360"/>
+      </w:pPr>
+      <w:rPr>
+        <w:rFonts w:ascii="Wingdings" w:hAnsi="Wingdings" w:hint="default"/>
+      </w:rPr>
+    </w:lvl>
+    <w:lvl w:ilvl="6" w:tplc="04090001" w:tentative="1">
+      <w:start w:val="1"/>
+      <w:numFmt w:val="bullet"/>
+      <w:lvlText w:val=""/>
+      <w:lvlJc w:val="left"/>
+      <w:pPr>
+        <w:ind w:left="5400" w:hanging="360"/>
+      </w:pPr>
+      <w:rPr>
+        <w:rFonts w:ascii="Symbol" w:hAnsi="Symbol" w:hint="default"/>
+      </w:rPr>
+    </w:lvl>
+    <w:lvl w:ilvl="7" w:tplc="04090003" w:tentative="1">
+      <w:start w:val="1"/>
+      <w:numFmt w:val="bullet"/>
+      <w:lvlText w:val="o"/>
+      <w:lvlJc w:val="left"/>
+      <w:pPr>
+        <w:ind w:left="6120" w:hanging="360"/>
+      </w:pPr>
+      <w:rPr>
+        <w:rFonts w:ascii="Courier New" w:hAnsi="Courier New" w:cs="Courier New" w:hint="default"/>
+      </w:rPr>
+    </w:lvl>
+    <w:lvl w:ilvl="8" w:tplc="04090005" w:tentative="1">
+      <w:start w:val="1"/>
+      <w:numFmt w:val="bullet"/>
+      <w:lvlText w:val=""/>
+      <w:lvlJc w:val="left"/>
+      <w:pPr>
+        <w:ind w:left="6840" w:hanging="360"/>
+      </w:pPr>
+      <w:rPr>
+        <w:rFonts w:ascii="Wingdings" w:hAnsi="Wingdings" w:hint="default"/>
+      </w:rPr>
+    </w:lvl>
+  </w:abstractNum>
+  <w:abstractNum w:abstractNumId="6" w15:restartNumberingAfterBreak="0">
+    <w:nsid w:val="7C495E5C"/>
+    <w:multiLevelType w:val="hybridMultilevel"/>
+    <w:tmpl w:val="6EA2D198"/>
+    <w:lvl w:ilvl="0" w:tplc="04090001">
+      <w:start w:val="1"/>
+      <w:numFmt w:val="bullet"/>
+      <w:lvlText w:val=""/>
+      <w:lvlJc w:val="left"/>
+      <w:pPr>
+        <w:ind w:left="1080" w:hanging="360"/>
+      </w:pPr>
+      <w:rPr>
+        <w:rFonts w:ascii="Symbol" w:hAnsi="Symbol" w:hint="default"/>
+      </w:rPr>
+    </w:lvl>
+    <w:lvl w:ilvl="1" w:tplc="04090003" w:tentative="1">
+      <w:start w:val="1"/>
+      <w:numFmt w:val="bullet"/>
+      <w:lvlText w:val="o"/>
+      <w:lvlJc w:val="left"/>
+      <w:pPr>
+        <w:ind w:left="1800" w:hanging="360"/>
+      </w:pPr>
+      <w:rPr>
+        <w:rFonts w:ascii="Courier New" w:hAnsi="Courier New" w:cs="Courier New" w:hint="default"/>
+      </w:rPr>
+    </w:lvl>
+    <w:lvl w:ilvl="2" w:tplc="04090005" w:tentative="1">
+      <w:start w:val="1"/>
+      <w:numFmt w:val="bullet"/>
+      <w:lvlText w:val=""/>
+      <w:lvlJc w:val="left"/>
+      <w:pPr>
+        <w:ind w:left="2520" w:hanging="360"/>
+      </w:pPr>
+      <w:rPr>
+        <w:rFonts w:ascii="Wingdings" w:hAnsi="Wingdings" w:hint="default"/>
+      </w:rPr>
+    </w:lvl>
+    <w:lvl w:ilvl="3" w:tplc="04090001" w:tentative="1">
+      <w:start w:val="1"/>
+      <w:numFmt w:val="bullet"/>
+      <w:lvlText w:val=""/>
+      <w:lvlJc w:val="left"/>
+      <w:pPr>
+        <w:ind w:left="3240" w:hanging="360"/>
+      </w:pPr>
+      <w:rPr>
+        <w:rFonts w:ascii="Symbol" w:hAnsi="Symbol" w:hint="default"/>
+      </w:rPr>
+    </w:lvl>
+    <w:lvl w:ilvl="4" w:tplc="04090003" w:tentative="1">
+      <w:start w:val="1"/>
+      <w:numFmt w:val="bullet"/>
+      <w:lvlText w:val="o"/>
+      <w:lvlJc w:val="left"/>
+      <w:pPr>
+        <w:ind w:left="3960" w:hanging="360"/>
+      </w:pPr>
+      <w:rPr>
+        <w:rFonts w:ascii="Courier New" w:hAnsi="Courier New" w:cs="Courier New" w:hint="default"/>
+      </w:rPr>
+    </w:lvl>
+    <w:lvl w:ilvl="5" w:tplc="04090005" w:tentative="1">
+      <w:start w:val="1"/>
+      <w:numFmt w:val="bullet"/>
+      <w:lvlText w:val=""/>
+      <w:lvlJc w:val="left"/>
+      <w:pPr>
+        <w:ind w:left="4680" w:hanging="360"/>
+      </w:pPr>
+      <w:rPr>
+        <w:rFonts w:ascii="Wingdings" w:hAnsi="Wingdings" w:hint="default"/>
+      </w:rPr>
+    </w:lvl>
+    <w:lvl w:ilvl="6" w:tplc="04090001" w:tentative="1">
+      <w:start w:val="1"/>
+      <w:numFmt w:val="bullet"/>
+      <w:lvlText w:val=""/>
+      <w:lvlJc w:val="left"/>
+      <w:pPr>
+        <w:ind w:left="5400" w:hanging="360"/>
+      </w:pPr>
+      <w:rPr>
+        <w:rFonts w:ascii="Symbol" w:hAnsi="Symbol" w:hint="default"/>
+      </w:rPr>
+    </w:lvl>
+    <w:lvl w:ilvl="7" w:tplc="04090003" w:tentative="1">
+      <w:start w:val="1"/>
+      <w:numFmt w:val="bullet"/>
+      <w:lvlText w:val="o"/>
+      <w:lvlJc w:val="left"/>
+      <w:pPr>
+        <w:ind w:left="6120" w:hanging="360"/>
+      </w:pPr>
+      <w:rPr>
+        <w:rFonts w:ascii="Courier New" w:hAnsi="Courier New" w:cs="Courier New" w:hint="default"/>
+      </w:rPr>
+    </w:lvl>
+    <w:lvl w:ilvl="8" w:tplc="04090005" w:tentative="1">
+      <w:start w:val="1"/>
+      <w:numFmt w:val="bullet"/>
+      <w:lvlText w:val=""/>
+      <w:lvlJc w:val="left"/>
+      <w:pPr>
+        <w:ind w:left="6840" w:hanging="360"/>
+      </w:pPr>
+      <w:rPr>
+        <w:rFonts w:ascii="Wingdings" w:hAnsi="Wingdings" w:hint="default"/>
+      </w:rPr>
+    </w:lvl>
+  </w:abstractNum>
   <w:num w:numId="1" w16cid:durableId="1787387872">
+    <w:abstractNumId w:val="4"/>
+  </w:num>
+  <w:num w:numId="2" w16cid:durableId="1739595299">
+    <w:abstractNumId w:val="3"/>
+  </w:num>
+  <w:num w:numId="3" w16cid:durableId="1561205750">
+    <w:abstractNumId w:val="2"/>
+  </w:num>
+  <w:num w:numId="4" w16cid:durableId="1447769764">
+    <w:abstractNumId w:val="5"/>
+  </w:num>
+  <w:num w:numId="5" w16cid:durableId="185021288">
     <w:abstractNumId w:val="1"/>
   </w:num>
-  <w:num w:numId="2" w16cid:durableId="1739595299">
+  <w:num w:numId="6" w16cid:durableId="763310121">
     <w:abstractNumId w:val="0"/>
+  </w:num>
+  <w:num w:numId="7" w16cid:durableId="1791514452">
+    <w:abstractNumId w:val="6"/>
   </w:num>
 </w:numbering>
 </file>

--- a/EduSportPro_Proposal_Writing(IT).docx
+++ b/EduSportPro_Proposal_Writing(IT).docx
@@ -3718,6 +3718,20 @@
         </w:rPr>
         <w:tab/>
       </w:r>
+    </w:p>
+    <w:p>
+      <w:pPr>
+        <w:tabs>
+          <w:tab w:val="left" w:pos="540"/>
+          <w:tab w:val="left" w:leader="dot" w:pos="8640"/>
+        </w:tabs>
+        <w:spacing w:line="240" w:lineRule="auto"/>
+        <w:rPr>
+          <w:rFonts w:ascii="Khmer OS Battambang" w:hAnsi="Khmer OS Battambang" w:cs="Khmer OS Battambang"/>
+          <w:sz w:val="24"/>
+          <w:szCs w:val="24"/>
+        </w:rPr>
+      </w:pPr>
       <w:r>
         <w:rPr>
           <w:rFonts w:ascii="Khmer OS Battambang" w:hAnsi="Khmer OS Battambang" w:cs="Khmer OS Battambang" w:hint="cs"/>
@@ -3725,7 +3739,16 @@
           <w:szCs w:val="24"/>
           <w:cs/>
         </w:rPr>
-        <w:t>១៤</w:t>
+        <w:t>៣.២ វិធីសាស្ត្រស្រាវជ្រាវ</w:t>
+      </w:r>
+      <w:r>
+        <w:rPr>
+          <w:rFonts w:ascii="Khmer OS Battambang" w:hAnsi="Khmer OS Battambang" w:cs="Khmer OS Battambang"/>
+          <w:sz w:val="24"/>
+          <w:szCs w:val="24"/>
+          <w:cs/>
+        </w:rPr>
+        <w:tab/>
       </w:r>
     </w:p>
     <w:p>
@@ -3743,13 +3766,45 @@
       </w:pPr>
       <w:r>
         <w:rPr>
+          <w:rFonts w:ascii="Khmer OS Battambang" w:hAnsi="Khmer OS Battambang" w:cs="Khmer OS Battambang"/>
+          <w:sz w:val="24"/>
+          <w:szCs w:val="24"/>
+          <w:cs/>
+        </w:rPr>
+        <w:tab/>
+      </w:r>
+      <w:r>
+        <w:rPr>
           <w:rFonts w:ascii="Khmer OS Battambang" w:hAnsi="Khmer OS Battambang" w:cs="Khmer OS Battambang" w:hint="cs"/>
           <w:sz w:val="24"/>
           <w:szCs w:val="24"/>
           <w:cs/>
         </w:rPr>
-        <w:t>៣.២ វិធីសាស្ត្រស្រាវជ្រាវ</w:t>
-      </w:r>
+        <w:t>៣.២.១ ក</w:t>
+      </w:r>
+      <w:r>
+        <w:rPr>
+          <w:rFonts w:ascii="Khmer OS Battambang" w:hAnsi="Khmer OS Battambang" w:cs="Khmer OS Battambang"/>
+          <w:sz w:val="24"/>
+          <w:szCs w:val="24"/>
+          <w:cs/>
+        </w:rPr>
+        <w:tab/>
+      </w:r>
+    </w:p>
+    <w:p>
+      <w:pPr>
+        <w:tabs>
+          <w:tab w:val="left" w:pos="540"/>
+          <w:tab w:val="left" w:leader="dot" w:pos="8640"/>
+        </w:tabs>
+        <w:spacing w:line="240" w:lineRule="auto"/>
+        <w:rPr>
+          <w:rFonts w:ascii="Khmer OS Battambang" w:hAnsi="Khmer OS Battambang" w:cs="Khmer OS Battambang"/>
+          <w:sz w:val="24"/>
+          <w:szCs w:val="24"/>
+        </w:rPr>
+      </w:pPr>
       <w:r>
         <w:rPr>
           <w:rFonts w:ascii="Khmer OS Battambang" w:hAnsi="Khmer OS Battambang" w:cs="Khmer OS Battambang"/>
@@ -3766,7 +3821,16 @@
           <w:szCs w:val="24"/>
           <w:cs/>
         </w:rPr>
-        <w:t>១៥</w:t>
+        <w:t>៣.២.២ ខ</w:t>
+      </w:r>
+      <w:r>
+        <w:rPr>
+          <w:rFonts w:ascii="Khmer OS Battambang" w:hAnsi="Khmer OS Battambang" w:cs="Khmer OS Battambang"/>
+          <w:sz w:val="24"/>
+          <w:szCs w:val="24"/>
+          <w:cs/>
+        </w:rPr>
+        <w:tab/>
       </w:r>
     </w:p>
     <w:p>
@@ -3784,31 +3848,36 @@
       </w:pPr>
       <w:r>
         <w:rPr>
-          <w:rFonts w:ascii="Khmer OS Battambang" w:hAnsi="Khmer OS Battambang" w:cs="Khmer OS Battambang"/>
-          <w:sz w:val="24"/>
-          <w:szCs w:val="24"/>
-          <w:cs/>
-        </w:rPr>
-        <w:tab/>
-      </w:r>
-      <w:r>
-        <w:rPr>
           <w:rFonts w:ascii="Khmer OS Battambang" w:hAnsi="Khmer OS Battambang" w:cs="Khmer OS Battambang" w:hint="cs"/>
           <w:sz w:val="24"/>
           <w:szCs w:val="24"/>
           <w:cs/>
         </w:rPr>
-        <w:t>៣.២.១ ក</w:t>
-      </w:r>
-      <w:r>
-        <w:rPr>
-          <w:rFonts w:ascii="Khmer OS Battambang" w:hAnsi="Khmer OS Battambang" w:cs="Khmer OS Battambang"/>
-          <w:sz w:val="24"/>
-          <w:szCs w:val="24"/>
-          <w:cs/>
-        </w:rPr>
-        <w:tab/>
-      </w:r>
+        <w:t>៣.៣ គម្រោងការស្រាវជ្រាវ</w:t>
+      </w:r>
+      <w:r>
+        <w:rPr>
+          <w:rFonts w:ascii="Khmer OS Battambang" w:hAnsi="Khmer OS Battambang" w:cs="Khmer OS Battambang"/>
+          <w:sz w:val="24"/>
+          <w:szCs w:val="24"/>
+          <w:cs/>
+        </w:rPr>
+        <w:tab/>
+      </w:r>
+    </w:p>
+    <w:p>
+      <w:pPr>
+        <w:tabs>
+          <w:tab w:val="left" w:pos="540"/>
+          <w:tab w:val="left" w:leader="dot" w:pos="8640"/>
+        </w:tabs>
+        <w:spacing w:line="240" w:lineRule="auto"/>
+        <w:rPr>
+          <w:rFonts w:ascii="Khmer OS Battambang" w:hAnsi="Khmer OS Battambang" w:cs="Khmer OS Battambang"/>
+          <w:sz w:val="24"/>
+          <w:szCs w:val="24"/>
+        </w:rPr>
+      </w:pPr>
       <w:r>
         <w:rPr>
           <w:rFonts w:ascii="Khmer OS Battambang" w:hAnsi="Khmer OS Battambang" w:cs="Khmer OS Battambang" w:hint="cs"/>
@@ -3816,7 +3885,16 @@
           <w:szCs w:val="24"/>
           <w:cs/>
         </w:rPr>
-        <w:t>១៦</w:t>
+        <w:t>៣.៤ កម្មវិធី និងភាសាកូដ</w:t>
+      </w:r>
+      <w:r>
+        <w:rPr>
+          <w:rFonts w:ascii="Khmer OS Battambang" w:hAnsi="Khmer OS Battambang" w:cs="Khmer OS Battambang"/>
+          <w:sz w:val="24"/>
+          <w:szCs w:val="24"/>
+          <w:cs/>
+        </w:rPr>
+        <w:tab/>
       </w:r>
     </w:p>
     <w:p>
@@ -3834,143 +3912,11 @@
       </w:pPr>
       <w:r>
         <w:rPr>
-          <w:rFonts w:ascii="Khmer OS Battambang" w:hAnsi="Khmer OS Battambang" w:cs="Khmer OS Battambang"/>
-          <w:sz w:val="24"/>
-          <w:szCs w:val="24"/>
-          <w:cs/>
-        </w:rPr>
-        <w:tab/>
-      </w:r>
-      <w:r>
-        <w:rPr>
           <w:rFonts w:ascii="Khmer OS Battambang" w:hAnsi="Khmer OS Battambang" w:cs="Khmer OS Battambang" w:hint="cs"/>
           <w:sz w:val="24"/>
           <w:szCs w:val="24"/>
           <w:cs/>
         </w:rPr>
-        <w:t>៣.២.២ ខ</w:t>
-      </w:r>
-      <w:r>
-        <w:rPr>
-          <w:rFonts w:ascii="Khmer OS Battambang" w:hAnsi="Khmer OS Battambang" w:cs="Khmer OS Battambang"/>
-          <w:sz w:val="24"/>
-          <w:szCs w:val="24"/>
-          <w:cs/>
-        </w:rPr>
-        <w:tab/>
-      </w:r>
-      <w:r>
-        <w:rPr>
-          <w:rFonts w:ascii="Khmer OS Battambang" w:hAnsi="Khmer OS Battambang" w:cs="Khmer OS Battambang" w:hint="cs"/>
-          <w:sz w:val="24"/>
-          <w:szCs w:val="24"/>
-          <w:cs/>
-        </w:rPr>
-        <w:t>១៧</w:t>
-      </w:r>
-    </w:p>
-    <w:p>
-      <w:pPr>
-        <w:tabs>
-          <w:tab w:val="left" w:pos="540"/>
-          <w:tab w:val="left" w:leader="dot" w:pos="8640"/>
-        </w:tabs>
-        <w:spacing w:line="240" w:lineRule="auto"/>
-        <w:rPr>
-          <w:rFonts w:ascii="Khmer OS Battambang" w:hAnsi="Khmer OS Battambang" w:cs="Khmer OS Battambang"/>
-          <w:sz w:val="24"/>
-          <w:szCs w:val="24"/>
-        </w:rPr>
-      </w:pPr>
-      <w:r>
-        <w:rPr>
-          <w:rFonts w:ascii="Khmer OS Battambang" w:hAnsi="Khmer OS Battambang" w:cs="Khmer OS Battambang" w:hint="cs"/>
-          <w:sz w:val="24"/>
-          <w:szCs w:val="24"/>
-          <w:cs/>
-        </w:rPr>
-        <w:t>៣.៣ គម្រោងការស្រាវជ្រាវ</w:t>
-      </w:r>
-      <w:r>
-        <w:rPr>
-          <w:rFonts w:ascii="Khmer OS Battambang" w:hAnsi="Khmer OS Battambang" w:cs="Khmer OS Battambang"/>
-          <w:sz w:val="24"/>
-          <w:szCs w:val="24"/>
-          <w:cs/>
-        </w:rPr>
-        <w:tab/>
-      </w:r>
-      <w:r>
-        <w:rPr>
-          <w:rFonts w:ascii="Khmer OS Battambang" w:hAnsi="Khmer OS Battambang" w:cs="Khmer OS Battambang" w:hint="cs"/>
-          <w:sz w:val="24"/>
-          <w:szCs w:val="24"/>
-          <w:cs/>
-        </w:rPr>
-        <w:t>១៨</w:t>
-      </w:r>
-    </w:p>
-    <w:p>
-      <w:pPr>
-        <w:tabs>
-          <w:tab w:val="left" w:pos="540"/>
-          <w:tab w:val="left" w:leader="dot" w:pos="8640"/>
-        </w:tabs>
-        <w:spacing w:line="240" w:lineRule="auto"/>
-        <w:rPr>
-          <w:rFonts w:ascii="Khmer OS Battambang" w:hAnsi="Khmer OS Battambang" w:cs="Khmer OS Battambang"/>
-          <w:sz w:val="24"/>
-          <w:szCs w:val="24"/>
-        </w:rPr>
-      </w:pPr>
-      <w:r>
-        <w:rPr>
-          <w:rFonts w:ascii="Khmer OS Battambang" w:hAnsi="Khmer OS Battambang" w:cs="Khmer OS Battambang" w:hint="cs"/>
-          <w:sz w:val="24"/>
-          <w:szCs w:val="24"/>
-          <w:cs/>
-        </w:rPr>
-        <w:t>៣.៤ កម្មវិធី និងភាសាកូដ</w:t>
-      </w:r>
-      <w:r>
-        <w:rPr>
-          <w:rFonts w:ascii="Khmer OS Battambang" w:hAnsi="Khmer OS Battambang" w:cs="Khmer OS Battambang"/>
-          <w:sz w:val="24"/>
-          <w:szCs w:val="24"/>
-          <w:cs/>
-        </w:rPr>
-        <w:tab/>
-      </w:r>
-      <w:r>
-        <w:rPr>
-          <w:rFonts w:ascii="Khmer OS Battambang" w:hAnsi="Khmer OS Battambang" w:cs="Khmer OS Battambang" w:hint="cs"/>
-          <w:sz w:val="24"/>
-          <w:szCs w:val="24"/>
-          <w:cs/>
-        </w:rPr>
-        <w:t>១៩</w:t>
-      </w:r>
-    </w:p>
-    <w:p>
-      <w:pPr>
-        <w:tabs>
-          <w:tab w:val="left" w:pos="540"/>
-          <w:tab w:val="left" w:leader="dot" w:pos="8640"/>
-        </w:tabs>
-        <w:spacing w:line="240" w:lineRule="auto"/>
-        <w:rPr>
-          <w:rFonts w:ascii="Khmer OS Battambang" w:hAnsi="Khmer OS Battambang" w:cs="Khmer OS Battambang"/>
-          <w:sz w:val="24"/>
-          <w:szCs w:val="24"/>
-        </w:rPr>
-      </w:pPr>
-      <w:r>
-        <w:rPr>
-          <w:rFonts w:ascii="Khmer OS Battambang" w:hAnsi="Khmer OS Battambang" w:cs="Khmer OS Battambang" w:hint="cs"/>
-          <w:sz w:val="24"/>
-          <w:szCs w:val="24"/>
-          <w:cs/>
-        </w:rPr>
         <w:t>៣.៥ ផែនការចំណាយ</w:t>
       </w:r>
       <w:r>
@@ -3981,15 +3927,6 @@
           <w:cs/>
         </w:rPr>
         <w:tab/>
-      </w:r>
-      <w:r>
-        <w:rPr>
-          <w:rFonts w:ascii="Khmer OS Battambang" w:hAnsi="Khmer OS Battambang" w:cs="Khmer OS Battambang" w:hint="cs"/>
-          <w:sz w:val="24"/>
-          <w:szCs w:val="24"/>
-          <w:cs/>
-        </w:rPr>
-        <w:t>២០</w:t>
       </w:r>
     </w:p>
     <w:p>
@@ -5442,6 +5379,15 @@
           <w:szCs w:val="24"/>
           <w:cs/>
         </w:rPr>
+        <w:tab/>
+      </w:r>
+      <w:r>
+        <w:rPr>
+          <w:rFonts w:ascii="Khmer OS Battambang" w:hAnsi="Khmer OS Battambang" w:cs="Khmer OS Battambang"/>
+          <w:sz w:val="24"/>
+          <w:szCs w:val="24"/>
+          <w:cs/>
+        </w:rPr>
         <w:t>ដើម្បីសិក្សា និងអភិវឌ្ឍប្រព័ន្ធគ្រប់គ្រងផ្នែកកីឡាបាល់ទាត់ នៃអង្គការមូលនីធិក្តីសង្ឃឹមនៃកុមារកម្ពុជា ឱ្យមានប្រសិទ្ធភាព ភាពត្រឹមត្រូវ និងភាពងាយស្រួលក្នុងការគ្រប់គ្រងទិន្នន័យ និងដំណើរការងារពាក់ព័ន្ធនានា។</w:t>
       </w:r>
     </w:p>
@@ -5698,6 +5644,15 @@
           <w:szCs w:val="24"/>
           <w:cs/>
         </w:rPr>
+        <w:tab/>
+      </w:r>
+      <w:r>
+        <w:rPr>
+          <w:rFonts w:ascii="Khmer OS Battambang" w:hAnsi="Khmer OS Battambang" w:cs="Khmer OS Battambang"/>
+          <w:sz w:val="24"/>
+          <w:szCs w:val="24"/>
+          <w:cs/>
+        </w:rPr>
         <w:t xml:space="preserve">ការស្រាវជ្រាវលើប្រធានបទ </w:t>
       </w:r>
       <w:r>
@@ -5761,6 +5716,15 @@
           <w:szCs w:val="24"/>
           <w:cs/>
         </w:rPr>
+        <w:tab/>
+      </w:r>
+      <w:r>
+        <w:rPr>
+          <w:rFonts w:ascii="Khmer OS Battambang" w:hAnsi="Khmer OS Battambang" w:cs="Khmer OS Battambang"/>
+          <w:sz w:val="24"/>
+          <w:szCs w:val="24"/>
+          <w:cs/>
+        </w:rPr>
         <w:t>លទ្ធផលនៃការស្រាវជ្រាវនេះ អាចផ្តល់អត្ថប្រយោជន៍ជាក់ស្តែងដល់អង្គការមូលនីធិក្តីសង្ឃឹមនៃកុមារកម្ពុជា ក្នុងការគ្រប់គ្រងទិន្នន័យកីឡាករ គ្រូបង្វឹក កាលវិភាគហ្វឹកហាត់ ការប្រកួត និងលទ្ធផលឱ្យមានភាពត្រឹមត្រូវ និងមានរបៀបរៀបរយ។ ប្រព័ន្ធគ្រប់គ្រងនេះអាចជួយកាត់បន្ថយការងារដោយដៃ សន្សំពេលវេលា និងធនធាន បន្ថែមទាំងជួយឱ្យអ្នកគ្រប់គ្រងអាចត្រួតពិនិត្យស្ថានភាព និងធ្វើការសម្រេចចិត្តបានយ៉ាងឆាប់រហ័ស និងមានមូលដ្ឋានលើទិន្នន័យពិតប្រាកដ។</w:t>
       </w:r>
     </w:p>
@@ -5794,6 +5758,15 @@
           <w:szCs w:val="24"/>
           <w:cs/>
         </w:rPr>
+        <w:tab/>
+      </w:r>
+      <w:r>
+        <w:rPr>
+          <w:rFonts w:ascii="Khmer OS Battambang" w:hAnsi="Khmer OS Battambang" w:cs="Khmer OS Battambang"/>
+          <w:sz w:val="24"/>
+          <w:szCs w:val="24"/>
+          <w:cs/>
+        </w:rPr>
         <w:t>បន្ថែមពីនេះ ការស្រាវជ្រាវនេះក៏មានសារៈសំខាន់ចំពោះវិស័យអប់រំ និងការអភិវឌ្ឍធនធានមនុស្សផងដែរ។ ប្រព័ន្ធគ្រប់គ្រងផ្នែកកីឡាបាល់ទាត់អាចគាំទ្រដល់ការអភិវឌ្ឍសមត្ថភាព ការតាមដានវឌ្ឍនភាព និងការវាយតម្លៃសមត្ថភាពកុមារ និងយុវជនដែលចូលរួមក្នុងកម្មវិធីកីឡា។ វាជួយលើកកម្ពស់វិន័យ ស្មារតីកីឡា និងការចូលរួមយ៉ាងសកម្មរបស់កុមារ និងយុវជន ដែលជាគោលដៅសំខាន់របស់អង្គការ។</w:t>
       </w:r>
     </w:p>
@@ -5827,6 +5800,15 @@
           <w:szCs w:val="24"/>
           <w:cs/>
         </w:rPr>
+        <w:tab/>
+      </w:r>
+      <w:r>
+        <w:rPr>
+          <w:rFonts w:ascii="Khmer OS Battambang" w:hAnsi="Khmer OS Battambang" w:cs="Khmer OS Battambang"/>
+          <w:sz w:val="24"/>
+          <w:szCs w:val="24"/>
+          <w:cs/>
+        </w:rPr>
         <w:t>ជាសរុប ការស្រាវជ្រាវនេះមិនត្រឹមតែមានសារៈសំខាន់ក្នុងការអភិវឌ្ឍប្រព័ន្ធគ្រប់គ្រងផ្នែកកីឡាបាល់ទាត់ប៉ុណ្ណោះទេ ប៉ុន្តែថែមទាំងអាចក្លាយជាគំរូឯកសារយោងសម្រាប់ស្ថាប័ន ឬអង្គការផ្សេងៗ ដែលមានលក្ខណៈស្រដៀងគ្នា ក្នុងការអនុវត្តបច្ចេកវិទ្យាឌីជីថល ដើម្បីលើកកម្ពស់ប្រសិទ្ធភាពការងារ និងការអភិវឌ្ឍវិស័យកីឡានៅកម្ពុជា។</w:t>
       </w:r>
     </w:p>
@@ -5932,7 +5914,16 @@
           <w:szCs w:val="24"/>
           <w:cs/>
         </w:rPr>
-        <w:t>ជាដំបូង ដែនកំណត់ខាងមាតិកា ការស្រាវជ្រាវនេះផ្តោតលើការសិក្សា និងអភិវឌ្ឍប្រព័ន្ធគ្រប់គ្រងផ្នែកកីឡាបាល់ទាត់តែប៉ុណ្ណោះ ដោយរួមមានការគ្រប់គ្រងទិន្នន័យកីឡាករ គ្រូបង្វឹក កាលវិភាគហ្វឹក</w:t>
+        <w:tab/>
+      </w:r>
+      <w:r>
+        <w:rPr>
+          <w:rFonts w:ascii="Khmer OS Battambang" w:hAnsi="Khmer OS Battambang" w:cs="Khmer OS Battambang"/>
+          <w:sz w:val="24"/>
+          <w:szCs w:val="24"/>
+          <w:cs/>
+        </w:rPr>
+        <w:t>ជាដំបូង ដែនកំណត់ខាងមាតិកា ការស្រាវជ្រាវនេះផ្តោតលើការសិក្សា និងអភិវឌ្ឍប្រព័ន្ធគ្រប់គ្រងផ្នែកកីឡាបាល់ទាត់តែប៉ុណ្ណោះ ដោយរួមមានការគ្រប់គ្រងទិន្នន័យកីឡាករ គ្រូបង្វឹក កាល</w:t>
       </w:r>
       <w:r>
         <w:rPr>
@@ -5942,7 +5933,7 @@
           <w:cs/>
         </w:rPr>
         <w:lastRenderedPageBreak/>
-        <w:t>ហាត់ ការប្រកួត និងលទ្ធផល។ វាមិនរាប់បញ្ចូលការគ្រប់គ្រងប្រភេទកីឡាផ្សេងៗ ឬផ្នែកគ្រប់គ្រងហិរញ្ញវត្ថុ និងបច្ចេកទេសផ្សេងៗរបស់អង្គការនោះទេ។</w:t>
+        <w:t>វិភាគហ្វឹកហាត់ ការប្រកួត និងលទ្ធផល។ វាមិនរាប់បញ្ចូលការគ្រប់គ្រងប្រភេទកីឡាផ្សេងៗ ឬផ្នែកគ្រប់គ្រងហិរញ្ញវត្ថុ និងបច្ចេកទេសផ្សេងៗរបស់អង្គការនោះទេ។</w:t>
       </w:r>
     </w:p>
     <w:p>
@@ -6008,6 +5999,15 @@
           <w:szCs w:val="24"/>
           <w:cs/>
         </w:rPr>
+        <w:tab/>
+      </w:r>
+      <w:r>
+        <w:rPr>
+          <w:rFonts w:ascii="Khmer OS Battambang" w:hAnsi="Khmer OS Battambang" w:cs="Khmer OS Battambang"/>
+          <w:sz w:val="24"/>
+          <w:szCs w:val="24"/>
+          <w:cs/>
+        </w:rPr>
         <w:t>បន្ទាប់មកដែនកំណត់</w:t>
       </w:r>
       <w:r>
@@ -6139,6 +6139,15 @@
           <w:szCs w:val="24"/>
           <w:cs/>
         </w:rPr>
+        <w:tab/>
+      </w:r>
+      <w:r>
+        <w:rPr>
+          <w:rFonts w:ascii="Khmer OS Battambang" w:hAnsi="Khmer OS Battambang" w:cs="Khmer OS Battambang"/>
+          <w:sz w:val="24"/>
+          <w:szCs w:val="24"/>
+          <w:cs/>
+        </w:rPr>
         <w:t>ចុងក្រោយ ដែនកំណត់ខាងពេលវេលា ការស្រាវជ្រាវនេះត្រូវបានអនុវត្តក្នុងរយៈពេលកំណត់ តាមគ្រោងពេលវេលាសិក្សា ដូច្នេះ ការវាយតម្លៃប្រសិទ្ធភាពនៃប្រព័ន្ធអាចមានកម្រិតនៅក្នុងរយៈពេលខ្លី ប៉ុន្តែមិនទាន់អាចបង្ហាញផលប៉ះពាល់រយៈពេលវែងបានពេញលេញនៅឡើយ។</w:t>
       </w:r>
     </w:p>
@@ -6329,6 +6338,7 @@
       <w:pPr>
         <w:tabs>
           <w:tab w:val="left" w:pos="540"/>
+          <w:tab w:val="left" w:pos="720"/>
         </w:tabs>
         <w:jc w:val="both"/>
         <w:rPr>
@@ -6348,6 +6358,15 @@
       </w:r>
       <w:r>
         <w:rPr>
+          <w:rFonts w:ascii="Khmer OS Muol" w:hAnsi="Khmer OS Muol" w:cs="Khmer OS Muol"/>
+          <w:sz w:val="24"/>
+          <w:szCs w:val="24"/>
+          <w:cs/>
+        </w:rPr>
+        <w:tab/>
+      </w:r>
+      <w:r>
+        <w:rPr>
           <w:rFonts w:ascii="Khmer OS Battambang" w:hAnsi="Khmer OS Battambang" w:cs="Khmer OS Battambang"/>
           <w:sz w:val="24"/>
           <w:szCs w:val="24"/>
@@ -6415,6 +6434,7 @@
       <w:pPr>
         <w:tabs>
           <w:tab w:val="left" w:pos="540"/>
+          <w:tab w:val="left" w:pos="720"/>
         </w:tabs>
         <w:jc w:val="both"/>
         <w:rPr>
@@ -6423,6 +6443,15 @@
           <w:szCs w:val="24"/>
         </w:rPr>
       </w:pPr>
+      <w:r>
+        <w:rPr>
+          <w:rFonts w:ascii="Khmer OS Battambang" w:hAnsi="Khmer OS Battambang" w:cs="Khmer OS Battambang"/>
+          <w:sz w:val="24"/>
+          <w:szCs w:val="24"/>
+          <w:cs/>
+        </w:rPr>
+        <w:tab/>
+      </w:r>
       <w:r>
         <w:rPr>
           <w:rFonts w:ascii="Khmer OS Battambang" w:hAnsi="Khmer OS Battambang" w:cs="Khmer OS Battambang"/>
@@ -6760,6 +6789,7 @@
       <w:pPr>
         <w:tabs>
           <w:tab w:val="left" w:pos="540"/>
+          <w:tab w:val="left" w:pos="720"/>
         </w:tabs>
         <w:jc w:val="both"/>
         <w:rPr>
@@ -6780,6 +6810,15 @@
       </w:r>
       <w:r>
         <w:rPr>
+          <w:rFonts w:ascii="Khmer OS Bokor" w:hAnsi="Khmer OS Bokor" w:cs="Khmer OS Bokor"/>
+          <w:sz w:val="24"/>
+          <w:szCs w:val="24"/>
+          <w:cs/>
+        </w:rPr>
+        <w:tab/>
+      </w:r>
+      <w:r>
+        <w:rPr>
           <w:rFonts w:ascii="Khmer OS Battambang" w:hAnsi="Khmer OS Battambang" w:cs="Khmer OS Battambang"/>
           <w:sz w:val="24"/>
           <w:szCs w:val="24"/>
@@ -6849,6 +6888,7 @@
       <w:pPr>
         <w:tabs>
           <w:tab w:val="left" w:pos="540"/>
+          <w:tab w:val="left" w:pos="720"/>
         </w:tabs>
         <w:jc w:val="both"/>
         <w:rPr>
@@ -6867,6 +6907,15 @@
       </w:r>
       <w:r>
         <w:rPr>
+          <w:rFonts w:ascii="Khmer OS Muol" w:hAnsi="Khmer OS Muol" w:cs="Khmer OS Muol"/>
+          <w:sz w:val="24"/>
+          <w:szCs w:val="24"/>
+          <w:cs/>
+        </w:rPr>
+        <w:tab/>
+      </w:r>
+      <w:r>
+        <w:rPr>
           <w:rFonts w:ascii="Khmer OS Battambang" w:hAnsi="Khmer OS Battambang" w:cs="Khmer OS Battambang"/>
           <w:szCs w:val="24"/>
           <w:cs/>
@@ -6953,6 +7002,7 @@
       <w:pPr>
         <w:tabs>
           <w:tab w:val="left" w:pos="540"/>
+          <w:tab w:val="left" w:pos="720"/>
         </w:tabs>
         <w:jc w:val="both"/>
         <w:rPr>
@@ -6977,6 +7027,15 @@
           <w:szCs w:val="24"/>
           <w:cs/>
         </w:rPr>
+        <w:tab/>
+      </w:r>
+      <w:r>
+        <w:rPr>
+          <w:rFonts w:ascii="Khmer OS Battambang" w:hAnsi="Khmer OS Battambang" w:cs="Khmer OS Battambang"/>
+          <w:sz w:val="24"/>
+          <w:szCs w:val="24"/>
+          <w:cs/>
+        </w:rPr>
         <w:t>តាមទស្សនៈវិជ្ជាការ ប្រព័ន្ធគ្រប់គ្រងកីឡា ត្រូវបានកំណត់ថាជាប្រព័ន្ធមួយ ដែលរួមបញ្ចូលមនុស្ស ដំណើរការ និងបច្ចេកវិទ្យា ដើម្បីគ្រប់គ្រង និងគាំទ្រសកម្មភាពកីឡាទាំងមូល។ គោលបំណងសំខាន់នៃប្រព័ន្ធនេះ គឺដើម្បីធានាឱ្យការគ្រប់គ្រងកីឡាប្រព្រឹត្តទៅយ៉ាងមានប្រសិទ្ធភាព ត្រឹមត្រូវ និងមានភាពថ្លៃថ្នូរ។</w:t>
       </w:r>
     </w:p>
@@ -7046,6 +7105,7 @@
       <w:pPr>
         <w:tabs>
           <w:tab w:val="left" w:pos="540"/>
+          <w:tab w:val="left" w:pos="720"/>
         </w:tabs>
         <w:jc w:val="both"/>
         <w:rPr>
@@ -7210,6 +7270,7 @@
       <w:pPr>
         <w:tabs>
           <w:tab w:val="left" w:pos="540"/>
+          <w:tab w:val="left" w:pos="720"/>
         </w:tabs>
         <w:jc w:val="both"/>
         <w:rPr>
@@ -7234,6 +7295,15 @@
           <w:szCs w:val="24"/>
           <w:cs/>
         </w:rPr>
+        <w:tab/>
+      </w:r>
+      <w:r>
+        <w:rPr>
+          <w:rFonts w:ascii="Khmer OS Battambang" w:hAnsi="Khmer OS Battambang" w:cs="Khmer OS Battambang"/>
+          <w:sz w:val="24"/>
+          <w:szCs w:val="24"/>
+          <w:cs/>
+        </w:rPr>
         <w:t>ប្រព័ន្ធគ្រប់គ្រងកីឡាមានអ្នកពាក់ព័ន្ធជាចម្បង ដូចជា អ្នកគ្រប់គ្រង គ្រូបង្វឹក និងកីឡាករ។ អ្នកគ្រប់គ្រងមានតួនាទីក្នុងការរៀបចំផែនការ និងធ្វើការសម្រេចចិត្ត។ គ្រូបង្វឹកមានតួនាទីក្នុងការគ្រប់គ្រងការហ្វឹកហាត់ និងវាយតម្លៃសមត្ថភាពកីឡាករ ខណៈដែលកីឡាករជាអ្នកទទួលផលផ្ទាល់ពីប្រព័ន្ធ។</w:t>
       </w:r>
     </w:p>
@@ -7294,6 +7364,7 @@
       <w:pPr>
         <w:tabs>
           <w:tab w:val="left" w:pos="540"/>
+          <w:tab w:val="left" w:pos="720"/>
         </w:tabs>
         <w:jc w:val="both"/>
         <w:rPr>
@@ -7318,6 +7389,15 @@
           <w:szCs w:val="24"/>
           <w:cs/>
         </w:rPr>
+        <w:tab/>
+      </w:r>
+      <w:r>
+        <w:rPr>
+          <w:rFonts w:ascii="Khmer OS Battambang" w:hAnsi="Khmer OS Battambang" w:cs="Khmer OS Battambang"/>
+          <w:sz w:val="24"/>
+          <w:szCs w:val="24"/>
+          <w:cs/>
+        </w:rPr>
         <w:t>ប្រព័ន្ធគ្រប់គ្រងកីឡាមានតួនាទីសំខាន់ក្នុងការបង្កើនប្រសិទ្ធភាពការងារ កាត់បន្ថយកំហុស និងបង្កើនភាពត្រឹមត្រូវក្នុងការគ្រប់គ្រងទិន្នន័យកីឡា។ វាជួយឱ្យការរៀបចំសកម្មភាពកីឡាមានភាពច្បាស់លាស់ និងងាយស្រួលតាមដាន។</w:t>
       </w:r>
     </w:p>
@@ -7350,16 +7430,38 @@
         </w:tabs>
         <w:jc w:val="both"/>
         <w:rPr>
-          <w:rFonts w:ascii="Khmer OS Battambang" w:hAnsi="Khmer OS Battambang" w:cs="Khmer OS Battambang"/>
-          <w:sz w:val="24"/>
-          <w:szCs w:val="24"/>
-        </w:rPr>
-      </w:pPr>
-    </w:p>
-    <w:p>
-      <w:pPr>
-        <w:tabs>
-          <w:tab w:val="left" w:pos="540"/>
+          <w:rFonts w:ascii="Khmer OS Muol" w:hAnsi="Khmer OS Muol" w:cs="Khmer OS Muol"/>
+          <w:sz w:val="24"/>
+          <w:szCs w:val="24"/>
+        </w:rPr>
+      </w:pPr>
+    </w:p>
+    <w:p>
+      <w:pPr>
+        <w:tabs>
+          <w:tab w:val="left" w:pos="540"/>
+        </w:tabs>
+        <w:rPr>
+          <w:rFonts w:ascii="Khmer OS Muol" w:hAnsi="Khmer OS Muol" w:cs="Khmer OS Muol"/>
+          <w:sz w:val="24"/>
+          <w:szCs w:val="24"/>
+        </w:rPr>
+      </w:pPr>
+      <w:r>
+        <w:rPr>
+          <w:rFonts w:ascii="Khmer OS Muol" w:hAnsi="Khmer OS Muol" w:cs="Khmer OS Muol" w:hint="cs"/>
+          <w:sz w:val="24"/>
+          <w:szCs w:val="24"/>
+          <w:cs/>
+        </w:rPr>
+        <w:t>២.៣ ការគ្រប់គ្រងផ្នែកកីឡាបាល់ទាត់</w:t>
+      </w:r>
+    </w:p>
+    <w:p>
+      <w:pPr>
+        <w:tabs>
+          <w:tab w:val="left" w:pos="540"/>
+          <w:tab w:val="left" w:pos="720"/>
         </w:tabs>
         <w:jc w:val="both"/>
         <w:rPr>
@@ -7368,6 +7470,33 @@
           <w:szCs w:val="24"/>
         </w:rPr>
       </w:pPr>
+      <w:r>
+        <w:rPr>
+          <w:rFonts w:ascii="Khmer OS Battambang" w:hAnsi="Khmer OS Battambang" w:cs="Khmer OS Battambang"/>
+          <w:sz w:val="24"/>
+          <w:szCs w:val="24"/>
+          <w:cs/>
+        </w:rPr>
+        <w:tab/>
+      </w:r>
+      <w:r>
+        <w:rPr>
+          <w:rFonts w:ascii="Khmer OS Battambang" w:hAnsi="Khmer OS Battambang" w:cs="Khmer OS Battambang"/>
+          <w:sz w:val="24"/>
+          <w:szCs w:val="24"/>
+          <w:cs/>
+        </w:rPr>
+        <w:tab/>
+      </w:r>
+      <w:r>
+        <w:rPr>
+          <w:rFonts w:ascii="Khmer OS Battambang" w:hAnsi="Khmer OS Battambang" w:cs="Khmer OS Battambang"/>
+          <w:sz w:val="24"/>
+          <w:szCs w:val="24"/>
+          <w:cs/>
+        </w:rPr>
+        <w:t>កីឡាបាល់ទាត់ គឺជាកីឡាមួយដែលមានប្រជាប្រិយភាពខ្ពស់ និងមានការចូលរួមយ៉ាងទូលំទូលាយពីកុមារ យុវជន និងសហគមន៍។ ដោយសារតែមានសកម្មភាពច្រើន និងអ្នកពាក់ព័ន្ធជាច្រើន ការគ្រប់គ្រងផ្នែកកីឡាបាល់ទាត់ត្រូវការប្រព័ន្ធ និងវិធីសាស្ត្រដែលមានប្រសិទ្ធភាព ដើម្បីធានាឱ្យសកម្មភាពទាំងអស់ប្រព្រឹត្តទៅយ៉ាងរលូន និងសម្រេចបានតាមគោលបំណងដែលបានកំណត់។</w:t>
+      </w:r>
     </w:p>
     <w:p>
       <w:pPr>
@@ -7381,20 +7510,1989 @@
           <w:szCs w:val="24"/>
         </w:rPr>
       </w:pPr>
-    </w:p>
-    <w:p>
-      <w:pPr>
-        <w:tabs>
-          <w:tab w:val="left" w:pos="540"/>
+      <w:r>
+        <w:rPr>
+          <w:rFonts w:ascii="Khmer OS Battambang" w:hAnsi="Khmer OS Battambang" w:cs="Khmer OS Battambang"/>
+          <w:sz w:val="24"/>
+          <w:szCs w:val="24"/>
+          <w:cs/>
+        </w:rPr>
+        <w:tab/>
+      </w:r>
+      <w:r>
+        <w:rPr>
+          <w:rFonts w:ascii="Khmer OS Bokor" w:hAnsi="Khmer OS Bokor" w:cs="Khmer OS Bokor" w:hint="cs"/>
+          <w:sz w:val="24"/>
+          <w:szCs w:val="24"/>
+          <w:cs/>
+        </w:rPr>
+        <w:t>២.៣.១ លក្ខណៈពិសេសនៃការគ្រប់គ្រងផ្នែកកីឡាបាល់ទាត់</w:t>
+      </w:r>
+    </w:p>
+    <w:p>
+      <w:pPr>
+        <w:tabs>
+          <w:tab w:val="left" w:pos="540"/>
+          <w:tab w:val="left" w:pos="720"/>
         </w:tabs>
         <w:jc w:val="both"/>
         <w:rPr>
           <w:rFonts w:ascii="Khmer OS Battambang" w:hAnsi="Khmer OS Battambang" w:cs="Khmer OS Battambang"/>
           <w:sz w:val="24"/>
           <w:szCs w:val="24"/>
-          <w:cs/>
-        </w:rPr>
-      </w:pPr>
+        </w:rPr>
+      </w:pPr>
+      <w:r>
+        <w:rPr>
+          <w:rFonts w:ascii="Khmer OS Bokor" w:hAnsi="Khmer OS Bokor" w:cs="Khmer OS Bokor"/>
+          <w:sz w:val="24"/>
+          <w:szCs w:val="24"/>
+          <w:cs/>
+        </w:rPr>
+        <w:lastRenderedPageBreak/>
+        <w:tab/>
+      </w:r>
+      <w:r>
+        <w:rPr>
+          <w:rFonts w:ascii="Khmer OS Bokor" w:hAnsi="Khmer OS Bokor" w:cs="Khmer OS Bokor"/>
+          <w:sz w:val="24"/>
+          <w:szCs w:val="24"/>
+          <w:cs/>
+        </w:rPr>
+        <w:tab/>
+      </w:r>
+      <w:r>
+        <w:rPr>
+          <w:rFonts w:ascii="Khmer OS Battambang" w:hAnsi="Khmer OS Battambang" w:cs="Khmer OS Battambang"/>
+          <w:sz w:val="24"/>
+          <w:szCs w:val="24"/>
+          <w:cs/>
+        </w:rPr>
+        <w:t>ការគ្រប់គ្រងផ្នែកកីឡាបាល់ទាត់ មានលក្ខណៈពិសេសខុសពីការគ្រប់គ្រងកីឡាផ្សេងៗ ដោយសារតែត្រូវគ្រប់គ្រងកីឡាករជាច្រើន កាលវិភាគហ្វឹកហាត់ និងការប្រកួតជាប្រចាំ។ ការគ្រប់គ្រងនេះក៏ត្រូវពាក់ព័ន្ធនឹងវិន័យ ការអភិវឌ្ឍសមត្ថភាព និងសុខភាពកីឡាករ។ ដូច្នេះ ប្រព័ន្ធគ្រប់គ្រងត្រូវមានភាពបត់បែន និងអាចគាំទ្រដល់សកម្មភាពទាំងនេះបានយ៉ាងមានប្រសិទ្ធភាព។</w:t>
+      </w:r>
+    </w:p>
+    <w:p>
+      <w:pPr>
+        <w:tabs>
+          <w:tab w:val="left" w:pos="540"/>
+        </w:tabs>
+        <w:jc w:val="both"/>
+        <w:rPr>
+          <w:rFonts w:ascii="Khmer OS Bokor" w:hAnsi="Khmer OS Bokor" w:cs="Khmer OS Bokor"/>
+          <w:sz w:val="24"/>
+          <w:szCs w:val="24"/>
+        </w:rPr>
+      </w:pPr>
+      <w:r>
+        <w:rPr>
+          <w:rFonts w:ascii="Khmer OS Battambang" w:hAnsi="Khmer OS Battambang" w:cs="Khmer OS Battambang"/>
+          <w:sz w:val="24"/>
+          <w:szCs w:val="24"/>
+          <w:cs/>
+        </w:rPr>
+        <w:tab/>
+      </w:r>
+      <w:r>
+        <w:rPr>
+          <w:rFonts w:ascii="Khmer OS Bokor" w:hAnsi="Khmer OS Bokor" w:cs="Khmer OS Bokor" w:hint="cs"/>
+          <w:sz w:val="24"/>
+          <w:szCs w:val="24"/>
+          <w:cs/>
+        </w:rPr>
+        <w:t>២.៣.២ ការគ្រប់គ្រង</w:t>
+      </w:r>
+      <w:r>
+        <w:rPr>
+          <w:rFonts w:ascii="Khmer OS Bokor" w:hAnsi="Khmer OS Bokor" w:cs="Khmer OS Bokor" w:hint="cs"/>
+          <w:sz w:val="24"/>
+          <w:szCs w:val="24"/>
+          <w:cs/>
+        </w:rPr>
+        <w:t>កីឡាករ</w:t>
+      </w:r>
+    </w:p>
+    <w:p>
+      <w:pPr>
+        <w:tabs>
+          <w:tab w:val="left" w:pos="540"/>
+          <w:tab w:val="left" w:pos="720"/>
+        </w:tabs>
+        <w:jc w:val="both"/>
+        <w:rPr>
+          <w:rFonts w:ascii="Khmer OS Battambang" w:hAnsi="Khmer OS Battambang" w:cs="Khmer OS Battambang"/>
+          <w:sz w:val="24"/>
+          <w:szCs w:val="24"/>
+        </w:rPr>
+      </w:pPr>
+      <w:r>
+        <w:rPr>
+          <w:rFonts w:ascii="Khmer OS Battambang" w:hAnsi="Khmer OS Battambang" w:cs="Khmer OS Battambang"/>
+          <w:sz w:val="24"/>
+          <w:szCs w:val="24"/>
+          <w:cs/>
+        </w:rPr>
+        <w:tab/>
+      </w:r>
+      <w:r>
+        <w:rPr>
+          <w:rFonts w:ascii="Khmer OS Battambang" w:hAnsi="Khmer OS Battambang" w:cs="Khmer OS Battambang"/>
+          <w:sz w:val="24"/>
+          <w:szCs w:val="24"/>
+          <w:cs/>
+        </w:rPr>
+        <w:tab/>
+      </w:r>
+      <w:r>
+        <w:rPr>
+          <w:rFonts w:ascii="Khmer OS Battambang" w:hAnsi="Khmer OS Battambang" w:cs="Khmer OS Battambang"/>
+          <w:sz w:val="24"/>
+          <w:szCs w:val="24"/>
+          <w:cs/>
+        </w:rPr>
+        <w:t>ការគ្រប់គ្រងកីឡាករ គឺជាផ្នែកសំខាន់បំផុតនៃការគ្រប់គ្រងផ្នែកកីឡាបាល់ទាត់។ វារួមមានការកត់ត្រាព័ត៌មានផ្ទាល់ខ្លួន ការចូលរួមហ្វឹកហាត់ ប្រវត្តិការប្រកួត សមត្ថភាព និងវិន័យកីឡា។ ប្រព័ន្ធគ្រប់គ្រងអាចជួយឱ្យអ្នកគ្រប់គ្រង និងគ្រូបង្វឹក តាមដានវឌ្ឍនភាពកីឡាករ និងធ្វើការវាយតម្លៃសមត្ថភាពបានយ៉ាងច្បាស់លាស់។</w:t>
+      </w:r>
+    </w:p>
+    <w:p>
+      <w:pPr>
+        <w:tabs>
+          <w:tab w:val="left" w:pos="540"/>
+        </w:tabs>
+        <w:jc w:val="both"/>
+        <w:rPr>
+          <w:rFonts w:ascii="Khmer OS Bokor" w:hAnsi="Khmer OS Bokor" w:cs="Khmer OS Bokor"/>
+          <w:sz w:val="24"/>
+          <w:szCs w:val="24"/>
+        </w:rPr>
+      </w:pPr>
+      <w:r>
+        <w:rPr>
+          <w:rFonts w:ascii="Khmer OS Battambang" w:hAnsi="Khmer OS Battambang" w:cs="Khmer OS Battambang"/>
+          <w:sz w:val="24"/>
+          <w:szCs w:val="24"/>
+          <w:cs/>
+        </w:rPr>
+        <w:tab/>
+      </w:r>
+      <w:r>
+        <w:rPr>
+          <w:rFonts w:ascii="Khmer OS Bokor" w:hAnsi="Khmer OS Bokor" w:cs="Khmer OS Bokor" w:hint="cs"/>
+          <w:sz w:val="24"/>
+          <w:szCs w:val="24"/>
+          <w:cs/>
+        </w:rPr>
+        <w:t>២.៣.៣ ការគ្រប់គ្រងគ្រូបង្វឹក និងបុគ្គលិកពាក់ព័ន្ធ</w:t>
+      </w:r>
+    </w:p>
+    <w:p>
+      <w:pPr>
+        <w:tabs>
+          <w:tab w:val="left" w:pos="540"/>
+          <w:tab w:val="left" w:pos="720"/>
+        </w:tabs>
+        <w:jc w:val="both"/>
+        <w:rPr>
+          <w:rFonts w:ascii="Khmer OS Battambang" w:hAnsi="Khmer OS Battambang" w:cs="Khmer OS Battambang"/>
+          <w:sz w:val="24"/>
+          <w:szCs w:val="24"/>
+        </w:rPr>
+      </w:pPr>
+      <w:r>
+        <w:rPr>
+          <w:rFonts w:ascii="Khmer OS Battambang" w:hAnsi="Khmer OS Battambang" w:cs="Khmer OS Battambang"/>
+          <w:sz w:val="24"/>
+          <w:szCs w:val="24"/>
+          <w:cs/>
+        </w:rPr>
+        <w:tab/>
+      </w:r>
+      <w:r>
+        <w:rPr>
+          <w:rFonts w:ascii="Khmer OS Battambang" w:hAnsi="Khmer OS Battambang" w:cs="Khmer OS Battambang"/>
+          <w:sz w:val="24"/>
+          <w:szCs w:val="24"/>
+          <w:cs/>
+        </w:rPr>
+        <w:tab/>
+      </w:r>
+      <w:r>
+        <w:rPr>
+          <w:rFonts w:ascii="Khmer OS Battambang" w:hAnsi="Khmer OS Battambang" w:cs="Khmer OS Battambang"/>
+          <w:sz w:val="24"/>
+          <w:szCs w:val="24"/>
+          <w:cs/>
+        </w:rPr>
+        <w:t>គ្រូបង្វឹក និងបុគ្គលិកពាក់ព័ន្ធ មានតួនាទីសំខាន់ក្នុងការអភិវឌ្ឍសមត្ថភាពកីឡាករ។ ការគ្រប់គ្រងផ្នែកនេះ រួមមានការគ្រប់គ្រងព័ត៌មានគ្រូបង្វឹក ភារកិច្ច កាលវិភាគការងារ និងការវាយតម្លៃប្រសិទ្ធភាពការបង្វឹក។ ប្រព័ន្ធគ្រប់គ្រងអាចជួយសម្រួលដល់ការសម្របសម្រួលការងាររវាងគ្រូបង្វឹក និងអ្នកគ្រប់គ្រង។</w:t>
+      </w:r>
+    </w:p>
+    <w:p>
+      <w:pPr>
+        <w:tabs>
+          <w:tab w:val="left" w:pos="540"/>
+          <w:tab w:val="left" w:pos="720"/>
+        </w:tabs>
+        <w:jc w:val="both"/>
+        <w:rPr>
+          <w:rFonts w:ascii="Khmer OS Bokor" w:hAnsi="Khmer OS Bokor" w:cs="Khmer OS Bokor"/>
+          <w:sz w:val="24"/>
+          <w:szCs w:val="24"/>
+        </w:rPr>
+      </w:pPr>
+      <w:r>
+        <w:rPr>
+          <w:rFonts w:ascii="Khmer OS Battambang" w:hAnsi="Khmer OS Battambang" w:cs="Khmer OS Battambang"/>
+          <w:sz w:val="24"/>
+          <w:szCs w:val="24"/>
+          <w:cs/>
+        </w:rPr>
+        <w:tab/>
+      </w:r>
+      <w:r>
+        <w:rPr>
+          <w:rFonts w:ascii="Khmer OS Bokor" w:hAnsi="Khmer OS Bokor" w:cs="Khmer OS Bokor"/>
+          <w:sz w:val="24"/>
+          <w:szCs w:val="24"/>
+          <w:cs/>
+        </w:rPr>
+        <w:t>២.៣.៤ ការគ្រប់គ្រងការវិភាគហ្វឹកហាត់ និងការប្រកួត</w:t>
+      </w:r>
+    </w:p>
+    <w:p>
+      <w:pPr>
+        <w:tabs>
+          <w:tab w:val="left" w:pos="540"/>
+          <w:tab w:val="left" w:pos="720"/>
+        </w:tabs>
+        <w:jc w:val="both"/>
+        <w:rPr>
+          <w:rFonts w:ascii="Khmer OS Battambang" w:hAnsi="Khmer OS Battambang" w:cs="Khmer OS Battambang"/>
+          <w:sz w:val="24"/>
+          <w:szCs w:val="24"/>
+        </w:rPr>
+      </w:pPr>
+      <w:r>
+        <w:rPr>
+          <w:rFonts w:ascii="Khmer OS Bokor" w:hAnsi="Khmer OS Bokor" w:cs="Khmer OS Bokor"/>
+          <w:sz w:val="24"/>
+          <w:szCs w:val="24"/>
+          <w:cs/>
+        </w:rPr>
+        <w:tab/>
+      </w:r>
+      <w:r>
+        <w:rPr>
+          <w:rFonts w:ascii="Khmer OS Battambang" w:hAnsi="Khmer OS Battambang" w:cs="Khmer OS Battambang"/>
+          <w:sz w:val="24"/>
+          <w:szCs w:val="24"/>
+          <w:cs/>
+        </w:rPr>
+        <w:tab/>
+      </w:r>
+      <w:r>
+        <w:rPr>
+          <w:rFonts w:ascii="Khmer OS Battambang" w:hAnsi="Khmer OS Battambang" w:cs="Khmer OS Battambang"/>
+          <w:sz w:val="24"/>
+          <w:szCs w:val="24"/>
+          <w:cs/>
+        </w:rPr>
+        <w:t>ការរៀបចំកាលវិភាគហ្វឹកហាត់ និងការប្រកួត គឺជាការងារដែលត្រូវការភាពត្រឹមត្រូវ និងការសម្របសម្រួលខ្ពស់។ ប្រព័ន្ធគ្រប់គ្រងអាចជួយរៀបចំ និងបង្ហាញកាលវិភាគបានយ៉ាងច្បាស់ បន្ថយការប្រឡូកប្រឡង និងធានាឱ្យអ្នកពាក់ព័ន្ធទាំងអស់ទទួលបានព័ត៌មានត្រឹមត្រូវ និងទាន់ពេលវេលា។</w:t>
+      </w:r>
+    </w:p>
+    <w:p>
+      <w:pPr>
+        <w:tabs>
+          <w:tab w:val="left" w:pos="540"/>
+          <w:tab w:val="left" w:pos="720"/>
+        </w:tabs>
+        <w:jc w:val="both"/>
+        <w:rPr>
+          <w:rFonts w:ascii="Khmer OS Bokor" w:hAnsi="Khmer OS Bokor" w:cs="Khmer OS Bokor"/>
+          <w:sz w:val="24"/>
+          <w:szCs w:val="24"/>
+        </w:rPr>
+      </w:pPr>
+      <w:r>
+        <w:rPr>
+          <w:rFonts w:ascii="Khmer OS Battambang" w:hAnsi="Khmer OS Battambang" w:cs="Khmer OS Battambang"/>
+          <w:sz w:val="24"/>
+          <w:szCs w:val="24"/>
+          <w:cs/>
+        </w:rPr>
+        <w:tab/>
+      </w:r>
+      <w:r>
+        <w:rPr>
+          <w:rFonts w:ascii="Khmer OS Bokor" w:hAnsi="Khmer OS Bokor" w:cs="Khmer OS Bokor" w:hint="cs"/>
+          <w:sz w:val="24"/>
+          <w:szCs w:val="24"/>
+          <w:cs/>
+        </w:rPr>
+        <w:t>២.៣.៥ ការវាយតម្លៃសមត្ថភាព និងលទ្ធផលកីឡា</w:t>
+      </w:r>
+    </w:p>
+    <w:p>
+      <w:pPr>
+        <w:tabs>
+          <w:tab w:val="left" w:pos="540"/>
+          <w:tab w:val="left" w:pos="720"/>
+        </w:tabs>
+        <w:jc w:val="both"/>
+        <w:rPr>
+          <w:rFonts w:ascii="Khmer OS Battambang" w:hAnsi="Khmer OS Battambang" w:cs="Khmer OS Battambang"/>
+          <w:sz w:val="24"/>
+          <w:szCs w:val="24"/>
+        </w:rPr>
+      </w:pPr>
+      <w:r>
+        <w:rPr>
+          <w:rFonts w:ascii="Khmer OS Battambang" w:hAnsi="Khmer OS Battambang" w:cs="Khmer OS Battambang"/>
+          <w:sz w:val="24"/>
+          <w:szCs w:val="24"/>
+          <w:cs/>
+        </w:rPr>
+        <w:tab/>
+      </w:r>
+      <w:r>
+        <w:rPr>
+          <w:rFonts w:ascii="Khmer OS Battambang" w:hAnsi="Khmer OS Battambang" w:cs="Khmer OS Battambang"/>
+          <w:sz w:val="24"/>
+          <w:szCs w:val="24"/>
+          <w:cs/>
+        </w:rPr>
+        <w:tab/>
+      </w:r>
+      <w:r>
+        <w:rPr>
+          <w:rFonts w:ascii="Khmer OS Battambang" w:hAnsi="Khmer OS Battambang" w:cs="Khmer OS Battambang"/>
+          <w:sz w:val="24"/>
+          <w:szCs w:val="24"/>
+          <w:cs/>
+        </w:rPr>
+        <w:t>ការវាយតម្លៃសមត្ថភាព និងលទ្ធផលកីឡា គឺជាផ្នែកសំខាន់ក្នុងការអភិវឌ្ឍកីឡាករ។ ប្រព័ន្ធគ្រប់គ្រងអាចរក្សាទុកទិន្នន័យស្ថិតិ លទ្ធផលប្រកួត និងវឌ្ឍនភាពកីឡាករ ដើម្បីជួយគ្រូបង្វឹក និងអ្នកគ្រប់គ្រង ធ្វើការវិភាគ និងកំណត់ផែនការអភិវឌ្ឍបន្ត។</w:t>
+      </w:r>
+    </w:p>
+    <w:p>
+      <w:pPr>
+        <w:tabs>
+          <w:tab w:val="left" w:pos="540"/>
+          <w:tab w:val="left" w:pos="720"/>
+        </w:tabs>
+        <w:jc w:val="both"/>
+        <w:rPr>
+          <w:rFonts w:ascii="Khmer OS Bokor" w:hAnsi="Khmer OS Bokor" w:cs="Khmer OS Bokor"/>
+          <w:sz w:val="24"/>
+          <w:szCs w:val="24"/>
+        </w:rPr>
+      </w:pPr>
+      <w:r>
+        <w:rPr>
+          <w:rFonts w:ascii="Khmer OS Battambang" w:hAnsi="Khmer OS Battambang" w:cs="Khmer OS Battambang"/>
+          <w:sz w:val="24"/>
+          <w:szCs w:val="24"/>
+          <w:cs/>
+        </w:rPr>
+        <w:tab/>
+      </w:r>
+      <w:r>
+        <w:rPr>
+          <w:rFonts w:ascii="Khmer OS Bokor" w:hAnsi="Khmer OS Bokor" w:cs="Khmer OS Bokor"/>
+          <w:sz w:val="24"/>
+          <w:szCs w:val="24"/>
+          <w:cs/>
+        </w:rPr>
+        <w:t>២.៣.៦ តួនាទីនៃប្រព័ន្ធគ្រប់គ្រងក្នុងការអភិវឌ្ឍកីឡាបាល់ទាត់</w:t>
+      </w:r>
+    </w:p>
+    <w:p>
+      <w:pPr>
+        <w:tabs>
+          <w:tab w:val="left" w:pos="540"/>
+          <w:tab w:val="left" w:pos="720"/>
+        </w:tabs>
+        <w:jc w:val="both"/>
+        <w:rPr>
+          <w:rFonts w:ascii="Khmer OS Battambang" w:hAnsi="Khmer OS Battambang" w:cs="Khmer OS Battambang"/>
+          <w:sz w:val="24"/>
+          <w:szCs w:val="24"/>
+        </w:rPr>
+      </w:pPr>
+      <w:r>
+        <w:rPr>
+          <w:rFonts w:ascii="Khmer OS Bokor" w:hAnsi="Khmer OS Bokor" w:cs="Khmer OS Bokor"/>
+          <w:sz w:val="24"/>
+          <w:szCs w:val="24"/>
+          <w:cs/>
+        </w:rPr>
+        <w:tab/>
+      </w:r>
+      <w:r>
+        <w:rPr>
+          <w:rFonts w:ascii="Khmer OS Bokor" w:hAnsi="Khmer OS Bokor" w:cs="Khmer OS Bokor"/>
+          <w:sz w:val="24"/>
+          <w:szCs w:val="24"/>
+          <w:cs/>
+        </w:rPr>
+        <w:tab/>
+      </w:r>
+      <w:r>
+        <w:rPr>
+          <w:rFonts w:ascii="Khmer OS Battambang" w:hAnsi="Khmer OS Battambang" w:cs="Khmer OS Battambang"/>
+          <w:sz w:val="24"/>
+          <w:szCs w:val="24"/>
+          <w:cs/>
+        </w:rPr>
+        <w:t>ប្រព័ន្ធគ្រប់គ្រងផ្នែកកីឡាបាល់ទាត់ មានតួនាទីសំខាន់ក្នុងការបង្កើនប្រសិទ្ធភាពការងារ និងលើកកម្ពស់គុណភាពការគ្រប់គ្រង។ វាជួយឱ្យអង្គការ និងស្ថាប័នកីឡា អាចអភិវឌ្ឍកីឡាបាល់ទាត់បានយ៉ាងមានប្រព័ន្ធ ទាន់សម័យ និងមានស្តង់ដារ។</w:t>
+      </w:r>
+    </w:p>
+    <w:p>
+      <w:pPr>
+        <w:tabs>
+          <w:tab w:val="left" w:pos="540"/>
+          <w:tab w:val="left" w:pos="720"/>
+        </w:tabs>
+        <w:jc w:val="both"/>
+        <w:rPr>
+          <w:rFonts w:ascii="Khmer OS Battambang" w:hAnsi="Khmer OS Battambang" w:cs="Khmer OS Battambang"/>
+          <w:sz w:val="24"/>
+          <w:szCs w:val="24"/>
+        </w:rPr>
+      </w:pPr>
+    </w:p>
+    <w:p>
+      <w:pPr>
+        <w:tabs>
+          <w:tab w:val="left" w:pos="540"/>
+          <w:tab w:val="left" w:pos="720"/>
+        </w:tabs>
+        <w:jc w:val="both"/>
+        <w:rPr>
+          <w:rFonts w:ascii="Khmer OS Muol" w:hAnsi="Khmer OS Muol" w:cs="Khmer OS Muol"/>
+          <w:sz w:val="24"/>
+          <w:szCs w:val="24"/>
+        </w:rPr>
+      </w:pPr>
+      <w:r>
+        <w:rPr>
+          <w:rFonts w:ascii="Khmer OS Muol" w:hAnsi="Khmer OS Muol" w:cs="Khmer OS Muol" w:hint="cs"/>
+          <w:sz w:val="24"/>
+          <w:szCs w:val="24"/>
+          <w:cs/>
+        </w:rPr>
+        <w:t>២.៤ បច្ចេកវិទ្យាព័ត</w:t>
+      </w:r>
+      <w:r>
+        <w:rPr>
+          <w:rFonts w:ascii="Khmer OS Muol" w:hAnsi="Khmer OS Muol" w:cs="Khmer OS Muol" w:hint="cs"/>
+          <w:sz w:val="24"/>
+          <w:szCs w:val="24"/>
+          <w:cs/>
+        </w:rPr>
+        <w:t>៌</w:t>
+      </w:r>
+      <w:r>
+        <w:rPr>
+          <w:rFonts w:ascii="Khmer OS Muol" w:hAnsi="Khmer OS Muol" w:cs="Khmer OS Muol" w:hint="cs"/>
+          <w:sz w:val="24"/>
+          <w:szCs w:val="24"/>
+          <w:cs/>
+        </w:rPr>
+        <w:t>មាន និងប្រព័ន្ធព័ត</w:t>
+      </w:r>
+      <w:r>
+        <w:rPr>
+          <w:rFonts w:ascii="Khmer OS Muol" w:hAnsi="Khmer OS Muol" w:cs="Khmer OS Muol" w:hint="cs"/>
+          <w:sz w:val="24"/>
+          <w:szCs w:val="24"/>
+          <w:cs/>
+        </w:rPr>
+        <w:t>៌</w:t>
+      </w:r>
+      <w:r>
+        <w:rPr>
+          <w:rFonts w:ascii="Khmer OS Muol" w:hAnsi="Khmer OS Muol" w:cs="Khmer OS Muol" w:hint="cs"/>
+          <w:sz w:val="24"/>
+          <w:szCs w:val="24"/>
+          <w:cs/>
+        </w:rPr>
+        <w:t>មាន</w:t>
+      </w:r>
+    </w:p>
+    <w:p>
+      <w:pPr>
+        <w:tabs>
+          <w:tab w:val="left" w:pos="540"/>
+          <w:tab w:val="left" w:pos="720"/>
+        </w:tabs>
+        <w:jc w:val="both"/>
+        <w:rPr>
+          <w:rFonts w:ascii="Khmer OS Battambang" w:hAnsi="Khmer OS Battambang" w:cs="Khmer OS Battambang"/>
+          <w:sz w:val="24"/>
+          <w:szCs w:val="24"/>
+        </w:rPr>
+      </w:pPr>
+      <w:r>
+        <w:rPr>
+          <w:rFonts w:ascii="Khmer OS Battambang" w:hAnsi="Khmer OS Battambang" w:cs="Khmer OS Battambang"/>
+          <w:sz w:val="24"/>
+          <w:szCs w:val="24"/>
+          <w:cs/>
+        </w:rPr>
+        <w:tab/>
+      </w:r>
+      <w:r>
+        <w:rPr>
+          <w:rFonts w:ascii="Khmer OS Battambang" w:hAnsi="Khmer OS Battambang" w:cs="Khmer OS Battambang"/>
+          <w:sz w:val="24"/>
+          <w:szCs w:val="24"/>
+          <w:cs/>
+        </w:rPr>
+        <w:tab/>
+      </w:r>
+      <w:r>
+        <w:rPr>
+          <w:rFonts w:ascii="Khmer OS Battambang" w:hAnsi="Khmer OS Battambang" w:cs="Khmer OS Battambang"/>
+          <w:sz w:val="24"/>
+          <w:szCs w:val="24"/>
+          <w:cs/>
+        </w:rPr>
+        <w:t>បច្ចេកវិទ្យាព័ត៌មាន (</w:t>
+      </w:r>
+      <w:r>
+        <w:rPr>
+          <w:rFonts w:ascii="Century" w:hAnsi="Century" w:cs="Khmer OS Battambang"/>
+          <w:sz w:val="24"/>
+          <w:szCs w:val="24"/>
+        </w:rPr>
+        <w:t>Information Technology</w:t>
+      </w:r>
+      <w:r>
+        <w:rPr>
+          <w:rFonts w:ascii="Khmer OS Battambang" w:hAnsi="Khmer OS Battambang" w:cs="Khmer OS Battambang"/>
+          <w:sz w:val="24"/>
+          <w:szCs w:val="24"/>
+        </w:rPr>
+        <w:t xml:space="preserve">) </w:t>
+      </w:r>
+      <w:r>
+        <w:rPr>
+          <w:rFonts w:ascii="Khmer OS Battambang" w:hAnsi="Khmer OS Battambang" w:cs="Khmer OS Battambang"/>
+          <w:sz w:val="24"/>
+          <w:szCs w:val="24"/>
+          <w:cs/>
+        </w:rPr>
+        <w:t>មានតួនាទីយ៉ាងសំខាន់ក្នុងការអភិវឌ្ឍ និងការគ្រប់គ្រងប្រព័ន្ធព័ត៌មាននៅក្នុងអង្គការ និងស្ថាប័ននានា។ បច្ចេកវិទ្យានេះរួមមានផ្នែករឹង (</w:t>
+      </w:r>
+      <w:r>
+        <w:rPr>
+          <w:rFonts w:ascii="Century" w:hAnsi="Century" w:cs="Khmer OS Battambang"/>
+          <w:sz w:val="24"/>
+          <w:szCs w:val="24"/>
+        </w:rPr>
+        <w:t>Hardware</w:t>
+      </w:r>
+      <w:r>
+        <w:rPr>
+          <w:rFonts w:ascii="Khmer OS Battambang" w:hAnsi="Khmer OS Battambang" w:cs="Khmer OS Battambang"/>
+          <w:sz w:val="24"/>
+          <w:szCs w:val="24"/>
+        </w:rPr>
+        <w:t xml:space="preserve">) </w:t>
+      </w:r>
+      <w:r>
+        <w:rPr>
+          <w:rFonts w:ascii="Khmer OS Battambang" w:hAnsi="Khmer OS Battambang" w:cs="Khmer OS Battambang"/>
+          <w:sz w:val="24"/>
+          <w:szCs w:val="24"/>
+          <w:cs/>
+        </w:rPr>
+        <w:t>ផ្នែកទន់ (</w:t>
+      </w:r>
+      <w:r>
+        <w:rPr>
+          <w:rFonts w:ascii="Century" w:hAnsi="Century" w:cs="Khmer OS Battambang"/>
+          <w:sz w:val="24"/>
+          <w:szCs w:val="24"/>
+        </w:rPr>
+        <w:t>Software</w:t>
+      </w:r>
+      <w:r>
+        <w:rPr>
+          <w:rFonts w:ascii="Khmer OS Battambang" w:hAnsi="Khmer OS Battambang" w:cs="Khmer OS Battambang"/>
+          <w:sz w:val="24"/>
+          <w:szCs w:val="24"/>
+        </w:rPr>
+        <w:t xml:space="preserve">) </w:t>
+      </w:r>
+      <w:r>
+        <w:rPr>
+          <w:rFonts w:ascii="Khmer OS Battambang" w:hAnsi="Khmer OS Battambang" w:cs="Khmer OS Battambang"/>
+          <w:sz w:val="24"/>
+          <w:szCs w:val="24"/>
+          <w:cs/>
+        </w:rPr>
+        <w:t>បណ្ដាញ (</w:t>
+      </w:r>
+      <w:r>
+        <w:rPr>
+          <w:rFonts w:ascii="Century" w:hAnsi="Century" w:cs="Khmer OS Battambang"/>
+          <w:sz w:val="24"/>
+          <w:szCs w:val="24"/>
+        </w:rPr>
+        <w:t>Network</w:t>
+      </w:r>
+      <w:r>
+        <w:rPr>
+          <w:rFonts w:ascii="Khmer OS Battambang" w:hAnsi="Khmer OS Battambang" w:cs="Khmer OS Battambang"/>
+          <w:sz w:val="24"/>
+          <w:szCs w:val="24"/>
+        </w:rPr>
+        <w:t xml:space="preserve">) </w:t>
+      </w:r>
+      <w:r>
+        <w:rPr>
+          <w:rFonts w:ascii="Khmer OS Battambang" w:hAnsi="Khmer OS Battambang" w:cs="Khmer OS Battambang"/>
+          <w:sz w:val="24"/>
+          <w:szCs w:val="24"/>
+          <w:cs/>
+        </w:rPr>
+        <w:t>និងធនធានមនុស្ស ដែលធ្វើការរួមគ្នា ដើម្បីប្រមូល រក្សាទុក ដំណើរការ និងបង្ហាញព័ត៌មានឱ្យមានប្រសិទ្ធភាព។ ក្នុងសម័យឌីជីថល បច្ចេកវិទ្យាព័ត៌មានបានក្លាយជាមូលដ្ឋានសំខាន់សម្រាប់ការគ្រប់គ្រង និងការសម្រេចចិត្ត។</w:t>
+      </w:r>
+    </w:p>
+    <w:p>
+      <w:pPr>
+        <w:tabs>
+          <w:tab w:val="left" w:pos="540"/>
+          <w:tab w:val="left" w:pos="720"/>
+        </w:tabs>
+        <w:jc w:val="both"/>
+        <w:rPr>
+          <w:rFonts w:ascii="Khmer OS Bokor" w:hAnsi="Khmer OS Bokor" w:cs="Khmer OS Bokor"/>
+          <w:sz w:val="24"/>
+          <w:szCs w:val="24"/>
+        </w:rPr>
+      </w:pPr>
+      <w:r>
+        <w:rPr>
+          <w:rFonts w:ascii="Khmer OS Battambang" w:hAnsi="Khmer OS Battambang" w:cs="Khmer OS Battambang"/>
+          <w:sz w:val="24"/>
+          <w:szCs w:val="24"/>
+          <w:cs/>
+        </w:rPr>
+        <w:tab/>
+      </w:r>
+      <w:r>
+        <w:rPr>
+          <w:rFonts w:ascii="Khmer OS Bokor" w:hAnsi="Khmer OS Bokor" w:cs="Khmer OS Bokor" w:hint="cs"/>
+          <w:sz w:val="24"/>
+          <w:szCs w:val="24"/>
+          <w:cs/>
+        </w:rPr>
+        <w:t>២.៤.១ គោលគំនិតអំពីប្រព័ន្ធព័ត៌មាន</w:t>
+      </w:r>
+    </w:p>
+    <w:p>
+      <w:pPr>
+        <w:tabs>
+          <w:tab w:val="left" w:pos="540"/>
+          <w:tab w:val="left" w:pos="720"/>
+        </w:tabs>
+        <w:jc w:val="both"/>
+        <w:rPr>
+          <w:rFonts w:ascii="Khmer OS Battambang" w:hAnsi="Khmer OS Battambang" w:cs="Khmer OS Battambang"/>
+          <w:sz w:val="24"/>
+          <w:szCs w:val="24"/>
+        </w:rPr>
+      </w:pPr>
+      <w:r>
+        <w:rPr>
+          <w:rFonts w:ascii="Khmer OS Battambang" w:hAnsi="Khmer OS Battambang" w:cs="Khmer OS Battambang"/>
+          <w:sz w:val="24"/>
+          <w:szCs w:val="24"/>
+          <w:cs/>
+        </w:rPr>
+        <w:tab/>
+      </w:r>
+      <w:r>
+        <w:rPr>
+          <w:rFonts w:ascii="Khmer OS Battambang" w:hAnsi="Khmer OS Battambang" w:cs="Khmer OS Battambang"/>
+          <w:sz w:val="24"/>
+          <w:szCs w:val="24"/>
+          <w:cs/>
+        </w:rPr>
+        <w:tab/>
+      </w:r>
+      <w:r>
+        <w:rPr>
+          <w:rFonts w:ascii="Khmer OS Battambang" w:hAnsi="Khmer OS Battambang" w:cs="Khmer OS Battambang"/>
+          <w:sz w:val="24"/>
+          <w:szCs w:val="24"/>
+          <w:cs/>
+        </w:rPr>
+        <w:t>ប្រព័ន្ធព័ត៌មាន (</w:t>
+      </w:r>
+      <w:r>
+        <w:rPr>
+          <w:rFonts w:ascii="Century" w:hAnsi="Century" w:cs="Khmer OS Battambang"/>
+          <w:sz w:val="24"/>
+          <w:szCs w:val="24"/>
+        </w:rPr>
+        <w:t>Information System</w:t>
+      </w:r>
+      <w:r>
+        <w:rPr>
+          <w:rFonts w:ascii="Khmer OS Battambang" w:hAnsi="Khmer OS Battambang" w:cs="Khmer OS Battambang"/>
+          <w:sz w:val="24"/>
+          <w:szCs w:val="24"/>
+        </w:rPr>
+        <w:t xml:space="preserve">) </w:t>
+      </w:r>
+      <w:r>
+        <w:rPr>
+          <w:rFonts w:ascii="Khmer OS Battambang" w:hAnsi="Khmer OS Battambang" w:cs="Khmer OS Battambang"/>
+          <w:sz w:val="24"/>
+          <w:szCs w:val="24"/>
+          <w:cs/>
+        </w:rPr>
+        <w:t>គឺជាប្រព័ន្ធមួយដែលប្រើប្រាស់បច្ចេកវិទ្យាព័ត៌មាន ដើម្បីគ្រប់គ្រងលំហូរព័ត៌មាននៅក្នុងអង្គការ។ ប្រព័ន្ធនេះអនុញ្ញាតឱ្យមានការបញ្ចូលទិន្នន័យ ការដំណើរការទិន្នន័យ និងការបង្ហាញលទ្ធផលជារបាយការណ៍ ឬព័ត៌មានសម្រាប់អ្នកប្រើប្រាស់។ ប្រព័ន្ធព័ត៌មានមានតួនាទីសំខាន់ក្នុងការគាំទ្រដល់ការគ្រប់គ្រង ការធ្វើផែនការ និងការត្រួតពិនិត្យការងារ។</w:t>
+      </w:r>
+    </w:p>
+    <w:p>
+      <w:pPr>
+        <w:tabs>
+          <w:tab w:val="left" w:pos="540"/>
+          <w:tab w:val="left" w:pos="720"/>
+        </w:tabs>
+        <w:jc w:val="both"/>
+        <w:rPr>
+          <w:rFonts w:ascii="Khmer OS Bokor" w:hAnsi="Khmer OS Bokor" w:cs="Khmer OS Bokor"/>
+          <w:sz w:val="24"/>
+          <w:szCs w:val="24"/>
+        </w:rPr>
+      </w:pPr>
+      <w:r>
+        <w:rPr>
+          <w:rFonts w:ascii="Khmer OS Battambang" w:hAnsi="Khmer OS Battambang" w:cs="Khmer OS Battambang"/>
+          <w:sz w:val="24"/>
+          <w:szCs w:val="24"/>
+          <w:cs/>
+        </w:rPr>
+        <w:tab/>
+      </w:r>
+      <w:r>
+        <w:rPr>
+          <w:rFonts w:ascii="Khmer OS Bokor" w:hAnsi="Khmer OS Bokor" w:cs="Khmer OS Bokor" w:hint="cs"/>
+          <w:sz w:val="24"/>
+          <w:szCs w:val="24"/>
+          <w:cs/>
+        </w:rPr>
+        <w:t>២.៤.២ តួនាទីបច្ចេកវិទ្យាព័ត៌មានក្នុងការគ្រប់គ្រងកីឡា</w:t>
+      </w:r>
+    </w:p>
+    <w:p>
+      <w:pPr>
+        <w:tabs>
+          <w:tab w:val="left" w:pos="540"/>
+          <w:tab w:val="left" w:pos="720"/>
+        </w:tabs>
+        <w:jc w:val="both"/>
+        <w:rPr>
+          <w:rFonts w:ascii="Khmer OS Battambang" w:hAnsi="Khmer OS Battambang" w:cs="Khmer OS Battambang"/>
+          <w:szCs w:val="24"/>
+        </w:rPr>
+      </w:pPr>
+      <w:r>
+        <w:rPr>
+          <w:rFonts w:ascii="Khmer OS Battambang" w:hAnsi="Khmer OS Battambang" w:cs="Khmer OS Battambang"/>
+          <w:sz w:val="24"/>
+          <w:szCs w:val="24"/>
+          <w:cs/>
+        </w:rPr>
+        <w:tab/>
+      </w:r>
+      <w:r>
+        <w:rPr>
+          <w:rFonts w:ascii="Khmer OS Battambang" w:hAnsi="Khmer OS Battambang" w:cs="Khmer OS Battambang"/>
+          <w:sz w:val="24"/>
+          <w:szCs w:val="24"/>
+          <w:cs/>
+        </w:rPr>
+        <w:tab/>
+      </w:r>
+      <w:r>
+        <w:rPr>
+          <w:rFonts w:ascii="Khmer OS Battambang" w:hAnsi="Khmer OS Battambang" w:cs="Khmer OS Battambang"/>
+          <w:szCs w:val="24"/>
+          <w:cs/>
+        </w:rPr>
+        <w:t>ក្នុងវិស័យកីឡា បច្ចេកវិទ្យាព័ត៌មានត្រូវបានប្រើប្រាស់យ៉ាងទូលំទូលាយ ដើម្បីគ្រប់គ្រងទិន្នន័យកីឡាករ គ្រូបង្វឹក កាលវិភាគហ្វឹកហាត់ ការប្រកួត និងលទ្ធផល។ ការប្រើប្រាស់ប្រព័ន្ធព័ត៌មានជួយកាត់បន្ថយការងារដោយដៃ បន្ថយកំហុស និងបង្កើនភាពត្រឹមត្រូវនៃព័ត៌មាន។</w:t>
+      </w:r>
+    </w:p>
+    <w:p>
+      <w:pPr>
+        <w:tabs>
+          <w:tab w:val="left" w:pos="540"/>
+          <w:tab w:val="left" w:pos="720"/>
+        </w:tabs>
+        <w:jc w:val="both"/>
+        <w:rPr>
+          <w:rFonts w:ascii="Khmer OS Battambang" w:hAnsi="Khmer OS Battambang" w:cs="Khmer OS Battambang"/>
+          <w:sz w:val="24"/>
+          <w:szCs w:val="24"/>
+        </w:rPr>
+      </w:pPr>
+      <w:r>
+        <w:rPr>
+          <w:rFonts w:ascii="Khmer OS Battambang" w:hAnsi="Khmer OS Battambang" w:cs="Khmer OS Battambang"/>
+          <w:sz w:val="24"/>
+          <w:szCs w:val="24"/>
+          <w:cs/>
+        </w:rPr>
+        <w:t>លើសពីនេះទៅទៀត បច្ចេកវិទ្យាព័ត៌មានអាចជួយដល់ការតាមដានវឌ្ឍនភាពកីឡាករ ការវាយតម្លៃសមត្ថភាព និងការវិភាគទិន្នន័យស្ថិតិ ដែលជួយគ្រូបង្វឹក និងអ្នកគ្រប់គ្រងធ្វើការសម្រេចចិត្តបានយ៉ាងមានមូលដ្ឋាន។</w:t>
+      </w:r>
+    </w:p>
+    <w:p>
+      <w:pPr>
+        <w:tabs>
+          <w:tab w:val="left" w:pos="540"/>
+          <w:tab w:val="left" w:pos="720"/>
+        </w:tabs>
+        <w:jc w:val="both"/>
+        <w:rPr>
+          <w:rFonts w:ascii="Khmer OS Bokor" w:hAnsi="Khmer OS Bokor" w:cs="Khmer OS Bokor"/>
+          <w:sz w:val="24"/>
+          <w:szCs w:val="24"/>
+        </w:rPr>
+      </w:pPr>
+      <w:r>
+        <w:rPr>
+          <w:rFonts w:ascii="Khmer OS Battambang" w:hAnsi="Khmer OS Battambang" w:cs="Khmer OS Battambang"/>
+          <w:sz w:val="24"/>
+          <w:szCs w:val="24"/>
+          <w:cs/>
+        </w:rPr>
+        <w:tab/>
+      </w:r>
+      <w:r>
+        <w:rPr>
+          <w:rFonts w:ascii="Khmer OS Bokor" w:hAnsi="Khmer OS Bokor" w:cs="Khmer OS Bokor" w:hint="cs"/>
+          <w:sz w:val="24"/>
+          <w:szCs w:val="24"/>
+          <w:cs/>
+        </w:rPr>
+        <w:t>២.៤.៣ ប្រព័ន្ធគ្រប់គ្រងជាបណ្តាញ (</w:t>
+      </w:r>
+      <w:r>
+        <w:rPr>
+          <w:rFonts w:ascii="Century" w:hAnsi="Century" w:cs="Khmer OS Bokor"/>
+          <w:sz w:val="24"/>
+          <w:szCs w:val="24"/>
+          <w:lang w:val="en-GB"/>
+        </w:rPr>
+        <w:t>Web-based System</w:t>
+      </w:r>
+      <w:r>
+        <w:rPr>
+          <w:rFonts w:ascii="Khmer OS Bokor" w:hAnsi="Khmer OS Bokor" w:cs="Khmer OS Bokor" w:hint="cs"/>
+          <w:sz w:val="24"/>
+          <w:szCs w:val="24"/>
+          <w:cs/>
+        </w:rPr>
+        <w:t>)</w:t>
+      </w:r>
+    </w:p>
+    <w:p>
+      <w:pPr>
+        <w:tabs>
+          <w:tab w:val="left" w:pos="540"/>
+          <w:tab w:val="left" w:pos="720"/>
+        </w:tabs>
+        <w:jc w:val="both"/>
+        <w:rPr>
+          <w:rFonts w:ascii="Khmer OS Battambang" w:hAnsi="Khmer OS Battambang" w:cs="Khmer OS Battambang"/>
+          <w:szCs w:val="24"/>
+        </w:rPr>
+      </w:pPr>
+      <w:r>
+        <w:rPr>
+          <w:rFonts w:ascii="Khmer OS Bokor" w:hAnsi="Khmer OS Bokor" w:cs="Khmer OS Bokor"/>
+          <w:sz w:val="24"/>
+          <w:szCs w:val="24"/>
+        </w:rPr>
+        <w:tab/>
+      </w:r>
+      <w:r>
+        <w:rPr>
+          <w:rFonts w:ascii="Khmer OS Bokor" w:hAnsi="Khmer OS Bokor" w:cs="Khmer OS Bokor"/>
+          <w:sz w:val="24"/>
+          <w:szCs w:val="24"/>
+        </w:rPr>
+        <w:tab/>
+      </w:r>
+      <w:r>
+        <w:rPr>
+          <w:rFonts w:ascii="Khmer OS Battambang" w:hAnsi="Khmer OS Battambang" w:cs="Khmer OS Battambang"/>
+          <w:szCs w:val="24"/>
+          <w:cs/>
+        </w:rPr>
+        <w:t>ប្រព័ន្ធគ្រប់គ្រងជាបណ្ដាញ គឺជាប្រព័ន្ធព័ត៌មានដែលអាចប្រើប្រាស់តាមរយៈអ៊ីនធឺណិត ឬបណ្ដាញក្នុងស្ថាប័ន។ ប្រព័ន្ធប្រភេទនេះអនុញ្ញាតឱ្យអ្នកប្រើប្រាស់អាចចូលប្រើព័ត៌មានបានគ្រប់ទីកន្លែង និងគ្រប់ពេលវេលា តាមរយៈឧបករណ៍ផ្សេងៗ ដូចជា កុំព្យូទ័រ ថេប្លេត ឬទូរស័ព្ទចល័ត។</w:t>
+      </w:r>
+    </w:p>
+    <w:p>
+      <w:pPr>
+        <w:tabs>
+          <w:tab w:val="left" w:pos="540"/>
+          <w:tab w:val="left" w:pos="720"/>
+        </w:tabs>
+        <w:jc w:val="both"/>
+        <w:rPr>
+          <w:rFonts w:ascii="Khmer OS Battambang" w:hAnsi="Khmer OS Battambang" w:cs="Khmer OS Battambang"/>
+          <w:sz w:val="24"/>
+          <w:szCs w:val="24"/>
+        </w:rPr>
+      </w:pPr>
+      <w:r>
+        <w:rPr>
+          <w:rFonts w:ascii="Khmer OS Battambang" w:hAnsi="Khmer OS Battambang" w:cs="Khmer OS Battambang"/>
+          <w:sz w:val="24"/>
+          <w:szCs w:val="24"/>
+          <w:cs/>
+        </w:rPr>
+        <w:t>ការអនុវត្តប្រព័ន្ធគ្រប់គ្រងជាបណ្ដាញក្នុងការគ្រប់គ្រងកីឡាបាល់ទាត់ អាចជួយសម្រួលដល់ការចែករំលែកព័ត៌មាន ការធ្វើបច្ចុប្បន្នភាពទិន្នន័យ និងការទំនាក់ទំនងរវាងអ្នកគ្រប់គ្រង គ្រូបង្វឹក និងកីឡាករ។</w:t>
+      </w:r>
+    </w:p>
+    <w:p>
+      <w:pPr>
+        <w:tabs>
+          <w:tab w:val="left" w:pos="540"/>
+          <w:tab w:val="left" w:pos="720"/>
+        </w:tabs>
+        <w:jc w:val="both"/>
+        <w:rPr>
+          <w:rFonts w:ascii="Khmer OS Battambang" w:hAnsi="Khmer OS Battambang" w:cs="Khmer OS Battambang"/>
+          <w:sz w:val="24"/>
+          <w:szCs w:val="24"/>
+        </w:rPr>
+      </w:pPr>
+    </w:p>
+    <w:p>
+      <w:pPr>
+        <w:tabs>
+          <w:tab w:val="left" w:pos="540"/>
+          <w:tab w:val="left" w:pos="720"/>
+        </w:tabs>
+        <w:jc w:val="both"/>
+        <w:rPr>
+          <w:rFonts w:ascii="Khmer OS Bokor" w:hAnsi="Khmer OS Bokor" w:cs="Khmer OS Bokor"/>
+          <w:sz w:val="24"/>
+          <w:szCs w:val="24"/>
+        </w:rPr>
+      </w:pPr>
+      <w:r>
+        <w:rPr>
+          <w:rFonts w:ascii="Khmer OS Battambang" w:hAnsi="Khmer OS Battambang" w:cs="Khmer OS Battambang"/>
+          <w:sz w:val="24"/>
+          <w:szCs w:val="24"/>
+        </w:rPr>
+        <w:lastRenderedPageBreak/>
+        <w:tab/>
+      </w:r>
+      <w:r>
+        <w:rPr>
+          <w:rFonts w:ascii="Khmer OS Bokor" w:hAnsi="Khmer OS Bokor" w:cs="Khmer OS Bokor" w:hint="cs"/>
+          <w:sz w:val="24"/>
+          <w:szCs w:val="24"/>
+          <w:cs/>
+        </w:rPr>
+        <w:t>២.៤.៤ អត្ថប្រយោជន៏នៃការប្រើប្រាស់បច្ចេកវិទ្យាព័ត៌មាន</w:t>
+      </w:r>
+    </w:p>
+    <w:p>
+      <w:pPr>
+        <w:tabs>
+          <w:tab w:val="left" w:pos="540"/>
+          <w:tab w:val="left" w:pos="720"/>
+        </w:tabs>
+        <w:jc w:val="both"/>
+        <w:rPr>
+          <w:rFonts w:ascii="Khmer OS Battambang" w:hAnsi="Khmer OS Battambang" w:cs="Khmer OS Battambang"/>
+          <w:sz w:val="24"/>
+          <w:szCs w:val="24"/>
+        </w:rPr>
+      </w:pPr>
+      <w:r>
+        <w:rPr>
+          <w:rFonts w:ascii="Khmer OS Bokor" w:hAnsi="Khmer OS Bokor" w:cs="Khmer OS Bokor"/>
+          <w:sz w:val="24"/>
+          <w:szCs w:val="24"/>
+          <w:cs/>
+        </w:rPr>
+        <w:tab/>
+      </w:r>
+      <w:r>
+        <w:rPr>
+          <w:rFonts w:ascii="Khmer OS Bokor" w:hAnsi="Khmer OS Bokor" w:cs="Khmer OS Bokor"/>
+          <w:sz w:val="24"/>
+          <w:szCs w:val="24"/>
+          <w:cs/>
+        </w:rPr>
+        <w:tab/>
+      </w:r>
+      <w:r>
+        <w:rPr>
+          <w:rFonts w:ascii="Khmer OS Battambang" w:hAnsi="Khmer OS Battambang" w:cs="Khmer OS Battambang"/>
+          <w:sz w:val="24"/>
+          <w:szCs w:val="24"/>
+          <w:cs/>
+        </w:rPr>
+        <w:t>ការប្រើប្រាស់បច្ចេកវិទ្យាព័ត៌មាន និងប្រព័ន្ធព័ត៌មានក្នុងការគ្រប់គ្រងកីឡា មានអត្ថប្រយោជន៍ជាច្រើន ដូចជា ការសន្សំពេលវេលា ការកាត់បន្ថយថ្លៃដើមប្រតិបត្តិការ ការកែលម្អគុណភាពព័ត៌មាន និងការពង្រឹងសមត្ថភាពគ្រប់គ្រង។ វាក៏ជួយឱ្យអង្គការអាចអភិវឌ្ឍសកម្មភាពកីឡាបាល់ទាត់បានយ៉ាងទាន់សម័យ និងមានស្តង់ដារ។</w:t>
+      </w:r>
+    </w:p>
+    <w:p>
+      <w:pPr>
+        <w:tabs>
+          <w:tab w:val="left" w:pos="540"/>
+          <w:tab w:val="left" w:pos="720"/>
+        </w:tabs>
+        <w:jc w:val="both"/>
+        <w:rPr>
+          <w:rFonts w:ascii="Khmer OS Muol" w:hAnsi="Khmer OS Muol" w:cs="Khmer OS Muol"/>
+          <w:sz w:val="24"/>
+          <w:szCs w:val="24"/>
+        </w:rPr>
+      </w:pPr>
+      <w:r>
+        <w:rPr>
+          <w:rFonts w:ascii="Khmer OS Muol" w:hAnsi="Khmer OS Muol" w:cs="Khmer OS Muol" w:hint="cs"/>
+          <w:sz w:val="24"/>
+          <w:szCs w:val="24"/>
+          <w:cs/>
+        </w:rPr>
+        <w:t>២.៥ ការគ្រប់គ្រងទិន្នន័យក្នុងប្រព័ន្ធគ្រប់គ្រងកីឡា</w:t>
+      </w:r>
+    </w:p>
+    <w:p>
+      <w:pPr>
+        <w:tabs>
+          <w:tab w:val="left" w:pos="540"/>
+          <w:tab w:val="left" w:pos="720"/>
+        </w:tabs>
+        <w:jc w:val="both"/>
+        <w:rPr>
+          <w:rFonts w:ascii="Khmer OS Battambang" w:hAnsi="Khmer OS Battambang" w:cs="Khmer OS Battambang"/>
+          <w:sz w:val="24"/>
+          <w:szCs w:val="24"/>
+        </w:rPr>
+      </w:pPr>
+      <w:r>
+        <w:rPr>
+          <w:rFonts w:ascii="Khmer OS Battambang" w:hAnsi="Khmer OS Battambang" w:cs="Khmer OS Battambang"/>
+          <w:sz w:val="24"/>
+          <w:szCs w:val="24"/>
+          <w:cs/>
+        </w:rPr>
+        <w:tab/>
+      </w:r>
+      <w:r>
+        <w:rPr>
+          <w:rFonts w:ascii="Khmer OS Battambang" w:hAnsi="Khmer OS Battambang" w:cs="Khmer OS Battambang"/>
+          <w:sz w:val="24"/>
+          <w:szCs w:val="24"/>
+          <w:cs/>
+        </w:rPr>
+        <w:tab/>
+      </w:r>
+      <w:r>
+        <w:rPr>
+          <w:rFonts w:ascii="Khmer OS Battambang" w:hAnsi="Khmer OS Battambang" w:cs="Khmer OS Battambang"/>
+          <w:sz w:val="24"/>
+          <w:szCs w:val="24"/>
+          <w:cs/>
+        </w:rPr>
+        <w:t>ទិន្នន័យ គឺជាធាតុសំខាន់បំផុតមួយក្នុងប្រព័ន្ធគ្រប់គ្រងកីឡា ព្រោះវាជាមូលដ្ឋានសម្រាប់ការគ្រប់គ្រង ការវិភាគ និងការសម្រេចចិត្ត។ ក្នុងវិស័យកីឡា ជាពិសេសកីឡាបាល់ទាត់ មានទិន្នន័យជាច្រើនដែលត្រូវបានប្រមូល និងគ្រប់គ្រង ដូចជា ព័ត៌មានកីឡាករ គ្រូបង្វឹក កាលវិភាគហ្វឹកហាត់ ការប្រកួត និងលទ្ធផល។ ដូច្នេះ ការគ្រប់គ្រងទិន្នន័យយ៉ាងមានប្រសិទ្ធភាព គឺជាចំណុចសំខាន់សម្រាប់ការអភិវឌ្ឍប្រព័ន្ធគ្រប់គ្រងកីឡា។</w:t>
+      </w:r>
+    </w:p>
+    <w:p>
+      <w:pPr>
+        <w:tabs>
+          <w:tab w:val="left" w:pos="540"/>
+          <w:tab w:val="left" w:pos="720"/>
+        </w:tabs>
+        <w:jc w:val="both"/>
+        <w:rPr>
+          <w:rFonts w:ascii="Khmer OS Bokor" w:hAnsi="Khmer OS Bokor" w:cs="Khmer OS Bokor"/>
+          <w:sz w:val="24"/>
+          <w:szCs w:val="24"/>
+        </w:rPr>
+      </w:pPr>
+      <w:r>
+        <w:rPr>
+          <w:rFonts w:ascii="Khmer OS Battambang" w:hAnsi="Khmer OS Battambang" w:cs="Khmer OS Battambang"/>
+          <w:sz w:val="24"/>
+          <w:szCs w:val="24"/>
+          <w:cs/>
+        </w:rPr>
+        <w:tab/>
+      </w:r>
+      <w:r>
+        <w:rPr>
+          <w:rFonts w:ascii="Khmer OS Bokor" w:hAnsi="Khmer OS Bokor" w:cs="Khmer OS Bokor" w:hint="cs"/>
+          <w:sz w:val="24"/>
+          <w:szCs w:val="24"/>
+          <w:cs/>
+        </w:rPr>
+        <w:t>២.៥.១ ប្រភេទទិន្នន័យក្នុងប្រព័ន្ធ</w:t>
+      </w:r>
+      <w:r>
+        <w:rPr>
+          <w:rFonts w:ascii="Khmer OS Bokor" w:hAnsi="Khmer OS Bokor" w:cs="Khmer OS Bokor" w:hint="cs"/>
+          <w:sz w:val="24"/>
+          <w:szCs w:val="24"/>
+          <w:cs/>
+        </w:rPr>
+        <w:t>គ្រប់គ្រងកីឡា</w:t>
+      </w:r>
+    </w:p>
+    <w:p>
+      <w:pPr>
+        <w:tabs>
+          <w:tab w:val="left" w:pos="540"/>
+          <w:tab w:val="left" w:pos="720"/>
+        </w:tabs>
+        <w:jc w:val="both"/>
+        <w:rPr>
+          <w:rFonts w:ascii="Khmer OS Battambang" w:hAnsi="Khmer OS Battambang" w:cs="Khmer OS Battambang"/>
+          <w:sz w:val="24"/>
+          <w:szCs w:val="24"/>
+        </w:rPr>
+      </w:pPr>
+      <w:r>
+        <w:rPr>
+          <w:rFonts w:ascii="Khmer OS Battambang" w:hAnsi="Khmer OS Battambang" w:cs="Khmer OS Battambang"/>
+          <w:sz w:val="24"/>
+          <w:szCs w:val="24"/>
+          <w:cs/>
+        </w:rPr>
+        <w:tab/>
+      </w:r>
+      <w:r>
+        <w:rPr>
+          <w:rFonts w:ascii="Khmer OS Battambang" w:hAnsi="Khmer OS Battambang" w:cs="Khmer OS Battambang"/>
+          <w:sz w:val="24"/>
+          <w:szCs w:val="24"/>
+          <w:cs/>
+        </w:rPr>
+        <w:tab/>
+      </w:r>
+      <w:r>
+        <w:rPr>
+          <w:rFonts w:ascii="Khmer OS Battambang" w:hAnsi="Khmer OS Battambang" w:cs="Khmer OS Battambang"/>
+          <w:sz w:val="24"/>
+          <w:szCs w:val="24"/>
+          <w:cs/>
+        </w:rPr>
+        <w:t>ទិន្នន័យក្នុងប្រព័ន្ធគ្រប់គ្រងកីឡា អាចបែងចែកជាប្រភេទផ្សេងៗ ដូចជា ទិន្នន័យផ្ទាល់ខ្លួនកីឡាករ ទិន្នន័យសកម្មភាពហ្វឹកហាត់ ទិន្នន័យការប្រកួត និងទិន្នន័យវាយតម្លៃសមត្ថភាព។ ទិន្នន័យទាំងនេះត្រូវបានប្រើប្រាស់សម្រាប់ការតាមដានវឌ្ឍនភាព ការវិភាគ និងការធ្វើផែនការអភិវឌ្ឍបន្ត។</w:t>
+      </w:r>
+    </w:p>
+    <w:p>
+      <w:pPr>
+        <w:tabs>
+          <w:tab w:val="left" w:pos="540"/>
+          <w:tab w:val="left" w:pos="720"/>
+        </w:tabs>
+        <w:jc w:val="both"/>
+        <w:rPr>
+          <w:rFonts w:ascii="Khmer OS Bokor" w:hAnsi="Khmer OS Bokor" w:cs="Khmer OS Bokor"/>
+          <w:sz w:val="24"/>
+          <w:szCs w:val="24"/>
+        </w:rPr>
+      </w:pPr>
+      <w:r>
+        <w:rPr>
+          <w:rFonts w:ascii="Khmer OS Battambang" w:hAnsi="Khmer OS Battambang" w:cs="Khmer OS Battambang"/>
+          <w:sz w:val="24"/>
+          <w:szCs w:val="24"/>
+          <w:cs/>
+        </w:rPr>
+        <w:tab/>
+      </w:r>
+      <w:r>
+        <w:rPr>
+          <w:rFonts w:ascii="Khmer OS Bokor" w:hAnsi="Khmer OS Bokor" w:cs="Khmer OS Bokor" w:hint="cs"/>
+          <w:sz w:val="24"/>
+          <w:szCs w:val="24"/>
+          <w:cs/>
+        </w:rPr>
+        <w:t>២.៥.២ ដំណើរការគ្រប់គ្រងទិន្នន័យ</w:t>
+      </w:r>
+    </w:p>
+    <w:p>
+      <w:pPr>
+        <w:tabs>
+          <w:tab w:val="left" w:pos="540"/>
+          <w:tab w:val="left" w:pos="720"/>
+        </w:tabs>
+        <w:jc w:val="both"/>
+        <w:rPr>
+          <w:rFonts w:ascii="Khmer OS Battambang" w:hAnsi="Khmer OS Battambang" w:cs="Khmer OS Battambang"/>
+          <w:sz w:val="24"/>
+          <w:szCs w:val="24"/>
+        </w:rPr>
+      </w:pPr>
+      <w:r>
+        <w:rPr>
+          <w:rFonts w:ascii="Khmer OS Battambang" w:hAnsi="Khmer OS Battambang" w:cs="Khmer OS Battambang"/>
+          <w:sz w:val="24"/>
+          <w:szCs w:val="24"/>
+          <w:cs/>
+        </w:rPr>
+        <w:tab/>
+      </w:r>
+      <w:r>
+        <w:rPr>
+          <w:rFonts w:ascii="Khmer OS Battambang" w:hAnsi="Khmer OS Battambang" w:cs="Khmer OS Battambang"/>
+          <w:sz w:val="24"/>
+          <w:szCs w:val="24"/>
+          <w:cs/>
+        </w:rPr>
+        <w:tab/>
+      </w:r>
+      <w:r>
+        <w:rPr>
+          <w:rFonts w:ascii="Khmer OS Battambang" w:hAnsi="Khmer OS Battambang" w:cs="Khmer OS Battambang"/>
+          <w:sz w:val="24"/>
+          <w:szCs w:val="24"/>
+          <w:cs/>
+        </w:rPr>
+        <w:t>ដំណើរការគ្រប់គ្រងទិន្នន័យ រួមមានការប្រមូលទិន្នន័យ ការរក្សាទុក ការដំណើរការ ការធ្វើបច្ចុប្បន្នភាព និងការបង្ហាញព័ត៌មាន។ ប្រព័ន្ធគ្រប់គ្រងកីឡាត្រូវមានយន្តការដែលធានាឱ្យទិន្នន័យមានភាពត្រឹមត្រូវ គ្រប់គ្រាន់ និងទាន់ពេលវេលា។</w:t>
+      </w:r>
+    </w:p>
+    <w:p>
+      <w:pPr>
+        <w:tabs>
+          <w:tab w:val="left" w:pos="540"/>
+          <w:tab w:val="left" w:pos="720"/>
+        </w:tabs>
+        <w:jc w:val="both"/>
+        <w:rPr>
+          <w:rFonts w:ascii="Khmer OS Bokor" w:hAnsi="Khmer OS Bokor" w:cs="Khmer OS Bokor"/>
+          <w:sz w:val="24"/>
+          <w:szCs w:val="24"/>
+        </w:rPr>
+      </w:pPr>
+      <w:r>
+        <w:rPr>
+          <w:rFonts w:ascii="Khmer OS Battambang" w:hAnsi="Khmer OS Battambang" w:cs="Khmer OS Battambang"/>
+          <w:sz w:val="24"/>
+          <w:szCs w:val="24"/>
+          <w:cs/>
+        </w:rPr>
+        <w:tab/>
+      </w:r>
+      <w:r>
+        <w:rPr>
+          <w:rFonts w:ascii="Khmer OS Bokor" w:hAnsi="Khmer OS Bokor" w:cs="Khmer OS Bokor" w:hint="cs"/>
+          <w:sz w:val="24"/>
+          <w:szCs w:val="24"/>
+          <w:cs/>
+        </w:rPr>
+        <w:t>២.៥.៣ សុវត្ថិភាព និងភាពសម្ងាត់នៃទិន្នន័យ</w:t>
+      </w:r>
+    </w:p>
+    <w:p>
+      <w:pPr>
+        <w:tabs>
+          <w:tab w:val="left" w:pos="540"/>
+          <w:tab w:val="left" w:pos="720"/>
+        </w:tabs>
+        <w:jc w:val="both"/>
+        <w:rPr>
+          <w:rFonts w:ascii="Khmer OS Battambang" w:hAnsi="Khmer OS Battambang" w:cs="Khmer OS Battambang"/>
+          <w:sz w:val="24"/>
+          <w:szCs w:val="24"/>
+        </w:rPr>
+      </w:pPr>
+      <w:r>
+        <w:rPr>
+          <w:rFonts w:ascii="Khmer OS Battambang" w:hAnsi="Khmer OS Battambang" w:cs="Khmer OS Battambang"/>
+          <w:sz w:val="24"/>
+          <w:szCs w:val="24"/>
+          <w:cs/>
+        </w:rPr>
+        <w:tab/>
+      </w:r>
+      <w:r>
+        <w:rPr>
+          <w:rFonts w:ascii="Khmer OS Battambang" w:hAnsi="Khmer OS Battambang" w:cs="Khmer OS Battambang"/>
+          <w:sz w:val="24"/>
+          <w:szCs w:val="24"/>
+          <w:cs/>
+        </w:rPr>
+        <w:tab/>
+      </w:r>
+      <w:r>
+        <w:rPr>
+          <w:rFonts w:ascii="Khmer OS Battambang" w:hAnsi="Khmer OS Battambang" w:cs="Khmer OS Battambang"/>
+          <w:sz w:val="24"/>
+          <w:szCs w:val="24"/>
+          <w:cs/>
+        </w:rPr>
+        <w:t>សុវត្ថិភាព និងភាពសម្ងាត់នៃទិន្នន័យ គឺជាបញ្ហាសំខាន់ក្នុងការគ្រប់គ្រងប្រព័ន្ធព័ត៌មាន។ ប្រព័ន្ធគ្រប់គ្រងកីឡាត្រូវមានវិធានការការពារទិន្នន័យ ដូចជា ការកំណត់សិទ្ធិអ្នកប្រើប្រាស់ ការរក្សាទុកទិន្នន័យយ៉ាងមានសុវត្ថិភាព និងការការពារការចូលប្រើដោយគ្មានការអនុញ្ញាត។</w:t>
+      </w:r>
+    </w:p>
+    <w:p>
+      <w:pPr>
+        <w:tabs>
+          <w:tab w:val="left" w:pos="540"/>
+          <w:tab w:val="left" w:pos="720"/>
+        </w:tabs>
+        <w:jc w:val="both"/>
+        <w:rPr>
+          <w:rFonts w:ascii="Khmer OS Bokor" w:hAnsi="Khmer OS Bokor" w:cs="Khmer OS Bokor"/>
+          <w:sz w:val="24"/>
+          <w:szCs w:val="24"/>
+        </w:rPr>
+      </w:pPr>
+      <w:r>
+        <w:rPr>
+          <w:rFonts w:ascii="Khmer OS Battambang" w:hAnsi="Khmer OS Battambang" w:cs="Khmer OS Battambang"/>
+          <w:sz w:val="24"/>
+          <w:szCs w:val="24"/>
+          <w:cs/>
+        </w:rPr>
+        <w:tab/>
+      </w:r>
+      <w:r>
+        <w:rPr>
+          <w:rFonts w:ascii="Khmer OS Bokor" w:hAnsi="Khmer OS Bokor" w:cs="Khmer OS Bokor" w:hint="cs"/>
+          <w:sz w:val="24"/>
+          <w:szCs w:val="24"/>
+          <w:cs/>
+        </w:rPr>
+        <w:t>២.៥.៤ ការរក្សាទុក និងការស្តារទិន្នន័យ</w:t>
+      </w:r>
+    </w:p>
+    <w:p>
+      <w:pPr>
+        <w:tabs>
+          <w:tab w:val="left" w:pos="540"/>
+          <w:tab w:val="left" w:pos="720"/>
+        </w:tabs>
+        <w:jc w:val="both"/>
+        <w:rPr>
+          <w:rFonts w:ascii="Khmer OS Battambang" w:hAnsi="Khmer OS Battambang" w:cs="Khmer OS Battambang"/>
+          <w:sz w:val="24"/>
+          <w:szCs w:val="24"/>
+        </w:rPr>
+      </w:pPr>
+      <w:r>
+        <w:rPr>
+          <w:rFonts w:ascii="Khmer OS Bokor" w:hAnsi="Khmer OS Bokor" w:cs="Khmer OS Bokor"/>
+          <w:sz w:val="24"/>
+          <w:szCs w:val="24"/>
+          <w:cs/>
+        </w:rPr>
+        <w:lastRenderedPageBreak/>
+        <w:tab/>
+      </w:r>
+      <w:r>
+        <w:rPr>
+          <w:rFonts w:ascii="Khmer OS Bokor" w:hAnsi="Khmer OS Bokor" w:cs="Khmer OS Bokor"/>
+          <w:sz w:val="24"/>
+          <w:szCs w:val="24"/>
+          <w:cs/>
+        </w:rPr>
+        <w:tab/>
+      </w:r>
+      <w:r>
+        <w:rPr>
+          <w:rFonts w:ascii="Khmer OS Battambang" w:hAnsi="Khmer OS Battambang" w:cs="Khmer OS Battambang"/>
+          <w:sz w:val="24"/>
+          <w:szCs w:val="24"/>
+          <w:cs/>
+        </w:rPr>
+        <w:t>ការរក្សាទុក និងការស្តារទិន្នន័យ (</w:t>
+      </w:r>
+      <w:r>
+        <w:rPr>
+          <w:rFonts w:ascii="Century" w:hAnsi="Century" w:cs="Khmer OS Battambang"/>
+          <w:sz w:val="24"/>
+          <w:szCs w:val="24"/>
+        </w:rPr>
+        <w:t>Backup &amp; Recovery</w:t>
+      </w:r>
+      <w:r>
+        <w:rPr>
+          <w:rFonts w:ascii="Khmer OS Battambang" w:hAnsi="Khmer OS Battambang" w:cs="Khmer OS Battambang"/>
+          <w:sz w:val="24"/>
+          <w:szCs w:val="24"/>
+        </w:rPr>
+        <w:t xml:space="preserve">) </w:t>
+      </w:r>
+      <w:r>
+        <w:rPr>
+          <w:rFonts w:ascii="Khmer OS Battambang" w:hAnsi="Khmer OS Battambang" w:cs="Khmer OS Battambang"/>
+          <w:sz w:val="24"/>
+          <w:szCs w:val="24"/>
+          <w:cs/>
+        </w:rPr>
+        <w:t>គឺជាដំណើរការសំខាន់ក្នុងការធានាថា ទិន្នន័យមិនបាត់បង់ និងអាចស្តារឡើងវិញបាន នៅពេលមានបញ្ហាបច្ចេកទេស។ ប្រព័ន្ធគ្រប់គ្រងកីឡាត្រូវមានយុទ្ធសាស្ត្រការរក្សាទុកទិន្នន័យជាប្រចាំ ដើម្បីធានានូវភាពបន្តនៃប្រព័ន្ធ។</w:t>
+      </w:r>
+    </w:p>
+    <w:p>
+      <w:pPr>
+        <w:tabs>
+          <w:tab w:val="left" w:pos="540"/>
+          <w:tab w:val="left" w:pos="720"/>
+        </w:tabs>
+        <w:jc w:val="both"/>
+        <w:rPr>
+          <w:rFonts w:ascii="Khmer OS Bokor" w:hAnsi="Khmer OS Bokor" w:cs="Khmer OS Bokor"/>
+          <w:sz w:val="24"/>
+          <w:szCs w:val="24"/>
+        </w:rPr>
+      </w:pPr>
+      <w:r>
+        <w:rPr>
+          <w:rFonts w:ascii="Khmer OS Battambang" w:hAnsi="Khmer OS Battambang" w:cs="Khmer OS Battambang"/>
+          <w:sz w:val="24"/>
+          <w:szCs w:val="24"/>
+          <w:cs/>
+        </w:rPr>
+        <w:tab/>
+      </w:r>
+      <w:r>
+        <w:rPr>
+          <w:rFonts w:ascii="Khmer OS Bokor" w:hAnsi="Khmer OS Bokor" w:cs="Khmer OS Bokor" w:hint="cs"/>
+          <w:sz w:val="24"/>
+          <w:szCs w:val="24"/>
+          <w:cs/>
+        </w:rPr>
+        <w:t>២.៥.៥ តួនាទីនៃការគ្រប់គ្រងទិន្នន័យក្នុងការសម្រេចចិត្ត</w:t>
+      </w:r>
+    </w:p>
+    <w:p>
+      <w:pPr>
+        <w:tabs>
+          <w:tab w:val="left" w:pos="540"/>
+          <w:tab w:val="left" w:pos="720"/>
+        </w:tabs>
+        <w:jc w:val="both"/>
+        <w:rPr>
+          <w:rFonts w:ascii="Khmer OS Battambang" w:hAnsi="Khmer OS Battambang" w:cs="Khmer OS Battambang"/>
+          <w:sz w:val="24"/>
+          <w:szCs w:val="24"/>
+        </w:rPr>
+      </w:pPr>
+      <w:r>
+        <w:rPr>
+          <w:rFonts w:ascii="Khmer OS Battambang" w:hAnsi="Khmer OS Battambang" w:cs="Khmer OS Battambang"/>
+          <w:sz w:val="24"/>
+          <w:szCs w:val="24"/>
+          <w:cs/>
+        </w:rPr>
+        <w:tab/>
+      </w:r>
+      <w:r>
+        <w:rPr>
+          <w:rFonts w:ascii="Khmer OS Battambang" w:hAnsi="Khmer OS Battambang" w:cs="Khmer OS Battambang"/>
+          <w:sz w:val="24"/>
+          <w:szCs w:val="24"/>
+          <w:cs/>
+        </w:rPr>
+        <w:tab/>
+      </w:r>
+      <w:r>
+        <w:rPr>
+          <w:rFonts w:ascii="Khmer OS Battambang" w:hAnsi="Khmer OS Battambang" w:cs="Khmer OS Battambang"/>
+          <w:sz w:val="24"/>
+          <w:szCs w:val="24"/>
+          <w:cs/>
+        </w:rPr>
+        <w:t>ការគ្រប់គ្រងទិន្នន័យយ៉ាងមានប្រសិទ្ធភាព អាចជួយអ្នកគ្រប់គ្រង និងគ្រូបង្វឹក ធ្វើការសម្រេចចិត្តដោយផ្អែកលើព័ត៌មានពិតប្រាកដ និងទិន្នន័យស្ថិតិ។ វាជួយលើកកម្ពស់គុណភាពការគ្រប់គ្រង និងការអភិវឌ្ឍសមត្ថភាពកីឡាករ។</w:t>
+      </w:r>
+    </w:p>
+    <w:p>
+      <w:pPr>
+        <w:tabs>
+          <w:tab w:val="left" w:pos="540"/>
+          <w:tab w:val="left" w:pos="720"/>
+        </w:tabs>
+        <w:jc w:val="both"/>
+        <w:rPr>
+          <w:rFonts w:ascii="Khmer OS Battambang" w:hAnsi="Khmer OS Battambang" w:cs="Khmer OS Battambang"/>
+          <w:sz w:val="24"/>
+          <w:szCs w:val="24"/>
+        </w:rPr>
+      </w:pPr>
+    </w:p>
+    <w:p>
+      <w:pPr>
+        <w:tabs>
+          <w:tab w:val="left" w:pos="540"/>
+          <w:tab w:val="left" w:pos="720"/>
+        </w:tabs>
+        <w:jc w:val="both"/>
+        <w:rPr>
+          <w:rFonts w:ascii="Khmer OS Muol" w:hAnsi="Khmer OS Muol" w:cs="Khmer OS Muol"/>
+          <w:sz w:val="24"/>
+          <w:szCs w:val="24"/>
+        </w:rPr>
+      </w:pPr>
+      <w:r>
+        <w:rPr>
+          <w:rFonts w:ascii="Khmer OS Muol" w:hAnsi="Khmer OS Muol" w:cs="Khmer OS Muol" w:hint="cs"/>
+          <w:sz w:val="24"/>
+          <w:szCs w:val="24"/>
+          <w:cs/>
+        </w:rPr>
+        <w:t>២.៦ ការសិក្សា និងការស្រាវជ្រាវពាក់ព័ន្ធពីមុន</w:t>
+      </w:r>
+    </w:p>
+    <w:p>
+      <w:pPr>
+        <w:tabs>
+          <w:tab w:val="left" w:pos="540"/>
+          <w:tab w:val="left" w:pos="720"/>
+        </w:tabs>
+        <w:jc w:val="both"/>
+        <w:rPr>
+          <w:rFonts w:ascii="Khmer OS Battambang" w:hAnsi="Khmer OS Battambang" w:cs="Khmer OS Battambang"/>
+          <w:sz w:val="24"/>
+          <w:szCs w:val="24"/>
+        </w:rPr>
+      </w:pPr>
+      <w:r>
+        <w:rPr>
+          <w:rFonts w:ascii="Khmer OS Battambang" w:hAnsi="Khmer OS Battambang" w:cs="Khmer OS Battambang"/>
+          <w:sz w:val="24"/>
+          <w:szCs w:val="24"/>
+          <w:cs/>
+        </w:rPr>
+        <w:tab/>
+      </w:r>
+      <w:r>
+        <w:rPr>
+          <w:rFonts w:ascii="Khmer OS Battambang" w:hAnsi="Khmer OS Battambang" w:cs="Khmer OS Battambang"/>
+          <w:sz w:val="24"/>
+          <w:szCs w:val="24"/>
+          <w:cs/>
+        </w:rPr>
+        <w:tab/>
+      </w:r>
+      <w:r>
+        <w:rPr>
+          <w:rFonts w:ascii="Khmer OS Battambang" w:hAnsi="Khmer OS Battambang" w:cs="Khmer OS Battambang"/>
+          <w:sz w:val="24"/>
+          <w:szCs w:val="24"/>
+          <w:cs/>
+        </w:rPr>
+        <w:t>ការសិក្សា និងការស្រាវជ្រាវពាក់ព័ន្ធពីមុន មានតួនាទីសំខាន់ក្នុងការផ្តល់មូលដ្ឋានទ្រឹស្តី និងបទពិសោធន៍ជាក់ស្តែង សម្រាប់ការអភិវឌ្ឍប្រព័ន្ធគ្រប់គ្រងផ្នែកកីឡាបាល់ទាត់។ ការពិនិត្យឯកសារស្រាវជ្រាវពីមុន អាចជួយឱ្យយល់ដឹងអំពីវិធីសាស្ត្រ បញ្ហាប្រឈម និងលទ្ធផលដែលទទួលបានពីការអនុវត្តប្រព័ន្ធគ្រប់គ្រងកីឡានៅក្នុងបរិបទផ្សេងៗ។</w:t>
+      </w:r>
+    </w:p>
+    <w:p>
+      <w:pPr>
+        <w:tabs>
+          <w:tab w:val="left" w:pos="540"/>
+          <w:tab w:val="left" w:pos="720"/>
+        </w:tabs>
+        <w:jc w:val="both"/>
+        <w:rPr>
+          <w:rFonts w:ascii="Khmer OS Bokor" w:hAnsi="Khmer OS Bokor" w:cs="Khmer OS Bokor"/>
+          <w:sz w:val="24"/>
+          <w:szCs w:val="24"/>
+        </w:rPr>
+      </w:pPr>
+      <w:r>
+        <w:rPr>
+          <w:rFonts w:ascii="Khmer OS Battambang" w:hAnsi="Khmer OS Battambang" w:cs="Khmer OS Battambang"/>
+          <w:sz w:val="24"/>
+          <w:szCs w:val="24"/>
+          <w:cs/>
+        </w:rPr>
+        <w:tab/>
+      </w:r>
+      <w:r>
+        <w:rPr>
+          <w:rFonts w:ascii="Khmer OS Bokor" w:hAnsi="Khmer OS Bokor" w:cs="Khmer OS Bokor" w:hint="cs"/>
+          <w:sz w:val="24"/>
+          <w:szCs w:val="24"/>
+          <w:cs/>
+        </w:rPr>
+        <w:t>២.៦.១ ការសិក្សាពាក់ព័ន្ធក្នុងប្រទេស</w:t>
+      </w:r>
+    </w:p>
+    <w:p>
+      <w:pPr>
+        <w:tabs>
+          <w:tab w:val="left" w:pos="540"/>
+          <w:tab w:val="left" w:pos="720"/>
+        </w:tabs>
+        <w:jc w:val="both"/>
+        <w:rPr>
+          <w:rFonts w:ascii="Khmer OS Battambang" w:hAnsi="Khmer OS Battambang" w:cs="Khmer OS Battambang"/>
+          <w:szCs w:val="24"/>
+        </w:rPr>
+      </w:pPr>
+      <w:r>
+        <w:rPr>
+          <w:rFonts w:ascii="Khmer OS Battambang" w:hAnsi="Khmer OS Battambang" w:cs="Khmer OS Battambang"/>
+          <w:sz w:val="24"/>
+          <w:szCs w:val="24"/>
+          <w:cs/>
+        </w:rPr>
+        <w:tab/>
+      </w:r>
+      <w:r>
+        <w:rPr>
+          <w:rFonts w:ascii="Khmer OS Battambang" w:hAnsi="Khmer OS Battambang" w:cs="Khmer OS Battambang"/>
+          <w:sz w:val="24"/>
+          <w:szCs w:val="24"/>
+          <w:cs/>
+        </w:rPr>
+        <w:tab/>
+      </w:r>
+      <w:r>
+        <w:rPr>
+          <w:rFonts w:ascii="Khmer OS Battambang" w:hAnsi="Khmer OS Battambang" w:cs="Khmer OS Battambang"/>
+          <w:szCs w:val="24"/>
+          <w:cs/>
+        </w:rPr>
+        <w:t>ការសិក្សាពាក់ព័ន្ធក្នុងប្រទេសបានបង្ហាញថា ស្ថាប័នអប់រំ និងអង្គការមួយចំនួននៅកម្ពុជា បានចាប់ផ្តើមអនុវត្តប្រព័ន្ធគ្រប់គ្រងជាបច្ចេកវិទ្យាឌីជីថល ក្នុងការគ្រប់គ្រងសកម្មភាពកីឡា និងសកម្មភាពសិក្សា។ លទ្ធផលនៃការសិក្សាទាំងនេះបានបញ្ជាក់ថា ការប្រើប្រាស់ប្រព័ន្ធព័ត៌មានអាចជួយកាត់បន្ថយការងារដោយដៃ បន្ថយកំហុសក្នុងការកត់ត្រា និងបង្កើនភាពត្រឹមត្រូវនៃទិន្នន័យ។</w:t>
+      </w:r>
+    </w:p>
+    <w:p>
+      <w:pPr>
+        <w:tabs>
+          <w:tab w:val="left" w:pos="540"/>
+          <w:tab w:val="left" w:pos="720"/>
+        </w:tabs>
+        <w:jc w:val="both"/>
+        <w:rPr>
+          <w:rFonts w:ascii="Khmer OS Battambang" w:hAnsi="Khmer OS Battambang" w:cs="Khmer OS Battambang"/>
+          <w:sz w:val="24"/>
+          <w:szCs w:val="24"/>
+        </w:rPr>
+      </w:pPr>
+      <w:r>
+        <w:rPr>
+          <w:rFonts w:ascii="Khmer OS Battambang" w:hAnsi="Khmer OS Battambang" w:cs="Khmer OS Battambang"/>
+          <w:sz w:val="24"/>
+          <w:szCs w:val="24"/>
+          <w:cs/>
+        </w:rPr>
+        <w:t>លើសពីនេះទៅទៀត ការស្រាវជ្រាវក្នុងប្រទេសបានរាយការណ៍ថា ប្រព័ន្ធគ្រប់គ្រងកីឡាអាចជួយដល់ការតាមដានវឌ្ឍនភាពកីឡាករ និងការរៀបចំកាលវិភាគហ្វឹកហាត់បានយ៉ាងមានប្រសិទ្ធភាព ប៉ុន្តែក៏មានកម្រិតនៅផ្នែកធនធានបច្ចេកវិទ្យា និងជំនាញអ្នកប្រើប្រាស់ផងដែរ។</w:t>
+      </w:r>
+    </w:p>
+    <w:p>
+      <w:pPr>
+        <w:tabs>
+          <w:tab w:val="left" w:pos="540"/>
+          <w:tab w:val="left" w:pos="720"/>
+        </w:tabs>
+        <w:jc w:val="both"/>
+        <w:rPr>
+          <w:rFonts w:ascii="Khmer OS Bokor" w:hAnsi="Khmer OS Bokor" w:cs="Khmer OS Bokor"/>
+          <w:sz w:val="24"/>
+          <w:szCs w:val="24"/>
+        </w:rPr>
+      </w:pPr>
+      <w:r>
+        <w:rPr>
+          <w:rFonts w:ascii="Khmer OS Battambang" w:hAnsi="Khmer OS Battambang" w:cs="Khmer OS Battambang"/>
+          <w:sz w:val="24"/>
+          <w:szCs w:val="24"/>
+          <w:cs/>
+        </w:rPr>
+        <w:tab/>
+      </w:r>
+      <w:r>
+        <w:rPr>
+          <w:rFonts w:ascii="Khmer OS Bokor" w:hAnsi="Khmer OS Bokor" w:cs="Khmer OS Bokor" w:hint="cs"/>
+          <w:sz w:val="24"/>
+          <w:szCs w:val="24"/>
+          <w:cs/>
+        </w:rPr>
+        <w:t>២.៦.២ ការសិក្សាពាក់ព័ន្ធក្រៅប្រទេស</w:t>
+      </w:r>
+    </w:p>
+    <w:p>
+      <w:pPr>
+        <w:tabs>
+          <w:tab w:val="left" w:pos="540"/>
+          <w:tab w:val="left" w:pos="720"/>
+        </w:tabs>
+        <w:jc w:val="both"/>
+        <w:rPr>
+          <w:rFonts w:ascii="Khmer OS Battambang" w:hAnsi="Khmer OS Battambang" w:cs="Khmer OS Battambang"/>
+          <w:szCs w:val="24"/>
+        </w:rPr>
+      </w:pPr>
+      <w:r>
+        <w:rPr>
+          <w:rFonts w:ascii="Khmer OS Battambang" w:hAnsi="Khmer OS Battambang" w:cs="Khmer OS Battambang"/>
+          <w:sz w:val="24"/>
+          <w:szCs w:val="24"/>
+          <w:cs/>
+        </w:rPr>
+        <w:tab/>
+      </w:r>
+      <w:r>
+        <w:rPr>
+          <w:rFonts w:ascii="Khmer OS Battambang" w:hAnsi="Khmer OS Battambang" w:cs="Khmer OS Battambang"/>
+          <w:sz w:val="24"/>
+          <w:szCs w:val="24"/>
+          <w:cs/>
+        </w:rPr>
+        <w:tab/>
+      </w:r>
+      <w:r>
+        <w:rPr>
+          <w:rFonts w:ascii="Khmer OS Battambang" w:hAnsi="Khmer OS Battambang" w:cs="Khmer OS Battambang"/>
+          <w:szCs w:val="24"/>
+          <w:cs/>
+        </w:rPr>
+        <w:t>ការសិក្សាពាក់ព័ន្ធក្រៅប្រទេស បានបង្ហាញថា ប្រព័ន្ធគ្រប់គ្រងកីឡាត្រូវបានអនុវត្តយ៉ាងទូលំទូលាយនៅក្នុងសាលា សាកលវិទ្យាល័យ និងអង្គការកីឡាជំនាញ។ ការស្រាវជ្រាវជាច្រើនបានបញ្ជាក់ថា ប្រព័ន្ធគ្រប់គ្រងជាបណ្ដាញ អាចជួយបង្កើនប្រសិទ្ធភាពការងារ បង្កើនភាពត្រឹមត្រូវនៃព័ត៌មាន និងគាំទ្រដល់ការសម្រេចចិត្តរបស់អ្នកគ្រប់គ្រង និងគ្រូបង្វឹក។</w:t>
+      </w:r>
+    </w:p>
+    <w:p>
+      <w:pPr>
+        <w:tabs>
+          <w:tab w:val="left" w:pos="540"/>
+          <w:tab w:val="left" w:pos="720"/>
+        </w:tabs>
+        <w:jc w:val="both"/>
+        <w:rPr>
+          <w:rFonts w:ascii="Khmer OS Battambang" w:hAnsi="Khmer OS Battambang" w:cs="Khmer OS Battambang"/>
+          <w:sz w:val="24"/>
+          <w:szCs w:val="24"/>
+        </w:rPr>
+      </w:pPr>
+      <w:r>
+        <w:rPr>
+          <w:rFonts w:ascii="Khmer OS Battambang" w:hAnsi="Khmer OS Battambang" w:cs="Khmer OS Battambang"/>
+          <w:sz w:val="24"/>
+          <w:szCs w:val="24"/>
+          <w:cs/>
+        </w:rPr>
+        <w:lastRenderedPageBreak/>
+        <w:t>លទ្ធផលនៃការសិក្សាក្រៅប្រទេសក៏បានបង្ហាញថា ការប្រើប្រាស់ទិន្នន័យស្ថិតិ និងការវិភាគទិន្នន័យក្នុងវិស័យកីឡា អាចជួយលើកកម្ពស់គុណភាពការហ្វឹកហាត់ និងការអភិវឌ្ឍសមត្ថភាពកីឡាករ។ ទោះជាយ៉ាងណា ការអនុវត្តប្រព័ន្ធទាំងនេះត្រូវការការវិនិយោគខ្ពស់ និងការគាំទ្រផ្នែកបច្ចេកទេសជាបន្ត។</w:t>
+      </w:r>
+    </w:p>
+    <w:p>
+      <w:pPr>
+        <w:tabs>
+          <w:tab w:val="left" w:pos="540"/>
+          <w:tab w:val="left" w:pos="720"/>
+        </w:tabs>
+        <w:jc w:val="both"/>
+        <w:rPr>
+          <w:rFonts w:ascii="Khmer OS Bokor" w:hAnsi="Khmer OS Bokor" w:cs="Khmer OS Bokor"/>
+          <w:sz w:val="24"/>
+          <w:szCs w:val="24"/>
+        </w:rPr>
+      </w:pPr>
+      <w:r>
+        <w:rPr>
+          <w:rFonts w:ascii="Khmer OS Battambang" w:hAnsi="Khmer OS Battambang" w:cs="Khmer OS Battambang"/>
+          <w:sz w:val="24"/>
+          <w:szCs w:val="24"/>
+          <w:cs/>
+        </w:rPr>
+        <w:tab/>
+      </w:r>
+      <w:r>
+        <w:rPr>
+          <w:rFonts w:ascii="Khmer OS Bokor" w:hAnsi="Khmer OS Bokor" w:cs="Khmer OS Bokor" w:hint="cs"/>
+          <w:sz w:val="24"/>
+          <w:szCs w:val="24"/>
+          <w:cs/>
+        </w:rPr>
+        <w:t>២.៦.៣ ការប្រៀបធៀបការសិក្សាពីមុនជាមួយការស្រាវជ្រាវនេះ</w:t>
+      </w:r>
+    </w:p>
+    <w:p>
+      <w:pPr>
+        <w:tabs>
+          <w:tab w:val="left" w:pos="540"/>
+          <w:tab w:val="left" w:pos="720"/>
+        </w:tabs>
+        <w:jc w:val="both"/>
+        <w:rPr>
+          <w:rFonts w:ascii="Khmer OS Battambang" w:hAnsi="Khmer OS Battambang" w:cs="Khmer OS Battambang"/>
+          <w:szCs w:val="24"/>
+        </w:rPr>
+      </w:pPr>
+      <w:r>
+        <w:rPr>
+          <w:rFonts w:ascii="Khmer OS Bokor" w:hAnsi="Khmer OS Bokor" w:cs="Khmer OS Bokor"/>
+          <w:sz w:val="24"/>
+          <w:szCs w:val="24"/>
+          <w:cs/>
+        </w:rPr>
+        <w:tab/>
+      </w:r>
+      <w:r>
+        <w:rPr>
+          <w:rFonts w:ascii="Khmer OS Bokor" w:hAnsi="Khmer OS Bokor" w:cs="Khmer OS Bokor"/>
+          <w:sz w:val="24"/>
+          <w:szCs w:val="24"/>
+          <w:cs/>
+        </w:rPr>
+        <w:tab/>
+      </w:r>
+      <w:r>
+        <w:rPr>
+          <w:rFonts w:ascii="Khmer OS Battambang" w:hAnsi="Khmer OS Battambang" w:cs="Khmer OS Battambang"/>
+          <w:szCs w:val="24"/>
+          <w:cs/>
+        </w:rPr>
+        <w:t>បើប្រៀបធៀបការសិក្សាពីមុនៗ ជាមួយការស្រាវជ្រាវនេះ អាចឃើញថា ការស្រាវជ្រាវភាគច្រើនផ្តោតលើការគ្រប់គ្រងកីឡាជាទូទៅ ឬកីឡាជំនាញនៅក្នុងប្រទេសដែលមានធនធានគ្រប់គ្រាន់។ ខណៈដែលការស្រាវជ្រាវនេះ ផ្តោតលើការអភិវឌ្ឍប្រព័ន្ធគ្រប់គ្រងផ្នែកកីឡាបាល់ទាត់ សម្រាប់អង្គការមូលនីធិ ដែលមានគោលបំណងអភិវឌ្ឍកុមារ និងយុវជន ក្នុងបរិបទកម្ពុជា។</w:t>
+      </w:r>
+    </w:p>
+    <w:p>
+      <w:pPr>
+        <w:tabs>
+          <w:tab w:val="left" w:pos="540"/>
+          <w:tab w:val="left" w:pos="720"/>
+        </w:tabs>
+        <w:jc w:val="both"/>
+        <w:rPr>
+          <w:rFonts w:ascii="Khmer OS Battambang" w:hAnsi="Khmer OS Battambang" w:cs="Khmer OS Battambang"/>
+          <w:sz w:val="24"/>
+          <w:szCs w:val="24"/>
+        </w:rPr>
+      </w:pPr>
+      <w:r>
+        <w:rPr>
+          <w:rFonts w:ascii="Khmer OS Battambang" w:hAnsi="Khmer OS Battambang" w:cs="Khmer OS Battambang"/>
+          <w:sz w:val="24"/>
+          <w:szCs w:val="24"/>
+          <w:cs/>
+        </w:rPr>
+        <w:t>ដូច្នេះ ការស្រាវជ្រាវនេះអាចបំពេញចន្លោះនៃចំណេះដឹង និងផ្តល់ជាគំរូអនុវត្តថ្មីមួយ សម្រាប់អង្គការមូលនីធិ និងស្ថាប័នដែលមានលក្ខណៈស្រដៀងគ្នា ក្នុងការអនុវត្តប្រព័ន្ធគ្រប់គ្រងកីឡាបាល់ទាត់ដោយប្រើប្រាស់បច្ចេកវិទ្យាព័ត៌មាន។</w:t>
+      </w:r>
+    </w:p>
+    <w:p>
+      <w:pPr>
+        <w:tabs>
+          <w:tab w:val="left" w:pos="540"/>
+          <w:tab w:val="left" w:pos="720"/>
+        </w:tabs>
+        <w:jc w:val="both"/>
+        <w:rPr>
+          <w:rFonts w:ascii="Khmer OS Battambang" w:hAnsi="Khmer OS Battambang" w:cs="Khmer OS Battambang"/>
+          <w:sz w:val="24"/>
+          <w:szCs w:val="24"/>
+        </w:rPr>
+      </w:pPr>
+    </w:p>
+    <w:p>
+      <w:pPr>
+        <w:tabs>
+          <w:tab w:val="left" w:pos="540"/>
+          <w:tab w:val="left" w:pos="720"/>
+        </w:tabs>
+        <w:jc w:val="both"/>
+        <w:rPr>
+          <w:rFonts w:ascii="Khmer OS Muol" w:hAnsi="Khmer OS Muol" w:cs="Khmer OS Muol"/>
+          <w:sz w:val="24"/>
+          <w:szCs w:val="24"/>
+        </w:rPr>
+      </w:pPr>
+      <w:r>
+        <w:rPr>
+          <w:rFonts w:ascii="Khmer OS Muol" w:hAnsi="Khmer OS Muol" w:cs="Khmer OS Muol" w:hint="cs"/>
+          <w:sz w:val="24"/>
+          <w:szCs w:val="24"/>
+          <w:cs/>
+        </w:rPr>
+        <w:t>២.៧ សេចក្តីសន្និដ្ឋាននៃជំពូក</w:t>
+      </w:r>
+    </w:p>
+    <w:p>
+      <w:pPr>
+        <w:tabs>
+          <w:tab w:val="left" w:pos="540"/>
+          <w:tab w:val="left" w:pos="720"/>
+        </w:tabs>
+        <w:jc w:val="both"/>
+        <w:rPr>
+          <w:rFonts w:ascii="Khmer OS Battambang" w:hAnsi="Khmer OS Battambang" w:cs="Khmer OS Battambang"/>
+          <w:szCs w:val="24"/>
+        </w:rPr>
+      </w:pPr>
+      <w:r>
+        <w:rPr>
+          <w:rFonts w:ascii="Khmer OS Battambang" w:hAnsi="Khmer OS Battambang" w:cs="Khmer OS Battambang"/>
+          <w:sz w:val="24"/>
+          <w:szCs w:val="24"/>
+          <w:cs/>
+        </w:rPr>
+        <w:tab/>
+      </w:r>
+      <w:r>
+        <w:rPr>
+          <w:rFonts w:ascii="Khmer OS Battambang" w:hAnsi="Khmer OS Battambang" w:cs="Khmer OS Battambang"/>
+          <w:sz w:val="24"/>
+          <w:szCs w:val="24"/>
+          <w:cs/>
+        </w:rPr>
+        <w:tab/>
+      </w:r>
+      <w:r>
+        <w:rPr>
+          <w:rFonts w:ascii="Khmer OS Battambang" w:hAnsi="Khmer OS Battambang" w:cs="Khmer OS Battambang"/>
+          <w:szCs w:val="24"/>
+          <w:cs/>
+        </w:rPr>
+        <w:t>ជំពូកទី២ សំយោគបណ្ណាល័យសាស្ត្រ បានបង្ហាញអំពីទ្រឹស្តី និងគោលគំនិតសំខាន់ៗពាក់ព័ន្ធនឹងប្រព័ន្ធគ្រប់គ្រង ប្រព័ន្ធគ្រប់គ្រងកីឡា ការគ្រប់គ្រងផ្នែកកីឡាបាល់ទាត់ បច្ចេកវិទ្យាព័ត៌មាន និងការគ្រប់គ្រងទិន្នន័យក្នុងប្រព័ន្ធគ្រប់គ្រងកីឡា។ លើសពីនេះទៅទៀត ជំពូកនេះក៏បានពិនិត្យអំពីការសិក្សា និងការស្រាវជ្រាវពាក់ព័ន្ធពីមុន ទាំងក្នុងប្រទេស និងក្រៅប្រទេស ដើម្បីយកជាមូលដ្ឋានវិជ្ជាការ សម្រាប់ការអភិវឌ្ឍប្រព័ន្ធគ្រប់គ្រងផ្នែកកីឡាបាល់ទាត់។</w:t>
+      </w:r>
+    </w:p>
+    <w:p>
+      <w:pPr>
+        <w:tabs>
+          <w:tab w:val="left" w:pos="540"/>
+          <w:tab w:val="left" w:pos="720"/>
+        </w:tabs>
+        <w:jc w:val="both"/>
+        <w:rPr>
+          <w:rFonts w:ascii="Khmer OS Battambang" w:hAnsi="Khmer OS Battambang" w:cs="Khmer OS Battambang"/>
+          <w:sz w:val="24"/>
+          <w:szCs w:val="24"/>
+          <w:cs/>
+        </w:rPr>
+      </w:pPr>
+      <w:r>
+        <w:rPr>
+          <w:rFonts w:ascii="Khmer OS Battambang" w:hAnsi="Khmer OS Battambang" w:cs="Khmer OS Battambang"/>
+          <w:sz w:val="24"/>
+          <w:szCs w:val="24"/>
+          <w:cs/>
+        </w:rPr>
+        <w:t>មូលដ្ឋានទ្រឹស្តី និងលទ្ធផលនៃការសិក្សាពាក់ព័ន្ធទាំងនេះ បានផ្តល់ជាគ្រឹះសំខាន់សម្រាប់ការរៀបចំ និងអនុវត្តការស្រាវជ្រាវនៅជំពូកបន្ទាប់។ ដោយផ្អែកលើសំយោគបណ្ណាល័យសាស្ត្រនេះ ការស្រាវជ្រាវនៅជំពូកទី៣ នឹងផ្តោតលើវិធីសាស្ត្រស្រាវជ្រាវ ការរចនាប្រព័ន្ធ និងការអភិវឌ្ឍប្រព័ន្ធគ្រប់គ្រងផ្នែកកីឡាបាល់ទាត់ នៃអង្គការមូលនីធិក្តីសង្ឃឹមនៃកុមារកម្ពុជា ដើម្បីឆ្លើយតបនឹងគោលបំណង និងសំណួរស្រាវជ្រាវដែលបានកំណត់។</w:t>
+      </w:r>
+    </w:p>
+    <w:p>
+      <w:pPr>
+        <w:tabs>
+          <w:tab w:val="left" w:pos="540"/>
+          <w:tab w:val="left" w:pos="720"/>
+        </w:tabs>
+        <w:jc w:val="both"/>
+        <w:rPr>
+          <w:rFonts w:ascii="Khmer OS Bokor" w:hAnsi="Khmer OS Bokor" w:cs="Khmer OS Bokor"/>
+          <w:sz w:val="24"/>
+          <w:szCs w:val="24"/>
+          <w:cs/>
+        </w:rPr>
+      </w:pPr>
+      <w:r>
+        <w:rPr>
+          <w:rFonts w:ascii="Khmer OS Battambang" w:hAnsi="Khmer OS Battambang" w:cs="Khmer OS Battambang"/>
+          <w:sz w:val="24"/>
+          <w:szCs w:val="24"/>
+        </w:rPr>
+        <w:tab/>
+      </w:r>
       <w:r>
         <w:rPr>
           <w:rFonts w:ascii="Khmer OS Battambang" w:hAnsi="Khmer OS Battambang" w:cs="Khmer OS Battambang"/>
@@ -7409,23 +9507,37 @@
       <w:pPr>
         <w:tabs>
           <w:tab w:val="left" w:pos="540"/>
+          <w:tab w:val="left" w:pos="720"/>
         </w:tabs>
         <w:jc w:val="both"/>
         <w:rPr>
           <w:rFonts w:ascii="Khmer OS Battambang" w:hAnsi="Khmer OS Battambang" w:cs="Khmer OS Battambang"/>
           <w:sz w:val="24"/>
           <w:szCs w:val="24"/>
-          <w:cs/>
-        </w:rPr>
-      </w:pPr>
-      <w:r>
-        <w:rPr>
-          <w:rFonts w:ascii="Khmer OS Battambang" w:hAnsi="Khmer OS Battambang" w:cs="Khmer OS Battambang"/>
-          <w:sz w:val="24"/>
-          <w:szCs w:val="24"/>
-          <w:cs/>
-        </w:rPr>
-        <w:lastRenderedPageBreak/>
+        </w:rPr>
+      </w:pPr>
+    </w:p>
+    <w:p>
+      <w:pPr>
+        <w:tabs>
+          <w:tab w:val="left" w:pos="540"/>
+          <w:tab w:val="left" w:pos="720"/>
+        </w:tabs>
+        <w:jc w:val="both"/>
+        <w:rPr>
+          <w:rFonts w:ascii="Khmer OS Battambang" w:hAnsi="Khmer OS Battambang" w:cs="Khmer OS Battambang"/>
+          <w:sz w:val="24"/>
+          <w:szCs w:val="24"/>
+          <w:cs/>
+        </w:rPr>
+      </w:pPr>
+      <w:r>
+        <w:rPr>
+          <w:rFonts w:ascii="Khmer OS Battambang" w:hAnsi="Khmer OS Battambang" w:cs="Khmer OS Battambang"/>
+          <w:sz w:val="24"/>
+          <w:szCs w:val="24"/>
+          <w:cs/>
+        </w:rPr>
         <w:br w:type="page"/>
       </w:r>
     </w:p>

--- a/EduSportPro_Proposal_Writing(IT).docx
+++ b/EduSportPro_Proposal_Writing(IT).docx
@@ -1394,7 +1394,6 @@
         </w:rPr>
         <w:tab/>
       </w:r>
-      <w:proofErr w:type="spellStart"/>
       <w:r>
         <w:rPr>
           <w:rFonts w:ascii="Century" w:hAnsi="Century" w:cs="Khmer OS Battambang"/>
@@ -1404,7 +1403,6 @@
         </w:rPr>
         <w:t>i,ii</w:t>
       </w:r>
-      <w:proofErr w:type="spellEnd"/>
     </w:p>
     <w:p>
       <w:pPr>
@@ -3886,6 +3884,15 @@
           <w:cs/>
         </w:rPr>
         <w:t>៣.៤ កម្មវិធី និងភាសាកូដ</w:t>
+      </w:r>
+      <w:r>
+        <w:rPr>
+          <w:rFonts w:ascii="Khmer OS Battambang" w:hAnsi="Khmer OS Battambang" w:cs="Khmer OS Battambang" w:hint="cs"/>
+          <w:sz w:val="24"/>
+          <w:szCs w:val="24"/>
+          <w:cs/>
+        </w:rPr>
+        <w:t>ដែលប្រើប្រាស់</w:t>
       </w:r>
       <w:r>
         <w:rPr>
@@ -9479,29 +9486,33 @@
         </w:tabs>
         <w:jc w:val="both"/>
         <w:rPr>
+          <w:rFonts w:ascii="Khmer OS Battambang" w:hAnsi="Khmer OS Battambang" w:cs="Khmer OS Battambang"/>
+          <w:sz w:val="24"/>
+          <w:szCs w:val="24"/>
+        </w:rPr>
+      </w:pPr>
+      <w:r>
+        <w:rPr>
+          <w:rFonts w:ascii="Khmer OS Battambang" w:hAnsi="Khmer OS Battambang" w:cs="Khmer OS Battambang"/>
+          <w:sz w:val="24"/>
+          <w:szCs w:val="24"/>
+        </w:rPr>
+        <w:br w:type="page"/>
+      </w:r>
+    </w:p>
+    <w:p>
+      <w:pPr>
+        <w:tabs>
+          <w:tab w:val="left" w:pos="540"/>
+          <w:tab w:val="left" w:pos="720"/>
+        </w:tabs>
+        <w:jc w:val="both"/>
+        <w:rPr>
           <w:rFonts w:ascii="Khmer OS Bokor" w:hAnsi="Khmer OS Bokor" w:cs="Khmer OS Bokor"/>
           <w:sz w:val="24"/>
           <w:szCs w:val="24"/>
-          <w:cs/>
-        </w:rPr>
-      </w:pPr>
-      <w:r>
-        <w:rPr>
-          <w:rFonts w:ascii="Khmer OS Battambang" w:hAnsi="Khmer OS Battambang" w:cs="Khmer OS Battambang"/>
-          <w:sz w:val="24"/>
-          <w:szCs w:val="24"/>
-        </w:rPr>
-        <w:tab/>
-      </w:r>
-      <w:r>
-        <w:rPr>
-          <w:rFonts w:ascii="Khmer OS Battambang" w:hAnsi="Khmer OS Battambang" w:cs="Khmer OS Battambang"/>
-          <w:sz w:val="24"/>
-          <w:szCs w:val="24"/>
-          <w:cs/>
-        </w:rPr>
-        <w:br w:type="page"/>
-      </w:r>
+        </w:rPr>
+      </w:pPr>
     </w:p>
     <w:p>
       <w:pPr>
@@ -9509,13 +9520,146 @@
           <w:tab w:val="left" w:pos="540"/>
           <w:tab w:val="left" w:pos="720"/>
         </w:tabs>
+        <w:jc w:val="center"/>
+        <w:rPr>
+          <w:rFonts w:ascii="Khmer OS Muol" w:hAnsi="Khmer OS Muol" w:cs="Khmer OS Muol"/>
+          <w:sz w:val="24"/>
+          <w:szCs w:val="24"/>
+        </w:rPr>
+      </w:pPr>
+      <w:r>
+        <w:rPr>
+          <w:rFonts w:ascii="Khmer OS Muol" w:hAnsi="Khmer OS Muol" w:cs="Khmer OS Muol" w:hint="cs"/>
+          <w:sz w:val="24"/>
+          <w:szCs w:val="24"/>
+          <w:cs/>
+        </w:rPr>
+        <w:t>ជំពូក ៣</w:t>
+      </w:r>
+    </w:p>
+    <w:p>
+      <w:pPr>
+        <w:tabs>
+          <w:tab w:val="left" w:pos="540"/>
+          <w:tab w:val="left" w:pos="720"/>
+        </w:tabs>
+        <w:jc w:val="center"/>
+        <w:rPr>
+          <w:rFonts w:ascii="Khmer OS Muol" w:hAnsi="Khmer OS Muol" w:cs="Khmer OS Muol"/>
+          <w:sz w:val="24"/>
+          <w:szCs w:val="24"/>
+          <w:lang w:val="en-GB"/>
+        </w:rPr>
+      </w:pPr>
+      <w:r>
+        <w:rPr>
+          <w:rFonts w:ascii="Khmer OS Muol" w:hAnsi="Khmer OS Muol" w:cs="Khmer OS Muol" w:hint="cs"/>
+          <w:sz w:val="24"/>
+          <w:szCs w:val="24"/>
+          <w:cs/>
+          <w:lang w:val="en-GB"/>
+        </w:rPr>
+        <w:t>វិធីសាស្ត្រសិក្សាស្រាវជ្រាវ</w:t>
+      </w:r>
+    </w:p>
+    <w:p>
+      <w:pPr>
+        <w:tabs>
+          <w:tab w:val="left" w:pos="540"/>
+          <w:tab w:val="left" w:pos="720"/>
+        </w:tabs>
+        <w:rPr>
+          <w:rFonts w:ascii="Khmer OS Muol" w:hAnsi="Khmer OS Muol" w:cs="Khmer OS Muol"/>
+          <w:sz w:val="24"/>
+          <w:szCs w:val="24"/>
+          <w:lang w:val="en-GB"/>
+        </w:rPr>
+      </w:pPr>
+      <w:r>
+        <w:rPr>
+          <w:rFonts w:ascii="Khmer OS Muol" w:hAnsi="Khmer OS Muol" w:cs="Khmer OS Muol" w:hint="cs"/>
+          <w:sz w:val="24"/>
+          <w:szCs w:val="24"/>
+          <w:cs/>
+          <w:lang w:val="en-GB"/>
+        </w:rPr>
+        <w:t>៣.១ ទីតាំងស្រាវជ្រាវ</w:t>
+      </w:r>
+    </w:p>
+    <w:p>
+      <w:pPr>
+        <w:tabs>
+          <w:tab w:val="left" w:pos="540"/>
+          <w:tab w:val="left" w:pos="720"/>
+        </w:tabs>
         <w:jc w:val="both"/>
         <w:rPr>
           <w:rFonts w:ascii="Khmer OS Battambang" w:hAnsi="Khmer OS Battambang" w:cs="Khmer OS Battambang"/>
           <w:sz w:val="24"/>
           <w:szCs w:val="24"/>
-        </w:rPr>
-      </w:pPr>
+          <w:lang w:val="en-GB"/>
+        </w:rPr>
+      </w:pPr>
+      <w:r>
+        <w:rPr>
+          <w:rFonts w:ascii="Khmer OS Muol" w:hAnsi="Khmer OS Muol" w:cs="Khmer OS Muol"/>
+          <w:sz w:val="24"/>
+          <w:szCs w:val="24"/>
+          <w:cs/>
+          <w:lang w:val="en-GB"/>
+        </w:rPr>
+        <w:tab/>
+      </w:r>
+      <w:r>
+        <w:rPr>
+          <w:rFonts w:ascii="Khmer OS Battambang" w:hAnsi="Khmer OS Battambang" w:cs="Khmer OS Battambang"/>
+          <w:sz w:val="24"/>
+          <w:szCs w:val="24"/>
+          <w:cs/>
+          <w:lang w:val="en-GB"/>
+        </w:rPr>
+        <w:tab/>
+      </w:r>
+      <w:r>
+        <w:rPr>
+          <w:rFonts w:ascii="Khmer OS Battambang" w:hAnsi="Khmer OS Battambang" w:cs="Khmer OS Battambang"/>
+          <w:sz w:val="24"/>
+          <w:szCs w:val="24"/>
+          <w:cs/>
+          <w:lang w:val="en-GB"/>
+        </w:rPr>
+        <w:t>ការសិក្សាស្រាវជ្រាវនេះ ត្រូវបានអនុវត្តនៅ</w:t>
+      </w:r>
+      <w:r>
+        <w:rPr>
+          <w:rFonts w:ascii="Khmer OS Battambang" w:hAnsi="Khmer OS Battambang" w:cs="Khmer OS Battambang"/>
+          <w:sz w:val="24"/>
+          <w:szCs w:val="24"/>
+        </w:rPr>
+        <w:t xml:space="preserve"> </w:t>
+      </w:r>
+      <w:r>
+        <w:rPr>
+          <w:rFonts w:ascii="Khmer OS Battambang" w:hAnsi="Khmer OS Battambang" w:cs="Khmer OS Battambang"/>
+          <w:b/>
+          <w:bCs/>
+          <w:sz w:val="24"/>
+          <w:szCs w:val="24"/>
+          <w:cs/>
+          <w:lang w:val="en-GB"/>
+        </w:rPr>
+        <w:t>ភូមិបាឡាត់ ឃុំនរា ស្រុកសង្កែ ខេត្តបាត់ដំបង</w:t>
+      </w:r>
+      <w:r>
+        <w:rPr>
+          <w:rFonts w:ascii="Khmer OS Battambang" w:hAnsi="Khmer OS Battambang" w:cs="Khmer OS Battambang"/>
+          <w:sz w:val="24"/>
+          <w:szCs w:val="24"/>
+          <w:cs/>
+          <w:lang w:val="en-GB"/>
+        </w:rPr>
+        <w:t>។ ទីតាំងនេះជាកន្លែងដែលអង្គការមូលនីធិក្តីសង្ឃឹមនៃកុមារកម្ពុជា អនុវត្តសកម្មភាពកីឡាបាល់ទាត់ជាប្រចាំ ដោយមានការចូលរួមពីកុមារ យុវជន គ្រូបង្វឹក និងអ្នកគ្រប់គ្រង។ ការជ្រើសរើសទីតាំងនេះ មានគោលបំណងសិក្សាបញ្ហាពិតប្រាកដ និងអនុវត្តប្រព័ន្ធគ្រប់គ្រងផ្នែកកីឡាបាល់ទាត់ឱ្យសមស្របនឹងបរិបទជាក់ស្តែង។</w:t>
+      </w:r>
     </w:p>
     <w:p>
       <w:pPr>
@@ -9528,27 +9672,2770 @@
           <w:rFonts w:ascii="Khmer OS Battambang" w:hAnsi="Khmer OS Battambang" w:cs="Khmer OS Battambang"/>
           <w:sz w:val="24"/>
           <w:szCs w:val="24"/>
-          <w:cs/>
-        </w:rPr>
-      </w:pPr>
-      <w:r>
-        <w:rPr>
-          <w:rFonts w:ascii="Khmer OS Battambang" w:hAnsi="Khmer OS Battambang" w:cs="Khmer OS Battambang"/>
-          <w:sz w:val="24"/>
-          <w:szCs w:val="24"/>
-          <w:cs/>
-        </w:rPr>
-        <w:br w:type="page"/>
-      </w:r>
-    </w:p>
-    <w:p>
-      <w:pPr>
-        <w:tabs>
-          <w:tab w:val="left" w:pos="540"/>
+          <w:lang w:val="en-GB"/>
+        </w:rPr>
+      </w:pPr>
+    </w:p>
+    <w:p>
+      <w:pPr>
+        <w:tabs>
+          <w:tab w:val="left" w:pos="540"/>
+          <w:tab w:val="left" w:pos="720"/>
         </w:tabs>
         <w:jc w:val="both"/>
         <w:rPr>
-          <w:rFonts w:ascii="Khmer OS Battambang" w:hAnsi="Khmer OS Battambang" w:cs="Khmer OS Battambang"/>
+          <w:rFonts w:ascii="Khmer OS Muol" w:hAnsi="Khmer OS Muol" w:cs="Khmer OS Muol"/>
+          <w:sz w:val="24"/>
+          <w:szCs w:val="24"/>
+          <w:lang w:val="en-GB"/>
+        </w:rPr>
+      </w:pPr>
+      <w:r>
+        <w:rPr>
+          <w:rFonts w:ascii="Khmer OS Muol" w:hAnsi="Khmer OS Muol" w:cs="Khmer OS Muol" w:hint="cs"/>
+          <w:sz w:val="24"/>
+          <w:szCs w:val="24"/>
+          <w:cs/>
+          <w:lang w:val="en-GB"/>
+        </w:rPr>
+        <w:t>៣.២ វិធីសាស្ត្រស្រាវជ្រាវ</w:t>
+      </w:r>
+    </w:p>
+    <w:p>
+      <w:pPr>
+        <w:tabs>
+          <w:tab w:val="left" w:pos="540"/>
+          <w:tab w:val="left" w:pos="720"/>
+        </w:tabs>
+        <w:jc w:val="both"/>
+        <w:rPr>
+          <w:rFonts w:ascii="Khmer OS Battambang" w:hAnsi="Khmer OS Battambang" w:cs="Khmer OS Battambang"/>
+          <w:sz w:val="24"/>
+          <w:szCs w:val="24"/>
+          <w:lang w:val="en-GB"/>
+        </w:rPr>
+      </w:pPr>
+      <w:r>
+        <w:rPr>
+          <w:rFonts w:ascii="Khmer OS Muol" w:hAnsi="Khmer OS Muol" w:cs="Khmer OS Muol"/>
+          <w:sz w:val="24"/>
+          <w:szCs w:val="24"/>
+          <w:cs/>
+          <w:lang w:val="en-GB"/>
+        </w:rPr>
+        <w:tab/>
+      </w:r>
+      <w:r>
+        <w:rPr>
+          <w:rFonts w:ascii="Khmer OS Muol" w:hAnsi="Khmer OS Muol" w:cs="Khmer OS Muol"/>
+          <w:sz w:val="24"/>
+          <w:szCs w:val="24"/>
+          <w:cs/>
+          <w:lang w:val="en-GB"/>
+        </w:rPr>
+        <w:tab/>
+      </w:r>
+      <w:r>
+        <w:rPr>
+          <w:rFonts w:ascii="Khmer OS Battambang" w:hAnsi="Khmer OS Battambang" w:cs="Khmer OS Battambang"/>
+          <w:sz w:val="24"/>
+          <w:szCs w:val="24"/>
+          <w:cs/>
+          <w:lang w:val="en-GB"/>
+        </w:rPr>
+        <w:t>ការស្រាវជ្រាវនេះប្រើប្រាស់វិធីសាស្ត្រស្រាវជ្រាវបែបអនុវត្ត (</w:t>
+      </w:r>
+      <w:r>
+        <w:rPr>
+          <w:rFonts w:ascii="Century" w:hAnsi="Century" w:cs="Khmer OS Battambang"/>
+          <w:sz w:val="24"/>
+          <w:szCs w:val="24"/>
+        </w:rPr>
+        <w:t>Applied Research</w:t>
+      </w:r>
+      <w:r>
+        <w:rPr>
+          <w:rFonts w:ascii="Khmer OS Battambang" w:hAnsi="Khmer OS Battambang" w:cs="Khmer OS Battambang"/>
+          <w:sz w:val="24"/>
+          <w:szCs w:val="24"/>
+        </w:rPr>
+        <w:t xml:space="preserve">) </w:t>
+      </w:r>
+      <w:r>
+        <w:rPr>
+          <w:rFonts w:ascii="Khmer OS Battambang" w:hAnsi="Khmer OS Battambang" w:cs="Khmer OS Battambang"/>
+          <w:sz w:val="24"/>
+          <w:szCs w:val="24"/>
+          <w:cs/>
+          <w:lang w:val="en-GB"/>
+        </w:rPr>
+        <w:t>រួមជាមួយវិធីសាស្ត្រពិពណ៌នា (</w:t>
+      </w:r>
+      <w:r>
+        <w:rPr>
+          <w:rFonts w:ascii="Century" w:hAnsi="Century" w:cs="Khmer OS Battambang"/>
+          <w:sz w:val="24"/>
+          <w:szCs w:val="24"/>
+        </w:rPr>
+        <w:t>Descriptive Research</w:t>
+      </w:r>
+      <w:r>
+        <w:rPr>
+          <w:rFonts w:ascii="Khmer OS Battambang" w:hAnsi="Khmer OS Battambang" w:cs="Khmer OS Battambang"/>
+          <w:sz w:val="24"/>
+          <w:szCs w:val="24"/>
+        </w:rPr>
+        <w:t xml:space="preserve">) </w:t>
+      </w:r>
+      <w:r>
+        <w:rPr>
+          <w:rFonts w:ascii="Khmer OS Battambang" w:hAnsi="Khmer OS Battambang" w:cs="Khmer OS Battambang"/>
+          <w:sz w:val="24"/>
+          <w:szCs w:val="24"/>
+          <w:cs/>
+          <w:lang w:val="en-GB"/>
+        </w:rPr>
+        <w:t>ដើម្បីសិក្សាស្ថានភាពបច្ចុប្បន្ន និងអភិវឌ្ឍប្រព័ន្ធគ្រប់គ្រងផ្នែកកីឡាបាល់ទាត់។</w:t>
+      </w:r>
+    </w:p>
+    <w:p>
+      <w:pPr>
+        <w:tabs>
+          <w:tab w:val="left" w:pos="540"/>
+          <w:tab w:val="left" w:pos="720"/>
+        </w:tabs>
+        <w:jc w:val="both"/>
+        <w:rPr>
+          <w:rFonts w:ascii="Khmer OS Battambang" w:hAnsi="Khmer OS Battambang" w:cs="Khmer OS Battambang"/>
+          <w:sz w:val="24"/>
+          <w:szCs w:val="24"/>
+          <w:lang w:val="en-GB"/>
+        </w:rPr>
+      </w:pPr>
+    </w:p>
+    <w:p>
+      <w:pPr>
+        <w:tabs>
+          <w:tab w:val="left" w:pos="540"/>
+          <w:tab w:val="left" w:pos="720"/>
+        </w:tabs>
+        <w:jc w:val="both"/>
+        <w:rPr>
+          <w:rFonts w:ascii="Khmer OS Muol" w:hAnsi="Khmer OS Muol" w:cs="Khmer OS Muol"/>
+          <w:sz w:val="24"/>
+          <w:szCs w:val="24"/>
+          <w:lang w:val="en-GB"/>
+        </w:rPr>
+      </w:pPr>
+      <w:r>
+        <w:rPr>
+          <w:rFonts w:ascii="Khmer OS Muol" w:hAnsi="Khmer OS Muol" w:cs="Khmer OS Muol" w:hint="cs"/>
+          <w:sz w:val="24"/>
+          <w:szCs w:val="24"/>
+          <w:cs/>
+          <w:lang w:val="en-GB"/>
+        </w:rPr>
+        <w:t>៣.៣ លទ្ធផលរំពឹងទុក</w:t>
+      </w:r>
+    </w:p>
+    <w:p>
+      <w:pPr>
+        <w:tabs>
+          <w:tab w:val="left" w:pos="540"/>
+          <w:tab w:val="left" w:pos="720"/>
+        </w:tabs>
+        <w:jc w:val="both"/>
+        <w:rPr>
+          <w:rFonts w:ascii="Khmer OS Battambang" w:hAnsi="Khmer OS Battambang" w:cs="Khmer OS Battambang"/>
+          <w:szCs w:val="24"/>
+        </w:rPr>
+      </w:pPr>
+      <w:r>
+        <w:rPr>
+          <w:rFonts w:ascii="Khmer OS Battambang" w:hAnsi="Khmer OS Battambang" w:cs="Khmer OS Battambang"/>
+          <w:sz w:val="24"/>
+          <w:szCs w:val="24"/>
+          <w:cs/>
+          <w:lang w:val="en-GB"/>
+        </w:rPr>
+        <w:tab/>
+      </w:r>
+      <w:r>
+        <w:rPr>
+          <w:rFonts w:ascii="Khmer OS Battambang" w:hAnsi="Khmer OS Battambang" w:cs="Khmer OS Battambang"/>
+          <w:sz w:val="24"/>
+          <w:szCs w:val="24"/>
+          <w:cs/>
+          <w:lang w:val="en-GB"/>
+        </w:rPr>
+        <w:tab/>
+      </w:r>
+      <w:r>
+        <w:rPr>
+          <w:rFonts w:ascii="Khmer OS Battambang" w:hAnsi="Khmer OS Battambang" w:cs="Khmer OS Battambang"/>
+          <w:szCs w:val="24"/>
+          <w:cs/>
+          <w:lang w:val="en-GB"/>
+        </w:rPr>
+        <w:t>លទ្ធផលរំពឹងទុកនៃការស្រាវជ្រាវនេះ គឺការអភិវឌ្ឍបានប្រព័ន្ធគ្រប់គ្រងផ្នែកកីឡាបាល់ទាត់ ដែលអាចប្រើប្រាស់បានជាក់ស្តែង និងមានប្រសិទ្ធភាព។ ប្រព័ន្ធនេះអាចជួយគ្រប់គ្រងទិន្នន័យកីឡាករ គ្រូបង្វឹក កាលវិភាគហ្វឹកហាត់ ការប្រកួត និងលទ្ធផលបានយ៉ាងមានរបៀបរៀបរយ។</w:t>
+      </w:r>
+    </w:p>
+    <w:p>
+      <w:pPr>
+        <w:tabs>
+          <w:tab w:val="left" w:pos="540"/>
+          <w:tab w:val="left" w:pos="720"/>
+        </w:tabs>
+        <w:jc w:val="both"/>
+        <w:rPr>
+          <w:rFonts w:ascii="Khmer OS Battambang" w:hAnsi="Khmer OS Battambang" w:cs="Khmer OS Battambang"/>
+          <w:sz w:val="24"/>
+          <w:szCs w:val="24"/>
+        </w:rPr>
+      </w:pPr>
+      <w:r>
+        <w:rPr>
+          <w:rFonts w:ascii="Khmer OS Battambang" w:hAnsi="Khmer OS Battambang" w:cs="Khmer OS Battambang"/>
+          <w:sz w:val="24"/>
+          <w:szCs w:val="24"/>
+          <w:cs/>
+          <w:lang w:val="en-GB"/>
+        </w:rPr>
+        <w:t>លើសពីនេះទៅទៀត ប្រព័ន្ធរំពឹងថានឹងជួយកាត់បន្ថយការងារដោយដៃ បន្ថយកំហុសក្នុងការកត់ត្រាទិន្នន័យ បង្កើនភាពងាយស្រួលក្នុងការស្វែងរកព័ត៌មាន និងគាំទ្រដល់ការសម្រេចចិត្តរបស់អ្នកគ្រប់គ្រង និងគ្រូបង្វឹក។</w:t>
+      </w:r>
+    </w:p>
+    <w:p>
+      <w:pPr>
+        <w:tabs>
+          <w:tab w:val="left" w:pos="540"/>
+          <w:tab w:val="left" w:pos="720"/>
+        </w:tabs>
+        <w:jc w:val="both"/>
+        <w:rPr>
+          <w:rFonts w:ascii="Khmer OS Battambang" w:hAnsi="Khmer OS Battambang" w:cs="Khmer OS Battambang"/>
+          <w:sz w:val="24"/>
+          <w:szCs w:val="24"/>
+          <w:lang w:val="en-GB"/>
+        </w:rPr>
+      </w:pPr>
+    </w:p>
+    <w:p>
+      <w:pPr>
+        <w:tabs>
+          <w:tab w:val="left" w:pos="540"/>
+          <w:tab w:val="left" w:pos="720"/>
+        </w:tabs>
+        <w:jc w:val="both"/>
+        <w:rPr>
+          <w:rFonts w:ascii="Khmer OS Muol" w:hAnsi="Khmer OS Muol" w:cs="Khmer OS Muol"/>
+          <w:sz w:val="24"/>
+          <w:szCs w:val="24"/>
+          <w:lang w:val="en-GB"/>
+        </w:rPr>
+      </w:pPr>
+      <w:r>
+        <w:rPr>
+          <w:rFonts w:ascii="Khmer OS Muol" w:hAnsi="Khmer OS Muol" w:cs="Khmer OS Muol"/>
+          <w:sz w:val="24"/>
+          <w:szCs w:val="24"/>
+          <w:cs/>
+          <w:lang w:val="en-GB"/>
+        </w:rPr>
+        <w:t>៣.៤ គម្រោងការស្រាវជ្រាវ</w:t>
+      </w:r>
+    </w:p>
+    <w:p>
+      <w:pPr>
+        <w:tabs>
+          <w:tab w:val="left" w:pos="540"/>
+          <w:tab w:val="left" w:pos="720"/>
+        </w:tabs>
+        <w:jc w:val="both"/>
+        <w:rPr>
+          <w:rFonts w:ascii="Khmer OS Battambang" w:hAnsi="Khmer OS Battambang" w:cs="Khmer OS Battambang"/>
+          <w:sz w:val="24"/>
+          <w:szCs w:val="24"/>
+          <w:lang w:val="en-GB"/>
+        </w:rPr>
+      </w:pPr>
+      <w:r>
+        <w:rPr>
+          <w:rFonts w:ascii="Khmer OS Muol" w:hAnsi="Khmer OS Muol" w:cs="Khmer OS Muol"/>
+          <w:sz w:val="24"/>
+          <w:szCs w:val="24"/>
+          <w:cs/>
+          <w:lang w:val="en-GB"/>
+        </w:rPr>
+        <w:lastRenderedPageBreak/>
+        <w:tab/>
+      </w:r>
+      <w:r>
+        <w:rPr>
+          <w:rFonts w:ascii="Khmer OS Muol" w:hAnsi="Khmer OS Muol" w:cs="Khmer OS Muol"/>
+          <w:sz w:val="24"/>
+          <w:szCs w:val="24"/>
+          <w:cs/>
+          <w:lang w:val="en-GB"/>
+        </w:rPr>
+        <w:tab/>
+      </w:r>
+      <w:r>
+        <w:rPr>
+          <w:rFonts w:ascii="Khmer OS Battambang" w:hAnsi="Khmer OS Battambang" w:cs="Khmer OS Battambang"/>
+          <w:sz w:val="24"/>
+          <w:szCs w:val="24"/>
+          <w:cs/>
+          <w:lang w:val="en-GB"/>
+        </w:rPr>
+        <w:t>គម្រោងការស្រាវជ្រាវនេះ ត្រូវបានរៀបចំក្នុងរយៈពេល</w:t>
+      </w:r>
+      <w:r>
+        <w:rPr>
+          <w:rFonts w:ascii="Khmer OS Battambang" w:hAnsi="Khmer OS Battambang" w:cs="Khmer OS Battambang"/>
+          <w:sz w:val="24"/>
+          <w:szCs w:val="24"/>
+        </w:rPr>
+        <w:t xml:space="preserve"> </w:t>
+      </w:r>
+      <w:r>
+        <w:rPr>
+          <w:rFonts w:ascii="Khmer OS Battambang" w:hAnsi="Khmer OS Battambang" w:cs="Khmer OS Battambang"/>
+          <w:b/>
+          <w:bCs/>
+          <w:sz w:val="24"/>
+          <w:szCs w:val="24"/>
+          <w:cs/>
+          <w:lang w:val="en-GB"/>
+        </w:rPr>
+        <w:t>៦ ខែ</w:t>
+      </w:r>
+      <w:r>
+        <w:rPr>
+          <w:rFonts w:ascii="Khmer OS Battambang" w:hAnsi="Khmer OS Battambang" w:cs="Khmer OS Battambang"/>
+          <w:sz w:val="24"/>
+          <w:szCs w:val="24"/>
+        </w:rPr>
+        <w:t xml:space="preserve"> </w:t>
+      </w:r>
+      <w:r>
+        <w:rPr>
+          <w:rFonts w:ascii="Khmer OS Battambang" w:hAnsi="Khmer OS Battambang" w:cs="Khmer OS Battambang"/>
+          <w:sz w:val="24"/>
+          <w:szCs w:val="24"/>
+          <w:cs/>
+          <w:lang w:val="en-GB"/>
+        </w:rPr>
+        <w:t>ដូចខាងក្រោម៖</w:t>
+      </w:r>
+    </w:p>
+    <w:p>
+      <w:pPr>
+        <w:tabs>
+          <w:tab w:val="left" w:pos="540"/>
+          <w:tab w:val="left" w:pos="720"/>
+        </w:tabs>
+        <w:jc w:val="both"/>
+        <w:rPr>
+          <w:rFonts w:ascii="Khmer OS Battambang" w:hAnsi="Khmer OS Battambang" w:cs="Khmer OS Battambang"/>
+          <w:sz w:val="24"/>
+          <w:szCs w:val="24"/>
+          <w:lang w:val="en-GB"/>
+        </w:rPr>
+      </w:pPr>
+    </w:p>
+    <w:p>
+      <w:pPr>
+        <w:tabs>
+          <w:tab w:val="left" w:pos="540"/>
+          <w:tab w:val="left" w:pos="720"/>
+        </w:tabs>
+        <w:jc w:val="both"/>
+        <w:rPr>
+          <w:rFonts w:ascii="Khmer OS Muol" w:hAnsi="Khmer OS Muol" w:cs="Khmer OS Muol"/>
+          <w:sz w:val="24"/>
+          <w:szCs w:val="24"/>
+          <w:lang w:val="en-GB"/>
+        </w:rPr>
+      </w:pPr>
+      <w:r>
+        <w:rPr>
+          <w:rFonts w:ascii="Khmer OS Muol" w:hAnsi="Khmer OS Muol" w:cs="Khmer OS Muol" w:hint="cs"/>
+          <w:sz w:val="24"/>
+          <w:szCs w:val="24"/>
+          <w:cs/>
+          <w:lang w:val="en-GB"/>
+        </w:rPr>
+        <w:t>៣.៥ កម្មវិធី និងភាសាកូដដែលប្រើប្រាស់</w:t>
+      </w:r>
+    </w:p>
+    <w:p>
+      <w:pPr>
+        <w:tabs>
+          <w:tab w:val="left" w:pos="540"/>
+          <w:tab w:val="left" w:pos="720"/>
+        </w:tabs>
+        <w:jc w:val="both"/>
+        <w:rPr>
+          <w:rFonts w:ascii="Khmer OS Bokor" w:hAnsi="Khmer OS Bokor" w:cs="Khmer OS Bokor"/>
+          <w:sz w:val="24"/>
+          <w:szCs w:val="24"/>
+          <w:lang w:val="en-GB"/>
+        </w:rPr>
+      </w:pPr>
+      <w:r>
+        <w:rPr>
+          <w:rFonts w:ascii="Khmer OS Muol" w:hAnsi="Khmer OS Muol" w:cs="Khmer OS Muol"/>
+          <w:sz w:val="24"/>
+          <w:szCs w:val="24"/>
+          <w:cs/>
+          <w:lang w:val="en-GB"/>
+        </w:rPr>
+        <w:tab/>
+      </w:r>
+      <w:r>
+        <w:rPr>
+          <w:rFonts w:ascii="Khmer OS Bokor" w:hAnsi="Khmer OS Bokor" w:cs="Khmer OS Bokor" w:hint="cs"/>
+          <w:sz w:val="24"/>
+          <w:szCs w:val="24"/>
+          <w:cs/>
+          <w:lang w:val="en-GB"/>
+        </w:rPr>
+        <w:t>៣.៥.១ ភាសាមូលដ្ឋានសម្រាប់គេហទំព័រ</w:t>
+      </w:r>
+    </w:p>
+    <w:p>
+      <w:pPr>
+        <w:tabs>
+          <w:tab w:val="left" w:pos="540"/>
+          <w:tab w:val="left" w:pos="720"/>
+        </w:tabs>
+        <w:jc w:val="both"/>
+        <w:rPr>
+          <w:rFonts w:ascii="Century" w:hAnsi="Century" w:cs="Khmer OS"/>
+          <w:b/>
+          <w:bCs/>
+          <w:sz w:val="24"/>
+          <w:szCs w:val="24"/>
+        </w:rPr>
+      </w:pPr>
+      <w:r>
+        <w:rPr>
+          <w:rFonts w:ascii="Khmer OS Bokor" w:hAnsi="Khmer OS Bokor" w:cs="Khmer OS Bokor"/>
+          <w:sz w:val="24"/>
+          <w:szCs w:val="24"/>
+          <w:cs/>
+          <w:lang w:val="en-GB"/>
+        </w:rPr>
+        <w:tab/>
+      </w:r>
+      <w:r>
+        <w:rPr>
+          <w:rFonts w:ascii="Khmer OS" w:hAnsi="Khmer OS" w:cs="Khmer OS" w:hint="cs"/>
+          <w:b/>
+          <w:bCs/>
+          <w:sz w:val="24"/>
+          <w:szCs w:val="24"/>
+          <w:cs/>
+        </w:rPr>
+        <w:t xml:space="preserve">ក. </w:t>
+      </w:r>
+      <w:r>
+        <w:rPr>
+          <w:rFonts w:ascii="Century" w:hAnsi="Century" w:cs="Khmer OS"/>
+          <w:b/>
+          <w:bCs/>
+          <w:sz w:val="24"/>
+          <w:szCs w:val="24"/>
+        </w:rPr>
+        <w:t>HTML (HyperText Markup Language)</w:t>
+      </w:r>
+    </w:p>
+    <w:p>
+      <w:pPr>
+        <w:tabs>
+          <w:tab w:val="left" w:pos="540"/>
+          <w:tab w:val="left" w:pos="720"/>
+        </w:tabs>
+        <w:jc w:val="both"/>
+        <w:rPr>
+          <w:rFonts w:ascii="Khmer OS Battambang" w:hAnsi="Khmer OS Battambang" w:cs="Khmer OS Battambang"/>
+          <w:sz w:val="24"/>
+          <w:szCs w:val="24"/>
+        </w:rPr>
+      </w:pPr>
+      <w:r>
+        <w:rPr>
+          <w:rFonts w:ascii="Century" w:hAnsi="Century" w:cs="Khmer OS"/>
+          <w:sz w:val="24"/>
+          <w:szCs w:val="24"/>
+          <w:cs/>
+        </w:rPr>
+        <w:tab/>
+      </w:r>
+      <w:r>
+        <w:rPr>
+          <w:rFonts w:ascii="Century" w:hAnsi="Century" w:cs="Khmer OS"/>
+          <w:sz w:val="24"/>
+          <w:szCs w:val="24"/>
+          <w:cs/>
+        </w:rPr>
+        <w:tab/>
+      </w:r>
+      <w:r>
+        <w:rPr>
+          <w:rFonts w:ascii="Khmer OS Battambang" w:hAnsi="Khmer OS Battambang" w:cs="Khmer OS Battambang"/>
+          <w:sz w:val="24"/>
+          <w:szCs w:val="24"/>
+          <w:cs/>
+        </w:rPr>
+        <w:t>ត្រូវបានបង្កើតឡើងនៅឆ្នាំ</w:t>
+      </w:r>
+      <w:r>
+        <w:rPr>
+          <w:rFonts w:ascii="Khmer OS Battambang" w:hAnsi="Khmer OS Battambang" w:cs="Khmer OS Battambang"/>
+          <w:sz w:val="24"/>
+          <w:szCs w:val="24"/>
+        </w:rPr>
+        <w:t xml:space="preserve"> </w:t>
+      </w:r>
+      <w:r>
+        <w:rPr>
+          <w:rFonts w:ascii="Khmer OS Battambang" w:hAnsi="Khmer OS Battambang" w:cs="Khmer OS Battambang"/>
+          <w:b/>
+          <w:bCs/>
+          <w:sz w:val="24"/>
+          <w:szCs w:val="24"/>
+          <w:cs/>
+        </w:rPr>
+        <w:t>១៩៩១</w:t>
+      </w:r>
+      <w:r>
+        <w:rPr>
+          <w:rFonts w:ascii="Khmer OS Battambang" w:hAnsi="Khmer OS Battambang" w:cs="Khmer OS Battambang"/>
+          <w:sz w:val="24"/>
+          <w:szCs w:val="24"/>
+        </w:rPr>
+        <w:t xml:space="preserve"> </w:t>
+      </w:r>
+      <w:r>
+        <w:rPr>
+          <w:rFonts w:ascii="Khmer OS Battambang" w:hAnsi="Khmer OS Battambang" w:cs="Khmer OS Battambang"/>
+          <w:sz w:val="24"/>
+          <w:szCs w:val="24"/>
+          <w:cs/>
+        </w:rPr>
+        <w:t>ដោយ</w:t>
+      </w:r>
+      <w:r>
+        <w:rPr>
+          <w:rFonts w:ascii="Khmer OS Battambang" w:hAnsi="Khmer OS Battambang" w:cs="Khmer OS Battambang"/>
+          <w:sz w:val="24"/>
+          <w:szCs w:val="24"/>
+        </w:rPr>
+        <w:t xml:space="preserve"> </w:t>
+      </w:r>
+      <w:r>
+        <w:rPr>
+          <w:rFonts w:ascii="Century" w:hAnsi="Century" w:cs="Khmer OS Battambang"/>
+          <w:b/>
+          <w:bCs/>
+          <w:sz w:val="24"/>
+          <w:szCs w:val="24"/>
+        </w:rPr>
+        <w:t>Tim Berners-Lee</w:t>
+      </w:r>
+      <w:r>
+        <w:rPr>
+          <w:rFonts w:ascii="Khmer OS Battambang" w:hAnsi="Khmer OS Battambang" w:cs="Khmer OS Battambang"/>
+          <w:sz w:val="24"/>
+          <w:szCs w:val="24"/>
+        </w:rPr>
+        <w:t xml:space="preserve"> </w:t>
+      </w:r>
+      <w:r>
+        <w:rPr>
+          <w:rFonts w:ascii="Khmer OS Battambang" w:hAnsi="Khmer OS Battambang" w:cs="Khmer OS Battambang"/>
+          <w:sz w:val="24"/>
+          <w:szCs w:val="24"/>
+          <w:cs/>
+        </w:rPr>
+        <w:t xml:space="preserve">ដែលជាអ្នកបង្កើត </w:t>
+      </w:r>
+      <w:r>
+        <w:rPr>
+          <w:rFonts w:ascii="Century" w:hAnsi="Century" w:cs="Khmer OS Battambang"/>
+          <w:sz w:val="24"/>
+          <w:szCs w:val="24"/>
+        </w:rPr>
+        <w:t>World Wide Web</w:t>
+      </w:r>
+      <w:r>
+        <w:rPr>
+          <w:rFonts w:ascii="Khmer OS Battambang" w:hAnsi="Khmer OS Battambang" w:cs="Khmer OS Battambang"/>
+          <w:sz w:val="24"/>
+          <w:szCs w:val="24"/>
+          <w:cs/>
+        </w:rPr>
+        <w:t xml:space="preserve">។ គោលបំណងដំបូងនៃ </w:t>
+      </w:r>
+      <w:r>
+        <w:rPr>
+          <w:rFonts w:ascii="Century" w:hAnsi="Century" w:cs="Khmer OS Battambang"/>
+          <w:sz w:val="24"/>
+          <w:szCs w:val="24"/>
+        </w:rPr>
+        <w:t>HTML</w:t>
+      </w:r>
+      <w:r>
+        <w:rPr>
+          <w:rFonts w:ascii="Khmer OS Battambang" w:hAnsi="Khmer OS Battambang" w:cs="Khmer OS Battambang"/>
+          <w:sz w:val="24"/>
+          <w:szCs w:val="24"/>
+        </w:rPr>
+        <w:t xml:space="preserve"> </w:t>
+      </w:r>
+      <w:r>
+        <w:rPr>
+          <w:rFonts w:ascii="Khmer OS Battambang" w:hAnsi="Khmer OS Battambang" w:cs="Khmer OS Battambang"/>
+          <w:sz w:val="24"/>
+          <w:szCs w:val="24"/>
+          <w:cs/>
+        </w:rPr>
+        <w:t>គឺដើម្បីបង្កើតរចនាសម្ព័ន្ធឯកសារនៅលើអ៊ីនធឺណិត និងអនុញ្ញាតឱ្យមានការភ្ជាប់តំណ (</w:t>
+      </w:r>
+      <w:r>
+        <w:rPr>
+          <w:rFonts w:ascii="Century" w:hAnsi="Century" w:cs="Khmer OS Battambang"/>
+          <w:sz w:val="24"/>
+          <w:szCs w:val="24"/>
+        </w:rPr>
+        <w:t>Hyperlink</w:t>
+      </w:r>
+      <w:r>
+        <w:rPr>
+          <w:rFonts w:ascii="Khmer OS Battambang" w:hAnsi="Khmer OS Battambang" w:cs="Khmer OS Battambang"/>
+          <w:sz w:val="24"/>
+          <w:szCs w:val="24"/>
+        </w:rPr>
+        <w:t xml:space="preserve">) </w:t>
+      </w:r>
+      <w:r>
+        <w:rPr>
+          <w:rFonts w:ascii="Khmer OS Battambang" w:hAnsi="Khmer OS Battambang" w:cs="Khmer OS Battambang"/>
+          <w:sz w:val="24"/>
+          <w:szCs w:val="24"/>
+          <w:cs/>
+        </w:rPr>
+        <w:t xml:space="preserve">រវាងទំព័រផ្សេងៗ។ </w:t>
+      </w:r>
+      <w:r>
+        <w:rPr>
+          <w:rFonts w:ascii="Century" w:hAnsi="Century" w:cs="Khmer OS Battambang"/>
+          <w:sz w:val="24"/>
+          <w:szCs w:val="24"/>
+        </w:rPr>
+        <w:t>HTML</w:t>
+      </w:r>
+      <w:r>
+        <w:rPr>
+          <w:rFonts w:ascii="Khmer OS Battambang" w:hAnsi="Khmer OS Battambang" w:cs="Khmer OS Battambang"/>
+          <w:sz w:val="24"/>
+          <w:szCs w:val="24"/>
+        </w:rPr>
+        <w:t xml:space="preserve"> </w:t>
+      </w:r>
+      <w:r>
+        <w:rPr>
+          <w:rFonts w:ascii="Khmer OS Battambang" w:hAnsi="Khmer OS Battambang" w:cs="Khmer OS Battambang"/>
+          <w:sz w:val="24"/>
+          <w:szCs w:val="24"/>
+          <w:cs/>
+        </w:rPr>
+        <w:t>មិនមែនជាភាសាកម្មវិធីទេ ប៉ុន្តែជាភាសាសម្គាល់ (</w:t>
+      </w:r>
+      <w:r>
+        <w:rPr>
+          <w:rFonts w:ascii="Century" w:hAnsi="Century" w:cs="Khmer OS Battambang"/>
+          <w:sz w:val="24"/>
+          <w:szCs w:val="24"/>
+        </w:rPr>
+        <w:t>Markup Language</w:t>
+      </w:r>
+      <w:r>
+        <w:rPr>
+          <w:rFonts w:ascii="Khmer OS Battambang" w:hAnsi="Khmer OS Battambang" w:cs="Khmer OS Battambang"/>
+          <w:sz w:val="24"/>
+          <w:szCs w:val="24"/>
+        </w:rPr>
+        <w:t xml:space="preserve">) </w:t>
+      </w:r>
+      <w:r>
+        <w:rPr>
+          <w:rFonts w:ascii="Khmer OS Battambang" w:hAnsi="Khmer OS Battambang" w:cs="Khmer OS Battambang"/>
+          <w:sz w:val="24"/>
+          <w:szCs w:val="24"/>
+          <w:cs/>
+        </w:rPr>
+        <w:t>ដែលមានតួនាទីសំខាន់ជាគ្រោងឆ្អឹងនៃគេហទំព័រ។</w:t>
+      </w:r>
+    </w:p>
+    <w:p>
+      <w:pPr>
+        <w:tabs>
+          <w:tab w:val="left" w:pos="540"/>
+          <w:tab w:val="left" w:pos="720"/>
+        </w:tabs>
+        <w:jc w:val="both"/>
+        <w:rPr>
+          <w:rFonts w:ascii="Century" w:hAnsi="Century" w:cs="Khmer OS"/>
+          <w:b/>
+          <w:bCs/>
+          <w:sz w:val="24"/>
+          <w:szCs w:val="24"/>
+        </w:rPr>
+      </w:pPr>
+      <w:r>
+        <w:rPr>
+          <w:rFonts w:ascii="Khmer OS Battambang" w:hAnsi="Khmer OS Battambang" w:cs="Khmer OS Battambang"/>
+          <w:sz w:val="24"/>
+          <w:szCs w:val="24"/>
+          <w:cs/>
+        </w:rPr>
+        <w:tab/>
+      </w:r>
+      <w:r>
+        <w:rPr>
+          <w:rFonts w:ascii="Khmer OS" w:hAnsi="Khmer OS" w:cs="Khmer OS" w:hint="cs"/>
+          <w:b/>
+          <w:bCs/>
+          <w:sz w:val="24"/>
+          <w:szCs w:val="24"/>
+          <w:cs/>
+        </w:rPr>
+        <w:t xml:space="preserve">ខ. </w:t>
+      </w:r>
+      <w:r>
+        <w:rPr>
+          <w:rFonts w:ascii="Century" w:hAnsi="Century" w:cs="Khmer OS"/>
+          <w:b/>
+          <w:bCs/>
+          <w:sz w:val="24"/>
+          <w:szCs w:val="24"/>
+        </w:rPr>
+        <w:t>CSS (Cascading Style Sheets)</w:t>
+      </w:r>
+    </w:p>
+    <w:p>
+      <w:pPr>
+        <w:tabs>
+          <w:tab w:val="left" w:pos="540"/>
+          <w:tab w:val="left" w:pos="720"/>
+        </w:tabs>
+        <w:jc w:val="both"/>
+        <w:rPr>
+          <w:rFonts w:ascii="Khmer OS Battambang" w:hAnsi="Khmer OS Battambang" w:cs="Khmer OS Battambang"/>
+          <w:sz w:val="24"/>
+          <w:szCs w:val="24"/>
+        </w:rPr>
+      </w:pPr>
+      <w:r>
+        <w:rPr>
+          <w:rFonts w:ascii="Century" w:hAnsi="Century" w:cs="Khmer OS"/>
+          <w:sz w:val="24"/>
+          <w:szCs w:val="24"/>
+          <w:cs/>
+        </w:rPr>
+        <w:tab/>
+      </w:r>
+      <w:r>
+        <w:rPr>
+          <w:rFonts w:ascii="Century" w:hAnsi="Century" w:cs="Khmer OS"/>
+          <w:sz w:val="24"/>
+          <w:szCs w:val="24"/>
+          <w:cs/>
+        </w:rPr>
+        <w:tab/>
+      </w:r>
+      <w:r>
+        <w:rPr>
+          <w:rFonts w:ascii="Khmer OS Battambang" w:hAnsi="Khmer OS Battambang" w:cs="Khmer OS Battambang"/>
+          <w:sz w:val="24"/>
+          <w:szCs w:val="24"/>
+          <w:cs/>
+        </w:rPr>
+        <w:t>ត្រូវបានបង្កើតឡើងនៅឆ្នាំ</w:t>
+      </w:r>
+      <w:r>
+        <w:rPr>
+          <w:rFonts w:ascii="Khmer OS Battambang" w:hAnsi="Khmer OS Battambang" w:cs="Khmer OS Battambang"/>
+          <w:sz w:val="24"/>
+          <w:szCs w:val="24"/>
+        </w:rPr>
+        <w:t xml:space="preserve"> </w:t>
+      </w:r>
+      <w:r>
+        <w:rPr>
+          <w:rFonts w:ascii="Khmer OS Battambang" w:hAnsi="Khmer OS Battambang" w:cs="Khmer OS Battambang"/>
+          <w:b/>
+          <w:bCs/>
+          <w:sz w:val="24"/>
+          <w:szCs w:val="24"/>
+          <w:cs/>
+        </w:rPr>
+        <w:t>១៩៩៦</w:t>
+      </w:r>
+      <w:r>
+        <w:rPr>
+          <w:rFonts w:ascii="Khmer OS Battambang" w:hAnsi="Khmer OS Battambang" w:cs="Khmer OS Battambang"/>
+          <w:sz w:val="24"/>
+          <w:szCs w:val="24"/>
+        </w:rPr>
+        <w:t xml:space="preserve"> </w:t>
+      </w:r>
+      <w:r>
+        <w:rPr>
+          <w:rFonts w:ascii="Khmer OS Battambang" w:hAnsi="Khmer OS Battambang" w:cs="Khmer OS Battambang"/>
+          <w:sz w:val="24"/>
+          <w:szCs w:val="24"/>
+          <w:cs/>
+        </w:rPr>
+        <w:t>ដោយ</w:t>
+      </w:r>
+      <w:r>
+        <w:rPr>
+          <w:rFonts w:ascii="Khmer OS Battambang" w:hAnsi="Khmer OS Battambang" w:cs="Khmer OS Battambang"/>
+          <w:sz w:val="24"/>
+          <w:szCs w:val="24"/>
+        </w:rPr>
+        <w:t xml:space="preserve"> </w:t>
+      </w:r>
+      <w:r>
+        <w:rPr>
+          <w:rFonts w:ascii="Century" w:hAnsi="Century" w:cs="Khmer OS Battambang"/>
+          <w:b/>
+          <w:bCs/>
+          <w:sz w:val="24"/>
+          <w:szCs w:val="24"/>
+        </w:rPr>
+        <w:t>H</w:t>
+      </w:r>
+      <w:r>
+        <w:rPr>
+          <w:rFonts w:ascii="Century" w:hAnsi="Century" w:cs="Cambria"/>
+          <w:b/>
+          <w:bCs/>
+          <w:sz w:val="24"/>
+          <w:szCs w:val="24"/>
+        </w:rPr>
+        <w:t>å</w:t>
+      </w:r>
+      <w:r>
+        <w:rPr>
+          <w:rFonts w:ascii="Century" w:hAnsi="Century" w:cs="Khmer OS Battambang"/>
+          <w:b/>
+          <w:bCs/>
+          <w:sz w:val="24"/>
+          <w:szCs w:val="24"/>
+        </w:rPr>
+        <w:t>kon Wium Lie</w:t>
+      </w:r>
+      <w:r>
+        <w:rPr>
+          <w:rFonts w:ascii="Khmer OS Battambang" w:hAnsi="Khmer OS Battambang" w:cs="Khmer OS Battambang"/>
+          <w:sz w:val="24"/>
+          <w:szCs w:val="24"/>
+          <w:cs/>
+        </w:rPr>
+        <w:t xml:space="preserve">។ </w:t>
+      </w:r>
+      <w:r>
+        <w:rPr>
+          <w:rFonts w:ascii="Century" w:hAnsi="Century" w:cs="Khmer OS Battambang"/>
+          <w:sz w:val="24"/>
+          <w:szCs w:val="24"/>
+        </w:rPr>
+        <w:t>CSS</w:t>
+      </w:r>
+      <w:r>
+        <w:rPr>
+          <w:rFonts w:ascii="Khmer OS Battambang" w:hAnsi="Khmer OS Battambang" w:cs="Khmer OS Battambang"/>
+          <w:sz w:val="24"/>
+          <w:szCs w:val="24"/>
+        </w:rPr>
+        <w:t xml:space="preserve"> </w:t>
+      </w:r>
+      <w:r>
+        <w:rPr>
+          <w:rFonts w:ascii="Khmer OS Battambang" w:hAnsi="Khmer OS Battambang" w:cs="Khmer OS Battambang"/>
+          <w:sz w:val="24"/>
+          <w:szCs w:val="24"/>
+          <w:cs/>
+        </w:rPr>
+        <w:t xml:space="preserve">ត្រូវបានបង្កើតឡើង ដើម្បីបំបែកការរចនារូបរាងចេញពីរចនាសម្ព័ន្ធ </w:t>
+      </w:r>
+      <w:r>
+        <w:rPr>
+          <w:rFonts w:ascii="Century" w:hAnsi="Century" w:cs="Khmer OS Battambang"/>
+          <w:sz w:val="24"/>
+          <w:szCs w:val="24"/>
+        </w:rPr>
+        <w:t>HTML</w:t>
+      </w:r>
+      <w:r>
+        <w:rPr>
+          <w:rFonts w:ascii="Khmer OS Battambang" w:hAnsi="Khmer OS Battambang" w:cs="Khmer OS Battambang"/>
+          <w:sz w:val="24"/>
+          <w:szCs w:val="24"/>
+          <w:cs/>
+        </w:rPr>
+        <w:t xml:space="preserve">។ មុនពេលមាន </w:t>
+      </w:r>
+      <w:r>
+        <w:rPr>
+          <w:rFonts w:ascii="Century" w:hAnsi="Century" w:cs="Khmer OS Battambang"/>
+          <w:sz w:val="24"/>
+          <w:szCs w:val="24"/>
+        </w:rPr>
+        <w:t>CSS</w:t>
+      </w:r>
+      <w:r>
+        <w:rPr>
+          <w:rFonts w:ascii="Khmer OS Battambang" w:hAnsi="Khmer OS Battambang" w:cs="Khmer OS Battambang"/>
+          <w:sz w:val="24"/>
+          <w:szCs w:val="24"/>
+        </w:rPr>
+        <w:t xml:space="preserve"> </w:t>
+      </w:r>
+      <w:r>
+        <w:rPr>
+          <w:rFonts w:ascii="Khmer OS Battambang" w:hAnsi="Khmer OS Battambang" w:cs="Khmer OS Battambang"/>
+          <w:sz w:val="24"/>
+          <w:szCs w:val="24"/>
+          <w:cs/>
+        </w:rPr>
+        <w:t xml:space="preserve">ការរចនាគេហទំព័រត្រូវធ្វើនៅក្នុង </w:t>
+      </w:r>
+      <w:r>
+        <w:rPr>
+          <w:rFonts w:ascii="Century" w:hAnsi="Century" w:cs="Khmer OS Battambang"/>
+          <w:sz w:val="24"/>
+          <w:szCs w:val="24"/>
+        </w:rPr>
+        <w:t>HTML</w:t>
+      </w:r>
+      <w:r>
+        <w:rPr>
+          <w:rFonts w:ascii="Khmer OS Battambang" w:hAnsi="Khmer OS Battambang" w:cs="Khmer OS Battambang"/>
+          <w:sz w:val="24"/>
+          <w:szCs w:val="24"/>
+        </w:rPr>
+        <w:t xml:space="preserve"> </w:t>
+      </w:r>
+      <w:r>
+        <w:rPr>
+          <w:rFonts w:ascii="Khmer OS Battambang" w:hAnsi="Khmer OS Battambang" w:cs="Khmer OS Battambang"/>
+          <w:sz w:val="24"/>
+          <w:szCs w:val="24"/>
+          <w:cs/>
+        </w:rPr>
+        <w:t xml:space="preserve">ដោយផ្ទាល់ ដែលធ្វើឱ្យកូដស្មុគស្មាញ។ </w:t>
+      </w:r>
+      <w:r>
+        <w:rPr>
+          <w:rFonts w:ascii="Century" w:hAnsi="Century" w:cs="Khmer OS Battambang"/>
+          <w:sz w:val="24"/>
+          <w:szCs w:val="24"/>
+        </w:rPr>
+        <w:t>CSS</w:t>
+      </w:r>
+      <w:r>
+        <w:rPr>
+          <w:rFonts w:ascii="Khmer OS Battambang" w:hAnsi="Khmer OS Battambang" w:cs="Khmer OS Battambang"/>
+          <w:sz w:val="24"/>
+          <w:szCs w:val="24"/>
+        </w:rPr>
+        <w:t xml:space="preserve"> </w:t>
+      </w:r>
+      <w:r>
+        <w:rPr>
+          <w:rFonts w:ascii="Khmer OS Battambang" w:hAnsi="Khmer OS Battambang" w:cs="Khmer OS Battambang"/>
+          <w:sz w:val="24"/>
+          <w:szCs w:val="24"/>
+          <w:cs/>
+        </w:rPr>
+        <w:t>ជួយធ្វើឱ្យការរចនាគេហទំព័រមានភាពស្អាត ទាន់សម័យ និងងាយស្រួលថែទាំ។</w:t>
+      </w:r>
+    </w:p>
+    <w:p>
+      <w:pPr>
+        <w:tabs>
+          <w:tab w:val="left" w:pos="540"/>
+          <w:tab w:val="left" w:pos="720"/>
+        </w:tabs>
+        <w:jc w:val="both"/>
+        <w:rPr>
+          <w:rFonts w:ascii="Century" w:hAnsi="Century" w:cs="Khmer OS"/>
+          <w:b/>
+          <w:bCs/>
+          <w:sz w:val="24"/>
+          <w:szCs w:val="24"/>
+        </w:rPr>
+      </w:pPr>
+      <w:r>
+        <w:rPr>
+          <w:rFonts w:ascii="Khmer OS Battambang" w:hAnsi="Khmer OS Battambang" w:cs="Khmer OS Battambang"/>
+          <w:sz w:val="24"/>
+          <w:szCs w:val="24"/>
+          <w:cs/>
+        </w:rPr>
+        <w:tab/>
+      </w:r>
+      <w:r>
+        <w:rPr>
+          <w:rFonts w:ascii="Khmer OS" w:hAnsi="Khmer OS" w:cs="Khmer OS" w:hint="cs"/>
+          <w:b/>
+          <w:bCs/>
+          <w:sz w:val="24"/>
+          <w:szCs w:val="24"/>
+          <w:cs/>
+        </w:rPr>
+        <w:t xml:space="preserve">គ. </w:t>
+      </w:r>
+      <w:r>
+        <w:rPr>
+          <w:rFonts w:ascii="Century" w:hAnsi="Century" w:cs="Khmer OS"/>
+          <w:b/>
+          <w:bCs/>
+          <w:sz w:val="24"/>
+          <w:szCs w:val="24"/>
+        </w:rPr>
+        <w:t>JavaScript</w:t>
+      </w:r>
+    </w:p>
+    <w:p>
+      <w:pPr>
+        <w:tabs>
+          <w:tab w:val="left" w:pos="540"/>
+          <w:tab w:val="left" w:pos="720"/>
+        </w:tabs>
+        <w:jc w:val="both"/>
+        <w:rPr>
+          <w:rFonts w:ascii="Khmer OS Battambang" w:hAnsi="Khmer OS Battambang" w:cs="Khmer OS Battambang"/>
+          <w:sz w:val="24"/>
+          <w:szCs w:val="24"/>
+        </w:rPr>
+      </w:pPr>
+      <w:r>
+        <w:rPr>
+          <w:rFonts w:ascii="Century" w:hAnsi="Century" w:cs="Khmer OS"/>
+          <w:sz w:val="24"/>
+          <w:szCs w:val="24"/>
+          <w:cs/>
+        </w:rPr>
+        <w:tab/>
+      </w:r>
+      <w:r>
+        <w:rPr>
+          <w:rFonts w:ascii="Century" w:hAnsi="Century" w:cs="Khmer OS"/>
+          <w:sz w:val="24"/>
+          <w:szCs w:val="24"/>
+          <w:cs/>
+        </w:rPr>
+        <w:tab/>
+      </w:r>
+      <w:r>
+        <w:rPr>
+          <w:rFonts w:ascii="Khmer OS Battambang" w:hAnsi="Khmer OS Battambang" w:cs="Khmer OS Battambang"/>
+          <w:sz w:val="24"/>
+          <w:szCs w:val="24"/>
+          <w:cs/>
+        </w:rPr>
+        <w:t>ត្រូវបានបង្កើតឡើងនៅឆ្នាំ</w:t>
+      </w:r>
+      <w:r>
+        <w:rPr>
+          <w:rFonts w:ascii="Khmer OS Battambang" w:hAnsi="Khmer OS Battambang" w:cs="Khmer OS Battambang"/>
+          <w:sz w:val="24"/>
+          <w:szCs w:val="24"/>
+        </w:rPr>
+        <w:t xml:space="preserve"> </w:t>
+      </w:r>
+      <w:r>
+        <w:rPr>
+          <w:rFonts w:ascii="Khmer OS Battambang" w:hAnsi="Khmer OS Battambang" w:cs="Khmer OS Battambang"/>
+          <w:b/>
+          <w:bCs/>
+          <w:sz w:val="24"/>
+          <w:szCs w:val="24"/>
+          <w:cs/>
+        </w:rPr>
+        <w:t>១៩៩៥</w:t>
+      </w:r>
+      <w:r>
+        <w:rPr>
+          <w:rFonts w:ascii="Khmer OS Battambang" w:hAnsi="Khmer OS Battambang" w:cs="Khmer OS Battambang"/>
+          <w:sz w:val="24"/>
+          <w:szCs w:val="24"/>
+        </w:rPr>
+        <w:t xml:space="preserve"> </w:t>
+      </w:r>
+      <w:r>
+        <w:rPr>
+          <w:rFonts w:ascii="Khmer OS Battambang" w:hAnsi="Khmer OS Battambang" w:cs="Khmer OS Battambang"/>
+          <w:sz w:val="24"/>
+          <w:szCs w:val="24"/>
+          <w:cs/>
+        </w:rPr>
+        <w:t>ដោយ</w:t>
+      </w:r>
+      <w:r>
+        <w:rPr>
+          <w:rFonts w:ascii="Khmer OS Battambang" w:hAnsi="Khmer OS Battambang" w:cs="Khmer OS Battambang"/>
+          <w:sz w:val="24"/>
+          <w:szCs w:val="24"/>
+        </w:rPr>
+        <w:t xml:space="preserve"> </w:t>
+      </w:r>
+      <w:r>
+        <w:rPr>
+          <w:rFonts w:ascii="Century" w:hAnsi="Century" w:cs="Khmer OS Battambang"/>
+          <w:b/>
+          <w:bCs/>
+          <w:sz w:val="24"/>
+          <w:szCs w:val="24"/>
+        </w:rPr>
+        <w:t>Brendan Eich</w:t>
+      </w:r>
+      <w:r>
+        <w:rPr>
+          <w:rFonts w:ascii="Khmer OS Battambang" w:hAnsi="Khmer OS Battambang" w:cs="Khmer OS Battambang"/>
+          <w:sz w:val="24"/>
+          <w:szCs w:val="24"/>
+        </w:rPr>
+        <w:t xml:space="preserve"> </w:t>
+      </w:r>
+      <w:r>
+        <w:rPr>
+          <w:rFonts w:ascii="Khmer OS Battambang" w:hAnsi="Khmer OS Battambang" w:cs="Khmer OS Battambang"/>
+          <w:sz w:val="24"/>
+          <w:szCs w:val="24"/>
+          <w:cs/>
+        </w:rPr>
+        <w:t xml:space="preserve">នៅក្រុមហ៊ុន </w:t>
+      </w:r>
+      <w:r>
+        <w:rPr>
+          <w:rFonts w:ascii="Century" w:hAnsi="Century" w:cs="Khmer OS Battambang"/>
+          <w:sz w:val="24"/>
+          <w:szCs w:val="24"/>
+        </w:rPr>
+        <w:t>Netscape</w:t>
+      </w:r>
+      <w:r>
+        <w:rPr>
+          <w:rFonts w:ascii="Khmer OS Battambang" w:hAnsi="Khmer OS Battambang" w:cs="Khmer OS Battambang"/>
+          <w:sz w:val="24"/>
+          <w:szCs w:val="24"/>
+          <w:cs/>
+        </w:rPr>
+        <w:t xml:space="preserve">។ </w:t>
+      </w:r>
+      <w:r>
+        <w:rPr>
+          <w:rFonts w:ascii="Century" w:hAnsi="Century" w:cs="Khmer OS Battambang"/>
+          <w:sz w:val="24"/>
+          <w:szCs w:val="24"/>
+        </w:rPr>
+        <w:t>JavaScript</w:t>
+      </w:r>
+      <w:r>
+        <w:rPr>
+          <w:rFonts w:ascii="Khmer OS Battambang" w:hAnsi="Khmer OS Battambang" w:cs="Khmer OS Battambang"/>
+          <w:sz w:val="24"/>
+          <w:szCs w:val="24"/>
+        </w:rPr>
+        <w:t xml:space="preserve"> </w:t>
+      </w:r>
+      <w:r>
+        <w:rPr>
+          <w:rFonts w:ascii="Khmer OS Battambang" w:hAnsi="Khmer OS Battambang" w:cs="Khmer OS Battambang"/>
+          <w:sz w:val="24"/>
+          <w:szCs w:val="24"/>
+          <w:cs/>
+        </w:rPr>
+        <w:t>ត្រូវបានបង្កើតឡើងក្នុងរយៈពេលខ្លី ដើម្បីធ្វើឱ្យគេហទំព័រមានអន្តរកម្ម (</w:t>
+      </w:r>
+      <w:r>
+        <w:rPr>
+          <w:rFonts w:ascii="Century" w:hAnsi="Century" w:cs="Khmer OS Battambang"/>
+          <w:sz w:val="24"/>
+          <w:szCs w:val="24"/>
+        </w:rPr>
+        <w:t>Interactive</w:t>
+      </w:r>
+      <w:r>
+        <w:rPr>
+          <w:rFonts w:ascii="Khmer OS Battambang" w:hAnsi="Khmer OS Battambang" w:cs="Khmer OS Battambang"/>
+          <w:sz w:val="24"/>
+          <w:szCs w:val="24"/>
+        </w:rPr>
+        <w:t xml:space="preserve">) </w:t>
+      </w:r>
+      <w:r>
+        <w:rPr>
+          <w:rFonts w:ascii="Khmer OS Battambang" w:hAnsi="Khmer OS Battambang" w:cs="Khmer OS Battambang"/>
+          <w:sz w:val="24"/>
+          <w:szCs w:val="24"/>
+          <w:cs/>
+        </w:rPr>
+        <w:t xml:space="preserve">ដូចជា ការឆ្លើយតបពេលអ្នកប្រើចុចប៊ូតុង ឬបញ្ចូលទិន្នន័យ។ </w:t>
+      </w:r>
+      <w:r>
+        <w:rPr>
+          <w:rFonts w:ascii="Century" w:hAnsi="Century" w:cs="Khmer OS Battambang"/>
+          <w:sz w:val="24"/>
+          <w:szCs w:val="24"/>
+        </w:rPr>
+        <w:t>JavaScript</w:t>
+      </w:r>
+      <w:r>
+        <w:rPr>
+          <w:rFonts w:ascii="Khmer OS Battambang" w:hAnsi="Khmer OS Battambang" w:cs="Khmer OS Battambang"/>
+          <w:sz w:val="24"/>
+          <w:szCs w:val="24"/>
+        </w:rPr>
+        <w:t xml:space="preserve"> </w:t>
+      </w:r>
+      <w:r>
+        <w:rPr>
+          <w:rFonts w:ascii="Khmer OS Battambang" w:hAnsi="Khmer OS Battambang" w:cs="Khmer OS Battambang"/>
+          <w:sz w:val="24"/>
+          <w:szCs w:val="24"/>
+          <w:cs/>
+        </w:rPr>
+        <w:t xml:space="preserve">បានក្លាយជាភាសាសំខាន់បំផុតមួយសម្រាប់ </w:t>
+      </w:r>
+      <w:r>
+        <w:rPr>
+          <w:rFonts w:ascii="Century" w:hAnsi="Century" w:cs="Khmer OS Battambang"/>
+          <w:sz w:val="24"/>
+          <w:szCs w:val="24"/>
+        </w:rPr>
+        <w:t>Frontend Development</w:t>
+      </w:r>
+      <w:r>
+        <w:rPr>
+          <w:rFonts w:ascii="Khmer OS Battambang" w:hAnsi="Khmer OS Battambang" w:cs="Khmer OS Battambang"/>
+          <w:sz w:val="24"/>
+          <w:szCs w:val="24"/>
+        </w:rPr>
+        <w:t xml:space="preserve"> </w:t>
+      </w:r>
+      <w:r>
+        <w:rPr>
+          <w:rFonts w:ascii="Khmer OS Battambang" w:hAnsi="Khmer OS Battambang" w:cs="Khmer OS Battambang"/>
+          <w:sz w:val="24"/>
+          <w:szCs w:val="24"/>
+          <w:cs/>
+        </w:rPr>
+        <w:t xml:space="preserve">និងជាមូលដ្ឋានសម្រាប់ </w:t>
+      </w:r>
+      <w:r>
+        <w:rPr>
+          <w:rFonts w:ascii="Century" w:hAnsi="Century" w:cs="Khmer OS Battambang"/>
+          <w:sz w:val="24"/>
+          <w:szCs w:val="24"/>
+        </w:rPr>
+        <w:t>Framework</w:t>
+      </w:r>
+      <w:r>
+        <w:rPr>
+          <w:rFonts w:ascii="Khmer OS Battambang" w:hAnsi="Khmer OS Battambang" w:cs="Khmer OS Battambang"/>
+          <w:sz w:val="24"/>
+          <w:szCs w:val="24"/>
+        </w:rPr>
+        <w:t xml:space="preserve"> </w:t>
+      </w:r>
+      <w:r>
+        <w:rPr>
+          <w:rFonts w:ascii="Khmer OS Battambang" w:hAnsi="Khmer OS Battambang" w:cs="Khmer OS Battambang"/>
+          <w:sz w:val="24"/>
+          <w:szCs w:val="24"/>
+          <w:cs/>
+        </w:rPr>
+        <w:t xml:space="preserve">ទំនើបៗ ដូចជា </w:t>
+      </w:r>
+      <w:r>
+        <w:rPr>
+          <w:rFonts w:ascii="Century" w:hAnsi="Century" w:cs="Khmer OS Battambang"/>
+          <w:sz w:val="24"/>
+          <w:szCs w:val="24"/>
+        </w:rPr>
+        <w:t>Vue.js, React</w:t>
+      </w:r>
+      <w:r>
+        <w:rPr>
+          <w:rFonts w:ascii="Khmer OS Battambang" w:hAnsi="Khmer OS Battambang" w:cs="Khmer OS Battambang"/>
+          <w:sz w:val="24"/>
+          <w:szCs w:val="24"/>
+        </w:rPr>
+        <w:t xml:space="preserve"> </w:t>
+      </w:r>
+      <w:r>
+        <w:rPr>
+          <w:rFonts w:ascii="Khmer OS Battambang" w:hAnsi="Khmer OS Battambang" w:cs="Khmer OS Battambang"/>
+          <w:sz w:val="24"/>
+          <w:szCs w:val="24"/>
+          <w:cs/>
+        </w:rPr>
+        <w:t xml:space="preserve">និង </w:t>
+      </w:r>
+      <w:r>
+        <w:rPr>
+          <w:rFonts w:ascii="Century" w:hAnsi="Century" w:cs="Khmer OS Battambang"/>
+          <w:sz w:val="24"/>
+          <w:szCs w:val="24"/>
+        </w:rPr>
+        <w:t>Angular</w:t>
+      </w:r>
+      <w:r>
+        <w:rPr>
+          <w:rFonts w:ascii="Khmer OS Battambang" w:hAnsi="Khmer OS Battambang" w:cs="Khmer OS Battambang"/>
+          <w:sz w:val="24"/>
+          <w:szCs w:val="24"/>
+          <w:cs/>
+        </w:rPr>
+        <w:t>។</w:t>
+      </w:r>
+    </w:p>
+    <w:p>
+      <w:pPr>
+        <w:tabs>
+          <w:tab w:val="left" w:pos="540"/>
+          <w:tab w:val="left" w:pos="720"/>
+        </w:tabs>
+        <w:jc w:val="both"/>
+        <w:rPr>
+          <w:rFonts w:ascii="Century" w:hAnsi="Century" w:cs="Khmer OS Battambang"/>
+          <w:b/>
+          <w:bCs/>
+          <w:sz w:val="24"/>
+          <w:szCs w:val="24"/>
+        </w:rPr>
+      </w:pPr>
+      <w:r>
+        <w:rPr>
+          <w:rFonts w:ascii="Khmer OS Battambang" w:hAnsi="Khmer OS Battambang" w:cs="Khmer OS Battambang"/>
+          <w:sz w:val="24"/>
+          <w:szCs w:val="24"/>
+          <w:cs/>
+        </w:rPr>
+        <w:tab/>
+      </w:r>
+      <w:r>
+        <w:rPr>
+          <w:rFonts w:ascii="Khmer OS" w:hAnsi="Khmer OS" w:cs="Khmer OS"/>
+          <w:b/>
+          <w:bCs/>
+          <w:sz w:val="24"/>
+          <w:szCs w:val="24"/>
+          <w:cs/>
+        </w:rPr>
+        <w:t>ឃ.</w:t>
+      </w:r>
+      <w:r>
+        <w:rPr>
+          <w:rFonts w:ascii="Khmer OS Battambang" w:hAnsi="Khmer OS Battambang" w:cs="Khmer OS Battambang" w:hint="cs"/>
+          <w:b/>
+          <w:bCs/>
+          <w:sz w:val="24"/>
+          <w:szCs w:val="24"/>
+          <w:cs/>
+        </w:rPr>
+        <w:t xml:space="preserve"> </w:t>
+      </w:r>
+      <w:r>
+        <w:rPr>
+          <w:rFonts w:ascii="Century" w:hAnsi="Century" w:cs="Khmer OS Battambang"/>
+          <w:b/>
+          <w:bCs/>
+          <w:sz w:val="24"/>
+          <w:szCs w:val="24"/>
+        </w:rPr>
+        <w:t>PHP (Hypertext Preprocessor)</w:t>
+      </w:r>
+    </w:p>
+    <w:p>
+      <w:pPr>
+        <w:tabs>
+          <w:tab w:val="left" w:pos="540"/>
+          <w:tab w:val="left" w:pos="720"/>
+        </w:tabs>
+        <w:jc w:val="both"/>
+        <w:rPr>
+          <w:rFonts w:ascii="Khmer OS Battambang" w:hAnsi="Khmer OS Battambang" w:cs="Khmer OS Battambang"/>
+          <w:sz w:val="24"/>
+          <w:szCs w:val="24"/>
+        </w:rPr>
+      </w:pPr>
+      <w:r>
+        <w:rPr>
+          <w:rFonts w:ascii="Century" w:hAnsi="Century" w:cs="Khmer OS Battambang"/>
+          <w:sz w:val="24"/>
+          <w:szCs w:val="24"/>
+          <w:cs/>
+        </w:rPr>
+        <w:tab/>
+      </w:r>
+      <w:r>
+        <w:rPr>
+          <w:rFonts w:ascii="Century" w:hAnsi="Century" w:cs="Khmer OS Battambang"/>
+          <w:sz w:val="24"/>
+          <w:szCs w:val="24"/>
+          <w:cs/>
+        </w:rPr>
+        <w:tab/>
+      </w:r>
+      <w:r>
+        <w:rPr>
+          <w:rFonts w:ascii="Khmer OS Battambang" w:hAnsi="Khmer OS Battambang" w:cs="Khmer OS Battambang"/>
+          <w:sz w:val="24"/>
+          <w:szCs w:val="24"/>
+          <w:cs/>
+        </w:rPr>
+        <w:t>ត្រូវបានបង្កើតឡើងនៅឆ្នាំ</w:t>
+      </w:r>
+      <w:r>
+        <w:rPr>
+          <w:rFonts w:ascii="Khmer OS Battambang" w:hAnsi="Khmer OS Battambang" w:cs="Khmer OS Battambang"/>
+          <w:sz w:val="24"/>
+          <w:szCs w:val="24"/>
+        </w:rPr>
+        <w:t xml:space="preserve"> </w:t>
+      </w:r>
+      <w:r>
+        <w:rPr>
+          <w:rFonts w:ascii="Khmer OS Battambang" w:hAnsi="Khmer OS Battambang" w:cs="Khmer OS Battambang"/>
+          <w:b/>
+          <w:bCs/>
+          <w:sz w:val="24"/>
+          <w:szCs w:val="24"/>
+          <w:cs/>
+        </w:rPr>
+        <w:t>១៩៩៤</w:t>
+      </w:r>
+      <w:r>
+        <w:rPr>
+          <w:rFonts w:ascii="Khmer OS Battambang" w:hAnsi="Khmer OS Battambang" w:cs="Khmer OS Battambang"/>
+          <w:sz w:val="24"/>
+          <w:szCs w:val="24"/>
+        </w:rPr>
+        <w:t xml:space="preserve"> </w:t>
+      </w:r>
+      <w:r>
+        <w:rPr>
+          <w:rFonts w:ascii="Khmer OS Battambang" w:hAnsi="Khmer OS Battambang" w:cs="Khmer OS Battambang"/>
+          <w:sz w:val="24"/>
+          <w:szCs w:val="24"/>
+          <w:cs/>
+        </w:rPr>
+        <w:t>ដោយ</w:t>
+      </w:r>
+      <w:r>
+        <w:rPr>
+          <w:rFonts w:ascii="Khmer OS Battambang" w:hAnsi="Khmer OS Battambang" w:cs="Khmer OS Battambang"/>
+          <w:sz w:val="24"/>
+          <w:szCs w:val="24"/>
+        </w:rPr>
+        <w:t xml:space="preserve"> </w:t>
+      </w:r>
+      <w:r>
+        <w:rPr>
+          <w:rFonts w:ascii="Century" w:hAnsi="Century" w:cs="Khmer OS Battambang"/>
+          <w:b/>
+          <w:bCs/>
+          <w:sz w:val="24"/>
+          <w:szCs w:val="24"/>
+        </w:rPr>
+        <w:t>Rasmus Lerdorf</w:t>
+      </w:r>
+      <w:r>
+        <w:rPr>
+          <w:rFonts w:ascii="Khmer OS Battambang" w:hAnsi="Khmer OS Battambang" w:cs="Khmer OS Battambang"/>
+          <w:sz w:val="24"/>
+          <w:szCs w:val="24"/>
+          <w:cs/>
+        </w:rPr>
+        <w:t xml:space="preserve">។ ដំបូង </w:t>
+      </w:r>
+      <w:r>
+        <w:rPr>
+          <w:rFonts w:ascii="Century" w:hAnsi="Century" w:cs="Khmer OS Battambang"/>
+          <w:sz w:val="24"/>
+          <w:szCs w:val="24"/>
+        </w:rPr>
+        <w:t>PHP</w:t>
+      </w:r>
+      <w:r>
+        <w:rPr>
+          <w:rFonts w:ascii="Khmer OS Battambang" w:hAnsi="Khmer OS Battambang" w:cs="Khmer OS Battambang"/>
+          <w:sz w:val="24"/>
+          <w:szCs w:val="24"/>
+        </w:rPr>
+        <w:t xml:space="preserve"> </w:t>
+      </w:r>
+      <w:r>
+        <w:rPr>
+          <w:rFonts w:ascii="Khmer OS Battambang" w:hAnsi="Khmer OS Battambang" w:cs="Khmer OS Battambang"/>
+          <w:sz w:val="24"/>
+          <w:szCs w:val="24"/>
+          <w:cs/>
+        </w:rPr>
+        <w:t>ត្រូវបានបង្កើតឡើង ដើម្បីគ្រប់គ្រងទំព័រផ្ទាល់ខ្លួន (</w:t>
+      </w:r>
+      <w:r>
+        <w:rPr>
+          <w:rFonts w:ascii="Century" w:hAnsi="Century" w:cs="Khmer OS Battambang"/>
+          <w:sz w:val="24"/>
+          <w:szCs w:val="24"/>
+        </w:rPr>
+        <w:t>Personal Home Page</w:t>
+      </w:r>
+      <w:r>
+        <w:rPr>
+          <w:rFonts w:ascii="Khmer OS Battambang" w:hAnsi="Khmer OS Battambang" w:cs="Khmer OS Battambang"/>
+          <w:sz w:val="24"/>
+          <w:szCs w:val="24"/>
+        </w:rPr>
+        <w:t xml:space="preserve">) </w:t>
+      </w:r>
+      <w:r>
+        <w:rPr>
+          <w:rFonts w:ascii="Khmer OS Battambang" w:hAnsi="Khmer OS Battambang" w:cs="Khmer OS Battambang"/>
+          <w:sz w:val="24"/>
+          <w:szCs w:val="24"/>
+          <w:cs/>
+        </w:rPr>
+        <w:t xml:space="preserve">ប៉ុណ្ណោះ ប៉ុន្តែក្រោយមកត្រូវបានអភិវឌ្ឍបន្ថែម និងក្លាយជាភាសាកម្មវិធីខាង </w:t>
+      </w:r>
+      <w:r>
+        <w:rPr>
+          <w:rFonts w:ascii="Century" w:hAnsi="Century" w:cs="Khmer OS Battambang"/>
+          <w:sz w:val="24"/>
+          <w:szCs w:val="24"/>
+        </w:rPr>
+        <w:t>Server</w:t>
+      </w:r>
+      <w:r>
+        <w:rPr>
+          <w:rFonts w:ascii="Khmer OS Battambang" w:hAnsi="Khmer OS Battambang" w:cs="Khmer OS Battambang"/>
+          <w:sz w:val="24"/>
+          <w:szCs w:val="24"/>
+        </w:rPr>
+        <w:t xml:space="preserve"> </w:t>
+      </w:r>
+      <w:r>
+        <w:rPr>
+          <w:rFonts w:ascii="Khmer OS Battambang" w:hAnsi="Khmer OS Battambang" w:cs="Khmer OS Battambang"/>
+          <w:sz w:val="24"/>
+          <w:szCs w:val="24"/>
+          <w:cs/>
+        </w:rPr>
+        <w:t xml:space="preserve">ដែលមានប្រជាប្រិយភាពខ្ពស់។ </w:t>
+      </w:r>
+      <w:r>
+        <w:rPr>
+          <w:rFonts w:ascii="Century" w:hAnsi="Century" w:cs="Khmer OS Battambang"/>
+          <w:sz w:val="24"/>
+          <w:szCs w:val="24"/>
+        </w:rPr>
+        <w:t>PHP</w:t>
+      </w:r>
+      <w:r>
+        <w:rPr>
+          <w:rFonts w:ascii="Khmer OS Battambang" w:hAnsi="Khmer OS Battambang" w:cs="Khmer OS Battambang"/>
+          <w:sz w:val="24"/>
+          <w:szCs w:val="24"/>
+        </w:rPr>
+        <w:t xml:space="preserve"> </w:t>
+      </w:r>
+      <w:r>
+        <w:rPr>
+          <w:rFonts w:ascii="Khmer OS Battambang" w:hAnsi="Khmer OS Battambang" w:cs="Khmer OS Battambang"/>
+          <w:sz w:val="24"/>
+          <w:szCs w:val="24"/>
+          <w:cs/>
+        </w:rPr>
+        <w:t xml:space="preserve">ត្រូវបានប្រើប្រាស់យ៉ាងទូលំទូលាយក្នុងការអភិវឌ្ឍ </w:t>
+      </w:r>
+      <w:r>
+        <w:rPr>
+          <w:rFonts w:ascii="Century" w:hAnsi="Century" w:cs="Khmer OS Battambang"/>
+          <w:sz w:val="24"/>
+          <w:szCs w:val="24"/>
+        </w:rPr>
+        <w:t>Web Application</w:t>
+      </w:r>
+      <w:r>
+        <w:rPr>
+          <w:rFonts w:ascii="Khmer OS Battambang" w:hAnsi="Khmer OS Battambang" w:cs="Khmer OS Battambang"/>
+          <w:sz w:val="24"/>
+          <w:szCs w:val="24"/>
+        </w:rPr>
+        <w:t xml:space="preserve"> </w:t>
+      </w:r>
+      <w:r>
+        <w:rPr>
+          <w:rFonts w:ascii="Khmer OS Battambang" w:hAnsi="Khmer OS Battambang" w:cs="Khmer OS Battambang"/>
+          <w:sz w:val="24"/>
+          <w:szCs w:val="24"/>
+          <w:cs/>
+        </w:rPr>
+        <w:t xml:space="preserve">និងជាមូលដ្ឋានសម្រាប់ </w:t>
+      </w:r>
+      <w:r>
+        <w:rPr>
+          <w:rFonts w:ascii="Century" w:hAnsi="Century" w:cs="Khmer OS Battambang"/>
+          <w:sz w:val="24"/>
+          <w:szCs w:val="24"/>
+        </w:rPr>
+        <w:t>Framework</w:t>
+      </w:r>
+      <w:r>
+        <w:rPr>
+          <w:rFonts w:ascii="Khmer OS Battambang" w:hAnsi="Khmer OS Battambang" w:cs="Khmer OS Battambang"/>
+          <w:sz w:val="24"/>
+          <w:szCs w:val="24"/>
+        </w:rPr>
+        <w:t xml:space="preserve"> </w:t>
+      </w:r>
+      <w:r>
+        <w:rPr>
+          <w:rFonts w:ascii="Khmer OS Battambang" w:hAnsi="Khmer OS Battambang" w:cs="Khmer OS Battambang"/>
+          <w:sz w:val="24"/>
+          <w:szCs w:val="24"/>
+          <w:cs/>
+        </w:rPr>
+        <w:t xml:space="preserve">ដូចជា </w:t>
+      </w:r>
+      <w:r>
+        <w:rPr>
+          <w:rFonts w:ascii="Century" w:hAnsi="Century" w:cs="Khmer OS Battambang"/>
+          <w:sz w:val="24"/>
+          <w:szCs w:val="24"/>
+        </w:rPr>
+        <w:t>Laravel</w:t>
+      </w:r>
+      <w:r>
+        <w:rPr>
+          <w:rFonts w:ascii="Khmer OS Battambang" w:hAnsi="Khmer OS Battambang" w:cs="Khmer OS Battambang"/>
+          <w:sz w:val="24"/>
+          <w:szCs w:val="24"/>
+          <w:cs/>
+        </w:rPr>
+        <w:t>។</w:t>
+      </w:r>
+    </w:p>
+    <w:p>
+      <w:pPr>
+        <w:tabs>
+          <w:tab w:val="left" w:pos="540"/>
+          <w:tab w:val="left" w:pos="720"/>
+        </w:tabs>
+        <w:jc w:val="both"/>
+        <w:rPr>
+          <w:rFonts w:ascii="Century" w:hAnsi="Century" w:cs="Khmer OS"/>
+          <w:b/>
+          <w:bCs/>
+          <w:sz w:val="24"/>
+          <w:szCs w:val="24"/>
+        </w:rPr>
+      </w:pPr>
+      <w:r>
+        <w:rPr>
+          <w:rFonts w:ascii="Khmer OS Battambang" w:hAnsi="Khmer OS Battambang" w:cs="Khmer OS Battambang"/>
+          <w:sz w:val="24"/>
+          <w:szCs w:val="24"/>
+          <w:cs/>
+        </w:rPr>
+        <w:lastRenderedPageBreak/>
+        <w:tab/>
+      </w:r>
+      <w:r>
+        <w:rPr>
+          <w:rFonts w:ascii="Khmer OS" w:hAnsi="Khmer OS" w:cs="Khmer OS"/>
+          <w:b/>
+          <w:bCs/>
+          <w:sz w:val="24"/>
+          <w:szCs w:val="24"/>
+          <w:cs/>
+        </w:rPr>
+        <w:t xml:space="preserve">ង. </w:t>
+      </w:r>
+      <w:r>
+        <w:rPr>
+          <w:rFonts w:ascii="Century" w:hAnsi="Century" w:cs="Khmer OS"/>
+          <w:b/>
+          <w:bCs/>
+          <w:sz w:val="24"/>
+          <w:szCs w:val="24"/>
+        </w:rPr>
+        <w:t>SQL (Structured Query Language)</w:t>
+      </w:r>
+    </w:p>
+    <w:p>
+      <w:pPr>
+        <w:tabs>
+          <w:tab w:val="left" w:pos="540"/>
+          <w:tab w:val="left" w:pos="720"/>
+        </w:tabs>
+        <w:jc w:val="both"/>
+        <w:rPr>
+          <w:rFonts w:ascii="Khmer OS Battambang" w:hAnsi="Khmer OS Battambang" w:cs="Khmer OS Battambang"/>
+          <w:sz w:val="24"/>
+          <w:szCs w:val="24"/>
+        </w:rPr>
+      </w:pPr>
+      <w:r>
+        <w:rPr>
+          <w:rFonts w:ascii="Century" w:hAnsi="Century" w:cs="Khmer OS"/>
+          <w:b/>
+          <w:bCs/>
+          <w:sz w:val="24"/>
+          <w:szCs w:val="24"/>
+          <w:cs/>
+        </w:rPr>
+        <w:tab/>
+      </w:r>
+      <w:r>
+        <w:rPr>
+          <w:rFonts w:ascii="Century" w:hAnsi="Century" w:cs="Khmer OS"/>
+          <w:b/>
+          <w:bCs/>
+          <w:sz w:val="24"/>
+          <w:szCs w:val="24"/>
+          <w:cs/>
+        </w:rPr>
+        <w:tab/>
+      </w:r>
+      <w:r>
+        <w:rPr>
+          <w:rFonts w:ascii="Khmer OS Battambang" w:hAnsi="Khmer OS Battambang" w:cs="Khmer OS Battambang"/>
+          <w:sz w:val="24"/>
+          <w:szCs w:val="24"/>
+          <w:cs/>
+        </w:rPr>
+        <w:t>ត្រូវបានបង្កើតឡើងនៅទសវត្សរ៍</w:t>
+      </w:r>
+      <w:r>
+        <w:rPr>
+          <w:rFonts w:ascii="Khmer OS Battambang" w:hAnsi="Khmer OS Battambang" w:cs="Khmer OS Battambang"/>
+          <w:sz w:val="24"/>
+          <w:szCs w:val="24"/>
+        </w:rPr>
+        <w:t xml:space="preserve"> </w:t>
+      </w:r>
+      <w:r>
+        <w:rPr>
+          <w:rFonts w:ascii="Khmer OS Battambang" w:hAnsi="Khmer OS Battambang" w:cs="Khmer OS Battambang"/>
+          <w:sz w:val="24"/>
+          <w:szCs w:val="24"/>
+          <w:cs/>
+        </w:rPr>
+        <w:t>១៩៧០</w:t>
+      </w:r>
+      <w:r>
+        <w:rPr>
+          <w:rFonts w:ascii="Khmer OS Battambang" w:hAnsi="Khmer OS Battambang" w:cs="Khmer OS Battambang"/>
+          <w:sz w:val="24"/>
+          <w:szCs w:val="24"/>
+        </w:rPr>
+        <w:t xml:space="preserve"> </w:t>
+      </w:r>
+      <w:r>
+        <w:rPr>
+          <w:rFonts w:ascii="Khmer OS Battambang" w:hAnsi="Khmer OS Battambang" w:cs="Khmer OS Battambang"/>
+          <w:sz w:val="24"/>
+          <w:szCs w:val="24"/>
+          <w:cs/>
+        </w:rPr>
+        <w:t xml:space="preserve">ដោយក្រុមអ្នកស្រាវជ្រាវនៅក្រុមហ៊ុន </w:t>
+      </w:r>
+      <w:r>
+        <w:rPr>
+          <w:rFonts w:ascii="Century" w:hAnsi="Century" w:cs="Khmer OS Battambang"/>
+          <w:sz w:val="24"/>
+          <w:szCs w:val="24"/>
+        </w:rPr>
+        <w:t>IBM</w:t>
+      </w:r>
+      <w:r>
+        <w:rPr>
+          <w:rFonts w:ascii="Khmer OS Battambang" w:hAnsi="Khmer OS Battambang" w:cs="Khmer OS Battambang"/>
+          <w:sz w:val="24"/>
+          <w:szCs w:val="24"/>
+          <w:cs/>
+        </w:rPr>
+        <w:t xml:space="preserve">។ </w:t>
+      </w:r>
+      <w:r>
+        <w:rPr>
+          <w:rFonts w:ascii="Century" w:hAnsi="Century" w:cs="Khmer OS Battambang"/>
+          <w:sz w:val="24"/>
+          <w:szCs w:val="24"/>
+        </w:rPr>
+        <w:t>SQL</w:t>
+      </w:r>
+      <w:r>
+        <w:rPr>
+          <w:rFonts w:ascii="Khmer OS Battambang" w:hAnsi="Khmer OS Battambang" w:cs="Khmer OS Battambang"/>
+          <w:sz w:val="24"/>
+          <w:szCs w:val="24"/>
+        </w:rPr>
+        <w:t xml:space="preserve"> </w:t>
+      </w:r>
+      <w:r>
+        <w:rPr>
+          <w:rFonts w:ascii="Khmer OS Battambang" w:hAnsi="Khmer OS Battambang" w:cs="Khmer OS Battambang"/>
+          <w:sz w:val="24"/>
+          <w:szCs w:val="24"/>
+          <w:cs/>
+        </w:rPr>
+        <w:t>ត្រូវបានរចនាឡើង ដើម្បីគ្រប់គ្រង និងដំណើរការទិន្នន័យក្នុងមូលដ្ឋានទិន្នន័យ (</w:t>
+      </w:r>
+      <w:r>
+        <w:rPr>
+          <w:rFonts w:ascii="Century" w:hAnsi="Century" w:cs="Khmer OS Battambang"/>
+          <w:sz w:val="24"/>
+          <w:szCs w:val="24"/>
+        </w:rPr>
+        <w:t>Database</w:t>
+      </w:r>
+      <w:r>
+        <w:rPr>
+          <w:rFonts w:ascii="Khmer OS Battambang" w:hAnsi="Khmer OS Battambang" w:cs="Khmer OS Battambang"/>
+          <w:sz w:val="24"/>
+          <w:szCs w:val="24"/>
+        </w:rPr>
+        <w:t>)</w:t>
+      </w:r>
+      <w:r>
+        <w:rPr>
+          <w:rFonts w:ascii="Khmer OS Battambang" w:hAnsi="Khmer OS Battambang" w:cs="Khmer OS Battambang"/>
+          <w:sz w:val="24"/>
+          <w:szCs w:val="24"/>
+          <w:cs/>
+        </w:rPr>
+        <w:t xml:space="preserve">។ </w:t>
+      </w:r>
+      <w:r>
+        <w:rPr>
+          <w:rFonts w:ascii="Century" w:hAnsi="Century" w:cs="Khmer OS Battambang"/>
+          <w:sz w:val="24"/>
+          <w:szCs w:val="24"/>
+        </w:rPr>
+        <w:t>SQL</w:t>
+      </w:r>
+      <w:r>
+        <w:rPr>
+          <w:rFonts w:ascii="Khmer OS Battambang" w:hAnsi="Khmer OS Battambang" w:cs="Khmer OS Battambang"/>
+          <w:sz w:val="24"/>
+          <w:szCs w:val="24"/>
+        </w:rPr>
+        <w:t xml:space="preserve"> </w:t>
+      </w:r>
+      <w:r>
+        <w:rPr>
+          <w:rFonts w:ascii="Khmer OS Battambang" w:hAnsi="Khmer OS Battambang" w:cs="Khmer OS Battambang"/>
+          <w:sz w:val="24"/>
+          <w:szCs w:val="24"/>
+          <w:cs/>
+        </w:rPr>
+        <w:t xml:space="preserve">អនុញ្ញាតឱ្យអ្នកប្រើប្រាស់អាចបង្កើត អាន កែប្រែ និងលុបទិន្នន័យបានយ៉ាងមានប្រសិទ្ធភាព។ បច្ចុប្បន្ន </w:t>
+      </w:r>
+      <w:r>
+        <w:rPr>
+          <w:rFonts w:ascii="Century" w:hAnsi="Century" w:cs="Khmer OS Battambang"/>
+          <w:sz w:val="24"/>
+          <w:szCs w:val="24"/>
+        </w:rPr>
+        <w:t>SQL</w:t>
+      </w:r>
+      <w:r>
+        <w:rPr>
+          <w:rFonts w:ascii="Khmer OS Battambang" w:hAnsi="Khmer OS Battambang" w:cs="Khmer OS Battambang"/>
+          <w:sz w:val="24"/>
+          <w:szCs w:val="24"/>
+        </w:rPr>
+        <w:t xml:space="preserve"> </w:t>
+      </w:r>
+      <w:r>
+        <w:rPr>
+          <w:rFonts w:ascii="Khmer OS Battambang" w:hAnsi="Khmer OS Battambang" w:cs="Khmer OS Battambang"/>
+          <w:sz w:val="24"/>
+          <w:szCs w:val="24"/>
+          <w:cs/>
+        </w:rPr>
+        <w:t xml:space="preserve">ត្រូវបានប្រើជាមូលដ្ឋានសម្រាប់ប្រព័ន្ធមូលដ្ឋានទិន្នន័យជាច្រើន ដូចជា </w:t>
+      </w:r>
+      <w:r>
+        <w:rPr>
+          <w:rFonts w:ascii="Century" w:hAnsi="Century" w:cs="Khmer OS Battambang"/>
+          <w:sz w:val="24"/>
+          <w:szCs w:val="24"/>
+        </w:rPr>
+        <w:t>MySQL</w:t>
+      </w:r>
+      <w:r>
+        <w:rPr>
+          <w:rFonts w:ascii="Khmer OS Battambang" w:hAnsi="Khmer OS Battambang" w:cs="Khmer OS Battambang"/>
+          <w:sz w:val="24"/>
+          <w:szCs w:val="24"/>
+        </w:rPr>
+        <w:t xml:space="preserve">, </w:t>
+      </w:r>
+      <w:r>
+        <w:rPr>
+          <w:rFonts w:ascii="Century" w:hAnsi="Century" w:cs="Khmer OS Battambang"/>
+          <w:sz w:val="24"/>
+          <w:szCs w:val="24"/>
+        </w:rPr>
+        <w:t>PostgreSQL</w:t>
+      </w:r>
+      <w:r>
+        <w:rPr>
+          <w:rFonts w:ascii="Khmer OS Battambang" w:hAnsi="Khmer OS Battambang" w:cs="Khmer OS Battambang"/>
+          <w:sz w:val="24"/>
+          <w:szCs w:val="24"/>
+        </w:rPr>
+        <w:t xml:space="preserve"> </w:t>
+      </w:r>
+      <w:r>
+        <w:rPr>
+          <w:rFonts w:ascii="Khmer OS Battambang" w:hAnsi="Khmer OS Battambang" w:cs="Khmer OS Battambang"/>
+          <w:sz w:val="24"/>
+          <w:szCs w:val="24"/>
+          <w:cs/>
+        </w:rPr>
+        <w:t xml:space="preserve">និង </w:t>
+      </w:r>
+      <w:r>
+        <w:rPr>
+          <w:rFonts w:ascii="Century" w:hAnsi="Century" w:cs="Khmer OS Battambang"/>
+          <w:sz w:val="24"/>
+          <w:szCs w:val="24"/>
+        </w:rPr>
+        <w:t>SQL Server</w:t>
+      </w:r>
+      <w:r>
+        <w:rPr>
+          <w:rFonts w:ascii="Khmer OS Battambang" w:hAnsi="Khmer OS Battambang" w:cs="Khmer OS Battambang"/>
+          <w:sz w:val="24"/>
+          <w:szCs w:val="24"/>
+          <w:cs/>
+        </w:rPr>
+        <w:t>។</w:t>
+      </w:r>
+    </w:p>
+    <w:p>
+      <w:pPr>
+        <w:tabs>
+          <w:tab w:val="left" w:pos="540"/>
+          <w:tab w:val="left" w:pos="720"/>
+        </w:tabs>
+        <w:jc w:val="both"/>
+        <w:rPr>
+          <w:rFonts w:ascii="Century" w:hAnsi="Century" w:cs="Khmer OS Bokor"/>
+          <w:sz w:val="24"/>
+          <w:szCs w:val="24"/>
+        </w:rPr>
+      </w:pPr>
+      <w:r>
+        <w:rPr>
+          <w:rFonts w:ascii="Khmer OS Battambang" w:hAnsi="Khmer OS Battambang" w:cs="Khmer OS Battambang"/>
+          <w:sz w:val="24"/>
+          <w:szCs w:val="24"/>
+          <w:cs/>
+        </w:rPr>
+        <w:tab/>
+      </w:r>
+      <w:r>
+        <w:rPr>
+          <w:rFonts w:ascii="Khmer OS Bokor" w:hAnsi="Khmer OS Bokor" w:cs="Khmer OS Bokor" w:hint="cs"/>
+          <w:sz w:val="24"/>
+          <w:szCs w:val="24"/>
+          <w:cs/>
+        </w:rPr>
+        <w:t xml:space="preserve">៣.៥.២ </w:t>
+      </w:r>
+      <w:r>
+        <w:rPr>
+          <w:rFonts w:ascii="Century" w:hAnsi="Century" w:cs="Khmer OS Bokor"/>
+          <w:sz w:val="24"/>
+          <w:szCs w:val="24"/>
+        </w:rPr>
+        <w:t>Frontend Framework</w:t>
+      </w:r>
+    </w:p>
+    <w:p>
+      <w:pPr>
+        <w:tabs>
+          <w:tab w:val="left" w:pos="540"/>
+          <w:tab w:val="left" w:pos="720"/>
+        </w:tabs>
+        <w:jc w:val="both"/>
+        <w:rPr>
+          <w:rFonts w:ascii="Khmer OS Battambang" w:hAnsi="Khmer OS Battambang" w:cs="Khmer OS Battambang"/>
+          <w:sz w:val="24"/>
+          <w:szCs w:val="24"/>
+        </w:rPr>
+      </w:pPr>
+      <w:r>
+        <w:rPr>
+          <w:rFonts w:ascii="Century" w:hAnsi="Century" w:cs="Khmer OS Bokor"/>
+          <w:sz w:val="24"/>
+          <w:szCs w:val="24"/>
+          <w:cs/>
+        </w:rPr>
+        <w:tab/>
+      </w:r>
+      <w:r>
+        <w:rPr>
+          <w:rFonts w:ascii="Century" w:hAnsi="Century" w:cs="Khmer OS Bokor"/>
+          <w:sz w:val="24"/>
+          <w:szCs w:val="24"/>
+          <w:cs/>
+        </w:rPr>
+        <w:tab/>
+      </w:r>
+      <w:r>
+        <w:rPr>
+          <w:rFonts w:ascii="Century" w:hAnsi="Century" w:cs="Khmer OS Battambang"/>
+          <w:sz w:val="24"/>
+          <w:szCs w:val="24"/>
+        </w:rPr>
+        <w:t>Vue.js</w:t>
+      </w:r>
+      <w:r>
+        <w:rPr>
+          <w:rFonts w:ascii="Khmer OS Battambang" w:hAnsi="Khmer OS Battambang" w:cs="Khmer OS Battambang"/>
+          <w:sz w:val="24"/>
+          <w:szCs w:val="24"/>
+        </w:rPr>
+        <w:t xml:space="preserve"> </w:t>
+      </w:r>
+      <w:r>
+        <w:rPr>
+          <w:rFonts w:ascii="Khmer OS Battambang" w:hAnsi="Khmer OS Battambang" w:cs="Khmer OS Battambang"/>
+          <w:sz w:val="24"/>
+          <w:szCs w:val="24"/>
+          <w:cs/>
+        </w:rPr>
+        <w:t xml:space="preserve">គឺជា </w:t>
+      </w:r>
+      <w:r>
+        <w:rPr>
+          <w:rFonts w:ascii="Century" w:hAnsi="Century" w:cs="Khmer OS Battambang"/>
+          <w:sz w:val="24"/>
+          <w:szCs w:val="24"/>
+        </w:rPr>
+        <w:t>JavaScript Framework</w:t>
+      </w:r>
+      <w:r>
+        <w:rPr>
+          <w:rFonts w:ascii="Khmer OS Battambang" w:hAnsi="Khmer OS Battambang" w:cs="Khmer OS Battambang"/>
+          <w:sz w:val="24"/>
+          <w:szCs w:val="24"/>
+        </w:rPr>
+        <w:t xml:space="preserve"> </w:t>
+      </w:r>
+      <w:r>
+        <w:rPr>
+          <w:rFonts w:ascii="Khmer OS Battambang" w:hAnsi="Khmer OS Battambang" w:cs="Khmer OS Battambang"/>
+          <w:sz w:val="24"/>
+          <w:szCs w:val="24"/>
+          <w:cs/>
+        </w:rPr>
+        <w:t xml:space="preserve">ដែលបង្កើតឡើងក្នុងឆ្នាំ ២០១៤ មានតួនាទីសម្រាប់បង្កើតចំណុចប្រទាក់អ្នកប្រើប្រាស់ដែលមានភាពរលូន និងមានប្រសិទ្ធភាព។ </w:t>
+      </w:r>
+      <w:r>
+        <w:rPr>
+          <w:rFonts w:ascii="Century" w:hAnsi="Century" w:cs="Khmer OS Battambang"/>
+          <w:sz w:val="24"/>
+          <w:szCs w:val="24"/>
+        </w:rPr>
+        <w:t>Vue.js</w:t>
+      </w:r>
+      <w:r>
+        <w:rPr>
+          <w:rFonts w:ascii="Khmer OS Battambang" w:hAnsi="Khmer OS Battambang" w:cs="Khmer OS Battambang"/>
+          <w:sz w:val="24"/>
+          <w:szCs w:val="24"/>
+        </w:rPr>
+        <w:t xml:space="preserve"> </w:t>
+      </w:r>
+      <w:r>
+        <w:rPr>
+          <w:rFonts w:ascii="Khmer OS Battambang" w:hAnsi="Khmer OS Battambang" w:cs="Khmer OS Battambang"/>
+          <w:sz w:val="24"/>
+          <w:szCs w:val="24"/>
+          <w:cs/>
+        </w:rPr>
+        <w:t>អនុញ្ញាតឱ្យគ្រប់គ្រងទិន្នន័យ និងអន្តរកម្មរបស់អ្នកប្រើប្រាស់បានយ៉ាងងាយស្រួល។</w:t>
+      </w:r>
+    </w:p>
+    <w:p>
+      <w:pPr>
+        <w:tabs>
+          <w:tab w:val="left" w:pos="540"/>
+          <w:tab w:val="left" w:pos="720"/>
+        </w:tabs>
+        <w:jc w:val="both"/>
+        <w:rPr>
+          <w:rFonts w:ascii="Khmer OS Battambang" w:hAnsi="Khmer OS Battambang" w:cs="Khmer OS Battambang"/>
+          <w:sz w:val="24"/>
+          <w:szCs w:val="24"/>
+        </w:rPr>
+      </w:pPr>
+      <w:r>
+        <w:rPr>
+          <w:rFonts w:ascii="Century" w:hAnsi="Century" w:cs="Khmer OS Battambang"/>
+          <w:sz w:val="24"/>
+          <w:szCs w:val="24"/>
+        </w:rPr>
+        <w:tab/>
+      </w:r>
+      <w:r>
+        <w:rPr>
+          <w:rFonts w:ascii="Century" w:hAnsi="Century" w:cs="Khmer OS Battambang"/>
+          <w:sz w:val="24"/>
+          <w:szCs w:val="24"/>
+        </w:rPr>
+        <w:tab/>
+      </w:r>
+      <w:r>
+        <w:rPr>
+          <w:rFonts w:ascii="Century" w:hAnsi="Century" w:cs="Khmer OS Battambang"/>
+          <w:sz w:val="24"/>
+          <w:szCs w:val="24"/>
+        </w:rPr>
+        <w:t>Tailwind CSS</w:t>
+      </w:r>
+      <w:r>
+        <w:rPr>
+          <w:rFonts w:ascii="Khmer OS Battambang" w:hAnsi="Khmer OS Battambang" w:cs="Khmer OS Battambang"/>
+          <w:sz w:val="24"/>
+          <w:szCs w:val="24"/>
+        </w:rPr>
+        <w:t xml:space="preserve"> </w:t>
+      </w:r>
+      <w:r>
+        <w:rPr>
+          <w:rFonts w:ascii="Khmer OS Battambang" w:hAnsi="Khmer OS Battambang" w:cs="Khmer OS Battambang"/>
+          <w:sz w:val="24"/>
+          <w:szCs w:val="24"/>
+          <w:cs/>
+        </w:rPr>
+        <w:t xml:space="preserve">គឺជា </w:t>
+      </w:r>
+      <w:r>
+        <w:rPr>
+          <w:rFonts w:ascii="Century" w:hAnsi="Century" w:cs="Khmer OS Battambang"/>
+          <w:sz w:val="24"/>
+          <w:szCs w:val="24"/>
+        </w:rPr>
+        <w:t>CSS Framework</w:t>
+      </w:r>
+      <w:r>
+        <w:rPr>
+          <w:rFonts w:ascii="Khmer OS Battambang" w:hAnsi="Khmer OS Battambang" w:cs="Khmer OS Battambang"/>
+          <w:sz w:val="24"/>
+          <w:szCs w:val="24"/>
+        </w:rPr>
+        <w:t xml:space="preserve"> </w:t>
+      </w:r>
+      <w:r>
+        <w:rPr>
+          <w:rFonts w:ascii="Khmer OS Battambang" w:hAnsi="Khmer OS Battambang" w:cs="Khmer OS Battambang"/>
+          <w:sz w:val="24"/>
+          <w:szCs w:val="24"/>
+          <w:cs/>
+        </w:rPr>
+        <w:t xml:space="preserve">បែប </w:t>
+      </w:r>
+      <w:r>
+        <w:rPr>
+          <w:rFonts w:ascii="Century" w:hAnsi="Century" w:cs="Khmer OS Battambang"/>
+          <w:sz w:val="24"/>
+          <w:szCs w:val="24"/>
+        </w:rPr>
+        <w:t>Utility-first</w:t>
+      </w:r>
+      <w:r>
+        <w:rPr>
+          <w:rFonts w:ascii="Khmer OS Battambang" w:hAnsi="Khmer OS Battambang" w:cs="Khmer OS Battambang"/>
+          <w:sz w:val="24"/>
+          <w:szCs w:val="24"/>
+        </w:rPr>
+        <w:t xml:space="preserve"> </w:t>
+      </w:r>
+      <w:r>
+        <w:rPr>
+          <w:rFonts w:ascii="Khmer OS Battambang" w:hAnsi="Khmer OS Battambang" w:cs="Khmer OS Battambang"/>
+          <w:sz w:val="24"/>
+          <w:szCs w:val="24"/>
+          <w:cs/>
+        </w:rPr>
+        <w:t xml:space="preserve">ដែលជួយបង្កើនល្បឿនក្នុងការរចនារូបរាងប្រព័ន្ធ និងធ្វើឱ្យគេហទំព័រមានភាពទាន់សម័យ ឆ្លើយតបល្អលើឧបករណ៍ផ្សេងៗ។ ការប្រើប្រាស់ </w:t>
+      </w:r>
+      <w:r>
+        <w:rPr>
+          <w:rFonts w:ascii="Century" w:hAnsi="Century" w:cs="Khmer OS Battambang"/>
+          <w:sz w:val="24"/>
+          <w:szCs w:val="24"/>
+        </w:rPr>
+        <w:t>Vue.js</w:t>
+      </w:r>
+      <w:r>
+        <w:rPr>
+          <w:rFonts w:ascii="Khmer OS Battambang" w:hAnsi="Khmer OS Battambang" w:cs="Khmer OS Battambang"/>
+          <w:sz w:val="24"/>
+          <w:szCs w:val="24"/>
+        </w:rPr>
+        <w:t xml:space="preserve"> </w:t>
+      </w:r>
+      <w:r>
+        <w:rPr>
+          <w:rFonts w:ascii="Khmer OS Battambang" w:hAnsi="Khmer OS Battambang" w:cs="Khmer OS Battambang"/>
+          <w:sz w:val="24"/>
+          <w:szCs w:val="24"/>
+          <w:cs/>
+        </w:rPr>
+        <w:t xml:space="preserve">និង </w:t>
+      </w:r>
+      <w:r>
+        <w:rPr>
+          <w:rFonts w:ascii="Century" w:hAnsi="Century" w:cs="Khmer OS Battambang"/>
+          <w:sz w:val="24"/>
+          <w:szCs w:val="24"/>
+        </w:rPr>
+        <w:t>Tailwind CSS</w:t>
+      </w:r>
+      <w:r>
+        <w:rPr>
+          <w:rFonts w:ascii="Khmer OS Battambang" w:hAnsi="Khmer OS Battambang" w:cs="Khmer OS Battambang"/>
+          <w:sz w:val="24"/>
+          <w:szCs w:val="24"/>
+        </w:rPr>
+        <w:t xml:space="preserve"> </w:t>
+      </w:r>
+      <w:r>
+        <w:rPr>
+          <w:rFonts w:ascii="Khmer OS Battambang" w:hAnsi="Khmer OS Battambang" w:cs="Khmer OS Battambang"/>
+          <w:sz w:val="24"/>
+          <w:szCs w:val="24"/>
+          <w:cs/>
+        </w:rPr>
+        <w:t>រួមគ្នា ជួយបង្កើតប្រព័ន្ធដែលមានភាពងាយស្រួលប្រើប្រាស់ និងអាចអភិវឌ្ឍបន្ថែមបាននៅពេលអនាគត។</w:t>
+      </w:r>
+    </w:p>
+    <w:p>
+      <w:pPr>
+        <w:tabs>
+          <w:tab w:val="left" w:pos="540"/>
+          <w:tab w:val="left" w:pos="720"/>
+        </w:tabs>
+        <w:jc w:val="both"/>
+        <w:rPr>
+          <w:rFonts w:ascii="Century" w:hAnsi="Century" w:cs="Khmer OS Bokor"/>
+          <w:sz w:val="24"/>
+          <w:szCs w:val="24"/>
+        </w:rPr>
+      </w:pPr>
+      <w:r>
+        <w:rPr>
+          <w:rFonts w:ascii="Khmer OS Battambang" w:hAnsi="Khmer OS Battambang" w:cs="Khmer OS Battambang"/>
+          <w:sz w:val="24"/>
+          <w:szCs w:val="24"/>
+        </w:rPr>
+        <w:tab/>
+      </w:r>
+      <w:r>
+        <w:rPr>
+          <w:rFonts w:ascii="Khmer OS Bokor" w:hAnsi="Khmer OS Bokor" w:cs="Khmer OS Bokor"/>
+          <w:sz w:val="24"/>
+          <w:szCs w:val="24"/>
+          <w:cs/>
+        </w:rPr>
+        <w:t xml:space="preserve">៣.៥.៣ </w:t>
+      </w:r>
+      <w:r>
+        <w:rPr>
+          <w:rFonts w:ascii="Century" w:hAnsi="Century" w:cs="Khmer OS Bokor"/>
+          <w:sz w:val="24"/>
+          <w:szCs w:val="24"/>
+        </w:rPr>
+        <w:t>Backend Framework</w:t>
+      </w:r>
+    </w:p>
+    <w:p>
+      <w:pPr>
+        <w:tabs>
+          <w:tab w:val="left" w:pos="540"/>
+          <w:tab w:val="left" w:pos="720"/>
+        </w:tabs>
+        <w:jc w:val="both"/>
+        <w:rPr>
+          <w:rFonts w:ascii="Khmer OS Battambang" w:hAnsi="Khmer OS Battambang" w:cs="Khmer OS Battambang"/>
+          <w:sz w:val="24"/>
+          <w:szCs w:val="24"/>
+        </w:rPr>
+      </w:pPr>
+      <w:r>
+        <w:rPr>
+          <w:rFonts w:ascii="Century" w:hAnsi="Century" w:cs="Khmer OS Bokor"/>
+          <w:sz w:val="24"/>
+          <w:szCs w:val="24"/>
+          <w:cs/>
+        </w:rPr>
+        <w:tab/>
+      </w:r>
+      <w:r>
+        <w:rPr>
+          <w:rFonts w:ascii="Century" w:hAnsi="Century" w:cs="Khmer OS Bokor"/>
+          <w:sz w:val="24"/>
+          <w:szCs w:val="24"/>
+          <w:cs/>
+        </w:rPr>
+        <w:tab/>
+      </w:r>
+      <w:r>
+        <w:rPr>
+          <w:rFonts w:ascii="Century" w:hAnsi="Century" w:cs="Khmer OS Battambang"/>
+          <w:sz w:val="24"/>
+          <w:szCs w:val="24"/>
+        </w:rPr>
+        <w:t>Laravel</w:t>
+      </w:r>
+      <w:r>
+        <w:rPr>
+          <w:rFonts w:ascii="Khmer OS Battambang" w:hAnsi="Khmer OS Battambang" w:cs="Khmer OS Battambang"/>
+          <w:sz w:val="24"/>
+          <w:szCs w:val="24"/>
+        </w:rPr>
+        <w:t xml:space="preserve"> </w:t>
+      </w:r>
+      <w:r>
+        <w:rPr>
+          <w:rFonts w:ascii="Khmer OS Battambang" w:hAnsi="Khmer OS Battambang" w:cs="Khmer OS Battambang"/>
+          <w:sz w:val="24"/>
+          <w:szCs w:val="24"/>
+          <w:cs/>
+        </w:rPr>
+        <w:t>ត្រូវបានបង្កើតឡើងនៅឆ្នាំ</w:t>
+      </w:r>
+      <w:r>
+        <w:rPr>
+          <w:rFonts w:ascii="Khmer OS Battambang" w:hAnsi="Khmer OS Battambang" w:cs="Khmer OS Battambang"/>
+          <w:sz w:val="24"/>
+          <w:szCs w:val="24"/>
+        </w:rPr>
+        <w:t xml:space="preserve"> </w:t>
+      </w:r>
+      <w:r>
+        <w:rPr>
+          <w:rFonts w:ascii="Khmer OS Battambang" w:hAnsi="Khmer OS Battambang" w:cs="Khmer OS Battambang"/>
+          <w:b/>
+          <w:bCs/>
+          <w:sz w:val="24"/>
+          <w:szCs w:val="24"/>
+          <w:cs/>
+        </w:rPr>
+        <w:t>២០១១</w:t>
+      </w:r>
+      <w:r>
+        <w:rPr>
+          <w:rFonts w:ascii="Khmer OS Battambang" w:hAnsi="Khmer OS Battambang" w:cs="Khmer OS Battambang"/>
+          <w:sz w:val="24"/>
+          <w:szCs w:val="24"/>
+        </w:rPr>
+        <w:t xml:space="preserve"> </w:t>
+      </w:r>
+      <w:r>
+        <w:rPr>
+          <w:rFonts w:ascii="Khmer OS Battambang" w:hAnsi="Khmer OS Battambang" w:cs="Khmer OS Battambang"/>
+          <w:sz w:val="24"/>
+          <w:szCs w:val="24"/>
+          <w:cs/>
+        </w:rPr>
+        <w:t>ដោយ</w:t>
+      </w:r>
+      <w:r>
+        <w:rPr>
+          <w:rFonts w:ascii="Khmer OS Battambang" w:hAnsi="Khmer OS Battambang" w:cs="Khmer OS Battambang"/>
+          <w:sz w:val="24"/>
+          <w:szCs w:val="24"/>
+        </w:rPr>
+        <w:t xml:space="preserve"> </w:t>
+      </w:r>
+      <w:r>
+        <w:rPr>
+          <w:rFonts w:ascii="Century" w:hAnsi="Century" w:cs="Khmer OS Battambang"/>
+          <w:b/>
+          <w:bCs/>
+          <w:sz w:val="24"/>
+          <w:szCs w:val="24"/>
+        </w:rPr>
+        <w:t>Taylor Otwell</w:t>
+      </w:r>
+      <w:r>
+        <w:rPr>
+          <w:rFonts w:ascii="Khmer OS Battambang" w:hAnsi="Khmer OS Battambang" w:cs="Khmer OS Battambang"/>
+          <w:sz w:val="24"/>
+          <w:szCs w:val="24"/>
+          <w:cs/>
+        </w:rPr>
+        <w:t xml:space="preserve">។ </w:t>
+      </w:r>
+      <w:r>
+        <w:rPr>
+          <w:rFonts w:ascii="Century" w:hAnsi="Century" w:cs="Khmer OS Battambang"/>
+          <w:sz w:val="24"/>
+          <w:szCs w:val="24"/>
+        </w:rPr>
+        <w:t>Laravel</w:t>
+      </w:r>
+      <w:r>
+        <w:rPr>
+          <w:rFonts w:ascii="Khmer OS Battambang" w:hAnsi="Khmer OS Battambang" w:cs="Khmer OS Battambang"/>
+          <w:sz w:val="24"/>
+          <w:szCs w:val="24"/>
+        </w:rPr>
+        <w:t xml:space="preserve"> </w:t>
+      </w:r>
+      <w:r>
+        <w:rPr>
+          <w:rFonts w:ascii="Khmer OS Battambang" w:hAnsi="Khmer OS Battambang" w:cs="Khmer OS Battambang"/>
+          <w:sz w:val="24"/>
+          <w:szCs w:val="24"/>
+          <w:cs/>
+        </w:rPr>
+        <w:t xml:space="preserve">គឺជា </w:t>
+      </w:r>
+      <w:r>
+        <w:rPr>
+          <w:rFonts w:ascii="Century" w:hAnsi="Century" w:cs="Khmer OS Battambang"/>
+          <w:sz w:val="24"/>
+          <w:szCs w:val="24"/>
+        </w:rPr>
+        <w:t>PHP Framework</w:t>
+      </w:r>
+      <w:r>
+        <w:rPr>
+          <w:rFonts w:ascii="Khmer OS Battambang" w:hAnsi="Khmer OS Battambang" w:cs="Khmer OS Battambang"/>
+          <w:sz w:val="24"/>
+          <w:szCs w:val="24"/>
+        </w:rPr>
+        <w:t xml:space="preserve"> </w:t>
+      </w:r>
+      <w:r>
+        <w:rPr>
+          <w:rFonts w:ascii="Khmer OS Battambang" w:hAnsi="Khmer OS Battambang" w:cs="Khmer OS Battambang"/>
+          <w:sz w:val="24"/>
+          <w:szCs w:val="24"/>
+          <w:cs/>
+        </w:rPr>
+        <w:t xml:space="preserve">ដែលរចនាឡើងតាមគោលការណ៍ </w:t>
+      </w:r>
+      <w:r>
+        <w:rPr>
+          <w:rFonts w:ascii="Century" w:hAnsi="Century" w:cs="Khmer OS Battambang"/>
+          <w:sz w:val="24"/>
+          <w:szCs w:val="24"/>
+        </w:rPr>
+        <w:t>MVC (Model</w:t>
+      </w:r>
+      <w:r>
+        <w:rPr>
+          <w:rFonts w:ascii="Century" w:hAnsi="Century" w:cs="Times New Roman"/>
+          <w:sz w:val="24"/>
+          <w:szCs w:val="24"/>
+        </w:rPr>
+        <w:t>–</w:t>
+      </w:r>
+      <w:r>
+        <w:rPr>
+          <w:rFonts w:ascii="Century" w:hAnsi="Century" w:cs="Khmer OS Battambang"/>
+          <w:sz w:val="24"/>
+          <w:szCs w:val="24"/>
+        </w:rPr>
+        <w:t>View</w:t>
+      </w:r>
+      <w:r>
+        <w:rPr>
+          <w:rFonts w:ascii="Century" w:hAnsi="Century" w:cs="Times New Roman"/>
+          <w:sz w:val="24"/>
+          <w:szCs w:val="24"/>
+        </w:rPr>
+        <w:t>–</w:t>
+      </w:r>
+      <w:r>
+        <w:rPr>
+          <w:rFonts w:ascii="Century" w:hAnsi="Century" w:cs="Khmer OS Battambang"/>
+          <w:sz w:val="24"/>
+          <w:szCs w:val="24"/>
+        </w:rPr>
+        <w:t>Controller)</w:t>
+      </w:r>
+      <w:r>
+        <w:rPr>
+          <w:rFonts w:ascii="Khmer OS Battambang" w:hAnsi="Khmer OS Battambang" w:cs="Khmer OS Battambang"/>
+          <w:sz w:val="24"/>
+          <w:szCs w:val="24"/>
+        </w:rPr>
+        <w:t xml:space="preserve"> </w:t>
+      </w:r>
+      <w:r>
+        <w:rPr>
+          <w:rFonts w:ascii="Khmer OS Battambang" w:hAnsi="Khmer OS Battambang" w:cs="Khmer OS Battambang"/>
+          <w:sz w:val="24"/>
+          <w:szCs w:val="24"/>
+          <w:cs/>
+        </w:rPr>
+        <w:t xml:space="preserve">ដើម្បីធ្វើឱ្យការអភិវឌ្ឍ </w:t>
+      </w:r>
+      <w:r>
+        <w:rPr>
+          <w:rFonts w:ascii="Century" w:hAnsi="Century" w:cs="Khmer OS Battambang"/>
+          <w:sz w:val="24"/>
+          <w:szCs w:val="24"/>
+        </w:rPr>
+        <w:t>Web Application</w:t>
+      </w:r>
+      <w:r>
+        <w:rPr>
+          <w:rFonts w:ascii="Khmer OS Battambang" w:hAnsi="Khmer OS Battambang" w:cs="Khmer OS Battambang"/>
+          <w:sz w:val="24"/>
+          <w:szCs w:val="24"/>
+        </w:rPr>
+        <w:t xml:space="preserve"> </w:t>
+      </w:r>
+      <w:r>
+        <w:rPr>
+          <w:rFonts w:ascii="Khmer OS Battambang" w:hAnsi="Khmer OS Battambang" w:cs="Khmer OS Battambang"/>
+          <w:sz w:val="24"/>
+          <w:szCs w:val="24"/>
+          <w:cs/>
+        </w:rPr>
+        <w:t xml:space="preserve">មានរចនាសម្ព័ន្ធច្បាស់លាស់ និងងាយស្រួលថែទាំ។ </w:t>
+      </w:r>
+      <w:r>
+        <w:rPr>
+          <w:rFonts w:ascii="Century" w:hAnsi="Century" w:cs="Khmer OS Battambang"/>
+          <w:sz w:val="24"/>
+          <w:szCs w:val="24"/>
+        </w:rPr>
+        <w:t>Laravel</w:t>
+      </w:r>
+      <w:r>
+        <w:rPr>
+          <w:rFonts w:ascii="Khmer OS Battambang" w:hAnsi="Khmer OS Battambang" w:cs="Khmer OS Battambang"/>
+          <w:sz w:val="24"/>
+          <w:szCs w:val="24"/>
+        </w:rPr>
+        <w:t xml:space="preserve"> </w:t>
+      </w:r>
+      <w:r>
+        <w:rPr>
+          <w:rFonts w:ascii="Khmer OS Battambang" w:hAnsi="Khmer OS Battambang" w:cs="Khmer OS Battambang"/>
+          <w:sz w:val="24"/>
+          <w:szCs w:val="24"/>
+          <w:cs/>
+        </w:rPr>
+        <w:t xml:space="preserve">ផ្តល់នូវមុខងារស្រាប់ជាច្រើន ដូចជា </w:t>
+      </w:r>
+      <w:r>
+        <w:rPr>
+          <w:rFonts w:ascii="Century" w:hAnsi="Century" w:cs="Khmer OS Battambang"/>
+          <w:sz w:val="24"/>
+          <w:szCs w:val="24"/>
+        </w:rPr>
+        <w:t>Authentication, Routing, ORM (Eloquent)</w:t>
+      </w:r>
+      <w:r>
+        <w:rPr>
+          <w:rFonts w:ascii="Khmer OS Battambang" w:hAnsi="Khmer OS Battambang" w:cs="Khmer OS Battambang"/>
+          <w:sz w:val="24"/>
+          <w:szCs w:val="24"/>
+        </w:rPr>
+        <w:t xml:space="preserve"> </w:t>
+      </w:r>
+      <w:r>
+        <w:rPr>
+          <w:rFonts w:ascii="Khmer OS Battambang" w:hAnsi="Khmer OS Battambang" w:cs="Khmer OS Battambang"/>
+          <w:sz w:val="24"/>
+          <w:szCs w:val="24"/>
+          <w:cs/>
+        </w:rPr>
+        <w:t xml:space="preserve">និង </w:t>
+      </w:r>
+      <w:r>
+        <w:rPr>
+          <w:rFonts w:ascii="Century" w:hAnsi="Century" w:cs="Khmer OS Battambang"/>
+          <w:sz w:val="24"/>
+          <w:szCs w:val="24"/>
+        </w:rPr>
+        <w:t>Security</w:t>
+      </w:r>
+      <w:r>
+        <w:rPr>
+          <w:rFonts w:ascii="Khmer OS Battambang" w:hAnsi="Khmer OS Battambang" w:cs="Khmer OS Battambang"/>
+          <w:sz w:val="24"/>
+          <w:szCs w:val="24"/>
+        </w:rPr>
+        <w:t xml:space="preserve"> </w:t>
+      </w:r>
+      <w:r>
+        <w:rPr>
+          <w:rFonts w:ascii="Khmer OS Battambang" w:hAnsi="Khmer OS Battambang" w:cs="Khmer OS Battambang"/>
+          <w:sz w:val="24"/>
+          <w:szCs w:val="24"/>
+          <w:cs/>
+        </w:rPr>
+        <w:t>ដែលជួយបង្កើនប្រសិទ្ធភាព និងសុវត្ថិភាពក្នុងការអភិវឌ្ឍប្រព័ន្ធ។</w:t>
+      </w:r>
+    </w:p>
+    <w:p>
+      <w:pPr>
+        <w:tabs>
+          <w:tab w:val="left" w:pos="540"/>
+          <w:tab w:val="left" w:pos="720"/>
+        </w:tabs>
+        <w:jc w:val="both"/>
+        <w:rPr>
+          <w:rFonts w:ascii="Khmer OS Battambang" w:hAnsi="Khmer OS Battambang" w:cs="Khmer OS Battambang"/>
+          <w:sz w:val="24"/>
+          <w:szCs w:val="24"/>
+        </w:rPr>
+      </w:pPr>
+      <w:r>
+        <w:rPr>
+          <w:rFonts w:ascii="Khmer OS Battambang" w:hAnsi="Khmer OS Battambang" w:cs="Khmer OS Battambang"/>
+          <w:sz w:val="24"/>
+          <w:szCs w:val="24"/>
+          <w:cs/>
+        </w:rPr>
+        <w:tab/>
+      </w:r>
+      <w:r>
+        <w:rPr>
+          <w:rFonts w:ascii="Khmer OS Battambang" w:hAnsi="Khmer OS Battambang" w:cs="Khmer OS Battambang" w:hint="cs"/>
+          <w:sz w:val="24"/>
+          <w:szCs w:val="24"/>
+          <w:cs/>
+        </w:rPr>
+        <w:t>៣.៥.៤ កម្មវិធីដែលប្រើប្រាស់</w:t>
+      </w:r>
+    </w:p>
+    <w:p>
+      <w:pPr>
+        <w:tabs>
+          <w:tab w:val="left" w:pos="540"/>
+          <w:tab w:val="left" w:pos="720"/>
+        </w:tabs>
+        <w:jc w:val="both"/>
+        <w:rPr>
+          <w:rFonts w:ascii="Khmer OS Battambang" w:hAnsi="Khmer OS Battambang" w:cs="Khmer OS Battambang"/>
+          <w:sz w:val="24"/>
+          <w:szCs w:val="24"/>
+        </w:rPr>
+      </w:pPr>
+    </w:p>
+    <w:p>
+      <w:pPr>
+        <w:tabs>
+          <w:tab w:val="left" w:pos="540"/>
+          <w:tab w:val="left" w:pos="720"/>
+        </w:tabs>
+        <w:jc w:val="both"/>
+        <w:rPr>
+          <w:rFonts w:ascii="Khmer OS Battambang" w:hAnsi="Khmer OS Battambang" w:cs="Khmer OS Battambang"/>
+          <w:sz w:val="24"/>
+          <w:szCs w:val="24"/>
+        </w:rPr>
+      </w:pPr>
+    </w:p>
+    <w:p>
+      <w:pPr>
+        <w:tabs>
+          <w:tab w:val="left" w:pos="540"/>
+          <w:tab w:val="left" w:pos="720"/>
+        </w:tabs>
+        <w:jc w:val="both"/>
+        <w:rPr>
+          <w:rFonts w:ascii="Khmer OS Battambang" w:hAnsi="Khmer OS Battambang" w:cs="Khmer OS Battambang"/>
+          <w:sz w:val="24"/>
+          <w:szCs w:val="24"/>
+        </w:rPr>
+      </w:pPr>
+    </w:p>
+    <w:p>
+      <w:pPr>
+        <w:tabs>
+          <w:tab w:val="left" w:pos="540"/>
+          <w:tab w:val="left" w:pos="720"/>
+        </w:tabs>
+        <w:jc w:val="both"/>
+        <w:rPr>
+          <w:rFonts w:ascii="Khmer OS Battambang" w:hAnsi="Khmer OS Battambang" w:cs="Khmer OS Battambang"/>
+          <w:sz w:val="24"/>
+          <w:szCs w:val="24"/>
+          <w:cs/>
+        </w:rPr>
+      </w:pPr>
+      <w:r>
+        <w:rPr>
+          <w:rFonts w:ascii="Khmer OS Battambang" w:hAnsi="Khmer OS Battambang" w:cs="Khmer OS Battambang"/>
+          <w:sz w:val="24"/>
+          <w:szCs w:val="24"/>
+          <w:cs/>
+        </w:rPr>
+        <w:tab/>
+      </w:r>
+      <w:r>
+        <w:rPr>
+          <w:rFonts w:ascii="Khmer OS Battambang" w:hAnsi="Khmer OS Battambang" w:cs="Khmer OS Battambang"/>
+          <w:sz w:val="24"/>
+          <w:szCs w:val="24"/>
+          <w:cs/>
+        </w:rPr>
+        <w:tab/>
+      </w:r>
+    </w:p>
+    <w:p>
+      <w:pPr>
+        <w:tabs>
+          <w:tab w:val="left" w:pos="540"/>
+          <w:tab w:val="left" w:pos="720"/>
+        </w:tabs>
+        <w:jc w:val="both"/>
+        <w:rPr>
+          <w:rFonts w:ascii="Khmer OS Bokor" w:hAnsi="Khmer OS Bokor" w:cs="Khmer OS Bokor"/>
+          <w:sz w:val="24"/>
+          <w:szCs w:val="24"/>
+          <w:cs/>
+        </w:rPr>
+      </w:pPr>
+    </w:p>
+    <w:p>
+      <w:pPr>
+        <w:tabs>
+          <w:tab w:val="left" w:pos="540"/>
+          <w:tab w:val="left" w:pos="720"/>
+        </w:tabs>
+        <w:jc w:val="both"/>
+        <w:rPr>
+          <w:rFonts w:ascii="Khmer OS Bokor" w:hAnsi="Khmer OS Bokor" w:cs="Khmer OS Bokor" w:hint="cs"/>
           <w:sz w:val="24"/>
           <w:szCs w:val="24"/>
           <w:cs/>
@@ -9561,6 +12448,16 @@
           <w:docGrid w:linePitch="360"/>
         </w:sectPr>
       </w:pPr>
+      <w:r>
+        <w:rPr>
+          <w:rFonts w:ascii="Khmer OS Bokor" w:hAnsi="Khmer OS Bokor" w:cs="Khmer OS Bokor" w:hint="cs"/>
+          <w:sz w:val="24"/>
+          <w:szCs w:val="24"/>
+          <w:cs/>
+        </w:rPr>
+        <w:lastRenderedPageBreak/>
+        <w:t>​</w:t>
+      </w:r>
     </w:p>
     <w:p>
       <w:pPr>
@@ -9741,15 +12638,7 @@
             <w:szCs w:val="22"/>
             <w:cs/>
           </w:rPr>
-          <w:t xml:space="preserve"> </w:t>
-        </w:r>
-        <w:r>
-          <w:rPr>
-            <w:rFonts w:ascii="Khmer OS Battambang" w:hAnsi="Khmer OS Battambang" w:cs="Khmer OS Battambang"/>
-            <w:szCs w:val="22"/>
-            <w:cs/>
-          </w:rPr>
-          <w:t>បច្ចេកវិទ្យាព័ត៌មាន</w:t>
+          <w:t xml:space="preserve"> បច្ចេកវិទ្យាព័ត៌មាន</w:t>
         </w:r>
         <w:r>
           <w:tab/>

--- a/EduSportPro_Proposal_Writing(IT).docx
+++ b/EduSportPro_Proposal_Writing(IT).docx
@@ -9,6 +9,9 @@
         </w:tabs>
         <w:jc w:val="center"/>
       </w:pPr>
+      <w:r>
+        <w:t xml:space="preserve"> </w:t>
+      </w:r>
       <w:r>
         <w:rPr>
           <w:noProof/>
@@ -1394,6 +1397,7 @@
         </w:rPr>
         <w:tab/>
       </w:r>
+      <w:proofErr w:type="spellStart"/>
       <w:r>
         <w:rPr>
           <w:rFonts w:ascii="Century" w:hAnsi="Century" w:cs="Khmer OS Battambang"/>
@@ -1403,6 +1407,7 @@
         </w:rPr>
         <w:t>i,ii</w:t>
       </w:r>
+      <w:proofErr w:type="spellEnd"/>
     </w:p>
     <w:p>
       <w:pPr>
@@ -3924,7 +3929,7 @@
           <w:szCs w:val="24"/>
           <w:cs/>
         </w:rPr>
-        <w:t>៣.៥ ផែនការចំណាយ</w:t>
+        <w:t>៣.៥ ផែនការសកម្មភាព</w:t>
       </w:r>
       <w:r>
         <w:rPr>
@@ -3949,30 +3954,32 @@
           <w:szCs w:val="24"/>
         </w:rPr>
       </w:pPr>
-    </w:p>
-    <w:p>
-      <w:pPr>
-        <w:tabs>
-          <w:tab w:val="left" w:pos="540"/>
-          <w:tab w:val="left" w:leader="dot" w:pos="8640"/>
-        </w:tabs>
-        <w:spacing w:line="240" w:lineRule="auto"/>
-        <w:jc w:val="center"/>
-        <w:rPr>
-          <w:rFonts w:ascii="Khmer OS Muol" w:hAnsi="Khmer OS Muol" w:cs="Khmer OS Muol"/>
-          <w:sz w:val="24"/>
-          <w:szCs w:val="24"/>
-          <w:lang w:val="en-GB"/>
-        </w:rPr>
-      </w:pPr>
-      <w:r>
-        <w:rPr>
-          <w:rFonts w:ascii="Khmer OS Muol" w:hAnsi="Khmer OS Muol" w:cs="Khmer OS Muol" w:hint="cs"/>
-          <w:sz w:val="24"/>
-          <w:szCs w:val="24"/>
-          <w:cs/>
-        </w:rPr>
-        <w:t>ឯកសារយោង</w:t>
+      <w:r>
+        <w:rPr>
+          <w:rFonts w:ascii="Khmer OS Battambang" w:hAnsi="Khmer OS Battambang" w:cs="Khmer OS Battambang" w:hint="cs"/>
+          <w:sz w:val="24"/>
+          <w:szCs w:val="24"/>
+          <w:cs/>
+        </w:rPr>
+        <w:t>៣.៥ ផែនការ</w:t>
+      </w:r>
+      <w:r>
+        <w:rPr>
+          <w:rFonts w:ascii="Cambria" w:hAnsi="Cambria" w:cs="Khmer OS Battambang" w:hint="cs"/>
+          <w:sz w:val="24"/>
+          <w:szCs w:val="24"/>
+          <w:cs/>
+        </w:rPr>
+        <w:t>ថវិការ</w:t>
+      </w:r>
+      <w:r>
+        <w:rPr>
+          <w:rFonts w:ascii="Khmer OS Battambang" w:hAnsi="Khmer OS Battambang" w:cs="Khmer OS Battambang"/>
+          <w:sz w:val="24"/>
+          <w:szCs w:val="24"/>
+          <w:cs/>
+        </w:rPr>
+        <w:tab/>
       </w:r>
     </w:p>
     <w:p>
@@ -9619,15 +9626,6 @@
           <w:lang w:val="en-GB"/>
         </w:rPr>
         <w:tab/>
-      </w:r>
-      <w:r>
-        <w:rPr>
-          <w:rFonts w:ascii="Khmer OS Battambang" w:hAnsi="Khmer OS Battambang" w:cs="Khmer OS Battambang"/>
-          <w:sz w:val="24"/>
-          <w:szCs w:val="24"/>
-          <w:cs/>
-          <w:lang w:val="en-GB"/>
-        </w:rPr>
         <w:t>ការសិក្សាស្រាវជ្រាវនេះ ត្រូវបានអនុវត្តនៅ</w:t>
       </w:r>
       <w:r>
@@ -10147,7 +10145,29 @@
           <w:sz w:val="24"/>
           <w:szCs w:val="24"/>
         </w:rPr>
-        <w:t>HTML (HyperText Markup Language)</w:t>
+        <w:t>HTML (</w:t>
+      </w:r>
+      <w:proofErr w:type="spellStart"/>
+      <w:r>
+        <w:rPr>
+          <w:rFonts w:ascii="Century" w:hAnsi="Century" w:cs="Khmer OS"/>
+          <w:b/>
+          <w:bCs/>
+          <w:sz w:val="24"/>
+          <w:szCs w:val="24"/>
+        </w:rPr>
+        <w:t>HyperText</w:t>
+      </w:r>
+      <w:proofErr w:type="spellEnd"/>
+      <w:r>
+        <w:rPr>
+          <w:rFonts w:ascii="Century" w:hAnsi="Century" w:cs="Khmer OS"/>
+          <w:b/>
+          <w:bCs/>
+          <w:sz w:val="24"/>
+          <w:szCs w:val="24"/>
+        </w:rPr>
+        <w:t xml:space="preserve"> Markup Language)</w:t>
       </w:r>
     </w:p>
     <w:p>
@@ -12313,28 +12333,498 @@
         </w:tabs>
         <w:jc w:val="both"/>
         <w:rPr>
-          <w:rFonts w:ascii="Khmer OS Battambang" w:hAnsi="Khmer OS Battambang" w:cs="Khmer OS Battambang"/>
-          <w:sz w:val="24"/>
-          <w:szCs w:val="24"/>
-        </w:rPr>
-      </w:pPr>
-      <w:r>
-        <w:rPr>
-          <w:rFonts w:ascii="Khmer OS Battambang" w:hAnsi="Khmer OS Battambang" w:cs="Khmer OS Battambang"/>
-          <w:sz w:val="24"/>
-          <w:szCs w:val="24"/>
-          <w:cs/>
-        </w:rPr>
-        <w:tab/>
+          <w:rFonts w:ascii="Khmer OS Bokor" w:hAnsi="Khmer OS Bokor" w:cs="Khmer OS Bokor"/>
+          <w:sz w:val="24"/>
+          <w:szCs w:val="24"/>
+        </w:rPr>
+      </w:pPr>
+      <w:r>
+        <w:rPr>
+          <w:rFonts w:ascii="Khmer OS Battambang" w:hAnsi="Khmer OS Battambang" w:cs="Khmer OS Battambang"/>
+          <w:sz w:val="24"/>
+          <w:szCs w:val="24"/>
+          <w:cs/>
+        </w:rPr>
+        <w:tab/>
+      </w:r>
+      <w:r>
+        <w:rPr>
+          <w:rFonts w:ascii="Khmer OS Bokor" w:hAnsi="Khmer OS Bokor" w:cs="Khmer OS Bokor"/>
+          <w:sz w:val="24"/>
+          <w:szCs w:val="24"/>
+          <w:cs/>
+        </w:rPr>
+        <w:t>៣.៥.៤ កម្មវិធីដែលប្រើប្រាស់</w:t>
+      </w:r>
+    </w:p>
+    <w:p>
+      <w:pPr>
+        <w:tabs>
+          <w:tab w:val="left" w:pos="540"/>
+          <w:tab w:val="left" w:pos="720"/>
+        </w:tabs>
+        <w:jc w:val="both"/>
+        <w:rPr>
+          <w:rFonts w:ascii="Khmer OS Battambang" w:hAnsi="Khmer OS Battambang" w:cs="Khmer OS Battambang"/>
+          <w:sz w:val="24"/>
+          <w:szCs w:val="24"/>
+        </w:rPr>
+      </w:pPr>
+      <w:r>
+        <w:rPr>
+          <w:rFonts w:ascii="Khmer OS Bokor" w:hAnsi="Khmer OS Bokor" w:cs="Khmer OS Bokor"/>
+          <w:sz w:val="24"/>
+          <w:szCs w:val="24"/>
+          <w:cs/>
+        </w:rPr>
+        <w:tab/>
+      </w:r>
+      <w:r>
+        <w:rPr>
+          <w:rFonts w:ascii="Khmer OS Bokor" w:hAnsi="Khmer OS Bokor" w:cs="Khmer OS Bokor"/>
+          <w:sz w:val="24"/>
+          <w:szCs w:val="24"/>
+          <w:cs/>
+        </w:rPr>
+        <w:tab/>
+      </w:r>
+      <w:r>
+        <w:rPr>
+          <w:rFonts w:ascii="Khmer OS Battambang" w:hAnsi="Khmer OS Battambang" w:cs="Khmer OS Battambang"/>
+          <w:sz w:val="24"/>
+          <w:szCs w:val="24"/>
+          <w:cs/>
+        </w:rPr>
+        <w:t>ក្នុងការអភិវឌ្ឍ និងអនុវត្តប្រព័ន្ធគ្រប់គ្រងផ្នែកកីឡាបាល់ទាត់ គម្រោងនេះបានប្រើប្រាស់កម្មវិធី និងឧបករណ៍ជាចម្បង ដើម្បីគាំទ្រដល់ការសរសេរកូដ ការសាកល្បងប្រព័ន្ធ ការសហការជាក្រុម និងការគ្រប់គ្រងឯកសារ ដូចខាងក្រោម៖</w:t>
+      </w:r>
+    </w:p>
+    <w:p>
+      <w:pPr>
+        <w:tabs>
+          <w:tab w:val="left" w:pos="540"/>
+          <w:tab w:val="left" w:pos="720"/>
+        </w:tabs>
+        <w:jc w:val="both"/>
+        <w:rPr>
+          <w:rFonts w:ascii="Century" w:hAnsi="Century" w:cs="Khmer OS"/>
+          <w:b/>
+          <w:bCs/>
+          <w:sz w:val="24"/>
+          <w:szCs w:val="24"/>
+        </w:rPr>
+      </w:pPr>
+      <w:r>
+        <w:rPr>
+          <w:rFonts w:ascii="Khmer OS Bokor" w:hAnsi="Khmer OS Bokor" w:cs="Khmer OS Bokor"/>
+          <w:sz w:val="24"/>
+          <w:szCs w:val="24"/>
+        </w:rPr>
+        <w:tab/>
+      </w:r>
+      <w:r>
+        <w:rPr>
+          <w:rFonts w:ascii="Khmer OS" w:hAnsi="Khmer OS" w:cs="Khmer OS" w:hint="cs"/>
+          <w:b/>
+          <w:bCs/>
+          <w:sz w:val="24"/>
+          <w:szCs w:val="24"/>
+          <w:cs/>
+        </w:rPr>
+        <w:t>ក.</w:t>
+      </w:r>
+      <w:r>
+        <w:rPr>
+          <w:rFonts w:ascii="Khmer OS" w:hAnsi="Khmer OS" w:cs="Khmer OS" w:hint="cs"/>
+          <w:b/>
+          <w:bCs/>
+          <w:sz w:val="24"/>
+          <w:szCs w:val="24"/>
+          <w:cs/>
+        </w:rPr>
+        <w:t xml:space="preserve"> </w:t>
+      </w:r>
+      <w:r>
+        <w:rPr>
+          <w:rFonts w:ascii="Century" w:hAnsi="Century" w:cs="Khmer OS"/>
+          <w:b/>
+          <w:bCs/>
+          <w:sz w:val="24"/>
+          <w:szCs w:val="24"/>
+        </w:rPr>
+        <w:t>GitHub</w:t>
+      </w:r>
+    </w:p>
+    <w:p>
+      <w:pPr>
+        <w:tabs>
+          <w:tab w:val="left" w:pos="540"/>
+          <w:tab w:val="left" w:pos="720"/>
+        </w:tabs>
+        <w:jc w:val="both"/>
+        <w:rPr>
+          <w:rFonts w:ascii="Khmer OS Battambang" w:hAnsi="Khmer OS Battambang" w:cs="Khmer OS Battambang"/>
+          <w:sz w:val="24"/>
+          <w:szCs w:val="24"/>
+        </w:rPr>
+      </w:pPr>
+      <w:r>
+        <w:rPr>
+          <w:rFonts w:ascii="Century" w:hAnsi="Century" w:cs="Khmer OS"/>
+          <w:b/>
+          <w:bCs/>
+          <w:sz w:val="24"/>
+          <w:szCs w:val="24"/>
+          <w:cs/>
+        </w:rPr>
+        <w:lastRenderedPageBreak/>
+        <w:tab/>
+      </w:r>
+      <w:r>
+        <w:rPr>
+          <w:rFonts w:ascii="Century" w:hAnsi="Century" w:cs="Khmer OS"/>
+          <w:b/>
+          <w:bCs/>
+          <w:sz w:val="24"/>
+          <w:szCs w:val="24"/>
+          <w:cs/>
+        </w:rPr>
+        <w:tab/>
+      </w:r>
+      <w:r>
+        <w:rPr>
+          <w:rFonts w:ascii="Century" w:hAnsi="Century" w:cs="Khmer OS Battambang"/>
+          <w:sz w:val="24"/>
+          <w:szCs w:val="24"/>
+        </w:rPr>
+        <w:t>GitHub</w:t>
+      </w:r>
+      <w:r>
+        <w:rPr>
+          <w:rFonts w:ascii="Khmer OS Battambang" w:hAnsi="Khmer OS Battambang" w:cs="Khmer OS Battambang"/>
+          <w:sz w:val="24"/>
+          <w:szCs w:val="24"/>
+        </w:rPr>
+        <w:t xml:space="preserve"> </w:t>
+      </w:r>
+      <w:r>
+        <w:rPr>
+          <w:rFonts w:ascii="Khmer OS Battambang" w:hAnsi="Khmer OS Battambang" w:cs="Khmer OS Battambang"/>
+          <w:sz w:val="24"/>
+          <w:szCs w:val="24"/>
+          <w:cs/>
+        </w:rPr>
+        <w:t xml:space="preserve">ត្រូវបានប្រើប្រាស់សម្រាប់រក្សាទុក និងគ្រប់គ្រង </w:t>
+      </w:r>
+      <w:r>
+        <w:rPr>
+          <w:rFonts w:ascii="Century" w:hAnsi="Century" w:cs="Khmer OS Battambang"/>
+          <w:sz w:val="24"/>
+          <w:szCs w:val="24"/>
+        </w:rPr>
+        <w:t>Source Code</w:t>
+      </w:r>
+      <w:r>
+        <w:rPr>
+          <w:rFonts w:ascii="Khmer OS Battambang" w:hAnsi="Khmer OS Battambang" w:cs="Khmer OS Battambang"/>
+          <w:sz w:val="24"/>
+          <w:szCs w:val="24"/>
+        </w:rPr>
+        <w:t xml:space="preserve"> </w:t>
+      </w:r>
+      <w:r>
+        <w:rPr>
+          <w:rFonts w:ascii="Khmer OS Battambang" w:hAnsi="Khmer OS Battambang" w:cs="Khmer OS Battambang"/>
+          <w:sz w:val="24"/>
+          <w:szCs w:val="24"/>
+          <w:cs/>
+        </w:rPr>
+        <w:t xml:space="preserve">នៃគម្រោង។ វាជួយសម្រួលដល់ការសហការជាក្រុម ការតាមដានការផ្លាស់ប្តូរកូដ និងការគ្រប់គ្រងកំណែ </w:t>
+      </w:r>
+      <w:r>
+        <w:rPr>
+          <w:rFonts w:ascii="Century" w:hAnsi="Century" w:cs="Khmer OS Battambang"/>
+          <w:sz w:val="24"/>
+          <w:szCs w:val="24"/>
+          <w:cs/>
+        </w:rPr>
+        <w:t>(</w:t>
+      </w:r>
+      <w:r>
+        <w:rPr>
+          <w:rFonts w:ascii="Century" w:hAnsi="Century" w:cs="Khmer OS Battambang"/>
+          <w:sz w:val="24"/>
+          <w:szCs w:val="24"/>
+        </w:rPr>
+        <w:t>Version Control)</w:t>
+      </w:r>
+      <w:r>
+        <w:rPr>
+          <w:rFonts w:ascii="Khmer OS Battambang" w:hAnsi="Khmer OS Battambang" w:cs="Khmer OS Battambang"/>
+          <w:sz w:val="24"/>
+          <w:szCs w:val="24"/>
+        </w:rPr>
+        <w:t xml:space="preserve"> </w:t>
+      </w:r>
+      <w:r>
+        <w:rPr>
+          <w:rFonts w:ascii="Khmer OS Battambang" w:hAnsi="Khmer OS Battambang" w:cs="Khmer OS Battambang"/>
+          <w:sz w:val="24"/>
+          <w:szCs w:val="24"/>
+          <w:cs/>
+        </w:rPr>
+        <w:t>ឱ្យមានប្រសិទ្ធភាព។</w:t>
+      </w:r>
+    </w:p>
+    <w:p>
+      <w:pPr>
+        <w:tabs>
+          <w:tab w:val="left" w:pos="540"/>
+          <w:tab w:val="left" w:pos="720"/>
+        </w:tabs>
+        <w:jc w:val="both"/>
+        <w:rPr>
+          <w:rFonts w:ascii="Khmer OS" w:hAnsi="Khmer OS" w:cs="Khmer OS"/>
+          <w:b/>
+          <w:bCs/>
+          <w:sz w:val="24"/>
+          <w:szCs w:val="24"/>
+        </w:rPr>
+      </w:pPr>
+      <w:r>
+        <w:rPr>
+          <w:rFonts w:ascii="Khmer OS Battambang" w:hAnsi="Khmer OS Battambang" w:cs="Khmer OS Battambang"/>
+          <w:sz w:val="24"/>
+          <w:szCs w:val="24"/>
+          <w:cs/>
+        </w:rPr>
+        <w:tab/>
+      </w:r>
+      <w:r>
+        <w:rPr>
+          <w:rFonts w:ascii="Khmer OS" w:hAnsi="Khmer OS" w:cs="Khmer OS"/>
+          <w:b/>
+          <w:bCs/>
+          <w:sz w:val="24"/>
+          <w:szCs w:val="24"/>
+          <w:cs/>
+        </w:rPr>
+        <w:t xml:space="preserve">ខ. </w:t>
+      </w:r>
+      <w:r>
+        <w:rPr>
+          <w:rFonts w:ascii="Century" w:hAnsi="Century" w:cs="Khmer OS"/>
+          <w:b/>
+          <w:bCs/>
+          <w:sz w:val="24"/>
+          <w:szCs w:val="24"/>
+        </w:rPr>
+        <w:t>Visual Studio Code</w:t>
+      </w:r>
+    </w:p>
+    <w:p>
+      <w:pPr>
+        <w:tabs>
+          <w:tab w:val="left" w:pos="540"/>
+          <w:tab w:val="left" w:pos="720"/>
+        </w:tabs>
+        <w:jc w:val="both"/>
+        <w:rPr>
+          <w:rFonts w:ascii="Khmer OS Battambang" w:hAnsi="Khmer OS Battambang" w:cs="Khmer OS Battambang"/>
+          <w:sz w:val="24"/>
+          <w:szCs w:val="24"/>
+        </w:rPr>
+      </w:pPr>
+      <w:r>
+        <w:rPr>
+          <w:rFonts w:ascii="Khmer OS Battambang" w:hAnsi="Khmer OS Battambang" w:cs="Khmer OS Battambang"/>
+          <w:sz w:val="24"/>
+          <w:szCs w:val="24"/>
+          <w:cs/>
+        </w:rPr>
+        <w:tab/>
+      </w:r>
+      <w:r>
+        <w:rPr>
+          <w:rFonts w:ascii="Khmer OS Battambang" w:hAnsi="Khmer OS Battambang" w:cs="Khmer OS Battambang"/>
+          <w:sz w:val="24"/>
+          <w:szCs w:val="24"/>
+          <w:cs/>
+        </w:rPr>
+        <w:tab/>
+      </w:r>
+      <w:r>
+        <w:rPr>
+          <w:rFonts w:ascii="Century" w:hAnsi="Century" w:cs="Khmer OS Battambang"/>
+          <w:sz w:val="24"/>
+          <w:szCs w:val="24"/>
+        </w:rPr>
+        <w:t>Visual Studio Code</w:t>
+      </w:r>
+      <w:r>
+        <w:rPr>
+          <w:rFonts w:ascii="Khmer OS Battambang" w:hAnsi="Khmer OS Battambang" w:cs="Khmer OS Battambang"/>
+          <w:sz w:val="24"/>
+          <w:szCs w:val="24"/>
+        </w:rPr>
+        <w:t xml:space="preserve"> </w:t>
+      </w:r>
+      <w:r>
+        <w:rPr>
+          <w:rFonts w:ascii="Khmer OS Battambang" w:hAnsi="Khmer OS Battambang" w:cs="Khmer OS Battambang"/>
+          <w:sz w:val="24"/>
+          <w:szCs w:val="24"/>
+          <w:cs/>
+        </w:rPr>
+        <w:t xml:space="preserve">ត្រូវបានប្រើជាកម្មវិធីសរសេរ និងកែសម្រួលកូដសម្រាប់ </w:t>
+      </w:r>
+      <w:r>
+        <w:rPr>
+          <w:rFonts w:ascii="Century" w:hAnsi="Century" w:cs="Khmer OS Battambang"/>
+          <w:sz w:val="24"/>
+          <w:szCs w:val="24"/>
+        </w:rPr>
+        <w:t>Frontend</w:t>
+      </w:r>
+      <w:r>
+        <w:rPr>
+          <w:rFonts w:ascii="Khmer OS Battambang" w:hAnsi="Khmer OS Battambang" w:cs="Khmer OS Battambang"/>
+          <w:sz w:val="24"/>
+          <w:szCs w:val="24"/>
+        </w:rPr>
+        <w:t xml:space="preserve"> </w:t>
+      </w:r>
+      <w:r>
+        <w:rPr>
+          <w:rFonts w:ascii="Khmer OS Battambang" w:hAnsi="Khmer OS Battambang" w:cs="Khmer OS Battambang"/>
+          <w:sz w:val="24"/>
+          <w:szCs w:val="24"/>
+          <w:cs/>
+        </w:rPr>
+        <w:t xml:space="preserve">និង </w:t>
+      </w:r>
+      <w:r>
+        <w:rPr>
+          <w:rFonts w:ascii="Century" w:hAnsi="Century" w:cs="Khmer OS Battambang"/>
+          <w:sz w:val="24"/>
+          <w:szCs w:val="24"/>
+        </w:rPr>
+        <w:t>Backend</w:t>
+      </w:r>
+      <w:r>
+        <w:rPr>
+          <w:rFonts w:ascii="Khmer OS Battambang" w:hAnsi="Khmer OS Battambang" w:cs="Khmer OS Battambang"/>
+          <w:sz w:val="24"/>
+          <w:szCs w:val="24"/>
+          <w:cs/>
+        </w:rPr>
+        <w:t xml:space="preserve">។ វាគាំទ្រភាសាកម្មវិធីជាច្រើន មាន </w:t>
+      </w:r>
+      <w:r>
+        <w:rPr>
+          <w:rFonts w:ascii="Century" w:hAnsi="Century" w:cs="Khmer OS Battambang"/>
+          <w:sz w:val="24"/>
+          <w:szCs w:val="24"/>
+        </w:rPr>
+        <w:t>Extension</w:t>
+      </w:r>
+      <w:r>
+        <w:rPr>
+          <w:rFonts w:ascii="Khmer OS Battambang" w:hAnsi="Khmer OS Battambang" w:cs="Khmer OS Battambang"/>
+          <w:sz w:val="24"/>
+          <w:szCs w:val="24"/>
+        </w:rPr>
+        <w:t xml:space="preserve"> </w:t>
+      </w:r>
+      <w:r>
+        <w:rPr>
+          <w:rFonts w:ascii="Khmer OS Battambang" w:hAnsi="Khmer OS Battambang" w:cs="Khmer OS Battambang"/>
+          <w:sz w:val="24"/>
+          <w:szCs w:val="24"/>
+          <w:cs/>
+        </w:rPr>
+        <w:t xml:space="preserve">ជួយ </w:t>
+      </w:r>
+      <w:r>
+        <w:rPr>
+          <w:rFonts w:ascii="Century" w:hAnsi="Century" w:cs="Khmer OS Battambang"/>
+          <w:sz w:val="24"/>
+          <w:szCs w:val="24"/>
+        </w:rPr>
+        <w:t>Debug</w:t>
+      </w:r>
+      <w:r>
+        <w:rPr>
+          <w:rFonts w:ascii="Khmer OS Battambang" w:hAnsi="Khmer OS Battambang" w:cs="Khmer OS Battambang"/>
+          <w:sz w:val="24"/>
+          <w:szCs w:val="24"/>
+        </w:rPr>
+        <w:t xml:space="preserve"> </w:t>
+      </w:r>
+      <w:r>
+        <w:rPr>
+          <w:rFonts w:ascii="Khmer OS Battambang" w:hAnsi="Khmer OS Battambang" w:cs="Khmer OS Battambang"/>
+          <w:sz w:val="24"/>
+          <w:szCs w:val="24"/>
+          <w:cs/>
+        </w:rPr>
+        <w:t>និងបង្កើនល្បឿនការអភិវឌ្ឍប្រព័ន្ធ។</w:t>
+      </w:r>
+    </w:p>
+    <w:p>
+      <w:pPr>
+        <w:tabs>
+          <w:tab w:val="left" w:pos="540"/>
+          <w:tab w:val="left" w:pos="720"/>
+        </w:tabs>
+        <w:jc w:val="both"/>
+        <w:rPr>
+          <w:rFonts w:ascii="Khmer OS Battambang" w:hAnsi="Khmer OS Battambang" w:cs="Khmer OS Battambang"/>
+          <w:b/>
+          <w:bCs/>
+          <w:sz w:val="24"/>
+          <w:szCs w:val="24"/>
+        </w:rPr>
+      </w:pPr>
+      <w:r>
+        <w:rPr>
+          <w:rFonts w:ascii="Khmer OS Battambang" w:hAnsi="Khmer OS Battambang" w:cs="Khmer OS Battambang"/>
+          <w:sz w:val="24"/>
+          <w:szCs w:val="24"/>
+          <w:cs/>
+        </w:rPr>
+        <w:tab/>
+      </w:r>
+      <w:r>
+        <w:rPr>
+          <w:rFonts w:ascii="Khmer OS" w:hAnsi="Khmer OS" w:cs="Khmer OS"/>
+          <w:b/>
+          <w:bCs/>
+          <w:sz w:val="24"/>
+          <w:szCs w:val="24"/>
+          <w:cs/>
+        </w:rPr>
+        <w:t>គ.</w:t>
       </w:r>
       <w:r>
         <w:rPr>
           <w:rFonts w:ascii="Khmer OS Battambang" w:hAnsi="Khmer OS Battambang" w:cs="Khmer OS Battambang" w:hint="cs"/>
-          <w:sz w:val="24"/>
-          <w:szCs w:val="24"/>
-          <w:cs/>
-        </w:rPr>
-        <w:t>៣.៥.៤ កម្មវិធីដែលប្រើប្រាស់</w:t>
+          <w:b/>
+          <w:bCs/>
+          <w:sz w:val="24"/>
+          <w:szCs w:val="24"/>
+          <w:cs/>
+        </w:rPr>
+        <w:t xml:space="preserve"> </w:t>
+      </w:r>
+      <w:r>
+        <w:rPr>
+          <w:rFonts w:ascii="Century" w:hAnsi="Century" w:cs="Khmer OS Battambang"/>
+          <w:b/>
+          <w:bCs/>
+          <w:sz w:val="24"/>
+          <w:szCs w:val="24"/>
+        </w:rPr>
+        <w:t>XAMPP</w:t>
       </w:r>
     </w:p>
     <w:p>
@@ -12350,6 +12840,124 @@
           <w:szCs w:val="24"/>
         </w:rPr>
       </w:pPr>
+      <w:r>
+        <w:rPr>
+          <w:rFonts w:ascii="Khmer OS Battambang" w:hAnsi="Khmer OS Battambang" w:cs="Khmer OS Battambang"/>
+          <w:sz w:val="24"/>
+          <w:szCs w:val="24"/>
+          <w:cs/>
+        </w:rPr>
+        <w:tab/>
+      </w:r>
+      <w:r>
+        <w:rPr>
+          <w:rFonts w:ascii="Khmer OS Battambang" w:hAnsi="Khmer OS Battambang" w:cs="Khmer OS Battambang"/>
+          <w:sz w:val="24"/>
+          <w:szCs w:val="24"/>
+          <w:cs/>
+        </w:rPr>
+        <w:tab/>
+      </w:r>
+      <w:r>
+        <w:rPr>
+          <w:rFonts w:ascii="Century" w:hAnsi="Century" w:cs="Khmer OS Battambang"/>
+          <w:sz w:val="24"/>
+          <w:szCs w:val="24"/>
+        </w:rPr>
+        <w:t>XAMPP</w:t>
+      </w:r>
+      <w:r>
+        <w:rPr>
+          <w:rFonts w:ascii="Khmer OS Battambang" w:hAnsi="Khmer OS Battambang" w:cs="Khmer OS Battambang"/>
+          <w:sz w:val="24"/>
+          <w:szCs w:val="24"/>
+        </w:rPr>
+        <w:t xml:space="preserve"> </w:t>
+      </w:r>
+      <w:r>
+        <w:rPr>
+          <w:rFonts w:ascii="Khmer OS Battambang" w:hAnsi="Khmer OS Battambang" w:cs="Khmer OS Battambang"/>
+          <w:sz w:val="24"/>
+          <w:szCs w:val="24"/>
+          <w:cs/>
+        </w:rPr>
+        <w:t xml:space="preserve">ត្រូវបានប្រើប្រាស់ជាបរិស្ថាន </w:t>
+      </w:r>
+      <w:r>
+        <w:rPr>
+          <w:rFonts w:ascii="Century" w:hAnsi="Century" w:cs="Khmer OS Battambang"/>
+          <w:sz w:val="24"/>
+          <w:szCs w:val="24"/>
+        </w:rPr>
+        <w:t>Server</w:t>
+      </w:r>
+      <w:r>
+        <w:rPr>
+          <w:rFonts w:ascii="Khmer OS Battambang" w:hAnsi="Khmer OS Battambang" w:cs="Khmer OS Battambang"/>
+          <w:sz w:val="24"/>
+          <w:szCs w:val="24"/>
+        </w:rPr>
+        <w:t xml:space="preserve"> </w:t>
+      </w:r>
+      <w:r>
+        <w:rPr>
+          <w:rFonts w:ascii="Khmer OS Battambang" w:hAnsi="Khmer OS Battambang" w:cs="Khmer OS Battambang"/>
+          <w:sz w:val="24"/>
+          <w:szCs w:val="24"/>
+          <w:cs/>
+        </w:rPr>
+        <w:t xml:space="preserve">មូលដ្ឋាន សម្រាប់អភិវឌ្ឍ និងសាកល្បងប្រព័ន្ធ មុននឹងដាក់ប្រើប្រាស់ជាក់ស្តែង។ វារួមបញ្ចូល </w:t>
+      </w:r>
+      <w:r>
+        <w:rPr>
+          <w:rFonts w:ascii="Century" w:hAnsi="Century" w:cs="Khmer OS Battambang"/>
+          <w:sz w:val="24"/>
+          <w:szCs w:val="24"/>
+        </w:rPr>
+        <w:t>Apache, PHP</w:t>
+      </w:r>
+      <w:r>
+        <w:rPr>
+          <w:rFonts w:ascii="Khmer OS Battambang" w:hAnsi="Khmer OS Battambang" w:cs="Khmer OS Battambang"/>
+          <w:sz w:val="24"/>
+          <w:szCs w:val="24"/>
+        </w:rPr>
+        <w:t xml:space="preserve"> </w:t>
+      </w:r>
+      <w:r>
+        <w:rPr>
+          <w:rFonts w:ascii="Khmer OS Battambang" w:hAnsi="Khmer OS Battambang" w:cs="Khmer OS Battambang"/>
+          <w:sz w:val="24"/>
+          <w:szCs w:val="24"/>
+          <w:cs/>
+        </w:rPr>
+        <w:t xml:space="preserve">និង </w:t>
+      </w:r>
+      <w:r>
+        <w:rPr>
+          <w:rFonts w:ascii="Century" w:hAnsi="Century" w:cs="Khmer OS Battambang"/>
+          <w:sz w:val="24"/>
+          <w:szCs w:val="24"/>
+        </w:rPr>
+        <w:t>MySQL</w:t>
+      </w:r>
+      <w:r>
+        <w:rPr>
+          <w:rFonts w:ascii="Khmer OS Battambang" w:hAnsi="Khmer OS Battambang" w:cs="Khmer OS Battambang"/>
+          <w:sz w:val="24"/>
+          <w:szCs w:val="24"/>
+        </w:rPr>
+        <w:t xml:space="preserve"> </w:t>
+      </w:r>
+      <w:r>
+        <w:rPr>
+          <w:rFonts w:ascii="Khmer OS Battambang" w:hAnsi="Khmer OS Battambang" w:cs="Khmer OS Battambang"/>
+          <w:sz w:val="24"/>
+          <w:szCs w:val="24"/>
+          <w:cs/>
+        </w:rPr>
+        <w:t>ដែលជួយឱ្យការអភិវឌ្ឍមានភាពងាយស្រួល។</w:t>
+      </w:r>
     </w:p>
     <w:p>
       <w:pPr>
@@ -12360,10 +12968,53 @@
         <w:jc w:val="both"/>
         <w:rPr>
           <w:rFonts w:ascii="Khmer OS Battambang" w:hAnsi="Khmer OS Battambang" w:cs="Khmer OS Battambang"/>
-          <w:sz w:val="24"/>
-          <w:szCs w:val="24"/>
-        </w:rPr>
-      </w:pPr>
+          <w:b/>
+          <w:bCs/>
+          <w:sz w:val="24"/>
+          <w:szCs w:val="24"/>
+        </w:rPr>
+      </w:pPr>
+      <w:r>
+        <w:rPr>
+          <w:rFonts w:ascii="Khmer OS Battambang" w:hAnsi="Khmer OS Battambang" w:cs="Khmer OS Battambang"/>
+          <w:sz w:val="24"/>
+          <w:szCs w:val="24"/>
+          <w:cs/>
+        </w:rPr>
+        <w:tab/>
+      </w:r>
+      <w:r>
+        <w:rPr>
+          <w:rFonts w:ascii="Khmer OS" w:hAnsi="Khmer OS" w:cs="Khmer OS"/>
+          <w:b/>
+          <w:bCs/>
+          <w:sz w:val="24"/>
+          <w:szCs w:val="24"/>
+          <w:cs/>
+        </w:rPr>
+        <w:t>ឃ.</w:t>
+      </w:r>
+      <w:r>
+        <w:rPr>
+          <w:rFonts w:ascii="Khmer OS Battambang" w:hAnsi="Khmer OS Battambang" w:cs="Khmer OS Battambang" w:hint="cs"/>
+          <w:b/>
+          <w:bCs/>
+          <w:sz w:val="24"/>
+          <w:szCs w:val="24"/>
+          <w:cs/>
+        </w:rPr>
+        <w:t xml:space="preserve"> </w:t>
+      </w:r>
+      <w:r>
+        <w:rPr>
+          <w:rFonts w:ascii="Century" w:hAnsi="Century" w:cs="Khmer OS Battambang"/>
+          <w:b/>
+          <w:bCs/>
+          <w:sz w:val="24"/>
+          <w:szCs w:val="24"/>
+        </w:rPr>
+        <w:t>Google Drive</w:t>
+      </w:r>
     </w:p>
     <w:p>
       <w:pPr>
@@ -12378,6 +13029,49 @@
           <w:szCs w:val="24"/>
         </w:rPr>
       </w:pPr>
+      <w:r>
+        <w:rPr>
+          <w:rFonts w:ascii="Khmer OS Battambang" w:hAnsi="Khmer OS Battambang" w:cs="Khmer OS Battambang"/>
+          <w:sz w:val="24"/>
+          <w:szCs w:val="24"/>
+          <w:cs/>
+        </w:rPr>
+        <w:tab/>
+      </w:r>
+      <w:r>
+        <w:rPr>
+          <w:rFonts w:ascii="Khmer OS Battambang" w:hAnsi="Khmer OS Battambang" w:cs="Khmer OS Battambang"/>
+          <w:sz w:val="24"/>
+          <w:szCs w:val="24"/>
+          <w:cs/>
+        </w:rPr>
+        <w:tab/>
+      </w:r>
+      <w:r>
+        <w:rPr>
+          <w:rFonts w:ascii="Century" w:hAnsi="Century" w:cs="Khmer OS Battambang"/>
+          <w:sz w:val="24"/>
+          <w:szCs w:val="24"/>
+        </w:rPr>
+        <w:t>Google Drive</w:t>
+      </w:r>
+      <w:r>
+        <w:rPr>
+          <w:rFonts w:ascii="Khmer OS Battambang" w:hAnsi="Khmer OS Battambang" w:cs="Khmer OS Battambang"/>
+          <w:sz w:val="24"/>
+          <w:szCs w:val="24"/>
+        </w:rPr>
+        <w:t xml:space="preserve"> </w:t>
+      </w:r>
+      <w:r>
+        <w:rPr>
+          <w:rFonts w:ascii="Khmer OS Battambang" w:hAnsi="Khmer OS Battambang" w:cs="Khmer OS Battambang"/>
+          <w:sz w:val="24"/>
+          <w:szCs w:val="24"/>
+          <w:cs/>
+        </w:rPr>
+        <w:t>ត្រូវបានប្រើប្រាស់សម្រាប់រក្សាទុក និងចែករំលែកឯកសារគម្រោង ដូចជា ឯកសារស្រាវជ្រាវ របាយការណ៍ និងឯកសារបង្ហាញ។ វាជួយសម្រួលដល់ការធ្វើការជាក្រុម និងការការពារការបាត់បង់ឯកសារ។</w:t>
+      </w:r>
     </w:p>
     <w:p>
       <w:pPr>
@@ -12388,28 +13082,51 @@
         <w:jc w:val="both"/>
         <w:rPr>
           <w:rFonts w:ascii="Khmer OS Battambang" w:hAnsi="Khmer OS Battambang" w:cs="Khmer OS Battambang"/>
-          <w:sz w:val="24"/>
-          <w:szCs w:val="24"/>
-          <w:cs/>
-        </w:rPr>
-      </w:pPr>
-      <w:r>
-        <w:rPr>
-          <w:rFonts w:ascii="Khmer OS Battambang" w:hAnsi="Khmer OS Battambang" w:cs="Khmer OS Battambang"/>
-          <w:sz w:val="24"/>
-          <w:szCs w:val="24"/>
-          <w:cs/>
-        </w:rPr>
-        <w:tab/>
-      </w:r>
-      <w:r>
-        <w:rPr>
-          <w:rFonts w:ascii="Khmer OS Battambang" w:hAnsi="Khmer OS Battambang" w:cs="Khmer OS Battambang"/>
-          <w:sz w:val="24"/>
-          <w:szCs w:val="24"/>
-          <w:cs/>
-        </w:rPr>
-        <w:tab/>
+          <w:b/>
+          <w:bCs/>
+          <w:sz w:val="24"/>
+          <w:szCs w:val="24"/>
+        </w:rPr>
+      </w:pPr>
+      <w:r>
+        <w:rPr>
+          <w:rFonts w:ascii="Khmer OS Battambang" w:hAnsi="Khmer OS Battambang" w:cs="Khmer OS Battambang"/>
+          <w:sz w:val="24"/>
+          <w:szCs w:val="24"/>
+          <w:cs/>
+        </w:rPr>
+        <w:tab/>
+      </w:r>
+      <w:r>
+        <w:rPr>
+          <w:rFonts w:ascii="Khmer OS" w:hAnsi="Khmer OS" w:cs="Khmer OS"/>
+          <w:b/>
+          <w:bCs/>
+          <w:sz w:val="24"/>
+          <w:szCs w:val="24"/>
+          <w:cs/>
+        </w:rPr>
+        <w:t>ង.</w:t>
+      </w:r>
+      <w:r>
+        <w:rPr>
+          <w:rFonts w:ascii="Khmer OS Battambang" w:hAnsi="Khmer OS Battambang" w:cs="Khmer OS Battambang"/>
+          <w:b/>
+          <w:bCs/>
+          <w:sz w:val="24"/>
+          <w:szCs w:val="24"/>
+        </w:rPr>
+        <w:t xml:space="preserve"> </w:t>
+      </w:r>
+      <w:r>
+        <w:rPr>
+          <w:rFonts w:ascii="Century" w:hAnsi="Century" w:cs="Khmer OS Battambang"/>
+          <w:b/>
+          <w:bCs/>
+          <w:sz w:val="24"/>
+          <w:szCs w:val="24"/>
+        </w:rPr>
+        <w:t>Google Chrome</w:t>
       </w:r>
     </w:p>
     <w:p>
@@ -12420,13 +13137,2494 @@
         </w:tabs>
         <w:jc w:val="both"/>
         <w:rPr>
+          <w:rFonts w:ascii="Khmer OS Battambang" w:hAnsi="Khmer OS Battambang" w:cs="Khmer OS Battambang"/>
+          <w:sz w:val="24"/>
+          <w:szCs w:val="24"/>
+          <w:cs/>
+        </w:rPr>
+      </w:pPr>
+      <w:r>
+        <w:rPr>
+          <w:rFonts w:ascii="Khmer OS Battambang" w:hAnsi="Khmer OS Battambang" w:cs="Khmer OS Battambang"/>
+          <w:sz w:val="24"/>
+          <w:szCs w:val="24"/>
+          <w:cs/>
+        </w:rPr>
+        <w:tab/>
+      </w:r>
+      <w:r>
+        <w:rPr>
+          <w:rFonts w:ascii="Khmer OS Battambang" w:hAnsi="Khmer OS Battambang" w:cs="Khmer OS Battambang"/>
+          <w:sz w:val="24"/>
+          <w:szCs w:val="24"/>
+          <w:cs/>
+        </w:rPr>
+        <w:tab/>
+      </w:r>
+      <w:r>
+        <w:rPr>
+          <w:rFonts w:ascii="Century" w:hAnsi="Century" w:cs="Khmer OS Battambang"/>
+          <w:sz w:val="24"/>
+          <w:szCs w:val="24"/>
+        </w:rPr>
+        <w:t>Google Chrome</w:t>
+      </w:r>
+      <w:r>
+        <w:rPr>
+          <w:rFonts w:ascii="Khmer OS Battambang" w:hAnsi="Khmer OS Battambang" w:cs="Khmer OS Battambang"/>
+          <w:sz w:val="24"/>
+          <w:szCs w:val="24"/>
+        </w:rPr>
+        <w:t xml:space="preserve"> </w:t>
+      </w:r>
+      <w:r>
+        <w:rPr>
+          <w:rFonts w:ascii="Khmer OS Battambang" w:hAnsi="Khmer OS Battambang" w:cs="Khmer OS Battambang"/>
+          <w:sz w:val="24"/>
+          <w:szCs w:val="24"/>
+          <w:cs/>
+        </w:rPr>
+        <w:t xml:space="preserve">ត្រូវបានប្រើប្រាស់ជាកម្មវិធី </w:t>
+      </w:r>
+      <w:r>
+        <w:rPr>
+          <w:rFonts w:ascii="Century" w:hAnsi="Century" w:cs="Khmer OS Battambang"/>
+          <w:sz w:val="24"/>
+          <w:szCs w:val="24"/>
+        </w:rPr>
+        <w:t>Browser</w:t>
+      </w:r>
+      <w:r>
+        <w:rPr>
+          <w:rFonts w:ascii="Khmer OS Battambang" w:hAnsi="Khmer OS Battambang" w:cs="Khmer OS Battambang"/>
+          <w:sz w:val="24"/>
+          <w:szCs w:val="24"/>
+        </w:rPr>
+        <w:t xml:space="preserve"> </w:t>
+      </w:r>
+      <w:r>
+        <w:rPr>
+          <w:rFonts w:ascii="Khmer OS Battambang" w:hAnsi="Khmer OS Battambang" w:cs="Khmer OS Battambang"/>
+          <w:sz w:val="24"/>
+          <w:szCs w:val="24"/>
+          <w:cs/>
+        </w:rPr>
+        <w:t xml:space="preserve">សម្រាប់សាកល្បង និងដំណើរការប្រព័ន្ធ </w:t>
+      </w:r>
+      <w:r>
+        <w:rPr>
+          <w:rFonts w:ascii="Century" w:hAnsi="Century" w:cs="Khmer OS Battambang"/>
+          <w:sz w:val="24"/>
+          <w:szCs w:val="24"/>
+        </w:rPr>
+        <w:t>Web Application</w:t>
+      </w:r>
+      <w:r>
+        <w:rPr>
+          <w:rFonts w:ascii="Khmer OS Battambang" w:hAnsi="Khmer OS Battambang" w:cs="Khmer OS Battambang"/>
+          <w:sz w:val="24"/>
+          <w:szCs w:val="24"/>
+          <w:cs/>
+        </w:rPr>
+        <w:t xml:space="preserve">។ វាជួយឱ្យការត្រួតពិនិត្យ </w:t>
+      </w:r>
+      <w:r>
+        <w:rPr>
+          <w:rFonts w:ascii="Century" w:hAnsi="Century" w:cs="Khmer OS Battambang"/>
+          <w:sz w:val="24"/>
+          <w:szCs w:val="24"/>
+        </w:rPr>
+        <w:t>UI/UX</w:t>
+      </w:r>
+      <w:r>
+        <w:rPr>
+          <w:rFonts w:ascii="Khmer OS Battambang" w:hAnsi="Khmer OS Battambang" w:cs="Khmer OS Battambang"/>
+          <w:sz w:val="24"/>
+          <w:szCs w:val="24"/>
+        </w:rPr>
+        <w:t xml:space="preserve"> </w:t>
+      </w:r>
+      <w:r>
+        <w:rPr>
+          <w:rFonts w:ascii="Khmer OS Battambang" w:hAnsi="Khmer OS Battambang" w:cs="Khmer OS Battambang"/>
+          <w:sz w:val="24"/>
+          <w:szCs w:val="24"/>
+          <w:cs/>
+        </w:rPr>
+        <w:t>និងមុខងារប្រព័ន្ធមានភាពត្រឹមត្រូវ និងទាន់សម័យ។</w:t>
+      </w:r>
+    </w:p>
+    <w:p>
+      <w:pPr>
+        <w:tabs>
+          <w:tab w:val="left" w:pos="540"/>
+          <w:tab w:val="left" w:pos="720"/>
+        </w:tabs>
+        <w:jc w:val="both"/>
+        <w:rPr>
+          <w:rFonts w:ascii="Khmer OS Battambang" w:hAnsi="Khmer OS Battambang" w:cs="Khmer OS Battambang"/>
+          <w:sz w:val="24"/>
+          <w:szCs w:val="24"/>
+        </w:rPr>
+      </w:pPr>
+    </w:p>
+    <w:p>
+      <w:pPr>
+        <w:tabs>
+          <w:tab w:val="left" w:pos="540"/>
+          <w:tab w:val="left" w:pos="720"/>
+        </w:tabs>
+        <w:jc w:val="both"/>
+        <w:rPr>
+          <w:rFonts w:ascii="Khmer OS Muol" w:hAnsi="Khmer OS Muol" w:cs="Khmer OS Muol"/>
+          <w:sz w:val="24"/>
+          <w:szCs w:val="24"/>
+        </w:rPr>
+      </w:pPr>
+      <w:r>
+        <w:rPr>
+          <w:rFonts w:ascii="Khmer OS Muol" w:hAnsi="Khmer OS Muol" w:cs="Khmer OS Muol"/>
+          <w:sz w:val="24"/>
+          <w:szCs w:val="24"/>
+          <w:cs/>
+        </w:rPr>
+        <w:t>៣.៦ ផែនការថវិការ</w:t>
+      </w:r>
+    </w:p>
+    <w:p>
+      <w:pPr>
+        <w:tabs>
+          <w:tab w:val="left" w:pos="540"/>
+          <w:tab w:val="left" w:pos="720"/>
+        </w:tabs>
+        <w:jc w:val="both"/>
+        <w:rPr>
+          <w:rFonts w:ascii="Khmer OS Battambang" w:hAnsi="Khmer OS Battambang" w:cs="Khmer OS Battambang"/>
+          <w:sz w:val="24"/>
+          <w:szCs w:val="24"/>
+        </w:rPr>
+      </w:pPr>
+      <w:r>
+        <w:rPr>
+          <w:rFonts w:ascii="Khmer OS Muol" w:hAnsi="Khmer OS Muol" w:cs="Khmer OS Muol"/>
+          <w:sz w:val="24"/>
+          <w:szCs w:val="24"/>
+          <w:cs/>
+        </w:rPr>
+        <w:tab/>
+      </w:r>
+      <w:r>
+        <w:rPr>
+          <w:rFonts w:ascii="Khmer OS Battambang" w:hAnsi="Khmer OS Battambang" w:cs="Khmer OS Battambang"/>
+          <w:sz w:val="24"/>
+          <w:szCs w:val="24"/>
+          <w:cs/>
+        </w:rPr>
+        <w:t>ផែនការថវិការសម្រាប់គម្រោងសិក្សាស្រាវជ្រាវ និងអភិវឌ្ឍ</w:t>
+      </w:r>
+      <w:r>
+        <w:rPr>
+          <w:rFonts w:ascii="Khmer OS Battambang" w:hAnsi="Khmer OS Battambang" w:cs="Khmer OS Battambang"/>
+          <w:sz w:val="24"/>
+          <w:szCs w:val="24"/>
+        </w:rPr>
+        <w:t xml:space="preserve"> </w:t>
+      </w:r>
+      <w:r>
+        <w:rPr>
+          <w:rFonts w:ascii="Khmer OS Battambang" w:hAnsi="Khmer OS Battambang" w:cs="Khmer OS Battambang"/>
+          <w:b/>
+          <w:bCs/>
+          <w:sz w:val="24"/>
+          <w:szCs w:val="24"/>
+          <w:cs/>
+        </w:rPr>
+        <w:t>ប្រព័ន្ធគ្រប់គ្រងផ្នែកកីឡាបាល់ទាត់ នៃអង្គការមូលនីធិក្តីសង្ឃឹមនៃកុមារកម្ពុជា</w:t>
+      </w:r>
+      <w:r>
+        <w:rPr>
+          <w:rFonts w:ascii="Khmer OS Battambang" w:hAnsi="Khmer OS Battambang" w:cs="Khmer OS Battambang"/>
+          <w:sz w:val="24"/>
+          <w:szCs w:val="24"/>
+        </w:rPr>
+        <w:t xml:space="preserve"> </w:t>
+      </w:r>
+      <w:r>
+        <w:rPr>
+          <w:rFonts w:ascii="Khmer OS Battambang" w:hAnsi="Khmer OS Battambang" w:cs="Khmer OS Battambang"/>
+          <w:sz w:val="24"/>
+          <w:szCs w:val="24"/>
+          <w:cs/>
+        </w:rPr>
+        <w:t>ត្រូវបានរៀបចំឡើង ដោយផ្អែកលើធនធានចាំបាច់ និងសកម្មភាពដែលត្រូវអនុវត្តក្នុងអំឡុងពេលគម្រោង។</w:t>
+      </w:r>
+    </w:p>
+    <w:p>
+      <w:pPr>
+        <w:tabs>
+          <w:tab w:val="left" w:pos="540"/>
+          <w:tab w:val="left" w:pos="720"/>
+        </w:tabs>
+        <w:jc w:val="both"/>
+        <w:rPr>
+          <w:rFonts w:ascii="Khmer OS Battambang" w:hAnsi="Khmer OS Battambang" w:cs="Khmer OS Battambang"/>
+          <w:sz w:val="24"/>
+          <w:szCs w:val="24"/>
+        </w:rPr>
+      </w:pPr>
+    </w:p>
+    <w:p>
+      <w:pPr>
+        <w:tabs>
+          <w:tab w:val="left" w:pos="540"/>
+          <w:tab w:val="left" w:pos="720"/>
+        </w:tabs>
+        <w:jc w:val="both"/>
+        <w:rPr>
+          <w:rFonts w:ascii="Khmer OS Battambang" w:hAnsi="Khmer OS Battambang" w:cs="Khmer OS Battambang"/>
+          <w:sz w:val="24"/>
+          <w:szCs w:val="24"/>
+        </w:rPr>
+      </w:pPr>
+    </w:p>
+    <w:p>
+      <w:pPr>
+        <w:tabs>
+          <w:tab w:val="left" w:pos="540"/>
+          <w:tab w:val="left" w:pos="720"/>
+        </w:tabs>
+        <w:jc w:val="center"/>
+        <w:rPr>
           <w:rFonts w:ascii="Khmer OS Bokor" w:hAnsi="Khmer OS Bokor" w:cs="Khmer OS Bokor"/>
-          <w:sz w:val="24"/>
-          <w:szCs w:val="24"/>
-          <w:cs/>
-        </w:rPr>
-      </w:pPr>
-    </w:p>
+          <w:sz w:val="20"/>
+          <w:szCs w:val="20"/>
+          <w:lang w:val="en-GB"/>
+        </w:rPr>
+      </w:pPr>
+      <w:r>
+        <w:rPr>
+          <w:rFonts w:ascii="Khmer OS Bokor" w:hAnsi="Khmer OS Bokor" w:cs="Khmer OS Bokor" w:hint="cs"/>
+          <w:sz w:val="20"/>
+          <w:szCs w:val="20"/>
+          <w:cs/>
+          <w:lang w:val="en-GB"/>
+        </w:rPr>
+        <w:lastRenderedPageBreak/>
+        <w:t>តារាងទី</w:t>
+      </w:r>
+      <w:r>
+        <w:rPr>
+          <w:rFonts w:ascii="Khmer OS Bokor" w:hAnsi="Khmer OS Bokor" w:cs="Khmer OS Bokor" w:hint="cs"/>
+          <w:sz w:val="20"/>
+          <w:szCs w:val="20"/>
+          <w:cs/>
+          <w:lang w:val="en-GB"/>
+        </w:rPr>
+        <w:t xml:space="preserve"> </w:t>
+      </w:r>
+      <w:r>
+        <w:rPr>
+          <w:rFonts w:ascii="Khmer OS Bokor" w:hAnsi="Khmer OS Bokor" w:cs="Khmer OS Bokor" w:hint="cs"/>
+          <w:sz w:val="20"/>
+          <w:szCs w:val="20"/>
+          <w:cs/>
+          <w:lang w:val="en-GB"/>
+        </w:rPr>
+        <w:t>១</w:t>
+      </w:r>
+      <w:r>
+        <w:rPr>
+          <w:rFonts w:ascii="Khmer OS Bokor" w:hAnsi="Khmer OS Bokor" w:cs="Khmer OS Bokor" w:hint="cs"/>
+          <w:sz w:val="20"/>
+          <w:szCs w:val="20"/>
+          <w:cs/>
+          <w:lang w:val="en-GB"/>
+        </w:rPr>
+        <w:t xml:space="preserve"> ៖ ផែនការចំណាយ</w:t>
+      </w:r>
+    </w:p>
+    <w:tbl>
+      <w:tblPr>
+        <w:tblStyle w:val="TableGrid"/>
+        <w:tblW w:w="0" w:type="auto"/>
+        <w:jc w:val="center"/>
+        <w:tblLook w:val="04A0" w:firstRow="1" w:lastRow="0" w:firstColumn="1" w:lastColumn="0" w:noHBand="0" w:noVBand="1"/>
+      </w:tblPr>
+      <w:tblGrid>
+        <w:gridCol w:w="625"/>
+        <w:gridCol w:w="1530"/>
+        <w:gridCol w:w="2340"/>
+        <w:gridCol w:w="810"/>
+        <w:gridCol w:w="810"/>
+        <w:gridCol w:w="1080"/>
+        <w:gridCol w:w="986"/>
+        <w:gridCol w:w="1169"/>
+      </w:tblGrid>
+      <w:tr>
+        <w:trPr>
+          <w:jc w:val="center"/>
+        </w:trPr>
+        <w:tc>
+          <w:tcPr>
+            <w:tcW w:w="625" w:type="dxa"/>
+            <w:shd w:val="clear" w:color="auto" w:fill="9CC2E5" w:themeFill="accent5" w:themeFillTint="99"/>
+            <w:vAlign w:val="center"/>
+          </w:tcPr>
+          <w:p>
+            <w:pPr>
+              <w:tabs>
+                <w:tab w:val="left" w:pos="540"/>
+                <w:tab w:val="left" w:pos="720"/>
+              </w:tabs>
+              <w:jc w:val="center"/>
+              <w:rPr>
+                <w:rFonts w:ascii="Khmer OS Bokor" w:hAnsi="Khmer OS Bokor" w:cs="Khmer OS Bokor"/>
+                <w:sz w:val="16"/>
+                <w:szCs w:val="16"/>
+                <w:cs/>
+              </w:rPr>
+            </w:pPr>
+            <w:r>
+              <w:rPr>
+                <w:rFonts w:ascii="Khmer OS Bokor" w:hAnsi="Khmer OS Bokor" w:cs="Khmer OS Bokor"/>
+                <w:sz w:val="16"/>
+                <w:szCs w:val="16"/>
+                <w:cs/>
+              </w:rPr>
+              <w:t>ល.រ</w:t>
+            </w:r>
+          </w:p>
+        </w:tc>
+        <w:tc>
+          <w:tcPr>
+            <w:tcW w:w="1530" w:type="dxa"/>
+            <w:shd w:val="clear" w:color="auto" w:fill="9CC2E5" w:themeFill="accent5" w:themeFillTint="99"/>
+            <w:vAlign w:val="center"/>
+          </w:tcPr>
+          <w:p>
+            <w:pPr>
+              <w:tabs>
+                <w:tab w:val="left" w:pos="540"/>
+                <w:tab w:val="left" w:pos="720"/>
+              </w:tabs>
+              <w:jc w:val="center"/>
+              <w:rPr>
+                <w:rFonts w:ascii="Khmer OS Bokor" w:hAnsi="Khmer OS Bokor" w:cs="Khmer OS Bokor"/>
+                <w:sz w:val="16"/>
+                <w:szCs w:val="16"/>
+                <w:lang w:val="en-GB"/>
+              </w:rPr>
+            </w:pPr>
+            <w:r>
+              <w:rPr>
+                <w:rFonts w:ascii="Khmer OS Bokor" w:hAnsi="Khmer OS Bokor" w:cs="Khmer OS Bokor"/>
+                <w:sz w:val="16"/>
+                <w:szCs w:val="16"/>
+                <w:cs/>
+                <w:lang w:val="en-GB"/>
+              </w:rPr>
+              <w:t>ប្រភេទ</w:t>
+            </w:r>
+            <w:r>
+              <w:rPr>
+                <w:rFonts w:ascii="Khmer OS Bokor" w:hAnsi="Khmer OS Bokor" w:cs="Khmer OS Bokor"/>
+                <w:sz w:val="16"/>
+                <w:szCs w:val="16"/>
+                <w:cs/>
+                <w:lang w:val="en-GB"/>
+              </w:rPr>
+              <w:t>ចំណាយ</w:t>
+            </w:r>
+          </w:p>
+        </w:tc>
+        <w:tc>
+          <w:tcPr>
+            <w:tcW w:w="2340" w:type="dxa"/>
+            <w:shd w:val="clear" w:color="auto" w:fill="9CC2E5" w:themeFill="accent5" w:themeFillTint="99"/>
+            <w:vAlign w:val="center"/>
+          </w:tcPr>
+          <w:p>
+            <w:pPr>
+              <w:tabs>
+                <w:tab w:val="left" w:pos="540"/>
+                <w:tab w:val="left" w:pos="720"/>
+              </w:tabs>
+              <w:jc w:val="center"/>
+              <w:rPr>
+                <w:rFonts w:ascii="Khmer OS Bokor" w:hAnsi="Khmer OS Bokor" w:cs="Khmer OS Bokor"/>
+                <w:sz w:val="16"/>
+                <w:szCs w:val="16"/>
+                <w:lang w:val="en-GB"/>
+              </w:rPr>
+            </w:pPr>
+            <w:r>
+              <w:rPr>
+                <w:rFonts w:ascii="Khmer OS Bokor" w:hAnsi="Khmer OS Bokor" w:cs="Khmer OS Bokor"/>
+                <w:sz w:val="16"/>
+                <w:szCs w:val="16"/>
+                <w:cs/>
+                <w:lang w:val="en-GB"/>
+              </w:rPr>
+              <w:t>បរិយាយ</w:t>
+            </w:r>
+          </w:p>
+        </w:tc>
+        <w:tc>
+          <w:tcPr>
+            <w:tcW w:w="810" w:type="dxa"/>
+            <w:shd w:val="clear" w:color="auto" w:fill="9CC2E5" w:themeFill="accent5" w:themeFillTint="99"/>
+            <w:vAlign w:val="center"/>
+          </w:tcPr>
+          <w:p>
+            <w:pPr>
+              <w:tabs>
+                <w:tab w:val="left" w:pos="540"/>
+                <w:tab w:val="left" w:pos="720"/>
+              </w:tabs>
+              <w:jc w:val="center"/>
+              <w:rPr>
+                <w:rFonts w:ascii="Khmer OS Bokor" w:hAnsi="Khmer OS Bokor" w:cs="Khmer OS Bokor"/>
+                <w:sz w:val="16"/>
+                <w:szCs w:val="16"/>
+                <w:lang w:val="en-GB"/>
+              </w:rPr>
+            </w:pPr>
+            <w:r>
+              <w:rPr>
+                <w:rFonts w:ascii="Khmer OS Bokor" w:hAnsi="Khmer OS Bokor" w:cs="Khmer OS Bokor"/>
+                <w:sz w:val="16"/>
+                <w:szCs w:val="16"/>
+                <w:cs/>
+                <w:lang w:val="en-GB"/>
+              </w:rPr>
+              <w:t>ចំនួន</w:t>
+            </w:r>
+          </w:p>
+        </w:tc>
+        <w:tc>
+          <w:tcPr>
+            <w:tcW w:w="810" w:type="dxa"/>
+            <w:shd w:val="clear" w:color="auto" w:fill="9CC2E5" w:themeFill="accent5" w:themeFillTint="99"/>
+            <w:vAlign w:val="center"/>
+          </w:tcPr>
+          <w:p>
+            <w:pPr>
+              <w:tabs>
+                <w:tab w:val="left" w:pos="540"/>
+                <w:tab w:val="left" w:pos="720"/>
+              </w:tabs>
+              <w:jc w:val="center"/>
+              <w:rPr>
+                <w:rFonts w:ascii="Khmer OS Bokor" w:hAnsi="Khmer OS Bokor" w:cs="Khmer OS Bokor"/>
+                <w:sz w:val="16"/>
+                <w:szCs w:val="16"/>
+                <w:lang w:val="en-GB"/>
+              </w:rPr>
+            </w:pPr>
+            <w:r>
+              <w:rPr>
+                <w:rFonts w:ascii="Khmer OS Bokor" w:hAnsi="Khmer OS Bokor" w:cs="Khmer OS Bokor"/>
+                <w:sz w:val="16"/>
+                <w:szCs w:val="16"/>
+                <w:cs/>
+                <w:lang w:val="en-GB"/>
+              </w:rPr>
+              <w:t>ឯកតា</w:t>
+            </w:r>
+          </w:p>
+        </w:tc>
+        <w:tc>
+          <w:tcPr>
+            <w:tcW w:w="1080" w:type="dxa"/>
+            <w:shd w:val="clear" w:color="auto" w:fill="9CC2E5" w:themeFill="accent5" w:themeFillTint="99"/>
+            <w:vAlign w:val="center"/>
+          </w:tcPr>
+          <w:p>
+            <w:pPr>
+              <w:tabs>
+                <w:tab w:val="left" w:pos="540"/>
+                <w:tab w:val="left" w:pos="720"/>
+              </w:tabs>
+              <w:jc w:val="center"/>
+              <w:rPr>
+                <w:rFonts w:ascii="Khmer OS Bokor" w:hAnsi="Khmer OS Bokor" w:cs="Khmer OS Bokor"/>
+                <w:sz w:val="16"/>
+                <w:szCs w:val="16"/>
+                <w:lang w:val="en-GB"/>
+              </w:rPr>
+            </w:pPr>
+            <w:r>
+              <w:rPr>
+                <w:rFonts w:ascii="Khmer OS Bokor" w:hAnsi="Khmer OS Bokor" w:cs="Khmer OS Bokor"/>
+                <w:sz w:val="16"/>
+                <w:szCs w:val="16"/>
+                <w:cs/>
+                <w:lang w:val="en-GB"/>
+              </w:rPr>
+              <w:t>តម្លៃឯកតា(</w:t>
+            </w:r>
+            <w:r>
+              <w:rPr>
+                <w:rFonts w:ascii="Khmer OS Bokor" w:hAnsi="Khmer OS Bokor" w:cs="Khmer OS Bokor"/>
+                <w:sz w:val="16"/>
+                <w:szCs w:val="16"/>
+                <w:lang w:val="en-GB"/>
+              </w:rPr>
+              <w:t>$</w:t>
+            </w:r>
+            <w:r>
+              <w:rPr>
+                <w:rFonts w:ascii="Khmer OS Bokor" w:hAnsi="Khmer OS Bokor" w:cs="Khmer OS Bokor"/>
+                <w:sz w:val="16"/>
+                <w:szCs w:val="16"/>
+                <w:cs/>
+                <w:lang w:val="en-GB"/>
+              </w:rPr>
+              <w:t>)</w:t>
+            </w:r>
+          </w:p>
+        </w:tc>
+        <w:tc>
+          <w:tcPr>
+            <w:tcW w:w="986" w:type="dxa"/>
+            <w:shd w:val="clear" w:color="auto" w:fill="9CC2E5" w:themeFill="accent5" w:themeFillTint="99"/>
+            <w:vAlign w:val="center"/>
+          </w:tcPr>
+          <w:p>
+            <w:pPr>
+              <w:tabs>
+                <w:tab w:val="left" w:pos="540"/>
+                <w:tab w:val="left" w:pos="720"/>
+              </w:tabs>
+              <w:jc w:val="center"/>
+              <w:rPr>
+                <w:rFonts w:ascii="Khmer OS Bokor" w:hAnsi="Khmer OS Bokor" w:cs="Khmer OS Bokor"/>
+                <w:sz w:val="16"/>
+                <w:szCs w:val="16"/>
+                <w:lang w:val="en-GB"/>
+              </w:rPr>
+            </w:pPr>
+            <w:r>
+              <w:rPr>
+                <w:rFonts w:ascii="Khmer OS Bokor" w:hAnsi="Khmer OS Bokor" w:cs="Khmer OS Bokor"/>
+                <w:sz w:val="16"/>
+                <w:szCs w:val="16"/>
+                <w:cs/>
+                <w:lang w:val="en-GB"/>
+              </w:rPr>
+              <w:t>រយៈពេល</w:t>
+            </w:r>
+          </w:p>
+        </w:tc>
+        <w:tc>
+          <w:tcPr>
+            <w:tcW w:w="1169" w:type="dxa"/>
+            <w:shd w:val="clear" w:color="auto" w:fill="9CC2E5" w:themeFill="accent5" w:themeFillTint="99"/>
+            <w:vAlign w:val="center"/>
+          </w:tcPr>
+          <w:p>
+            <w:pPr>
+              <w:tabs>
+                <w:tab w:val="left" w:pos="540"/>
+                <w:tab w:val="left" w:pos="720"/>
+              </w:tabs>
+              <w:jc w:val="center"/>
+              <w:rPr>
+                <w:rFonts w:ascii="Khmer OS Bokor" w:hAnsi="Khmer OS Bokor" w:cs="Khmer OS Bokor"/>
+                <w:sz w:val="16"/>
+                <w:szCs w:val="16"/>
+                <w:lang w:val="en-GB"/>
+              </w:rPr>
+            </w:pPr>
+            <w:r>
+              <w:rPr>
+                <w:rFonts w:ascii="Khmer OS Bokor" w:hAnsi="Khmer OS Bokor" w:cs="Khmer OS Bokor"/>
+                <w:sz w:val="16"/>
+                <w:szCs w:val="16"/>
+                <w:cs/>
+                <w:lang w:val="en-GB"/>
+              </w:rPr>
+              <w:t>ចំនួនសរុប(</w:t>
+            </w:r>
+            <w:r>
+              <w:rPr>
+                <w:rFonts w:ascii="Khmer OS Bokor" w:hAnsi="Khmer OS Bokor" w:cs="Khmer OS Bokor"/>
+                <w:sz w:val="16"/>
+                <w:szCs w:val="16"/>
+                <w:lang w:val="en-GB"/>
+              </w:rPr>
+              <w:t>$</w:t>
+            </w:r>
+            <w:r>
+              <w:rPr>
+                <w:rFonts w:ascii="Khmer OS Bokor" w:hAnsi="Khmer OS Bokor" w:cs="Khmer OS Bokor"/>
+                <w:sz w:val="16"/>
+                <w:szCs w:val="16"/>
+                <w:cs/>
+                <w:lang w:val="en-GB"/>
+              </w:rPr>
+              <w:t>)</w:t>
+            </w:r>
+          </w:p>
+        </w:tc>
+      </w:tr>
+      <w:tr>
+        <w:trPr>
+          <w:jc w:val="center"/>
+        </w:trPr>
+        <w:tc>
+          <w:tcPr>
+            <w:tcW w:w="625" w:type="dxa"/>
+            <w:vAlign w:val="center"/>
+          </w:tcPr>
+          <w:p>
+            <w:pPr>
+              <w:tabs>
+                <w:tab w:val="left" w:pos="540"/>
+                <w:tab w:val="left" w:pos="720"/>
+              </w:tabs>
+              <w:jc w:val="center"/>
+              <w:rPr>
+                <w:rFonts w:ascii="Khmer OS Bokor" w:hAnsi="Khmer OS Bokor" w:cs="Khmer OS Bokor"/>
+                <w:sz w:val="16"/>
+                <w:szCs w:val="16"/>
+                <w:cs/>
+              </w:rPr>
+            </w:pPr>
+            <w:r>
+              <w:rPr>
+                <w:rFonts w:ascii="Khmer OS Bokor" w:hAnsi="Khmer OS Bokor" w:cs="Khmer OS Bokor"/>
+                <w:sz w:val="16"/>
+                <w:szCs w:val="16"/>
+                <w:cs/>
+              </w:rPr>
+              <w:t>១</w:t>
+            </w:r>
+          </w:p>
+        </w:tc>
+        <w:tc>
+          <w:tcPr>
+            <w:tcW w:w="1530" w:type="dxa"/>
+            <w:vAlign w:val="center"/>
+          </w:tcPr>
+          <w:p>
+            <w:pPr>
+              <w:tabs>
+                <w:tab w:val="left" w:pos="540"/>
+                <w:tab w:val="left" w:pos="720"/>
+              </w:tabs>
+              <w:jc w:val="center"/>
+              <w:rPr>
+                <w:rFonts w:ascii="Khmer OS Bokor" w:hAnsi="Khmer OS Bokor" w:cs="Khmer OS Bokor"/>
+                <w:sz w:val="16"/>
+                <w:szCs w:val="16"/>
+                <w:lang w:val="en-GB"/>
+              </w:rPr>
+            </w:pPr>
+            <w:r>
+              <w:rPr>
+                <w:rFonts w:ascii="Khmer OS Bokor" w:hAnsi="Khmer OS Bokor" w:cs="Khmer OS Bokor"/>
+                <w:sz w:val="16"/>
+                <w:szCs w:val="16"/>
+                <w:lang w:val="en-GB"/>
+              </w:rPr>
+              <w:t>Hosting System</w:t>
+            </w:r>
+          </w:p>
+        </w:tc>
+        <w:tc>
+          <w:tcPr>
+            <w:tcW w:w="2340" w:type="dxa"/>
+            <w:vAlign w:val="center"/>
+          </w:tcPr>
+          <w:p>
+            <w:pPr>
+              <w:tabs>
+                <w:tab w:val="left" w:pos="540"/>
+                <w:tab w:val="left" w:pos="720"/>
+              </w:tabs>
+              <w:jc w:val="center"/>
+              <w:rPr>
+                <w:rFonts w:ascii="Khmer OS Bokor" w:hAnsi="Khmer OS Bokor" w:cs="Khmer OS Bokor"/>
+                <w:sz w:val="16"/>
+                <w:szCs w:val="16"/>
+                <w:lang w:val="en-GB"/>
+              </w:rPr>
+            </w:pPr>
+            <w:r>
+              <w:rPr>
+                <w:rFonts w:ascii="Khmer OS Bokor" w:hAnsi="Khmer OS Bokor" w:cs="Khmer OS Bokor"/>
+                <w:sz w:val="16"/>
+                <w:szCs w:val="16"/>
+                <w:lang w:val="en-GB"/>
+              </w:rPr>
+              <w:t>Hosting &amp; Backend</w:t>
+            </w:r>
+          </w:p>
+        </w:tc>
+        <w:tc>
+          <w:tcPr>
+            <w:tcW w:w="810" w:type="dxa"/>
+            <w:vAlign w:val="center"/>
+          </w:tcPr>
+          <w:p>
+            <w:pPr>
+              <w:tabs>
+                <w:tab w:val="left" w:pos="540"/>
+                <w:tab w:val="left" w:pos="720"/>
+              </w:tabs>
+              <w:jc w:val="center"/>
+              <w:rPr>
+                <w:rFonts w:ascii="Khmer OS Bokor" w:hAnsi="Khmer OS Bokor" w:cs="Khmer OS Bokor"/>
+                <w:sz w:val="16"/>
+                <w:szCs w:val="16"/>
+                <w:lang w:val="en-GB"/>
+              </w:rPr>
+            </w:pPr>
+            <w:r>
+              <w:rPr>
+                <w:rFonts w:ascii="Khmer OS Bokor" w:hAnsi="Khmer OS Bokor" w:cs="Khmer OS Bokor" w:hint="cs"/>
+                <w:sz w:val="16"/>
+                <w:szCs w:val="16"/>
+                <w:cs/>
+                <w:lang w:val="en-GB"/>
+              </w:rPr>
+              <w:t>១២</w:t>
+            </w:r>
+          </w:p>
+        </w:tc>
+        <w:tc>
+          <w:tcPr>
+            <w:tcW w:w="810" w:type="dxa"/>
+            <w:vAlign w:val="center"/>
+          </w:tcPr>
+          <w:p>
+            <w:pPr>
+              <w:tabs>
+                <w:tab w:val="left" w:pos="540"/>
+                <w:tab w:val="left" w:pos="720"/>
+              </w:tabs>
+              <w:jc w:val="center"/>
+              <w:rPr>
+                <w:rFonts w:ascii="Khmer OS Bokor" w:hAnsi="Khmer OS Bokor" w:cs="Khmer OS Bokor"/>
+                <w:sz w:val="16"/>
+                <w:szCs w:val="16"/>
+                <w:lang w:val="en-GB"/>
+              </w:rPr>
+            </w:pPr>
+            <w:r>
+              <w:rPr>
+                <w:rFonts w:ascii="Khmer OS Bokor" w:hAnsi="Khmer OS Bokor" w:cs="Khmer OS Bokor" w:hint="cs"/>
+                <w:sz w:val="16"/>
+                <w:szCs w:val="16"/>
+                <w:cs/>
+                <w:lang w:val="en-GB"/>
+              </w:rPr>
+              <w:t>ខែ</w:t>
+            </w:r>
+          </w:p>
+        </w:tc>
+        <w:tc>
+          <w:tcPr>
+            <w:tcW w:w="1080" w:type="dxa"/>
+            <w:vAlign w:val="center"/>
+          </w:tcPr>
+          <w:p>
+            <w:pPr>
+              <w:tabs>
+                <w:tab w:val="left" w:pos="540"/>
+                <w:tab w:val="left" w:pos="720"/>
+              </w:tabs>
+              <w:jc w:val="center"/>
+              <w:rPr>
+                <w:rFonts w:ascii="Khmer OS Bokor" w:hAnsi="Khmer OS Bokor" w:cs="Khmer OS Bokor"/>
+                <w:sz w:val="16"/>
+                <w:szCs w:val="16"/>
+                <w:lang w:val="en-GB"/>
+              </w:rPr>
+            </w:pPr>
+            <w:r>
+              <w:rPr>
+                <w:rFonts w:ascii="Khmer OS Bokor" w:hAnsi="Khmer OS Bokor" w:cs="Khmer OS Bokor" w:hint="cs"/>
+                <w:sz w:val="16"/>
+                <w:szCs w:val="16"/>
+                <w:cs/>
+                <w:lang w:val="en-GB"/>
+              </w:rPr>
+              <w:t>៤៥</w:t>
+            </w:r>
+          </w:p>
+        </w:tc>
+        <w:tc>
+          <w:tcPr>
+            <w:tcW w:w="986" w:type="dxa"/>
+            <w:vAlign w:val="center"/>
+          </w:tcPr>
+          <w:p>
+            <w:pPr>
+              <w:tabs>
+                <w:tab w:val="left" w:pos="540"/>
+                <w:tab w:val="left" w:pos="720"/>
+              </w:tabs>
+              <w:jc w:val="center"/>
+              <w:rPr>
+                <w:rFonts w:ascii="Khmer OS Bokor" w:hAnsi="Khmer OS Bokor" w:cs="Khmer OS Bokor"/>
+                <w:sz w:val="16"/>
+                <w:szCs w:val="16"/>
+                <w:lang w:val="en-GB"/>
+              </w:rPr>
+            </w:pPr>
+            <w:r>
+              <w:rPr>
+                <w:rFonts w:ascii="Khmer OS Bokor" w:hAnsi="Khmer OS Bokor" w:cs="Khmer OS Bokor" w:hint="cs"/>
+                <w:sz w:val="16"/>
+                <w:szCs w:val="16"/>
+                <w:cs/>
+                <w:lang w:val="en-GB"/>
+              </w:rPr>
+              <w:t>១</w:t>
+            </w:r>
+          </w:p>
+        </w:tc>
+        <w:tc>
+          <w:tcPr>
+            <w:tcW w:w="1169" w:type="dxa"/>
+            <w:vAlign w:val="center"/>
+          </w:tcPr>
+          <w:p>
+            <w:pPr>
+              <w:tabs>
+                <w:tab w:val="left" w:pos="540"/>
+                <w:tab w:val="left" w:pos="720"/>
+              </w:tabs>
+              <w:jc w:val="center"/>
+              <w:rPr>
+                <w:rFonts w:ascii="Khmer OS Bokor" w:hAnsi="Khmer OS Bokor" w:cs="Khmer OS Bokor"/>
+                <w:sz w:val="16"/>
+                <w:szCs w:val="16"/>
+                <w:lang w:val="en-GB"/>
+              </w:rPr>
+            </w:pPr>
+            <w:r>
+              <w:rPr>
+                <w:rFonts w:ascii="Khmer OS Bokor" w:hAnsi="Khmer OS Bokor" w:cs="Khmer OS Bokor" w:hint="cs"/>
+                <w:sz w:val="16"/>
+                <w:szCs w:val="16"/>
+                <w:cs/>
+                <w:lang w:val="en-GB"/>
+              </w:rPr>
+              <w:t>៥៤០</w:t>
+            </w:r>
+          </w:p>
+        </w:tc>
+      </w:tr>
+      <w:tr>
+        <w:trPr>
+          <w:jc w:val="center"/>
+        </w:trPr>
+        <w:tc>
+          <w:tcPr>
+            <w:tcW w:w="625" w:type="dxa"/>
+            <w:vAlign w:val="center"/>
+          </w:tcPr>
+          <w:p>
+            <w:pPr>
+              <w:tabs>
+                <w:tab w:val="left" w:pos="540"/>
+                <w:tab w:val="left" w:pos="720"/>
+              </w:tabs>
+              <w:jc w:val="center"/>
+              <w:rPr>
+                <w:rFonts w:ascii="Khmer OS Bokor" w:hAnsi="Khmer OS Bokor" w:cs="Khmer OS Bokor"/>
+                <w:sz w:val="16"/>
+                <w:szCs w:val="16"/>
+                <w:lang w:val="en-GB"/>
+              </w:rPr>
+            </w:pPr>
+            <w:r>
+              <w:rPr>
+                <w:rFonts w:ascii="Khmer OS Bokor" w:hAnsi="Khmer OS Bokor" w:cs="Khmer OS Bokor"/>
+                <w:sz w:val="16"/>
+                <w:szCs w:val="16"/>
+                <w:cs/>
+                <w:lang w:val="en-GB"/>
+              </w:rPr>
+              <w:t>២</w:t>
+            </w:r>
+          </w:p>
+        </w:tc>
+        <w:tc>
+          <w:tcPr>
+            <w:tcW w:w="1530" w:type="dxa"/>
+            <w:vAlign w:val="center"/>
+          </w:tcPr>
+          <w:p>
+            <w:pPr>
+              <w:tabs>
+                <w:tab w:val="left" w:pos="540"/>
+                <w:tab w:val="left" w:pos="720"/>
+              </w:tabs>
+              <w:jc w:val="center"/>
+              <w:rPr>
+                <w:rFonts w:ascii="Khmer OS Bokor" w:hAnsi="Khmer OS Bokor" w:cs="Khmer OS Bokor"/>
+                <w:sz w:val="16"/>
+                <w:szCs w:val="16"/>
+                <w:lang w:val="en-GB"/>
+              </w:rPr>
+            </w:pPr>
+            <w:r>
+              <w:rPr>
+                <w:rFonts w:ascii="Khmer OS Bokor" w:hAnsi="Khmer OS Bokor" w:cs="Khmer OS Bokor"/>
+                <w:sz w:val="16"/>
+                <w:szCs w:val="16"/>
+                <w:lang w:val="en-GB"/>
+              </w:rPr>
+              <w:t>Internet</w:t>
+            </w:r>
+          </w:p>
+        </w:tc>
+        <w:tc>
+          <w:tcPr>
+            <w:tcW w:w="2340" w:type="dxa"/>
+            <w:vAlign w:val="center"/>
+          </w:tcPr>
+          <w:p>
+            <w:pPr>
+              <w:tabs>
+                <w:tab w:val="left" w:pos="540"/>
+                <w:tab w:val="left" w:pos="720"/>
+              </w:tabs>
+              <w:jc w:val="center"/>
+              <w:rPr>
+                <w:rFonts w:ascii="Khmer OS Bokor" w:hAnsi="Khmer OS Bokor" w:cs="Khmer OS Bokor" w:hint="cs"/>
+                <w:sz w:val="16"/>
+                <w:szCs w:val="16"/>
+                <w:cs/>
+              </w:rPr>
+            </w:pPr>
+            <w:r>
+              <w:rPr>
+                <w:rFonts w:ascii="Khmer OS Bokor" w:hAnsi="Khmer OS Bokor" w:cs="Khmer OS Bokor"/>
+                <w:sz w:val="16"/>
+                <w:szCs w:val="16"/>
+                <w:lang w:val="en-GB"/>
+              </w:rPr>
+              <w:t xml:space="preserve">Internet </w:t>
+            </w:r>
+            <w:r>
+              <w:rPr>
+                <w:rFonts w:ascii="Khmer OS Bokor" w:hAnsi="Khmer OS Bokor" w:cs="Khmer OS Bokor" w:hint="cs"/>
+                <w:sz w:val="16"/>
+                <w:szCs w:val="16"/>
+                <w:cs/>
+              </w:rPr>
+              <w:t>សម្រាប់ស្រាវជ្រាវ</w:t>
+            </w:r>
+            <w:r>
+              <w:rPr>
+                <w:rFonts w:ascii="Khmer OS Bokor" w:hAnsi="Khmer OS Bokor" w:cs="Khmer OS Bokor"/>
+                <w:sz w:val="16"/>
+                <w:szCs w:val="16"/>
+                <w:cs/>
+              </w:rPr>
+              <w:t>នឹងធ្វើសារណា</w:t>
+            </w:r>
+          </w:p>
+        </w:tc>
+        <w:tc>
+          <w:tcPr>
+            <w:tcW w:w="810" w:type="dxa"/>
+            <w:vAlign w:val="center"/>
+          </w:tcPr>
+          <w:p>
+            <w:pPr>
+              <w:tabs>
+                <w:tab w:val="left" w:pos="540"/>
+                <w:tab w:val="left" w:pos="720"/>
+              </w:tabs>
+              <w:jc w:val="center"/>
+              <w:rPr>
+                <w:rFonts w:ascii="Khmer OS Bokor" w:hAnsi="Khmer OS Bokor" w:cs="Khmer OS Bokor"/>
+                <w:sz w:val="16"/>
+                <w:szCs w:val="16"/>
+                <w:lang w:val="en-GB"/>
+              </w:rPr>
+            </w:pPr>
+            <w:r>
+              <w:rPr>
+                <w:rFonts w:ascii="Khmer OS Bokor" w:hAnsi="Khmer OS Bokor" w:cs="Khmer OS Bokor" w:hint="cs"/>
+                <w:sz w:val="16"/>
+                <w:szCs w:val="16"/>
+                <w:cs/>
+                <w:lang w:val="en-GB"/>
+              </w:rPr>
+              <w:t>៣0</w:t>
+            </w:r>
+          </w:p>
+        </w:tc>
+        <w:tc>
+          <w:tcPr>
+            <w:tcW w:w="810" w:type="dxa"/>
+            <w:vAlign w:val="center"/>
+          </w:tcPr>
+          <w:p>
+            <w:pPr>
+              <w:tabs>
+                <w:tab w:val="left" w:pos="540"/>
+                <w:tab w:val="left" w:pos="720"/>
+              </w:tabs>
+              <w:jc w:val="center"/>
+              <w:rPr>
+                <w:rFonts w:ascii="Khmer OS Bokor" w:hAnsi="Khmer OS Bokor" w:cs="Khmer OS Bokor"/>
+                <w:sz w:val="16"/>
+                <w:szCs w:val="16"/>
+                <w:lang w:val="en-GB"/>
+              </w:rPr>
+            </w:pPr>
+            <w:r>
+              <w:rPr>
+                <w:rFonts w:ascii="Khmer OS Bokor" w:hAnsi="Khmer OS Bokor" w:cs="Khmer OS Bokor" w:hint="cs"/>
+                <w:sz w:val="16"/>
+                <w:szCs w:val="16"/>
+                <w:cs/>
+                <w:lang w:val="en-GB"/>
+              </w:rPr>
+              <w:t>នាក់</w:t>
+            </w:r>
+          </w:p>
+        </w:tc>
+        <w:tc>
+          <w:tcPr>
+            <w:tcW w:w="1080" w:type="dxa"/>
+            <w:vAlign w:val="center"/>
+          </w:tcPr>
+          <w:p>
+            <w:pPr>
+              <w:tabs>
+                <w:tab w:val="left" w:pos="540"/>
+                <w:tab w:val="left" w:pos="720"/>
+              </w:tabs>
+              <w:jc w:val="center"/>
+              <w:rPr>
+                <w:rFonts w:ascii="Khmer OS Bokor" w:hAnsi="Khmer OS Bokor" w:cs="Khmer OS Bokor"/>
+                <w:sz w:val="16"/>
+                <w:szCs w:val="16"/>
+                <w:lang w:val="en-GB"/>
+              </w:rPr>
+            </w:pPr>
+            <w:r>
+              <w:rPr>
+                <w:rFonts w:ascii="Khmer OS Bokor" w:hAnsi="Khmer OS Bokor" w:cs="Khmer OS Bokor" w:hint="cs"/>
+                <w:sz w:val="16"/>
+                <w:szCs w:val="16"/>
+                <w:cs/>
+                <w:lang w:val="en-GB"/>
+              </w:rPr>
+              <w:t>១០</w:t>
+            </w:r>
+          </w:p>
+        </w:tc>
+        <w:tc>
+          <w:tcPr>
+            <w:tcW w:w="986" w:type="dxa"/>
+            <w:vAlign w:val="center"/>
+          </w:tcPr>
+          <w:p>
+            <w:pPr>
+              <w:tabs>
+                <w:tab w:val="left" w:pos="540"/>
+                <w:tab w:val="left" w:pos="720"/>
+              </w:tabs>
+              <w:jc w:val="center"/>
+              <w:rPr>
+                <w:rFonts w:ascii="Khmer OS Bokor" w:hAnsi="Khmer OS Bokor" w:cs="Khmer OS Bokor"/>
+                <w:sz w:val="16"/>
+                <w:szCs w:val="16"/>
+                <w:lang w:val="en-GB"/>
+              </w:rPr>
+            </w:pPr>
+            <w:r>
+              <w:rPr>
+                <w:rFonts w:ascii="Khmer OS Bokor" w:hAnsi="Khmer OS Bokor" w:cs="Khmer OS Bokor" w:hint="cs"/>
+                <w:sz w:val="16"/>
+                <w:szCs w:val="16"/>
+                <w:cs/>
+                <w:lang w:val="en-GB"/>
+              </w:rPr>
+              <w:t>៦</w:t>
+            </w:r>
+          </w:p>
+        </w:tc>
+        <w:tc>
+          <w:tcPr>
+            <w:tcW w:w="1169" w:type="dxa"/>
+            <w:vAlign w:val="center"/>
+          </w:tcPr>
+          <w:p>
+            <w:pPr>
+              <w:tabs>
+                <w:tab w:val="left" w:pos="540"/>
+                <w:tab w:val="left" w:pos="720"/>
+              </w:tabs>
+              <w:jc w:val="center"/>
+              <w:rPr>
+                <w:rFonts w:ascii="Khmer OS Bokor" w:hAnsi="Khmer OS Bokor" w:cs="Khmer OS Bokor"/>
+                <w:sz w:val="16"/>
+                <w:szCs w:val="16"/>
+                <w:lang w:val="en-GB"/>
+              </w:rPr>
+            </w:pPr>
+            <w:r>
+              <w:rPr>
+                <w:rFonts w:ascii="Khmer OS Bokor" w:hAnsi="Khmer OS Bokor" w:cs="Khmer OS Bokor" w:hint="cs"/>
+                <w:sz w:val="16"/>
+                <w:szCs w:val="16"/>
+                <w:cs/>
+                <w:lang w:val="en-GB"/>
+              </w:rPr>
+              <w:t>១៨០</w:t>
+            </w:r>
+          </w:p>
+        </w:tc>
+      </w:tr>
+      <w:tr>
+        <w:trPr>
+          <w:jc w:val="center"/>
+        </w:trPr>
+        <w:tc>
+          <w:tcPr>
+            <w:tcW w:w="625" w:type="dxa"/>
+            <w:vAlign w:val="center"/>
+          </w:tcPr>
+          <w:p>
+            <w:pPr>
+              <w:tabs>
+                <w:tab w:val="left" w:pos="540"/>
+                <w:tab w:val="left" w:pos="720"/>
+              </w:tabs>
+              <w:jc w:val="center"/>
+              <w:rPr>
+                <w:rFonts w:ascii="Khmer OS Bokor" w:hAnsi="Khmer OS Bokor" w:cs="Khmer OS Bokor"/>
+                <w:sz w:val="16"/>
+                <w:szCs w:val="16"/>
+                <w:lang w:val="en-GB"/>
+              </w:rPr>
+            </w:pPr>
+            <w:r>
+              <w:rPr>
+                <w:rFonts w:ascii="Khmer OS Bokor" w:hAnsi="Khmer OS Bokor" w:cs="Khmer OS Bokor"/>
+                <w:sz w:val="16"/>
+                <w:szCs w:val="16"/>
+                <w:cs/>
+                <w:lang w:val="en-GB"/>
+              </w:rPr>
+              <w:t>៣</w:t>
+            </w:r>
+          </w:p>
+        </w:tc>
+        <w:tc>
+          <w:tcPr>
+            <w:tcW w:w="1530" w:type="dxa"/>
+            <w:vAlign w:val="center"/>
+          </w:tcPr>
+          <w:p>
+            <w:pPr>
+              <w:tabs>
+                <w:tab w:val="left" w:pos="540"/>
+                <w:tab w:val="left" w:pos="720"/>
+              </w:tabs>
+              <w:jc w:val="center"/>
+              <w:rPr>
+                <w:rFonts w:ascii="Khmer OS Bokor" w:hAnsi="Khmer OS Bokor" w:cs="Khmer OS Bokor" w:hint="cs"/>
+                <w:sz w:val="16"/>
+                <w:szCs w:val="16"/>
+                <w:cs/>
+              </w:rPr>
+            </w:pPr>
+            <w:r>
+              <w:rPr>
+                <w:rFonts w:ascii="Khmer OS Bokor" w:hAnsi="Khmer OS Bokor" w:cs="Khmer OS Bokor" w:hint="cs"/>
+                <w:sz w:val="16"/>
+                <w:szCs w:val="16"/>
+                <w:cs/>
+              </w:rPr>
+              <w:t>ការបោះពុម្ព</w:t>
+            </w:r>
+          </w:p>
+        </w:tc>
+        <w:tc>
+          <w:tcPr>
+            <w:tcW w:w="2340" w:type="dxa"/>
+            <w:vAlign w:val="center"/>
+          </w:tcPr>
+          <w:p>
+            <w:pPr>
+              <w:tabs>
+                <w:tab w:val="left" w:pos="540"/>
+                <w:tab w:val="left" w:pos="720"/>
+              </w:tabs>
+              <w:jc w:val="center"/>
+              <w:rPr>
+                <w:rFonts w:ascii="Khmer OS Bokor" w:hAnsi="Khmer OS Bokor" w:cs="Khmer OS Bokor"/>
+                <w:sz w:val="16"/>
+                <w:szCs w:val="16"/>
+              </w:rPr>
+            </w:pPr>
+            <w:r>
+              <w:rPr>
+                <w:rFonts w:ascii="Khmer OS Bokor" w:hAnsi="Khmer OS Bokor" w:cs="Khmer OS Bokor"/>
+                <w:sz w:val="16"/>
+                <w:szCs w:val="16"/>
+                <w:cs/>
+                <w:lang w:val="en-GB"/>
+              </w:rPr>
+              <w:t>ថ្លៃបោះពុម្ពសៀវភៅ នឹងឯកសារផ្សេងៗ</w:t>
+            </w:r>
+          </w:p>
+        </w:tc>
+        <w:tc>
+          <w:tcPr>
+            <w:tcW w:w="810" w:type="dxa"/>
+            <w:vAlign w:val="center"/>
+          </w:tcPr>
+          <w:p>
+            <w:pPr>
+              <w:tabs>
+                <w:tab w:val="left" w:pos="540"/>
+                <w:tab w:val="left" w:pos="720"/>
+              </w:tabs>
+              <w:jc w:val="center"/>
+              <w:rPr>
+                <w:rFonts w:ascii="Khmer OS Bokor" w:hAnsi="Khmer OS Bokor" w:cs="Khmer OS Bokor"/>
+                <w:sz w:val="16"/>
+                <w:szCs w:val="16"/>
+                <w:lang w:val="en-GB"/>
+              </w:rPr>
+            </w:pPr>
+            <w:r>
+              <w:rPr>
+                <w:rFonts w:ascii="Khmer OS Bokor" w:hAnsi="Khmer OS Bokor" w:cs="Khmer OS Bokor" w:hint="cs"/>
+                <w:sz w:val="16"/>
+                <w:szCs w:val="16"/>
+                <w:cs/>
+                <w:lang w:val="en-GB"/>
+              </w:rPr>
+              <w:t>៣</w:t>
+            </w:r>
+          </w:p>
+        </w:tc>
+        <w:tc>
+          <w:tcPr>
+            <w:tcW w:w="810" w:type="dxa"/>
+            <w:vAlign w:val="center"/>
+          </w:tcPr>
+          <w:p>
+            <w:pPr>
+              <w:tabs>
+                <w:tab w:val="left" w:pos="540"/>
+                <w:tab w:val="left" w:pos="720"/>
+              </w:tabs>
+              <w:jc w:val="center"/>
+              <w:rPr>
+                <w:rFonts w:ascii="Khmer OS Bokor" w:hAnsi="Khmer OS Bokor" w:cs="Khmer OS Bokor"/>
+                <w:sz w:val="16"/>
+                <w:szCs w:val="16"/>
+                <w:lang w:val="en-GB"/>
+              </w:rPr>
+            </w:pPr>
+            <w:r>
+              <w:rPr>
+                <w:rFonts w:ascii="Khmer OS Bokor" w:hAnsi="Khmer OS Bokor" w:cs="Khmer OS Bokor" w:hint="cs"/>
+                <w:sz w:val="16"/>
+                <w:szCs w:val="16"/>
+                <w:cs/>
+                <w:lang w:val="en-GB"/>
+              </w:rPr>
+              <w:t>នាក់</w:t>
+            </w:r>
+          </w:p>
+        </w:tc>
+        <w:tc>
+          <w:tcPr>
+            <w:tcW w:w="1080" w:type="dxa"/>
+            <w:vAlign w:val="center"/>
+          </w:tcPr>
+          <w:p>
+            <w:pPr>
+              <w:tabs>
+                <w:tab w:val="left" w:pos="540"/>
+                <w:tab w:val="left" w:pos="720"/>
+              </w:tabs>
+              <w:jc w:val="center"/>
+              <w:rPr>
+                <w:rFonts w:ascii="Khmer OS Bokor" w:hAnsi="Khmer OS Bokor" w:cs="Khmer OS Bokor"/>
+                <w:sz w:val="16"/>
+                <w:szCs w:val="16"/>
+                <w:lang w:val="en-GB"/>
+              </w:rPr>
+            </w:pPr>
+            <w:r>
+              <w:rPr>
+                <w:rFonts w:ascii="Khmer OS Bokor" w:hAnsi="Khmer OS Bokor" w:cs="Khmer OS Bokor" w:hint="cs"/>
+                <w:sz w:val="16"/>
+                <w:szCs w:val="16"/>
+                <w:cs/>
+                <w:lang w:val="en-GB"/>
+              </w:rPr>
+              <w:t>៥</w:t>
+            </w:r>
+          </w:p>
+        </w:tc>
+        <w:tc>
+          <w:tcPr>
+            <w:tcW w:w="986" w:type="dxa"/>
+            <w:vAlign w:val="center"/>
+          </w:tcPr>
+          <w:p>
+            <w:pPr>
+              <w:tabs>
+                <w:tab w:val="left" w:pos="540"/>
+                <w:tab w:val="left" w:pos="720"/>
+              </w:tabs>
+              <w:jc w:val="center"/>
+              <w:rPr>
+                <w:rFonts w:ascii="Khmer OS Bokor" w:hAnsi="Khmer OS Bokor" w:cs="Khmer OS Bokor"/>
+                <w:sz w:val="16"/>
+                <w:szCs w:val="16"/>
+                <w:lang w:val="en-GB"/>
+              </w:rPr>
+            </w:pPr>
+            <w:r>
+              <w:rPr>
+                <w:rFonts w:ascii="Khmer OS Bokor" w:hAnsi="Khmer OS Bokor" w:cs="Khmer OS Bokor" w:hint="cs"/>
+                <w:sz w:val="16"/>
+                <w:szCs w:val="16"/>
+                <w:cs/>
+                <w:lang w:val="en-GB"/>
+              </w:rPr>
+              <w:t>៣</w:t>
+            </w:r>
+          </w:p>
+        </w:tc>
+        <w:tc>
+          <w:tcPr>
+            <w:tcW w:w="1169" w:type="dxa"/>
+            <w:vAlign w:val="center"/>
+          </w:tcPr>
+          <w:p>
+            <w:pPr>
+              <w:tabs>
+                <w:tab w:val="left" w:pos="540"/>
+                <w:tab w:val="left" w:pos="720"/>
+              </w:tabs>
+              <w:jc w:val="center"/>
+              <w:rPr>
+                <w:rFonts w:ascii="Khmer OS Bokor" w:hAnsi="Khmer OS Bokor" w:cs="Khmer OS Bokor"/>
+                <w:sz w:val="16"/>
+                <w:szCs w:val="16"/>
+                <w:lang w:val="en-GB"/>
+              </w:rPr>
+            </w:pPr>
+            <w:r>
+              <w:rPr>
+                <w:rFonts w:ascii="Khmer OS Bokor" w:hAnsi="Khmer OS Bokor" w:cs="Khmer OS Bokor" w:hint="cs"/>
+                <w:sz w:val="16"/>
+                <w:szCs w:val="16"/>
+                <w:cs/>
+                <w:lang w:val="en-GB"/>
+              </w:rPr>
+              <w:t>៤៥</w:t>
+            </w:r>
+          </w:p>
+        </w:tc>
+      </w:tr>
+      <w:tr>
+        <w:trPr>
+          <w:jc w:val="center"/>
+        </w:trPr>
+        <w:tc>
+          <w:tcPr>
+            <w:tcW w:w="625" w:type="dxa"/>
+            <w:vAlign w:val="center"/>
+          </w:tcPr>
+          <w:p>
+            <w:pPr>
+              <w:tabs>
+                <w:tab w:val="left" w:pos="540"/>
+                <w:tab w:val="left" w:pos="720"/>
+              </w:tabs>
+              <w:jc w:val="center"/>
+              <w:rPr>
+                <w:rFonts w:ascii="Khmer OS Bokor" w:hAnsi="Khmer OS Bokor" w:cs="Khmer OS Bokor"/>
+                <w:sz w:val="16"/>
+                <w:szCs w:val="16"/>
+                <w:lang w:val="en-GB"/>
+              </w:rPr>
+            </w:pPr>
+            <w:r>
+              <w:rPr>
+                <w:rFonts w:ascii="Khmer OS Bokor" w:hAnsi="Khmer OS Bokor" w:cs="Khmer OS Bokor"/>
+                <w:sz w:val="16"/>
+                <w:szCs w:val="16"/>
+                <w:cs/>
+                <w:lang w:val="en-GB"/>
+              </w:rPr>
+              <w:t>៤</w:t>
+            </w:r>
+          </w:p>
+        </w:tc>
+        <w:tc>
+          <w:tcPr>
+            <w:tcW w:w="1530" w:type="dxa"/>
+            <w:vAlign w:val="center"/>
+          </w:tcPr>
+          <w:p>
+            <w:pPr>
+              <w:tabs>
+                <w:tab w:val="left" w:pos="540"/>
+                <w:tab w:val="left" w:pos="720"/>
+              </w:tabs>
+              <w:jc w:val="center"/>
+              <w:rPr>
+                <w:rFonts w:ascii="Khmer OS Bokor" w:hAnsi="Khmer OS Bokor" w:cs="Khmer OS Bokor"/>
+                <w:sz w:val="16"/>
+                <w:szCs w:val="16"/>
+                <w:lang w:val="en-GB"/>
+              </w:rPr>
+            </w:pPr>
+            <w:r>
+              <w:rPr>
+                <w:rFonts w:ascii="Khmer OS Bokor" w:hAnsi="Khmer OS Bokor" w:cs="Khmer OS Bokor" w:hint="cs"/>
+                <w:sz w:val="16"/>
+                <w:szCs w:val="16"/>
+                <w:cs/>
+                <w:lang w:val="en-GB"/>
+              </w:rPr>
+              <w:t>ការធ្វើដំណើរ</w:t>
+            </w:r>
+          </w:p>
+        </w:tc>
+        <w:tc>
+          <w:tcPr>
+            <w:tcW w:w="2340" w:type="dxa"/>
+            <w:vAlign w:val="center"/>
+          </w:tcPr>
+          <w:p>
+            <w:pPr>
+              <w:tabs>
+                <w:tab w:val="left" w:pos="540"/>
+                <w:tab w:val="left" w:pos="720"/>
+              </w:tabs>
+              <w:jc w:val="center"/>
+              <w:rPr>
+                <w:rFonts w:ascii="Khmer OS Bokor" w:hAnsi="Khmer OS Bokor" w:cs="Khmer OS Bokor"/>
+                <w:sz w:val="16"/>
+                <w:szCs w:val="16"/>
+              </w:rPr>
+            </w:pPr>
+            <w:r>
+              <w:rPr>
+                <w:rFonts w:ascii="Khmer OS Bokor" w:hAnsi="Khmer OS Bokor" w:cs="Khmer OS Bokor"/>
+                <w:sz w:val="16"/>
+                <w:szCs w:val="16"/>
+                <w:cs/>
+                <w:lang w:val="en-GB"/>
+              </w:rPr>
+              <w:t>ថ្លៃសាំងម៉ូតូចុះទៅទីតាងស្រាវជ្រាវ នឹងមកសាលាប្រជុំ</w:t>
+            </w:r>
+          </w:p>
+        </w:tc>
+        <w:tc>
+          <w:tcPr>
+            <w:tcW w:w="810" w:type="dxa"/>
+            <w:vAlign w:val="center"/>
+          </w:tcPr>
+          <w:p>
+            <w:pPr>
+              <w:tabs>
+                <w:tab w:val="left" w:pos="540"/>
+                <w:tab w:val="left" w:pos="720"/>
+              </w:tabs>
+              <w:jc w:val="center"/>
+              <w:rPr>
+                <w:rFonts w:ascii="Khmer OS Bokor" w:hAnsi="Khmer OS Bokor" w:cs="Khmer OS Bokor"/>
+                <w:sz w:val="16"/>
+                <w:szCs w:val="16"/>
+                <w:lang w:val="en-GB"/>
+              </w:rPr>
+            </w:pPr>
+            <w:r>
+              <w:rPr>
+                <w:rFonts w:ascii="Khmer OS Bokor" w:hAnsi="Khmer OS Bokor" w:cs="Khmer OS Bokor" w:hint="cs"/>
+                <w:sz w:val="16"/>
+                <w:szCs w:val="16"/>
+                <w:cs/>
+                <w:lang w:val="en-GB"/>
+              </w:rPr>
+              <w:t>៣</w:t>
+            </w:r>
+          </w:p>
+        </w:tc>
+        <w:tc>
+          <w:tcPr>
+            <w:tcW w:w="810" w:type="dxa"/>
+            <w:vAlign w:val="center"/>
+          </w:tcPr>
+          <w:p>
+            <w:pPr>
+              <w:tabs>
+                <w:tab w:val="left" w:pos="540"/>
+                <w:tab w:val="left" w:pos="720"/>
+              </w:tabs>
+              <w:jc w:val="center"/>
+              <w:rPr>
+                <w:rFonts w:ascii="Khmer OS Bokor" w:hAnsi="Khmer OS Bokor" w:cs="Khmer OS Bokor"/>
+                <w:sz w:val="16"/>
+                <w:szCs w:val="16"/>
+                <w:lang w:val="en-GB"/>
+              </w:rPr>
+            </w:pPr>
+            <w:r>
+              <w:rPr>
+                <w:rFonts w:ascii="Khmer OS Bokor" w:hAnsi="Khmer OS Bokor" w:cs="Khmer OS Bokor" w:hint="cs"/>
+                <w:sz w:val="16"/>
+                <w:szCs w:val="16"/>
+                <w:cs/>
+                <w:lang w:val="en-GB"/>
+              </w:rPr>
+              <w:t>នាក់</w:t>
+            </w:r>
+          </w:p>
+        </w:tc>
+        <w:tc>
+          <w:tcPr>
+            <w:tcW w:w="1080" w:type="dxa"/>
+            <w:vAlign w:val="center"/>
+          </w:tcPr>
+          <w:p>
+            <w:pPr>
+              <w:tabs>
+                <w:tab w:val="left" w:pos="540"/>
+                <w:tab w:val="left" w:pos="720"/>
+              </w:tabs>
+              <w:jc w:val="center"/>
+              <w:rPr>
+                <w:rFonts w:ascii="Khmer OS Bokor" w:hAnsi="Khmer OS Bokor" w:cs="Khmer OS Bokor"/>
+                <w:sz w:val="16"/>
+                <w:szCs w:val="16"/>
+                <w:lang w:val="en-GB"/>
+              </w:rPr>
+            </w:pPr>
+            <w:r>
+              <w:rPr>
+                <w:rFonts w:ascii="Khmer OS Bokor" w:hAnsi="Khmer OS Bokor" w:cs="Khmer OS Bokor" w:hint="cs"/>
+                <w:sz w:val="16"/>
+                <w:szCs w:val="16"/>
+                <w:cs/>
+                <w:lang w:val="en-GB"/>
+              </w:rPr>
+              <w:t>២០</w:t>
+            </w:r>
+          </w:p>
+        </w:tc>
+        <w:tc>
+          <w:tcPr>
+            <w:tcW w:w="986" w:type="dxa"/>
+            <w:vAlign w:val="center"/>
+          </w:tcPr>
+          <w:p>
+            <w:pPr>
+              <w:tabs>
+                <w:tab w:val="left" w:pos="540"/>
+                <w:tab w:val="left" w:pos="720"/>
+              </w:tabs>
+              <w:jc w:val="center"/>
+              <w:rPr>
+                <w:rFonts w:ascii="Khmer OS Bokor" w:hAnsi="Khmer OS Bokor" w:cs="Khmer OS Bokor"/>
+                <w:sz w:val="16"/>
+                <w:szCs w:val="16"/>
+                <w:lang w:val="en-GB"/>
+              </w:rPr>
+            </w:pPr>
+            <w:r>
+              <w:rPr>
+                <w:rFonts w:ascii="Khmer OS Bokor" w:hAnsi="Khmer OS Bokor" w:cs="Khmer OS Bokor" w:hint="cs"/>
+                <w:sz w:val="16"/>
+                <w:szCs w:val="16"/>
+                <w:cs/>
+                <w:lang w:val="en-GB"/>
+              </w:rPr>
+              <w:t>៦</w:t>
+            </w:r>
+          </w:p>
+        </w:tc>
+        <w:tc>
+          <w:tcPr>
+            <w:tcW w:w="1169" w:type="dxa"/>
+            <w:vAlign w:val="center"/>
+          </w:tcPr>
+          <w:p>
+            <w:pPr>
+              <w:tabs>
+                <w:tab w:val="left" w:pos="540"/>
+                <w:tab w:val="left" w:pos="720"/>
+              </w:tabs>
+              <w:jc w:val="center"/>
+              <w:rPr>
+                <w:rFonts w:ascii="Khmer OS Bokor" w:hAnsi="Khmer OS Bokor" w:cs="Khmer OS Bokor"/>
+                <w:sz w:val="16"/>
+                <w:szCs w:val="16"/>
+                <w:lang w:val="en-GB"/>
+              </w:rPr>
+            </w:pPr>
+            <w:r>
+              <w:rPr>
+                <w:rFonts w:ascii="Khmer OS Bokor" w:hAnsi="Khmer OS Bokor" w:cs="Khmer OS Bokor" w:hint="cs"/>
+                <w:sz w:val="16"/>
+                <w:szCs w:val="16"/>
+                <w:cs/>
+                <w:lang w:val="en-GB"/>
+              </w:rPr>
+              <w:t>៣៦០</w:t>
+            </w:r>
+          </w:p>
+        </w:tc>
+      </w:tr>
+      <w:tr>
+        <w:trPr>
+          <w:jc w:val="center"/>
+        </w:trPr>
+        <w:tc>
+          <w:tcPr>
+            <w:tcW w:w="625" w:type="dxa"/>
+            <w:vAlign w:val="center"/>
+          </w:tcPr>
+          <w:p>
+            <w:pPr>
+              <w:tabs>
+                <w:tab w:val="left" w:pos="540"/>
+                <w:tab w:val="left" w:pos="720"/>
+              </w:tabs>
+              <w:jc w:val="center"/>
+              <w:rPr>
+                <w:rFonts w:ascii="Khmer OS Bokor" w:hAnsi="Khmer OS Bokor" w:cs="Khmer OS Bokor"/>
+                <w:sz w:val="16"/>
+                <w:szCs w:val="16"/>
+                <w:lang w:val="en-GB"/>
+              </w:rPr>
+            </w:pPr>
+            <w:r>
+              <w:rPr>
+                <w:rFonts w:ascii="Khmer OS Bokor" w:hAnsi="Khmer OS Bokor" w:cs="Khmer OS Bokor"/>
+                <w:sz w:val="16"/>
+                <w:szCs w:val="16"/>
+                <w:cs/>
+                <w:lang w:val="en-GB"/>
+              </w:rPr>
+              <w:t>៥</w:t>
+            </w:r>
+          </w:p>
+        </w:tc>
+        <w:tc>
+          <w:tcPr>
+            <w:tcW w:w="1530" w:type="dxa"/>
+            <w:vAlign w:val="center"/>
+          </w:tcPr>
+          <w:p>
+            <w:pPr>
+              <w:tabs>
+                <w:tab w:val="left" w:pos="540"/>
+                <w:tab w:val="left" w:pos="720"/>
+              </w:tabs>
+              <w:jc w:val="center"/>
+              <w:rPr>
+                <w:rFonts w:ascii="Khmer OS Bokor" w:hAnsi="Khmer OS Bokor" w:cs="Khmer OS Bokor"/>
+                <w:sz w:val="16"/>
+                <w:szCs w:val="16"/>
+                <w:lang w:val="en-GB"/>
+              </w:rPr>
+            </w:pPr>
+            <w:r>
+              <w:rPr>
+                <w:rFonts w:ascii="Khmer OS Bokor" w:hAnsi="Khmer OS Bokor" w:cs="Khmer OS Bokor" w:hint="cs"/>
+                <w:sz w:val="16"/>
+                <w:szCs w:val="16"/>
+                <w:cs/>
+                <w:lang w:val="en-GB"/>
+              </w:rPr>
+              <w:t>ការដាក់ពាក្យ</w:t>
+            </w:r>
+          </w:p>
+        </w:tc>
+        <w:tc>
+          <w:tcPr>
+            <w:tcW w:w="2340" w:type="dxa"/>
+            <w:vAlign w:val="center"/>
+          </w:tcPr>
+          <w:p>
+            <w:pPr>
+              <w:tabs>
+                <w:tab w:val="left" w:pos="540"/>
+                <w:tab w:val="left" w:pos="720"/>
+              </w:tabs>
+              <w:jc w:val="center"/>
+              <w:rPr>
+                <w:rFonts w:ascii="Khmer OS Bokor" w:hAnsi="Khmer OS Bokor" w:cs="Khmer OS Bokor"/>
+                <w:sz w:val="16"/>
+                <w:szCs w:val="16"/>
+              </w:rPr>
+            </w:pPr>
+            <w:r>
+              <w:rPr>
+                <w:rFonts w:ascii="Khmer OS Bokor" w:hAnsi="Khmer OS Bokor" w:cs="Khmer OS Bokor"/>
+                <w:sz w:val="16"/>
+                <w:szCs w:val="16"/>
+                <w:cs/>
+                <w:lang w:val="en-GB"/>
+              </w:rPr>
+              <w:t>ថ្លៃដាក់ពាក្យសុំសរសេរសាណាបទ នឹងគ្រូដឹកនាំ</w:t>
+            </w:r>
+          </w:p>
+        </w:tc>
+        <w:tc>
+          <w:tcPr>
+            <w:tcW w:w="810" w:type="dxa"/>
+            <w:vAlign w:val="center"/>
+          </w:tcPr>
+          <w:p>
+            <w:pPr>
+              <w:tabs>
+                <w:tab w:val="left" w:pos="540"/>
+                <w:tab w:val="left" w:pos="720"/>
+              </w:tabs>
+              <w:jc w:val="center"/>
+              <w:rPr>
+                <w:rFonts w:ascii="Khmer OS Bokor" w:hAnsi="Khmer OS Bokor" w:cs="Khmer OS Bokor"/>
+                <w:sz w:val="16"/>
+                <w:szCs w:val="16"/>
+                <w:lang w:val="en-GB"/>
+              </w:rPr>
+            </w:pPr>
+            <w:r>
+              <w:rPr>
+                <w:rFonts w:ascii="Khmer OS Bokor" w:hAnsi="Khmer OS Bokor" w:cs="Khmer OS Bokor" w:hint="cs"/>
+                <w:sz w:val="16"/>
+                <w:szCs w:val="16"/>
+                <w:cs/>
+                <w:lang w:val="en-GB"/>
+              </w:rPr>
+              <w:t>៣</w:t>
+            </w:r>
+          </w:p>
+        </w:tc>
+        <w:tc>
+          <w:tcPr>
+            <w:tcW w:w="810" w:type="dxa"/>
+            <w:vAlign w:val="center"/>
+          </w:tcPr>
+          <w:p>
+            <w:pPr>
+              <w:tabs>
+                <w:tab w:val="left" w:pos="540"/>
+                <w:tab w:val="left" w:pos="720"/>
+              </w:tabs>
+              <w:jc w:val="center"/>
+              <w:rPr>
+                <w:rFonts w:ascii="Khmer OS Bokor" w:hAnsi="Khmer OS Bokor" w:cs="Khmer OS Bokor"/>
+                <w:sz w:val="16"/>
+                <w:szCs w:val="16"/>
+                <w:lang w:val="en-GB"/>
+              </w:rPr>
+            </w:pPr>
+            <w:r>
+              <w:rPr>
+                <w:rFonts w:ascii="Khmer OS Bokor" w:hAnsi="Khmer OS Bokor" w:cs="Khmer OS Bokor" w:hint="cs"/>
+                <w:sz w:val="16"/>
+                <w:szCs w:val="16"/>
+                <w:cs/>
+                <w:lang w:val="en-GB"/>
+              </w:rPr>
+              <w:t>នាក់</w:t>
+            </w:r>
+          </w:p>
+        </w:tc>
+        <w:tc>
+          <w:tcPr>
+            <w:tcW w:w="1080" w:type="dxa"/>
+            <w:vAlign w:val="center"/>
+          </w:tcPr>
+          <w:p>
+            <w:pPr>
+              <w:tabs>
+                <w:tab w:val="left" w:pos="540"/>
+                <w:tab w:val="left" w:pos="720"/>
+              </w:tabs>
+              <w:jc w:val="center"/>
+              <w:rPr>
+                <w:rFonts w:ascii="Khmer OS Bokor" w:hAnsi="Khmer OS Bokor" w:cs="Khmer OS Bokor"/>
+                <w:sz w:val="16"/>
+                <w:szCs w:val="16"/>
+                <w:lang w:val="en-GB"/>
+              </w:rPr>
+            </w:pPr>
+            <w:r>
+              <w:rPr>
+                <w:rFonts w:ascii="Khmer OS Bokor" w:hAnsi="Khmer OS Bokor" w:cs="Khmer OS Bokor" w:hint="cs"/>
+                <w:sz w:val="16"/>
+                <w:szCs w:val="16"/>
+                <w:cs/>
+                <w:lang w:val="en-GB"/>
+              </w:rPr>
+              <w:t>៣៥</w:t>
+            </w:r>
+          </w:p>
+        </w:tc>
+        <w:tc>
+          <w:tcPr>
+            <w:tcW w:w="986" w:type="dxa"/>
+            <w:vAlign w:val="center"/>
+          </w:tcPr>
+          <w:p>
+            <w:pPr>
+              <w:tabs>
+                <w:tab w:val="left" w:pos="540"/>
+                <w:tab w:val="left" w:pos="720"/>
+              </w:tabs>
+              <w:jc w:val="center"/>
+              <w:rPr>
+                <w:rFonts w:ascii="Khmer OS Bokor" w:hAnsi="Khmer OS Bokor" w:cs="Khmer OS Bokor"/>
+                <w:sz w:val="16"/>
+                <w:szCs w:val="16"/>
+                <w:lang w:val="en-GB"/>
+              </w:rPr>
+            </w:pPr>
+            <w:r>
+              <w:rPr>
+                <w:rFonts w:ascii="Khmer OS Bokor" w:hAnsi="Khmer OS Bokor" w:cs="Khmer OS Bokor" w:hint="cs"/>
+                <w:sz w:val="16"/>
+                <w:szCs w:val="16"/>
+                <w:cs/>
+                <w:lang w:val="en-GB"/>
+              </w:rPr>
+              <w:t>១</w:t>
+            </w:r>
+          </w:p>
+        </w:tc>
+        <w:tc>
+          <w:tcPr>
+            <w:tcW w:w="1169" w:type="dxa"/>
+            <w:vAlign w:val="center"/>
+          </w:tcPr>
+          <w:p>
+            <w:pPr>
+              <w:tabs>
+                <w:tab w:val="left" w:pos="540"/>
+                <w:tab w:val="left" w:pos="720"/>
+              </w:tabs>
+              <w:jc w:val="center"/>
+              <w:rPr>
+                <w:rFonts w:ascii="Khmer OS Bokor" w:hAnsi="Khmer OS Bokor" w:cs="Khmer OS Bokor"/>
+                <w:sz w:val="16"/>
+                <w:szCs w:val="16"/>
+                <w:lang w:val="en-GB"/>
+              </w:rPr>
+            </w:pPr>
+            <w:r>
+              <w:rPr>
+                <w:rFonts w:ascii="Khmer OS Bokor" w:hAnsi="Khmer OS Bokor" w:cs="Khmer OS Bokor" w:hint="cs"/>
+                <w:sz w:val="16"/>
+                <w:szCs w:val="16"/>
+                <w:cs/>
+                <w:lang w:val="en-GB"/>
+              </w:rPr>
+              <w:t>១២៧</w:t>
+            </w:r>
+          </w:p>
+        </w:tc>
+      </w:tr>
+      <w:tr>
+        <w:trPr>
+          <w:jc w:val="center"/>
+        </w:trPr>
+        <w:tc>
+          <w:tcPr>
+            <w:tcW w:w="625" w:type="dxa"/>
+            <w:vAlign w:val="center"/>
+          </w:tcPr>
+          <w:p>
+            <w:pPr>
+              <w:tabs>
+                <w:tab w:val="left" w:pos="540"/>
+                <w:tab w:val="left" w:pos="720"/>
+              </w:tabs>
+              <w:jc w:val="center"/>
+              <w:rPr>
+                <w:rFonts w:ascii="Khmer OS Bokor" w:hAnsi="Khmer OS Bokor" w:cs="Khmer OS Bokor"/>
+                <w:sz w:val="16"/>
+                <w:szCs w:val="16"/>
+                <w:lang w:val="en-GB"/>
+              </w:rPr>
+            </w:pPr>
+            <w:r>
+              <w:rPr>
+                <w:rFonts w:ascii="Khmer OS Bokor" w:hAnsi="Khmer OS Bokor" w:cs="Khmer OS Bokor"/>
+                <w:sz w:val="16"/>
+                <w:szCs w:val="16"/>
+                <w:cs/>
+                <w:lang w:val="en-GB"/>
+              </w:rPr>
+              <w:t>៦</w:t>
+            </w:r>
+          </w:p>
+        </w:tc>
+        <w:tc>
+          <w:tcPr>
+            <w:tcW w:w="1530" w:type="dxa"/>
+            <w:vAlign w:val="center"/>
+          </w:tcPr>
+          <w:p>
+            <w:pPr>
+              <w:tabs>
+                <w:tab w:val="left" w:pos="540"/>
+                <w:tab w:val="left" w:pos="720"/>
+              </w:tabs>
+              <w:jc w:val="center"/>
+              <w:rPr>
+                <w:rFonts w:ascii="Khmer OS Bokor" w:hAnsi="Khmer OS Bokor" w:cs="Khmer OS Bokor"/>
+                <w:sz w:val="16"/>
+                <w:szCs w:val="16"/>
+                <w:lang w:val="en-GB"/>
+              </w:rPr>
+            </w:pPr>
+            <w:r>
+              <w:rPr>
+                <w:rFonts w:ascii="Khmer OS Bokor" w:hAnsi="Khmer OS Bokor" w:cs="Khmer OS Bokor" w:hint="cs"/>
+                <w:sz w:val="16"/>
+                <w:szCs w:val="16"/>
+                <w:cs/>
+                <w:lang w:val="en-GB"/>
+              </w:rPr>
+              <w:t>ភេសជ្ជៈ និងអាហារ</w:t>
+            </w:r>
+          </w:p>
+        </w:tc>
+        <w:tc>
+          <w:tcPr>
+            <w:tcW w:w="2340" w:type="dxa"/>
+            <w:vAlign w:val="center"/>
+          </w:tcPr>
+          <w:p>
+            <w:pPr>
+              <w:tabs>
+                <w:tab w:val="left" w:pos="540"/>
+                <w:tab w:val="left" w:pos="720"/>
+              </w:tabs>
+              <w:jc w:val="center"/>
+              <w:rPr>
+                <w:rFonts w:ascii="Khmer OS Bokor" w:hAnsi="Khmer OS Bokor" w:cs="Khmer OS Bokor"/>
+                <w:sz w:val="16"/>
+                <w:szCs w:val="16"/>
+              </w:rPr>
+            </w:pPr>
+            <w:r>
+              <w:rPr>
+                <w:rFonts w:ascii="Khmer OS Bokor" w:hAnsi="Khmer OS Bokor" w:cs="Khmer OS Bokor"/>
+                <w:sz w:val="16"/>
+                <w:szCs w:val="16"/>
+                <w:cs/>
+                <w:lang w:val="en-GB"/>
+              </w:rPr>
+              <w:t>សម្រាប់ជួយដល់ស្មារតី</w:t>
+            </w:r>
+          </w:p>
+        </w:tc>
+        <w:tc>
+          <w:tcPr>
+            <w:tcW w:w="810" w:type="dxa"/>
+            <w:vAlign w:val="center"/>
+          </w:tcPr>
+          <w:p>
+            <w:pPr>
+              <w:tabs>
+                <w:tab w:val="left" w:pos="540"/>
+                <w:tab w:val="left" w:pos="720"/>
+              </w:tabs>
+              <w:jc w:val="center"/>
+              <w:rPr>
+                <w:rFonts w:ascii="Khmer OS Bokor" w:hAnsi="Khmer OS Bokor" w:cs="Khmer OS Bokor"/>
+                <w:sz w:val="16"/>
+                <w:szCs w:val="16"/>
+                <w:lang w:val="en-GB"/>
+              </w:rPr>
+            </w:pPr>
+            <w:r>
+              <w:rPr>
+                <w:rFonts w:ascii="Khmer OS Bokor" w:hAnsi="Khmer OS Bokor" w:cs="Khmer OS Bokor" w:hint="cs"/>
+                <w:sz w:val="16"/>
+                <w:szCs w:val="16"/>
+                <w:cs/>
+                <w:lang w:val="en-GB"/>
+              </w:rPr>
+              <w:t>៣</w:t>
+            </w:r>
+          </w:p>
+        </w:tc>
+        <w:tc>
+          <w:tcPr>
+            <w:tcW w:w="810" w:type="dxa"/>
+            <w:vAlign w:val="center"/>
+          </w:tcPr>
+          <w:p>
+            <w:pPr>
+              <w:tabs>
+                <w:tab w:val="left" w:pos="540"/>
+                <w:tab w:val="left" w:pos="720"/>
+              </w:tabs>
+              <w:jc w:val="center"/>
+              <w:rPr>
+                <w:rFonts w:ascii="Khmer OS Bokor" w:hAnsi="Khmer OS Bokor" w:cs="Khmer OS Bokor"/>
+                <w:sz w:val="16"/>
+                <w:szCs w:val="16"/>
+                <w:lang w:val="en-GB"/>
+              </w:rPr>
+            </w:pPr>
+            <w:r>
+              <w:rPr>
+                <w:rFonts w:ascii="Khmer OS Bokor" w:hAnsi="Khmer OS Bokor" w:cs="Khmer OS Bokor" w:hint="cs"/>
+                <w:sz w:val="16"/>
+                <w:szCs w:val="16"/>
+                <w:cs/>
+                <w:lang w:val="en-GB"/>
+              </w:rPr>
+              <w:t>នាក់</w:t>
+            </w:r>
+          </w:p>
+        </w:tc>
+        <w:tc>
+          <w:tcPr>
+            <w:tcW w:w="1080" w:type="dxa"/>
+            <w:vAlign w:val="center"/>
+          </w:tcPr>
+          <w:p>
+            <w:pPr>
+              <w:tabs>
+                <w:tab w:val="left" w:pos="540"/>
+                <w:tab w:val="left" w:pos="720"/>
+              </w:tabs>
+              <w:jc w:val="center"/>
+              <w:rPr>
+                <w:rFonts w:ascii="Khmer OS Bokor" w:hAnsi="Khmer OS Bokor" w:cs="Khmer OS Bokor"/>
+                <w:sz w:val="16"/>
+                <w:szCs w:val="16"/>
+                <w:lang w:val="en-GB"/>
+              </w:rPr>
+            </w:pPr>
+            <w:r>
+              <w:rPr>
+                <w:rFonts w:ascii="Khmer OS Bokor" w:hAnsi="Khmer OS Bokor" w:cs="Khmer OS Bokor" w:hint="cs"/>
+                <w:sz w:val="16"/>
+                <w:szCs w:val="16"/>
+                <w:cs/>
+                <w:lang w:val="en-GB"/>
+              </w:rPr>
+              <w:t>២៥</w:t>
+            </w:r>
+          </w:p>
+        </w:tc>
+        <w:tc>
+          <w:tcPr>
+            <w:tcW w:w="986" w:type="dxa"/>
+            <w:vAlign w:val="center"/>
+          </w:tcPr>
+          <w:p>
+            <w:pPr>
+              <w:tabs>
+                <w:tab w:val="left" w:pos="540"/>
+                <w:tab w:val="left" w:pos="720"/>
+              </w:tabs>
+              <w:jc w:val="center"/>
+              <w:rPr>
+                <w:rFonts w:ascii="Khmer OS Bokor" w:hAnsi="Khmer OS Bokor" w:cs="Khmer OS Bokor"/>
+                <w:sz w:val="16"/>
+                <w:szCs w:val="16"/>
+                <w:lang w:val="en-GB"/>
+              </w:rPr>
+            </w:pPr>
+            <w:r>
+              <w:rPr>
+                <w:rFonts w:ascii="Khmer OS Bokor" w:hAnsi="Khmer OS Bokor" w:cs="Khmer OS Bokor" w:hint="cs"/>
+                <w:sz w:val="16"/>
+                <w:szCs w:val="16"/>
+                <w:cs/>
+                <w:lang w:val="en-GB"/>
+              </w:rPr>
+              <w:t>៦</w:t>
+            </w:r>
+          </w:p>
+        </w:tc>
+        <w:tc>
+          <w:tcPr>
+            <w:tcW w:w="1169" w:type="dxa"/>
+            <w:vAlign w:val="center"/>
+          </w:tcPr>
+          <w:p>
+            <w:pPr>
+              <w:tabs>
+                <w:tab w:val="left" w:pos="540"/>
+                <w:tab w:val="left" w:pos="720"/>
+              </w:tabs>
+              <w:jc w:val="center"/>
+              <w:rPr>
+                <w:rFonts w:ascii="Khmer OS Bokor" w:hAnsi="Khmer OS Bokor" w:cs="Khmer OS Bokor"/>
+                <w:sz w:val="16"/>
+                <w:szCs w:val="16"/>
+                <w:lang w:val="en-GB"/>
+              </w:rPr>
+            </w:pPr>
+            <w:r>
+              <w:rPr>
+                <w:rFonts w:ascii="Khmer OS Bokor" w:hAnsi="Khmer OS Bokor" w:cs="Khmer OS Bokor" w:hint="cs"/>
+                <w:sz w:val="16"/>
+                <w:szCs w:val="16"/>
+                <w:cs/>
+                <w:lang w:val="en-GB"/>
+              </w:rPr>
+              <w:t>៤៥០</w:t>
+            </w:r>
+          </w:p>
+        </w:tc>
+      </w:tr>
+      <w:tr>
+        <w:trPr>
+          <w:jc w:val="center"/>
+        </w:trPr>
+        <w:tc>
+          <w:tcPr>
+            <w:tcW w:w="625" w:type="dxa"/>
+            <w:vAlign w:val="center"/>
+          </w:tcPr>
+          <w:p>
+            <w:pPr>
+              <w:tabs>
+                <w:tab w:val="left" w:pos="540"/>
+                <w:tab w:val="left" w:pos="720"/>
+              </w:tabs>
+              <w:jc w:val="center"/>
+              <w:rPr>
+                <w:rFonts w:ascii="Khmer OS Bokor" w:hAnsi="Khmer OS Bokor" w:cs="Khmer OS Bokor"/>
+                <w:sz w:val="16"/>
+                <w:szCs w:val="16"/>
+                <w:lang w:val="en-GB"/>
+              </w:rPr>
+            </w:pPr>
+            <w:r>
+              <w:rPr>
+                <w:rFonts w:ascii="Khmer OS Bokor" w:hAnsi="Khmer OS Bokor" w:cs="Khmer OS Bokor"/>
+                <w:sz w:val="16"/>
+                <w:szCs w:val="16"/>
+                <w:cs/>
+                <w:lang w:val="en-GB"/>
+              </w:rPr>
+              <w:t>៧</w:t>
+            </w:r>
+          </w:p>
+        </w:tc>
+        <w:tc>
+          <w:tcPr>
+            <w:tcW w:w="1530" w:type="dxa"/>
+            <w:vAlign w:val="center"/>
+          </w:tcPr>
+          <w:p>
+            <w:pPr>
+              <w:tabs>
+                <w:tab w:val="left" w:pos="540"/>
+                <w:tab w:val="left" w:pos="720"/>
+              </w:tabs>
+              <w:jc w:val="center"/>
+              <w:rPr>
+                <w:rFonts w:ascii="Khmer OS Bokor" w:hAnsi="Khmer OS Bokor" w:cs="Khmer OS Bokor"/>
+                <w:sz w:val="16"/>
+                <w:szCs w:val="16"/>
+                <w:lang w:val="en-GB"/>
+              </w:rPr>
+            </w:pPr>
+            <w:r>
+              <w:rPr>
+                <w:rFonts w:ascii="Khmer OS Bokor" w:hAnsi="Khmer OS Bokor" w:cs="Khmer OS Bokor" w:hint="cs"/>
+                <w:sz w:val="16"/>
+                <w:szCs w:val="16"/>
+                <w:cs/>
+                <w:lang w:val="en-GB"/>
+              </w:rPr>
+              <w:t>ផ្សេងៗ</w:t>
+            </w:r>
+          </w:p>
+        </w:tc>
+        <w:tc>
+          <w:tcPr>
+            <w:tcW w:w="2340" w:type="dxa"/>
+            <w:vAlign w:val="center"/>
+          </w:tcPr>
+          <w:p>
+            <w:pPr>
+              <w:tabs>
+                <w:tab w:val="left" w:pos="540"/>
+                <w:tab w:val="left" w:pos="720"/>
+              </w:tabs>
+              <w:jc w:val="center"/>
+              <w:rPr>
+                <w:rFonts w:ascii="Khmer OS Bokor" w:hAnsi="Khmer OS Bokor" w:cs="Khmer OS Bokor"/>
+                <w:sz w:val="16"/>
+                <w:szCs w:val="16"/>
+              </w:rPr>
+            </w:pPr>
+            <w:r>
+              <w:rPr>
+                <w:rFonts w:ascii="Khmer OS Bokor" w:hAnsi="Khmer OS Bokor" w:cs="Khmer OS Bokor"/>
+                <w:sz w:val="16"/>
+                <w:szCs w:val="16"/>
+                <w:cs/>
+                <w:lang w:val="en-GB"/>
+              </w:rPr>
+              <w:t>ចំណាយផ្សេងៗ</w:t>
+            </w:r>
+          </w:p>
+        </w:tc>
+        <w:tc>
+          <w:tcPr>
+            <w:tcW w:w="810" w:type="dxa"/>
+            <w:vAlign w:val="center"/>
+          </w:tcPr>
+          <w:p>
+            <w:pPr>
+              <w:tabs>
+                <w:tab w:val="left" w:pos="540"/>
+                <w:tab w:val="left" w:pos="720"/>
+              </w:tabs>
+              <w:jc w:val="center"/>
+              <w:rPr>
+                <w:rFonts w:ascii="Khmer OS Bokor" w:hAnsi="Khmer OS Bokor" w:cs="Khmer OS Bokor"/>
+                <w:sz w:val="16"/>
+                <w:szCs w:val="16"/>
+                <w:lang w:val="en-GB"/>
+              </w:rPr>
+            </w:pPr>
+            <w:r>
+              <w:rPr>
+                <w:rFonts w:ascii="Khmer OS Bokor" w:hAnsi="Khmer OS Bokor" w:cs="Khmer OS Bokor" w:hint="cs"/>
+                <w:sz w:val="16"/>
+                <w:szCs w:val="16"/>
+                <w:cs/>
+                <w:lang w:val="en-GB"/>
+              </w:rPr>
+              <w:t>៣</w:t>
+            </w:r>
+          </w:p>
+        </w:tc>
+        <w:tc>
+          <w:tcPr>
+            <w:tcW w:w="810" w:type="dxa"/>
+            <w:vAlign w:val="center"/>
+          </w:tcPr>
+          <w:p>
+            <w:pPr>
+              <w:tabs>
+                <w:tab w:val="left" w:pos="540"/>
+                <w:tab w:val="left" w:pos="720"/>
+              </w:tabs>
+              <w:jc w:val="center"/>
+              <w:rPr>
+                <w:rFonts w:ascii="Khmer OS Bokor" w:hAnsi="Khmer OS Bokor" w:cs="Khmer OS Bokor"/>
+                <w:sz w:val="16"/>
+                <w:szCs w:val="16"/>
+                <w:lang w:val="en-GB"/>
+              </w:rPr>
+            </w:pPr>
+            <w:r>
+              <w:rPr>
+                <w:rFonts w:ascii="Khmer OS Bokor" w:hAnsi="Khmer OS Bokor" w:cs="Khmer OS Bokor" w:hint="cs"/>
+                <w:sz w:val="16"/>
+                <w:szCs w:val="16"/>
+                <w:cs/>
+                <w:lang w:val="en-GB"/>
+              </w:rPr>
+              <w:t>នាក់</w:t>
+            </w:r>
+          </w:p>
+        </w:tc>
+        <w:tc>
+          <w:tcPr>
+            <w:tcW w:w="1080" w:type="dxa"/>
+            <w:vAlign w:val="center"/>
+          </w:tcPr>
+          <w:p>
+            <w:pPr>
+              <w:tabs>
+                <w:tab w:val="left" w:pos="540"/>
+                <w:tab w:val="left" w:pos="720"/>
+              </w:tabs>
+              <w:jc w:val="center"/>
+              <w:rPr>
+                <w:rFonts w:ascii="Khmer OS Bokor" w:hAnsi="Khmer OS Bokor" w:cs="Khmer OS Bokor"/>
+                <w:sz w:val="16"/>
+                <w:szCs w:val="16"/>
+                <w:lang w:val="en-GB"/>
+              </w:rPr>
+            </w:pPr>
+            <w:r>
+              <w:rPr>
+                <w:rFonts w:ascii="Khmer OS Bokor" w:hAnsi="Khmer OS Bokor" w:cs="Khmer OS Bokor" w:hint="cs"/>
+                <w:sz w:val="16"/>
+                <w:szCs w:val="16"/>
+                <w:cs/>
+                <w:lang w:val="en-GB"/>
+              </w:rPr>
+              <w:t>១០</w:t>
+            </w:r>
+          </w:p>
+        </w:tc>
+        <w:tc>
+          <w:tcPr>
+            <w:tcW w:w="986" w:type="dxa"/>
+            <w:vAlign w:val="center"/>
+          </w:tcPr>
+          <w:p>
+            <w:pPr>
+              <w:tabs>
+                <w:tab w:val="left" w:pos="540"/>
+                <w:tab w:val="left" w:pos="720"/>
+              </w:tabs>
+              <w:jc w:val="center"/>
+              <w:rPr>
+                <w:rFonts w:ascii="Khmer OS Bokor" w:hAnsi="Khmer OS Bokor" w:cs="Khmer OS Bokor"/>
+                <w:sz w:val="16"/>
+                <w:szCs w:val="16"/>
+                <w:lang w:val="en-GB"/>
+              </w:rPr>
+            </w:pPr>
+            <w:r>
+              <w:rPr>
+                <w:rFonts w:ascii="Khmer OS Bokor" w:hAnsi="Khmer OS Bokor" w:cs="Khmer OS Bokor" w:hint="cs"/>
+                <w:sz w:val="16"/>
+                <w:szCs w:val="16"/>
+                <w:cs/>
+                <w:lang w:val="en-GB"/>
+              </w:rPr>
+              <w:t>៦</w:t>
+            </w:r>
+          </w:p>
+        </w:tc>
+        <w:tc>
+          <w:tcPr>
+            <w:tcW w:w="1169" w:type="dxa"/>
+            <w:vAlign w:val="center"/>
+          </w:tcPr>
+          <w:p>
+            <w:pPr>
+              <w:tabs>
+                <w:tab w:val="left" w:pos="540"/>
+                <w:tab w:val="left" w:pos="720"/>
+              </w:tabs>
+              <w:jc w:val="center"/>
+              <w:rPr>
+                <w:rFonts w:ascii="Khmer OS Bokor" w:hAnsi="Khmer OS Bokor" w:cs="Khmer OS Bokor"/>
+                <w:sz w:val="16"/>
+                <w:szCs w:val="16"/>
+                <w:lang w:val="en-GB"/>
+              </w:rPr>
+            </w:pPr>
+            <w:r>
+              <w:rPr>
+                <w:rFonts w:ascii="Khmer OS Bokor" w:hAnsi="Khmer OS Bokor" w:cs="Khmer OS Bokor" w:hint="cs"/>
+                <w:sz w:val="16"/>
+                <w:szCs w:val="16"/>
+                <w:cs/>
+                <w:lang w:val="en-GB"/>
+              </w:rPr>
+              <w:t>១៨០</w:t>
+            </w:r>
+          </w:p>
+        </w:tc>
+      </w:tr>
+      <w:tr>
+        <w:trPr>
+          <w:jc w:val="center"/>
+        </w:trPr>
+        <w:tc>
+          <w:tcPr>
+            <w:tcW w:w="8181" w:type="dxa"/>
+            <w:gridSpan w:val="7"/>
+            <w:vAlign w:val="center"/>
+          </w:tcPr>
+          <w:p>
+            <w:pPr>
+              <w:tabs>
+                <w:tab w:val="left" w:pos="540"/>
+                <w:tab w:val="left" w:pos="720"/>
+              </w:tabs>
+              <w:jc w:val="center"/>
+              <w:rPr>
+                <w:rFonts w:ascii="Khmer OS Bokor" w:hAnsi="Khmer OS Bokor" w:cs="Khmer OS Bokor"/>
+                <w:sz w:val="16"/>
+                <w:szCs w:val="16"/>
+                <w:lang w:val="en-GB"/>
+              </w:rPr>
+            </w:pPr>
+            <w:r>
+              <w:rPr>
+                <w:rFonts w:ascii="Khmer OS Bokor" w:hAnsi="Khmer OS Bokor" w:cs="Khmer OS Bokor"/>
+                <w:sz w:val="16"/>
+                <w:szCs w:val="16"/>
+                <w:cs/>
+                <w:lang w:val="en-GB"/>
+              </w:rPr>
+              <w:t>ស</w:t>
+            </w:r>
+            <w:r>
+              <w:rPr>
+                <w:rFonts w:ascii="Khmer OS Bokor" w:hAnsi="Khmer OS Bokor" w:cs="Khmer OS Bokor" w:hint="cs"/>
+                <w:sz w:val="16"/>
+                <w:szCs w:val="16"/>
+                <w:cs/>
+                <w:lang w:val="en-GB"/>
+              </w:rPr>
+              <w:t>រុប</w:t>
+            </w:r>
+          </w:p>
+        </w:tc>
+        <w:tc>
+          <w:tcPr>
+            <w:tcW w:w="1169" w:type="dxa"/>
+            <w:vAlign w:val="center"/>
+          </w:tcPr>
+          <w:p>
+            <w:pPr>
+              <w:tabs>
+                <w:tab w:val="left" w:pos="540"/>
+                <w:tab w:val="left" w:pos="720"/>
+              </w:tabs>
+              <w:jc w:val="center"/>
+              <w:rPr>
+                <w:rFonts w:ascii="Khmer OS Bokor" w:hAnsi="Khmer OS Bokor" w:cs="Khmer OS Bokor"/>
+                <w:sz w:val="16"/>
+                <w:szCs w:val="16"/>
+                <w:lang w:val="en-GB"/>
+              </w:rPr>
+            </w:pPr>
+            <w:r>
+              <w:rPr>
+                <w:rFonts w:ascii="Khmer OS Bokor" w:hAnsi="Khmer OS Bokor" w:cs="Khmer OS Bokor" w:hint="cs"/>
+                <w:sz w:val="16"/>
+                <w:szCs w:val="16"/>
+                <w:cs/>
+                <w:lang w:val="en-GB"/>
+              </w:rPr>
+              <w:t>១៨៨២</w:t>
+            </w:r>
+          </w:p>
+        </w:tc>
+      </w:tr>
+    </w:tbl>
     <w:p>
       <w:pPr>
         <w:tabs>
@@ -12435,7 +15633,83 @@
         </w:tabs>
         <w:jc w:val="both"/>
         <w:rPr>
-          <w:rFonts w:ascii="Khmer OS Bokor" w:hAnsi="Khmer OS Bokor" w:cs="Khmer OS Bokor" w:hint="cs"/>
+          <w:rFonts w:ascii="Khmer OS Battambang" w:hAnsi="Khmer OS Battambang" w:cs="Khmer OS Battambang"/>
+          <w:sz w:val="24"/>
+          <w:szCs w:val="24"/>
+        </w:rPr>
+      </w:pPr>
+    </w:p>
+    <w:p>
+      <w:pPr>
+        <w:tabs>
+          <w:tab w:val="left" w:pos="540"/>
+          <w:tab w:val="left" w:pos="720"/>
+        </w:tabs>
+        <w:jc w:val="both"/>
+        <w:rPr>
+          <w:rFonts w:ascii="Khmer OS Battambang" w:hAnsi="Khmer OS Battambang" w:cs="Khmer OS Battambang"/>
+          <w:sz w:val="24"/>
+          <w:szCs w:val="24"/>
+        </w:rPr>
+      </w:pPr>
+    </w:p>
+    <w:p>
+      <w:pPr>
+        <w:tabs>
+          <w:tab w:val="left" w:pos="540"/>
+          <w:tab w:val="left" w:pos="720"/>
+        </w:tabs>
+        <w:jc w:val="both"/>
+        <w:rPr>
+          <w:rFonts w:ascii="Khmer OS Battambang" w:hAnsi="Khmer OS Battambang" w:cs="Khmer OS Battambang"/>
+          <w:sz w:val="24"/>
+          <w:szCs w:val="24"/>
+          <w:cs/>
+        </w:rPr>
+      </w:pPr>
+      <w:r>
+        <w:rPr>
+          <w:rFonts w:ascii="Khmer OS Battambang" w:hAnsi="Khmer OS Battambang" w:cs="Khmer OS Battambang"/>
+          <w:sz w:val="24"/>
+          <w:szCs w:val="24"/>
+          <w:cs/>
+        </w:rPr>
+        <w:tab/>
+      </w:r>
+      <w:r>
+        <w:rPr>
+          <w:rFonts w:ascii="Khmer OS Battambang" w:hAnsi="Khmer OS Battambang" w:cs="Khmer OS Battambang"/>
+          <w:sz w:val="24"/>
+          <w:szCs w:val="24"/>
+          <w:cs/>
+        </w:rPr>
+        <w:tab/>
+      </w:r>
+    </w:p>
+    <w:p>
+      <w:pPr>
+        <w:tabs>
+          <w:tab w:val="left" w:pos="540"/>
+          <w:tab w:val="left" w:pos="720"/>
+        </w:tabs>
+        <w:jc w:val="both"/>
+        <w:rPr>
+          <w:rFonts w:ascii="Khmer OS Bokor" w:hAnsi="Khmer OS Bokor" w:cs="Khmer OS Bokor"/>
+          <w:sz w:val="24"/>
+          <w:szCs w:val="24"/>
+          <w:cs/>
+        </w:rPr>
+      </w:pPr>
+    </w:p>
+    <w:p>
+      <w:pPr>
+        <w:tabs>
+          <w:tab w:val="left" w:pos="540"/>
+          <w:tab w:val="left" w:pos="720"/>
+        </w:tabs>
+        <w:jc w:val="both"/>
+        <w:rPr>
+          <w:rFonts w:ascii="Khmer OS Bokor" w:hAnsi="Khmer OS Bokor" w:cs="Khmer OS Bokor"/>
           <w:sz w:val="24"/>
           <w:szCs w:val="24"/>
           <w:cs/>
@@ -12455,7 +15729,6 @@
           <w:szCs w:val="24"/>
           <w:cs/>
         </w:rPr>
-        <w:lastRenderedPageBreak/>
         <w:t>​</w:t>
       </w:r>
     </w:p>
@@ -12638,7 +15911,15 @@
             <w:szCs w:val="22"/>
             <w:cs/>
           </w:rPr>
-          <w:t xml:space="preserve"> បច្ចេកវិទ្យាព័ត៌មាន</w:t>
+          <w:t xml:space="preserve"> </w:t>
+        </w:r>
+        <w:r>
+          <w:rPr>
+            <w:rFonts w:ascii="Khmer OS Battambang" w:hAnsi="Khmer OS Battambang" w:cs="Khmer OS Battambang"/>
+            <w:szCs w:val="22"/>
+            <w:cs/>
+          </w:rPr>
+          <w:t>បច្ចេកវិទ្យាព័ត៌មាន</w:t>
         </w:r>
         <w:r>
           <w:tab/>
@@ -14669,6 +17950,25 @@
       <w:szCs w:val="39"/>
     </w:rPr>
   </w:style>
+  <w:style w:type="table" w:styleId="TableGrid">
+    <w:name w:val="Table Grid"/>
+    <w:basedOn w:val="TableNormal"/>
+    <w:uiPriority w:val="39"/>
+    <w:rsid w:val="00BD5DE8"/>
+    <w:pPr>
+      <w:spacing w:after="0" w:line="240" w:lineRule="auto"/>
+    </w:pPr>
+    <w:tblPr>
+      <w:tblBorders>
+        <w:top w:val="single" w:sz="4" w:space="0" w:color="auto"/>
+        <w:left w:val="single" w:sz="4" w:space="0" w:color="auto"/>
+        <w:bottom w:val="single" w:sz="4" w:space="0" w:color="auto"/>
+        <w:right w:val="single" w:sz="4" w:space="0" w:color="auto"/>
+        <w:insideH w:val="single" w:sz="4" w:space="0" w:color="auto"/>
+        <w:insideV w:val="single" w:sz="4" w:space="0" w:color="auto"/>
+      </w:tblBorders>
+    </w:tblPr>
+  </w:style>
 </w:styles>
 </file>
 

--- a/EduSportPro_Proposal_Writing(IT).docx
+++ b/EduSportPro_Proposal_Writing(IT).docx
@@ -1652,12 +1652,50 @@
       </w:r>
       <w:r>
         <w:rPr>
+          <w:rFonts w:ascii="Century" w:hAnsi="Century" w:cs="Khmer OS Battambang"/>
+          <w:sz w:val="24"/>
+          <w:szCs w:val="24"/>
+        </w:rPr>
+        <w:t>1</w:t>
+      </w:r>
+    </w:p>
+    <w:p>
+      <w:pPr>
+        <w:tabs>
+          <w:tab w:val="left" w:leader="dot" w:pos="8640"/>
+        </w:tabs>
+        <w:spacing w:line="240" w:lineRule="auto"/>
+        <w:rPr>
+          <w:rFonts w:ascii="Khmer OS Battambang" w:hAnsi="Khmer OS Battambang" w:cs="Khmer OS Battambang"/>
+          <w:sz w:val="24"/>
+          <w:szCs w:val="24"/>
+        </w:rPr>
+      </w:pPr>
+      <w:r>
+        <w:rPr>
           <w:rFonts w:ascii="Khmer OS Battambang" w:hAnsi="Khmer OS Battambang" w:cs="Khmer OS Battambang" w:hint="cs"/>
           <w:sz w:val="24"/>
           <w:szCs w:val="24"/>
           <w:cs/>
         </w:rPr>
-        <w:t>១</w:t>
+        <w:t>១.២ សំណួរស្រាវជ្រាវ</w:t>
+      </w:r>
+      <w:r>
+        <w:rPr>
+          <w:rFonts w:ascii="Khmer OS Battambang" w:hAnsi="Khmer OS Battambang" w:cs="Khmer OS Battambang"/>
+          <w:sz w:val="24"/>
+          <w:szCs w:val="24"/>
+          <w:cs/>
+        </w:rPr>
+        <w:tab/>
+      </w:r>
+      <w:r>
+        <w:rPr>
+          <w:rFonts w:ascii="Century" w:hAnsi="Century" w:cs="Khmer OS Battambang"/>
+          <w:sz w:val="24"/>
+          <w:szCs w:val="24"/>
+        </w:rPr>
+        <w:t>1</w:t>
       </w:r>
     </w:p>
     <w:p>
@@ -1679,17 +1717,38 @@
           <w:szCs w:val="24"/>
           <w:cs/>
         </w:rPr>
-        <w:t>១.២ សំណួរស្រាវជ្រាវ</w:t>
-      </w:r>
-      <w:r>
-        <w:rPr>
-          <w:rFonts w:ascii="Khmer OS Battambang" w:hAnsi="Khmer OS Battambang" w:cs="Khmer OS Battambang"/>
-          <w:sz w:val="24"/>
-          <w:szCs w:val="24"/>
-          <w:cs/>
-        </w:rPr>
-        <w:tab/>
-      </w:r>
+        <w:t>១.៣ សម្មតិកម្ម</w:t>
+      </w:r>
+      <w:r>
+        <w:rPr>
+          <w:rFonts w:ascii="Khmer OS Battambang" w:hAnsi="Khmer OS Battambang" w:cs="Khmer OS Battambang"/>
+          <w:sz w:val="24"/>
+          <w:szCs w:val="24"/>
+          <w:cs/>
+        </w:rPr>
+        <w:tab/>
+      </w:r>
+      <w:r>
+        <w:rPr>
+          <w:rFonts w:ascii="Century" w:hAnsi="Century" w:cs="Khmer OS Battambang"/>
+          <w:sz w:val="24"/>
+          <w:szCs w:val="24"/>
+        </w:rPr>
+        <w:t>2</w:t>
+      </w:r>
+    </w:p>
+    <w:p>
+      <w:pPr>
+        <w:tabs>
+          <w:tab w:val="left" w:leader="dot" w:pos="8640"/>
+        </w:tabs>
+        <w:spacing w:line="240" w:lineRule="auto"/>
+        <w:rPr>
+          <w:rFonts w:ascii="Khmer OS Battambang" w:hAnsi="Khmer OS Battambang" w:cs="Khmer OS Battambang"/>
+          <w:sz w:val="24"/>
+          <w:szCs w:val="24"/>
+        </w:rPr>
+      </w:pPr>
       <w:r>
         <w:rPr>
           <w:rFonts w:ascii="Khmer OS Battambang" w:hAnsi="Khmer OS Battambang" w:cs="Khmer OS Battambang" w:hint="cs"/>
@@ -1697,12 +1756,48 @@
           <w:szCs w:val="24"/>
           <w:cs/>
         </w:rPr>
-        <w:t>១</w:t>
-      </w:r>
-    </w:p>
-    <w:p>
-      <w:pPr>
-        <w:tabs>
+        <w:t>១.</w:t>
+      </w:r>
+      <w:r>
+        <w:rPr>
+          <w:rFonts w:ascii="Khmer OS Battambang" w:hAnsi="Khmer OS Battambang" w:cs="Khmer OS Battambang" w:hint="cs"/>
+          <w:sz w:val="24"/>
+          <w:szCs w:val="24"/>
+          <w:cs/>
+        </w:rPr>
+        <w:t>៤</w:t>
+      </w:r>
+      <w:r>
+        <w:rPr>
+          <w:rFonts w:ascii="Khmer OS Battambang" w:hAnsi="Khmer OS Battambang" w:cs="Khmer OS Battambang" w:hint="cs"/>
+          <w:sz w:val="24"/>
+          <w:szCs w:val="24"/>
+          <w:cs/>
+        </w:rPr>
+        <w:t xml:space="preserve"> គោលបំណងស្រាវជ្រាវ</w:t>
+      </w:r>
+      <w:r>
+        <w:rPr>
+          <w:rFonts w:ascii="Khmer OS Battambang" w:hAnsi="Khmer OS Battambang" w:cs="Khmer OS Battambang"/>
+          <w:sz w:val="24"/>
+          <w:szCs w:val="24"/>
+          <w:cs/>
+        </w:rPr>
+        <w:tab/>
+      </w:r>
+      <w:r>
+        <w:rPr>
+          <w:rFonts w:ascii="Century" w:hAnsi="Century" w:cs="Khmer OS Battambang"/>
+          <w:sz w:val="24"/>
+          <w:szCs w:val="24"/>
+        </w:rPr>
+        <w:t>2</w:t>
+      </w:r>
+    </w:p>
+    <w:p>
+      <w:pPr>
+        <w:tabs>
+          <w:tab w:val="left" w:pos="540"/>
           <w:tab w:val="left" w:leader="dot" w:pos="8640"/>
         </w:tabs>
         <w:spacing w:line="240" w:lineRule="auto"/>
@@ -1714,21 +1809,21 @@
       </w:pPr>
       <w:r>
         <w:rPr>
+          <w:rFonts w:ascii="Khmer OS Battambang" w:hAnsi="Khmer OS Battambang" w:cs="Khmer OS Battambang"/>
+          <w:sz w:val="24"/>
+          <w:szCs w:val="24"/>
+          <w:cs/>
+        </w:rPr>
+        <w:tab/>
+      </w:r>
+      <w:r>
+        <w:rPr>
           <w:rFonts w:ascii="Khmer OS Battambang" w:hAnsi="Khmer OS Battambang" w:cs="Khmer OS Battambang" w:hint="cs"/>
           <w:sz w:val="24"/>
           <w:szCs w:val="24"/>
           <w:cs/>
         </w:rPr>
-        <w:t>១.៣ សម្មតិកម្ម</w:t>
-      </w:r>
-      <w:r>
-        <w:rPr>
-          <w:rFonts w:ascii="Khmer OS Battambang" w:hAnsi="Khmer OS Battambang" w:cs="Khmer OS Battambang"/>
-          <w:sz w:val="24"/>
-          <w:szCs w:val="24"/>
-          <w:cs/>
-        </w:rPr>
-        <w:tab/>
+        <w:t>១.</w:t>
       </w:r>
       <w:r>
         <w:rPr>
@@ -1737,12 +1832,39 @@
           <w:szCs w:val="24"/>
           <w:cs/>
         </w:rPr>
-        <w:t>២</w:t>
-      </w:r>
-    </w:p>
-    <w:p>
-      <w:pPr>
-        <w:tabs>
+        <w:t>៤</w:t>
+      </w:r>
+      <w:r>
+        <w:rPr>
+          <w:rFonts w:ascii="Khmer OS Battambang" w:hAnsi="Khmer OS Battambang" w:cs="Khmer OS Battambang" w:hint="cs"/>
+          <w:sz w:val="24"/>
+          <w:szCs w:val="24"/>
+          <w:cs/>
+        </w:rPr>
+        <w:t>.១ គោលបំណងរួម</w:t>
+      </w:r>
+      <w:r>
+        <w:rPr>
+          <w:rFonts w:ascii="Khmer OS Battambang" w:hAnsi="Khmer OS Battambang" w:cs="Khmer OS Battambang"/>
+          <w:sz w:val="24"/>
+          <w:szCs w:val="24"/>
+          <w:cs/>
+        </w:rPr>
+        <w:tab/>
+      </w:r>
+      <w:r>
+        <w:rPr>
+          <w:rFonts w:ascii="Century" w:hAnsi="Century" w:cs="Khmer OS Battambang"/>
+          <w:sz w:val="24"/>
+          <w:szCs w:val="24"/>
+        </w:rPr>
+        <w:t>2</w:t>
+      </w:r>
+    </w:p>
+    <w:p>
+      <w:pPr>
+        <w:tabs>
+          <w:tab w:val="left" w:pos="540"/>
           <w:tab w:val="left" w:leader="dot" w:pos="8640"/>
         </w:tabs>
         <w:spacing w:line="240" w:lineRule="auto"/>
@@ -1754,6 +1876,15 @@
       </w:pPr>
       <w:r>
         <w:rPr>
+          <w:rFonts w:ascii="Khmer OS Battambang" w:hAnsi="Khmer OS Battambang" w:cs="Khmer OS Battambang"/>
+          <w:sz w:val="24"/>
+          <w:szCs w:val="24"/>
+          <w:cs/>
+        </w:rPr>
+        <w:tab/>
+      </w:r>
+      <w:r>
+        <w:rPr>
           <w:rFonts w:ascii="Khmer OS Battambang" w:hAnsi="Khmer OS Battambang" w:cs="Khmer OS Battambang" w:hint="cs"/>
           <w:sz w:val="24"/>
           <w:szCs w:val="24"/>
@@ -1777,17 +1908,38 @@
           <w:szCs w:val="24"/>
           <w:cs/>
         </w:rPr>
-        <w:t xml:space="preserve"> គោលបំណងស្រាវជ្រាវ</w:t>
-      </w:r>
-      <w:r>
-        <w:rPr>
-          <w:rFonts w:ascii="Khmer OS Battambang" w:hAnsi="Khmer OS Battambang" w:cs="Khmer OS Battambang"/>
-          <w:sz w:val="24"/>
-          <w:szCs w:val="24"/>
-          <w:cs/>
-        </w:rPr>
-        <w:tab/>
-      </w:r>
+        <w:t>.២ គោលបំណងជាក់លាក់</w:t>
+      </w:r>
+      <w:r>
+        <w:rPr>
+          <w:rFonts w:ascii="Khmer OS Battambang" w:hAnsi="Khmer OS Battambang" w:cs="Khmer OS Battambang"/>
+          <w:sz w:val="24"/>
+          <w:szCs w:val="24"/>
+          <w:cs/>
+        </w:rPr>
+        <w:tab/>
+      </w:r>
+      <w:r>
+        <w:rPr>
+          <w:rFonts w:ascii="Century" w:hAnsi="Century" w:cs="Khmer OS Battambang"/>
+          <w:sz w:val="24"/>
+          <w:szCs w:val="24"/>
+        </w:rPr>
+        <w:t>2</w:t>
+      </w:r>
+    </w:p>
+    <w:p>
+      <w:pPr>
+        <w:tabs>
+          <w:tab w:val="left" w:leader="dot" w:pos="8640"/>
+        </w:tabs>
+        <w:spacing w:line="240" w:lineRule="auto"/>
+        <w:rPr>
+          <w:rFonts w:ascii="Khmer OS Battambang" w:hAnsi="Khmer OS Battambang" w:cs="Khmer OS Battambang"/>
+          <w:sz w:val="24"/>
+          <w:szCs w:val="24"/>
+        </w:rPr>
+      </w:pPr>
       <w:r>
         <w:rPr>
           <w:rFonts w:ascii="Khmer OS Battambang" w:hAnsi="Khmer OS Battambang" w:cs="Khmer OS Battambang" w:hint="cs"/>
@@ -1795,13 +1947,65 @@
           <w:szCs w:val="24"/>
           <w:cs/>
         </w:rPr>
-        <w:t>២</w:t>
-      </w:r>
-    </w:p>
-    <w:p>
-      <w:pPr>
-        <w:tabs>
-          <w:tab w:val="left" w:pos="540"/>
+        <w:t>១.</w:t>
+      </w:r>
+      <w:r>
+        <w:rPr>
+          <w:rFonts w:ascii="Khmer OS Battambang" w:hAnsi="Khmer OS Battambang" w:cs="Khmer OS Battambang" w:hint="cs"/>
+          <w:sz w:val="24"/>
+          <w:szCs w:val="24"/>
+          <w:cs/>
+        </w:rPr>
+        <w:t>៥</w:t>
+      </w:r>
+      <w:r>
+        <w:rPr>
+          <w:rFonts w:ascii="Khmer OS Battambang" w:hAnsi="Khmer OS Battambang" w:cs="Khmer OS Battambang" w:hint="cs"/>
+          <w:sz w:val="24"/>
+          <w:szCs w:val="24"/>
+          <w:cs/>
+        </w:rPr>
+        <w:t xml:space="preserve"> សារៈស</w:t>
+      </w:r>
+      <w:r>
+        <w:rPr>
+          <w:rFonts w:ascii="Khmer OS Battambang" w:hAnsi="Khmer OS Battambang" w:cs="Khmer OS Battambang" w:hint="cs"/>
+          <w:sz w:val="24"/>
+          <w:szCs w:val="24"/>
+          <w:cs/>
+        </w:rPr>
+        <w:t>ំ</w:t>
+      </w:r>
+      <w:r>
+        <w:rPr>
+          <w:rFonts w:ascii="Khmer OS Battambang" w:hAnsi="Khmer OS Battambang" w:cs="Khmer OS Battambang" w:hint="cs"/>
+          <w:sz w:val="24"/>
+          <w:szCs w:val="24"/>
+          <w:cs/>
+        </w:rPr>
+        <w:t>ខាន់នៃប្រធានបទ</w:t>
+      </w:r>
+      <w:r>
+        <w:rPr>
+          <w:rFonts w:ascii="Khmer OS Battambang" w:hAnsi="Khmer OS Battambang" w:cs="Khmer OS Battambang"/>
+          <w:sz w:val="24"/>
+          <w:szCs w:val="24"/>
+          <w:cs/>
+        </w:rPr>
+        <w:tab/>
+      </w:r>
+      <w:r>
+        <w:rPr>
+          <w:rFonts w:ascii="Century" w:hAnsi="Century" w:cs="Khmer OS Battambang"/>
+          <w:sz w:val="24"/>
+          <w:szCs w:val="24"/>
+        </w:rPr>
+        <w:t>3</w:t>
+      </w:r>
+    </w:p>
+    <w:p>
+      <w:pPr>
+        <w:tabs>
           <w:tab w:val="left" w:leader="dot" w:pos="8640"/>
         </w:tabs>
         <w:spacing w:line="240" w:lineRule="auto"/>
@@ -1813,15 +2017,6 @@
       </w:pPr>
       <w:r>
         <w:rPr>
-          <w:rFonts w:ascii="Khmer OS Battambang" w:hAnsi="Khmer OS Battambang" w:cs="Khmer OS Battambang"/>
-          <w:sz w:val="24"/>
-          <w:szCs w:val="24"/>
-          <w:cs/>
-        </w:rPr>
-        <w:tab/>
-      </w:r>
-      <w:r>
-        <w:rPr>
           <w:rFonts w:ascii="Khmer OS Battambang" w:hAnsi="Khmer OS Battambang" w:cs="Khmer OS Battambang" w:hint="cs"/>
           <w:sz w:val="24"/>
           <w:szCs w:val="24"/>
@@ -1836,7 +2031,7 @@
           <w:szCs w:val="24"/>
           <w:cs/>
         </w:rPr>
-        <w:t>៤</w:t>
+        <w:t>៦</w:t>
       </w:r>
       <w:r>
         <w:rPr>
@@ -1845,8 +2040,39 @@
           <w:szCs w:val="24"/>
           <w:cs/>
         </w:rPr>
-        <w:t>.១ គោលបំណងរួម</w:t>
-      </w:r>
+        <w:t xml:space="preserve"> ដែនកំណត់នៃការស្រាវជ្រាវ</w:t>
+      </w:r>
+      <w:r>
+        <w:rPr>
+          <w:rFonts w:ascii="Khmer OS Battambang" w:hAnsi="Khmer OS Battambang" w:cs="Khmer OS Battambang"/>
+          <w:sz w:val="24"/>
+          <w:szCs w:val="24"/>
+          <w:cs/>
+        </w:rPr>
+        <w:tab/>
+      </w:r>
+      <w:r>
+        <w:rPr>
+          <w:rFonts w:ascii="Century" w:hAnsi="Century" w:cs="Khmer OS Battambang"/>
+          <w:sz w:val="24"/>
+          <w:szCs w:val="24"/>
+        </w:rPr>
+        <w:t>3</w:t>
+      </w:r>
+    </w:p>
+    <w:p>
+      <w:pPr>
+        <w:tabs>
+          <w:tab w:val="left" w:pos="540"/>
+          <w:tab w:val="left" w:leader="dot" w:pos="8640"/>
+        </w:tabs>
+        <w:spacing w:line="240" w:lineRule="auto"/>
+        <w:rPr>
+          <w:rFonts w:ascii="Khmer OS Battambang" w:hAnsi="Khmer OS Battambang" w:cs="Khmer OS Battambang"/>
+          <w:sz w:val="24"/>
+          <w:szCs w:val="24"/>
+        </w:rPr>
+      </w:pPr>
       <w:r>
         <w:rPr>
           <w:rFonts w:ascii="Khmer OS Battambang" w:hAnsi="Khmer OS Battambang" w:cs="Khmer OS Battambang"/>
@@ -1863,7 +2089,24 @@
           <w:szCs w:val="24"/>
           <w:cs/>
         </w:rPr>
-        <w:t>២</w:t>
+        <w:t>១.៦.១ ដែនកំណត់មាតិកា</w:t>
+      </w:r>
+      <w:r>
+        <w:rPr>
+          <w:rFonts w:ascii="Khmer OS Battambang" w:hAnsi="Khmer OS Battambang" w:cs="Khmer OS Battambang"/>
+          <w:sz w:val="24"/>
+          <w:szCs w:val="24"/>
+          <w:cs/>
+        </w:rPr>
+        <w:tab/>
+      </w:r>
+      <w:r>
+        <w:rPr>
+          <w:rFonts w:ascii="Century" w:hAnsi="Century" w:cs="Khmer OS Battambang"/>
+          <w:sz w:val="24"/>
+          <w:szCs w:val="24"/>
+        </w:rPr>
+        <w:t>3</w:t>
       </w:r>
     </w:p>
     <w:p>
@@ -1895,7 +2138,47 @@
           <w:szCs w:val="24"/>
           <w:cs/>
         </w:rPr>
-        <w:t>១.</w:t>
+        <w:t>១.៦.២ ដែនកំណត់នៃទីតាំង</w:t>
+      </w:r>
+      <w:r>
+        <w:rPr>
+          <w:rFonts w:ascii="Khmer OS Battambang" w:hAnsi="Khmer OS Battambang" w:cs="Khmer OS Battambang"/>
+          <w:sz w:val="24"/>
+          <w:szCs w:val="24"/>
+          <w:cs/>
+        </w:rPr>
+        <w:tab/>
+      </w:r>
+      <w:r>
+        <w:rPr>
+          <w:rFonts w:ascii="Century" w:hAnsi="Century" w:cs="Khmer OS Battambang"/>
+          <w:sz w:val="24"/>
+          <w:szCs w:val="24"/>
+        </w:rPr>
+        <w:t>4</w:t>
+      </w:r>
+    </w:p>
+    <w:p>
+      <w:pPr>
+        <w:tabs>
+          <w:tab w:val="left" w:pos="540"/>
+          <w:tab w:val="left" w:leader="dot" w:pos="8640"/>
+        </w:tabs>
+        <w:spacing w:line="240" w:lineRule="auto"/>
+        <w:rPr>
+          <w:rFonts w:ascii="Khmer OS Battambang" w:hAnsi="Khmer OS Battambang" w:cs="Khmer OS Battambang"/>
+          <w:sz w:val="24"/>
+          <w:szCs w:val="24"/>
+        </w:rPr>
+      </w:pPr>
+      <w:r>
+        <w:rPr>
+          <w:rFonts w:ascii="Khmer OS Battambang" w:hAnsi="Khmer OS Battambang" w:cs="Khmer OS Battambang"/>
+          <w:sz w:val="24"/>
+          <w:szCs w:val="24"/>
+          <w:cs/>
+        </w:rPr>
+        <w:tab/>
       </w:r>
       <w:r>
         <w:rPr>
@@ -1904,299 +2187,6 @@
           <w:szCs w:val="24"/>
           <w:cs/>
         </w:rPr>
-        <w:t>៤</w:t>
-      </w:r>
-      <w:r>
-        <w:rPr>
-          <w:rFonts w:ascii="Khmer OS Battambang" w:hAnsi="Khmer OS Battambang" w:cs="Khmer OS Battambang" w:hint="cs"/>
-          <w:sz w:val="24"/>
-          <w:szCs w:val="24"/>
-          <w:cs/>
-        </w:rPr>
-        <w:t>.២ គោលបំណងជាក់លាក់</w:t>
-      </w:r>
-      <w:r>
-        <w:rPr>
-          <w:rFonts w:ascii="Khmer OS Battambang" w:hAnsi="Khmer OS Battambang" w:cs="Khmer OS Battambang"/>
-          <w:sz w:val="24"/>
-          <w:szCs w:val="24"/>
-          <w:cs/>
-        </w:rPr>
-        <w:tab/>
-      </w:r>
-      <w:r>
-        <w:rPr>
-          <w:rFonts w:ascii="Khmer OS Battambang" w:hAnsi="Khmer OS Battambang" w:cs="Khmer OS Battambang" w:hint="cs"/>
-          <w:sz w:val="24"/>
-          <w:szCs w:val="24"/>
-          <w:cs/>
-        </w:rPr>
-        <w:t>២</w:t>
-      </w:r>
-    </w:p>
-    <w:p>
-      <w:pPr>
-        <w:tabs>
-          <w:tab w:val="left" w:leader="dot" w:pos="8640"/>
-        </w:tabs>
-        <w:spacing w:line="240" w:lineRule="auto"/>
-        <w:rPr>
-          <w:rFonts w:ascii="Khmer OS Battambang" w:hAnsi="Khmer OS Battambang" w:cs="Khmer OS Battambang"/>
-          <w:sz w:val="24"/>
-          <w:szCs w:val="24"/>
-        </w:rPr>
-      </w:pPr>
-      <w:r>
-        <w:rPr>
-          <w:rFonts w:ascii="Khmer OS Battambang" w:hAnsi="Khmer OS Battambang" w:cs="Khmer OS Battambang" w:hint="cs"/>
-          <w:sz w:val="24"/>
-          <w:szCs w:val="24"/>
-          <w:cs/>
-        </w:rPr>
-        <w:t>១.</w:t>
-      </w:r>
-      <w:r>
-        <w:rPr>
-          <w:rFonts w:ascii="Khmer OS Battambang" w:hAnsi="Khmer OS Battambang" w:cs="Khmer OS Battambang" w:hint="cs"/>
-          <w:sz w:val="24"/>
-          <w:szCs w:val="24"/>
-          <w:cs/>
-        </w:rPr>
-        <w:t>៥</w:t>
-      </w:r>
-      <w:r>
-        <w:rPr>
-          <w:rFonts w:ascii="Khmer OS Battambang" w:hAnsi="Khmer OS Battambang" w:cs="Khmer OS Battambang" w:hint="cs"/>
-          <w:sz w:val="24"/>
-          <w:szCs w:val="24"/>
-          <w:cs/>
-        </w:rPr>
-        <w:t xml:space="preserve"> សារៈស</w:t>
-      </w:r>
-      <w:r>
-        <w:rPr>
-          <w:rFonts w:ascii="Khmer OS Battambang" w:hAnsi="Khmer OS Battambang" w:cs="Khmer OS Battambang" w:hint="cs"/>
-          <w:sz w:val="24"/>
-          <w:szCs w:val="24"/>
-          <w:cs/>
-        </w:rPr>
-        <w:t>ំ</w:t>
-      </w:r>
-      <w:r>
-        <w:rPr>
-          <w:rFonts w:ascii="Khmer OS Battambang" w:hAnsi="Khmer OS Battambang" w:cs="Khmer OS Battambang" w:hint="cs"/>
-          <w:sz w:val="24"/>
-          <w:szCs w:val="24"/>
-          <w:cs/>
-        </w:rPr>
-        <w:t>ខាន់នៃប្រធានបទ</w:t>
-      </w:r>
-      <w:r>
-        <w:rPr>
-          <w:rFonts w:ascii="Khmer OS Battambang" w:hAnsi="Khmer OS Battambang" w:cs="Khmer OS Battambang"/>
-          <w:sz w:val="24"/>
-          <w:szCs w:val="24"/>
-          <w:cs/>
-        </w:rPr>
-        <w:tab/>
-      </w:r>
-      <w:r>
-        <w:rPr>
-          <w:rFonts w:ascii="Khmer OS Battambang" w:hAnsi="Khmer OS Battambang" w:cs="Khmer OS Battambang" w:hint="cs"/>
-          <w:sz w:val="24"/>
-          <w:szCs w:val="24"/>
-          <w:cs/>
-        </w:rPr>
-        <w:t>៣</w:t>
-      </w:r>
-    </w:p>
-    <w:p>
-      <w:pPr>
-        <w:tabs>
-          <w:tab w:val="left" w:leader="dot" w:pos="8640"/>
-        </w:tabs>
-        <w:spacing w:line="240" w:lineRule="auto"/>
-        <w:rPr>
-          <w:rFonts w:ascii="Khmer OS Battambang" w:hAnsi="Khmer OS Battambang" w:cs="Khmer OS Battambang"/>
-          <w:sz w:val="24"/>
-          <w:szCs w:val="24"/>
-        </w:rPr>
-      </w:pPr>
-      <w:r>
-        <w:rPr>
-          <w:rFonts w:ascii="Khmer OS Battambang" w:hAnsi="Khmer OS Battambang" w:cs="Khmer OS Battambang" w:hint="cs"/>
-          <w:sz w:val="24"/>
-          <w:szCs w:val="24"/>
-          <w:cs/>
-        </w:rPr>
-        <w:t>១.</w:t>
-      </w:r>
-      <w:r>
-        <w:rPr>
-          <w:rFonts w:ascii="Khmer OS Battambang" w:hAnsi="Khmer OS Battambang" w:cs="Khmer OS Battambang" w:hint="cs"/>
-          <w:sz w:val="24"/>
-          <w:szCs w:val="24"/>
-          <w:cs/>
-        </w:rPr>
-        <w:t>៦</w:t>
-      </w:r>
-      <w:r>
-        <w:rPr>
-          <w:rFonts w:ascii="Khmer OS Battambang" w:hAnsi="Khmer OS Battambang" w:cs="Khmer OS Battambang" w:hint="cs"/>
-          <w:sz w:val="24"/>
-          <w:szCs w:val="24"/>
-          <w:cs/>
-        </w:rPr>
-        <w:t xml:space="preserve"> ដែនកំណត់នៃការស្រាវជ្រាវ</w:t>
-      </w:r>
-      <w:r>
-        <w:rPr>
-          <w:rFonts w:ascii="Khmer OS Battambang" w:hAnsi="Khmer OS Battambang" w:cs="Khmer OS Battambang"/>
-          <w:sz w:val="24"/>
-          <w:szCs w:val="24"/>
-          <w:cs/>
-        </w:rPr>
-        <w:tab/>
-      </w:r>
-      <w:r>
-        <w:rPr>
-          <w:rFonts w:ascii="Khmer OS Battambang" w:hAnsi="Khmer OS Battambang" w:cs="Khmer OS Battambang" w:hint="cs"/>
-          <w:sz w:val="24"/>
-          <w:szCs w:val="24"/>
-          <w:cs/>
-        </w:rPr>
-        <w:t>៣</w:t>
-      </w:r>
-    </w:p>
-    <w:p>
-      <w:pPr>
-        <w:tabs>
-          <w:tab w:val="left" w:pos="540"/>
-          <w:tab w:val="left" w:leader="dot" w:pos="8640"/>
-        </w:tabs>
-        <w:spacing w:line="240" w:lineRule="auto"/>
-        <w:rPr>
-          <w:rFonts w:ascii="Khmer OS Battambang" w:hAnsi="Khmer OS Battambang" w:cs="Khmer OS Battambang"/>
-          <w:sz w:val="24"/>
-          <w:szCs w:val="24"/>
-        </w:rPr>
-      </w:pPr>
-      <w:r>
-        <w:rPr>
-          <w:rFonts w:ascii="Khmer OS Battambang" w:hAnsi="Khmer OS Battambang" w:cs="Khmer OS Battambang"/>
-          <w:sz w:val="24"/>
-          <w:szCs w:val="24"/>
-          <w:cs/>
-        </w:rPr>
-        <w:tab/>
-      </w:r>
-      <w:r>
-        <w:rPr>
-          <w:rFonts w:ascii="Khmer OS Battambang" w:hAnsi="Khmer OS Battambang" w:cs="Khmer OS Battambang" w:hint="cs"/>
-          <w:sz w:val="24"/>
-          <w:szCs w:val="24"/>
-          <w:cs/>
-        </w:rPr>
-        <w:t>១.៦.១ ដែនកំណត់មាតិកា</w:t>
-      </w:r>
-      <w:r>
-        <w:rPr>
-          <w:rFonts w:ascii="Khmer OS Battambang" w:hAnsi="Khmer OS Battambang" w:cs="Khmer OS Battambang"/>
-          <w:sz w:val="24"/>
-          <w:szCs w:val="24"/>
-          <w:cs/>
-        </w:rPr>
-        <w:tab/>
-      </w:r>
-      <w:r>
-        <w:rPr>
-          <w:rFonts w:ascii="Khmer OS Battambang" w:hAnsi="Khmer OS Battambang" w:cs="Khmer OS Battambang" w:hint="cs"/>
-          <w:sz w:val="24"/>
-          <w:szCs w:val="24"/>
-          <w:cs/>
-        </w:rPr>
-        <w:t>៣</w:t>
-      </w:r>
-    </w:p>
-    <w:p>
-      <w:pPr>
-        <w:tabs>
-          <w:tab w:val="left" w:pos="540"/>
-          <w:tab w:val="left" w:leader="dot" w:pos="8640"/>
-        </w:tabs>
-        <w:spacing w:line="240" w:lineRule="auto"/>
-        <w:rPr>
-          <w:rFonts w:ascii="Khmer OS Battambang" w:hAnsi="Khmer OS Battambang" w:cs="Khmer OS Battambang"/>
-          <w:sz w:val="24"/>
-          <w:szCs w:val="24"/>
-        </w:rPr>
-      </w:pPr>
-      <w:r>
-        <w:rPr>
-          <w:rFonts w:ascii="Khmer OS Battambang" w:hAnsi="Khmer OS Battambang" w:cs="Khmer OS Battambang"/>
-          <w:sz w:val="24"/>
-          <w:szCs w:val="24"/>
-          <w:cs/>
-        </w:rPr>
-        <w:tab/>
-      </w:r>
-      <w:r>
-        <w:rPr>
-          <w:rFonts w:ascii="Khmer OS Battambang" w:hAnsi="Khmer OS Battambang" w:cs="Khmer OS Battambang" w:hint="cs"/>
-          <w:sz w:val="24"/>
-          <w:szCs w:val="24"/>
-          <w:cs/>
-        </w:rPr>
-        <w:t>១.៦.២ ដែនកំណត់នៃទីតាំង</w:t>
-      </w:r>
-      <w:r>
-        <w:rPr>
-          <w:rFonts w:ascii="Khmer OS Battambang" w:hAnsi="Khmer OS Battambang" w:cs="Khmer OS Battambang"/>
-          <w:sz w:val="24"/>
-          <w:szCs w:val="24"/>
-          <w:cs/>
-        </w:rPr>
-        <w:tab/>
-      </w:r>
-      <w:r>
-        <w:rPr>
-          <w:rFonts w:ascii="Khmer OS Battambang" w:hAnsi="Khmer OS Battambang" w:cs="Khmer OS Battambang" w:hint="cs"/>
-          <w:sz w:val="24"/>
-          <w:szCs w:val="24"/>
-          <w:cs/>
-        </w:rPr>
-        <w:t>៤</w:t>
-      </w:r>
-    </w:p>
-    <w:p>
-      <w:pPr>
-        <w:tabs>
-          <w:tab w:val="left" w:pos="540"/>
-          <w:tab w:val="left" w:leader="dot" w:pos="8640"/>
-        </w:tabs>
-        <w:spacing w:line="240" w:lineRule="auto"/>
-        <w:rPr>
-          <w:rFonts w:ascii="Khmer OS Battambang" w:hAnsi="Khmer OS Battambang" w:cs="Khmer OS Battambang"/>
-          <w:sz w:val="24"/>
-          <w:szCs w:val="24"/>
-        </w:rPr>
-      </w:pPr>
-      <w:r>
-        <w:rPr>
-          <w:rFonts w:ascii="Khmer OS Battambang" w:hAnsi="Khmer OS Battambang" w:cs="Khmer OS Battambang"/>
-          <w:sz w:val="24"/>
-          <w:szCs w:val="24"/>
-          <w:cs/>
-        </w:rPr>
-        <w:tab/>
-      </w:r>
-      <w:r>
-        <w:rPr>
-          <w:rFonts w:ascii="Khmer OS Battambang" w:hAnsi="Khmer OS Battambang" w:cs="Khmer OS Battambang" w:hint="cs"/>
-          <w:sz w:val="24"/>
-          <w:szCs w:val="24"/>
-          <w:cs/>
-        </w:rPr>
         <w:t>១.៦.៣ ដែនកំណត់ពេលវេលា</w:t>
       </w:r>
       <w:r>
@@ -2210,12 +2200,11 @@
       </w:r>
       <w:r>
         <w:rPr>
-          <w:rFonts w:ascii="Khmer OS Battambang" w:hAnsi="Khmer OS Battambang" w:cs="Khmer OS Battambang" w:hint="cs"/>
-          <w:sz w:val="24"/>
-          <w:szCs w:val="24"/>
-          <w:cs/>
-        </w:rPr>
-        <w:t>៤</w:t>
+          <w:rFonts w:ascii="Century" w:hAnsi="Century" w:cs="Khmer OS Battambang"/>
+          <w:sz w:val="24"/>
+          <w:szCs w:val="24"/>
+        </w:rPr>
+        <w:t>4</w:t>
       </w:r>
     </w:p>
     <w:p>
@@ -2317,6 +2306,14 @@
         </w:rPr>
         <w:tab/>
       </w:r>
+      <w:r>
+        <w:rPr>
+          <w:rFonts w:ascii="Century" w:hAnsi="Century" w:cs="Khmer OS Battambang"/>
+          <w:sz w:val="24"/>
+          <w:szCs w:val="24"/>
+        </w:rPr>
+        <w:t>5</w:t>
+      </w:r>
     </w:p>
     <w:p>
       <w:pPr>
@@ -2367,6 +2364,14 @@
         </w:rPr>
         <w:tab/>
       </w:r>
+      <w:r>
+        <w:rPr>
+          <w:rFonts w:ascii="Century" w:hAnsi="Century" w:cs="Khmer OS Battambang"/>
+          <w:sz w:val="24"/>
+          <w:szCs w:val="24"/>
+        </w:rPr>
+        <w:t>5</w:t>
+      </w:r>
     </w:p>
     <w:p>
       <w:pPr>
@@ -2418,6 +2423,14 @@
         </w:rPr>
         <w:tab/>
       </w:r>
+      <w:r>
+        <w:rPr>
+          <w:rFonts w:ascii="Century" w:hAnsi="Century" w:cs="Khmer OS Battambang"/>
+          <w:sz w:val="24"/>
+          <w:szCs w:val="24"/>
+        </w:rPr>
+        <w:t>5</w:t>
+      </w:r>
     </w:p>
     <w:p>
       <w:pPr>
@@ -2459,6 +2472,14 @@
         </w:rPr>
         <w:tab/>
       </w:r>
+      <w:r>
+        <w:rPr>
+          <w:rFonts w:ascii="Century" w:hAnsi="Century" w:cs="Khmer OS Battambang"/>
+          <w:sz w:val="24"/>
+          <w:szCs w:val="24"/>
+        </w:rPr>
+        <w:t>5</w:t>
+      </w:r>
     </w:p>
     <w:p>
       <w:pPr>
@@ -2509,6 +2530,14 @@
         </w:rPr>
         <w:tab/>
       </w:r>
+      <w:r>
+        <w:rPr>
+          <w:rFonts w:ascii="Century" w:hAnsi="Century" w:cs="Khmer OS Battambang"/>
+          <w:sz w:val="24"/>
+          <w:szCs w:val="24"/>
+        </w:rPr>
+        <w:t>6</w:t>
+      </w:r>
     </w:p>
     <w:p>
       <w:pPr>
@@ -2559,6 +2588,14 @@
         </w:rPr>
         <w:tab/>
       </w:r>
+      <w:r>
+        <w:rPr>
+          <w:rFonts w:ascii="Century" w:hAnsi="Century" w:cs="Khmer OS Battambang"/>
+          <w:sz w:val="24"/>
+          <w:szCs w:val="24"/>
+        </w:rPr>
+        <w:t>6</w:t>
+      </w:r>
     </w:p>
     <w:p>
       <w:pPr>
@@ -2609,6 +2646,14 @@
         </w:rPr>
         <w:tab/>
       </w:r>
+      <w:r>
+        <w:rPr>
+          <w:rFonts w:ascii="Century" w:hAnsi="Century" w:cs="Khmer OS Battambang"/>
+          <w:sz w:val="24"/>
+          <w:szCs w:val="24"/>
+        </w:rPr>
+        <w:t>6</w:t>
+      </w:r>
     </w:p>
     <w:p>
       <w:pPr>
@@ -2650,6 +2695,14 @@
         </w:rPr>
         <w:tab/>
       </w:r>
+      <w:r>
+        <w:rPr>
+          <w:rFonts w:ascii="Century" w:hAnsi="Century" w:cs="Khmer OS Battambang"/>
+          <w:sz w:val="24"/>
+          <w:szCs w:val="24"/>
+        </w:rPr>
+        <w:t>7</w:t>
+      </w:r>
     </w:p>
     <w:p>
       <w:pPr>
@@ -2691,6 +2744,14 @@
         </w:rPr>
         <w:tab/>
       </w:r>
+      <w:r>
+        <w:rPr>
+          <w:rFonts w:ascii="Century" w:hAnsi="Century" w:cs="Khmer OS Battambang"/>
+          <w:sz w:val="24"/>
+          <w:szCs w:val="24"/>
+        </w:rPr>
+        <w:t>7</w:t>
+      </w:r>
     </w:p>
     <w:p>
       <w:pPr>
@@ -2732,6 +2793,14 @@
         </w:rPr>
         <w:tab/>
       </w:r>
+      <w:r>
+        <w:rPr>
+          <w:rFonts w:ascii="Century" w:hAnsi="Century" w:cs="Khmer OS Battambang"/>
+          <w:sz w:val="24"/>
+          <w:szCs w:val="24"/>
+        </w:rPr>
+        <w:t>7</w:t>
+      </w:r>
     </w:p>
     <w:p>
       <w:pPr>
@@ -2773,6 +2842,14 @@
         </w:rPr>
         <w:tab/>
       </w:r>
+      <w:r>
+        <w:rPr>
+          <w:rFonts w:ascii="Century" w:hAnsi="Century" w:cs="Khmer OS Battambang"/>
+          <w:sz w:val="24"/>
+          <w:szCs w:val="24"/>
+        </w:rPr>
+        <w:t>7</w:t>
+      </w:r>
     </w:p>
     <w:p>
       <w:pPr>
@@ -2814,6 +2891,14 @@
         </w:rPr>
         <w:tab/>
       </w:r>
+      <w:r>
+        <w:rPr>
+          <w:rFonts w:ascii="Century" w:hAnsi="Century" w:cs="Khmer OS Battambang"/>
+          <w:sz w:val="24"/>
+          <w:szCs w:val="24"/>
+        </w:rPr>
+        <w:t>8</w:t>
+      </w:r>
     </w:p>
     <w:p>
       <w:pPr>
@@ -2855,6 +2940,14 @@
         </w:rPr>
         <w:tab/>
       </w:r>
+      <w:r>
+        <w:rPr>
+          <w:rFonts w:ascii="Century" w:hAnsi="Century" w:cs="Khmer OS Battambang"/>
+          <w:sz w:val="24"/>
+          <w:szCs w:val="24"/>
+        </w:rPr>
+        <w:t>8</w:t>
+      </w:r>
     </w:p>
     <w:p>
       <w:pPr>
@@ -2896,6 +2989,14 @@
         </w:rPr>
         <w:tab/>
       </w:r>
+      <w:r>
+        <w:rPr>
+          <w:rFonts w:ascii="Century" w:hAnsi="Century" w:cs="Khmer OS Battambang"/>
+          <w:sz w:val="24"/>
+          <w:szCs w:val="24"/>
+        </w:rPr>
+        <w:t>8</w:t>
+      </w:r>
     </w:p>
     <w:p>
       <w:pPr>
@@ -2937,6 +3038,14 @@
         </w:rPr>
         <w:tab/>
       </w:r>
+      <w:r>
+        <w:rPr>
+          <w:rFonts w:ascii="Century" w:hAnsi="Century" w:cs="Khmer OS Battambang"/>
+          <w:sz w:val="24"/>
+          <w:szCs w:val="24"/>
+        </w:rPr>
+        <w:t>8</w:t>
+      </w:r>
     </w:p>
     <w:p>
       <w:pPr>
@@ -2978,6 +3087,14 @@
         </w:rPr>
         <w:tab/>
       </w:r>
+      <w:r>
+        <w:rPr>
+          <w:rFonts w:ascii="Century" w:hAnsi="Century" w:cs="Khmer OS Battambang"/>
+          <w:sz w:val="24"/>
+          <w:szCs w:val="24"/>
+        </w:rPr>
+        <w:t>8</w:t>
+      </w:r>
     </w:p>
     <w:p>
       <w:pPr>
@@ -3010,6 +3127,14 @@
         </w:rPr>
         <w:tab/>
       </w:r>
+      <w:r>
+        <w:rPr>
+          <w:rFonts w:ascii="Century" w:hAnsi="Century" w:cs="Khmer OS Battambang"/>
+          <w:sz w:val="24"/>
+          <w:szCs w:val="24"/>
+        </w:rPr>
+        <w:t>9</w:t>
+      </w:r>
     </w:p>
     <w:p>
       <w:pPr>
@@ -3051,6 +3176,14 @@
         </w:rPr>
         <w:tab/>
       </w:r>
+      <w:r>
+        <w:rPr>
+          <w:rFonts w:ascii="Century" w:hAnsi="Century" w:cs="Khmer OS Battambang"/>
+          <w:sz w:val="24"/>
+          <w:szCs w:val="24"/>
+        </w:rPr>
+        <w:t>9</w:t>
+      </w:r>
     </w:p>
     <w:p>
       <w:pPr>
@@ -3101,6 +3234,14 @@
         </w:rPr>
         <w:tab/>
       </w:r>
+      <w:r>
+        <w:rPr>
+          <w:rFonts w:ascii="Century" w:hAnsi="Century" w:cs="Khmer OS Battambang"/>
+          <w:sz w:val="24"/>
+          <w:szCs w:val="24"/>
+        </w:rPr>
+        <w:t>9</w:t>
+      </w:r>
     </w:p>
     <w:p>
       <w:pPr>
@@ -3160,6 +3301,14 @@
         </w:rPr>
         <w:tab/>
       </w:r>
+      <w:r>
+        <w:rPr>
+          <w:rFonts w:ascii="Century" w:hAnsi="Century" w:cs="Khmer OS Battambang"/>
+          <w:sz w:val="24"/>
+          <w:szCs w:val="24"/>
+        </w:rPr>
+        <w:t>9</w:t>
+      </w:r>
     </w:p>
     <w:p>
       <w:pPr>
@@ -3201,6 +3350,14 @@
         </w:rPr>
         <w:tab/>
       </w:r>
+      <w:r>
+        <w:rPr>
+          <w:rFonts w:ascii="Century" w:hAnsi="Century" w:cs="Khmer OS Battambang"/>
+          <w:sz w:val="24"/>
+          <w:szCs w:val="24"/>
+        </w:rPr>
+        <w:t>10</w:t>
+      </w:r>
     </w:p>
     <w:p>
       <w:pPr>
@@ -3233,6 +3390,14 @@
         </w:rPr>
         <w:tab/>
       </w:r>
+      <w:r>
+        <w:rPr>
+          <w:rFonts w:ascii="Century" w:hAnsi="Century" w:cs="Khmer OS Battambang"/>
+          <w:sz w:val="24"/>
+          <w:szCs w:val="24"/>
+        </w:rPr>
+        <w:t>10</w:t>
+      </w:r>
     </w:p>
     <w:p>
       <w:pPr>
@@ -3274,6 +3439,14 @@
         </w:rPr>
         <w:tab/>
       </w:r>
+      <w:r>
+        <w:rPr>
+          <w:rFonts w:ascii="Century" w:hAnsi="Century" w:cs="Khmer OS Battambang"/>
+          <w:sz w:val="24"/>
+          <w:szCs w:val="24"/>
+        </w:rPr>
+        <w:t>10</w:t>
+      </w:r>
     </w:p>
     <w:p>
       <w:pPr>
@@ -3315,6 +3488,14 @@
         </w:rPr>
         <w:tab/>
       </w:r>
+      <w:r>
+        <w:rPr>
+          <w:rFonts w:ascii="Century" w:hAnsi="Century" w:cs="Khmer OS Battambang"/>
+          <w:sz w:val="24"/>
+          <w:szCs w:val="24"/>
+        </w:rPr>
+        <w:t>10</w:t>
+      </w:r>
     </w:p>
     <w:p>
       <w:pPr>
@@ -3356,6 +3537,14 @@
         </w:rPr>
         <w:tab/>
       </w:r>
+      <w:r>
+        <w:rPr>
+          <w:rFonts w:ascii="Century" w:hAnsi="Century" w:cs="Khmer OS Battambang"/>
+          <w:sz w:val="24"/>
+          <w:szCs w:val="24"/>
+        </w:rPr>
+        <w:t>10</w:t>
+      </w:r>
     </w:p>
     <w:p>
       <w:pPr>
@@ -3390,12 +3579,20 @@
       </w:r>
       <w:r>
         <w:rPr>
-          <w:rFonts w:ascii="Khmer OS Battambang" w:hAnsi="Khmer OS Battambang" w:cs="Khmer OS Battambang"/>
-          <w:sz w:val="24"/>
-          <w:szCs w:val="24"/>
-          <w:cs/>
-        </w:rPr>
-        <w:tab/>
+          <w:rFonts w:ascii="Century" w:hAnsi="Century" w:cs="Khmer OS Battambang"/>
+          <w:sz w:val="24"/>
+          <w:szCs w:val="24"/>
+          <w:cs/>
+        </w:rPr>
+        <w:tab/>
+      </w:r>
+      <w:r>
+        <w:rPr>
+          <w:rFonts w:ascii="Century" w:hAnsi="Century" w:cs="Khmer OS Battambang"/>
+          <w:sz w:val="24"/>
+          <w:szCs w:val="24"/>
+        </w:rPr>
+        <w:t>11</w:t>
       </w:r>
     </w:p>
     <w:p>
@@ -3432,12 +3629,20 @@
       </w:r>
       <w:r>
         <w:rPr>
-          <w:rFonts w:ascii="Khmer OS Battambang" w:hAnsi="Khmer OS Battambang" w:cs="Khmer OS Battambang"/>
-          <w:sz w:val="24"/>
-          <w:szCs w:val="24"/>
-          <w:cs/>
-        </w:rPr>
-        <w:tab/>
+          <w:rFonts w:ascii="Century" w:hAnsi="Century" w:cs="Khmer OS Battambang"/>
+          <w:sz w:val="24"/>
+          <w:szCs w:val="24"/>
+          <w:cs/>
+        </w:rPr>
+        <w:tab/>
+      </w:r>
+      <w:r>
+        <w:rPr>
+          <w:rFonts w:ascii="Century" w:hAnsi="Century" w:cs="Khmer OS Battambang"/>
+          <w:sz w:val="24"/>
+          <w:szCs w:val="24"/>
+        </w:rPr>
+        <w:t>11</w:t>
       </w:r>
     </w:p>
     <w:p>
@@ -3464,12 +3669,20 @@
       </w:r>
       <w:r>
         <w:rPr>
-          <w:rFonts w:ascii="Khmer OS Battambang" w:hAnsi="Khmer OS Battambang" w:cs="Khmer OS Battambang"/>
-          <w:sz w:val="24"/>
-          <w:szCs w:val="24"/>
-          <w:cs/>
-        </w:rPr>
-        <w:tab/>
+          <w:rFonts w:ascii="Century" w:hAnsi="Century" w:cs="Khmer OS Battambang"/>
+          <w:sz w:val="24"/>
+          <w:szCs w:val="24"/>
+          <w:cs/>
+        </w:rPr>
+        <w:tab/>
+      </w:r>
+      <w:r>
+        <w:rPr>
+          <w:rFonts w:ascii="Century" w:hAnsi="Century" w:cs="Khmer OS Battambang"/>
+          <w:sz w:val="24"/>
+          <w:szCs w:val="24"/>
+        </w:rPr>
+        <w:t>11</w:t>
       </w:r>
     </w:p>
     <w:p>
@@ -3505,12 +3718,20 @@
       </w:r>
       <w:r>
         <w:rPr>
-          <w:rFonts w:ascii="Khmer OS Battambang" w:hAnsi="Khmer OS Battambang" w:cs="Khmer OS Battambang"/>
-          <w:sz w:val="24"/>
-          <w:szCs w:val="24"/>
-          <w:cs/>
-        </w:rPr>
-        <w:tab/>
+          <w:rFonts w:ascii="Century" w:hAnsi="Century" w:cs="Khmer OS Battambang"/>
+          <w:sz w:val="24"/>
+          <w:szCs w:val="24"/>
+          <w:cs/>
+        </w:rPr>
+        <w:tab/>
+      </w:r>
+      <w:r>
+        <w:rPr>
+          <w:rFonts w:ascii="Century" w:hAnsi="Century" w:cs="Khmer OS Battambang"/>
+          <w:sz w:val="24"/>
+          <w:szCs w:val="24"/>
+        </w:rPr>
+        <w:t>11</w:t>
       </w:r>
     </w:p>
     <w:p>
@@ -3546,12 +3767,20 @@
       </w:r>
       <w:r>
         <w:rPr>
-          <w:rFonts w:ascii="Khmer OS Battambang" w:hAnsi="Khmer OS Battambang" w:cs="Khmer OS Battambang"/>
-          <w:sz w:val="24"/>
-          <w:szCs w:val="24"/>
-          <w:cs/>
-        </w:rPr>
-        <w:tab/>
+          <w:rFonts w:ascii="Century" w:hAnsi="Century" w:cs="Khmer OS Battambang"/>
+          <w:sz w:val="24"/>
+          <w:szCs w:val="24"/>
+          <w:cs/>
+        </w:rPr>
+        <w:tab/>
+      </w:r>
+      <w:r>
+        <w:rPr>
+          <w:rFonts w:ascii="Century" w:hAnsi="Century" w:cs="Khmer OS Battambang"/>
+          <w:sz w:val="24"/>
+          <w:szCs w:val="24"/>
+        </w:rPr>
+        <w:t>12</w:t>
       </w:r>
     </w:p>
     <w:p>
@@ -3587,12 +3816,20 @@
       </w:r>
       <w:r>
         <w:rPr>
-          <w:rFonts w:ascii="Khmer OS Battambang" w:hAnsi="Khmer OS Battambang" w:cs="Khmer OS Battambang"/>
-          <w:sz w:val="24"/>
-          <w:szCs w:val="24"/>
-          <w:cs/>
-        </w:rPr>
-        <w:tab/>
+          <w:rFonts w:ascii="Century" w:hAnsi="Century" w:cs="Khmer OS Battambang"/>
+          <w:sz w:val="24"/>
+          <w:szCs w:val="24"/>
+          <w:cs/>
+        </w:rPr>
+        <w:tab/>
+      </w:r>
+      <w:r>
+        <w:rPr>
+          <w:rFonts w:ascii="Century" w:hAnsi="Century" w:cs="Khmer OS Battambang"/>
+          <w:sz w:val="24"/>
+          <w:szCs w:val="24"/>
+        </w:rPr>
+        <w:t>12</w:t>
       </w:r>
     </w:p>
     <w:p>
@@ -3603,7 +3840,7 @@
         </w:tabs>
         <w:spacing w:line="240" w:lineRule="auto"/>
         <w:rPr>
-          <w:rFonts w:ascii="Khmer OS Battambang" w:hAnsi="Khmer OS Battambang" w:cs="Khmer OS Battambang"/>
+          <w:rFonts w:ascii="Century" w:hAnsi="Century" w:cs="Khmer OS Battambang"/>
           <w:sz w:val="24"/>
           <w:szCs w:val="24"/>
           <w:cs/>
@@ -3620,12 +3857,20 @@
       </w:r>
       <w:r>
         <w:rPr>
-          <w:rFonts w:ascii="Khmer OS Battambang" w:hAnsi="Khmer OS Battambang" w:cs="Khmer OS Battambang"/>
-          <w:sz w:val="24"/>
-          <w:szCs w:val="24"/>
-          <w:cs/>
-        </w:rPr>
-        <w:tab/>
+          <w:rFonts w:ascii="Century" w:hAnsi="Century" w:cs="Khmer OS Battambang"/>
+          <w:sz w:val="24"/>
+          <w:szCs w:val="24"/>
+          <w:cs/>
+        </w:rPr>
+        <w:tab/>
+      </w:r>
+      <w:r>
+        <w:rPr>
+          <w:rFonts w:ascii="Century" w:hAnsi="Century" w:cs="Khmer OS Battambang"/>
+          <w:sz w:val="24"/>
+          <w:szCs w:val="24"/>
+        </w:rPr>
+        <w:t>12</w:t>
       </w:r>
     </w:p>
     <w:p>
@@ -3721,6 +3966,14 @@
         </w:rPr>
         <w:tab/>
       </w:r>
+      <w:r>
+        <w:rPr>
+          <w:rFonts w:ascii="Century" w:hAnsi="Century" w:cs="Khmer OS Battambang"/>
+          <w:sz w:val="24"/>
+          <w:szCs w:val="24"/>
+        </w:rPr>
+        <w:t>14</w:t>
+      </w:r>
     </w:p>
     <w:p>
       <w:pPr>
@@ -3730,7 +3983,7 @@
         </w:tabs>
         <w:spacing w:line="240" w:lineRule="auto"/>
         <w:rPr>
-          <w:rFonts w:ascii="Khmer OS Battambang" w:hAnsi="Khmer OS Battambang" w:cs="Khmer OS Battambang"/>
+          <w:rFonts w:ascii="Century" w:hAnsi="Century" w:cs="Khmer OS Battambang"/>
           <w:sz w:val="24"/>
           <w:szCs w:val="24"/>
         </w:rPr>
@@ -3753,6 +4006,14 @@
         </w:rPr>
         <w:tab/>
       </w:r>
+      <w:r>
+        <w:rPr>
+          <w:rFonts w:ascii="Century" w:hAnsi="Century" w:cs="Khmer OS Battambang"/>
+          <w:sz w:val="24"/>
+          <w:szCs w:val="24"/>
+        </w:rPr>
+        <w:t>14</w:t>
+      </w:r>
     </w:p>
     <w:p>
       <w:pPr>
@@ -3762,20 +4023,11 @@
         </w:tabs>
         <w:spacing w:line="240" w:lineRule="auto"/>
         <w:rPr>
-          <w:rFonts w:ascii="Khmer OS Battambang" w:hAnsi="Khmer OS Battambang" w:cs="Khmer OS Battambang"/>
-          <w:sz w:val="24"/>
-          <w:szCs w:val="24"/>
-        </w:rPr>
-      </w:pPr>
-      <w:r>
-        <w:rPr>
-          <w:rFonts w:ascii="Khmer OS Battambang" w:hAnsi="Khmer OS Battambang" w:cs="Khmer OS Battambang"/>
-          <w:sz w:val="24"/>
-          <w:szCs w:val="24"/>
-          <w:cs/>
-        </w:rPr>
-        <w:tab/>
-      </w:r>
+          <w:rFonts w:ascii="Century" w:hAnsi="Century" w:cs="Khmer OS Battambang"/>
+          <w:sz w:val="24"/>
+          <w:szCs w:val="24"/>
+        </w:rPr>
+      </w:pPr>
       <w:r>
         <w:rPr>
           <w:rFonts w:ascii="Khmer OS Battambang" w:hAnsi="Khmer OS Battambang" w:cs="Khmer OS Battambang" w:hint="cs"/>
@@ -3783,16 +4035,24 @@
           <w:szCs w:val="24"/>
           <w:cs/>
         </w:rPr>
-        <w:t>៣.២.១ ក</w:t>
-      </w:r>
-      <w:r>
-        <w:rPr>
-          <w:rFonts w:ascii="Khmer OS Battambang" w:hAnsi="Khmer OS Battambang" w:cs="Khmer OS Battambang"/>
-          <w:sz w:val="24"/>
-          <w:szCs w:val="24"/>
-          <w:cs/>
-        </w:rPr>
-        <w:tab/>
+        <w:t>៣.៣ គម្រោងការស្រាវជ្រាវ</w:t>
+      </w:r>
+      <w:r>
+        <w:rPr>
+          <w:rFonts w:ascii="Khmer OS Battambang" w:hAnsi="Khmer OS Battambang" w:cs="Khmer OS Battambang"/>
+          <w:sz w:val="24"/>
+          <w:szCs w:val="24"/>
+          <w:cs/>
+        </w:rPr>
+        <w:tab/>
+      </w:r>
+      <w:r>
+        <w:rPr>
+          <w:rFonts w:ascii="Century" w:hAnsi="Century" w:cs="Khmer OS Battambang"/>
+          <w:sz w:val="24"/>
+          <w:szCs w:val="24"/>
+        </w:rPr>
+        <w:t>14</w:t>
       </w:r>
     </w:p>
     <w:p>
@@ -3803,20 +4063,11 @@
         </w:tabs>
         <w:spacing w:line="240" w:lineRule="auto"/>
         <w:rPr>
-          <w:rFonts w:ascii="Khmer OS Battambang" w:hAnsi="Khmer OS Battambang" w:cs="Khmer OS Battambang"/>
-          <w:sz w:val="24"/>
-          <w:szCs w:val="24"/>
-        </w:rPr>
-      </w:pPr>
-      <w:r>
-        <w:rPr>
-          <w:rFonts w:ascii="Khmer OS Battambang" w:hAnsi="Khmer OS Battambang" w:cs="Khmer OS Battambang"/>
-          <w:sz w:val="24"/>
-          <w:szCs w:val="24"/>
-          <w:cs/>
-        </w:rPr>
-        <w:tab/>
-      </w:r>
+          <w:rFonts w:ascii="Century" w:hAnsi="Century" w:cs="Khmer OS Battambang"/>
+          <w:sz w:val="24"/>
+          <w:szCs w:val="24"/>
+        </w:rPr>
+      </w:pPr>
       <w:r>
         <w:rPr>
           <w:rFonts w:ascii="Khmer OS Battambang" w:hAnsi="Khmer OS Battambang" w:cs="Khmer OS Battambang" w:hint="cs"/>
@@ -3824,16 +4075,33 @@
           <w:szCs w:val="24"/>
           <w:cs/>
         </w:rPr>
-        <w:t>៣.២.២ ខ</w:t>
-      </w:r>
-      <w:r>
-        <w:rPr>
-          <w:rFonts w:ascii="Khmer OS Battambang" w:hAnsi="Khmer OS Battambang" w:cs="Khmer OS Battambang"/>
-          <w:sz w:val="24"/>
-          <w:szCs w:val="24"/>
-          <w:cs/>
-        </w:rPr>
-        <w:tab/>
+        <w:t>៣.៤ កម្មវិធី និងភាសាកូដ</w:t>
+      </w:r>
+      <w:r>
+        <w:rPr>
+          <w:rFonts w:ascii="Khmer OS Battambang" w:hAnsi="Khmer OS Battambang" w:cs="Khmer OS Battambang" w:hint="cs"/>
+          <w:sz w:val="24"/>
+          <w:szCs w:val="24"/>
+          <w:cs/>
+        </w:rPr>
+        <w:t>ដែលប្រើប្រាស់</w:t>
+      </w:r>
+      <w:r>
+        <w:rPr>
+          <w:rFonts w:ascii="Century" w:hAnsi="Century" w:cs="Khmer OS Battambang"/>
+          <w:sz w:val="24"/>
+          <w:szCs w:val="24"/>
+          <w:cs/>
+        </w:rPr>
+        <w:tab/>
+      </w:r>
+      <w:r>
+        <w:rPr>
+          <w:rFonts w:ascii="Century" w:hAnsi="Century" w:cs="Khmer OS Battambang"/>
+          <w:sz w:val="24"/>
+          <w:szCs w:val="24"/>
+        </w:rPr>
+        <w:t>14</w:t>
       </w:r>
     </w:p>
     <w:p>
@@ -3844,7 +4112,7 @@
         </w:tabs>
         <w:spacing w:line="240" w:lineRule="auto"/>
         <w:rPr>
-          <w:rFonts w:ascii="Khmer OS Battambang" w:hAnsi="Khmer OS Battambang" w:cs="Khmer OS Battambang"/>
+          <w:rFonts w:ascii="Century" w:hAnsi="Century" w:cs="Khmer OS Battambang"/>
           <w:sz w:val="24"/>
           <w:szCs w:val="24"/>
         </w:rPr>
@@ -3856,16 +4124,24 @@
           <w:szCs w:val="24"/>
           <w:cs/>
         </w:rPr>
-        <w:t>៣.៣ គម្រោងការស្រាវជ្រាវ</w:t>
-      </w:r>
-      <w:r>
-        <w:rPr>
-          <w:rFonts w:ascii="Khmer OS Battambang" w:hAnsi="Khmer OS Battambang" w:cs="Khmer OS Battambang"/>
-          <w:sz w:val="24"/>
-          <w:szCs w:val="24"/>
-          <w:cs/>
-        </w:rPr>
-        <w:tab/>
+        <w:t>៣.៥ ផែនការសកម្មភាព</w:t>
+      </w:r>
+      <w:r>
+        <w:rPr>
+          <w:rFonts w:ascii="Century" w:hAnsi="Century" w:cs="Khmer OS Battambang"/>
+          <w:sz w:val="24"/>
+          <w:szCs w:val="24"/>
+          <w:cs/>
+        </w:rPr>
+        <w:tab/>
+      </w:r>
+      <w:r>
+        <w:rPr>
+          <w:rFonts w:ascii="Century" w:hAnsi="Century" w:cs="Khmer OS Battambang"/>
+          <w:sz w:val="24"/>
+          <w:szCs w:val="24"/>
+        </w:rPr>
+        <w:t>15</w:t>
       </w:r>
     </w:p>
     <w:p>
@@ -3876,11 +4152,20 @@
         </w:tabs>
         <w:spacing w:line="240" w:lineRule="auto"/>
         <w:rPr>
-          <w:rFonts w:ascii="Khmer OS Battambang" w:hAnsi="Khmer OS Battambang" w:cs="Khmer OS Battambang"/>
-          <w:sz w:val="24"/>
-          <w:szCs w:val="24"/>
-        </w:rPr>
-      </w:pPr>
+          <w:rFonts w:ascii="Century" w:hAnsi="Century" w:cs="Khmer OS Battambang"/>
+          <w:sz w:val="24"/>
+          <w:szCs w:val="24"/>
+          <w:lang w:val="en-GB"/>
+        </w:rPr>
+      </w:pPr>
+      <w:r>
+        <w:rPr>
+          <w:rFonts w:ascii="Khmer OS Battambang" w:hAnsi="Khmer OS Battambang" w:cs="Khmer OS Battambang"/>
+          <w:sz w:val="24"/>
+          <w:szCs w:val="24"/>
+        </w:rPr>
+        <w:tab/>
+      </w:r>
       <w:r>
         <w:rPr>
           <w:rFonts w:ascii="Khmer OS Battambang" w:hAnsi="Khmer OS Battambang" w:cs="Khmer OS Battambang" w:hint="cs"/>
@@ -3888,8 +4173,831 @@
           <w:szCs w:val="24"/>
           <w:cs/>
         </w:rPr>
-        <w:t>៣.៤ កម្មវិធី និងភាសាកូដ</w:t>
-      </w:r>
+        <w:t>៣.៥.១ ភាសារមូលដ្ឋានសម្រាប់គេហទំព័រ</w:t>
+      </w:r>
+      <w:r>
+        <w:rPr>
+          <w:rFonts w:ascii="Century" w:hAnsi="Century" w:cs="Khmer OS Battambang"/>
+          <w:sz w:val="24"/>
+          <w:szCs w:val="24"/>
+          <w:cs/>
+        </w:rPr>
+        <w:tab/>
+      </w:r>
+      <w:r>
+        <w:rPr>
+          <w:rFonts w:ascii="Century" w:hAnsi="Century" w:cs="Khmer OS Battambang"/>
+          <w:sz w:val="24"/>
+          <w:szCs w:val="24"/>
+          <w:lang w:val="en-GB"/>
+        </w:rPr>
+        <w:t>15</w:t>
+      </w:r>
+    </w:p>
+    <w:p>
+      <w:pPr>
+        <w:tabs>
+          <w:tab w:val="left" w:pos="540"/>
+          <w:tab w:val="left" w:pos="720"/>
+          <w:tab w:val="left" w:leader="dot" w:pos="8640"/>
+        </w:tabs>
+        <w:spacing w:line="240" w:lineRule="auto"/>
+        <w:rPr>
+          <w:rFonts w:ascii="Century" w:hAnsi="Century" w:cs="Khmer OS Bokor"/>
+          <w:sz w:val="24"/>
+          <w:szCs w:val="24"/>
+          <w:lang w:val="en-GB"/>
+        </w:rPr>
+      </w:pPr>
+      <w:r>
+        <w:rPr>
+          <w:rFonts w:ascii="Khmer OS Bokor" w:hAnsi="Khmer OS Bokor" w:cs="Khmer OS Bokor"/>
+          <w:sz w:val="24"/>
+          <w:szCs w:val="24"/>
+          <w:lang w:val="en-GB"/>
+        </w:rPr>
+        <w:tab/>
+      </w:r>
+      <w:r>
+        <w:rPr>
+          <w:rFonts w:ascii="Khmer OS Bokor" w:hAnsi="Khmer OS Bokor" w:cs="Khmer OS Bokor"/>
+          <w:sz w:val="24"/>
+          <w:szCs w:val="24"/>
+          <w:lang w:val="en-GB"/>
+        </w:rPr>
+        <w:tab/>
+      </w:r>
+      <w:r>
+        <w:rPr>
+          <w:rFonts w:ascii="Khmer OS Bokor" w:hAnsi="Khmer OS Bokor" w:cs="Khmer OS Bokor"/>
+          <w:sz w:val="24"/>
+          <w:szCs w:val="24"/>
+          <w:cs/>
+        </w:rPr>
+        <w:t xml:space="preserve">ក. </w:t>
+      </w:r>
+      <w:r>
+        <w:rPr>
+          <w:rFonts w:ascii="Century" w:hAnsi="Century" w:cs="Khmer OS Bokor"/>
+          <w:sz w:val="24"/>
+          <w:szCs w:val="24"/>
+          <w:lang w:val="en-GB"/>
+        </w:rPr>
+        <w:t>HTML</w:t>
+      </w:r>
+      <w:r>
+        <w:rPr>
+          <w:rFonts w:ascii="Century" w:hAnsi="Century" w:cs="Khmer OS Bokor"/>
+          <w:sz w:val="24"/>
+          <w:szCs w:val="24"/>
+          <w:lang w:val="en-GB"/>
+        </w:rPr>
+        <w:tab/>
+        <w:t>15</w:t>
+      </w:r>
+    </w:p>
+    <w:p>
+      <w:pPr>
+        <w:tabs>
+          <w:tab w:val="left" w:pos="540"/>
+          <w:tab w:val="left" w:pos="720"/>
+          <w:tab w:val="left" w:leader="dot" w:pos="8640"/>
+        </w:tabs>
+        <w:spacing w:line="240" w:lineRule="auto"/>
+        <w:rPr>
+          <w:rFonts w:ascii="Century" w:hAnsi="Century" w:cs="Khmer OS Bokor"/>
+          <w:sz w:val="24"/>
+          <w:szCs w:val="24"/>
+          <w:lang w:val="en-GB"/>
+        </w:rPr>
+      </w:pPr>
+      <w:r>
+        <w:rPr>
+          <w:rFonts w:ascii="Khmer OS Bokor" w:hAnsi="Khmer OS Bokor" w:cs="Khmer OS Bokor"/>
+          <w:sz w:val="24"/>
+          <w:szCs w:val="24"/>
+          <w:lang w:val="en-GB"/>
+        </w:rPr>
+        <w:tab/>
+      </w:r>
+      <w:r>
+        <w:rPr>
+          <w:rFonts w:ascii="Khmer OS Bokor" w:hAnsi="Khmer OS Bokor" w:cs="Khmer OS Bokor"/>
+          <w:sz w:val="24"/>
+          <w:szCs w:val="24"/>
+          <w:lang w:val="en-GB"/>
+        </w:rPr>
+        <w:tab/>
+      </w:r>
+      <w:r>
+        <w:rPr>
+          <w:rFonts w:ascii="Khmer OS Bokor" w:hAnsi="Khmer OS Bokor" w:cs="Khmer OS Bokor"/>
+          <w:sz w:val="24"/>
+          <w:szCs w:val="24"/>
+          <w:cs/>
+        </w:rPr>
+        <w:t xml:space="preserve">ខ. </w:t>
+      </w:r>
+      <w:r>
+        <w:rPr>
+          <w:rFonts w:ascii="Century" w:hAnsi="Century" w:cs="Khmer OS Bokor"/>
+          <w:sz w:val="24"/>
+          <w:szCs w:val="24"/>
+          <w:lang w:val="en-GB"/>
+        </w:rPr>
+        <w:t>CSS</w:t>
+      </w:r>
+      <w:r>
+        <w:rPr>
+          <w:rFonts w:ascii="Century" w:hAnsi="Century" w:cs="Khmer OS Bokor"/>
+          <w:sz w:val="24"/>
+          <w:szCs w:val="24"/>
+          <w:lang w:val="en-GB"/>
+        </w:rPr>
+        <w:tab/>
+        <w:t>15</w:t>
+      </w:r>
+    </w:p>
+    <w:p>
+      <w:pPr>
+        <w:tabs>
+          <w:tab w:val="left" w:pos="540"/>
+          <w:tab w:val="left" w:pos="720"/>
+          <w:tab w:val="left" w:leader="dot" w:pos="8640"/>
+        </w:tabs>
+        <w:spacing w:line="240" w:lineRule="auto"/>
+        <w:rPr>
+          <w:rFonts w:ascii="Century" w:hAnsi="Century" w:cs="Khmer OS Bokor"/>
+          <w:sz w:val="24"/>
+          <w:szCs w:val="24"/>
+          <w:lang w:val="en-GB"/>
+        </w:rPr>
+      </w:pPr>
+      <w:r>
+        <w:rPr>
+          <w:rFonts w:ascii="Khmer OS Bokor" w:hAnsi="Khmer OS Bokor" w:cs="Khmer OS Bokor"/>
+          <w:sz w:val="24"/>
+          <w:szCs w:val="24"/>
+          <w:lang w:val="en-GB"/>
+        </w:rPr>
+        <w:tab/>
+      </w:r>
+      <w:r>
+        <w:rPr>
+          <w:rFonts w:ascii="Khmer OS Bokor" w:hAnsi="Khmer OS Bokor" w:cs="Khmer OS Bokor"/>
+          <w:sz w:val="24"/>
+          <w:szCs w:val="24"/>
+          <w:lang w:val="en-GB"/>
+        </w:rPr>
+        <w:tab/>
+      </w:r>
+      <w:r>
+        <w:rPr>
+          <w:rFonts w:ascii="Khmer OS Bokor" w:hAnsi="Khmer OS Bokor" w:cs="Khmer OS Bokor"/>
+          <w:sz w:val="24"/>
+          <w:szCs w:val="24"/>
+          <w:cs/>
+        </w:rPr>
+        <w:t xml:space="preserve">គ. </w:t>
+      </w:r>
+      <w:r>
+        <w:rPr>
+          <w:rFonts w:ascii="Century" w:hAnsi="Century" w:cs="Khmer OS Bokor"/>
+          <w:sz w:val="24"/>
+          <w:szCs w:val="24"/>
+          <w:lang w:val="en-GB"/>
+        </w:rPr>
+        <w:t>JavaScript</w:t>
+      </w:r>
+      <w:r>
+        <w:rPr>
+          <w:rFonts w:ascii="Century" w:hAnsi="Century" w:cs="Khmer OS Bokor"/>
+          <w:sz w:val="24"/>
+          <w:szCs w:val="24"/>
+          <w:lang w:val="en-GB"/>
+        </w:rPr>
+        <w:tab/>
+        <w:t>16</w:t>
+      </w:r>
+    </w:p>
+    <w:p>
+      <w:pPr>
+        <w:tabs>
+          <w:tab w:val="left" w:pos="540"/>
+          <w:tab w:val="left" w:pos="720"/>
+          <w:tab w:val="left" w:leader="dot" w:pos="8640"/>
+        </w:tabs>
+        <w:spacing w:line="240" w:lineRule="auto"/>
+        <w:rPr>
+          <w:rFonts w:ascii="Century" w:hAnsi="Century" w:cs="Khmer OS Bokor"/>
+          <w:sz w:val="24"/>
+          <w:szCs w:val="24"/>
+          <w:lang w:val="en-GB"/>
+        </w:rPr>
+      </w:pPr>
+      <w:r>
+        <w:rPr>
+          <w:rFonts w:ascii="Khmer OS Bokor" w:hAnsi="Khmer OS Bokor" w:cs="Khmer OS Bokor"/>
+          <w:sz w:val="24"/>
+          <w:szCs w:val="24"/>
+          <w:lang w:val="en-GB"/>
+        </w:rPr>
+        <w:tab/>
+      </w:r>
+      <w:r>
+        <w:rPr>
+          <w:rFonts w:ascii="Khmer OS Bokor" w:hAnsi="Khmer OS Bokor" w:cs="Khmer OS Bokor"/>
+          <w:sz w:val="24"/>
+          <w:szCs w:val="24"/>
+          <w:lang w:val="en-GB"/>
+        </w:rPr>
+        <w:tab/>
+      </w:r>
+      <w:r>
+        <w:rPr>
+          <w:rFonts w:ascii="Khmer OS Bokor" w:hAnsi="Khmer OS Bokor" w:cs="Khmer OS Bokor"/>
+          <w:sz w:val="24"/>
+          <w:szCs w:val="24"/>
+          <w:cs/>
+        </w:rPr>
+        <w:t xml:space="preserve">ឃ. </w:t>
+      </w:r>
+      <w:r>
+        <w:rPr>
+          <w:rFonts w:ascii="Century" w:hAnsi="Century" w:cs="Khmer OS Bokor"/>
+          <w:sz w:val="24"/>
+          <w:szCs w:val="24"/>
+          <w:lang w:val="en-GB"/>
+        </w:rPr>
+        <w:t>PHP</w:t>
+      </w:r>
+      <w:r>
+        <w:rPr>
+          <w:rFonts w:ascii="Century" w:hAnsi="Century" w:cs="Khmer OS Bokor"/>
+          <w:sz w:val="24"/>
+          <w:szCs w:val="24"/>
+          <w:lang w:val="en-GB"/>
+        </w:rPr>
+        <w:tab/>
+        <w:t>16</w:t>
+      </w:r>
+    </w:p>
+    <w:p>
+      <w:pPr>
+        <w:tabs>
+          <w:tab w:val="left" w:pos="540"/>
+          <w:tab w:val="left" w:pos="720"/>
+          <w:tab w:val="left" w:leader="dot" w:pos="8640"/>
+        </w:tabs>
+        <w:spacing w:line="240" w:lineRule="auto"/>
+        <w:rPr>
+          <w:rFonts w:ascii="Khmer OS Bokor" w:hAnsi="Khmer OS Bokor" w:cs="Khmer OS Bokor"/>
+          <w:sz w:val="24"/>
+          <w:szCs w:val="24"/>
+          <w:lang w:val="en-GB"/>
+        </w:rPr>
+      </w:pPr>
+      <w:r>
+        <w:rPr>
+          <w:rFonts w:ascii="Khmer OS Bokor" w:hAnsi="Khmer OS Bokor" w:cs="Khmer OS Bokor"/>
+          <w:sz w:val="24"/>
+          <w:szCs w:val="24"/>
+          <w:lang w:val="en-GB"/>
+        </w:rPr>
+        <w:tab/>
+      </w:r>
+      <w:r>
+        <w:rPr>
+          <w:rFonts w:ascii="Khmer OS Bokor" w:hAnsi="Khmer OS Bokor" w:cs="Khmer OS Bokor"/>
+          <w:sz w:val="24"/>
+          <w:szCs w:val="24"/>
+          <w:lang w:val="en-GB"/>
+        </w:rPr>
+        <w:tab/>
+      </w:r>
+      <w:r>
+        <w:rPr>
+          <w:rFonts w:ascii="Khmer OS Bokor" w:hAnsi="Khmer OS Bokor" w:cs="Khmer OS Bokor"/>
+          <w:sz w:val="24"/>
+          <w:szCs w:val="24"/>
+          <w:cs/>
+        </w:rPr>
+        <w:t xml:space="preserve">ង. </w:t>
+      </w:r>
+      <w:r>
+        <w:rPr>
+          <w:rFonts w:ascii="Century" w:hAnsi="Century" w:cs="Khmer OS Bokor"/>
+          <w:sz w:val="24"/>
+          <w:szCs w:val="24"/>
+          <w:lang w:val="en-GB"/>
+        </w:rPr>
+        <w:t>SQL</w:t>
+      </w:r>
+      <w:r>
+        <w:rPr>
+          <w:rFonts w:ascii="Century" w:hAnsi="Century" w:cs="Khmer OS Bokor"/>
+          <w:sz w:val="24"/>
+          <w:szCs w:val="24"/>
+          <w:lang w:val="en-GB"/>
+        </w:rPr>
+        <w:tab/>
+        <w:t>17</w:t>
+      </w:r>
+    </w:p>
+    <w:p>
+      <w:pPr>
+        <w:tabs>
+          <w:tab w:val="left" w:pos="540"/>
+          <w:tab w:val="left" w:pos="720"/>
+          <w:tab w:val="left" w:leader="dot" w:pos="8640"/>
+        </w:tabs>
+        <w:spacing w:line="240" w:lineRule="auto"/>
+        <w:rPr>
+          <w:rFonts w:ascii="Century" w:hAnsi="Century" w:cs="Khmer OS Battambang"/>
+          <w:sz w:val="24"/>
+          <w:szCs w:val="24"/>
+          <w:lang w:val="en-GB"/>
+        </w:rPr>
+      </w:pPr>
+      <w:r>
+        <w:rPr>
+          <w:rFonts w:ascii="Cambria" w:hAnsi="Cambria" w:cs="Khmer OS Battambang"/>
+          <w:sz w:val="24"/>
+          <w:szCs w:val="24"/>
+          <w:lang w:val="en-GB"/>
+        </w:rPr>
+        <w:tab/>
+      </w:r>
+      <w:r>
+        <w:rPr>
+          <w:rFonts w:ascii="Cambria" w:hAnsi="Cambria" w:cs="Khmer OS Battambang" w:hint="cs"/>
+          <w:sz w:val="24"/>
+          <w:szCs w:val="24"/>
+          <w:cs/>
+        </w:rPr>
+        <w:t xml:space="preserve">៣.៥.២ </w:t>
+      </w:r>
+      <w:r>
+        <w:rPr>
+          <w:rFonts w:ascii="Century" w:hAnsi="Century" w:cs="Khmer OS Battambang"/>
+          <w:sz w:val="24"/>
+          <w:szCs w:val="24"/>
+          <w:lang w:val="en-GB"/>
+        </w:rPr>
+        <w:t>Frontend Framework</w:t>
+      </w:r>
+      <w:r>
+        <w:rPr>
+          <w:rFonts w:ascii="Century" w:hAnsi="Century" w:cs="Khmer OS Battambang"/>
+          <w:sz w:val="24"/>
+          <w:szCs w:val="24"/>
+          <w:lang w:val="en-GB"/>
+        </w:rPr>
+        <w:tab/>
+        <w:t>17</w:t>
+      </w:r>
+    </w:p>
+    <w:p>
+      <w:pPr>
+        <w:tabs>
+          <w:tab w:val="left" w:pos="540"/>
+          <w:tab w:val="left" w:pos="720"/>
+          <w:tab w:val="left" w:leader="dot" w:pos="8640"/>
+        </w:tabs>
+        <w:spacing w:line="240" w:lineRule="auto"/>
+        <w:rPr>
+          <w:rFonts w:ascii="Cambria" w:hAnsi="Cambria" w:cs="Khmer OS Battambang"/>
+          <w:sz w:val="24"/>
+          <w:szCs w:val="24"/>
+          <w:lang w:val="en-GB"/>
+        </w:rPr>
+      </w:pPr>
+      <w:r>
+        <w:rPr>
+          <w:rFonts w:ascii="Cambria" w:hAnsi="Cambria" w:cs="Khmer OS Battambang"/>
+          <w:sz w:val="24"/>
+          <w:szCs w:val="24"/>
+          <w:lang w:val="en-GB"/>
+        </w:rPr>
+        <w:tab/>
+      </w:r>
+      <w:r>
+        <w:rPr>
+          <w:rFonts w:ascii="Cambria" w:hAnsi="Cambria" w:cs="Khmer OS Battambang" w:hint="cs"/>
+          <w:sz w:val="24"/>
+          <w:szCs w:val="24"/>
+          <w:cs/>
+        </w:rPr>
+        <w:t xml:space="preserve">៣.៥.៣ </w:t>
+      </w:r>
+      <w:r>
+        <w:rPr>
+          <w:rFonts w:ascii="Century" w:hAnsi="Century" w:cs="Khmer OS Battambang"/>
+          <w:sz w:val="24"/>
+          <w:szCs w:val="24"/>
+          <w:lang w:val="en-GB"/>
+        </w:rPr>
+        <w:t>Backend Framework</w:t>
+      </w:r>
+      <w:r>
+        <w:rPr>
+          <w:rFonts w:ascii="Century" w:hAnsi="Century" w:cs="Khmer OS Battambang"/>
+          <w:sz w:val="24"/>
+          <w:szCs w:val="24"/>
+          <w:lang w:val="en-GB"/>
+        </w:rPr>
+        <w:tab/>
+        <w:t>18</w:t>
+      </w:r>
+    </w:p>
+    <w:p>
+      <w:pPr>
+        <w:tabs>
+          <w:tab w:val="left" w:pos="540"/>
+          <w:tab w:val="left" w:pos="720"/>
+          <w:tab w:val="left" w:leader="dot" w:pos="8640"/>
+        </w:tabs>
+        <w:spacing w:line="240" w:lineRule="auto"/>
+        <w:rPr>
+          <w:rFonts w:ascii="Century" w:hAnsi="Century" w:cs="Khmer OS Battambang"/>
+          <w:sz w:val="24"/>
+          <w:szCs w:val="24"/>
+          <w:lang w:val="en-GB"/>
+        </w:rPr>
+      </w:pPr>
+      <w:r>
+        <w:rPr>
+          <w:rFonts w:ascii="Cambria" w:hAnsi="Cambria" w:cs="Khmer OS Battambang"/>
+          <w:sz w:val="24"/>
+          <w:szCs w:val="24"/>
+          <w:lang w:val="en-GB"/>
+        </w:rPr>
+        <w:tab/>
+      </w:r>
+      <w:r>
+        <w:rPr>
+          <w:rFonts w:ascii="Cambria" w:hAnsi="Cambria" w:cs="Khmer OS Battambang" w:hint="cs"/>
+          <w:sz w:val="24"/>
+          <w:szCs w:val="24"/>
+          <w:cs/>
+        </w:rPr>
+        <w:t>៣.៥.៤ កម្មវិធីដែលប្រើប្រាស់</w:t>
+      </w:r>
+      <w:r>
+        <w:rPr>
+          <w:rFonts w:ascii="Century" w:hAnsi="Century" w:cs="Khmer OS Battambang"/>
+          <w:sz w:val="24"/>
+          <w:szCs w:val="24"/>
+          <w:cs/>
+        </w:rPr>
+        <w:tab/>
+      </w:r>
+      <w:r>
+        <w:rPr>
+          <w:rFonts w:ascii="Century" w:hAnsi="Century" w:cs="Khmer OS Battambang"/>
+          <w:sz w:val="24"/>
+          <w:szCs w:val="24"/>
+          <w:lang w:val="en-GB"/>
+        </w:rPr>
+        <w:t>18</w:t>
+      </w:r>
+    </w:p>
+    <w:p>
+      <w:pPr>
+        <w:tabs>
+          <w:tab w:val="left" w:pos="540"/>
+          <w:tab w:val="left" w:pos="720"/>
+          <w:tab w:val="left" w:leader="dot" w:pos="8640"/>
+        </w:tabs>
+        <w:spacing w:line="240" w:lineRule="auto"/>
+        <w:rPr>
+          <w:rFonts w:ascii="Cambria" w:hAnsi="Cambria" w:cs="Times New Roman"/>
+          <w:sz w:val="24"/>
+          <w:szCs w:val="39"/>
+          <w:lang w:val="en-GB"/>
+        </w:rPr>
+      </w:pPr>
+      <w:r>
+        <w:rPr>
+          <w:rFonts w:ascii="Cambria" w:hAnsi="Cambria" w:cs="Khmer OS Battambang"/>
+          <w:sz w:val="24"/>
+          <w:szCs w:val="24"/>
+          <w:lang w:val="en-GB"/>
+        </w:rPr>
+        <w:lastRenderedPageBreak/>
+        <w:tab/>
+      </w:r>
+      <w:r>
+        <w:rPr>
+          <w:rFonts w:ascii="Cambria" w:hAnsi="Cambria" w:cs="Khmer OS Battambang"/>
+          <w:sz w:val="24"/>
+          <w:szCs w:val="24"/>
+          <w:lang w:val="en-GB"/>
+        </w:rPr>
+        <w:tab/>
+      </w:r>
+      <w:r>
+        <w:rPr>
+          <w:rFonts w:ascii="Khmer OS Bokor" w:hAnsi="Khmer OS Bokor" w:cs="Khmer OS Bokor"/>
+          <w:sz w:val="24"/>
+          <w:szCs w:val="24"/>
+          <w:cs/>
+        </w:rPr>
+        <w:t>ក.</w:t>
+      </w:r>
+      <w:r>
+        <w:rPr>
+          <w:rFonts w:ascii="Cambria" w:hAnsi="Cambria" w:cs="Times New Roman" w:hint="cs"/>
+          <w:sz w:val="24"/>
+          <w:szCs w:val="39"/>
+          <w:cs/>
+        </w:rPr>
+        <w:t xml:space="preserve"> </w:t>
+      </w:r>
+      <w:r>
+        <w:rPr>
+          <w:rFonts w:ascii="Century" w:hAnsi="Century" w:cs="Times New Roman"/>
+          <w:sz w:val="24"/>
+          <w:szCs w:val="39"/>
+          <w:lang w:val="en-GB"/>
+        </w:rPr>
+        <w:t>GitHub</w:t>
+      </w:r>
+      <w:r>
+        <w:rPr>
+          <w:rFonts w:ascii="Century" w:hAnsi="Century" w:cs="Times New Roman"/>
+          <w:sz w:val="24"/>
+          <w:szCs w:val="39"/>
+          <w:lang w:val="en-GB"/>
+        </w:rPr>
+        <w:tab/>
+        <w:t>18</w:t>
+      </w:r>
+    </w:p>
+    <w:p>
+      <w:pPr>
+        <w:tabs>
+          <w:tab w:val="left" w:pos="540"/>
+          <w:tab w:val="left" w:pos="720"/>
+          <w:tab w:val="left" w:leader="dot" w:pos="8640"/>
+        </w:tabs>
+        <w:spacing w:line="240" w:lineRule="auto"/>
+        <w:rPr>
+          <w:rFonts w:ascii="Khmer OS Bokor" w:hAnsi="Khmer OS Bokor" w:cs="Khmer OS Bokor"/>
+          <w:sz w:val="24"/>
+          <w:szCs w:val="24"/>
+          <w:lang w:val="en-GB"/>
+        </w:rPr>
+      </w:pPr>
+      <w:r>
+        <w:rPr>
+          <w:rFonts w:ascii="Khmer OS Bokor" w:hAnsi="Khmer OS Bokor" w:cs="Khmer OS Bokor"/>
+          <w:sz w:val="24"/>
+          <w:szCs w:val="24"/>
+          <w:cs/>
+          <w:lang w:val="en-GB"/>
+        </w:rPr>
+        <w:tab/>
+      </w:r>
+      <w:r>
+        <w:rPr>
+          <w:rFonts w:ascii="Khmer OS Bokor" w:hAnsi="Khmer OS Bokor" w:cs="Khmer OS Bokor"/>
+          <w:sz w:val="24"/>
+          <w:szCs w:val="24"/>
+          <w:cs/>
+          <w:lang w:val="en-GB"/>
+        </w:rPr>
+        <w:tab/>
+        <w:t xml:space="preserve">ខ. </w:t>
+      </w:r>
+      <w:r>
+        <w:rPr>
+          <w:rFonts w:ascii="Century" w:hAnsi="Century" w:cs="Khmer OS Bokor"/>
+          <w:sz w:val="24"/>
+          <w:szCs w:val="24"/>
+          <w:lang w:val="en-GB"/>
+        </w:rPr>
+        <w:t>Visual Studio Code</w:t>
+      </w:r>
+      <w:r>
+        <w:rPr>
+          <w:rFonts w:ascii="Century" w:hAnsi="Century" w:cs="Khmer OS Bokor"/>
+          <w:sz w:val="24"/>
+          <w:szCs w:val="24"/>
+          <w:cs/>
+          <w:lang w:val="en-GB"/>
+        </w:rPr>
+        <w:tab/>
+      </w:r>
+      <w:r>
+        <w:rPr>
+          <w:rFonts w:ascii="Century" w:hAnsi="Century" w:cs="Khmer OS Bokor"/>
+          <w:sz w:val="24"/>
+          <w:szCs w:val="24"/>
+          <w:lang w:val="en-GB"/>
+        </w:rPr>
+        <w:t>19</w:t>
+      </w:r>
+    </w:p>
+    <w:p>
+      <w:pPr>
+        <w:tabs>
+          <w:tab w:val="left" w:pos="540"/>
+          <w:tab w:val="left" w:pos="720"/>
+          <w:tab w:val="left" w:leader="dot" w:pos="8640"/>
+        </w:tabs>
+        <w:spacing w:line="240" w:lineRule="auto"/>
+        <w:rPr>
+          <w:rFonts w:ascii="Century" w:hAnsi="Century" w:cs="Khmer OS Bokor"/>
+          <w:sz w:val="24"/>
+          <w:szCs w:val="24"/>
+          <w:lang w:val="en-GB"/>
+        </w:rPr>
+      </w:pPr>
+      <w:r>
+        <w:rPr>
+          <w:rFonts w:ascii="Khmer OS Bokor" w:hAnsi="Khmer OS Bokor" w:cs="Khmer OS Bokor"/>
+          <w:sz w:val="24"/>
+          <w:szCs w:val="24"/>
+          <w:lang w:val="en-GB"/>
+        </w:rPr>
+        <w:tab/>
+      </w:r>
+      <w:r>
+        <w:rPr>
+          <w:rFonts w:ascii="Khmer OS Bokor" w:hAnsi="Khmer OS Bokor" w:cs="Khmer OS Bokor"/>
+          <w:sz w:val="24"/>
+          <w:szCs w:val="24"/>
+          <w:lang w:val="en-GB"/>
+        </w:rPr>
+        <w:tab/>
+      </w:r>
+      <w:r>
+        <w:rPr>
+          <w:rFonts w:ascii="Khmer OS Bokor" w:hAnsi="Khmer OS Bokor" w:cs="Khmer OS Bokor"/>
+          <w:sz w:val="24"/>
+          <w:szCs w:val="24"/>
+          <w:cs/>
+        </w:rPr>
+        <w:t xml:space="preserve">គ. </w:t>
+      </w:r>
+      <w:r>
+        <w:rPr>
+          <w:rFonts w:ascii="Century" w:hAnsi="Century" w:cs="Khmer OS Bokor"/>
+          <w:sz w:val="24"/>
+          <w:szCs w:val="24"/>
+          <w:lang w:val="en-GB"/>
+        </w:rPr>
+        <w:t>XAMPP</w:t>
+      </w:r>
+      <w:r>
+        <w:rPr>
+          <w:rFonts w:ascii="Century" w:hAnsi="Century" w:cs="Khmer OS Bokor"/>
+          <w:sz w:val="24"/>
+          <w:szCs w:val="24"/>
+          <w:lang w:val="en-GB"/>
+        </w:rPr>
+        <w:tab/>
+        <w:t>19</w:t>
+      </w:r>
+    </w:p>
+    <w:p>
+      <w:pPr>
+        <w:tabs>
+          <w:tab w:val="left" w:pos="540"/>
+          <w:tab w:val="left" w:pos="720"/>
+          <w:tab w:val="left" w:leader="dot" w:pos="8640"/>
+        </w:tabs>
+        <w:spacing w:line="240" w:lineRule="auto"/>
+        <w:rPr>
+          <w:rFonts w:ascii="Khmer OS Bokor" w:hAnsi="Khmer OS Bokor" w:cs="Khmer OS Bokor"/>
+          <w:sz w:val="24"/>
+          <w:szCs w:val="24"/>
+          <w:lang w:val="en-GB"/>
+        </w:rPr>
+      </w:pPr>
+      <w:r>
+        <w:rPr>
+          <w:rFonts w:ascii="Khmer OS Bokor" w:hAnsi="Khmer OS Bokor" w:cs="Khmer OS Bokor"/>
+          <w:sz w:val="24"/>
+          <w:szCs w:val="24"/>
+          <w:lang w:val="en-GB"/>
+        </w:rPr>
+        <w:tab/>
+      </w:r>
+      <w:r>
+        <w:rPr>
+          <w:rFonts w:ascii="Khmer OS Bokor" w:hAnsi="Khmer OS Bokor" w:cs="Khmer OS Bokor"/>
+          <w:sz w:val="24"/>
+          <w:szCs w:val="24"/>
+          <w:lang w:val="en-GB"/>
+        </w:rPr>
+        <w:tab/>
+      </w:r>
+      <w:r>
+        <w:rPr>
+          <w:rFonts w:ascii="Khmer OS Bokor" w:hAnsi="Khmer OS Bokor" w:cs="Khmer OS Bokor"/>
+          <w:sz w:val="24"/>
+          <w:szCs w:val="24"/>
+          <w:cs/>
+        </w:rPr>
+        <w:t xml:space="preserve">ឃ. </w:t>
+      </w:r>
+      <w:r>
+        <w:rPr>
+          <w:rFonts w:ascii="Century" w:hAnsi="Century" w:cs="Khmer OS Bokor"/>
+          <w:sz w:val="24"/>
+          <w:szCs w:val="24"/>
+          <w:lang w:val="en-GB"/>
+        </w:rPr>
+        <w:t>Google Drive</w:t>
+      </w:r>
+      <w:r>
+        <w:rPr>
+          <w:rFonts w:ascii="Century" w:hAnsi="Century" w:cs="Khmer OS Bokor"/>
+          <w:sz w:val="24"/>
+          <w:szCs w:val="24"/>
+          <w:lang w:val="en-GB"/>
+        </w:rPr>
+        <w:tab/>
+        <w:t>19</w:t>
+      </w:r>
+    </w:p>
+    <w:p>
+      <w:pPr>
+        <w:tabs>
+          <w:tab w:val="left" w:pos="540"/>
+          <w:tab w:val="left" w:pos="720"/>
+          <w:tab w:val="left" w:leader="dot" w:pos="8640"/>
+        </w:tabs>
+        <w:spacing w:line="240" w:lineRule="auto"/>
+        <w:rPr>
+          <w:rFonts w:ascii="Khmer OS Bokor" w:hAnsi="Khmer OS Bokor" w:cs="Khmer OS Bokor"/>
+          <w:sz w:val="24"/>
+          <w:szCs w:val="24"/>
+          <w:lang w:val="en-GB"/>
+        </w:rPr>
+      </w:pPr>
+      <w:r>
+        <w:rPr>
+          <w:rFonts w:ascii="Khmer OS Bokor" w:hAnsi="Khmer OS Bokor" w:cs="Khmer OS Bokor"/>
+          <w:sz w:val="24"/>
+          <w:szCs w:val="24"/>
+          <w:lang w:val="en-GB"/>
+        </w:rPr>
+        <w:tab/>
+      </w:r>
+      <w:r>
+        <w:rPr>
+          <w:rFonts w:ascii="Khmer OS Bokor" w:hAnsi="Khmer OS Bokor" w:cs="Khmer OS Bokor"/>
+          <w:sz w:val="24"/>
+          <w:szCs w:val="24"/>
+          <w:lang w:val="en-GB"/>
+        </w:rPr>
+        <w:tab/>
+      </w:r>
+      <w:r>
+        <w:rPr>
+          <w:rFonts w:ascii="Khmer OS Bokor" w:hAnsi="Khmer OS Bokor" w:cs="Khmer OS Bokor"/>
+          <w:sz w:val="24"/>
+          <w:szCs w:val="24"/>
+          <w:cs/>
+        </w:rPr>
+        <w:t xml:space="preserve">ង. </w:t>
+      </w:r>
+      <w:r>
+        <w:rPr>
+          <w:rFonts w:ascii="Century" w:hAnsi="Century" w:cs="Khmer OS Bokor"/>
+          <w:sz w:val="24"/>
+          <w:szCs w:val="24"/>
+          <w:lang w:val="en-GB"/>
+        </w:rPr>
+        <w:t>Google Chrome</w:t>
+      </w:r>
+      <w:r>
+        <w:rPr>
+          <w:rFonts w:ascii="Century" w:hAnsi="Century" w:cs="Khmer OS Bokor"/>
+          <w:sz w:val="24"/>
+          <w:szCs w:val="24"/>
+          <w:lang w:val="en-GB"/>
+        </w:rPr>
+        <w:tab/>
+        <w:t>20</w:t>
+      </w:r>
+    </w:p>
+    <w:p>
+      <w:pPr>
+        <w:tabs>
+          <w:tab w:val="left" w:pos="540"/>
+          <w:tab w:val="left" w:leader="dot" w:pos="8640"/>
+        </w:tabs>
+        <w:spacing w:line="240" w:lineRule="auto"/>
+        <w:rPr>
+          <w:rFonts w:ascii="Khmer OS Battambang" w:hAnsi="Khmer OS Battambang" w:cs="Khmer OS Battambang"/>
+          <w:sz w:val="24"/>
+          <w:szCs w:val="24"/>
+        </w:rPr>
+      </w:pPr>
       <w:r>
         <w:rPr>
           <w:rFonts w:ascii="Khmer OS Battambang" w:hAnsi="Khmer OS Battambang" w:cs="Khmer OS Battambang" w:hint="cs"/>
@@ -3897,31 +5005,8 @@
           <w:szCs w:val="24"/>
           <w:cs/>
         </w:rPr>
-        <w:t>ដែលប្រើប្រាស់</w:t>
-      </w:r>
-      <w:r>
-        <w:rPr>
-          <w:rFonts w:ascii="Khmer OS Battambang" w:hAnsi="Khmer OS Battambang" w:cs="Khmer OS Battambang"/>
-          <w:sz w:val="24"/>
-          <w:szCs w:val="24"/>
-          <w:cs/>
-        </w:rPr>
-        <w:tab/>
-      </w:r>
-    </w:p>
-    <w:p>
-      <w:pPr>
-        <w:tabs>
-          <w:tab w:val="left" w:pos="540"/>
-          <w:tab w:val="left" w:leader="dot" w:pos="8640"/>
-        </w:tabs>
-        <w:spacing w:line="240" w:lineRule="auto"/>
-        <w:rPr>
-          <w:rFonts w:ascii="Khmer OS Battambang" w:hAnsi="Khmer OS Battambang" w:cs="Khmer OS Battambang"/>
-          <w:sz w:val="24"/>
-          <w:szCs w:val="24"/>
-        </w:rPr>
-      </w:pPr>
+        <w:t>៣.</w:t>
+      </w:r>
       <w:r>
         <w:rPr>
           <w:rFonts w:ascii="Khmer OS Battambang" w:hAnsi="Khmer OS Battambang" w:cs="Khmer OS Battambang" w:hint="cs"/>
@@ -3929,31 +5014,8 @@
           <w:szCs w:val="24"/>
           <w:cs/>
         </w:rPr>
-        <w:t>៣.៥ ផែនការសកម្មភាព</w:t>
-      </w:r>
-      <w:r>
-        <w:rPr>
-          <w:rFonts w:ascii="Khmer OS Battambang" w:hAnsi="Khmer OS Battambang" w:cs="Khmer OS Battambang"/>
-          <w:sz w:val="24"/>
-          <w:szCs w:val="24"/>
-          <w:cs/>
-        </w:rPr>
-        <w:tab/>
-      </w:r>
-    </w:p>
-    <w:p>
-      <w:pPr>
-        <w:tabs>
-          <w:tab w:val="left" w:pos="540"/>
-          <w:tab w:val="left" w:leader="dot" w:pos="8640"/>
-        </w:tabs>
-        <w:spacing w:line="240" w:lineRule="auto"/>
-        <w:rPr>
-          <w:rFonts w:ascii="Khmer OS Battambang" w:hAnsi="Khmer OS Battambang" w:cs="Khmer OS Battambang"/>
-          <w:sz w:val="24"/>
-          <w:szCs w:val="24"/>
-        </w:rPr>
-      </w:pPr>
+        <w:t>៦</w:t>
+      </w:r>
       <w:r>
         <w:rPr>
           <w:rFonts w:ascii="Khmer OS Battambang" w:hAnsi="Khmer OS Battambang" w:cs="Khmer OS Battambang" w:hint="cs"/>
@@ -3961,7 +5023,7 @@
           <w:szCs w:val="24"/>
           <w:cs/>
         </w:rPr>
-        <w:t>៣.៥ ផែនការ</w:t>
+        <w:t xml:space="preserve"> ផែនការ</w:t>
       </w:r>
       <w:r>
         <w:rPr>
@@ -3980,6 +5042,14 @@
           <w:cs/>
         </w:rPr>
         <w:tab/>
+      </w:r>
+      <w:r>
+        <w:rPr>
+          <w:rFonts w:ascii="Century" w:hAnsi="Century" w:cs="Khmer OS Battambang"/>
+          <w:sz w:val="24"/>
+          <w:szCs w:val="24"/>
+        </w:rPr>
+        <w:t>20</w:t>
       </w:r>
     </w:p>
     <w:p>
@@ -4036,16 +5106,6 @@
           <w:szCs w:val="24"/>
           <w:cs/>
         </w:rPr>
-        <w:br w:type="page"/>
-      </w:r>
-      <w:r>
-        <w:rPr>
-          <w:rFonts w:ascii="Khmer OS Muol" w:hAnsi="Khmer OS Muol" w:cs="Khmer OS Muol"/>
-          <w:sz w:val="24"/>
-          <w:szCs w:val="24"/>
-          <w:cs/>
-        </w:rPr>
-        <w:lastRenderedPageBreak/>
         <w:br w:type="page"/>
       </w:r>
     </w:p>
@@ -4284,11 +5344,29 @@
       </w:r>
       <w:r>
         <w:rPr>
-          <w:rFonts w:ascii="Khmer OS Battambang" w:hAnsi="Khmer OS Battambang" w:cs="Khmer OS Battambang"/>
+          <w:rFonts w:ascii="Khmer OS Battambang" w:hAnsi="Khmer OS Battambang" w:cs="Khmer OS Battambang" w:hint="cs"/>
+          <w:sz w:val="24"/>
+          <w:szCs w:val="24"/>
+          <w:cs/>
+        </w:rPr>
+        <w:t xml:space="preserve"> </w:t>
+      </w:r>
+      <w:r>
+        <w:rPr>
+          <w:rFonts w:ascii="Cambria" w:hAnsi="Cambria" w:cs="Khmer OS Battambang"/>
           <w:sz w:val="24"/>
           <w:szCs w:val="24"/>
           <w:lang w:val="en-GB"/>
         </w:rPr>
+        <w:t>HTML</w:t>
+      </w:r>
+      <w:r>
+        <w:rPr>
+          <w:rFonts w:ascii="Khmer OS Battambang" w:hAnsi="Khmer OS Battambang" w:cs="Khmer OS Battambang"/>
+          <w:sz w:val="24"/>
+          <w:szCs w:val="24"/>
+          <w:lang w:val="en-GB"/>
+        </w:rPr>
         <w:tab/>
       </w:r>
       <w:r>
@@ -4326,6 +5404,22 @@
           <w:rFonts w:ascii="Khmer OS Battambang" w:hAnsi="Khmer OS Battambang" w:cs="Khmer OS Battambang"/>
           <w:sz w:val="24"/>
           <w:szCs w:val="24"/>
+        </w:rPr>
+        <w:t xml:space="preserve"> </w:t>
+      </w:r>
+      <w:r>
+        <w:rPr>
+          <w:rFonts w:ascii="Cambria" w:hAnsi="Cambria" w:cs="Khmer OS Battambang"/>
+          <w:sz w:val="24"/>
+          <w:szCs w:val="24"/>
+        </w:rPr>
+        <w:t>CSS</w:t>
+      </w:r>
+      <w:r>
+        <w:rPr>
+          <w:rFonts w:ascii="Khmer OS Battambang" w:hAnsi="Khmer OS Battambang" w:cs="Khmer OS Battambang"/>
+          <w:sz w:val="24"/>
+          <w:szCs w:val="24"/>
           <w:cs/>
         </w:rPr>
         <w:tab/>
@@ -4365,6 +5459,22 @@
           <w:rFonts w:ascii="Khmer OS Battambang" w:hAnsi="Khmer OS Battambang" w:cs="Khmer OS Battambang"/>
           <w:sz w:val="24"/>
           <w:szCs w:val="24"/>
+        </w:rPr>
+        <w:t xml:space="preserve"> </w:t>
+      </w:r>
+      <w:r>
+        <w:rPr>
+          <w:rFonts w:ascii="Cambria" w:hAnsi="Cambria" w:cs="Khmer OS Battambang"/>
+          <w:sz w:val="24"/>
+          <w:szCs w:val="24"/>
+        </w:rPr>
+        <w:t>JavaScript</w:t>
+      </w:r>
+      <w:r>
+        <w:rPr>
+          <w:rFonts w:ascii="Khmer OS Battambang" w:hAnsi="Khmer OS Battambang" w:cs="Khmer OS Battambang"/>
+          <w:sz w:val="24"/>
+          <w:szCs w:val="24"/>
           <w:cs/>
         </w:rPr>
         <w:tab/>
@@ -4378,6 +5488,670 @@
         </w:rPr>
         <w:t>៣</w:t>
       </w:r>
+    </w:p>
+    <w:p>
+      <w:pPr>
+        <w:tabs>
+          <w:tab w:val="left" w:leader="dot" w:pos="8640"/>
+        </w:tabs>
+        <w:rPr>
+          <w:rFonts w:ascii="Khmer OS Battambang" w:hAnsi="Khmer OS Battambang" w:cs="Khmer OS Battambang"/>
+          <w:sz w:val="24"/>
+          <w:szCs w:val="24"/>
+        </w:rPr>
+      </w:pPr>
+      <w:r>
+        <w:rPr>
+          <w:rFonts w:ascii="Khmer OS Battambang" w:hAnsi="Khmer OS Battambang" w:cs="Khmer OS Battambang" w:hint="cs"/>
+          <w:sz w:val="24"/>
+          <w:szCs w:val="24"/>
+          <w:cs/>
+        </w:rPr>
+        <w:t xml:space="preserve">រូបភាពទី </w:t>
+      </w:r>
+      <w:r>
+        <w:rPr>
+          <w:rFonts w:ascii="Khmer OS Battambang" w:hAnsi="Khmer OS Battambang" w:cs="Khmer OS Battambang" w:hint="cs"/>
+          <w:sz w:val="24"/>
+          <w:szCs w:val="24"/>
+          <w:cs/>
+        </w:rPr>
+        <w:t>៤</w:t>
+      </w:r>
+      <w:r>
+        <w:rPr>
+          <w:rFonts w:ascii="Khmer OS Battambang" w:hAnsi="Khmer OS Battambang" w:cs="Khmer OS Battambang"/>
+          <w:sz w:val="24"/>
+          <w:szCs w:val="24"/>
+        </w:rPr>
+        <w:t xml:space="preserve"> </w:t>
+      </w:r>
+      <w:r>
+        <w:rPr>
+          <w:rFonts w:ascii="Cambria" w:hAnsi="Cambria" w:cs="Khmer OS Battambang"/>
+          <w:sz w:val="24"/>
+          <w:szCs w:val="24"/>
+        </w:rPr>
+        <w:t>PHP</w:t>
+      </w:r>
+      <w:r>
+        <w:rPr>
+          <w:rFonts w:ascii="Khmer OS Battambang" w:hAnsi="Khmer OS Battambang" w:cs="Khmer OS Battambang"/>
+          <w:sz w:val="24"/>
+          <w:szCs w:val="24"/>
+          <w:lang w:val="en-GB"/>
+        </w:rPr>
+        <w:tab/>
+      </w:r>
+      <w:r>
+        <w:rPr>
+          <w:rFonts w:ascii="Khmer OS Battambang" w:hAnsi="Khmer OS Battambang" w:cs="Khmer OS Battambang" w:hint="cs"/>
+          <w:sz w:val="24"/>
+          <w:szCs w:val="24"/>
+          <w:cs/>
+        </w:rPr>
+        <w:t>១</w:t>
+      </w:r>
+    </w:p>
+    <w:p>
+      <w:pPr>
+        <w:tabs>
+          <w:tab w:val="left" w:leader="dot" w:pos="8640"/>
+        </w:tabs>
+        <w:rPr>
+          <w:rFonts w:ascii="Khmer OS Battambang" w:hAnsi="Khmer OS Battambang" w:cs="Khmer OS Battambang"/>
+          <w:sz w:val="24"/>
+          <w:szCs w:val="24"/>
+        </w:rPr>
+      </w:pPr>
+      <w:r>
+        <w:rPr>
+          <w:rFonts w:ascii="Khmer OS Battambang" w:hAnsi="Khmer OS Battambang" w:cs="Khmer OS Battambang" w:hint="cs"/>
+          <w:sz w:val="24"/>
+          <w:szCs w:val="24"/>
+          <w:cs/>
+        </w:rPr>
+        <w:t xml:space="preserve">រូបភាពទី </w:t>
+      </w:r>
+      <w:r>
+        <w:rPr>
+          <w:rFonts w:ascii="Khmer OS Battambang" w:hAnsi="Khmer OS Battambang" w:cs="Khmer OS Battambang" w:hint="cs"/>
+          <w:sz w:val="24"/>
+          <w:szCs w:val="24"/>
+          <w:cs/>
+        </w:rPr>
+        <w:t>៥</w:t>
+      </w:r>
+      <w:r>
+        <w:rPr>
+          <w:rFonts w:ascii="Khmer OS Battambang" w:hAnsi="Khmer OS Battambang" w:cs="Khmer OS Battambang"/>
+          <w:sz w:val="24"/>
+          <w:szCs w:val="24"/>
+        </w:rPr>
+        <w:t xml:space="preserve"> </w:t>
+      </w:r>
+      <w:r>
+        <w:rPr>
+          <w:rFonts w:ascii="Cambria" w:hAnsi="Cambria" w:cs="Khmer OS Battambang"/>
+          <w:sz w:val="24"/>
+          <w:szCs w:val="24"/>
+        </w:rPr>
+        <w:t>SQL</w:t>
+      </w:r>
+      <w:r>
+        <w:rPr>
+          <w:rFonts w:ascii="Khmer OS Battambang" w:hAnsi="Khmer OS Battambang" w:cs="Khmer OS Battambang"/>
+          <w:sz w:val="24"/>
+          <w:szCs w:val="24"/>
+          <w:cs/>
+        </w:rPr>
+        <w:tab/>
+      </w:r>
+      <w:r>
+        <w:rPr>
+          <w:rFonts w:ascii="Khmer OS Battambang" w:hAnsi="Khmer OS Battambang" w:cs="Khmer OS Battambang" w:hint="cs"/>
+          <w:sz w:val="24"/>
+          <w:szCs w:val="24"/>
+          <w:cs/>
+        </w:rPr>
+        <w:t>២</w:t>
+      </w:r>
+    </w:p>
+    <w:p>
+      <w:pPr>
+        <w:tabs>
+          <w:tab w:val="left" w:leader="dot" w:pos="8640"/>
+        </w:tabs>
+        <w:rPr>
+          <w:rFonts w:ascii="Khmer OS Battambang" w:hAnsi="Khmer OS Battambang" w:cs="Khmer OS Battambang"/>
+          <w:sz w:val="24"/>
+          <w:szCs w:val="24"/>
+        </w:rPr>
+      </w:pPr>
+      <w:r>
+        <w:rPr>
+          <w:rFonts w:ascii="Khmer OS Battambang" w:hAnsi="Khmer OS Battambang" w:cs="Khmer OS Battambang" w:hint="cs"/>
+          <w:sz w:val="24"/>
+          <w:szCs w:val="24"/>
+          <w:cs/>
+        </w:rPr>
+        <w:t xml:space="preserve">រូបភាពទី </w:t>
+      </w:r>
+      <w:r>
+        <w:rPr>
+          <w:rFonts w:ascii="Khmer OS Battambang" w:hAnsi="Khmer OS Battambang" w:cs="Khmer OS Battambang" w:hint="cs"/>
+          <w:sz w:val="24"/>
+          <w:szCs w:val="24"/>
+          <w:cs/>
+        </w:rPr>
+        <w:t>៦</w:t>
+      </w:r>
+      <w:r>
+        <w:rPr>
+          <w:rFonts w:ascii="Khmer OS Battambang" w:hAnsi="Khmer OS Battambang" w:cs="Khmer OS Battambang"/>
+          <w:sz w:val="24"/>
+          <w:szCs w:val="24"/>
+        </w:rPr>
+        <w:t xml:space="preserve"> </w:t>
+      </w:r>
+      <w:r>
+        <w:rPr>
+          <w:rFonts w:ascii="Cambria" w:hAnsi="Cambria" w:cs="Khmer OS Battambang"/>
+          <w:sz w:val="24"/>
+          <w:szCs w:val="24"/>
+        </w:rPr>
+        <w:t xml:space="preserve">Vue </w:t>
+      </w:r>
+      <w:proofErr w:type="spellStart"/>
+      <w:r>
+        <w:rPr>
+          <w:rFonts w:ascii="Cambria" w:hAnsi="Cambria" w:cs="Khmer OS Battambang"/>
+          <w:sz w:val="24"/>
+          <w:szCs w:val="24"/>
+        </w:rPr>
+        <w:t>js</w:t>
+      </w:r>
+      <w:proofErr w:type="spellEnd"/>
+      <w:r>
+        <w:rPr>
+          <w:rFonts w:ascii="Khmer OS Battambang" w:hAnsi="Khmer OS Battambang" w:cs="Khmer OS Battambang"/>
+          <w:sz w:val="24"/>
+          <w:szCs w:val="24"/>
+          <w:cs/>
+        </w:rPr>
+        <w:tab/>
+      </w:r>
+      <w:r>
+        <w:rPr>
+          <w:rFonts w:ascii="Khmer OS Battambang" w:hAnsi="Khmer OS Battambang" w:cs="Khmer OS Battambang" w:hint="cs"/>
+          <w:sz w:val="24"/>
+          <w:szCs w:val="24"/>
+          <w:cs/>
+        </w:rPr>
+        <w:t>៣</w:t>
+      </w:r>
+    </w:p>
+    <w:p>
+      <w:pPr>
+        <w:tabs>
+          <w:tab w:val="left" w:leader="dot" w:pos="8640"/>
+        </w:tabs>
+        <w:rPr>
+          <w:rFonts w:ascii="Khmer OS Battambang" w:hAnsi="Khmer OS Battambang" w:cs="Khmer OS Battambang"/>
+          <w:sz w:val="24"/>
+          <w:szCs w:val="24"/>
+        </w:rPr>
+      </w:pPr>
+      <w:r>
+        <w:rPr>
+          <w:rFonts w:ascii="Khmer OS Battambang" w:hAnsi="Khmer OS Battambang" w:cs="Khmer OS Battambang" w:hint="cs"/>
+          <w:sz w:val="24"/>
+          <w:szCs w:val="24"/>
+          <w:cs/>
+        </w:rPr>
+        <w:t xml:space="preserve">រូបភាពទី </w:t>
+      </w:r>
+      <w:r>
+        <w:rPr>
+          <w:rFonts w:ascii="Khmer OS Battambang" w:hAnsi="Khmer OS Battambang" w:cs="Khmer OS Battambang" w:hint="cs"/>
+          <w:sz w:val="24"/>
+          <w:szCs w:val="24"/>
+          <w:cs/>
+        </w:rPr>
+        <w:t>៧</w:t>
+      </w:r>
+      <w:r>
+        <w:rPr>
+          <w:rFonts w:ascii="Khmer OS Battambang" w:hAnsi="Khmer OS Battambang" w:cs="Khmer OS Battambang"/>
+          <w:sz w:val="24"/>
+          <w:szCs w:val="24"/>
+        </w:rPr>
+        <w:t xml:space="preserve"> </w:t>
+      </w:r>
+      <w:r>
+        <w:rPr>
+          <w:rFonts w:ascii="Cambria" w:hAnsi="Cambria" w:cs="Khmer OS Battambang"/>
+          <w:sz w:val="24"/>
+          <w:szCs w:val="24"/>
+        </w:rPr>
+        <w:t>Tailwind CSS</w:t>
+      </w:r>
+      <w:r>
+        <w:rPr>
+          <w:rFonts w:ascii="Khmer OS Battambang" w:hAnsi="Khmer OS Battambang" w:cs="Khmer OS Battambang"/>
+          <w:sz w:val="24"/>
+          <w:szCs w:val="24"/>
+          <w:lang w:val="en-GB"/>
+        </w:rPr>
+        <w:tab/>
+      </w:r>
+      <w:r>
+        <w:rPr>
+          <w:rFonts w:ascii="Khmer OS Battambang" w:hAnsi="Khmer OS Battambang" w:cs="Khmer OS Battambang" w:hint="cs"/>
+          <w:sz w:val="24"/>
+          <w:szCs w:val="24"/>
+          <w:cs/>
+        </w:rPr>
+        <w:t>១</w:t>
+      </w:r>
+    </w:p>
+    <w:p>
+      <w:pPr>
+        <w:tabs>
+          <w:tab w:val="left" w:leader="dot" w:pos="8640"/>
+        </w:tabs>
+        <w:rPr>
+          <w:rFonts w:ascii="Khmer OS Battambang" w:hAnsi="Khmer OS Battambang" w:cs="Khmer OS Battambang"/>
+          <w:sz w:val="24"/>
+          <w:szCs w:val="24"/>
+        </w:rPr>
+      </w:pPr>
+      <w:r>
+        <w:rPr>
+          <w:rFonts w:ascii="Khmer OS Battambang" w:hAnsi="Khmer OS Battambang" w:cs="Khmer OS Battambang" w:hint="cs"/>
+          <w:sz w:val="24"/>
+          <w:szCs w:val="24"/>
+          <w:cs/>
+        </w:rPr>
+        <w:t xml:space="preserve">រូបភាពទី </w:t>
+      </w:r>
+      <w:r>
+        <w:rPr>
+          <w:rFonts w:ascii="Khmer OS Battambang" w:hAnsi="Khmer OS Battambang" w:cs="Khmer OS Battambang" w:hint="cs"/>
+          <w:sz w:val="24"/>
+          <w:szCs w:val="24"/>
+          <w:cs/>
+        </w:rPr>
+        <w:t>៨</w:t>
+      </w:r>
+      <w:r>
+        <w:rPr>
+          <w:rFonts w:ascii="Khmer OS Battambang" w:hAnsi="Khmer OS Battambang" w:cs="Khmer OS Battambang"/>
+          <w:sz w:val="24"/>
+          <w:szCs w:val="24"/>
+        </w:rPr>
+        <w:t xml:space="preserve"> </w:t>
+      </w:r>
+      <w:r>
+        <w:rPr>
+          <w:rFonts w:ascii="Cambria" w:hAnsi="Cambria" w:cs="Khmer OS Battambang"/>
+          <w:sz w:val="24"/>
+          <w:szCs w:val="24"/>
+        </w:rPr>
+        <w:t>Laravel</w:t>
+      </w:r>
+      <w:r>
+        <w:rPr>
+          <w:rFonts w:ascii="Khmer OS Battambang" w:hAnsi="Khmer OS Battambang" w:cs="Khmer OS Battambang"/>
+          <w:sz w:val="24"/>
+          <w:szCs w:val="24"/>
+          <w:cs/>
+        </w:rPr>
+        <w:tab/>
+      </w:r>
+      <w:r>
+        <w:rPr>
+          <w:rFonts w:ascii="Khmer OS Battambang" w:hAnsi="Khmer OS Battambang" w:cs="Khmer OS Battambang" w:hint="cs"/>
+          <w:sz w:val="24"/>
+          <w:szCs w:val="24"/>
+          <w:cs/>
+        </w:rPr>
+        <w:t>២</w:t>
+      </w:r>
+    </w:p>
+    <w:p>
+      <w:pPr>
+        <w:tabs>
+          <w:tab w:val="left" w:leader="dot" w:pos="8640"/>
+        </w:tabs>
+        <w:rPr>
+          <w:rFonts w:ascii="Khmer OS Battambang" w:hAnsi="Khmer OS Battambang" w:cs="Khmer OS Battambang"/>
+          <w:sz w:val="24"/>
+          <w:szCs w:val="24"/>
+        </w:rPr>
+      </w:pPr>
+      <w:r>
+        <w:rPr>
+          <w:rFonts w:ascii="Khmer OS Battambang" w:hAnsi="Khmer OS Battambang" w:cs="Khmer OS Battambang" w:hint="cs"/>
+          <w:sz w:val="24"/>
+          <w:szCs w:val="24"/>
+          <w:cs/>
+        </w:rPr>
+        <w:t xml:space="preserve">រូបភាពទី </w:t>
+      </w:r>
+      <w:r>
+        <w:rPr>
+          <w:rFonts w:ascii="Khmer OS Battambang" w:hAnsi="Khmer OS Battambang" w:cs="Khmer OS Battambang" w:hint="cs"/>
+          <w:sz w:val="24"/>
+          <w:szCs w:val="24"/>
+          <w:cs/>
+        </w:rPr>
+        <w:t>៩</w:t>
+      </w:r>
+      <w:r>
+        <w:rPr>
+          <w:rFonts w:ascii="Khmer OS Battambang" w:hAnsi="Khmer OS Battambang" w:cs="Khmer OS Battambang"/>
+          <w:sz w:val="24"/>
+          <w:szCs w:val="24"/>
+        </w:rPr>
+        <w:t xml:space="preserve"> </w:t>
+      </w:r>
+      <w:proofErr w:type="spellStart"/>
+      <w:r>
+        <w:rPr>
+          <w:rFonts w:ascii="Cambria" w:hAnsi="Cambria" w:cs="Khmer OS Battambang"/>
+          <w:sz w:val="24"/>
+          <w:szCs w:val="24"/>
+        </w:rPr>
+        <w:t>Github</w:t>
+      </w:r>
+      <w:proofErr w:type="spellEnd"/>
+      <w:r>
+        <w:rPr>
+          <w:rFonts w:ascii="Khmer OS Battambang" w:hAnsi="Khmer OS Battambang" w:cs="Khmer OS Battambang"/>
+          <w:sz w:val="24"/>
+          <w:szCs w:val="24"/>
+          <w:cs/>
+        </w:rPr>
+        <w:tab/>
+      </w:r>
+      <w:r>
+        <w:rPr>
+          <w:rFonts w:ascii="Khmer OS Battambang" w:hAnsi="Khmer OS Battambang" w:cs="Khmer OS Battambang" w:hint="cs"/>
+          <w:sz w:val="24"/>
+          <w:szCs w:val="24"/>
+          <w:cs/>
+        </w:rPr>
+        <w:t>៣</w:t>
+      </w:r>
+    </w:p>
+    <w:p>
+      <w:pPr>
+        <w:tabs>
+          <w:tab w:val="left" w:leader="dot" w:pos="8640"/>
+        </w:tabs>
+        <w:rPr>
+          <w:rFonts w:ascii="Khmer OS Battambang" w:hAnsi="Khmer OS Battambang" w:cs="Khmer OS Battambang"/>
+          <w:sz w:val="24"/>
+          <w:szCs w:val="24"/>
+        </w:rPr>
+      </w:pPr>
+      <w:r>
+        <w:rPr>
+          <w:rFonts w:ascii="Khmer OS Battambang" w:hAnsi="Khmer OS Battambang" w:cs="Khmer OS Battambang" w:hint="cs"/>
+          <w:sz w:val="24"/>
+          <w:szCs w:val="24"/>
+          <w:cs/>
+        </w:rPr>
+        <w:t>រូបភាពទី ១</w:t>
+      </w:r>
+      <w:r>
+        <w:rPr>
+          <w:rFonts w:ascii="Khmer OS Battambang" w:hAnsi="Khmer OS Battambang" w:cs="Khmer OS Battambang" w:hint="cs"/>
+          <w:sz w:val="24"/>
+          <w:szCs w:val="24"/>
+          <w:cs/>
+        </w:rPr>
+        <w:t>០</w:t>
+      </w:r>
+      <w:r>
+        <w:rPr>
+          <w:rFonts w:ascii="Khmer OS Battambang" w:hAnsi="Khmer OS Battambang" w:cs="Khmer OS Battambang"/>
+          <w:sz w:val="24"/>
+          <w:szCs w:val="24"/>
+        </w:rPr>
+        <w:t xml:space="preserve"> </w:t>
+      </w:r>
+      <w:r>
+        <w:rPr>
+          <w:rFonts w:ascii="Cambria" w:hAnsi="Cambria" w:cs="Khmer OS Battambang"/>
+          <w:sz w:val="24"/>
+          <w:szCs w:val="24"/>
+        </w:rPr>
+        <w:t>VS Code</w:t>
+      </w:r>
+      <w:r>
+        <w:rPr>
+          <w:rFonts w:ascii="Khmer OS Battambang" w:hAnsi="Khmer OS Battambang" w:cs="Khmer OS Battambang"/>
+          <w:sz w:val="24"/>
+          <w:szCs w:val="24"/>
+          <w:lang w:val="en-GB"/>
+        </w:rPr>
+        <w:tab/>
+      </w:r>
+      <w:r>
+        <w:rPr>
+          <w:rFonts w:ascii="Khmer OS Battambang" w:hAnsi="Khmer OS Battambang" w:cs="Khmer OS Battambang" w:hint="cs"/>
+          <w:sz w:val="24"/>
+          <w:szCs w:val="24"/>
+          <w:cs/>
+        </w:rPr>
+        <w:t>១</w:t>
+      </w:r>
+    </w:p>
+    <w:p>
+      <w:pPr>
+        <w:tabs>
+          <w:tab w:val="left" w:leader="dot" w:pos="8640"/>
+        </w:tabs>
+        <w:rPr>
+          <w:rFonts w:ascii="Khmer OS Battambang" w:hAnsi="Khmer OS Battambang" w:cs="Khmer OS Battambang"/>
+          <w:sz w:val="24"/>
+          <w:szCs w:val="24"/>
+        </w:rPr>
+      </w:pPr>
+      <w:r>
+        <w:rPr>
+          <w:rFonts w:ascii="Khmer OS Battambang" w:hAnsi="Khmer OS Battambang" w:cs="Khmer OS Battambang" w:hint="cs"/>
+          <w:sz w:val="24"/>
+          <w:szCs w:val="24"/>
+          <w:cs/>
+        </w:rPr>
+        <w:t xml:space="preserve">រូបភាពទី </w:t>
+      </w:r>
+      <w:r>
+        <w:rPr>
+          <w:rFonts w:ascii="Khmer OS Battambang" w:hAnsi="Khmer OS Battambang" w:cs="Khmer OS Battambang" w:hint="cs"/>
+          <w:sz w:val="24"/>
+          <w:szCs w:val="24"/>
+          <w:cs/>
+        </w:rPr>
+        <w:t>១១</w:t>
+      </w:r>
+      <w:r>
+        <w:rPr>
+          <w:rFonts w:ascii="Khmer OS Battambang" w:hAnsi="Khmer OS Battambang" w:cs="Khmer OS Battambang"/>
+          <w:sz w:val="24"/>
+          <w:szCs w:val="24"/>
+        </w:rPr>
+        <w:t xml:space="preserve"> </w:t>
+      </w:r>
+      <w:r>
+        <w:rPr>
+          <w:rFonts w:ascii="Cambria" w:hAnsi="Cambria" w:cs="Khmer OS Battambang"/>
+          <w:sz w:val="24"/>
+          <w:szCs w:val="24"/>
+        </w:rPr>
+        <w:t>XAMPP</w:t>
+      </w:r>
+      <w:r>
+        <w:rPr>
+          <w:rFonts w:ascii="Khmer OS Battambang" w:hAnsi="Khmer OS Battambang" w:cs="Khmer OS Battambang"/>
+          <w:sz w:val="24"/>
+          <w:szCs w:val="24"/>
+          <w:cs/>
+        </w:rPr>
+        <w:tab/>
+      </w:r>
+      <w:r>
+        <w:rPr>
+          <w:rFonts w:ascii="Khmer OS Battambang" w:hAnsi="Khmer OS Battambang" w:cs="Khmer OS Battambang" w:hint="cs"/>
+          <w:sz w:val="24"/>
+          <w:szCs w:val="24"/>
+          <w:cs/>
+        </w:rPr>
+        <w:t>២</w:t>
+      </w:r>
+    </w:p>
+    <w:p>
+      <w:pPr>
+        <w:tabs>
+          <w:tab w:val="left" w:leader="dot" w:pos="8640"/>
+        </w:tabs>
+        <w:rPr>
+          <w:rFonts w:ascii="Khmer OS Battambang" w:hAnsi="Khmer OS Battambang" w:cs="Khmer OS Battambang"/>
+          <w:sz w:val="24"/>
+          <w:szCs w:val="24"/>
+        </w:rPr>
+      </w:pPr>
+      <w:r>
+        <w:rPr>
+          <w:rFonts w:ascii="Khmer OS Battambang" w:hAnsi="Khmer OS Battambang" w:cs="Khmer OS Battambang" w:hint="cs"/>
+          <w:sz w:val="24"/>
+          <w:szCs w:val="24"/>
+          <w:cs/>
+        </w:rPr>
+        <w:t xml:space="preserve">រូបភាពទី </w:t>
+      </w:r>
+      <w:r>
+        <w:rPr>
+          <w:rFonts w:ascii="Khmer OS Battambang" w:hAnsi="Khmer OS Battambang" w:cs="Khmer OS Battambang" w:hint="cs"/>
+          <w:sz w:val="24"/>
+          <w:szCs w:val="24"/>
+          <w:cs/>
+        </w:rPr>
+        <w:t>១២</w:t>
+      </w:r>
+      <w:r>
+        <w:rPr>
+          <w:rFonts w:ascii="Khmer OS Battambang" w:hAnsi="Khmer OS Battambang" w:cs="Khmer OS Battambang"/>
+          <w:sz w:val="24"/>
+          <w:szCs w:val="24"/>
+        </w:rPr>
+        <w:t xml:space="preserve"> </w:t>
+      </w:r>
+      <w:r>
+        <w:rPr>
+          <w:rFonts w:ascii="Cambria" w:hAnsi="Cambria" w:cs="Khmer OS Battambang"/>
+          <w:sz w:val="24"/>
+          <w:szCs w:val="24"/>
+        </w:rPr>
+        <w:t>Google Drive</w:t>
+      </w:r>
+      <w:r>
+        <w:rPr>
+          <w:rFonts w:ascii="Khmer OS Battambang" w:hAnsi="Khmer OS Battambang" w:cs="Khmer OS Battambang"/>
+          <w:sz w:val="24"/>
+          <w:szCs w:val="24"/>
+          <w:cs/>
+        </w:rPr>
+        <w:tab/>
+      </w:r>
+      <w:r>
+        <w:rPr>
+          <w:rFonts w:ascii="Khmer OS Battambang" w:hAnsi="Khmer OS Battambang" w:cs="Khmer OS Battambang" w:hint="cs"/>
+          <w:sz w:val="24"/>
+          <w:szCs w:val="24"/>
+          <w:cs/>
+        </w:rPr>
+        <w:t>៣</w:t>
+      </w:r>
+    </w:p>
+    <w:p>
+      <w:pPr>
+        <w:tabs>
+          <w:tab w:val="left" w:leader="dot" w:pos="8640"/>
+        </w:tabs>
+        <w:rPr>
+          <w:rFonts w:ascii="Khmer OS Battambang" w:hAnsi="Khmer OS Battambang" w:cs="Khmer OS Battambang"/>
+          <w:sz w:val="24"/>
+          <w:szCs w:val="24"/>
+        </w:rPr>
+      </w:pPr>
+      <w:r>
+        <w:rPr>
+          <w:rFonts w:ascii="Khmer OS Battambang" w:hAnsi="Khmer OS Battambang" w:cs="Khmer OS Battambang" w:hint="cs"/>
+          <w:sz w:val="24"/>
+          <w:szCs w:val="24"/>
+          <w:cs/>
+        </w:rPr>
+        <w:t xml:space="preserve">រូបភាពទី </w:t>
+      </w:r>
+      <w:r>
+        <w:rPr>
+          <w:rFonts w:ascii="Khmer OS Battambang" w:hAnsi="Khmer OS Battambang" w:cs="Khmer OS Battambang" w:hint="cs"/>
+          <w:sz w:val="24"/>
+          <w:szCs w:val="24"/>
+          <w:cs/>
+        </w:rPr>
+        <w:t>១៣</w:t>
+      </w:r>
+      <w:r>
+        <w:rPr>
+          <w:rFonts w:ascii="Khmer OS Battambang" w:hAnsi="Khmer OS Battambang" w:cs="Khmer OS Battambang"/>
+          <w:sz w:val="24"/>
+          <w:szCs w:val="24"/>
+        </w:rPr>
+        <w:t xml:space="preserve"> </w:t>
+      </w:r>
+      <w:r>
+        <w:rPr>
+          <w:rFonts w:ascii="Cambria" w:hAnsi="Cambria" w:cs="Khmer OS Battambang"/>
+          <w:sz w:val="24"/>
+          <w:szCs w:val="24"/>
+        </w:rPr>
+        <w:t>Google Chrome</w:t>
+      </w:r>
+      <w:r>
+        <w:rPr>
+          <w:rFonts w:ascii="Khmer OS Battambang" w:hAnsi="Khmer OS Battambang" w:cs="Khmer OS Battambang"/>
+          <w:sz w:val="24"/>
+          <w:szCs w:val="24"/>
+          <w:cs/>
+        </w:rPr>
+        <w:tab/>
+      </w:r>
+      <w:r>
+        <w:rPr>
+          <w:rFonts w:ascii="Khmer OS Battambang" w:hAnsi="Khmer OS Battambang" w:cs="Khmer OS Battambang" w:hint="cs"/>
+          <w:sz w:val="24"/>
+          <w:szCs w:val="24"/>
+          <w:cs/>
+        </w:rPr>
+        <w:t>៣</w:t>
+      </w:r>
+    </w:p>
+    <w:p>
+      <w:pPr>
+        <w:tabs>
+          <w:tab w:val="left" w:leader="dot" w:pos="8640"/>
+        </w:tabs>
+        <w:rPr>
+          <w:rFonts w:ascii="Khmer OS Battambang" w:hAnsi="Khmer OS Battambang" w:cs="Khmer OS Battambang"/>
+          <w:sz w:val="24"/>
+          <w:szCs w:val="24"/>
+        </w:rPr>
+      </w:pPr>
     </w:p>
     <w:p>
       <w:pPr>
@@ -4393,9 +6167,9 @@
       </w:pPr>
       <w:r>
         <w:rPr>
-          <w:rFonts w:ascii="Khmer OS Battambang" w:hAnsi="Khmer OS Battambang" w:cs="Times New Roman"/>
-          <w:sz w:val="24"/>
-          <w:szCs w:val="39"/>
+          <w:rFonts w:ascii="Khmer OS Battambang" w:hAnsi="Khmer OS Battambang" w:cs="Khmer OS Battambang"/>
+          <w:sz w:val="24"/>
+          <w:szCs w:val="24"/>
           <w:cs/>
         </w:rPr>
         <w:tab/>
@@ -4407,7 +6181,7 @@
           <w:szCs w:val="24"/>
           <w:cs/>
         </w:rPr>
-        <w:t>រូបថត</w:t>
+        <w:t>តារាង</w:t>
       </w:r>
     </w:p>
     <w:p>
@@ -4428,17 +6202,29 @@
           <w:szCs w:val="24"/>
           <w:cs/>
         </w:rPr>
-        <w:t>រូបថតទី ១</w:t>
-      </w:r>
-      <w:r>
-        <w:rPr>
-          <w:rFonts w:ascii="Khmer OS Battambang" w:hAnsi="Khmer OS Battambang" w:cs="Khmer OS Battambang"/>
-          <w:sz w:val="24"/>
-          <w:szCs w:val="24"/>
-          <w:cs/>
-        </w:rPr>
-        <w:tab/>
-      </w:r>
+        <w:t>តារាងទី ១</w:t>
+      </w:r>
+      <w:r>
+        <w:rPr>
+          <w:rFonts w:ascii="Khmer OS Battambang" w:hAnsi="Khmer OS Battambang" w:cs="Khmer OS Battambang"/>
+          <w:sz w:val="24"/>
+          <w:szCs w:val="24"/>
+          <w:cs/>
+        </w:rPr>
+        <w:tab/>
+      </w:r>
+    </w:p>
+    <w:p>
+      <w:pPr>
+        <w:tabs>
+          <w:tab w:val="left" w:leader="dot" w:pos="8640"/>
+        </w:tabs>
+        <w:rPr>
+          <w:rFonts w:ascii="Khmer OS Battambang" w:hAnsi="Khmer OS Battambang" w:cs="Khmer OS Battambang"/>
+          <w:sz w:val="24"/>
+          <w:szCs w:val="24"/>
+        </w:rPr>
+      </w:pPr>
       <w:r>
         <w:rPr>
           <w:rFonts w:ascii="Khmer OS Battambang" w:hAnsi="Khmer OS Battambang" w:cs="Khmer OS Battambang" w:hint="cs"/>
@@ -4446,108 +6232,65 @@
           <w:szCs w:val="24"/>
           <w:cs/>
         </w:rPr>
-        <w:t>៤</w:t>
-      </w:r>
-    </w:p>
-    <w:p>
-      <w:pPr>
-        <w:tabs>
-          <w:tab w:val="left" w:leader="dot" w:pos="8640"/>
-        </w:tabs>
-        <w:rPr>
-          <w:rFonts w:ascii="Khmer OS Battambang" w:hAnsi="Khmer OS Battambang" w:cs="Khmer OS Battambang"/>
-          <w:sz w:val="24"/>
-          <w:szCs w:val="24"/>
-        </w:rPr>
-      </w:pPr>
-      <w:r>
-        <w:rPr>
-          <w:rFonts w:ascii="Khmer OS Battambang" w:hAnsi="Khmer OS Battambang" w:cs="Khmer OS Battambang" w:hint="cs"/>
-          <w:sz w:val="24"/>
-          <w:szCs w:val="24"/>
-          <w:cs/>
-        </w:rPr>
-        <w:t>រូបថតទី ២</w:t>
-      </w:r>
-      <w:r>
-        <w:rPr>
-          <w:rFonts w:ascii="Khmer OS Battambang" w:hAnsi="Khmer OS Battambang" w:cs="Khmer OS Battambang"/>
-          <w:sz w:val="24"/>
-          <w:szCs w:val="24"/>
-          <w:cs/>
-        </w:rPr>
-        <w:tab/>
-      </w:r>
-      <w:r>
-        <w:rPr>
-          <w:rFonts w:ascii="Khmer OS Battambang" w:hAnsi="Khmer OS Battambang" w:cs="Khmer OS Battambang" w:hint="cs"/>
-          <w:sz w:val="24"/>
-          <w:szCs w:val="24"/>
-          <w:cs/>
-        </w:rPr>
-        <w:t>៥</w:t>
-      </w:r>
-    </w:p>
-    <w:p>
-      <w:pPr>
-        <w:tabs>
-          <w:tab w:val="left" w:leader="dot" w:pos="8640"/>
-        </w:tabs>
-        <w:rPr>
-          <w:rFonts w:ascii="Khmer OS Battambang" w:hAnsi="Khmer OS Battambang" w:cs="Khmer OS Battambang"/>
-          <w:sz w:val="24"/>
-          <w:szCs w:val="24"/>
-        </w:rPr>
-      </w:pPr>
-      <w:r>
-        <w:rPr>
-          <w:rFonts w:ascii="Khmer OS Battambang" w:hAnsi="Khmer OS Battambang" w:cs="Khmer OS Battambang" w:hint="cs"/>
-          <w:sz w:val="24"/>
-          <w:szCs w:val="24"/>
-          <w:cs/>
-        </w:rPr>
-        <w:t>រូបថតទី ៣</w:t>
-      </w:r>
-      <w:r>
-        <w:rPr>
-          <w:rFonts w:ascii="Khmer OS Battambang" w:hAnsi="Khmer OS Battambang" w:cs="Khmer OS Battambang"/>
-          <w:sz w:val="24"/>
-          <w:szCs w:val="24"/>
-          <w:cs/>
-        </w:rPr>
-        <w:tab/>
-      </w:r>
-      <w:r>
-        <w:rPr>
-          <w:rFonts w:ascii="Khmer OS Battambang" w:hAnsi="Khmer OS Battambang" w:cs="Khmer OS Battambang" w:hint="cs"/>
-          <w:sz w:val="24"/>
-          <w:szCs w:val="24"/>
-          <w:cs/>
-        </w:rPr>
-        <w:t>៦</w:t>
-      </w:r>
-    </w:p>
-    <w:p>
-      <w:pPr>
-        <w:tabs>
-          <w:tab w:val="left" w:pos="1440"/>
-          <w:tab w:val="left" w:leader="dot" w:pos="8640"/>
+        <w:t>តារាងទី ២</w:t>
+      </w:r>
+      <w:r>
+        <w:rPr>
+          <w:rFonts w:ascii="Khmer OS Battambang" w:hAnsi="Khmer OS Battambang" w:cs="Khmer OS Battambang"/>
+          <w:sz w:val="24"/>
+          <w:szCs w:val="24"/>
+          <w:cs/>
+        </w:rPr>
+        <w:tab/>
+      </w:r>
+    </w:p>
+    <w:p>
+      <w:pPr>
+        <w:tabs>
+          <w:tab w:val="left" w:pos="3600"/>
         </w:tabs>
         <w:rPr>
           <w:rFonts w:ascii="Khmer OS Muol" w:hAnsi="Khmer OS Muol" w:cs="Khmer OS Muol"/>
           <w:sz w:val="24"/>
           <w:szCs w:val="24"/>
-        </w:rPr>
-      </w:pPr>
-      <w:r>
-        <w:rPr>
-          <w:rFonts w:ascii="Khmer OS Battambang" w:hAnsi="Khmer OS Battambang" w:cs="Khmer OS Battambang"/>
-          <w:sz w:val="24"/>
-          <w:szCs w:val="24"/>
-          <w:cs/>
-        </w:rPr>
-        <w:tab/>
-      </w:r>
+          <w:cs/>
+        </w:rPr>
+      </w:pPr>
+      <w:r>
+        <w:rPr>
+          <w:rFonts w:ascii="Khmer OS Muol" w:hAnsi="Khmer OS Muol" w:cs="Khmer OS Muol"/>
+          <w:sz w:val="24"/>
+          <w:szCs w:val="24"/>
+          <w:cs/>
+        </w:rPr>
+        <w:br w:type="page"/>
+      </w:r>
+    </w:p>
+    <w:p>
+      <w:pPr>
+        <w:tabs>
+          <w:tab w:val="left" w:pos="3600"/>
+        </w:tabs>
+        <w:jc w:val="center"/>
+        <w:rPr>
+          <w:rFonts w:ascii="Khmer OS Muol" w:hAnsi="Khmer OS Muol" w:cs="Khmer OS Muol"/>
+          <w:sz w:val="24"/>
+          <w:szCs w:val="24"/>
+        </w:rPr>
+      </w:pPr>
+    </w:p>
+    <w:p>
+      <w:pPr>
+        <w:tabs>
+          <w:tab w:val="left" w:pos="3600"/>
+        </w:tabs>
+        <w:jc w:val="center"/>
+        <w:rPr>
+          <w:rFonts w:ascii="Khmer OS Muol" w:hAnsi="Khmer OS Muol" w:cs="Khmer OS Muol"/>
+          <w:sz w:val="24"/>
+          <w:szCs w:val="24"/>
+        </w:rPr>
+      </w:pPr>
       <w:r>
         <w:rPr>
           <w:rFonts w:ascii="Khmer OS Muol" w:hAnsi="Khmer OS Muol" w:cs="Khmer OS Muol" w:hint="cs"/>
@@ -4555,249 +6298,426 @@
           <w:szCs w:val="24"/>
           <w:cs/>
         </w:rPr>
-        <w:t>តារាង</w:t>
-      </w:r>
-    </w:p>
-    <w:p>
-      <w:pPr>
-        <w:tabs>
-          <w:tab w:val="left" w:leader="dot" w:pos="8640"/>
-        </w:tabs>
-        <w:rPr>
-          <w:rFonts w:ascii="Khmer OS Battambang" w:hAnsi="Khmer OS Battambang" w:cs="Khmer OS Battambang"/>
-          <w:sz w:val="24"/>
-          <w:szCs w:val="24"/>
-        </w:rPr>
-      </w:pPr>
-      <w:r>
-        <w:rPr>
-          <w:rFonts w:ascii="Khmer OS Battambang" w:hAnsi="Khmer OS Battambang" w:cs="Khmer OS Battambang" w:hint="cs"/>
-          <w:sz w:val="24"/>
-          <w:szCs w:val="24"/>
-          <w:cs/>
-        </w:rPr>
-        <w:t>តារាងទី ១</w:t>
-      </w:r>
-      <w:r>
-        <w:rPr>
-          <w:rFonts w:ascii="Khmer OS Battambang" w:hAnsi="Khmer OS Battambang" w:cs="Khmer OS Battambang"/>
-          <w:sz w:val="24"/>
-          <w:szCs w:val="24"/>
-          <w:cs/>
-        </w:rPr>
-        <w:tab/>
-      </w:r>
-      <w:r>
-        <w:rPr>
-          <w:rFonts w:ascii="Khmer OS Battambang" w:hAnsi="Khmer OS Battambang" w:cs="Khmer OS Battambang" w:hint="cs"/>
-          <w:sz w:val="24"/>
-          <w:szCs w:val="24"/>
-          <w:cs/>
-        </w:rPr>
-        <w:t>៧</w:t>
-      </w:r>
-    </w:p>
-    <w:p>
-      <w:pPr>
-        <w:tabs>
-          <w:tab w:val="left" w:leader="dot" w:pos="8640"/>
-        </w:tabs>
-        <w:rPr>
-          <w:rFonts w:ascii="Khmer OS Battambang" w:hAnsi="Khmer OS Battambang" w:cs="Khmer OS Battambang"/>
-          <w:sz w:val="24"/>
-          <w:szCs w:val="24"/>
-        </w:rPr>
-      </w:pPr>
-      <w:r>
-        <w:rPr>
-          <w:rFonts w:ascii="Khmer OS Battambang" w:hAnsi="Khmer OS Battambang" w:cs="Khmer OS Battambang" w:hint="cs"/>
-          <w:sz w:val="24"/>
-          <w:szCs w:val="24"/>
-          <w:cs/>
-        </w:rPr>
-        <w:t>តារាងទី ២</w:t>
-      </w:r>
-      <w:r>
-        <w:rPr>
-          <w:rFonts w:ascii="Khmer OS Battambang" w:hAnsi="Khmer OS Battambang" w:cs="Khmer OS Battambang"/>
-          <w:sz w:val="24"/>
-          <w:szCs w:val="24"/>
-          <w:cs/>
-        </w:rPr>
-        <w:tab/>
-      </w:r>
-      <w:r>
-        <w:rPr>
-          <w:rFonts w:ascii="Khmer OS Battambang" w:hAnsi="Khmer OS Battambang" w:cs="Khmer OS Battambang" w:hint="cs"/>
-          <w:sz w:val="24"/>
-          <w:szCs w:val="24"/>
-          <w:cs/>
-        </w:rPr>
-        <w:t>៨</w:t>
-      </w:r>
-    </w:p>
-    <w:p>
-      <w:pPr>
-        <w:tabs>
-          <w:tab w:val="left" w:pos="1440"/>
-          <w:tab w:val="left" w:leader="dot" w:pos="8640"/>
-        </w:tabs>
+        <w:t>បញ្ចីពាក្យសរសេរកាត់</w:t>
+      </w:r>
+    </w:p>
+    <w:p>
+      <w:pPr>
+        <w:tabs>
+          <w:tab w:val="left" w:pos="3600"/>
+        </w:tabs>
+        <w:jc w:val="center"/>
         <w:rPr>
           <w:rFonts w:ascii="Khmer OS Muol" w:hAnsi="Khmer OS Muol" w:cs="Khmer OS Muol"/>
           <w:sz w:val="24"/>
           <w:szCs w:val="24"/>
         </w:rPr>
       </w:pPr>
-      <w:r>
-        <w:rPr>
-          <w:rFonts w:ascii="Khmer OS Battambang" w:hAnsi="Khmer OS Battambang" w:cs="Khmer OS Battambang"/>
-          <w:sz w:val="24"/>
-          <w:szCs w:val="24"/>
-          <w:cs/>
-        </w:rPr>
-        <w:tab/>
-      </w:r>
-      <w:r>
-        <w:rPr>
-          <w:rFonts w:ascii="Khmer OS Muol" w:hAnsi="Khmer OS Muol" w:cs="Khmer OS Muol" w:hint="cs"/>
-          <w:sz w:val="24"/>
-          <w:szCs w:val="24"/>
-          <w:cs/>
-        </w:rPr>
-        <w:t>ដ្យាក្រាម</w:t>
-      </w:r>
-    </w:p>
-    <w:p>
-      <w:pPr>
-        <w:tabs>
-          <w:tab w:val="left" w:leader="dot" w:pos="8640"/>
-        </w:tabs>
-        <w:rPr>
-          <w:rFonts w:ascii="Khmer OS Battambang" w:hAnsi="Khmer OS Battambang" w:cs="Khmer OS Battambang"/>
-          <w:sz w:val="24"/>
-          <w:szCs w:val="24"/>
-        </w:rPr>
-      </w:pPr>
-      <w:r>
-        <w:rPr>
-          <w:rFonts w:ascii="Khmer OS Battambang" w:hAnsi="Khmer OS Battambang" w:cs="Khmer OS Battambang" w:hint="cs"/>
-          <w:sz w:val="24"/>
-          <w:szCs w:val="24"/>
-          <w:cs/>
-        </w:rPr>
-        <w:t>ដ្យាក្រាម</w:t>
-      </w:r>
-      <w:r>
-        <w:rPr>
-          <w:rFonts w:ascii="Khmer OS Battambang" w:hAnsi="Khmer OS Battambang" w:cs="Khmer OS Battambang" w:hint="cs"/>
-          <w:sz w:val="24"/>
-          <w:szCs w:val="24"/>
-          <w:cs/>
-        </w:rPr>
-        <w:t>ទី ១</w:t>
-      </w:r>
-      <w:r>
-        <w:rPr>
-          <w:rFonts w:ascii="Khmer OS Battambang" w:hAnsi="Khmer OS Battambang" w:cs="Khmer OS Battambang"/>
-          <w:sz w:val="24"/>
-          <w:szCs w:val="24"/>
-          <w:cs/>
-        </w:rPr>
-        <w:tab/>
-      </w:r>
-      <w:r>
-        <w:rPr>
-          <w:rFonts w:ascii="Khmer OS Battambang" w:hAnsi="Khmer OS Battambang" w:cs="Khmer OS Battambang" w:hint="cs"/>
-          <w:sz w:val="24"/>
-          <w:szCs w:val="24"/>
-          <w:cs/>
-        </w:rPr>
-        <w:t>៩</w:t>
-      </w:r>
-    </w:p>
-    <w:p>
-      <w:pPr>
-        <w:tabs>
-          <w:tab w:val="left" w:leader="dot" w:pos="8640"/>
-        </w:tabs>
-        <w:rPr>
-          <w:rFonts w:ascii="Khmer OS Battambang" w:hAnsi="Khmer OS Battambang" w:cs="Khmer OS Battambang"/>
-          <w:sz w:val="24"/>
-          <w:szCs w:val="24"/>
-          <w:cs/>
-        </w:rPr>
-      </w:pPr>
-      <w:r>
-        <w:rPr>
-          <w:rFonts w:ascii="Khmer OS Battambang" w:hAnsi="Khmer OS Battambang" w:cs="Khmer OS Battambang" w:hint="cs"/>
-          <w:sz w:val="24"/>
-          <w:szCs w:val="24"/>
-          <w:cs/>
-        </w:rPr>
-        <w:t>ដ្យាក្រាមទី១</w:t>
-      </w:r>
-      <w:r>
-        <w:rPr>
-          <w:rFonts w:ascii="Khmer OS Battambang" w:hAnsi="Khmer OS Battambang" w:cs="Khmer OS Battambang"/>
-          <w:sz w:val="24"/>
-          <w:szCs w:val="24"/>
-          <w:cs/>
-        </w:rPr>
-        <w:tab/>
-      </w:r>
-      <w:r>
-        <w:rPr>
-          <w:rFonts w:ascii="Khmer OS Battambang" w:hAnsi="Khmer OS Battambang" w:cs="Khmer OS Battambang" w:hint="cs"/>
-          <w:sz w:val="24"/>
-          <w:szCs w:val="24"/>
-          <w:cs/>
-        </w:rPr>
-        <w:t>១០</w:t>
-      </w:r>
-    </w:p>
-    <w:p>
-      <w:pPr>
-        <w:tabs>
+    </w:p>
+    <w:p>
+      <w:pPr>
+        <w:tabs>
+          <w:tab w:val="left" w:pos="2160"/>
+        </w:tabs>
+        <w:rPr>
+          <w:rFonts w:ascii="Century" w:hAnsi="Century" w:cs="Khmer OS Muol"/>
+          <w:sz w:val="24"/>
+          <w:szCs w:val="24"/>
+        </w:rPr>
+      </w:pPr>
+      <w:r>
+        <w:rPr>
+          <w:rFonts w:ascii="Century" w:hAnsi="Century" w:cs="Khmer OS Muol"/>
+          <w:sz w:val="24"/>
+          <w:szCs w:val="24"/>
+        </w:rPr>
+        <w:t>HFCC</w:t>
+      </w:r>
+      <w:r>
+        <w:rPr>
+          <w:rFonts w:ascii="Century" w:hAnsi="Century" w:cs="Khmer OS Muol"/>
+          <w:sz w:val="24"/>
+          <w:szCs w:val="24"/>
+          <w:cs/>
+        </w:rPr>
+        <w:tab/>
+      </w:r>
+      <w:r>
+        <w:rPr>
+          <w:rFonts w:ascii="Century" w:hAnsi="Century" w:cs="Khmer OS Muol"/>
+          <w:sz w:val="24"/>
+          <w:szCs w:val="24"/>
+        </w:rPr>
+        <w:t>: Hope For Cambodian children foundation.</w:t>
+      </w:r>
+    </w:p>
+    <w:p>
+      <w:pPr>
+        <w:tabs>
+          <w:tab w:val="left" w:pos="2160"/>
           <w:tab w:val="left" w:pos="3600"/>
         </w:tabs>
         <w:rPr>
-          <w:rFonts w:ascii="Khmer OS Muol" w:hAnsi="Khmer OS Muol" w:cs="Khmer OS Muol"/>
-          <w:sz w:val="24"/>
-          <w:szCs w:val="24"/>
-          <w:cs/>
-        </w:rPr>
-      </w:pPr>
-      <w:r>
-        <w:rPr>
-          <w:rFonts w:ascii="Khmer OS Muol" w:hAnsi="Khmer OS Muol" w:cs="Khmer OS Muol"/>
-          <w:sz w:val="24"/>
-          <w:szCs w:val="24"/>
-          <w:cs/>
-        </w:rPr>
-        <w:br w:type="page"/>
-      </w:r>
-    </w:p>
-    <w:p>
-      <w:pPr>
-        <w:tabs>
+          <w:rFonts w:ascii="Century" w:hAnsi="Century" w:cs="Khmer OS Muol"/>
+          <w:sz w:val="24"/>
+          <w:szCs w:val="24"/>
+        </w:rPr>
+      </w:pPr>
+      <w:r>
+        <w:rPr>
+          <w:rFonts w:ascii="Century" w:hAnsi="Century" w:cs="Khmer OS Muol"/>
+          <w:sz w:val="24"/>
+          <w:szCs w:val="24"/>
+        </w:rPr>
+        <w:t>NUBB</w:t>
+      </w:r>
+      <w:r>
+        <w:rPr>
+          <w:rFonts w:ascii="Century" w:hAnsi="Century" w:cs="Khmer OS Muol"/>
+          <w:sz w:val="24"/>
+          <w:szCs w:val="24"/>
+          <w:cs/>
+        </w:rPr>
+        <w:tab/>
+      </w:r>
+      <w:r>
+        <w:rPr>
+          <w:rFonts w:ascii="Century" w:hAnsi="Century" w:cs="Khmer OS Muol"/>
+          <w:sz w:val="24"/>
+          <w:szCs w:val="24"/>
+        </w:rPr>
+        <w:t>: National University of Battambang.</w:t>
+      </w:r>
+    </w:p>
+    <w:p>
+      <w:pPr>
+        <w:tabs>
+          <w:tab w:val="left" w:pos="2160"/>
           <w:tab w:val="left" w:pos="3600"/>
         </w:tabs>
-        <w:jc w:val="center"/>
-        <w:rPr>
-          <w:rFonts w:ascii="Khmer OS Muol" w:hAnsi="Khmer OS Muol" w:cs="Khmer OS Muol"/>
-          <w:sz w:val="24"/>
-          <w:szCs w:val="24"/>
-        </w:rPr>
-      </w:pPr>
-    </w:p>
-    <w:p>
-      <w:pPr>
-        <w:tabs>
+        <w:rPr>
+          <w:rFonts w:ascii="Century" w:hAnsi="Century" w:cs="Khmer OS Muol"/>
+          <w:sz w:val="24"/>
+          <w:szCs w:val="24"/>
+        </w:rPr>
+      </w:pPr>
+      <w:r>
+        <w:rPr>
+          <w:rFonts w:ascii="Century" w:hAnsi="Century" w:cs="Khmer OS Muol"/>
+          <w:sz w:val="24"/>
+          <w:szCs w:val="24"/>
+        </w:rPr>
+        <w:t>UI/UX</w:t>
+      </w:r>
+      <w:r>
+        <w:rPr>
+          <w:rFonts w:ascii="Century" w:hAnsi="Century" w:cs="Khmer OS Muol"/>
+          <w:sz w:val="24"/>
+          <w:szCs w:val="24"/>
+          <w:cs/>
+        </w:rPr>
+        <w:tab/>
+      </w:r>
+      <w:r>
+        <w:rPr>
+          <w:rFonts w:ascii="Century" w:hAnsi="Century" w:cs="Khmer OS Muol"/>
+          <w:sz w:val="24"/>
+          <w:szCs w:val="24"/>
+        </w:rPr>
+        <w:t>: User Interface / User Experience.</w:t>
+      </w:r>
+    </w:p>
+    <w:p>
+      <w:pPr>
+        <w:tabs>
+          <w:tab w:val="left" w:pos="2160"/>
           <w:tab w:val="left" w:pos="3600"/>
         </w:tabs>
-        <w:jc w:val="center"/>
-        <w:rPr>
-          <w:rFonts w:ascii="Khmer OS Muol" w:hAnsi="Khmer OS Muol" w:cs="Khmer OS Muol"/>
+        <w:rPr>
+          <w:rFonts w:ascii="Century" w:hAnsi="Century" w:cs="Khmer OS Muol"/>
+          <w:sz w:val="24"/>
+          <w:szCs w:val="24"/>
+        </w:rPr>
+      </w:pPr>
+      <w:r>
+        <w:rPr>
+          <w:rFonts w:ascii="Century" w:hAnsi="Century" w:cs="Khmer OS Muol"/>
+          <w:sz w:val="24"/>
+          <w:szCs w:val="24"/>
+        </w:rPr>
+        <w:t>VS Code</w:t>
+      </w:r>
+      <w:r>
+        <w:rPr>
+          <w:rFonts w:ascii="Century" w:hAnsi="Century" w:cs="Khmer OS Muol"/>
+          <w:sz w:val="24"/>
+          <w:szCs w:val="24"/>
+          <w:cs/>
+        </w:rPr>
+        <w:tab/>
+      </w:r>
+      <w:r>
+        <w:rPr>
+          <w:rFonts w:ascii="Century" w:hAnsi="Century" w:cs="Khmer OS Muol"/>
+          <w:sz w:val="24"/>
+          <w:szCs w:val="24"/>
+        </w:rPr>
+        <w:t>: Visual Studio Code.</w:t>
+      </w:r>
+    </w:p>
+    <w:p>
+      <w:pPr>
+        <w:tabs>
+          <w:tab w:val="left" w:pos="2160"/>
+          <w:tab w:val="left" w:pos="3600"/>
+        </w:tabs>
+        <w:rPr>
+          <w:rFonts w:ascii="Century" w:hAnsi="Century" w:cs="Khmer OS Muol"/>
+          <w:sz w:val="24"/>
+          <w:szCs w:val="24"/>
+        </w:rPr>
+      </w:pPr>
+      <w:r>
+        <w:rPr>
+          <w:rFonts w:ascii="Century" w:hAnsi="Century" w:cs="Khmer OS Muol"/>
+          <w:sz w:val="24"/>
+          <w:szCs w:val="24"/>
+        </w:rPr>
+        <w:t>XAMPP</w:t>
+      </w:r>
+      <w:r>
+        <w:rPr>
+          <w:rFonts w:ascii="Century" w:hAnsi="Century" w:cs="Khmer OS Muol"/>
+          <w:sz w:val="24"/>
+          <w:szCs w:val="24"/>
+          <w:cs/>
+        </w:rPr>
+        <w:tab/>
+      </w:r>
+      <w:r>
+        <w:rPr>
+          <w:rFonts w:ascii="Century" w:hAnsi="Century" w:cs="Khmer OS Muol"/>
+          <w:sz w:val="24"/>
+          <w:szCs w:val="24"/>
+        </w:rPr>
+        <w:t>: X (Cross-platform), Apache, MariaDB, PHP, and Perl.</w:t>
+      </w:r>
+    </w:p>
+    <w:p>
+      <w:pPr>
+        <w:tabs>
+          <w:tab w:val="left" w:pos="2160"/>
+          <w:tab w:val="left" w:pos="3600"/>
+        </w:tabs>
+        <w:rPr>
+          <w:rFonts w:ascii="Century" w:hAnsi="Century" w:cs="Khmer OS Muol"/>
+          <w:sz w:val="24"/>
+          <w:szCs w:val="24"/>
+        </w:rPr>
+      </w:pPr>
+      <w:r>
+        <w:rPr>
+          <w:rFonts w:ascii="Century" w:hAnsi="Century" w:cs="Khmer OS Muol"/>
+          <w:sz w:val="24"/>
+          <w:szCs w:val="24"/>
+        </w:rPr>
+        <w:t>IT</w:t>
+      </w:r>
+      <w:r>
+        <w:rPr>
+          <w:rFonts w:ascii="Century" w:hAnsi="Century" w:cs="Khmer OS Muol"/>
+          <w:sz w:val="24"/>
+          <w:szCs w:val="24"/>
+          <w:cs/>
+        </w:rPr>
+        <w:tab/>
+      </w:r>
+      <w:r>
+        <w:rPr>
+          <w:rFonts w:ascii="Century" w:hAnsi="Century" w:cs="Khmer OS Muol"/>
+          <w:sz w:val="24"/>
+          <w:szCs w:val="24"/>
+        </w:rPr>
+        <w:t>: Information Technology.</w:t>
+      </w:r>
+    </w:p>
+    <w:p>
+      <w:pPr>
+        <w:tabs>
+          <w:tab w:val="left" w:pos="2160"/>
+          <w:tab w:val="left" w:pos="3600"/>
+        </w:tabs>
+        <w:rPr>
+          <w:rFonts w:ascii="Century" w:hAnsi="Century" w:cs="Khmer OS Muol"/>
+          <w:sz w:val="24"/>
+          <w:szCs w:val="24"/>
+        </w:rPr>
+      </w:pPr>
+      <w:r>
+        <w:rPr>
+          <w:rFonts w:ascii="Century" w:hAnsi="Century" w:cs="Khmer OS Muol"/>
+          <w:sz w:val="24"/>
+          <w:szCs w:val="24"/>
+        </w:rPr>
+        <w:t>HTML</w:t>
+      </w:r>
+      <w:r>
+        <w:rPr>
+          <w:rFonts w:ascii="Century" w:hAnsi="Century" w:cs="Khmer OS Muol"/>
+          <w:sz w:val="24"/>
+          <w:szCs w:val="24"/>
+          <w:cs/>
+        </w:rPr>
+        <w:tab/>
+      </w:r>
+      <w:r>
+        <w:rPr>
+          <w:rFonts w:ascii="Century" w:hAnsi="Century" w:cs="Khmer OS Muol"/>
+          <w:sz w:val="24"/>
+          <w:szCs w:val="24"/>
+        </w:rPr>
+        <w:t xml:space="preserve">: </w:t>
+      </w:r>
+      <w:proofErr w:type="spellStart"/>
+      <w:r>
+        <w:rPr>
+          <w:rFonts w:ascii="Century" w:hAnsi="Century" w:cs="Khmer OS Muol"/>
+          <w:sz w:val="24"/>
+          <w:szCs w:val="24"/>
+        </w:rPr>
+        <w:t>HyperText</w:t>
+      </w:r>
+      <w:proofErr w:type="spellEnd"/>
+      <w:r>
+        <w:rPr>
+          <w:rFonts w:ascii="Century" w:hAnsi="Century" w:cs="Khmer OS Muol"/>
+          <w:sz w:val="24"/>
+          <w:szCs w:val="24"/>
+        </w:rPr>
+        <w:t xml:space="preserve"> Markup Language.</w:t>
+      </w:r>
+    </w:p>
+    <w:p>
+      <w:pPr>
+        <w:tabs>
+          <w:tab w:val="left" w:pos="2160"/>
+          <w:tab w:val="left" w:pos="3600"/>
+        </w:tabs>
+        <w:rPr>
+          <w:rFonts w:ascii="Century" w:hAnsi="Century" w:cs="Khmer OS Muol"/>
+          <w:sz w:val="24"/>
+          <w:szCs w:val="24"/>
+        </w:rPr>
+      </w:pPr>
+      <w:r>
+        <w:rPr>
+          <w:rFonts w:ascii="Century" w:hAnsi="Century" w:cs="Khmer OS Muol"/>
+          <w:sz w:val="24"/>
+          <w:szCs w:val="24"/>
+        </w:rPr>
+        <w:t>JS</w:t>
+      </w:r>
+      <w:r>
+        <w:rPr>
+          <w:rFonts w:ascii="Century" w:hAnsi="Century" w:cs="Khmer OS Muol"/>
+          <w:sz w:val="24"/>
+          <w:szCs w:val="24"/>
+          <w:cs/>
+        </w:rPr>
+        <w:tab/>
+      </w:r>
+      <w:r>
+        <w:rPr>
+          <w:rFonts w:ascii="Century" w:hAnsi="Century" w:cs="Khmer OS Muol"/>
+          <w:sz w:val="24"/>
+          <w:szCs w:val="24"/>
+        </w:rPr>
+        <w:t>: JavaScript.</w:t>
+      </w:r>
+    </w:p>
+    <w:p>
+      <w:pPr>
+        <w:tabs>
+          <w:tab w:val="left" w:pos="2160"/>
+          <w:tab w:val="left" w:pos="3600"/>
+        </w:tabs>
+        <w:rPr>
+          <w:rFonts w:ascii="Century" w:hAnsi="Century" w:cs="Khmer OS Muol"/>
+          <w:sz w:val="24"/>
+          <w:szCs w:val="24"/>
+        </w:rPr>
+      </w:pPr>
+      <w:r>
+        <w:rPr>
+          <w:rFonts w:ascii="Century" w:hAnsi="Century" w:cs="Khmer OS Muol"/>
+          <w:sz w:val="24"/>
+          <w:szCs w:val="24"/>
+        </w:rPr>
+        <w:t>CSS</w:t>
+      </w:r>
+      <w:r>
+        <w:rPr>
+          <w:rFonts w:ascii="Century" w:hAnsi="Century" w:cs="Khmer OS Muol"/>
+          <w:sz w:val="24"/>
+          <w:szCs w:val="24"/>
+          <w:cs/>
+        </w:rPr>
+        <w:tab/>
+      </w:r>
+      <w:r>
+        <w:rPr>
+          <w:rFonts w:ascii="Century" w:hAnsi="Century" w:cs="Khmer OS Muol"/>
+          <w:sz w:val="24"/>
+          <w:szCs w:val="24"/>
+        </w:rPr>
+        <w:t>: Cascading Style Sheets.</w:t>
+      </w:r>
+    </w:p>
+    <w:p>
+      <w:pPr>
+        <w:tabs>
+          <w:tab w:val="left" w:pos="2160"/>
+          <w:tab w:val="left" w:pos="3600"/>
+        </w:tabs>
+        <w:rPr>
+          <w:rFonts w:ascii="Century" w:hAnsi="Century" w:cs="Khmer OS Muol"/>
+          <w:sz w:val="24"/>
+          <w:szCs w:val="24"/>
+        </w:rPr>
+      </w:pPr>
+      <w:r>
+        <w:rPr>
+          <w:rFonts w:ascii="Century" w:hAnsi="Century" w:cs="Khmer OS Muol"/>
+          <w:sz w:val="24"/>
+          <w:szCs w:val="24"/>
+        </w:rPr>
+        <w:t>PHP</w:t>
+      </w:r>
+      <w:r>
+        <w:rPr>
+          <w:rFonts w:ascii="Century" w:hAnsi="Century" w:cs="Khmer OS Muol"/>
+          <w:sz w:val="24"/>
+          <w:szCs w:val="24"/>
+          <w:cs/>
+        </w:rPr>
+        <w:tab/>
+      </w:r>
+      <w:r>
+        <w:rPr>
+          <w:rFonts w:ascii="Century" w:hAnsi="Century" w:cs="Khmer OS Muol"/>
+          <w:sz w:val="24"/>
+          <w:szCs w:val="24"/>
+        </w:rPr>
+        <w:t>: Hypertext Preprocessor.</w:t>
+      </w:r>
+    </w:p>
+    <w:p>
+      <w:pPr>
+        <w:tabs>
+          <w:tab w:val="left" w:pos="2160"/>
+        </w:tabs>
+        <w:rPr>
+          <w:rFonts w:ascii="Century" w:hAnsi="Century" w:cs="Khmer OS Muol"/>
           <w:sz w:val="24"/>
           <w:szCs w:val="24"/>
           <w:cs/>
@@ -4812,12 +6732,28 @@
       </w:pPr>
       <w:r>
         <w:rPr>
-          <w:rFonts w:ascii="Khmer OS Muol" w:hAnsi="Khmer OS Muol" w:cs="Khmer OS Muol" w:hint="cs"/>
-          <w:sz w:val="24"/>
-          <w:szCs w:val="24"/>
-          <w:cs/>
-        </w:rPr>
-        <w:t>បញ្ចីពាក្យសរសេរកាត់</w:t>
+          <w:rFonts w:ascii="Century" w:hAnsi="Century" w:cs="Khmer OS Muol"/>
+          <w:sz w:val="24"/>
+          <w:szCs w:val="24"/>
+        </w:rPr>
+        <w:t>SQL</w:t>
+      </w:r>
+      <w:r>
+        <w:rPr>
+          <w:rFonts w:ascii="Century" w:hAnsi="Century" w:cs="Khmer OS Muol"/>
+          <w:sz w:val="24"/>
+          <w:szCs w:val="24"/>
+          <w:cs/>
+        </w:rPr>
+        <w:tab/>
+      </w:r>
+      <w:r>
+        <w:rPr>
+          <w:rFonts w:ascii="Century" w:hAnsi="Century" w:cs="Khmer OS Muol"/>
+          <w:sz w:val="24"/>
+          <w:szCs w:val="24"/>
+        </w:rPr>
+        <w:t>: Structured Query Language.</w:t>
       </w:r>
     </w:p>
     <w:p>
@@ -10032,9 +11968,122 @@
           <w:tab w:val="left" w:pos="540"/>
           <w:tab w:val="left" w:pos="720"/>
         </w:tabs>
+        <w:jc w:val="center"/>
+        <w:rPr>
+          <w:rFonts w:ascii="Khmer OS Bokor" w:hAnsi="Khmer OS Bokor" w:cs="Khmer OS Bokor"/>
+          <w:sz w:val="24"/>
+          <w:szCs w:val="24"/>
+          <w:cs/>
+        </w:rPr>
+      </w:pPr>
+      <w:r>
+        <w:rPr>
+          <w:rFonts w:ascii="Khmer OS Battambang" w:hAnsi="Khmer OS Battambang" w:cs="Khmer OS Battambang"/>
+          <w:sz w:val="24"/>
+          <w:szCs w:val="24"/>
+        </w:rPr>
+        <mc:AlternateContent>
+          <mc:Choice Requires="wps">
+            <w:drawing>
+              <wp:anchor distT="0" distB="0" distL="114300" distR="114300" simplePos="0" relativeHeight="251688960" behindDoc="0" locked="0" layoutInCell="1" allowOverlap="1" wp14:anchorId="71D1D2A4" wp14:editId="4F03B50A">
+                <wp:simplePos x="0" y="0"/>
+                <wp:positionH relativeFrom="column">
+                  <wp:posOffset>-283210</wp:posOffset>
+                </wp:positionH>
+                <wp:positionV relativeFrom="paragraph">
+                  <wp:posOffset>397510</wp:posOffset>
+                </wp:positionV>
+                <wp:extent cx="6383655" cy="2620645"/>
+                <wp:effectExtent l="0" t="0" r="0" b="8255"/>
+                <wp:wrapSquare wrapText="bothSides"/>
+                <wp:docPr id="2" name="Freeform 2"/>
+                <wp:cNvGraphicFramePr/>
+                <a:graphic xmlns:a="http://schemas.openxmlformats.org/drawingml/2006/main">
+                  <a:graphicData uri="http://schemas.microsoft.com/office/word/2010/wordprocessingShape">
+                    <wps:wsp>
+                      <wps:cNvSpPr/>
+                      <wps:spPr>
+                        <a:xfrm>
+                          <a:off x="0" y="0"/>
+                          <a:ext cx="6383655" cy="2620645"/>
+                        </a:xfrm>
+                        <a:custGeom>
+                          <a:avLst/>
+                          <a:gdLst/>
+                          <a:ahLst/>
+                          <a:cxnLst/>
+                          <a:rect l="l" t="t" r="r" b="b"/>
+                          <a:pathLst>
+                            <a:path w="14695752" h="4904707">
+                              <a:moveTo>
+                                <a:pt x="0" y="0"/>
+                              </a:moveTo>
+                              <a:lnTo>
+                                <a:pt x="14695752" y="0"/>
+                              </a:lnTo>
+                              <a:lnTo>
+                                <a:pt x="14695752" y="4904708"/>
+                              </a:lnTo>
+                              <a:lnTo>
+                                <a:pt x="0" y="4904708"/>
+                              </a:lnTo>
+                              <a:lnTo>
+                                <a:pt x="0" y="0"/>
+                              </a:lnTo>
+                              <a:close/>
+                            </a:path>
+                          </a:pathLst>
+                        </a:custGeom>
+                        <a:blipFill>
+                          <a:blip r:embed="rId14"/>
+                          <a:stretch>
+                            <a:fillRect/>
+                          </a:stretch>
+                        </a:blipFill>
+                      </wps:spPr>
+                      <wps:bodyPr/>
+                    </wps:wsp>
+                  </a:graphicData>
+                </a:graphic>
+                <wp14:sizeRelH relativeFrom="margin">
+                  <wp14:pctWidth>0</wp14:pctWidth>
+                </wp14:sizeRelH>
+                <wp14:sizeRelV relativeFrom="margin">
+                  <wp14:pctHeight>0</wp14:pctHeight>
+                </wp14:sizeRelV>
+              </wp:anchor>
+            </w:drawing>
+          </mc:Choice>
+          <mc:Fallback>
+            <w:pict>
+              <v:shape w14:anchorId="7D94576D" id="Freeform 2" o:spid="_x0000_s1026" style="position:absolute;margin-left:-22.3pt;margin-top:31.3pt;width:502.65pt;height:206.35pt;z-index:251688960;visibility:visible;mso-wrap-style:square;mso-width-percent:0;mso-height-percent:0;mso-wrap-distance-left:9pt;mso-wrap-distance-top:0;mso-wrap-distance-right:9pt;mso-wrap-distance-bottom:0;mso-position-horizontal:absolute;mso-position-horizontal-relative:text;mso-position-vertical:absolute;mso-position-vertical-relative:text;mso-width-percent:0;mso-height-percent:0;mso-width-relative:margin;mso-height-relative:margin;v-text-anchor:top" coordsize="14695752,4904707" o:gfxdata="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" path="m,l14695752,r,4904708l,4904708,,xe" stroked="f">
+                <v:fill r:id="rId15" o:title="" recolor="t" rotate="t" type="frame"/>
+                <v:path arrowok="t"/>
+                <w10:wrap type="square"/>
+              </v:shape>
+            </w:pict>
+          </mc:Fallback>
+        </mc:AlternateContent>
+      </w:r>
+      <w:r>
+        <w:rPr>
+          <w:rFonts w:ascii="Khmer OS Bokor" w:hAnsi="Khmer OS Bokor" w:cs="Khmer OS Bokor"/>
+          <w:sz w:val="24"/>
+          <w:szCs w:val="24"/>
+          <w:cs/>
+        </w:rPr>
+        <w:t>តារាងទី ១៖ គម្រោងការស្រាវជ្រាវ</w:t>
+      </w:r>
+    </w:p>
+    <w:p>
+      <w:pPr>
+        <w:tabs>
+          <w:tab w:val="left" w:pos="540"/>
+          <w:tab w:val="left" w:pos="720"/>
+        </w:tabs>
         <w:jc w:val="both"/>
         <w:rPr>
-          <w:rFonts w:ascii="Khmer OS Battambang" w:hAnsi="Khmer OS Battambang" w:cs="Khmer OS Battambang"/>
+          <w:rFonts w:ascii="Khmer OS Muol" w:hAnsi="Khmer OS Muol" w:cs="Khmer OS Muol"/>
           <w:sz w:val="24"/>
           <w:szCs w:val="24"/>
           <w:lang w:val="en-GB"/>
@@ -10405,6 +12454,93 @@
           <w:tab w:val="left" w:pos="540"/>
           <w:tab w:val="left" w:pos="720"/>
         </w:tabs>
+        <w:jc w:val="center"/>
+        <w:rPr>
+          <w:rFonts w:ascii="Khmer OS Battambang" w:hAnsi="Khmer OS Battambang" w:cs="Khmer OS Battambang"/>
+          <w:sz w:val="24"/>
+          <w:szCs w:val="24"/>
+        </w:rPr>
+      </w:pPr>
+      <w:r>
+        <w:rPr>
+          <w:noProof/>
+        </w:rPr>
+        <w:drawing>
+          <wp:inline distT="0" distB="0" distL="0" distR="0" wp14:anchorId="1BE1A68C" wp14:editId="1DCEFC70">
+            <wp:extent cx="1574800" cy="1574800"/>
+            <wp:effectExtent l="0" t="0" r="6350" b="6350"/>
+            <wp:docPr id="150988930" name="Picture 1"/>
+            <wp:cNvGraphicFramePr>
+              <a:graphicFrameLocks xmlns:a="http://schemas.openxmlformats.org/drawingml/2006/main" noChangeAspect="1"/>
+            </wp:cNvGraphicFramePr>
+            <a:graphic xmlns:a="http://schemas.openxmlformats.org/drawingml/2006/main">
+              <a:graphicData uri="http://schemas.openxmlformats.org/drawingml/2006/picture">
+                <pic:pic xmlns:pic="http://schemas.openxmlformats.org/drawingml/2006/picture">
+                  <pic:nvPicPr>
+                    <pic:cNvPr id="150988930" name=""/>
+                    <pic:cNvPicPr/>
+                  </pic:nvPicPr>
+                  <pic:blipFill>
+                    <a:blip r:embed="rId16"/>
+                    <a:stretch>
+                      <a:fillRect/>
+                    </a:stretch>
+                  </pic:blipFill>
+                  <pic:spPr>
+                    <a:xfrm>
+                      <a:off x="0" y="0"/>
+                      <a:ext cx="1581755" cy="1581755"/>
+                    </a:xfrm>
+                    <a:prstGeom prst="rect">
+                      <a:avLst/>
+                    </a:prstGeom>
+                  </pic:spPr>
+                </pic:pic>
+              </a:graphicData>
+            </a:graphic>
+          </wp:inline>
+        </w:drawing>
+      </w:r>
+    </w:p>
+    <w:p>
+      <w:pPr>
+        <w:tabs>
+          <w:tab w:val="left" w:pos="540"/>
+          <w:tab w:val="left" w:pos="720"/>
+        </w:tabs>
+        <w:jc w:val="center"/>
+        <w:rPr>
+          <w:rFonts w:ascii="Cambria" w:hAnsi="Cambria" w:cs="Khmer OS Battambang"/>
+          <w:sz w:val="24"/>
+          <w:szCs w:val="24"/>
+          <w:lang w:val="en-GB"/>
+        </w:rPr>
+      </w:pPr>
+      <w:r>
+        <w:rPr>
+          <w:rFonts w:ascii="Cambria" w:hAnsi="Cambria" w:cs="Khmer OS Battambang" w:hint="cs"/>
+          <w:sz w:val="24"/>
+          <w:szCs w:val="24"/>
+          <w:cs/>
+        </w:rPr>
+        <w:t xml:space="preserve">រូបភាពទី១៖ </w:t>
+      </w:r>
+      <w:r>
+        <w:rPr>
+          <w:rFonts w:ascii="Cambria" w:hAnsi="Cambria" w:cs="Khmer OS Battambang"/>
+          <w:sz w:val="24"/>
+          <w:szCs w:val="24"/>
+          <w:lang w:val="en-GB"/>
+        </w:rPr>
+        <w:t>HTML</w:t>
+      </w:r>
+    </w:p>
+    <w:p>
+      <w:pPr>
+        <w:tabs>
+          <w:tab w:val="left" w:pos="540"/>
+          <w:tab w:val="left" w:pos="720"/>
+        </w:tabs>
         <w:jc w:val="both"/>
         <w:rPr>
           <w:rFonts w:ascii="Century" w:hAnsi="Century" w:cs="Khmer OS"/>
@@ -10465,6 +12601,7 @@
           <w:szCs w:val="24"/>
           <w:cs/>
         </w:rPr>
+        <w:lastRenderedPageBreak/>
         <w:tab/>
       </w:r>
       <w:r>
@@ -10692,6 +12829,111 @@
           <w:tab w:val="left" w:pos="540"/>
           <w:tab w:val="left" w:pos="720"/>
         </w:tabs>
+        <w:jc w:val="center"/>
+        <w:rPr>
+          <w:rFonts w:ascii="Khmer OS Battambang" w:hAnsi="Khmer OS Battambang" w:cs="Khmer OS Battambang"/>
+          <w:sz w:val="24"/>
+          <w:szCs w:val="24"/>
+        </w:rPr>
+      </w:pPr>
+      <w:r>
+        <w:rPr>
+          <w:noProof/>
+        </w:rPr>
+        <w:drawing>
+          <wp:inline distT="0" distB="0" distL="0" distR="0" wp14:anchorId="6CB1E82C" wp14:editId="3CB5DE9C">
+            <wp:extent cx="1346200" cy="1346200"/>
+            <wp:effectExtent l="0" t="0" r="6350" b="6350"/>
+            <wp:docPr id="1967649933" name="Picture 1"/>
+            <wp:cNvGraphicFramePr>
+              <a:graphicFrameLocks xmlns:a="http://schemas.openxmlformats.org/drawingml/2006/main" noChangeAspect="1"/>
+            </wp:cNvGraphicFramePr>
+            <a:graphic xmlns:a="http://schemas.openxmlformats.org/drawingml/2006/main">
+              <a:graphicData uri="http://schemas.openxmlformats.org/drawingml/2006/picture">
+                <pic:pic xmlns:pic="http://schemas.openxmlformats.org/drawingml/2006/picture">
+                  <pic:nvPicPr>
+                    <pic:cNvPr id="1967649933" name=""/>
+                    <pic:cNvPicPr/>
+                  </pic:nvPicPr>
+                  <pic:blipFill>
+                    <a:blip r:embed="rId17"/>
+                    <a:stretch>
+                      <a:fillRect/>
+                    </a:stretch>
+                  </pic:blipFill>
+                  <pic:spPr>
+                    <a:xfrm>
+                      <a:off x="0" y="0"/>
+                      <a:ext cx="1352352" cy="1352352"/>
+                    </a:xfrm>
+                    <a:prstGeom prst="rect">
+                      <a:avLst/>
+                    </a:prstGeom>
+                  </pic:spPr>
+                </pic:pic>
+              </a:graphicData>
+            </a:graphic>
+          </wp:inline>
+        </w:drawing>
+      </w:r>
+    </w:p>
+    <w:p>
+      <w:pPr>
+        <w:tabs>
+          <w:tab w:val="left" w:pos="540"/>
+          <w:tab w:val="left" w:pos="720"/>
+        </w:tabs>
+        <w:jc w:val="center"/>
+        <w:rPr>
+          <w:rFonts w:ascii="Cambria" w:hAnsi="Cambria" w:cs="Khmer OS Battambang"/>
+          <w:sz w:val="24"/>
+          <w:szCs w:val="24"/>
+          <w:lang w:val="en-GB"/>
+        </w:rPr>
+      </w:pPr>
+      <w:r>
+        <w:rPr>
+          <w:rFonts w:ascii="Cambria" w:hAnsi="Cambria" w:cs="Khmer OS Battambang" w:hint="cs"/>
+          <w:sz w:val="24"/>
+          <w:szCs w:val="24"/>
+          <w:cs/>
+        </w:rPr>
+        <w:t>រូបភាពទី</w:t>
+      </w:r>
+      <w:r>
+        <w:rPr>
+          <w:rFonts w:ascii="Cambria" w:hAnsi="Cambria" w:cs="Khmer OS Battambang" w:hint="cs"/>
+          <w:sz w:val="24"/>
+          <w:szCs w:val="24"/>
+          <w:cs/>
+        </w:rPr>
+        <w:t>២</w:t>
+      </w:r>
+      <w:r>
+        <w:rPr>
+          <w:rFonts w:ascii="Cambria" w:hAnsi="Cambria" w:cs="Khmer OS Battambang" w:hint="cs"/>
+          <w:sz w:val="24"/>
+          <w:szCs w:val="24"/>
+          <w:cs/>
+        </w:rPr>
+        <w:t xml:space="preserve">៖ </w:t>
+      </w:r>
+      <w:r>
+        <w:rPr>
+          <w:rFonts w:ascii="Cambria" w:hAnsi="Cambria" w:cs="Khmer OS Battambang"/>
+          <w:sz w:val="24"/>
+          <w:szCs w:val="24"/>
+          <w:lang w:val="en-GB"/>
+        </w:rPr>
+        <w:t>CSS</w:t>
+      </w:r>
+    </w:p>
+    <w:p>
+      <w:pPr>
+        <w:tabs>
+          <w:tab w:val="left" w:pos="540"/>
+          <w:tab w:val="left" w:pos="720"/>
+        </w:tabs>
         <w:jc w:val="both"/>
         <w:rPr>
           <w:rFonts w:ascii="Century" w:hAnsi="Century" w:cs="Khmer OS"/>
@@ -11034,6 +13276,111 @@
           <w:tab w:val="left" w:pos="540"/>
           <w:tab w:val="left" w:pos="720"/>
         </w:tabs>
+        <w:jc w:val="center"/>
+        <w:rPr>
+          <w:rFonts w:ascii="Khmer OS Battambang" w:hAnsi="Khmer OS Battambang" w:cs="Khmer OS Battambang"/>
+          <w:sz w:val="24"/>
+          <w:szCs w:val="24"/>
+        </w:rPr>
+      </w:pPr>
+      <w:r>
+        <w:rPr>
+          <w:noProof/>
+        </w:rPr>
+        <w:drawing>
+          <wp:inline distT="0" distB="0" distL="0" distR="0" wp14:anchorId="0EFBFCB1" wp14:editId="18F79BF1">
+            <wp:extent cx="2362200" cy="1328738"/>
+            <wp:effectExtent l="0" t="0" r="0" b="5080"/>
+            <wp:docPr id="644224650" name="Picture 1"/>
+            <wp:cNvGraphicFramePr>
+              <a:graphicFrameLocks xmlns:a="http://schemas.openxmlformats.org/drawingml/2006/main" noChangeAspect="1"/>
+            </wp:cNvGraphicFramePr>
+            <a:graphic xmlns:a="http://schemas.openxmlformats.org/drawingml/2006/main">
+              <a:graphicData uri="http://schemas.openxmlformats.org/drawingml/2006/picture">
+                <pic:pic xmlns:pic="http://schemas.openxmlformats.org/drawingml/2006/picture">
+                  <pic:nvPicPr>
+                    <pic:cNvPr id="644224650" name=""/>
+                    <pic:cNvPicPr/>
+                  </pic:nvPicPr>
+                  <pic:blipFill>
+                    <a:blip r:embed="rId18"/>
+                    <a:stretch>
+                      <a:fillRect/>
+                    </a:stretch>
+                  </pic:blipFill>
+                  <pic:spPr>
+                    <a:xfrm>
+                      <a:off x="0" y="0"/>
+                      <a:ext cx="2374347" cy="1335571"/>
+                    </a:xfrm>
+                    <a:prstGeom prst="rect">
+                      <a:avLst/>
+                    </a:prstGeom>
+                  </pic:spPr>
+                </pic:pic>
+              </a:graphicData>
+            </a:graphic>
+          </wp:inline>
+        </w:drawing>
+      </w:r>
+    </w:p>
+    <w:p>
+      <w:pPr>
+        <w:tabs>
+          <w:tab w:val="left" w:pos="540"/>
+          <w:tab w:val="left" w:pos="720"/>
+        </w:tabs>
+        <w:jc w:val="center"/>
+        <w:rPr>
+          <w:rFonts w:ascii="Cambria" w:hAnsi="Cambria" w:cs="Khmer OS Battambang"/>
+          <w:sz w:val="24"/>
+          <w:szCs w:val="24"/>
+          <w:lang w:val="en-GB"/>
+        </w:rPr>
+      </w:pPr>
+      <w:r>
+        <w:rPr>
+          <w:rFonts w:ascii="Cambria" w:hAnsi="Cambria" w:cs="Khmer OS Battambang" w:hint="cs"/>
+          <w:sz w:val="24"/>
+          <w:szCs w:val="24"/>
+          <w:cs/>
+        </w:rPr>
+        <w:t>រូបភាពទី</w:t>
+      </w:r>
+      <w:r>
+        <w:rPr>
+          <w:rFonts w:ascii="Cambria" w:hAnsi="Cambria" w:cs="Khmer OS Battambang" w:hint="cs"/>
+          <w:sz w:val="24"/>
+          <w:szCs w:val="24"/>
+          <w:cs/>
+        </w:rPr>
+        <w:t>៣</w:t>
+      </w:r>
+      <w:r>
+        <w:rPr>
+          <w:rFonts w:ascii="Cambria" w:hAnsi="Cambria" w:cs="Khmer OS Battambang" w:hint="cs"/>
+          <w:sz w:val="24"/>
+          <w:szCs w:val="24"/>
+          <w:cs/>
+        </w:rPr>
+        <w:t xml:space="preserve">៖ </w:t>
+      </w:r>
+      <w:r>
+        <w:rPr>
+          <w:rFonts w:ascii="Cambria" w:hAnsi="Cambria" w:cs="Khmer OS Battambang"/>
+          <w:sz w:val="24"/>
+          <w:szCs w:val="24"/>
+          <w:lang w:val="en-GB"/>
+        </w:rPr>
+        <w:t>JavaScript</w:t>
+      </w:r>
+    </w:p>
+    <w:p>
+      <w:pPr>
+        <w:tabs>
+          <w:tab w:val="left" w:pos="540"/>
+          <w:tab w:val="left" w:pos="720"/>
+        </w:tabs>
         <w:jc w:val="both"/>
         <w:rPr>
           <w:rFonts w:ascii="Century" w:hAnsi="Century" w:cs="Khmer OS Battambang"/>
@@ -11364,6 +13711,125 @@
         </w:tabs>
         <w:jc w:val="both"/>
         <w:rPr>
+          <w:rFonts w:ascii="Khmer OS Battambang" w:hAnsi="Khmer OS Battambang" w:cs="Khmer OS Battambang"/>
+          <w:sz w:val="24"/>
+          <w:szCs w:val="24"/>
+        </w:rPr>
+      </w:pPr>
+    </w:p>
+    <w:p>
+      <w:pPr>
+        <w:tabs>
+          <w:tab w:val="left" w:pos="540"/>
+          <w:tab w:val="left" w:pos="720"/>
+        </w:tabs>
+        <w:jc w:val="center"/>
+        <w:rPr>
+          <w:rFonts w:ascii="Khmer OS Battambang" w:hAnsi="Khmer OS Battambang" w:cs="Khmer OS Battambang"/>
+          <w:sz w:val="24"/>
+          <w:szCs w:val="24"/>
+        </w:rPr>
+      </w:pPr>
+      <w:r>
+        <w:rPr>
+          <w:noProof/>
+        </w:rPr>
+        <w:drawing>
+          <wp:inline distT="0" distB="0" distL="0" distR="0" wp14:anchorId="0EBDEECB" wp14:editId="2FD2F028">
+            <wp:extent cx="2573866" cy="1387303"/>
+            <wp:effectExtent l="0" t="0" r="0" b="3810"/>
+            <wp:docPr id="563083538" name="Picture 1"/>
+            <wp:cNvGraphicFramePr>
+              <a:graphicFrameLocks xmlns:a="http://schemas.openxmlformats.org/drawingml/2006/main" noChangeAspect="1"/>
+            </wp:cNvGraphicFramePr>
+            <a:graphic xmlns:a="http://schemas.openxmlformats.org/drawingml/2006/main">
+              <a:graphicData uri="http://schemas.openxmlformats.org/drawingml/2006/picture">
+                <pic:pic xmlns:pic="http://schemas.openxmlformats.org/drawingml/2006/picture">
+                  <pic:nvPicPr>
+                    <pic:cNvPr id="563083538" name=""/>
+                    <pic:cNvPicPr/>
+                  </pic:nvPicPr>
+                  <pic:blipFill>
+                    <a:blip r:embed="rId19"/>
+                    <a:stretch>
+                      <a:fillRect/>
+                    </a:stretch>
+                  </pic:blipFill>
+                  <pic:spPr>
+                    <a:xfrm>
+                      <a:off x="0" y="0"/>
+                      <a:ext cx="2587362" cy="1394577"/>
+                    </a:xfrm>
+                    <a:prstGeom prst="rect">
+                      <a:avLst/>
+                    </a:prstGeom>
+                  </pic:spPr>
+                </pic:pic>
+              </a:graphicData>
+            </a:graphic>
+          </wp:inline>
+        </w:drawing>
+      </w:r>
+    </w:p>
+    <w:p>
+      <w:pPr>
+        <w:tabs>
+          <w:tab w:val="left" w:pos="540"/>
+          <w:tab w:val="left" w:pos="720"/>
+        </w:tabs>
+        <w:jc w:val="center"/>
+        <w:rPr>
+          <w:rFonts w:ascii="Cambria" w:hAnsi="Cambria" w:cs="Khmer OS Battambang"/>
+          <w:sz w:val="24"/>
+          <w:szCs w:val="24"/>
+          <w:lang w:val="en-GB"/>
+        </w:rPr>
+      </w:pPr>
+      <w:r>
+        <w:rPr>
+          <w:rFonts w:ascii="Cambria" w:hAnsi="Cambria" w:cs="Khmer OS Battambang" w:hint="cs"/>
+          <w:sz w:val="24"/>
+          <w:szCs w:val="24"/>
+          <w:cs/>
+        </w:rPr>
+        <w:t>រូបភាពទី</w:t>
+      </w:r>
+      <w:r>
+        <w:rPr>
+          <w:rFonts w:ascii="Cambria" w:hAnsi="Cambria" w:cs="Khmer OS Battambang" w:hint="cs"/>
+          <w:sz w:val="24"/>
+          <w:szCs w:val="24"/>
+          <w:cs/>
+        </w:rPr>
+        <w:t>៤</w:t>
+      </w:r>
+      <w:r>
+        <w:rPr>
+          <w:rFonts w:ascii="Cambria" w:hAnsi="Cambria" w:cs="Khmer OS Battambang" w:hint="cs"/>
+          <w:sz w:val="24"/>
+          <w:szCs w:val="24"/>
+          <w:cs/>
+        </w:rPr>
+        <w:t xml:space="preserve">៖ </w:t>
+      </w:r>
+      <w:r>
+        <w:rPr>
+          <w:rFonts w:ascii="Cambria" w:hAnsi="Cambria" w:cs="Khmer OS Battambang"/>
+          <w:sz w:val="24"/>
+          <w:szCs w:val="24"/>
+          <w:lang w:val="en-GB"/>
+        </w:rPr>
+        <w:t>PHP</w:t>
+      </w:r>
+    </w:p>
+    <w:p>
+      <w:pPr>
+        <w:tabs>
+          <w:tab w:val="left" w:pos="540"/>
+          <w:tab w:val="left" w:pos="720"/>
+        </w:tabs>
+        <w:jc w:val="both"/>
+        <w:rPr>
           <w:rFonts w:ascii="Century" w:hAnsi="Century" w:cs="Khmer OS"/>
           <w:b/>
           <w:bCs/>
@@ -11378,7 +13844,6 @@
           <w:szCs w:val="24"/>
           <w:cs/>
         </w:rPr>
-        <w:lastRenderedPageBreak/>
         <w:tab/>
       </w:r>
       <w:r>
@@ -11663,6 +14128,111 @@
           <w:tab w:val="left" w:pos="540"/>
           <w:tab w:val="left" w:pos="720"/>
         </w:tabs>
+        <w:jc w:val="center"/>
+        <w:rPr>
+          <w:rFonts w:ascii="Khmer OS Battambang" w:hAnsi="Khmer OS Battambang" w:cs="Khmer OS Battambang"/>
+          <w:sz w:val="24"/>
+          <w:szCs w:val="24"/>
+        </w:rPr>
+      </w:pPr>
+      <w:r>
+        <w:rPr>
+          <w:noProof/>
+        </w:rPr>
+        <w:drawing>
+          <wp:inline distT="0" distB="0" distL="0" distR="0" wp14:anchorId="35EE69D5" wp14:editId="58159D5A">
+            <wp:extent cx="1253067" cy="1253067"/>
+            <wp:effectExtent l="0" t="0" r="4445" b="4445"/>
+            <wp:docPr id="243052094" name="Picture 1"/>
+            <wp:cNvGraphicFramePr>
+              <a:graphicFrameLocks xmlns:a="http://schemas.openxmlformats.org/drawingml/2006/main" noChangeAspect="1"/>
+            </wp:cNvGraphicFramePr>
+            <a:graphic xmlns:a="http://schemas.openxmlformats.org/drawingml/2006/main">
+              <a:graphicData uri="http://schemas.openxmlformats.org/drawingml/2006/picture">
+                <pic:pic xmlns:pic="http://schemas.openxmlformats.org/drawingml/2006/picture">
+                  <pic:nvPicPr>
+                    <pic:cNvPr id="243052094" name=""/>
+                    <pic:cNvPicPr/>
+                  </pic:nvPicPr>
+                  <pic:blipFill>
+                    <a:blip r:embed="rId20"/>
+                    <a:stretch>
+                      <a:fillRect/>
+                    </a:stretch>
+                  </pic:blipFill>
+                  <pic:spPr>
+                    <a:xfrm>
+                      <a:off x="0" y="0"/>
+                      <a:ext cx="1255657" cy="1255657"/>
+                    </a:xfrm>
+                    <a:prstGeom prst="rect">
+                      <a:avLst/>
+                    </a:prstGeom>
+                  </pic:spPr>
+                </pic:pic>
+              </a:graphicData>
+            </a:graphic>
+          </wp:inline>
+        </w:drawing>
+      </w:r>
+    </w:p>
+    <w:p>
+      <w:pPr>
+        <w:tabs>
+          <w:tab w:val="left" w:pos="540"/>
+          <w:tab w:val="left" w:pos="720"/>
+        </w:tabs>
+        <w:jc w:val="center"/>
+        <w:rPr>
+          <w:rFonts w:ascii="Cambria" w:hAnsi="Cambria" w:cs="Khmer OS Battambang"/>
+          <w:sz w:val="24"/>
+          <w:szCs w:val="24"/>
+          <w:lang w:val="en-GB"/>
+        </w:rPr>
+      </w:pPr>
+      <w:r>
+        <w:rPr>
+          <w:rFonts w:ascii="Cambria" w:hAnsi="Cambria" w:cs="Khmer OS Battambang" w:hint="cs"/>
+          <w:sz w:val="24"/>
+          <w:szCs w:val="24"/>
+          <w:cs/>
+        </w:rPr>
+        <w:t>រូបភាពទី</w:t>
+      </w:r>
+      <w:r>
+        <w:rPr>
+          <w:rFonts w:ascii="Cambria" w:hAnsi="Cambria" w:cs="Khmer OS Battambang" w:hint="cs"/>
+          <w:sz w:val="24"/>
+          <w:szCs w:val="24"/>
+          <w:cs/>
+        </w:rPr>
+        <w:t>៥</w:t>
+      </w:r>
+      <w:r>
+        <w:rPr>
+          <w:rFonts w:ascii="Cambria" w:hAnsi="Cambria" w:cs="Khmer OS Battambang" w:hint="cs"/>
+          <w:sz w:val="24"/>
+          <w:szCs w:val="24"/>
+          <w:cs/>
+        </w:rPr>
+        <w:t xml:space="preserve">៖ </w:t>
+      </w:r>
+      <w:r>
+        <w:rPr>
+          <w:rFonts w:ascii="Cambria" w:hAnsi="Cambria" w:cs="Khmer OS Battambang"/>
+          <w:sz w:val="24"/>
+          <w:szCs w:val="24"/>
+          <w:lang w:val="en-GB"/>
+        </w:rPr>
+        <w:t>SQL</w:t>
+      </w:r>
+    </w:p>
+    <w:p>
+      <w:pPr>
+        <w:tabs>
+          <w:tab w:val="left" w:pos="540"/>
+          <w:tab w:val="left" w:pos="720"/>
+        </w:tabs>
         <w:jc w:val="both"/>
         <w:rPr>
           <w:rFonts w:ascii="Century" w:hAnsi="Century" w:cs="Khmer OS Bokor"/>
@@ -11810,6 +14380,136 @@
           <w:tab w:val="left" w:pos="540"/>
           <w:tab w:val="left" w:pos="720"/>
         </w:tabs>
+        <w:jc w:val="center"/>
+        <w:rPr>
+          <w:rFonts w:ascii="Khmer OS Battambang" w:hAnsi="Khmer OS Battambang" w:cs="Khmer OS Battambang"/>
+          <w:sz w:val="24"/>
+          <w:szCs w:val="24"/>
+        </w:rPr>
+      </w:pPr>
+      <w:r>
+        <w:rPr>
+          <w:noProof/>
+        </w:rPr>
+        <w:drawing>
+          <wp:inline distT="0" distB="0" distL="0" distR="0" wp14:anchorId="64FAA109" wp14:editId="55CF34B5">
+            <wp:extent cx="1625600" cy="812800"/>
+            <wp:effectExtent l="0" t="0" r="0" b="6350"/>
+            <wp:docPr id="2026895765" name="Picture 1"/>
+            <wp:cNvGraphicFramePr>
+              <a:graphicFrameLocks xmlns:a="http://schemas.openxmlformats.org/drawingml/2006/main" noChangeAspect="1"/>
+            </wp:cNvGraphicFramePr>
+            <a:graphic xmlns:a="http://schemas.openxmlformats.org/drawingml/2006/main">
+              <a:graphicData uri="http://schemas.openxmlformats.org/drawingml/2006/picture">
+                <pic:pic xmlns:pic="http://schemas.openxmlformats.org/drawingml/2006/picture">
+                  <pic:nvPicPr>
+                    <pic:cNvPr id="2026895765" name=""/>
+                    <pic:cNvPicPr/>
+                  </pic:nvPicPr>
+                  <pic:blipFill>
+                    <a:blip r:embed="rId21"/>
+                    <a:stretch>
+                      <a:fillRect/>
+                    </a:stretch>
+                  </pic:blipFill>
+                  <pic:spPr>
+                    <a:xfrm>
+                      <a:off x="0" y="0"/>
+                      <a:ext cx="1632782" cy="816391"/>
+                    </a:xfrm>
+                    <a:prstGeom prst="rect">
+                      <a:avLst/>
+                    </a:prstGeom>
+                  </pic:spPr>
+                </pic:pic>
+              </a:graphicData>
+            </a:graphic>
+          </wp:inline>
+        </w:drawing>
+      </w:r>
+    </w:p>
+    <w:p>
+      <w:pPr>
+        <w:tabs>
+          <w:tab w:val="left" w:pos="540"/>
+          <w:tab w:val="left" w:pos="720"/>
+        </w:tabs>
+        <w:jc w:val="center"/>
+        <w:rPr>
+          <w:rFonts w:ascii="Cambria" w:hAnsi="Cambria" w:cs="Khmer OS Battambang"/>
+          <w:sz w:val="24"/>
+          <w:szCs w:val="24"/>
+          <w:lang w:val="en-GB"/>
+        </w:rPr>
+      </w:pPr>
+      <w:r>
+        <w:rPr>
+          <w:rFonts w:ascii="Cambria" w:hAnsi="Cambria" w:cs="Khmer OS Battambang" w:hint="cs"/>
+          <w:sz w:val="24"/>
+          <w:szCs w:val="24"/>
+          <w:cs/>
+        </w:rPr>
+        <w:t>រូបភាពទី</w:t>
+      </w:r>
+      <w:r>
+        <w:rPr>
+          <w:rFonts w:ascii="Cambria" w:hAnsi="Cambria" w:cs="Khmer OS Battambang" w:hint="cs"/>
+          <w:sz w:val="24"/>
+          <w:szCs w:val="24"/>
+          <w:cs/>
+        </w:rPr>
+        <w:t>៦</w:t>
+      </w:r>
+      <w:r>
+        <w:rPr>
+          <w:rFonts w:ascii="Cambria" w:hAnsi="Cambria" w:cs="Khmer OS Battambang" w:hint="cs"/>
+          <w:sz w:val="24"/>
+          <w:szCs w:val="24"/>
+          <w:cs/>
+        </w:rPr>
+        <w:t xml:space="preserve">៖ </w:t>
+      </w:r>
+      <w:r>
+        <w:rPr>
+          <w:rFonts w:ascii="Cambria" w:hAnsi="Cambria" w:cs="Khmer OS Battambang"/>
+          <w:sz w:val="24"/>
+          <w:szCs w:val="24"/>
+          <w:lang w:val="en-GB"/>
+        </w:rPr>
+        <w:t xml:space="preserve">Vue </w:t>
+      </w:r>
+      <w:proofErr w:type="spellStart"/>
+      <w:r>
+        <w:rPr>
+          <w:rFonts w:ascii="Cambria" w:hAnsi="Cambria" w:cs="Khmer OS Battambang"/>
+          <w:sz w:val="24"/>
+          <w:szCs w:val="24"/>
+          <w:lang w:val="en-GB"/>
+        </w:rPr>
+        <w:t>js</w:t>
+      </w:r>
+      <w:proofErr w:type="spellEnd"/>
+    </w:p>
+    <w:p>
+      <w:pPr>
+        <w:tabs>
+          <w:tab w:val="left" w:pos="540"/>
+          <w:tab w:val="left" w:pos="720"/>
+        </w:tabs>
+        <w:jc w:val="center"/>
+        <w:rPr>
+          <w:rFonts w:ascii="Khmer OS Battambang" w:hAnsi="Khmer OS Battambang" w:cs="Khmer OS Battambang"/>
+          <w:sz w:val="24"/>
+          <w:szCs w:val="24"/>
+        </w:rPr>
+      </w:pPr>
+    </w:p>
+    <w:p>
+      <w:pPr>
+        <w:tabs>
+          <w:tab w:val="left" w:pos="540"/>
+          <w:tab w:val="left" w:pos="720"/>
+        </w:tabs>
         <w:jc w:val="both"/>
         <w:rPr>
           <w:rFonts w:ascii="Khmer OS Battambang" w:hAnsi="Khmer OS Battambang" w:cs="Khmer OS Battambang"/>
@@ -11823,6 +14523,7 @@
           <w:sz w:val="24"/>
           <w:szCs w:val="24"/>
         </w:rPr>
+        <w:lastRenderedPageBreak/>
         <w:tab/>
       </w:r>
       <w:r>
@@ -11957,6 +14658,111 @@
           <w:cs/>
         </w:rPr>
         <w:t>រួមគ្នា ជួយបង្កើតប្រព័ន្ធដែលមានភាពងាយស្រួលប្រើប្រាស់ និងអាចអភិវឌ្ឍបន្ថែមបាននៅពេលអនាគត។</w:t>
+      </w:r>
+    </w:p>
+    <w:p>
+      <w:pPr>
+        <w:tabs>
+          <w:tab w:val="left" w:pos="540"/>
+          <w:tab w:val="left" w:pos="720"/>
+        </w:tabs>
+        <w:jc w:val="center"/>
+        <w:rPr>
+          <w:rFonts w:ascii="Khmer OS Battambang" w:hAnsi="Khmer OS Battambang" w:cs="Khmer OS Battambang"/>
+          <w:sz w:val="24"/>
+          <w:szCs w:val="24"/>
+        </w:rPr>
+      </w:pPr>
+      <w:r>
+        <w:rPr>
+          <w:noProof/>
+        </w:rPr>
+        <w:drawing>
+          <wp:inline distT="0" distB="0" distL="0" distR="0" wp14:anchorId="7F650DD5" wp14:editId="3F8A119B">
+            <wp:extent cx="1041400" cy="1041400"/>
+            <wp:effectExtent l="0" t="0" r="6350" b="6350"/>
+            <wp:docPr id="1284128550" name="Picture 1"/>
+            <wp:cNvGraphicFramePr>
+              <a:graphicFrameLocks xmlns:a="http://schemas.openxmlformats.org/drawingml/2006/main" noChangeAspect="1"/>
+            </wp:cNvGraphicFramePr>
+            <a:graphic xmlns:a="http://schemas.openxmlformats.org/drawingml/2006/main">
+              <a:graphicData uri="http://schemas.openxmlformats.org/drawingml/2006/picture">
+                <pic:pic xmlns:pic="http://schemas.openxmlformats.org/drawingml/2006/picture">
+                  <pic:nvPicPr>
+                    <pic:cNvPr id="1284128550" name=""/>
+                    <pic:cNvPicPr/>
+                  </pic:nvPicPr>
+                  <pic:blipFill>
+                    <a:blip r:embed="rId22"/>
+                    <a:stretch>
+                      <a:fillRect/>
+                    </a:stretch>
+                  </pic:blipFill>
+                  <pic:spPr>
+                    <a:xfrm>
+                      <a:off x="0" y="0"/>
+                      <a:ext cx="1045508" cy="1045508"/>
+                    </a:xfrm>
+                    <a:prstGeom prst="rect">
+                      <a:avLst/>
+                    </a:prstGeom>
+                  </pic:spPr>
+                </pic:pic>
+              </a:graphicData>
+            </a:graphic>
+          </wp:inline>
+        </w:drawing>
+      </w:r>
+    </w:p>
+    <w:p>
+      <w:pPr>
+        <w:tabs>
+          <w:tab w:val="left" w:pos="540"/>
+          <w:tab w:val="left" w:pos="720"/>
+        </w:tabs>
+        <w:jc w:val="center"/>
+        <w:rPr>
+          <w:rFonts w:ascii="Cambria" w:hAnsi="Cambria" w:cs="Khmer OS Battambang"/>
+          <w:sz w:val="24"/>
+          <w:szCs w:val="24"/>
+          <w:lang w:val="en-GB"/>
+        </w:rPr>
+      </w:pPr>
+      <w:r>
+        <w:rPr>
+          <w:rFonts w:ascii="Cambria" w:hAnsi="Cambria" w:cs="Khmer OS Battambang" w:hint="cs"/>
+          <w:sz w:val="24"/>
+          <w:szCs w:val="24"/>
+          <w:cs/>
+        </w:rPr>
+        <w:t>រូបភាពទី</w:t>
+      </w:r>
+      <w:r>
+        <w:rPr>
+          <w:rFonts w:ascii="Cambria" w:hAnsi="Cambria" w:cs="Khmer OS Battambang" w:hint="cs"/>
+          <w:sz w:val="24"/>
+          <w:szCs w:val="24"/>
+          <w:cs/>
+        </w:rPr>
+        <w:t>៧</w:t>
+      </w:r>
+      <w:r>
+        <w:rPr>
+          <w:rFonts w:ascii="Cambria" w:hAnsi="Cambria" w:cs="Khmer OS Battambang" w:hint="cs"/>
+          <w:sz w:val="24"/>
+          <w:szCs w:val="24"/>
+          <w:cs/>
+        </w:rPr>
+        <w:t xml:space="preserve">៖ </w:t>
+      </w:r>
+      <w:r>
+        <w:rPr>
+          <w:rFonts w:ascii="Cambria" w:hAnsi="Cambria" w:cs="Khmer OS Battambang"/>
+          <w:sz w:val="24"/>
+          <w:szCs w:val="24"/>
+          <w:lang w:val="en-GB"/>
+        </w:rPr>
+        <w:t>Tailwind CSS</w:t>
       </w:r>
     </w:p>
     <w:p>
@@ -12331,6 +15137,111 @@
           <w:tab w:val="left" w:pos="540"/>
           <w:tab w:val="left" w:pos="720"/>
         </w:tabs>
+        <w:jc w:val="center"/>
+        <w:rPr>
+          <w:rFonts w:ascii="Khmer OS Battambang" w:hAnsi="Khmer OS Battambang" w:cs="Khmer OS Battambang"/>
+          <w:sz w:val="24"/>
+          <w:szCs w:val="24"/>
+        </w:rPr>
+      </w:pPr>
+      <w:r>
+        <w:rPr>
+          <w:noProof/>
+        </w:rPr>
+        <w:drawing>
+          <wp:inline distT="0" distB="0" distL="0" distR="0" wp14:anchorId="2EEE667B" wp14:editId="3DF12F4C">
+            <wp:extent cx="1380067" cy="1380067"/>
+            <wp:effectExtent l="0" t="0" r="0" b="0"/>
+            <wp:docPr id="1047813363" name="Picture 1"/>
+            <wp:cNvGraphicFramePr>
+              <a:graphicFrameLocks xmlns:a="http://schemas.openxmlformats.org/drawingml/2006/main" noChangeAspect="1"/>
+            </wp:cNvGraphicFramePr>
+            <a:graphic xmlns:a="http://schemas.openxmlformats.org/drawingml/2006/main">
+              <a:graphicData uri="http://schemas.openxmlformats.org/drawingml/2006/picture">
+                <pic:pic xmlns:pic="http://schemas.openxmlformats.org/drawingml/2006/picture">
+                  <pic:nvPicPr>
+                    <pic:cNvPr id="1047813363" name=""/>
+                    <pic:cNvPicPr/>
+                  </pic:nvPicPr>
+                  <pic:blipFill>
+                    <a:blip r:embed="rId23"/>
+                    <a:stretch>
+                      <a:fillRect/>
+                    </a:stretch>
+                  </pic:blipFill>
+                  <pic:spPr>
+                    <a:xfrm>
+                      <a:off x="0" y="0"/>
+                      <a:ext cx="1381849" cy="1381849"/>
+                    </a:xfrm>
+                    <a:prstGeom prst="rect">
+                      <a:avLst/>
+                    </a:prstGeom>
+                  </pic:spPr>
+                </pic:pic>
+              </a:graphicData>
+            </a:graphic>
+          </wp:inline>
+        </w:drawing>
+      </w:r>
+    </w:p>
+    <w:p>
+      <w:pPr>
+        <w:tabs>
+          <w:tab w:val="left" w:pos="540"/>
+          <w:tab w:val="left" w:pos="720"/>
+        </w:tabs>
+        <w:jc w:val="center"/>
+        <w:rPr>
+          <w:rFonts w:ascii="Cambria" w:hAnsi="Cambria" w:cs="Khmer OS Battambang"/>
+          <w:sz w:val="24"/>
+          <w:szCs w:val="24"/>
+          <w:lang w:val="en-GB"/>
+        </w:rPr>
+      </w:pPr>
+      <w:r>
+        <w:rPr>
+          <w:rFonts w:ascii="Cambria" w:hAnsi="Cambria" w:cs="Khmer OS Battambang" w:hint="cs"/>
+          <w:sz w:val="24"/>
+          <w:szCs w:val="24"/>
+          <w:cs/>
+        </w:rPr>
+        <w:t>រូបភាពទី</w:t>
+      </w:r>
+      <w:r>
+        <w:rPr>
+          <w:rFonts w:ascii="Cambria" w:hAnsi="Cambria" w:cs="Khmer OS Battambang" w:hint="cs"/>
+          <w:sz w:val="24"/>
+          <w:szCs w:val="24"/>
+          <w:cs/>
+        </w:rPr>
+        <w:t>៨</w:t>
+      </w:r>
+      <w:r>
+        <w:rPr>
+          <w:rFonts w:ascii="Cambria" w:hAnsi="Cambria" w:cs="Khmer OS Battambang" w:hint="cs"/>
+          <w:sz w:val="24"/>
+          <w:szCs w:val="24"/>
+          <w:cs/>
+        </w:rPr>
+        <w:t xml:space="preserve">៖ </w:t>
+      </w:r>
+      <w:r>
+        <w:rPr>
+          <w:rFonts w:ascii="Cambria" w:hAnsi="Cambria" w:cs="Khmer OS Battambang"/>
+          <w:sz w:val="24"/>
+          <w:szCs w:val="24"/>
+          <w:lang w:val="en-GB"/>
+        </w:rPr>
+        <w:t>Laravel</w:t>
+      </w:r>
+    </w:p>
+    <w:p>
+      <w:pPr>
+        <w:tabs>
+          <w:tab w:val="left" w:pos="540"/>
+          <w:tab w:val="left" w:pos="720"/>
+        </w:tabs>
         <w:jc w:val="both"/>
         <w:rPr>
           <w:rFonts w:ascii="Khmer OS Bokor" w:hAnsi="Khmer OS Bokor" w:cs="Khmer OS Bokor"/>
@@ -12462,30 +15373,171 @@
         </w:tabs>
         <w:jc w:val="both"/>
         <w:rPr>
-          <w:rFonts w:ascii="Khmer OS Battambang" w:hAnsi="Khmer OS Battambang" w:cs="Khmer OS Battambang"/>
-          <w:sz w:val="24"/>
-          <w:szCs w:val="24"/>
-        </w:rPr>
-      </w:pPr>
-      <w:r>
-        <w:rPr>
           <w:rFonts w:ascii="Century" w:hAnsi="Century" w:cs="Khmer OS"/>
           <w:b/>
           <w:bCs/>
           <w:sz w:val="24"/>
           <w:szCs w:val="24"/>
-          <w:cs/>
-        </w:rPr>
-        <w:lastRenderedPageBreak/>
-        <w:tab/>
-      </w:r>
-      <w:r>
+        </w:rPr>
+      </w:pPr>
+    </w:p>
+    <w:p>
+      <w:pPr>
+        <w:tabs>
+          <w:tab w:val="left" w:pos="540"/>
+          <w:tab w:val="left" w:pos="720"/>
+        </w:tabs>
+        <w:jc w:val="both"/>
         <w:rPr>
           <w:rFonts w:ascii="Century" w:hAnsi="Century" w:cs="Khmer OS"/>
           <w:b/>
           <w:bCs/>
           <w:sz w:val="24"/>
           <w:szCs w:val="24"/>
+        </w:rPr>
+      </w:pPr>
+    </w:p>
+    <w:p>
+      <w:pPr>
+        <w:tabs>
+          <w:tab w:val="left" w:pos="540"/>
+          <w:tab w:val="left" w:pos="720"/>
+        </w:tabs>
+        <w:jc w:val="center"/>
+        <w:rPr>
+          <w:rFonts w:ascii="Century" w:hAnsi="Century" w:cs="Khmer OS"/>
+          <w:b/>
+          <w:bCs/>
+          <w:sz w:val="24"/>
+          <w:szCs w:val="24"/>
+        </w:rPr>
+      </w:pPr>
+      <w:r>
+        <w:rPr>
+          <w:noProof/>
+        </w:rPr>
+        <w:lastRenderedPageBreak/>
+        <w:drawing>
+          <wp:inline distT="0" distB="0" distL="0" distR="0" wp14:anchorId="0B26948E" wp14:editId="0F5D8464">
+            <wp:extent cx="1557867" cy="876300"/>
+            <wp:effectExtent l="0" t="0" r="4445" b="0"/>
+            <wp:docPr id="1114302220" name="Picture 1"/>
+            <wp:cNvGraphicFramePr>
+              <a:graphicFrameLocks xmlns:a="http://schemas.openxmlformats.org/drawingml/2006/main" noChangeAspect="1"/>
+            </wp:cNvGraphicFramePr>
+            <a:graphic xmlns:a="http://schemas.openxmlformats.org/drawingml/2006/main">
+              <a:graphicData uri="http://schemas.openxmlformats.org/drawingml/2006/picture">
+                <pic:pic xmlns:pic="http://schemas.openxmlformats.org/drawingml/2006/picture">
+                  <pic:nvPicPr>
+                    <pic:cNvPr id="1114302220" name=""/>
+                    <pic:cNvPicPr/>
+                  </pic:nvPicPr>
+                  <pic:blipFill>
+                    <a:blip r:embed="rId24"/>
+                    <a:stretch>
+                      <a:fillRect/>
+                    </a:stretch>
+                  </pic:blipFill>
+                  <pic:spPr>
+                    <a:xfrm>
+                      <a:off x="0" y="0"/>
+                      <a:ext cx="1582497" cy="890155"/>
+                    </a:xfrm>
+                    <a:prstGeom prst="rect">
+                      <a:avLst/>
+                    </a:prstGeom>
+                  </pic:spPr>
+                </pic:pic>
+              </a:graphicData>
+            </a:graphic>
+          </wp:inline>
+        </w:drawing>
+      </w:r>
+    </w:p>
+    <w:p>
+      <w:pPr>
+        <w:tabs>
+          <w:tab w:val="left" w:pos="540"/>
+          <w:tab w:val="left" w:pos="720"/>
+        </w:tabs>
+        <w:jc w:val="center"/>
+        <w:rPr>
+          <w:rFonts w:ascii="Cambria" w:hAnsi="Cambria" w:cs="Khmer OS Battambang"/>
+          <w:sz w:val="24"/>
+          <w:szCs w:val="24"/>
+          <w:lang w:val="en-GB"/>
+        </w:rPr>
+      </w:pPr>
+      <w:r>
+        <w:rPr>
+          <w:rFonts w:ascii="Cambria" w:hAnsi="Cambria" w:cs="Khmer OS Battambang" w:hint="cs"/>
+          <w:sz w:val="24"/>
+          <w:szCs w:val="24"/>
+          <w:cs/>
+        </w:rPr>
+        <w:t>រូបភាពទី</w:t>
+      </w:r>
+      <w:r>
+        <w:rPr>
+          <w:rFonts w:ascii="Cambria" w:hAnsi="Cambria" w:cs="Khmer OS Battambang" w:hint="cs"/>
+          <w:sz w:val="24"/>
+          <w:szCs w:val="24"/>
+          <w:cs/>
+        </w:rPr>
+        <w:t>៩</w:t>
+      </w:r>
+      <w:r>
+        <w:rPr>
+          <w:rFonts w:ascii="Cambria" w:hAnsi="Cambria" w:cs="Khmer OS Battambang" w:hint="cs"/>
+          <w:sz w:val="24"/>
+          <w:szCs w:val="24"/>
+          <w:cs/>
+        </w:rPr>
+        <w:t xml:space="preserve">៖ </w:t>
+      </w:r>
+      <w:proofErr w:type="spellStart"/>
+      <w:r>
+        <w:rPr>
+          <w:rFonts w:ascii="Cambria" w:hAnsi="Cambria" w:cs="Khmer OS Battambang"/>
+          <w:sz w:val="24"/>
+          <w:szCs w:val="24"/>
+          <w:lang w:val="en-GB"/>
+        </w:rPr>
+        <w:t>Github</w:t>
+      </w:r>
+      <w:proofErr w:type="spellEnd"/>
+    </w:p>
+    <w:p>
+      <w:pPr>
+        <w:tabs>
+          <w:tab w:val="left" w:pos="540"/>
+          <w:tab w:val="left" w:pos="720"/>
+        </w:tabs>
+        <w:jc w:val="both"/>
+        <w:rPr>
+          <w:rFonts w:ascii="Khmer OS Battambang" w:hAnsi="Khmer OS Battambang" w:cs="Khmer OS Battambang"/>
+          <w:sz w:val="24"/>
+          <w:szCs w:val="24"/>
+        </w:rPr>
+      </w:pPr>
+      <w:r>
+        <w:rPr>
+          <w:rFonts w:ascii="Century" w:hAnsi="Century" w:cs="Khmer OS"/>
+          <w:b/>
+          <w:bCs/>
+          <w:sz w:val="24"/>
+          <w:szCs w:val="24"/>
+          <w:cs/>
+        </w:rPr>
+        <w:tab/>
+      </w:r>
+      <w:r>
+        <w:rPr>
+          <w:rFonts w:ascii="Century" w:hAnsi="Century" w:cs="Khmer OS"/>
+          <w:b/>
+          <w:bCs/>
+          <w:sz w:val="24"/>
+          <w:szCs w:val="24"/>
           <w:cs/>
         </w:rPr>
         <w:tab/>
@@ -12776,6 +15828,111 @@
           <w:tab w:val="left" w:pos="540"/>
           <w:tab w:val="left" w:pos="720"/>
         </w:tabs>
+        <w:jc w:val="center"/>
+        <w:rPr>
+          <w:rFonts w:ascii="Khmer OS Battambang" w:hAnsi="Khmer OS Battambang" w:cs="Khmer OS Battambang"/>
+          <w:sz w:val="24"/>
+          <w:szCs w:val="24"/>
+        </w:rPr>
+      </w:pPr>
+      <w:r>
+        <w:rPr>
+          <w:noProof/>
+        </w:rPr>
+        <w:drawing>
+          <wp:inline distT="0" distB="0" distL="0" distR="0" wp14:anchorId="0A259A33" wp14:editId="5E4B5173">
+            <wp:extent cx="948266" cy="948266"/>
+            <wp:effectExtent l="0" t="0" r="4445" b="4445"/>
+            <wp:docPr id="1190961392" name="Picture 1"/>
+            <wp:cNvGraphicFramePr>
+              <a:graphicFrameLocks xmlns:a="http://schemas.openxmlformats.org/drawingml/2006/main" noChangeAspect="1"/>
+            </wp:cNvGraphicFramePr>
+            <a:graphic xmlns:a="http://schemas.openxmlformats.org/drawingml/2006/main">
+              <a:graphicData uri="http://schemas.openxmlformats.org/drawingml/2006/picture">
+                <pic:pic xmlns:pic="http://schemas.openxmlformats.org/drawingml/2006/picture">
+                  <pic:nvPicPr>
+                    <pic:cNvPr id="1190961392" name=""/>
+                    <pic:cNvPicPr/>
+                  </pic:nvPicPr>
+                  <pic:blipFill>
+                    <a:blip r:embed="rId25"/>
+                    <a:stretch>
+                      <a:fillRect/>
+                    </a:stretch>
+                  </pic:blipFill>
+                  <pic:spPr>
+                    <a:xfrm>
+                      <a:off x="0" y="0"/>
+                      <a:ext cx="953963" cy="953963"/>
+                    </a:xfrm>
+                    <a:prstGeom prst="rect">
+                      <a:avLst/>
+                    </a:prstGeom>
+                  </pic:spPr>
+                </pic:pic>
+              </a:graphicData>
+            </a:graphic>
+          </wp:inline>
+        </w:drawing>
+      </w:r>
+    </w:p>
+    <w:p>
+      <w:pPr>
+        <w:tabs>
+          <w:tab w:val="left" w:pos="540"/>
+          <w:tab w:val="left" w:pos="720"/>
+        </w:tabs>
+        <w:jc w:val="center"/>
+        <w:rPr>
+          <w:rFonts w:ascii="Cambria" w:hAnsi="Cambria" w:cs="Khmer OS Battambang"/>
+          <w:sz w:val="24"/>
+          <w:szCs w:val="24"/>
+          <w:lang w:val="en-GB"/>
+        </w:rPr>
+      </w:pPr>
+      <w:r>
+        <w:rPr>
+          <w:rFonts w:ascii="Cambria" w:hAnsi="Cambria" w:cs="Khmer OS Battambang" w:hint="cs"/>
+          <w:sz w:val="24"/>
+          <w:szCs w:val="24"/>
+          <w:cs/>
+        </w:rPr>
+        <w:t>រូបភាពទី</w:t>
+      </w:r>
+      <w:r>
+        <w:rPr>
+          <w:rFonts w:ascii="Cambria" w:hAnsi="Cambria" w:cs="Khmer OS Battambang" w:hint="cs"/>
+          <w:sz w:val="24"/>
+          <w:szCs w:val="24"/>
+          <w:cs/>
+        </w:rPr>
+        <w:t>១០</w:t>
+      </w:r>
+      <w:r>
+        <w:rPr>
+          <w:rFonts w:ascii="Cambria" w:hAnsi="Cambria" w:cs="Khmer OS Battambang" w:hint="cs"/>
+          <w:sz w:val="24"/>
+          <w:szCs w:val="24"/>
+          <w:cs/>
+        </w:rPr>
+        <w:t xml:space="preserve">៖ </w:t>
+      </w:r>
+      <w:r>
+        <w:rPr>
+          <w:rFonts w:ascii="Cambria" w:hAnsi="Cambria" w:cs="Khmer OS Battambang"/>
+          <w:sz w:val="24"/>
+          <w:szCs w:val="24"/>
+          <w:lang w:val="en-GB"/>
+        </w:rPr>
+        <w:t>VS Code</w:t>
+      </w:r>
+    </w:p>
+    <w:p>
+      <w:pPr>
+        <w:tabs>
+          <w:tab w:val="left" w:pos="540"/>
+          <w:tab w:val="left" w:pos="720"/>
+        </w:tabs>
         <w:jc w:val="both"/>
         <w:rPr>
           <w:rFonts w:ascii="Khmer OS Battambang" w:hAnsi="Khmer OS Battambang" w:cs="Khmer OS Battambang"/>
@@ -12965,6 +16122,111 @@
           <w:tab w:val="left" w:pos="540"/>
           <w:tab w:val="left" w:pos="720"/>
         </w:tabs>
+        <w:jc w:val="center"/>
+        <w:rPr>
+          <w:rFonts w:ascii="Khmer OS Battambang" w:hAnsi="Khmer OS Battambang" w:cs="Khmer OS Battambang"/>
+          <w:sz w:val="24"/>
+          <w:szCs w:val="24"/>
+        </w:rPr>
+      </w:pPr>
+      <w:r>
+        <w:rPr>
+          <w:noProof/>
+        </w:rPr>
+        <w:drawing>
+          <wp:inline distT="0" distB="0" distL="0" distR="0" wp14:anchorId="27A031E3" wp14:editId="0F0CFB62">
+            <wp:extent cx="1278467" cy="811509"/>
+            <wp:effectExtent l="0" t="0" r="0" b="8255"/>
+            <wp:docPr id="596695025" name="Picture 1"/>
+            <wp:cNvGraphicFramePr>
+              <a:graphicFrameLocks xmlns:a="http://schemas.openxmlformats.org/drawingml/2006/main" noChangeAspect="1"/>
+            </wp:cNvGraphicFramePr>
+            <a:graphic xmlns:a="http://schemas.openxmlformats.org/drawingml/2006/main">
+              <a:graphicData uri="http://schemas.openxmlformats.org/drawingml/2006/picture">
+                <pic:pic xmlns:pic="http://schemas.openxmlformats.org/drawingml/2006/picture">
+                  <pic:nvPicPr>
+                    <pic:cNvPr id="596695025" name=""/>
+                    <pic:cNvPicPr/>
+                  </pic:nvPicPr>
+                  <pic:blipFill>
+                    <a:blip r:embed="rId26"/>
+                    <a:stretch>
+                      <a:fillRect/>
+                    </a:stretch>
+                  </pic:blipFill>
+                  <pic:spPr>
+                    <a:xfrm>
+                      <a:off x="0" y="0"/>
+                      <a:ext cx="1286139" cy="816379"/>
+                    </a:xfrm>
+                    <a:prstGeom prst="rect">
+                      <a:avLst/>
+                    </a:prstGeom>
+                  </pic:spPr>
+                </pic:pic>
+              </a:graphicData>
+            </a:graphic>
+          </wp:inline>
+        </w:drawing>
+      </w:r>
+    </w:p>
+    <w:p>
+      <w:pPr>
+        <w:tabs>
+          <w:tab w:val="left" w:pos="540"/>
+          <w:tab w:val="left" w:pos="720"/>
+        </w:tabs>
+        <w:jc w:val="center"/>
+        <w:rPr>
+          <w:rFonts w:ascii="Cambria" w:hAnsi="Cambria" w:cs="Khmer OS Battambang"/>
+          <w:sz w:val="24"/>
+          <w:szCs w:val="24"/>
+          <w:lang w:val="en-GB"/>
+        </w:rPr>
+      </w:pPr>
+      <w:r>
+        <w:rPr>
+          <w:rFonts w:ascii="Cambria" w:hAnsi="Cambria" w:cs="Khmer OS Battambang" w:hint="cs"/>
+          <w:sz w:val="24"/>
+          <w:szCs w:val="24"/>
+          <w:cs/>
+        </w:rPr>
+        <w:t>រូបភាពទី</w:t>
+      </w:r>
+      <w:r>
+        <w:rPr>
+          <w:rFonts w:ascii="Cambria" w:hAnsi="Cambria" w:cs="Khmer OS Battambang" w:hint="cs"/>
+          <w:sz w:val="24"/>
+          <w:szCs w:val="24"/>
+          <w:cs/>
+        </w:rPr>
+        <w:t>១១</w:t>
+      </w:r>
+      <w:r>
+        <w:rPr>
+          <w:rFonts w:ascii="Cambria" w:hAnsi="Cambria" w:cs="Khmer OS Battambang" w:hint="cs"/>
+          <w:sz w:val="24"/>
+          <w:szCs w:val="24"/>
+          <w:cs/>
+        </w:rPr>
+        <w:t xml:space="preserve">៖ </w:t>
+      </w:r>
+      <w:r>
+        <w:rPr>
+          <w:rFonts w:ascii="Cambria" w:hAnsi="Cambria" w:cs="Khmer OS Battambang"/>
+          <w:sz w:val="24"/>
+          <w:szCs w:val="24"/>
+          <w:lang w:val="en-GB"/>
+        </w:rPr>
+        <w:t>XAMPP</w:t>
+      </w:r>
+    </w:p>
+    <w:p>
+      <w:pPr>
+        <w:tabs>
+          <w:tab w:val="left" w:pos="540"/>
+          <w:tab w:val="left" w:pos="720"/>
+        </w:tabs>
         <w:jc w:val="both"/>
         <w:rPr>
           <w:rFonts w:ascii="Khmer OS Battambang" w:hAnsi="Khmer OS Battambang" w:cs="Khmer OS Battambang"/>
@@ -13082,6 +16344,125 @@
         <w:jc w:val="both"/>
         <w:rPr>
           <w:rFonts w:ascii="Khmer OS Battambang" w:hAnsi="Khmer OS Battambang" w:cs="Khmer OS Battambang"/>
+          <w:sz w:val="24"/>
+          <w:szCs w:val="24"/>
+        </w:rPr>
+      </w:pPr>
+    </w:p>
+    <w:p>
+      <w:pPr>
+        <w:tabs>
+          <w:tab w:val="left" w:pos="540"/>
+          <w:tab w:val="left" w:pos="720"/>
+        </w:tabs>
+        <w:jc w:val="center"/>
+        <w:rPr>
+          <w:rFonts w:ascii="Khmer OS Battambang" w:hAnsi="Khmer OS Battambang" w:cs="Khmer OS Battambang"/>
+          <w:sz w:val="24"/>
+          <w:szCs w:val="24"/>
+        </w:rPr>
+      </w:pPr>
+      <w:r>
+        <w:rPr>
+          <w:noProof/>
+        </w:rPr>
+        <w:drawing>
+          <wp:inline distT="0" distB="0" distL="0" distR="0" wp14:anchorId="08514F86" wp14:editId="45924432">
+            <wp:extent cx="1024466" cy="916875"/>
+            <wp:effectExtent l="0" t="0" r="4445" b="0"/>
+            <wp:docPr id="78367723" name="Picture 1"/>
+            <wp:cNvGraphicFramePr>
+              <a:graphicFrameLocks xmlns:a="http://schemas.openxmlformats.org/drawingml/2006/main" noChangeAspect="1"/>
+            </wp:cNvGraphicFramePr>
+            <a:graphic xmlns:a="http://schemas.openxmlformats.org/drawingml/2006/main">
+              <a:graphicData uri="http://schemas.openxmlformats.org/drawingml/2006/picture">
+                <pic:pic xmlns:pic="http://schemas.openxmlformats.org/drawingml/2006/picture">
+                  <pic:nvPicPr>
+                    <pic:cNvPr id="78367723" name=""/>
+                    <pic:cNvPicPr/>
+                  </pic:nvPicPr>
+                  <pic:blipFill>
+                    <a:blip r:embed="rId27"/>
+                    <a:stretch>
+                      <a:fillRect/>
+                    </a:stretch>
+                  </pic:blipFill>
+                  <pic:spPr>
+                    <a:xfrm>
+                      <a:off x="0" y="0"/>
+                      <a:ext cx="1033697" cy="925136"/>
+                    </a:xfrm>
+                    <a:prstGeom prst="rect">
+                      <a:avLst/>
+                    </a:prstGeom>
+                  </pic:spPr>
+                </pic:pic>
+              </a:graphicData>
+            </a:graphic>
+          </wp:inline>
+        </w:drawing>
+      </w:r>
+    </w:p>
+    <w:p>
+      <w:pPr>
+        <w:tabs>
+          <w:tab w:val="left" w:pos="540"/>
+          <w:tab w:val="left" w:pos="720"/>
+        </w:tabs>
+        <w:jc w:val="center"/>
+        <w:rPr>
+          <w:rFonts w:ascii="Cambria" w:hAnsi="Cambria" w:cs="Khmer OS Battambang"/>
+          <w:sz w:val="24"/>
+          <w:szCs w:val="24"/>
+          <w:lang w:val="en-GB"/>
+        </w:rPr>
+      </w:pPr>
+      <w:r>
+        <w:rPr>
+          <w:rFonts w:ascii="Cambria" w:hAnsi="Cambria" w:cs="Khmer OS Battambang" w:hint="cs"/>
+          <w:sz w:val="24"/>
+          <w:szCs w:val="24"/>
+          <w:cs/>
+        </w:rPr>
+        <w:t>រូបភាពទី១</w:t>
+      </w:r>
+      <w:r>
+        <w:rPr>
+          <w:rFonts w:ascii="Cambria" w:hAnsi="Cambria" w:cs="Khmer OS Battambang" w:hint="cs"/>
+          <w:sz w:val="24"/>
+          <w:szCs w:val="24"/>
+          <w:cs/>
+        </w:rPr>
+        <w:t>២</w:t>
+      </w:r>
+      <w:r>
+        <w:rPr>
+          <w:rFonts w:ascii="Cambria" w:hAnsi="Cambria" w:cs="Khmer OS Battambang" w:hint="cs"/>
+          <w:sz w:val="24"/>
+          <w:szCs w:val="24"/>
+          <w:cs/>
+        </w:rPr>
+        <w:t xml:space="preserve">៖ </w:t>
+      </w:r>
+      <w:r>
+        <w:rPr>
+          <w:rFonts w:ascii="Cambria" w:hAnsi="Cambria" w:cs="Khmer OS Battambang"/>
+          <w:sz w:val="24"/>
+          <w:szCs w:val="24"/>
+          <w:lang w:val="en-GB"/>
+        </w:rPr>
+        <w:t>Google Drive</w:t>
+      </w:r>
+    </w:p>
+    <w:p>
+      <w:pPr>
+        <w:tabs>
+          <w:tab w:val="left" w:pos="540"/>
+          <w:tab w:val="left" w:pos="720"/>
+        </w:tabs>
+        <w:jc w:val="both"/>
+        <w:rPr>
+          <w:rFonts w:ascii="Khmer OS Battambang" w:hAnsi="Khmer OS Battambang" w:cs="Khmer OS Battambang"/>
           <w:b/>
           <w:bCs/>
           <w:sz w:val="24"/>
@@ -13260,13 +16641,126 @@
           <w:tab w:val="left" w:pos="540"/>
           <w:tab w:val="left" w:pos="720"/>
         </w:tabs>
-        <w:jc w:val="both"/>
-        <w:rPr>
-          <w:rFonts w:ascii="Khmer OS Battambang" w:hAnsi="Khmer OS Battambang" w:cs="Khmer OS Battambang"/>
-          <w:sz w:val="24"/>
-          <w:szCs w:val="24"/>
-        </w:rPr>
-      </w:pPr>
+        <w:jc w:val="center"/>
+        <w:rPr>
+          <w:rFonts w:ascii="Khmer OS Battambang" w:hAnsi="Khmer OS Battambang" w:cs="Khmer OS Battambang"/>
+          <w:sz w:val="24"/>
+          <w:szCs w:val="24"/>
+        </w:rPr>
+      </w:pPr>
+      <w:r>
+        <w:rPr>
+          <w:noProof/>
+        </w:rPr>
+        <w:drawing>
+          <wp:inline distT="0" distB="0" distL="0" distR="0" wp14:anchorId="07729933" wp14:editId="43224E59">
+            <wp:extent cx="1913467" cy="1275799"/>
+            <wp:effectExtent l="0" t="0" r="0" b="635"/>
+            <wp:docPr id="990541836" name="Picture 3" descr="Download Google Chrome Logo in SVG ..."/>
+            <wp:cNvGraphicFramePr>
+              <a:graphicFrameLocks xmlns:a="http://schemas.openxmlformats.org/drawingml/2006/main" noChangeAspect="1"/>
+            </wp:cNvGraphicFramePr>
+            <a:graphic xmlns:a="http://schemas.openxmlformats.org/drawingml/2006/main">
+              <a:graphicData uri="http://schemas.openxmlformats.org/drawingml/2006/picture">
+                <pic:pic xmlns:pic="http://schemas.openxmlformats.org/drawingml/2006/picture">
+                  <pic:nvPicPr>
+                    <pic:cNvPr id="0" name="Picture 1" descr="Download Google Chrome Logo in SVG ..."/>
+                    <pic:cNvPicPr>
+                      <a:picLocks noChangeAspect="1" noChangeArrowheads="1"/>
+                    </pic:cNvPicPr>
+                  </pic:nvPicPr>
+                  <pic:blipFill>
+                    <a:blip r:embed="rId28">
+                      <a:extLst>
+                        <a:ext uri="{28A0092B-C50C-407E-A947-70E740481C1C}">
+                          <a14:useLocalDpi xmlns:a14="http://schemas.microsoft.com/office/drawing/2010/main" val="0"/>
+                        </a:ext>
+                      </a:extLst>
+                    </a:blip>
+                    <a:srcRect/>
+                    <a:stretch>
+                      <a:fillRect/>
+                    </a:stretch>
+                  </pic:blipFill>
+                  <pic:spPr bwMode="auto">
+                    <a:xfrm>
+                      <a:off x="0" y="0"/>
+                      <a:ext cx="1919730" cy="1279975"/>
+                    </a:xfrm>
+                    <a:prstGeom prst="rect">
+                      <a:avLst/>
+                    </a:prstGeom>
+                    <a:noFill/>
+                    <a:ln>
+                      <a:noFill/>
+                    </a:ln>
+                  </pic:spPr>
+                </pic:pic>
+              </a:graphicData>
+            </a:graphic>
+          </wp:inline>
+        </w:drawing>
+      </w:r>
+    </w:p>
+    <w:p>
+      <w:pPr>
+        <w:tabs>
+          <w:tab w:val="left" w:pos="540"/>
+          <w:tab w:val="left" w:pos="720"/>
+        </w:tabs>
+        <w:jc w:val="center"/>
+        <w:rPr>
+          <w:rFonts w:ascii="Cambria" w:hAnsi="Cambria" w:cs="Khmer OS Battambang"/>
+          <w:sz w:val="24"/>
+          <w:szCs w:val="24"/>
+          <w:lang w:val="en-GB"/>
+        </w:rPr>
+      </w:pPr>
+      <w:r>
+        <w:rPr>
+          <w:rFonts w:ascii="Cambria" w:hAnsi="Cambria" w:cs="Khmer OS Battambang" w:hint="cs"/>
+          <w:sz w:val="24"/>
+          <w:szCs w:val="24"/>
+          <w:cs/>
+        </w:rPr>
+        <w:t>រូបភាពទី១</w:t>
+      </w:r>
+      <w:r>
+        <w:rPr>
+          <w:rFonts w:ascii="Cambria" w:hAnsi="Cambria" w:cs="Khmer OS Battambang" w:hint="cs"/>
+          <w:sz w:val="24"/>
+          <w:szCs w:val="24"/>
+          <w:cs/>
+        </w:rPr>
+        <w:t>៣</w:t>
+      </w:r>
+      <w:r>
+        <w:rPr>
+          <w:rFonts w:ascii="Cambria" w:hAnsi="Cambria" w:cs="Khmer OS Battambang" w:hint="cs"/>
+          <w:sz w:val="24"/>
+          <w:szCs w:val="24"/>
+          <w:cs/>
+        </w:rPr>
+        <w:t xml:space="preserve">៖ </w:t>
+      </w:r>
+      <w:r>
+        <w:rPr>
+          <w:rFonts w:ascii="Cambria" w:hAnsi="Cambria" w:cs="Khmer OS Battambang"/>
+          <w:sz w:val="24"/>
+          <w:szCs w:val="24"/>
+          <w:lang w:val="en-GB"/>
+        </w:rPr>
+        <w:t xml:space="preserve">Google </w:t>
+      </w:r>
+      <w:r>
+        <w:rPr>
+          <w:rFonts w:ascii="Cambria" w:hAnsi="Cambria" w:cs="Khmer OS Battambang"/>
+          <w:sz w:val="24"/>
+          <w:szCs w:val="24"/>
+          <w:lang w:val="en-GB"/>
+        </w:rPr>
+        <w:t>Chrome</w:t>
+      </w:r>
     </w:p>
     <w:p>
       <w:pPr>
@@ -13379,44 +16873,29 @@
           <w:tab w:val="left" w:pos="540"/>
           <w:tab w:val="left" w:pos="720"/>
         </w:tabs>
-        <w:jc w:val="both"/>
-        <w:rPr>
-          <w:rFonts w:ascii="Khmer OS Battambang" w:hAnsi="Khmer OS Battambang" w:cs="Khmer OS Battambang"/>
-          <w:sz w:val="24"/>
-          <w:szCs w:val="24"/>
-        </w:rPr>
-      </w:pPr>
-    </w:p>
-    <w:p>
-      <w:pPr>
-        <w:tabs>
-          <w:tab w:val="left" w:pos="540"/>
-          <w:tab w:val="left" w:pos="720"/>
-        </w:tabs>
         <w:jc w:val="center"/>
         <w:rPr>
           <w:rFonts w:ascii="Khmer OS Bokor" w:hAnsi="Khmer OS Bokor" w:cs="Khmer OS Bokor"/>
-          <w:sz w:val="20"/>
-          <w:szCs w:val="20"/>
+          <w:sz w:val="24"/>
+          <w:szCs w:val="24"/>
           <w:lang w:val="en-GB"/>
         </w:rPr>
       </w:pPr>
       <w:r>
         <w:rPr>
           <w:rFonts w:ascii="Khmer OS Bokor" w:hAnsi="Khmer OS Bokor" w:cs="Khmer OS Bokor" w:hint="cs"/>
-          <w:sz w:val="20"/>
-          <w:szCs w:val="20"/>
+          <w:sz w:val="24"/>
+          <w:szCs w:val="24"/>
           <w:cs/>
           <w:lang w:val="en-GB"/>
         </w:rPr>
-        <w:lastRenderedPageBreak/>
         <w:t>តារាងទី</w:t>
       </w:r>
       <w:r>
         <w:rPr>
           <w:rFonts w:ascii="Khmer OS Bokor" w:hAnsi="Khmer OS Bokor" w:cs="Khmer OS Bokor" w:hint="cs"/>
-          <w:sz w:val="20"/>
-          <w:szCs w:val="20"/>
+          <w:sz w:val="24"/>
+          <w:szCs w:val="24"/>
           <w:cs/>
           <w:lang w:val="en-GB"/>
         </w:rPr>
@@ -13425,18 +16904,17 @@
       <w:r>
         <w:rPr>
           <w:rFonts w:ascii="Khmer OS Bokor" w:hAnsi="Khmer OS Bokor" w:cs="Khmer OS Bokor" w:hint="cs"/>
-          <w:sz w:val="20"/>
-          <w:szCs w:val="20"/>
-          <w:cs/>
-          <w:lang w:val="en-GB"/>
-        </w:rPr>
-        <w:t>១</w:t>
+          <w:sz w:val="24"/>
+          <w:szCs w:val="24"/>
+          <w:cs/>
+        </w:rPr>
+        <w:t>២</w:t>
       </w:r>
       <w:r>
         <w:rPr>
           <w:rFonts w:ascii="Khmer OS Bokor" w:hAnsi="Khmer OS Bokor" w:cs="Khmer OS Bokor" w:hint="cs"/>
-          <w:sz w:val="20"/>
-          <w:szCs w:val="20"/>
+          <w:sz w:val="24"/>
+          <w:szCs w:val="24"/>
           <w:cs/>
           <w:lang w:val="en-GB"/>
         </w:rPr>
@@ -14821,6 +18299,7 @@
                 <w:cs/>
                 <w:lang w:val="en-GB"/>
               </w:rPr>
+              <w:lastRenderedPageBreak/>
               <w:t>៥</w:t>
             </w:r>
           </w:p>
@@ -15638,6 +19117,695 @@
           <w:szCs w:val="24"/>
         </w:rPr>
       </w:pPr>
+      <w:r>
+        <w:rPr>
+          <w:rFonts w:ascii="Khmer OS Battambang" w:hAnsi="Khmer OS Battambang" w:cs="Khmer OS Battambang"/>
+          <w:sz w:val="24"/>
+          <w:szCs w:val="24"/>
+          <w:cs/>
+        </w:rPr>
+        <w:tab/>
+      </w:r>
+    </w:p>
+    <w:p>
+      <w:pPr>
+        <w:tabs>
+          <w:tab w:val="left" w:pos="540"/>
+          <w:tab w:val="left" w:pos="720"/>
+        </w:tabs>
+        <w:jc w:val="both"/>
+        <w:rPr>
+          <w:rFonts w:ascii="Khmer OS Battambang" w:hAnsi="Khmer OS Battambang" w:cs="Khmer OS Battambang"/>
+          <w:sz w:val="24"/>
+          <w:szCs w:val="24"/>
+        </w:rPr>
+      </w:pPr>
+      <w:r>
+        <w:rPr>
+          <w:rFonts w:ascii="Khmer OS Battambang" w:hAnsi="Khmer OS Battambang" w:cs="Khmer OS Battambang"/>
+          <w:sz w:val="24"/>
+          <w:szCs w:val="24"/>
+          <w:cs/>
+        </w:rPr>
+        <w:tab/>
+      </w:r>
+      <w:r>
+        <w:rPr>
+          <w:rFonts w:ascii="Khmer OS Battambang" w:hAnsi="Khmer OS Battambang" w:cs="Khmer OS Battambang"/>
+          <w:sz w:val="24"/>
+          <w:szCs w:val="24"/>
+          <w:cs/>
+        </w:rPr>
+        <w:t>ការចំណាយសំខាន់បំផុត គឺការចំណាយលើ</w:t>
+      </w:r>
+      <w:r>
+        <w:rPr>
+          <w:rFonts w:ascii="Khmer OS Battambang" w:hAnsi="Khmer OS Battambang" w:cs="Khmer OS Battambang"/>
+          <w:sz w:val="24"/>
+          <w:szCs w:val="24"/>
+        </w:rPr>
+        <w:t xml:space="preserve"> </w:t>
+      </w:r>
+      <w:r>
+        <w:rPr>
+          <w:rFonts w:ascii="Khmer OS Battambang" w:hAnsi="Khmer OS Battambang" w:cs="Khmer OS Battambang"/>
+          <w:b/>
+          <w:bCs/>
+          <w:sz w:val="24"/>
+          <w:szCs w:val="24"/>
+        </w:rPr>
+        <w:t xml:space="preserve">Hosting System </w:t>
+      </w:r>
+      <w:r>
+        <w:rPr>
+          <w:rFonts w:ascii="Khmer OS Battambang" w:hAnsi="Khmer OS Battambang" w:cs="Khmer OS Battambang"/>
+          <w:sz w:val="24"/>
+          <w:szCs w:val="24"/>
+          <w:cs/>
+        </w:rPr>
+        <w:t>សម្រាប់ដាក់ប្រើប្រាស់ប្រព័ន្ធ</w:t>
+      </w:r>
+      <w:r>
+        <w:rPr>
+          <w:rFonts w:ascii="Khmer OS Battambang" w:hAnsi="Khmer OS Battambang" w:cs="Khmer OS Battambang"/>
+          <w:b/>
+          <w:bCs/>
+          <w:sz w:val="24"/>
+          <w:szCs w:val="24"/>
+          <w:cs/>
+        </w:rPr>
+        <w:t xml:space="preserve"> (</w:t>
+      </w:r>
+      <w:r>
+        <w:rPr>
+          <w:rFonts w:ascii="Khmer OS Battambang" w:hAnsi="Khmer OS Battambang" w:cs="Khmer OS Battambang"/>
+          <w:b/>
+          <w:bCs/>
+          <w:sz w:val="24"/>
+          <w:szCs w:val="24"/>
+        </w:rPr>
+        <w:t xml:space="preserve">Frontend </w:t>
+      </w:r>
+      <w:r>
+        <w:rPr>
+          <w:rFonts w:ascii="Khmer OS Battambang" w:hAnsi="Khmer OS Battambang" w:cs="Khmer OS Battambang"/>
+          <w:b/>
+          <w:bCs/>
+          <w:sz w:val="24"/>
+          <w:szCs w:val="24"/>
+          <w:cs/>
+        </w:rPr>
+        <w:t xml:space="preserve">និង </w:t>
+      </w:r>
+      <w:r>
+        <w:rPr>
+          <w:rFonts w:ascii="Khmer OS Battambang" w:hAnsi="Khmer OS Battambang" w:cs="Khmer OS Battambang"/>
+          <w:b/>
+          <w:bCs/>
+          <w:sz w:val="24"/>
+          <w:szCs w:val="24"/>
+        </w:rPr>
+        <w:t>Backend)</w:t>
+      </w:r>
+      <w:r>
+        <w:rPr>
+          <w:rFonts w:ascii="Khmer OS Battambang" w:hAnsi="Khmer OS Battambang" w:cs="Khmer OS Battambang"/>
+          <w:sz w:val="24"/>
+          <w:szCs w:val="24"/>
+        </w:rPr>
+        <w:t xml:space="preserve"> </w:t>
+      </w:r>
+      <w:r>
+        <w:rPr>
+          <w:rFonts w:ascii="Khmer OS Battambang" w:hAnsi="Khmer OS Battambang" w:cs="Khmer OS Battambang"/>
+          <w:sz w:val="24"/>
+          <w:szCs w:val="24"/>
+          <w:cs/>
+        </w:rPr>
+        <w:t>ខណៈដែលការចំណាយផ្សេងៗ ដូចជា ការប្រើប្រាស់អ៊ីនធឺណិត ឧបករណ៍កុំព្យូទ័រ និងកម្មវិធីអភិវឌ្ឍ ត្រូវបានកាត់បន្ថយ ដោយសារប្រើប្រាស់កម្មវិធីឥតគិតថ្លៃ និងបច្ចេកវិទ្យាបើកចំហ (</w:t>
+      </w:r>
+      <w:r>
+        <w:rPr>
+          <w:rFonts w:ascii="Khmer OS Battambang" w:hAnsi="Khmer OS Battambang" w:cs="Khmer OS Battambang"/>
+          <w:sz w:val="24"/>
+          <w:szCs w:val="24"/>
+        </w:rPr>
+        <w:t>Open Source)</w:t>
+      </w:r>
+      <w:r>
+        <w:rPr>
+          <w:rFonts w:ascii="Khmer OS Battambang" w:hAnsi="Khmer OS Battambang" w:cs="Khmer OS Battambang"/>
+          <w:sz w:val="24"/>
+          <w:szCs w:val="24"/>
+          <w:cs/>
+        </w:rPr>
+        <w:t>។</w:t>
+      </w:r>
+    </w:p>
+    <w:p>
+      <w:pPr>
+        <w:tabs>
+          <w:tab w:val="left" w:pos="540"/>
+          <w:tab w:val="left" w:pos="720"/>
+        </w:tabs>
+        <w:jc w:val="center"/>
+        <w:rPr>
+          <w:rFonts w:ascii="Khmer OS Muol" w:hAnsi="Khmer OS Muol" w:cs="Khmer OS Muol"/>
+          <w:sz w:val="24"/>
+          <w:szCs w:val="24"/>
+        </w:rPr>
+      </w:pPr>
+    </w:p>
+    <w:p>
+      <w:pPr>
+        <w:tabs>
+          <w:tab w:val="left" w:pos="540"/>
+          <w:tab w:val="left" w:pos="720"/>
+        </w:tabs>
+        <w:jc w:val="center"/>
+        <w:rPr>
+          <w:rFonts w:ascii="Khmer OS Muol" w:hAnsi="Khmer OS Muol" w:cs="Khmer OS Muol"/>
+          <w:sz w:val="24"/>
+          <w:szCs w:val="24"/>
+        </w:rPr>
+      </w:pPr>
+    </w:p>
+    <w:p>
+      <w:pPr>
+        <w:tabs>
+          <w:tab w:val="left" w:pos="540"/>
+          <w:tab w:val="left" w:pos="720"/>
+        </w:tabs>
+        <w:jc w:val="center"/>
+        <w:rPr>
+          <w:rFonts w:ascii="Khmer OS Muol" w:hAnsi="Khmer OS Muol" w:cs="Khmer OS Muol"/>
+          <w:sz w:val="24"/>
+          <w:szCs w:val="24"/>
+        </w:rPr>
+      </w:pPr>
+    </w:p>
+    <w:p>
+      <w:pPr>
+        <w:tabs>
+          <w:tab w:val="left" w:pos="540"/>
+          <w:tab w:val="left" w:pos="720"/>
+        </w:tabs>
+        <w:jc w:val="center"/>
+        <w:rPr>
+          <w:rFonts w:ascii="Khmer OS Muol" w:hAnsi="Khmer OS Muol" w:cs="Khmer OS Muol"/>
+          <w:sz w:val="24"/>
+          <w:szCs w:val="24"/>
+        </w:rPr>
+      </w:pPr>
+    </w:p>
+    <w:p>
+      <w:pPr>
+        <w:tabs>
+          <w:tab w:val="left" w:pos="540"/>
+          <w:tab w:val="left" w:pos="720"/>
+        </w:tabs>
+        <w:jc w:val="center"/>
+        <w:rPr>
+          <w:rFonts w:ascii="Khmer OS Muol" w:hAnsi="Khmer OS Muol" w:cs="Khmer OS Muol"/>
+          <w:sz w:val="24"/>
+          <w:szCs w:val="24"/>
+        </w:rPr>
+      </w:pPr>
+    </w:p>
+    <w:p>
+      <w:pPr>
+        <w:tabs>
+          <w:tab w:val="left" w:pos="540"/>
+          <w:tab w:val="left" w:pos="720"/>
+        </w:tabs>
+        <w:jc w:val="center"/>
+        <w:rPr>
+          <w:rFonts w:ascii="Khmer OS Muol" w:hAnsi="Khmer OS Muol" w:cs="Khmer OS Muol"/>
+          <w:sz w:val="24"/>
+          <w:szCs w:val="24"/>
+        </w:rPr>
+      </w:pPr>
+    </w:p>
+    <w:p>
+      <w:pPr>
+        <w:tabs>
+          <w:tab w:val="left" w:pos="540"/>
+          <w:tab w:val="left" w:pos="720"/>
+        </w:tabs>
+        <w:jc w:val="center"/>
+        <w:rPr>
+          <w:rFonts w:ascii="Khmer OS Muol" w:hAnsi="Khmer OS Muol" w:cs="Khmer OS Muol"/>
+          <w:sz w:val="24"/>
+          <w:szCs w:val="24"/>
+        </w:rPr>
+      </w:pPr>
+    </w:p>
+    <w:p>
+      <w:pPr>
+        <w:tabs>
+          <w:tab w:val="left" w:pos="540"/>
+          <w:tab w:val="left" w:pos="720"/>
+        </w:tabs>
+        <w:jc w:val="center"/>
+        <w:rPr>
+          <w:rFonts w:ascii="Khmer OS Muol" w:hAnsi="Khmer OS Muol" w:cs="Khmer OS Muol"/>
+          <w:sz w:val="24"/>
+          <w:szCs w:val="24"/>
+        </w:rPr>
+      </w:pPr>
+    </w:p>
+    <w:p>
+      <w:pPr>
+        <w:tabs>
+          <w:tab w:val="left" w:pos="540"/>
+          <w:tab w:val="left" w:pos="720"/>
+        </w:tabs>
+        <w:jc w:val="center"/>
+        <w:rPr>
+          <w:rFonts w:ascii="Khmer OS Muol" w:hAnsi="Khmer OS Muol" w:cs="Khmer OS Muol"/>
+          <w:sz w:val="24"/>
+          <w:szCs w:val="24"/>
+        </w:rPr>
+      </w:pPr>
+    </w:p>
+    <w:p>
+      <w:pPr>
+        <w:tabs>
+          <w:tab w:val="left" w:pos="540"/>
+          <w:tab w:val="left" w:pos="720"/>
+        </w:tabs>
+        <w:jc w:val="center"/>
+        <w:rPr>
+          <w:rFonts w:ascii="Khmer OS Muol" w:hAnsi="Khmer OS Muol" w:cs="Khmer OS Muol"/>
+          <w:sz w:val="24"/>
+          <w:szCs w:val="24"/>
+        </w:rPr>
+      </w:pPr>
+    </w:p>
+    <w:p>
+      <w:pPr>
+        <w:tabs>
+          <w:tab w:val="left" w:pos="540"/>
+          <w:tab w:val="left" w:pos="720"/>
+        </w:tabs>
+        <w:jc w:val="center"/>
+        <w:rPr>
+          <w:rFonts w:ascii="Khmer OS Muol" w:hAnsi="Khmer OS Muol" w:cs="Khmer OS Muol"/>
+          <w:sz w:val="24"/>
+          <w:szCs w:val="24"/>
+        </w:rPr>
+      </w:pPr>
+    </w:p>
+    <w:p>
+      <w:pPr>
+        <w:tabs>
+          <w:tab w:val="left" w:pos="540"/>
+          <w:tab w:val="left" w:pos="720"/>
+        </w:tabs>
+        <w:jc w:val="center"/>
+        <w:rPr>
+          <w:rFonts w:ascii="Khmer OS Muol" w:hAnsi="Khmer OS Muol" w:cs="Khmer OS Muol"/>
+          <w:sz w:val="24"/>
+          <w:szCs w:val="24"/>
+        </w:rPr>
+      </w:pPr>
+    </w:p>
+    <w:p>
+      <w:pPr>
+        <w:tabs>
+          <w:tab w:val="left" w:pos="540"/>
+          <w:tab w:val="left" w:pos="720"/>
+        </w:tabs>
+        <w:jc w:val="center"/>
+        <w:rPr>
+          <w:rFonts w:ascii="Khmer OS Muol" w:hAnsi="Khmer OS Muol" w:cs="Khmer OS Muol"/>
+          <w:sz w:val="24"/>
+          <w:szCs w:val="24"/>
+        </w:rPr>
+      </w:pPr>
+    </w:p>
+    <w:p>
+      <w:pPr>
+        <w:tabs>
+          <w:tab w:val="left" w:pos="540"/>
+          <w:tab w:val="left" w:pos="720"/>
+        </w:tabs>
+        <w:jc w:val="center"/>
+        <w:rPr>
+          <w:rFonts w:ascii="Khmer OS Muol" w:hAnsi="Khmer OS Muol" w:cs="Khmer OS Muol"/>
+          <w:sz w:val="24"/>
+          <w:szCs w:val="24"/>
+        </w:rPr>
+      </w:pPr>
+    </w:p>
+    <w:p>
+      <w:pPr>
+        <w:tabs>
+          <w:tab w:val="left" w:pos="540"/>
+          <w:tab w:val="left" w:pos="720"/>
+        </w:tabs>
+        <w:jc w:val="center"/>
+        <w:rPr>
+          <w:rFonts w:ascii="Khmer OS Muol" w:hAnsi="Khmer OS Muol" w:cs="Khmer OS Muol"/>
+          <w:sz w:val="24"/>
+          <w:szCs w:val="24"/>
+        </w:rPr>
+      </w:pPr>
+    </w:p>
+    <w:p>
+      <w:pPr>
+        <w:tabs>
+          <w:tab w:val="left" w:pos="540"/>
+          <w:tab w:val="left" w:pos="720"/>
+        </w:tabs>
+        <w:jc w:val="center"/>
+        <w:rPr>
+          <w:rFonts w:ascii="Khmer OS Muol" w:hAnsi="Khmer OS Muol" w:cs="Khmer OS Muol"/>
+          <w:sz w:val="24"/>
+          <w:szCs w:val="24"/>
+        </w:rPr>
+      </w:pPr>
+      <w:r>
+        <w:rPr>
+          <w:rFonts w:ascii="Khmer OS Muol" w:hAnsi="Khmer OS Muol" w:cs="Khmer OS Muol" w:hint="cs"/>
+          <w:sz w:val="24"/>
+          <w:szCs w:val="24"/>
+          <w:cs/>
+        </w:rPr>
+        <w:t>ឯកសារយោង</w:t>
+      </w:r>
+    </w:p>
+    <w:p>
+      <w:pPr>
+        <w:tabs>
+          <w:tab w:val="left" w:pos="540"/>
+          <w:tab w:val="left" w:pos="720"/>
+        </w:tabs>
+        <w:jc w:val="center"/>
+        <w:rPr>
+          <w:rFonts w:ascii="Khmer OS Muol" w:hAnsi="Khmer OS Muol" w:cs="Khmer OS Muol"/>
+          <w:sz w:val="24"/>
+          <w:szCs w:val="24"/>
+        </w:rPr>
+      </w:pPr>
+    </w:p>
+    <w:p>
+      <w:pPr>
+        <w:pStyle w:val="ListParagraph"/>
+        <w:numPr>
+          <w:ilvl w:val="0"/>
+          <w:numId w:val="8"/>
+        </w:numPr>
+        <w:tabs>
+          <w:tab w:val="left" w:pos="540"/>
+          <w:tab w:val="left" w:pos="720"/>
+        </w:tabs>
+        <w:rPr>
+          <w:rFonts w:ascii="Century" w:hAnsi="Century" w:cs="Khmer OS Muol"/>
+          <w:sz w:val="24"/>
+          <w:szCs w:val="24"/>
+        </w:rPr>
+      </w:pPr>
+      <w:proofErr w:type="spellStart"/>
+      <w:r>
+        <w:rPr>
+          <w:rFonts w:ascii="Century" w:hAnsi="Century" w:cs="Khmer OS Muol"/>
+          <w:sz w:val="24"/>
+          <w:szCs w:val="24"/>
+        </w:rPr>
+        <w:t>SportBusiness</w:t>
+      </w:r>
+      <w:proofErr w:type="spellEnd"/>
+      <w:r>
+        <w:rPr>
+          <w:rFonts w:ascii="Century" w:hAnsi="Century" w:cs="Khmer OS Muol"/>
+          <w:sz w:val="24"/>
+          <w:szCs w:val="24"/>
+        </w:rPr>
+        <w:t xml:space="preserve">. (2024). </w:t>
+      </w:r>
+      <w:r>
+        <w:rPr>
+          <w:rFonts w:ascii="Century" w:hAnsi="Century" w:cs="Khmer OS Muol"/>
+          <w:i/>
+          <w:iCs/>
+          <w:sz w:val="24"/>
+          <w:szCs w:val="24"/>
+        </w:rPr>
+        <w:t>The evolution of sport management systems</w:t>
+      </w:r>
+      <w:r>
+        <w:rPr>
+          <w:rFonts w:ascii="Century" w:hAnsi="Century" w:cs="Khmer OS Muol"/>
+          <w:sz w:val="24"/>
+          <w:szCs w:val="24"/>
+        </w:rPr>
+        <w:t xml:space="preserve"> [online]. Available at:</w:t>
+      </w:r>
+      <w:r>
+        <w:rPr>
+          <w:rFonts w:ascii="Century" w:hAnsi="Century" w:cs="Khmer OS Muol"/>
+          <w:sz w:val="24"/>
+          <w:szCs w:val="24"/>
+        </w:rPr>
+        <w:br/>
+      </w:r>
+      <w:hyperlink r:id="rId29" w:tgtFrame="_new" w:history="1">
+        <w:r>
+          <w:rPr>
+            <w:rStyle w:val="Hyperlink"/>
+            <w:rFonts w:ascii="Century" w:hAnsi="Century" w:cs="Khmer OS Muol"/>
+            <w:sz w:val="24"/>
+            <w:szCs w:val="24"/>
+          </w:rPr>
+          <w:t>https://www.sportbusiness.com/insights/the-evolution-of-sport-management-systems/</w:t>
+        </w:r>
+      </w:hyperlink>
+      <w:r>
+        <w:rPr>
+          <w:rFonts w:ascii="Century" w:hAnsi="Century" w:cs="Khmer OS Muol"/>
+          <w:sz w:val="24"/>
+          <w:szCs w:val="24"/>
+        </w:rPr>
+        <w:br/>
+        <w:t>[accessed 18 June 2024].</w:t>
+      </w:r>
+    </w:p>
+    <w:p>
+      <w:pPr>
+        <w:pStyle w:val="ListParagraph"/>
+        <w:numPr>
+          <w:ilvl w:val="0"/>
+          <w:numId w:val="8"/>
+        </w:numPr>
+        <w:tabs>
+          <w:tab w:val="left" w:pos="540"/>
+          <w:tab w:val="left" w:pos="720"/>
+        </w:tabs>
+        <w:rPr>
+          <w:rFonts w:ascii="Century" w:hAnsi="Century" w:cs="Khmer OS Muol"/>
+          <w:sz w:val="24"/>
+          <w:szCs w:val="24"/>
+        </w:rPr>
+      </w:pPr>
+      <w:r>
+        <w:rPr>
+          <w:rFonts w:ascii="Century" w:hAnsi="Century" w:cs="Khmer OS Muol"/>
+          <w:sz w:val="24"/>
+          <w:szCs w:val="24"/>
+        </w:rPr>
+        <w:t xml:space="preserve">International Journal of Sport Management. (2021). </w:t>
+      </w:r>
+      <w:r>
+        <w:rPr>
+          <w:rFonts w:ascii="Century" w:hAnsi="Century" w:cs="Khmer OS Muol"/>
+          <w:i/>
+          <w:iCs/>
+          <w:sz w:val="24"/>
+          <w:szCs w:val="24"/>
+        </w:rPr>
+        <w:t>Sport management information systems: Concepts and applications</w:t>
+      </w:r>
+      <w:r>
+        <w:rPr>
+          <w:rFonts w:ascii="Century" w:hAnsi="Century" w:cs="Khmer OS Muol"/>
+          <w:sz w:val="24"/>
+          <w:szCs w:val="24"/>
+        </w:rPr>
+        <w:t xml:space="preserve"> [online]. Available at:</w:t>
+      </w:r>
+      <w:r>
+        <w:rPr>
+          <w:rFonts w:ascii="Century" w:hAnsi="Century" w:cs="Khmer OS Muol"/>
+          <w:sz w:val="24"/>
+          <w:szCs w:val="24"/>
+        </w:rPr>
+        <w:br/>
+      </w:r>
+      <w:hyperlink r:id="rId30" w:tgtFrame="_new" w:history="1">
+        <w:r>
+          <w:rPr>
+            <w:rStyle w:val="Hyperlink"/>
+            <w:rFonts w:ascii="Century" w:hAnsi="Century" w:cs="Khmer OS Muol"/>
+            <w:sz w:val="24"/>
+            <w:szCs w:val="24"/>
+          </w:rPr>
+          <w:t>https://doi.org/10.1080/16184742.2021.1892345</w:t>
+        </w:r>
+      </w:hyperlink>
+      <w:r>
+        <w:rPr>
+          <w:rFonts w:ascii="Century" w:hAnsi="Century" w:cs="Khmer OS Muol"/>
+          <w:sz w:val="24"/>
+          <w:szCs w:val="24"/>
+        </w:rPr>
+        <w:br/>
+        <w:t>[accessed 10 March 2026].</w:t>
+      </w:r>
+    </w:p>
+    <w:p>
+      <w:pPr>
+        <w:pStyle w:val="ListParagraph"/>
+        <w:numPr>
+          <w:ilvl w:val="0"/>
+          <w:numId w:val="8"/>
+        </w:numPr>
+        <w:tabs>
+          <w:tab w:val="left" w:pos="540"/>
+          <w:tab w:val="left" w:pos="720"/>
+        </w:tabs>
+        <w:rPr>
+          <w:rFonts w:ascii="Century" w:hAnsi="Century" w:cs="Khmer OS Muol"/>
+          <w:sz w:val="24"/>
+          <w:szCs w:val="24"/>
+        </w:rPr>
+      </w:pPr>
+      <w:r>
+        <w:rPr>
+          <w:rFonts w:ascii="Century" w:hAnsi="Century" w:cs="Khmer OS Muol"/>
+          <w:sz w:val="24"/>
+          <w:szCs w:val="24"/>
+        </w:rPr>
+        <w:t xml:space="preserve">International Olympic Committee (IOC). (2022). </w:t>
+      </w:r>
+      <w:r>
+        <w:rPr>
+          <w:rFonts w:ascii="Century" w:hAnsi="Century" w:cs="Khmer OS Muol"/>
+          <w:i/>
+          <w:iCs/>
+          <w:sz w:val="24"/>
+          <w:szCs w:val="24"/>
+        </w:rPr>
+        <w:t>Sport governance and management guidelines</w:t>
+      </w:r>
+      <w:r>
+        <w:rPr>
+          <w:rFonts w:ascii="Century" w:hAnsi="Century" w:cs="Khmer OS Muol"/>
+          <w:sz w:val="24"/>
+          <w:szCs w:val="24"/>
+        </w:rPr>
+        <w:t xml:space="preserve"> [online]. Available at:</w:t>
+      </w:r>
+      <w:r>
+        <w:rPr>
+          <w:rFonts w:ascii="Century" w:hAnsi="Century" w:cs="Khmer OS Muol"/>
+          <w:sz w:val="24"/>
+          <w:szCs w:val="24"/>
+        </w:rPr>
+        <w:br/>
+      </w:r>
+      <w:hyperlink r:id="rId31" w:tgtFrame="_new" w:history="1">
+        <w:r>
+          <w:rPr>
+            <w:rStyle w:val="Hyperlink"/>
+            <w:rFonts w:ascii="Century" w:hAnsi="Century" w:cs="Khmer OS Muol"/>
+            <w:sz w:val="24"/>
+            <w:szCs w:val="24"/>
+          </w:rPr>
+          <w:t>https://olympics.com/ioc/governance</w:t>
+        </w:r>
+      </w:hyperlink>
+      <w:r>
+        <w:rPr>
+          <w:rFonts w:ascii="Century" w:hAnsi="Century" w:cs="Khmer OS Muol"/>
+          <w:sz w:val="24"/>
+          <w:szCs w:val="24"/>
+        </w:rPr>
+        <w:br/>
+        <w:t>[accessed 10 March 2026].</w:t>
+      </w:r>
+    </w:p>
+    <w:p>
+      <w:pPr>
+        <w:pStyle w:val="ListParagraph"/>
+        <w:numPr>
+          <w:ilvl w:val="0"/>
+          <w:numId w:val="8"/>
+        </w:numPr>
+        <w:tabs>
+          <w:tab w:val="left" w:pos="540"/>
+          <w:tab w:val="left" w:pos="720"/>
+        </w:tabs>
+        <w:rPr>
+          <w:rFonts w:ascii="Century" w:hAnsi="Century" w:cs="Khmer OS Muol"/>
+          <w:sz w:val="24"/>
+          <w:szCs w:val="24"/>
+        </w:rPr>
+      </w:pPr>
+      <w:r>
+        <w:rPr>
+          <w:rFonts w:ascii="Century" w:hAnsi="Century" w:cs="Khmer OS Muol"/>
+          <w:sz w:val="24"/>
+          <w:szCs w:val="24"/>
+        </w:rPr>
+        <w:t xml:space="preserve">FIFA. (2023). </w:t>
+      </w:r>
+      <w:r>
+        <w:rPr>
+          <w:rFonts w:ascii="Century" w:hAnsi="Century" w:cs="Khmer OS Muol"/>
+          <w:i/>
+          <w:iCs/>
+          <w:sz w:val="24"/>
+          <w:szCs w:val="24"/>
+        </w:rPr>
+        <w:t>Football management systems and competition organization</w:t>
+      </w:r>
+      <w:r>
+        <w:rPr>
+          <w:rFonts w:ascii="Century" w:hAnsi="Century" w:cs="Khmer OS Muol"/>
+          <w:sz w:val="24"/>
+          <w:szCs w:val="24"/>
+        </w:rPr>
+        <w:t xml:space="preserve"> [online]. Available at:</w:t>
+      </w:r>
+      <w:r>
+        <w:rPr>
+          <w:rFonts w:ascii="Century" w:hAnsi="Century" w:cs="Khmer OS Muol"/>
+          <w:sz w:val="24"/>
+          <w:szCs w:val="24"/>
+        </w:rPr>
+        <w:br/>
+      </w:r>
+      <w:hyperlink r:id="rId32" w:tgtFrame="_new" w:history="1">
+        <w:r>
+          <w:rPr>
+            <w:rStyle w:val="Hyperlink"/>
+            <w:rFonts w:ascii="Century" w:hAnsi="Century" w:cs="Khmer OS Muol"/>
+            <w:sz w:val="24"/>
+            <w:szCs w:val="24"/>
+          </w:rPr>
+          <w:t>https://www.fifa.com/about-fifa/organisation</w:t>
+        </w:r>
+      </w:hyperlink>
+      <w:r>
+        <w:rPr>
+          <w:rFonts w:ascii="Century" w:hAnsi="Century" w:cs="Khmer OS Muol"/>
+          <w:sz w:val="24"/>
+          <w:szCs w:val="24"/>
+        </w:rPr>
+        <w:br/>
+        <w:t>[accessed 10 March 2026].</w:t>
+      </w:r>
     </w:p>
     <w:p>
       <w:pPr>
@@ -16840,6 +21008,92 @@
     </w:lvl>
   </w:abstractNum>
   <w:abstractNum w:abstractNumId="6" w15:restartNumberingAfterBreak="0">
+    <w:nsid w:val="76C064A7"/>
+    <w:multiLevelType w:val="hybridMultilevel"/>
+    <w:tmpl w:val="2D0A215C"/>
+    <w:lvl w:ilvl="0" w:tplc="0409000F">
+      <w:start w:val="1"/>
+      <w:numFmt w:val="decimal"/>
+      <w:lvlText w:val="%1."/>
+      <w:lvlJc w:val="left"/>
+      <w:pPr>
+        <w:ind w:left="720" w:hanging="360"/>
+      </w:pPr>
+    </w:lvl>
+    <w:lvl w:ilvl="1" w:tplc="04090019" w:tentative="1">
+      <w:start w:val="1"/>
+      <w:numFmt w:val="lowerLetter"/>
+      <w:lvlText w:val="%2."/>
+      <w:lvlJc w:val="left"/>
+      <w:pPr>
+        <w:ind w:left="1440" w:hanging="360"/>
+      </w:pPr>
+    </w:lvl>
+    <w:lvl w:ilvl="2" w:tplc="0409001B" w:tentative="1">
+      <w:start w:val="1"/>
+      <w:numFmt w:val="lowerRoman"/>
+      <w:lvlText w:val="%3."/>
+      <w:lvlJc w:val="right"/>
+      <w:pPr>
+        <w:ind w:left="2160" w:hanging="180"/>
+      </w:pPr>
+    </w:lvl>
+    <w:lvl w:ilvl="3" w:tplc="0409000F" w:tentative="1">
+      <w:start w:val="1"/>
+      <w:numFmt w:val="decimal"/>
+      <w:lvlText w:val="%4."/>
+      <w:lvlJc w:val="left"/>
+      <w:pPr>
+        <w:ind w:left="2880" w:hanging="360"/>
+      </w:pPr>
+    </w:lvl>
+    <w:lvl w:ilvl="4" w:tplc="04090019" w:tentative="1">
+      <w:start w:val="1"/>
+      <w:numFmt w:val="lowerLetter"/>
+      <w:lvlText w:val="%5."/>
+      <w:lvlJc w:val="left"/>
+      <w:pPr>
+        <w:ind w:left="3600" w:hanging="360"/>
+      </w:pPr>
+    </w:lvl>
+    <w:lvl w:ilvl="5" w:tplc="0409001B" w:tentative="1">
+      <w:start w:val="1"/>
+      <w:numFmt w:val="lowerRoman"/>
+      <w:lvlText w:val="%6."/>
+      <w:lvlJc w:val="right"/>
+      <w:pPr>
+        <w:ind w:left="4320" w:hanging="180"/>
+      </w:pPr>
+    </w:lvl>
+    <w:lvl w:ilvl="6" w:tplc="0409000F" w:tentative="1">
+      <w:start w:val="1"/>
+      <w:numFmt w:val="decimal"/>
+      <w:lvlText w:val="%7."/>
+      <w:lvlJc w:val="left"/>
+      <w:pPr>
+        <w:ind w:left="5040" w:hanging="360"/>
+      </w:pPr>
+    </w:lvl>
+    <w:lvl w:ilvl="7" w:tplc="04090019" w:tentative="1">
+      <w:start w:val="1"/>
+      <w:numFmt w:val="lowerLetter"/>
+      <w:lvlText w:val="%8."/>
+      <w:lvlJc w:val="left"/>
+      <w:pPr>
+        <w:ind w:left="5760" w:hanging="360"/>
+      </w:pPr>
+    </w:lvl>
+    <w:lvl w:ilvl="8" w:tplc="0409001B" w:tentative="1">
+      <w:start w:val="1"/>
+      <w:numFmt w:val="lowerRoman"/>
+      <w:lvlText w:val="%9."/>
+      <w:lvlJc w:val="right"/>
+      <w:pPr>
+        <w:ind w:left="6480" w:hanging="180"/>
+      </w:pPr>
+    </w:lvl>
+  </w:abstractNum>
+  <w:abstractNum w:abstractNumId="7" w15:restartNumberingAfterBreak="0">
     <w:nsid w:val="7C495E5C"/>
     <w:multiLevelType w:val="hybridMultilevel"/>
     <w:tmpl w:val="6EA2D198"/>
@@ -16971,6 +21225,9 @@
     <w:abstractNumId w:val="0"/>
   </w:num>
   <w:num w:numId="7" w16cid:durableId="1791514452">
+    <w:abstractNumId w:val="7"/>
+  </w:num>
+  <w:num w:numId="8" w16cid:durableId="837159161">
     <w:abstractNumId w:val="6"/>
   </w:num>
 </w:numbering>
@@ -17969,6 +22226,29 @@
       </w:tblBorders>
     </w:tblPr>
   </w:style>
+  <w:style w:type="character" w:styleId="Hyperlink">
+    <w:name w:val="Hyperlink"/>
+    <w:basedOn w:val="DefaultParagraphFont"/>
+    <w:uiPriority w:val="99"/>
+    <w:unhideWhenUsed/>
+    <w:rsid w:val="00D61978"/>
+    <w:rPr>
+      <w:color w:val="0563C1" w:themeColor="hyperlink"/>
+      <w:u w:val="single"/>
+    </w:rPr>
+  </w:style>
+  <w:style w:type="character" w:styleId="UnresolvedMention">
+    <w:name w:val="Unresolved Mention"/>
+    <w:basedOn w:val="DefaultParagraphFont"/>
+    <w:uiPriority w:val="99"/>
+    <w:semiHidden/>
+    <w:unhideWhenUsed/>
+    <w:rsid w:val="00D61978"/>
+    <w:rPr>
+      <w:color w:val="605E5C"/>
+      <w:shd w:val="clear" w:color="auto" w:fill="E1DFDD"/>
+    </w:rPr>
+  </w:style>
 </w:styles>
 </file>
 

--- a/EduSportPro_Proposal_Writing(IT).docx
+++ b/EduSportPro_Proposal_Writing(IT).docx
@@ -7593,7 +7593,25 @@
           <w:szCs w:val="24"/>
           <w:cs/>
         </w:rPr>
-        <w:t>ដើម្បីជួយគ្រប់គ្រងព័ត៌មានកីឡា ក្រុម និងកីឡាករ និងធ្វើឱ្យការទំនាក់ទំនងរវាង</w:t>
+        <w:t>ដើម្បីជួយគ្រប់គ្រងព័ត៌មានកីឡា</w:t>
+      </w:r>
+      <w:r>
+        <w:rPr>
+          <w:rFonts w:ascii="Cambria" w:hAnsi="Cambria" w:cs="Khmer OS Battambang" w:hint="cs"/>
+          <w:sz w:val="24"/>
+          <w:szCs w:val="24"/>
+          <w:cs/>
+        </w:rPr>
+        <w:t>បាល់ទាត់</w:t>
+      </w:r>
+      <w:r>
+        <w:rPr>
+          <w:rFonts w:ascii="Khmer OS Battambang" w:hAnsi="Khmer OS Battambang" w:cs="Khmer OS Battambang"/>
+          <w:sz w:val="24"/>
+          <w:szCs w:val="24"/>
+          <w:cs/>
+        </w:rPr>
+        <w:t xml:space="preserve"> ក្រុម និងកីឡាករ និងធ្វើឱ្យការទំនាក់ទំនងរវាង</w:t>
       </w:r>
       <w:r>
         <w:rPr>
@@ -7651,7 +7669,25 @@
           <w:szCs w:val="24"/>
           <w:cs/>
         </w:rPr>
-        <w:t>មានប្រសិទ្ធភាព។ប្រព័ន្ធនេះក៏អាចជួយធ្វើឱ្យការរៀបចំកាលវិភាគហ្វឹកហាត់ ការប្រកួត និងការកត់ត្រាវត្តមានកីឡាករធ្វើឡើងបានយ៉ាងមានរបៀបរៀបរយ។</w:t>
+        <w:t>មានប្រសិទ្ធភាព។ប្រព័ន្ធនេះក៏អាចជួយធ្វើឱ្យការរៀបចំកាលវិភាគហ្វឹកហាត់ ការប្រកួត និងការកត់ត្រាវត្តមានកីឡាករ</w:t>
+      </w:r>
+      <w:r>
+        <w:rPr>
+          <w:rFonts w:ascii="Khmer OS Battambang" w:hAnsi="Khmer OS Battambang" w:cs="Khmer OS Battambang" w:hint="cs"/>
+          <w:sz w:val="24"/>
+          <w:szCs w:val="24"/>
+          <w:cs/>
+        </w:rPr>
+        <w:t xml:space="preserve"> និងគ្រូបង្វឹក</w:t>
+      </w:r>
+      <w:r>
+        <w:rPr>
+          <w:rFonts w:ascii="Khmer OS Battambang" w:hAnsi="Khmer OS Battambang" w:cs="Khmer OS Battambang"/>
+          <w:sz w:val="24"/>
+          <w:szCs w:val="24"/>
+          <w:cs/>
+        </w:rPr>
+        <w:t>ធ្វើឡើងបានយ៉ាងមានរបៀបរៀបរយ។</w:t>
       </w:r>
     </w:p>
     <w:p>
@@ -7685,7 +7721,43 @@
           <w:cs/>
         </w:rPr>
         <w:tab/>
-        <w:t>លើសពីនេះ វាអាចជួយរក្សាទុកទិន្នន័យកីឡាទាំងអស់នៅក្នុងប្រព័ន្ធតែមួយ ដែលធ្វើឱ្យការស្វែងរក និងការគ្រប់គ្រងព័ត៌មានមានភាពងាយស្រួល និងមានប្រសិទ្ធភាព។</w:t>
+        <w:t>លើសពីនេះ វាអាចជួយរក្សាទុកទិន្នន័យកីឡា</w:t>
+      </w:r>
+      <w:r>
+        <w:rPr>
+          <w:rFonts w:ascii="Khmer OS Battambang" w:hAnsi="Khmer OS Battambang" w:cs="Khmer OS Battambang" w:hint="cs"/>
+          <w:sz w:val="24"/>
+          <w:szCs w:val="24"/>
+          <w:cs/>
+        </w:rPr>
+        <w:t>បាល់ទាត់</w:t>
+      </w:r>
+      <w:r>
+        <w:rPr>
+          <w:rFonts w:ascii="Khmer OS Battambang" w:hAnsi="Khmer OS Battambang" w:cs="Khmer OS Battambang"/>
+          <w:sz w:val="24"/>
+          <w:szCs w:val="24"/>
+          <w:cs/>
+        </w:rPr>
+        <w:t>ទាំងអស់នៅក្នុងប្រព័ន្ធតែមួយ ដែលធ្វើឱ្យការស្វែងរក និងការគ្រប់គ្រងព័ត៌មានមានភាពងាយស្រួល និងមាន</w:t>
+      </w:r>
+      <w:r>
+        <w:rPr>
+          <w:rFonts w:ascii="Khmer OS Battambang" w:hAnsi="Khmer OS Battambang" w:cs="Khmer OS Battambang" w:hint="cs"/>
+          <w:sz w:val="24"/>
+          <w:szCs w:val="24"/>
+          <w:cs/>
+        </w:rPr>
+        <w:t>ភាពច្បាស់លាស់</w:t>
+      </w:r>
+      <w:r>
+        <w:rPr>
+          <w:rFonts w:ascii="Khmer OS Battambang" w:hAnsi="Khmer OS Battambang" w:cs="Khmer OS Battambang"/>
+          <w:sz w:val="24"/>
+          <w:szCs w:val="24"/>
+          <w:cs/>
+        </w:rPr>
+        <w:t>។</w:t>
       </w:r>
     </w:p>
     <w:p>
@@ -7904,15 +7976,7 @@
           <w:szCs w:val="24"/>
           <w:cs/>
         </w:rPr>
-        <w:t xml:space="preserve">បង្កើត </w:t>
-      </w:r>
-      <w:r>
-        <w:rPr>
-          <w:rFonts w:ascii="Century" w:hAnsi="Century" w:cs="Khmer OS Battambang"/>
-          <w:sz w:val="24"/>
-          <w:szCs w:val="24"/>
-        </w:rPr>
-        <w:t>Module</w:t>
+        <w:t>បង្កើតប្រព័ន្ធសម្រាប់គ្រប់គ្រង</w:t>
       </w:r>
       <w:r>
         <w:rPr>
@@ -7924,28 +7988,11 @@
       </w:r>
       <w:r>
         <w:rPr>
-          <w:rFonts w:ascii="Khmer OS Battambang" w:hAnsi="Khmer OS Battambang" w:cs="Khmer OS Battambang"/>
-          <w:sz w:val="24"/>
-          <w:szCs w:val="24"/>
-          <w:cs/>
-        </w:rPr>
-        <w:t>សម្រាប់គ្រប់គ្រង</w:t>
-      </w:r>
-      <w:r>
-        <w:rPr>
-          <w:rFonts w:ascii="Khmer OS Battambang" w:hAnsi="Khmer OS Battambang" w:cs="Khmer OS Battambang"/>
-          <w:sz w:val="24"/>
-          <w:szCs w:val="24"/>
-        </w:rPr>
-        <w:t xml:space="preserve"> </w:t>
-      </w:r>
-      <w:r>
-        <w:rPr>
-          <w:rFonts w:ascii="Century" w:hAnsi="Century" w:cs="Khmer OS Battambang"/>
-          <w:sz w:val="24"/>
-          <w:szCs w:val="24"/>
-        </w:rPr>
-        <w:t>Users, Teams</w:t>
+          <w:rFonts w:ascii="Century" w:hAnsi="Century" w:cs="Khmer OS Battambang"/>
+          <w:sz w:val="24"/>
+          <w:szCs w:val="24"/>
+        </w:rPr>
+        <w:t>Match, Training Schedule</w:t>
       </w:r>
       <w:r>
         <w:rPr>
@@ -7968,15 +8015,6 @@
       </w:r>
       <w:r>
         <w:rPr>
-          <w:rFonts w:ascii="Khmer OS Battambang" w:hAnsi="Khmer OS Battambang" w:cs="Khmer OS Battambang" w:hint="cs"/>
-          <w:sz w:val="24"/>
-          <w:szCs w:val="24"/>
-          <w:cs/>
-        </w:rPr>
-        <w:t>ព៏ត៌មានរបស់</w:t>
-      </w:r>
-      <w:r>
-        <w:rPr>
           <w:rFonts w:ascii="Khmer OS Battambang" w:hAnsi="Khmer OS Battambang" w:cs="Khmer OS Battambang"/>
           <w:b/>
           <w:bCs/>
@@ -7992,15 +8030,7 @@
           <w:sz w:val="24"/>
           <w:szCs w:val="24"/>
         </w:rPr>
-        <w:t>Player</w:t>
-      </w:r>
-      <w:r>
-        <w:rPr>
-          <w:rFonts w:ascii="Century" w:hAnsi="Century" w:cs="Khmer OS Battambang"/>
-          <w:sz w:val="24"/>
-          <w:szCs w:val="24"/>
-        </w:rPr>
-        <w:t>s</w:t>
+        <w:t>Attendance</w:t>
       </w:r>
       <w:r>
         <w:rPr>
@@ -8017,28 +8047,33 @@
           <w:szCs w:val="24"/>
           <w:cs/>
         </w:rPr>
-        <w:t xml:space="preserve">នៅក្នុងប្រព័ន្ធ </w:t>
-      </w:r>
-      <w:proofErr w:type="spellStart"/>
-      <w:r>
-        <w:rPr>
-          <w:rFonts w:ascii="Century" w:hAnsi="Century" w:cs="Khmer OS Battambang"/>
-          <w:b/>
-          <w:bCs/>
-          <w:sz w:val="24"/>
-          <w:szCs w:val="24"/>
-        </w:rPr>
-        <w:t>EduSportPro</w:t>
-      </w:r>
-      <w:proofErr w:type="spellEnd"/>
-      <w:r>
-        <w:rPr>
-          <w:rFonts w:ascii="Khmer OS Battambang" w:hAnsi="Khmer OS Battambang" w:cs="Khmer OS Battambang"/>
-          <w:sz w:val="24"/>
-          <w:szCs w:val="24"/>
-          <w:cs/>
-        </w:rPr>
-        <w:t>។</w:t>
+        <w:t>របស់</w:t>
+      </w:r>
+      <w:r>
+        <w:rPr>
+          <w:rFonts w:ascii="Khmer OS Battambang" w:hAnsi="Khmer OS Battambang" w:cs="Khmer OS Battambang"/>
+          <w:sz w:val="24"/>
+          <w:szCs w:val="24"/>
+        </w:rPr>
+        <w:t xml:space="preserve">  </w:t>
+      </w:r>
+      <w:r>
+        <w:rPr>
+          <w:rFonts w:ascii="Khmer OS Battambang" w:hAnsi="Khmer OS Battambang" w:cs="Khmer OS Battambang" w:hint="cs"/>
+          <w:sz w:val="24"/>
+          <w:szCs w:val="24"/>
+          <w:cs/>
+        </w:rPr>
+        <w:t>គ្រូបង្វឹក នឹងកីឡាករក្នុង</w:t>
+      </w:r>
+      <w:r>
+        <w:rPr>
+          <w:rFonts w:ascii="Khmer OS Battambang" w:hAnsi="Khmer OS Battambang" w:cs="Khmer OS Battambang"/>
+          <w:sz w:val="24"/>
+          <w:szCs w:val="24"/>
+          <w:cs/>
+        </w:rPr>
+        <w:t>ក្រុម។</w:t>
       </w:r>
     </w:p>
     <w:p>
@@ -8082,7 +8117,7 @@
           <w:sz w:val="24"/>
           <w:szCs w:val="24"/>
         </w:rPr>
-        <w:t>Match, Training Schedule</w:t>
+        <w:t>Tournament</w:t>
       </w:r>
       <w:r>
         <w:rPr>
@@ -8120,7 +8155,7 @@
           <w:sz w:val="24"/>
           <w:szCs w:val="24"/>
         </w:rPr>
-        <w:t>Attendance</w:t>
+        <w:t>Division</w:t>
       </w:r>
       <w:r>
         <w:rPr>
@@ -8137,33 +8172,7 @@
           <w:szCs w:val="24"/>
           <w:cs/>
         </w:rPr>
-        <w:t>របស់</w:t>
-      </w:r>
-      <w:r>
-        <w:rPr>
-          <w:rFonts w:ascii="Khmer OS Battambang" w:hAnsi="Khmer OS Battambang" w:cs="Khmer OS Battambang"/>
-          <w:sz w:val="24"/>
-          <w:szCs w:val="24"/>
-        </w:rPr>
-        <w:t xml:space="preserve">  </w:t>
-      </w:r>
-      <w:r>
-        <w:rPr>
-          <w:rFonts w:ascii="Khmer OS Battambang" w:hAnsi="Khmer OS Battambang" w:cs="Khmer OS Battambang" w:hint="cs"/>
-          <w:sz w:val="24"/>
-          <w:szCs w:val="24"/>
-          <w:cs/>
-        </w:rPr>
-        <w:t>គ្រូបង្វឹក នឹងកីឡាករក្នុង</w:t>
-      </w:r>
-      <w:r>
-        <w:rPr>
-          <w:rFonts w:ascii="Khmer OS Battambang" w:hAnsi="Khmer OS Battambang" w:cs="Khmer OS Battambang"/>
-          <w:sz w:val="24"/>
-          <w:szCs w:val="24"/>
-          <w:cs/>
-        </w:rPr>
-        <w:t>ក្រុម។</w:t>
+        <w:t>ដើម្បីរៀបចំការប្រកួត។</w:t>
       </w:r>
     </w:p>
     <w:p>
@@ -8191,7 +8200,7 @@
           <w:szCs w:val="24"/>
           <w:cs/>
         </w:rPr>
-        <w:t>បង្កើតប្រព័ន្ធសម្រាប់គ្រប់គ្រង</w:t>
+        <w:t>បង្កើត</w:t>
       </w:r>
       <w:r>
         <w:rPr>
@@ -8207,7 +8216,7 @@
           <w:sz w:val="24"/>
           <w:szCs w:val="24"/>
         </w:rPr>
-        <w:t>Tournament</w:t>
+        <w:t>Calendar</w:t>
       </w:r>
       <w:r>
         <w:rPr>
@@ -8245,7 +8254,7 @@
           <w:sz w:val="24"/>
           <w:szCs w:val="24"/>
         </w:rPr>
-        <w:t>Division</w:t>
+        <w:t>Notification System</w:t>
       </w:r>
       <w:r>
         <w:rPr>
@@ -8262,20 +8271,88 @@
           <w:szCs w:val="24"/>
           <w:cs/>
         </w:rPr>
-        <w:t>ដើម្បីរៀបចំការប្រកួត។</w:t>
+        <w:t>ដើម្បីធ្វើឱ្យការទំនាក់ទំនងរវាង</w:t>
+      </w:r>
+      <w:r>
+        <w:rPr>
+          <w:rFonts w:ascii="Khmer OS Battambang" w:hAnsi="Khmer OS Battambang" w:cs="Khmer OS Battambang"/>
+          <w:sz w:val="24"/>
+          <w:szCs w:val="24"/>
+        </w:rPr>
+        <w:t xml:space="preserve"> </w:t>
+      </w:r>
+      <w:r>
+        <w:rPr>
+          <w:rFonts w:ascii="Century" w:hAnsi="Century" w:cs="Khmer OS Battambang"/>
+          <w:sz w:val="24"/>
+          <w:szCs w:val="24"/>
+        </w:rPr>
+        <w:t>Admin</w:t>
+      </w:r>
+      <w:r>
+        <w:rPr>
+          <w:rFonts w:ascii="Century" w:hAnsi="Century" w:cs="Khmer OS Battambang"/>
+          <w:b/>
+          <w:bCs/>
+          <w:sz w:val="24"/>
+          <w:szCs w:val="24"/>
+        </w:rPr>
+        <w:t xml:space="preserve"> </w:t>
+      </w:r>
+      <w:r>
+        <w:rPr>
+          <w:rFonts w:ascii="Khmer OS Battambang" w:hAnsi="Khmer OS Battambang" w:cs="Khmer OS Battambang"/>
+          <w:sz w:val="24"/>
+          <w:szCs w:val="24"/>
+          <w:cs/>
+        </w:rPr>
+        <w:t>និង</w:t>
+      </w:r>
+      <w:r>
+        <w:rPr>
+          <w:rFonts w:ascii="Khmer OS Battambang" w:hAnsi="Khmer OS Battambang" w:cs="Khmer OS Battambang"/>
+          <w:b/>
+          <w:bCs/>
+          <w:sz w:val="24"/>
+          <w:szCs w:val="24"/>
+          <w:cs/>
+        </w:rPr>
+        <w:t xml:space="preserve"> </w:t>
+      </w:r>
+      <w:r>
+        <w:rPr>
+          <w:rFonts w:ascii="Century" w:hAnsi="Century" w:cs="Khmer OS Battambang"/>
+          <w:sz w:val="24"/>
+          <w:szCs w:val="24"/>
+        </w:rPr>
+        <w:t>Coach</w:t>
+      </w:r>
+      <w:r>
+        <w:rPr>
+          <w:rFonts w:ascii="Khmer OS Battambang" w:hAnsi="Khmer OS Battambang" w:cs="Khmer OS Battambang"/>
+          <w:sz w:val="24"/>
+          <w:szCs w:val="24"/>
+        </w:rPr>
+        <w:t xml:space="preserve"> </w:t>
+      </w:r>
+      <w:r>
+        <w:rPr>
+          <w:rFonts w:ascii="Khmer OS Battambang" w:hAnsi="Khmer OS Battambang" w:cs="Khmer OS Battambang"/>
+          <w:sz w:val="24"/>
+          <w:szCs w:val="24"/>
+          <w:cs/>
+        </w:rPr>
+        <w:t>មានប្រសិទ្ធភាព។</w:t>
       </w:r>
     </w:p>
     <w:p>
       <w:pPr>
         <w:pStyle w:val="ListParagraph"/>
-        <w:numPr>
-          <w:ilvl w:val="0"/>
-          <w:numId w:val="11"/>
-        </w:numPr>
         <w:tabs>
           <w:tab w:val="left" w:pos="720"/>
           <w:tab w:val="left" w:pos="3600"/>
         </w:tabs>
+        <w:ind w:left="1080"/>
         <w:jc w:val="thaiDistribute"/>
         <w:rPr>
           <w:rFonts w:ascii="Khmer OS Battambang" w:hAnsi="Khmer OS Battambang" w:cs="Khmer OS Battambang"/>
@@ -8283,383 +8360,6 @@
           <w:szCs w:val="24"/>
         </w:rPr>
       </w:pPr>
-      <w:r>
-        <w:rPr>
-          <w:rFonts w:ascii="Khmer OS Battambang" w:hAnsi="Khmer OS Battambang" w:cs="Khmer OS Battambang"/>
-          <w:sz w:val="24"/>
-          <w:szCs w:val="24"/>
-          <w:cs/>
-        </w:rPr>
-        <w:t>បង្កើត</w:t>
-      </w:r>
-      <w:r>
-        <w:rPr>
-          <w:rFonts w:ascii="Khmer OS Battambang" w:hAnsi="Khmer OS Battambang" w:cs="Khmer OS Battambang"/>
-          <w:sz w:val="24"/>
-          <w:szCs w:val="24"/>
-        </w:rPr>
-        <w:t xml:space="preserve"> </w:t>
-      </w:r>
-      <w:r>
-        <w:rPr>
-          <w:rFonts w:ascii="Century" w:hAnsi="Century" w:cs="Khmer OS Battambang"/>
-          <w:sz w:val="24"/>
-          <w:szCs w:val="24"/>
-        </w:rPr>
-        <w:t>Calendar</w:t>
-      </w:r>
-      <w:r>
-        <w:rPr>
-          <w:rFonts w:ascii="Khmer OS Battambang" w:hAnsi="Khmer OS Battambang" w:cs="Khmer OS Battambang"/>
-          <w:b/>
-          <w:bCs/>
-          <w:sz w:val="24"/>
-          <w:szCs w:val="24"/>
-        </w:rPr>
-        <w:t xml:space="preserve"> </w:t>
-      </w:r>
-      <w:r>
-        <w:rPr>
-          <w:rFonts w:ascii="Khmer OS Battambang" w:hAnsi="Khmer OS Battambang" w:cs="Khmer OS Battambang"/>
-          <w:sz w:val="24"/>
-          <w:szCs w:val="24"/>
-          <w:cs/>
-        </w:rPr>
-        <w:t>និង</w:t>
-      </w:r>
-      <w:r>
-        <w:rPr>
-          <w:rFonts w:ascii="Khmer OS Battambang" w:hAnsi="Khmer OS Battambang" w:cs="Khmer OS Battambang"/>
-          <w:b/>
-          <w:bCs/>
-          <w:sz w:val="24"/>
-          <w:szCs w:val="24"/>
-          <w:cs/>
-        </w:rPr>
-        <w:t xml:space="preserve"> </w:t>
-      </w:r>
-      <w:r>
-        <w:rPr>
-          <w:rFonts w:ascii="Century" w:hAnsi="Century" w:cs="Khmer OS Battambang"/>
-          <w:sz w:val="24"/>
-          <w:szCs w:val="24"/>
-        </w:rPr>
-        <w:t>Notification System</w:t>
-      </w:r>
-      <w:r>
-        <w:rPr>
-          <w:rFonts w:ascii="Khmer OS Battambang" w:hAnsi="Khmer OS Battambang" w:cs="Khmer OS Battambang"/>
-          <w:sz w:val="24"/>
-          <w:szCs w:val="24"/>
-        </w:rPr>
-        <w:t xml:space="preserve"> </w:t>
-      </w:r>
-      <w:r>
-        <w:rPr>
-          <w:rFonts w:ascii="Khmer OS Battambang" w:hAnsi="Khmer OS Battambang" w:cs="Khmer OS Battambang"/>
-          <w:sz w:val="24"/>
-          <w:szCs w:val="24"/>
-          <w:cs/>
-        </w:rPr>
-        <w:t>ដើម្បីធ្វើឱ្យការទំនាក់ទំនងរវាង</w:t>
-      </w:r>
-      <w:r>
-        <w:rPr>
-          <w:rFonts w:ascii="Khmer OS Battambang" w:hAnsi="Khmer OS Battambang" w:cs="Khmer OS Battambang"/>
-          <w:sz w:val="24"/>
-          <w:szCs w:val="24"/>
-        </w:rPr>
-        <w:t xml:space="preserve"> </w:t>
-      </w:r>
-      <w:r>
-        <w:rPr>
-          <w:rFonts w:ascii="Century" w:hAnsi="Century" w:cs="Khmer OS Battambang"/>
-          <w:sz w:val="24"/>
-          <w:szCs w:val="24"/>
-        </w:rPr>
-        <w:t>Admin</w:t>
-      </w:r>
-      <w:r>
-        <w:rPr>
-          <w:rFonts w:ascii="Century" w:hAnsi="Century" w:cs="Khmer OS Battambang"/>
-          <w:b/>
-          <w:bCs/>
-          <w:sz w:val="24"/>
-          <w:szCs w:val="24"/>
-        </w:rPr>
-        <w:t xml:space="preserve"> </w:t>
-      </w:r>
-      <w:r>
-        <w:rPr>
-          <w:rFonts w:ascii="Khmer OS Battambang" w:hAnsi="Khmer OS Battambang" w:cs="Khmer OS Battambang"/>
-          <w:sz w:val="24"/>
-          <w:szCs w:val="24"/>
-          <w:cs/>
-        </w:rPr>
-        <w:t>និង</w:t>
-      </w:r>
-      <w:r>
-        <w:rPr>
-          <w:rFonts w:ascii="Khmer OS Battambang" w:hAnsi="Khmer OS Battambang" w:cs="Khmer OS Battambang"/>
-          <w:b/>
-          <w:bCs/>
-          <w:sz w:val="24"/>
-          <w:szCs w:val="24"/>
-          <w:cs/>
-        </w:rPr>
-        <w:t xml:space="preserve"> </w:t>
-      </w:r>
-      <w:r>
-        <w:rPr>
-          <w:rFonts w:ascii="Century" w:hAnsi="Century" w:cs="Khmer OS Battambang"/>
-          <w:sz w:val="24"/>
-          <w:szCs w:val="24"/>
-        </w:rPr>
-        <w:t>Coach</w:t>
-      </w:r>
-      <w:r>
-        <w:rPr>
-          <w:rFonts w:ascii="Khmer OS Battambang" w:hAnsi="Khmer OS Battambang" w:cs="Khmer OS Battambang"/>
-          <w:sz w:val="24"/>
-          <w:szCs w:val="24"/>
-        </w:rPr>
-        <w:t xml:space="preserve"> </w:t>
-      </w:r>
-      <w:r>
-        <w:rPr>
-          <w:rFonts w:ascii="Khmer OS Battambang" w:hAnsi="Khmer OS Battambang" w:cs="Khmer OS Battambang"/>
-          <w:sz w:val="24"/>
-          <w:szCs w:val="24"/>
-          <w:cs/>
-        </w:rPr>
-        <w:t>មានប្រសិទ្ធភាព។</w:t>
-      </w:r>
-    </w:p>
-    <w:p>
-      <w:pPr>
-        <w:pStyle w:val="ListParagraph"/>
-        <w:numPr>
-          <w:ilvl w:val="0"/>
-          <w:numId w:val="11"/>
-        </w:numPr>
-        <w:tabs>
-          <w:tab w:val="left" w:pos="720"/>
-          <w:tab w:val="left" w:pos="3600"/>
-        </w:tabs>
-        <w:jc w:val="thaiDistribute"/>
-        <w:rPr>
-          <w:rFonts w:ascii="Khmer OS Battambang" w:hAnsi="Khmer OS Battambang" w:cs="Khmer OS Battambang"/>
-          <w:sz w:val="24"/>
-          <w:szCs w:val="24"/>
-        </w:rPr>
-      </w:pPr>
-      <w:r>
-        <w:rPr>
-          <w:rFonts w:ascii="Khmer OS Battambang" w:hAnsi="Khmer OS Battambang" w:cs="Khmer OS Battambang"/>
-          <w:sz w:val="24"/>
-          <w:szCs w:val="24"/>
-          <w:cs/>
-        </w:rPr>
-        <w:lastRenderedPageBreak/>
-        <w:t>រចនា</w:t>
-      </w:r>
-      <w:r>
-        <w:rPr>
-          <w:rFonts w:ascii="Khmer OS Battambang" w:hAnsi="Khmer OS Battambang" w:cs="Khmer OS Battambang"/>
-          <w:sz w:val="24"/>
-          <w:szCs w:val="24"/>
-        </w:rPr>
-        <w:t xml:space="preserve"> </w:t>
-      </w:r>
-      <w:r>
-        <w:rPr>
-          <w:rFonts w:ascii="Century" w:hAnsi="Century" w:cs="Khmer OS Battambang"/>
-          <w:sz w:val="24"/>
-          <w:szCs w:val="24"/>
-        </w:rPr>
-        <w:t xml:space="preserve">User Interface (UI) </w:t>
-      </w:r>
-      <w:r>
-        <w:rPr>
-          <w:rFonts w:ascii="Khmer OS Battambang" w:hAnsi="Khmer OS Battambang" w:cs="Khmer OS Battambang"/>
-          <w:sz w:val="24"/>
-          <w:szCs w:val="24"/>
-          <w:cs/>
-        </w:rPr>
-        <w:t xml:space="preserve">សម្រាប់ប្រព័ន្ធ </w:t>
-      </w:r>
-      <w:proofErr w:type="spellStart"/>
-      <w:r>
-        <w:rPr>
-          <w:rFonts w:ascii="Khmer OS Battambang" w:hAnsi="Khmer OS Battambang" w:cs="Khmer OS Battambang"/>
-          <w:b/>
-          <w:bCs/>
-          <w:sz w:val="24"/>
-          <w:szCs w:val="24"/>
-        </w:rPr>
-        <w:t>EduSportPro</w:t>
-      </w:r>
-      <w:proofErr w:type="spellEnd"/>
-      <w:r>
-        <w:rPr>
-          <w:rFonts w:ascii="Khmer OS Battambang" w:hAnsi="Khmer OS Battambang" w:cs="Khmer OS Battambang"/>
-          <w:sz w:val="24"/>
-          <w:szCs w:val="24"/>
-        </w:rPr>
-        <w:t xml:space="preserve"> </w:t>
-      </w:r>
-      <w:r>
-        <w:rPr>
-          <w:rFonts w:ascii="Khmer OS Battambang" w:hAnsi="Khmer OS Battambang" w:cs="Khmer OS Battambang"/>
-          <w:sz w:val="24"/>
-          <w:szCs w:val="24"/>
-          <w:cs/>
-        </w:rPr>
-        <w:t xml:space="preserve">ដែលអាចប្រើប្រាស់បានយ៉ាងងាយស្រួល និង </w:t>
-      </w:r>
-      <w:r>
-        <w:rPr>
-          <w:rFonts w:ascii="Khmer OS Battambang" w:hAnsi="Khmer OS Battambang" w:cs="Khmer OS Battambang"/>
-          <w:sz w:val="24"/>
-          <w:szCs w:val="24"/>
-        </w:rPr>
-        <w:t xml:space="preserve">Responsive </w:t>
-      </w:r>
-      <w:r>
-        <w:rPr>
-          <w:rFonts w:ascii="Khmer OS Battambang" w:hAnsi="Khmer OS Battambang" w:cs="Khmer OS Battambang"/>
-          <w:sz w:val="24"/>
-          <w:szCs w:val="24"/>
-          <w:cs/>
-        </w:rPr>
-        <w:t xml:space="preserve">សម្រាប់ </w:t>
-      </w:r>
-      <w:r>
-        <w:rPr>
-          <w:rFonts w:ascii="Khmer OS Battambang" w:hAnsi="Khmer OS Battambang" w:cs="Khmer OS Battambang"/>
-          <w:sz w:val="24"/>
-          <w:szCs w:val="24"/>
-        </w:rPr>
-        <w:t xml:space="preserve">Computer </w:t>
-      </w:r>
-      <w:r>
-        <w:rPr>
-          <w:rFonts w:ascii="Khmer OS Battambang" w:hAnsi="Khmer OS Battambang" w:cs="Khmer OS Battambang"/>
-          <w:sz w:val="24"/>
-          <w:szCs w:val="24"/>
-          <w:cs/>
-        </w:rPr>
-        <w:t xml:space="preserve">និង </w:t>
-      </w:r>
-      <w:r>
-        <w:rPr>
-          <w:rFonts w:ascii="Khmer OS Battambang" w:hAnsi="Khmer OS Battambang" w:cs="Khmer OS Battambang"/>
-          <w:sz w:val="24"/>
-          <w:szCs w:val="24"/>
-        </w:rPr>
-        <w:t>Mobile</w:t>
-      </w:r>
-      <w:r>
-        <w:rPr>
-          <w:rFonts w:ascii="Khmer OS Battambang" w:hAnsi="Khmer OS Battambang" w:cs="Khmer OS Battambang"/>
-          <w:sz w:val="24"/>
-          <w:szCs w:val="24"/>
-          <w:cs/>
-        </w:rPr>
-        <w:t>។</w:t>
-      </w:r>
-    </w:p>
-    <w:p>
-      <w:pPr>
-        <w:pStyle w:val="ListParagraph"/>
-        <w:numPr>
-          <w:ilvl w:val="0"/>
-          <w:numId w:val="11"/>
-        </w:numPr>
-        <w:tabs>
-          <w:tab w:val="left" w:pos="720"/>
-          <w:tab w:val="left" w:pos="3600"/>
-        </w:tabs>
-        <w:jc w:val="thaiDistribute"/>
-        <w:rPr>
-          <w:rFonts w:ascii="Khmer OS Battambang" w:hAnsi="Khmer OS Battambang" w:cs="Khmer OS Battambang"/>
-          <w:sz w:val="24"/>
-          <w:szCs w:val="24"/>
-        </w:rPr>
-      </w:pPr>
-      <w:r>
-        <w:rPr>
-          <w:rFonts w:ascii="Khmer OS Battambang" w:hAnsi="Khmer OS Battambang" w:cs="Khmer OS Battambang"/>
-          <w:sz w:val="24"/>
-          <w:szCs w:val="24"/>
-          <w:cs/>
-        </w:rPr>
-        <w:t>រចនា</w:t>
-      </w:r>
-      <w:r>
-        <w:rPr>
-          <w:rFonts w:ascii="Khmer OS Battambang" w:hAnsi="Khmer OS Battambang" w:cs="Khmer OS Battambang"/>
-          <w:sz w:val="24"/>
-          <w:szCs w:val="24"/>
-        </w:rPr>
-        <w:t xml:space="preserve"> </w:t>
-      </w:r>
-      <w:r>
-        <w:rPr>
-          <w:rFonts w:ascii="Century" w:hAnsi="Century" w:cs="Khmer OS Battambang"/>
-          <w:sz w:val="24"/>
-          <w:szCs w:val="24"/>
-        </w:rPr>
-        <w:t>Database Structure</w:t>
-      </w:r>
-      <w:r>
-        <w:rPr>
-          <w:rFonts w:ascii="Khmer OS Battambang" w:hAnsi="Khmer OS Battambang" w:cs="Khmer OS Battambang"/>
-          <w:sz w:val="24"/>
-          <w:szCs w:val="24"/>
-        </w:rPr>
-        <w:t xml:space="preserve"> </w:t>
-      </w:r>
-      <w:r>
-        <w:rPr>
-          <w:rFonts w:ascii="Khmer OS Battambang" w:hAnsi="Khmer OS Battambang" w:cs="Khmer OS Battambang"/>
-          <w:sz w:val="24"/>
-          <w:szCs w:val="24"/>
-          <w:cs/>
-        </w:rPr>
-        <w:t xml:space="preserve">សម្រាប់ប្រព័ន្ធ </w:t>
-      </w:r>
-      <w:proofErr w:type="spellStart"/>
-      <w:r>
-        <w:rPr>
-          <w:rFonts w:ascii="Century" w:hAnsi="Century" w:cs="Khmer OS Battambang"/>
-          <w:b/>
-          <w:bCs/>
-          <w:sz w:val="24"/>
-          <w:szCs w:val="24"/>
-        </w:rPr>
-        <w:t>EduSportPro</w:t>
-      </w:r>
-      <w:proofErr w:type="spellEnd"/>
-      <w:r>
-        <w:rPr>
-          <w:rFonts w:ascii="Century" w:hAnsi="Century" w:cs="Khmer OS Battambang"/>
-          <w:b/>
-          <w:bCs/>
-          <w:sz w:val="24"/>
-          <w:szCs w:val="24"/>
-        </w:rPr>
-        <w:t xml:space="preserve"> </w:t>
-      </w:r>
-      <w:r>
-        <w:rPr>
-          <w:rFonts w:ascii="Khmer OS Battambang" w:hAnsi="Khmer OS Battambang" w:cs="Khmer OS Battambang"/>
-          <w:sz w:val="24"/>
-          <w:szCs w:val="24"/>
-          <w:cs/>
-        </w:rPr>
-        <w:t>ដើម្បីរក្សាទុក និងគ្រប់គ្រងទិន្នន័យកីឡាបានយ៉ាងមានប្រសិទ្ធភាព។</w:t>
-      </w:r>
     </w:p>
     <w:p>
       <w:pPr>
@@ -8674,6 +8374,15 @@
           <w:szCs w:val="24"/>
         </w:rPr>
       </w:pPr>
+      <w:r>
+        <w:rPr>
+          <w:rFonts w:ascii="Khmer OS Muol" w:hAnsi="Khmer OS Muol" w:cs="Khmer OS Muol" w:hint="cs"/>
+          <w:sz w:val="24"/>
+          <w:szCs w:val="24"/>
+          <w:cs/>
+        </w:rPr>
+        <w:t>១.៥ សារៈសំខាន់នៃការស្រាវជ្រាវ</w:t>
+      </w:r>
     </w:p>
     <w:p>
       <w:pPr>
@@ -8682,29 +8391,6 @@
           <w:tab w:val="left" w:pos="720"/>
           <w:tab w:val="left" w:pos="3600"/>
         </w:tabs>
-        <w:rPr>
-          <w:rFonts w:ascii="Khmer OS Muol" w:hAnsi="Khmer OS Muol" w:cs="Khmer OS Muol"/>
-          <w:sz w:val="24"/>
-          <w:szCs w:val="24"/>
-        </w:rPr>
-      </w:pPr>
-      <w:r>
-        <w:rPr>
-          <w:rFonts w:ascii="Khmer OS Muol" w:hAnsi="Khmer OS Muol" w:cs="Khmer OS Muol" w:hint="cs"/>
-          <w:sz w:val="24"/>
-          <w:szCs w:val="24"/>
-          <w:cs/>
-        </w:rPr>
-        <w:t>១.៥ សារៈសំខាន់នៃការស្រាវជ្រាវ</w:t>
-      </w:r>
-    </w:p>
-    <w:p>
-      <w:pPr>
-        <w:tabs>
-          <w:tab w:val="left" w:pos="540"/>
-          <w:tab w:val="left" w:pos="720"/>
-          <w:tab w:val="left" w:pos="3600"/>
-        </w:tabs>
         <w:jc w:val="thaiDistribute"/>
         <w:rPr>
           <w:rFonts w:ascii="Khmer OS Battambang" w:hAnsi="Khmer OS Battambang" w:cs="Khmer OS Battambang"/>
@@ -8718,6 +8404,7 @@
           <w:szCs w:val="24"/>
           <w:cs/>
         </w:rPr>
+        <w:lastRenderedPageBreak/>
         <w:tab/>
       </w:r>
       <w:r>
@@ -9163,7 +8850,6 @@
           <w:szCs w:val="24"/>
           <w:cs/>
         </w:rPr>
-        <w:lastRenderedPageBreak/>
         <w:t>ប្រព័ន្ធត្រូវបានរចនាឡើងសម្រាប់អ្នកប្រើប្រាស់សំខាន់ៗ</w:t>
       </w:r>
       <w:r>
@@ -9495,6 +9181,7 @@
           <w:szCs w:val="24"/>
           <w:cs/>
         </w:rPr>
+        <w:lastRenderedPageBreak/>
         <w:t>ដោយសារហេតុនេះ មុខងារខ្លះៗអាចត្រូវបានពង្រីកបន្ថែមនៅក្នុងការអភិវឌ្ឍនាពេល</w:t>
       </w:r>
       <w:r>

--- a/EduSportPro_Proposal_Writing(IT).docx
+++ b/EduSportPro_Proposal_Writing(IT).docx
@@ -9239,6 +9239,7 @@
           <w:rFonts w:ascii="Khmer OS Battambang" w:hAnsi="Khmer OS Battambang" w:cs="Khmer OS Battambang"/>
           <w:sz w:val="24"/>
           <w:szCs w:val="24"/>
+          <w:lang w:val="en-GB"/>
         </w:rPr>
       </w:pPr>
     </w:p>
@@ -12748,6 +12749,7 @@
           <w:szCs w:val="24"/>
           <w:cs/>
         </w:rPr>
+        <w:lastRenderedPageBreak/>
         <w:tab/>
       </w:r>
       <w:r>
@@ -12817,7 +12819,6 @@
           <w:szCs w:val="24"/>
           <w:cs/>
         </w:rPr>
-        <w:lastRenderedPageBreak/>
         <w:tab/>
       </w:r>
       <w:r>
@@ -13516,6 +13517,7 @@
           <w:szCs w:val="24"/>
           <w:cs/>
         </w:rPr>
+        <w:lastRenderedPageBreak/>
         <w:t>ក្នុងដំណាក់កាលនេះ ត្រូវប្រមូលព័ត៌មានដែលពាក់ព័ន្ធនឹងការគ្រប់គ្រងកីឡា ដូចជា ព័ត៌មានកីឡាករ ក្រុម កាលវិភាគហ្វឹកហាត់ និងការប្រកួត។ ទិន្នន័យត្រូវបានប្រមូលពីឯកសារ និងព័ត៌មានដែលមានស្រាប់ ដើម្បីយល់ពីដំណើរការគ្រប់គ្រងបច្ចុប្បន្ន។</w:t>
       </w:r>
     </w:p>
@@ -13606,7 +13608,6 @@
           <w:szCs w:val="24"/>
           <w:cs/>
         </w:rPr>
-        <w:lastRenderedPageBreak/>
         <w:tab/>
       </w:r>
       <w:r>
@@ -14434,6 +14435,7 @@
           <w:cs/>
           <w:lang w:val="en-GB"/>
         </w:rPr>
+        <w:lastRenderedPageBreak/>
         <w:tab/>
       </w:r>
       <w:r>
@@ -15008,6 +15010,7 @@
           <w:cs/>
           <w:lang w:val="en-GB"/>
         </w:rPr>
+        <w:lastRenderedPageBreak/>
         <w:t>៣.</w:t>
       </w:r>
       <w:r>
@@ -15175,7 +15178,6 @@
           <w:szCs w:val="24"/>
           <w:cs/>
         </w:rPr>
-        <w:lastRenderedPageBreak/>
         <w:tab/>
       </w:r>
       <w:r>
@@ -15948,6 +15950,7 @@
           <w:szCs w:val="24"/>
           <w:cs/>
         </w:rPr>
+        <w:lastRenderedPageBreak/>
         <w:tab/>
       </w:r>
       <w:r>
@@ -16241,7 +16244,6 @@
         <w:rPr>
           <w:noProof/>
         </w:rPr>
-        <w:lastRenderedPageBreak/>
         <w:drawing>
           <wp:inline distT="0" distB="0" distL="0" distR="0" wp14:anchorId="0EFBFCB1" wp14:editId="18F79BF1">
             <wp:extent cx="2362200" cy="1328738"/>
@@ -16999,6 +17001,7 @@
           <w:sz w:val="24"/>
           <w:szCs w:val="24"/>
         </w:rPr>
+        <w:lastRenderedPageBreak/>
         <w:t>SQL</w:t>
       </w:r>
       <w:r>
@@ -17094,7 +17097,6 @@
         <w:rPr>
           <w:noProof/>
         </w:rPr>
-        <w:lastRenderedPageBreak/>
         <w:drawing>
           <wp:inline distT="0" distB="0" distL="0" distR="0" wp14:anchorId="35EE69D5" wp14:editId="58159D5A">
             <wp:extent cx="1253067" cy="1253067"/>
@@ -17815,6 +17817,7 @@
           <w:szCs w:val="24"/>
           <w:cs/>
         </w:rPr>
+        <w:lastRenderedPageBreak/>
         <w:tab/>
       </w:r>
       <w:r>
@@ -18069,17 +18072,7 @@
           <w:szCs w:val="24"/>
           <w:cs/>
         </w:rPr>
-        <w:t>ផ្តល់នូវមុខ</w:t>
-      </w:r>
-      <w:r>
-        <w:rPr>
-          <w:rFonts w:ascii="Khmer OS Battambang" w:hAnsi="Khmer OS Battambang" w:cs="Khmer OS Battambang"/>
-          <w:sz w:val="24"/>
-          <w:szCs w:val="24"/>
-          <w:cs/>
-        </w:rPr>
-        <w:lastRenderedPageBreak/>
-        <w:t xml:space="preserve">ងារស្រាប់ជាច្រើន ដូចជា </w:t>
+        <w:t xml:space="preserve">ផ្តល់នូវមុខងារស្រាប់ជាច្រើន ដូចជា </w:t>
       </w:r>
       <w:r>
         <w:rPr>
@@ -18711,6 +18704,7 @@
           <w:szCs w:val="24"/>
           <w:cs/>
         </w:rPr>
+        <w:lastRenderedPageBreak/>
         <w:tab/>
       </w:r>
       <w:r>
@@ -18857,7 +18851,6 @@
         <w:rPr>
           <w:noProof/>
         </w:rPr>
-        <w:lastRenderedPageBreak/>
         <w:drawing>
           <wp:inline distT="0" distB="0" distL="0" distR="0" wp14:anchorId="0A259A33" wp14:editId="5E4B5173">
             <wp:extent cx="948266" cy="948266"/>
@@ -19750,6 +19743,7 @@
         <w:rPr>
           <w:noProof/>
         </w:rPr>
+        <w:lastRenderedPageBreak/>
         <w:drawing>
           <wp:inline distT="0" distB="0" distL="0" distR="0" wp14:anchorId="08514F86" wp14:editId="45924432">
             <wp:extent cx="1024466" cy="916875"/>
@@ -19860,7 +19854,6 @@
           <w:szCs w:val="24"/>
           <w:cs/>
         </w:rPr>
-        <w:lastRenderedPageBreak/>
         <w:tab/>
       </w:r>
       <w:r>
@@ -21935,6 +21928,7 @@
                 <w:cs/>
                 <w:lang w:val="en-GB"/>
               </w:rPr>
+              <w:lastRenderedPageBreak/>
               <w:t>៦</w:t>
             </w:r>
           </w:p>
@@ -22530,7 +22524,6 @@
           <w:szCs w:val="24"/>
           <w:cs/>
         </w:rPr>
-        <w:lastRenderedPageBreak/>
         <w:tab/>
       </w:r>
       <w:r>
@@ -23235,6 +23228,7 @@
           <w:sz w:val="24"/>
           <w:szCs w:val="24"/>
         </w:rPr>
+        <w:lastRenderedPageBreak/>
         <w:t>Pressman, Roger S., and Maxim, Bruce R. (2019</w:t>
       </w:r>
       <w:proofErr w:type="gramStart"/>
@@ -23411,7 +23405,6 @@
           <w:sz w:val="24"/>
           <w:szCs w:val="24"/>
         </w:rPr>
-        <w:lastRenderedPageBreak/>
         <w:t>Hoye, Russell, Smith, Aaron, Nicholson, Matthew, and Stewart, Bob (2015</w:t>
       </w:r>
       <w:proofErr w:type="gramStart"/>
@@ -24092,38 +24085,6 @@
       </w:sdtEndPr>
       <w:sdtContent>
         <w:r>
-          <w:rPr>
-            <w:rFonts w:ascii="Khmer OS Battambang" w:hAnsi="Khmer OS Battambang" w:cs="Khmer OS Battambang"/>
-            <w:szCs w:val="22"/>
-            <w:cs/>
-          </w:rPr>
-          <w:t>ជំនាញ</w:t>
-        </w:r>
-        <w:r>
-          <w:rPr>
-            <w:rFonts w:ascii="Times New Roman" w:hAnsi="Times New Roman" w:cs="Times New Roman" w:hint="cs"/>
-            <w:szCs w:val="22"/>
-            <w:cs/>
-          </w:rPr>
-          <w:t>​</w:t>
-        </w:r>
-        <w:r>
-          <w:rPr>
-            <w:rFonts w:ascii="Khmer OS Battambang" w:hAnsi="Khmer OS Battambang" w:cs="Khmer OS Battambang"/>
-            <w:szCs w:val="22"/>
-            <w:cs/>
-          </w:rPr>
-          <w:t xml:space="preserve"> </w:t>
-        </w:r>
-        <w:r>
-          <w:rPr>
-            <w:rFonts w:ascii="Khmer OS Battambang" w:hAnsi="Khmer OS Battambang" w:cs="Khmer OS Battambang"/>
-            <w:szCs w:val="22"/>
-            <w:cs/>
-          </w:rPr>
-          <w:t>បច្ចេកវិទ្យាព័ត៌មាន</w:t>
-        </w:r>
-        <w:r>
           <w:tab/>
         </w:r>
         <w:r>
@@ -24177,15 +24138,6 @@
       </w:rPr>
       <w:tab/>
     </w:r>
-    <w:r>
-      <w:rPr>
-        <w:rFonts w:ascii="Cambria" w:hAnsi="Cambria" w:cs="Khmer OS Battambang" w:hint="cs"/>
-        <w:noProof/>
-        <w:szCs w:val="22"/>
-        <w:cs/>
-      </w:rPr>
-      <w:t>ជំនាន់ទី ១៩</w:t>
-    </w:r>
   </w:p>
   <w:p>
     <w:pPr>
@@ -24232,59 +24184,9 @@
         <w:b/>
         <w:bCs/>
         <w:cs/>
+        <w:lang w:val="en-GB"/>
       </w:rPr>
     </w:pPr>
-    <w:r>
-      <w:rPr>
-        <w:rFonts w:ascii="Khmer OS Battambang" w:hAnsi="Khmer OS Battambang" w:cs="Khmer OS Battambang"/>
-        <w:b/>
-        <w:bCs/>
-        <w:szCs w:val="22"/>
-        <w:cs/>
-      </w:rPr>
-      <w:t>ស</w:t>
-    </w:r>
-    <w:r>
-      <w:rPr>
-        <w:rFonts w:ascii="Khmer OS Battambang" w:hAnsi="Khmer OS Battambang" w:cs="Khmer OS Battambang" w:hint="cs"/>
-        <w:b/>
-        <w:bCs/>
-        <w:szCs w:val="22"/>
-        <w:cs/>
-      </w:rPr>
-      <w:t>ា</w:t>
-    </w:r>
-    <w:r>
-      <w:rPr>
-        <w:rFonts w:ascii="Khmer OS Battambang" w:hAnsi="Khmer OS Battambang" w:cs="Khmer OS Battambang"/>
-        <w:b/>
-        <w:bCs/>
-        <w:szCs w:val="22"/>
-        <w:cs/>
-      </w:rPr>
-      <w:t>កលវិទ្យាល័ជាតិបាត់ដំប</w:t>
-    </w:r>
-    <w:r>
-      <w:rPr>
-        <w:rFonts w:ascii="Khmer OS Battambang" w:hAnsi="Khmer OS Battambang" w:cs="Khmer OS Battambang" w:hint="cs"/>
-        <w:b/>
-        <w:bCs/>
-        <w:szCs w:val="22"/>
-        <w:cs/>
-      </w:rPr>
-      <w:t>ង</w:t>
-    </w:r>
-    <w:r>
-      <w:rPr>
-        <w:rFonts w:ascii="Khmer OS Battambang" w:hAnsi="Khmer OS Battambang" w:cs="Khmer OS Battambang"/>
-        <w:b/>
-        <w:bCs/>
-        <w:szCs w:val="22"/>
-        <w:cs/>
-      </w:rPr>
-      <w:tab/>
-      <w:t>មហាវិទ្យាល័យវិទ្យាសាស្ត្រ និងបច្ចេកវិទ្យា</w:t>
-    </w:r>
   </w:p>
 </w:hdr>
 </file>

--- a/EduSportPro_Proposal_Writing(IT).docx
+++ b/EduSportPro_Proposal_Writing(IT).docx
@@ -746,7 +746,6 @@
           <w:tab w:val="left" w:pos="5925"/>
         </w:tabs>
         <w:spacing w:line="240" w:lineRule="auto"/>
-        <w:jc w:val="center"/>
         <w:rPr>
           <w:rFonts w:ascii="Khmer OS Muol" w:hAnsi="Khmer OS Muol" w:cs="Khmer OS Muol"/>
           <w:sz w:val="24"/>
@@ -778,20 +777,6 @@
           <w:szCs w:val="24"/>
         </w:rPr>
       </w:pPr>
-    </w:p>
-    <w:p>
-      <w:pPr>
-        <w:tabs>
-          <w:tab w:val="left" w:pos="5925"/>
-        </w:tabs>
-        <w:spacing w:line="240" w:lineRule="auto"/>
-        <w:jc w:val="center"/>
-        <w:rPr>
-          <w:rFonts w:ascii="Khmer OS Muol" w:hAnsi="Khmer OS Muol" w:cs="Khmer OS Muol"/>
-          <w:sz w:val="24"/>
-          <w:szCs w:val="24"/>
-        </w:rPr>
-      </w:pPr>
       <w:r>
         <w:rPr>
           <w:rFonts w:ascii="Khmer OS Muol" w:hAnsi="Khmer OS Muol" w:cs="Khmer OS Muol" w:hint="cs"/>
@@ -799,6 +784,7 @@
           <w:szCs w:val="24"/>
           <w:cs/>
         </w:rPr>
+        <w:lastRenderedPageBreak/>
         <w:t>សេចក្តីអនុញ្ញាត</w:t>
       </w:r>
     </w:p>
@@ -4831,22 +4817,13 @@
     </w:p>
     <w:p>
       <w:pPr>
+        <w:jc w:val="center"/>
         <w:rPr>
           <w:rFonts w:ascii="Khmer OS Muol" w:hAnsi="Khmer OS Muol" w:cs="Khmer OS Muol"/>
           <w:sz w:val="24"/>
           <w:szCs w:val="24"/>
         </w:rPr>
       </w:pPr>
-    </w:p>
-    <w:p>
-      <w:pPr>
-        <w:jc w:val="center"/>
-        <w:rPr>
-          <w:rFonts w:ascii="Khmer OS Muol" w:hAnsi="Khmer OS Muol" w:cs="Khmer OS Muol"/>
-          <w:sz w:val="24"/>
-          <w:szCs w:val="24"/>
-        </w:rPr>
-      </w:pPr>
       <w:r>
         <w:rPr>
           <w:rFonts w:ascii="Khmer OS Muol" w:hAnsi="Khmer OS Muol" w:cs="Khmer OS Muol" w:hint="cs"/>
@@ -4854,6 +4831,7 @@
           <w:szCs w:val="24"/>
           <w:cs/>
         </w:rPr>
+        <w:lastRenderedPageBreak/>
         <w:t>សង្ខេបគម្រោងសារណាបទ</w:t>
       </w:r>
     </w:p>
@@ -4947,15 +4925,6 @@
         </w:rPr>
         <w:t>។ លទ្ធផលរំពឹងទុកគឺជួយបង្កើនប្រសិទ្ធភាពក្នុងការគ្រប់គ្រង និងសម្រួលការងារនៅក្នុងអង្គការ។</w:t>
       </w:r>
-    </w:p>
-    <w:p>
-      <w:pPr>
-        <w:rPr>
-          <w:rFonts w:ascii="Khmer OS Muol" w:hAnsi="Khmer OS Muol" w:cs="Khmer OS Muol"/>
-          <w:sz w:val="24"/>
-          <w:szCs w:val="24"/>
-        </w:rPr>
-      </w:pPr>
     </w:p>
     <w:p>
       <w:pPr>
@@ -5016,19 +4985,6 @@
           <w:szCs w:val="24"/>
         </w:rPr>
       </w:pPr>
-    </w:p>
-    <w:p>
-      <w:pPr>
-        <w:tabs>
-          <w:tab w:val="left" w:pos="3600"/>
-        </w:tabs>
-        <w:jc w:val="center"/>
-        <w:rPr>
-          <w:rFonts w:ascii="Khmer OS Muol" w:hAnsi="Khmer OS Muol" w:cs="Khmer OS Muol"/>
-          <w:sz w:val="24"/>
-          <w:szCs w:val="24"/>
-        </w:rPr>
-      </w:pPr>
       <w:r>
         <w:rPr>
           <w:rFonts w:ascii="Khmer OS Muol" w:hAnsi="Khmer OS Muol" w:cs="Khmer OS Muol" w:hint="cs"/>
@@ -5036,6 +4992,7 @@
           <w:szCs w:val="24"/>
           <w:cs/>
         </w:rPr>
+        <w:lastRenderedPageBreak/>
         <w:t>បញ្ចីវិចិត្ររូប</w:t>
       </w:r>
     </w:p>
@@ -6022,7 +5979,6 @@
           <w:rFonts w:ascii="Khmer OS Muol" w:hAnsi="Khmer OS Muol" w:cs="Khmer OS Muol"/>
           <w:sz w:val="24"/>
           <w:szCs w:val="24"/>
-          <w:cs/>
         </w:rPr>
       </w:pPr>
       <w:r>
@@ -6047,19 +6003,6 @@
           <w:szCs w:val="24"/>
         </w:rPr>
       </w:pPr>
-    </w:p>
-    <w:p>
-      <w:pPr>
-        <w:tabs>
-          <w:tab w:val="left" w:pos="3600"/>
-        </w:tabs>
-        <w:jc w:val="center"/>
-        <w:rPr>
-          <w:rFonts w:ascii="Khmer OS Muol" w:hAnsi="Khmer OS Muol" w:cs="Khmer OS Muol"/>
-          <w:sz w:val="24"/>
-          <w:szCs w:val="24"/>
-        </w:rPr>
-      </w:pPr>
       <w:r>
         <w:rPr>
           <w:rFonts w:ascii="Khmer OS Muol" w:hAnsi="Khmer OS Muol" w:cs="Khmer OS Muol" w:hint="cs"/>
@@ -6067,6 +6010,7 @@
           <w:szCs w:val="24"/>
           <w:cs/>
         </w:rPr>
+        <w:lastRenderedPageBreak/>
         <w:t>បញ្ចីពាក្យសរសេរកាត់</w:t>
       </w:r>
     </w:p>
@@ -6654,7 +6598,7 @@
           <w:sz w:val="24"/>
           <w:szCs w:val="24"/>
         </w:rPr>
-        <w:t>: Structured Query Language.</w:t>
+        <w:t>: Structured Query Language</w:t>
       </w:r>
     </w:p>
     <w:p>
@@ -6669,19 +6613,6 @@
           <w:szCs w:val="24"/>
         </w:rPr>
       </w:pPr>
-    </w:p>
-    <w:p>
-      <w:pPr>
-        <w:tabs>
-          <w:tab w:val="left" w:pos="3600"/>
-        </w:tabs>
-        <w:jc w:val="center"/>
-        <w:rPr>
-          <w:rFonts w:ascii="Khmer OS Muol" w:hAnsi="Khmer OS Muol" w:cs="Khmer OS Muol"/>
-          <w:sz w:val="24"/>
-          <w:szCs w:val="24"/>
-        </w:rPr>
-      </w:pPr>
       <w:r>
         <w:rPr>
           <w:rFonts w:ascii="Khmer OS Muol" w:hAnsi="Khmer OS Muol" w:cs="Khmer OS Muol" w:hint="cs"/>
@@ -6689,6 +6620,7 @@
           <w:szCs w:val="24"/>
           <w:cs/>
         </w:rPr>
+        <w:lastRenderedPageBreak/>
         <w:t>ជំពូក ១</w:t>
       </w:r>
     </w:p>
@@ -7302,6 +7234,7 @@
           <w:szCs w:val="24"/>
           <w:cs/>
         </w:rPr>
+        <w:lastRenderedPageBreak/>
         <w:t>១.៣ សម្មតិកម្ម</w:t>
       </w:r>
     </w:p>
@@ -8694,39 +8627,217 @@
           <w:tab w:val="left" w:pos="720"/>
           <w:tab w:val="left" w:pos="3600"/>
         </w:tabs>
-        <w:jc w:val="both"/>
-        <w:rPr>
-          <w:rFonts w:ascii="Khmer OS Battambang" w:hAnsi="Khmer OS Battambang" w:cs="Khmer OS Battambang"/>
-          <w:sz w:val="24"/>
-          <w:szCs w:val="24"/>
-        </w:rPr>
-      </w:pPr>
-      <w:r>
-        <w:rPr>
-          <w:rFonts w:ascii="Khmer OS Battambang" w:hAnsi="Khmer OS Battambang" w:cs="Khmer OS Battambang"/>
-          <w:sz w:val="24"/>
-          <w:szCs w:val="24"/>
-          <w:cs/>
+        <w:jc w:val="thaiDistribute"/>
+        <w:rPr>
+          <w:rFonts w:ascii="Century" w:hAnsi="Century" w:cs="Khmer OS Bokor"/>
+          <w:sz w:val="24"/>
+          <w:szCs w:val="24"/>
+          <w:lang w:val="en-GB"/>
+        </w:rPr>
+      </w:pPr>
+      <w:r>
+        <w:rPr>
+          <w:rFonts w:ascii="Khmer OS Battambang" w:hAnsi="Khmer OS Battambang" w:cs="Khmer OS Battambang"/>
+          <w:sz w:val="24"/>
+          <w:szCs w:val="24"/>
         </w:rPr>
         <w:tab/>
       </w:r>
       <w:r>
         <w:rPr>
-          <w:rFonts w:ascii="Khmer OS Battambang" w:hAnsi="Khmer OS Battambang" w:cs="Khmer OS Battambang"/>
-          <w:sz w:val="24"/>
-          <w:szCs w:val="24"/>
-          <w:cs/>
+          <w:rFonts w:ascii="Khmer OS Bokor" w:hAnsi="Khmer OS Bokor" w:cs="Khmer OS Bokor"/>
+          <w:sz w:val="24"/>
+          <w:szCs w:val="24"/>
+          <w:cs/>
+        </w:rPr>
+        <w:t xml:space="preserve">១.៦.១ </w:t>
+      </w:r>
+      <w:r>
+        <w:rPr>
+          <w:rFonts w:ascii="Century" w:hAnsi="Century" w:cs="Khmer OS Bokor"/>
+          <w:sz w:val="24"/>
+          <w:szCs w:val="24"/>
+          <w:lang w:val="en-GB"/>
+        </w:rPr>
+        <w:t>Admin</w:t>
+      </w:r>
+    </w:p>
+    <w:p>
+      <w:pPr>
+        <w:tabs>
+          <w:tab w:val="left" w:pos="540"/>
+          <w:tab w:val="left" w:pos="720"/>
+          <w:tab w:val="left" w:pos="3600"/>
+        </w:tabs>
+        <w:jc w:val="thaiDistribute"/>
+        <w:rPr>
+          <w:rFonts w:ascii="Khmer OS Battambang" w:hAnsi="Khmer OS Battambang" w:cs="Khmer OS Battambang"/>
+          <w:sz w:val="24"/>
+          <w:szCs w:val="24"/>
+          <w:lang w:val="en-GB"/>
+        </w:rPr>
+      </w:pPr>
+      <w:r>
+        <w:rPr>
+          <w:rFonts w:ascii="Century" w:hAnsi="Century" w:cs="Khmer OS Bokor"/>
+          <w:sz w:val="24"/>
+          <w:szCs w:val="24"/>
+          <w:lang w:val="en-GB"/>
         </w:rPr>
         <w:tab/>
       </w:r>
       <w:r>
         <w:rPr>
-          <w:rFonts w:ascii="Khmer OS Battambang" w:hAnsi="Khmer OS Battambang" w:cs="Khmer OS Battambang"/>
-          <w:sz w:val="24"/>
-          <w:szCs w:val="24"/>
-          <w:cs/>
-        </w:rPr>
-        <w:t>ការស្រាវជ្រាវនេះមានដែនកំណត់ដូចខាងក្រោម៖</w:t>
+          <w:rFonts w:ascii="Century" w:hAnsi="Century" w:cs="Khmer OS Bokor"/>
+          <w:sz w:val="24"/>
+          <w:szCs w:val="24"/>
+          <w:cs/>
+          <w:lang w:val="en-GB"/>
+        </w:rPr>
+        <w:tab/>
+      </w:r>
+      <w:r>
+        <w:rPr>
+          <w:rFonts w:ascii="Khmer OS Battambang" w:hAnsi="Khmer OS Battambang" w:cs="Khmer OS Battambang"/>
+          <w:sz w:val="24"/>
+          <w:szCs w:val="24"/>
+        </w:rPr>
+        <w:t xml:space="preserve">Admin </w:t>
+      </w:r>
+      <w:r>
+        <w:rPr>
+          <w:rFonts w:ascii="Khmer OS Battambang" w:hAnsi="Khmer OS Battambang" w:cs="Khmer OS Battambang"/>
+          <w:sz w:val="24"/>
+          <w:szCs w:val="24"/>
+          <w:cs/>
+          <w:lang w:val="en-GB"/>
+        </w:rPr>
+        <w:t>ជាអ្នកគ្រប់គ្រងប្រព័ន្ធទាំងមូលក្នុង</w:t>
+      </w:r>
+      <w:r>
+        <w:rPr>
+          <w:rFonts w:ascii="Khmer OS Battambang" w:hAnsi="Khmer OS Battambang" w:cs="Khmer OS Battambang"/>
+          <w:sz w:val="24"/>
+          <w:szCs w:val="24"/>
+        </w:rPr>
+        <w:t xml:space="preserve"> </w:t>
+      </w:r>
+      <w:proofErr w:type="spellStart"/>
+      <w:r>
+        <w:rPr>
+          <w:rFonts w:ascii="Khmer OS Battambang" w:hAnsi="Khmer OS Battambang" w:cs="Khmer OS Battambang"/>
+          <w:b/>
+          <w:bCs/>
+          <w:sz w:val="24"/>
+          <w:szCs w:val="24"/>
+        </w:rPr>
+        <w:t>EduSportPro</w:t>
+      </w:r>
+      <w:proofErr w:type="spellEnd"/>
+      <w:r>
+        <w:rPr>
+          <w:rFonts w:ascii="Khmer OS Battambang" w:hAnsi="Khmer OS Battambang" w:cs="Khmer OS Battambang"/>
+          <w:sz w:val="24"/>
+          <w:szCs w:val="24"/>
+        </w:rPr>
+        <w:t xml:space="preserve"> </w:t>
+      </w:r>
+      <w:r>
+        <w:rPr>
+          <w:rFonts w:ascii="Khmer OS Battambang" w:hAnsi="Khmer OS Battambang" w:cs="Khmer OS Battambang"/>
+          <w:sz w:val="24"/>
+          <w:szCs w:val="24"/>
+          <w:cs/>
+          <w:lang w:val="en-GB"/>
+        </w:rPr>
+        <w:t xml:space="preserve">ដែលមានសិទ្ធិគ្រប់គ្រងព័ត៌មាន និងរៀបចំប្រព័ន្ធសម្រាប់ការគ្រប់គ្រងកីឡាបាល់ទាត់។ មុខងារសំខាន់ៗរបស់ </w:t>
+      </w:r>
+      <w:r>
+        <w:rPr>
+          <w:rFonts w:ascii="Khmer OS Battambang" w:hAnsi="Khmer OS Battambang" w:cs="Khmer OS Battambang"/>
+          <w:sz w:val="24"/>
+          <w:szCs w:val="24"/>
+        </w:rPr>
+        <w:t xml:space="preserve">Admin </w:t>
+      </w:r>
+      <w:r>
+        <w:rPr>
+          <w:rFonts w:ascii="Khmer OS Battambang" w:hAnsi="Khmer OS Battambang" w:cs="Khmer OS Battambang"/>
+          <w:sz w:val="24"/>
+          <w:szCs w:val="24"/>
+          <w:cs/>
+          <w:lang w:val="en-GB"/>
+        </w:rPr>
+        <w:t>មានដូចខាងក្រោម៖</w:t>
+      </w:r>
+    </w:p>
+    <w:p>
+      <w:pPr>
+        <w:tabs>
+          <w:tab w:val="left" w:pos="540"/>
+          <w:tab w:val="left" w:pos="720"/>
+          <w:tab w:val="left" w:pos="3600"/>
+        </w:tabs>
+        <w:jc w:val="thaiDistribute"/>
+        <w:rPr>
+          <w:rFonts w:ascii="Century" w:hAnsi="Century" w:cs="Khmer OS"/>
+          <w:b/>
+          <w:bCs/>
+          <w:sz w:val="24"/>
+          <w:szCs w:val="24"/>
+        </w:rPr>
+      </w:pPr>
+      <w:r>
+        <w:rPr>
+          <w:rFonts w:ascii="Khmer OS Battambang" w:hAnsi="Khmer OS Battambang" w:cs="Khmer OS Battambang"/>
+          <w:sz w:val="24"/>
+          <w:szCs w:val="24"/>
+          <w:lang w:val="en-GB"/>
+        </w:rPr>
+        <w:tab/>
+      </w:r>
+      <w:r>
+        <w:rPr>
+          <w:rFonts w:ascii="Khmer OS" w:hAnsi="Khmer OS" w:cs="Khmer OS" w:hint="cs"/>
+          <w:b/>
+          <w:bCs/>
+          <w:sz w:val="24"/>
+          <w:szCs w:val="24"/>
+          <w:cs/>
+        </w:rPr>
+        <w:t xml:space="preserve">ក. </w:t>
+      </w:r>
+      <w:r>
+        <w:rPr>
+          <w:rFonts w:ascii="Khmer OS" w:hAnsi="Khmer OS" w:cs="Khmer OS"/>
+          <w:b/>
+          <w:bCs/>
+          <w:sz w:val="24"/>
+          <w:szCs w:val="24"/>
+          <w:cs/>
+        </w:rPr>
+        <w:t xml:space="preserve">ការគ្រប់គ្រងអ្នកប្រើប្រាស់ </w:t>
+      </w:r>
+      <w:r>
+        <w:rPr>
+          <w:rFonts w:ascii="Century" w:hAnsi="Century" w:cs="Khmer OS"/>
+          <w:b/>
+          <w:bCs/>
+          <w:sz w:val="24"/>
+          <w:szCs w:val="24"/>
+          <w:cs/>
+        </w:rPr>
+        <w:t>(</w:t>
+      </w:r>
+      <w:r>
+        <w:rPr>
+          <w:rFonts w:ascii="Century" w:hAnsi="Century" w:cs="Khmer OS"/>
+          <w:b/>
+          <w:bCs/>
+          <w:sz w:val="24"/>
+          <w:szCs w:val="24"/>
+        </w:rPr>
+        <w:t>User Management)</w:t>
       </w:r>
     </w:p>
     <w:p>
@@ -8734,7 +8845,7 @@
         <w:pStyle w:val="ListParagraph"/>
         <w:numPr>
           <w:ilvl w:val="0"/>
-          <w:numId w:val="22"/>
+          <w:numId w:val="24"/>
         </w:numPr>
         <w:tabs>
           <w:tab w:val="left" w:pos="540"/>
@@ -8744,55 +8855,16 @@
         <w:jc w:val="thaiDistribute"/>
         <w:rPr>
           <w:rFonts w:ascii="Khmer OS Battambang" w:hAnsi="Khmer OS Battambang" w:cs="Khmer OS Battambang"/>
-          <w:sz w:val="24"/>
-          <w:szCs w:val="24"/>
-        </w:rPr>
-      </w:pPr>
-      <w:r>
-        <w:rPr>
-          <w:rFonts w:ascii="Khmer OS Battambang" w:hAnsi="Khmer OS Battambang" w:cs="Khmer OS Battambang"/>
-          <w:sz w:val="24"/>
-          <w:szCs w:val="24"/>
-          <w:cs/>
-        </w:rPr>
-        <w:t>ផ្តោតលើការរចនា និងអភិវឌ្ឍប្រព័ន្ធ</w:t>
-      </w:r>
-      <w:r>
-        <w:rPr>
-          <w:rFonts w:ascii="Khmer OS Battambang" w:hAnsi="Khmer OS Battambang" w:cs="Khmer OS Battambang"/>
-          <w:sz w:val="24"/>
-          <w:szCs w:val="24"/>
-        </w:rPr>
-        <w:t xml:space="preserve"> </w:t>
-      </w:r>
-      <w:proofErr w:type="spellStart"/>
-      <w:r>
-        <w:rPr>
-          <w:rFonts w:ascii="Century" w:hAnsi="Century" w:cs="Khmer OS Battambang"/>
-          <w:b/>
-          <w:bCs/>
-          <w:sz w:val="24"/>
-          <w:szCs w:val="24"/>
-        </w:rPr>
-        <w:t>EduSportPro</w:t>
-      </w:r>
-      <w:proofErr w:type="spellEnd"/>
-      <w:r>
-        <w:rPr>
-          <w:rFonts w:ascii="Khmer OS Battambang" w:hAnsi="Khmer OS Battambang" w:cs="Khmer OS Battambang"/>
-          <w:sz w:val="24"/>
-          <w:szCs w:val="24"/>
-        </w:rPr>
-        <w:t xml:space="preserve"> </w:t>
-      </w:r>
-      <w:r>
-        <w:rPr>
-          <w:rFonts w:ascii="Khmer OS Battambang" w:hAnsi="Khmer OS Battambang" w:cs="Khmer OS Battambang"/>
-          <w:sz w:val="24"/>
-          <w:szCs w:val="24"/>
-          <w:cs/>
-        </w:rPr>
-        <w:t>សម្រាប់គ្រប់គ្រងផ្នែកកីឡាបាល់ទាត់ នៅក្នុងអង្គការមូលនិធិក្តីសង្ឃឹមនៃកុមារកម្ពុជា។</w:t>
+          <w:szCs w:val="24"/>
+        </w:rPr>
+      </w:pPr>
+      <w:r>
+        <w:rPr>
+          <w:rFonts w:ascii="Khmer OS Battambang" w:hAnsi="Khmer OS Battambang" w:cs="Khmer OS Battambang"/>
+          <w:szCs w:val="24"/>
+          <w:cs/>
+        </w:rPr>
+        <w:t>បង្កើត និងគ្រប់គ្រងគណនីអ្នកប្រើប្រាស់ក្នុងប្រព័ន្ធ។</w:t>
       </w:r>
     </w:p>
     <w:p>
@@ -8800,7 +8872,7 @@
         <w:pStyle w:val="ListParagraph"/>
         <w:numPr>
           <w:ilvl w:val="0"/>
-          <w:numId w:val="22"/>
+          <w:numId w:val="24"/>
         </w:numPr>
         <w:tabs>
           <w:tab w:val="left" w:pos="540"/>
@@ -8821,7 +8893,24 @@
           <w:szCs w:val="24"/>
           <w:cs/>
         </w:rPr>
-        <w:t>ប្រព័ន្ធផ្តោតលើការគ្រប់គ្រងព័ត៌មានសំខាន់ៗ ដូចជា កីឡាករ គ្រូបង្វឹក ក្រុម កាលវិភាគហ្វឹកហាត់ ការប្រកួត និងវត្តមាន។</w:t>
+        <w:t>កំណត់សិទ្ធិការចូលប្រើតាម</w:t>
+      </w:r>
+      <w:r>
+        <w:rPr>
+          <w:rFonts w:ascii="Khmer OS Battambang" w:hAnsi="Khmer OS Battambang" w:cs="Khmer OS Battambang"/>
+          <w:sz w:val="24"/>
+          <w:szCs w:val="24"/>
+        </w:rPr>
+        <w:t xml:space="preserve"> Role-Based Access Control (RBAC)</w:t>
+      </w:r>
+      <w:r>
+        <w:rPr>
+          <w:rFonts w:ascii="Khmer OS Battambang" w:hAnsi="Khmer OS Battambang" w:cs="Khmer OS Battambang"/>
+          <w:sz w:val="24"/>
+          <w:szCs w:val="24"/>
+          <w:cs/>
+        </w:rPr>
+        <w:t>។</w:t>
       </w:r>
     </w:p>
     <w:p>
@@ -8829,7 +8918,7 @@
         <w:pStyle w:val="ListParagraph"/>
         <w:numPr>
           <w:ilvl w:val="0"/>
-          <w:numId w:val="22"/>
+          <w:numId w:val="24"/>
         </w:numPr>
         <w:tabs>
           <w:tab w:val="left" w:pos="540"/>
@@ -8850,70 +8939,93 @@
           <w:szCs w:val="24"/>
           <w:cs/>
         </w:rPr>
-        <w:t>ប្រព័ន្ធត្រូវបានរចនាឡើងសម្រាប់អ្នកប្រើប្រាស់សំខាន់ៗ</w:t>
-      </w:r>
-      <w:r>
-        <w:rPr>
-          <w:rFonts w:ascii="Khmer OS Battambang" w:hAnsi="Khmer OS Battambang" w:cs="Khmer OS Battambang"/>
-          <w:sz w:val="24"/>
-          <w:szCs w:val="24"/>
-        </w:rPr>
-        <w:t xml:space="preserve"> </w:t>
-      </w:r>
-      <w:r>
-        <w:rPr>
-          <w:rFonts w:ascii="Century" w:hAnsi="Century" w:cs="Khmer OS Battambang"/>
-          <w:sz w:val="24"/>
-          <w:szCs w:val="24"/>
-        </w:rPr>
-        <w:t>Admin</w:t>
-      </w:r>
-      <w:r>
-        <w:rPr>
-          <w:rFonts w:ascii="Century" w:hAnsi="Century" w:cs="Khmer OS Battambang"/>
+        <w:t xml:space="preserve">គ្រប់គ្រងព័ត៌មានរបស់ </w:t>
+      </w:r>
+      <w:r>
+        <w:rPr>
+          <w:rFonts w:ascii="Khmer OS Battambang" w:hAnsi="Khmer OS Battambang" w:cs="Khmer OS Battambang"/>
+          <w:sz w:val="24"/>
+          <w:szCs w:val="24"/>
+        </w:rPr>
+        <w:t xml:space="preserve">Coach </w:t>
+      </w:r>
+      <w:r>
+        <w:rPr>
+          <w:rFonts w:ascii="Khmer OS Battambang" w:hAnsi="Khmer OS Battambang" w:cs="Khmer OS Battambang"/>
+          <w:sz w:val="24"/>
+          <w:szCs w:val="24"/>
+          <w:cs/>
+        </w:rPr>
+        <w:t>និងអ្នកប្រើប្រាស់ផ្សេងៗក្នុងប្រព័ន្ធ។</w:t>
+      </w:r>
+    </w:p>
+    <w:p>
+      <w:pPr>
+        <w:tabs>
+          <w:tab w:val="left" w:pos="540"/>
+          <w:tab w:val="left" w:pos="720"/>
+          <w:tab w:val="left" w:pos="3600"/>
+        </w:tabs>
+        <w:jc w:val="thaiDistribute"/>
+        <w:rPr>
+          <w:rFonts w:ascii="Century" w:hAnsi="Century" w:cs="Khmer OS"/>
           <w:b/>
           <w:bCs/>
           <w:sz w:val="24"/>
           <w:szCs w:val="24"/>
         </w:rPr>
-        <w:t xml:space="preserve"> </w:t>
-      </w:r>
-      <w:r>
-        <w:rPr>
-          <w:rFonts w:ascii="Khmer OS Battambang" w:hAnsi="Khmer OS Battambang" w:cs="Khmer OS Battambang"/>
-          <w:sz w:val="24"/>
-          <w:szCs w:val="24"/>
-          <w:cs/>
-        </w:rPr>
-        <w:t>និង</w:t>
-      </w:r>
-      <w:r>
-        <w:rPr>
-          <w:rFonts w:ascii="Khmer OS Battambang" w:hAnsi="Khmer OS Battambang" w:cs="Khmer OS Battambang"/>
+      </w:pPr>
+      <w:r>
+        <w:rPr>
+          <w:rFonts w:ascii="Khmer OS Battambang" w:hAnsi="Khmer OS Battambang" w:cs="Khmer OS Battambang"/>
+          <w:sz w:val="24"/>
+          <w:szCs w:val="24"/>
+          <w:cs/>
+        </w:rPr>
+        <w:tab/>
+      </w:r>
+      <w:r>
+        <w:rPr>
+          <w:rFonts w:ascii="Khmer OS" w:hAnsi="Khmer OS" w:cs="Khmer OS"/>
           <w:b/>
           <w:bCs/>
           <w:sz w:val="24"/>
           <w:szCs w:val="24"/>
           <w:cs/>
         </w:rPr>
-        <w:t xml:space="preserve"> </w:t>
-      </w:r>
-      <w:r>
-        <w:rPr>
-          <w:rFonts w:ascii="Century" w:hAnsi="Century" w:cs="Khmer OS Battambang"/>
-          <w:sz w:val="24"/>
-          <w:szCs w:val="24"/>
-        </w:rPr>
-        <w:t>Coach</w:t>
-      </w:r>
-      <w:r>
-        <w:rPr>
-          <w:rFonts w:ascii="Khmer OS Battambang" w:hAnsi="Khmer OS Battambang" w:cs="Khmer OS Battambang"/>
-          <w:sz w:val="24"/>
-          <w:szCs w:val="24"/>
-          <w:cs/>
-        </w:rPr>
-        <w:t>។</w:t>
+        <w:t xml:space="preserve">ខ. </w:t>
+      </w:r>
+      <w:r>
+        <w:rPr>
+          <w:rFonts w:ascii="Khmer OS" w:hAnsi="Khmer OS" w:cs="Khmer OS"/>
+          <w:b/>
+          <w:bCs/>
+          <w:sz w:val="24"/>
+          <w:szCs w:val="24"/>
+          <w:cs/>
+        </w:rPr>
+        <w:t xml:space="preserve">ការគ្រប់គ្រងក្រុម និងកីឡាករ </w:t>
+      </w:r>
+      <w:r>
+        <w:rPr>
+          <w:rFonts w:ascii="Century" w:hAnsi="Century" w:cs="Khmer OS"/>
+          <w:b/>
+          <w:bCs/>
+          <w:sz w:val="24"/>
+          <w:szCs w:val="24"/>
+          <w:cs/>
+        </w:rPr>
+        <w:t>(</w:t>
+      </w:r>
+      <w:r>
+        <w:rPr>
+          <w:rFonts w:ascii="Century" w:hAnsi="Century" w:cs="Khmer OS"/>
+          <w:b/>
+          <w:bCs/>
+          <w:sz w:val="24"/>
+          <w:szCs w:val="24"/>
+        </w:rPr>
+        <w:t>Team and Player Management)</w:t>
       </w:r>
     </w:p>
     <w:p>
@@ -8921,7 +9033,7 @@
         <w:pStyle w:val="ListParagraph"/>
         <w:numPr>
           <w:ilvl w:val="0"/>
-          <w:numId w:val="22"/>
+          <w:numId w:val="24"/>
         </w:numPr>
         <w:tabs>
           <w:tab w:val="left" w:pos="540"/>
@@ -8931,43 +9043,16 @@
         <w:jc w:val="thaiDistribute"/>
         <w:rPr>
           <w:rFonts w:ascii="Khmer OS Battambang" w:hAnsi="Khmer OS Battambang" w:cs="Khmer OS Battambang"/>
-          <w:sz w:val="24"/>
-          <w:szCs w:val="24"/>
-        </w:rPr>
-      </w:pPr>
-      <w:r>
-        <w:rPr>
-          <w:rFonts w:ascii="Khmer OS Battambang" w:hAnsi="Khmer OS Battambang" w:cs="Khmer OS Battambang"/>
-          <w:sz w:val="24"/>
-          <w:szCs w:val="24"/>
-          <w:cs/>
-        </w:rPr>
-        <w:t>ប្រព័ន្ធត្រូវបានអភិវឌ្ឍជាចម្បងជា</w:t>
-      </w:r>
-      <w:r>
-        <w:rPr>
-          <w:rFonts w:ascii="Khmer OS Battambang" w:hAnsi="Khmer OS Battambang" w:cs="Khmer OS Battambang"/>
-          <w:sz w:val="24"/>
-          <w:szCs w:val="24"/>
-        </w:rPr>
-        <w:t xml:space="preserve"> </w:t>
-      </w:r>
-      <w:r>
-        <w:rPr>
-          <w:rFonts w:ascii="Century" w:hAnsi="Century" w:cs="Khmer OS Battambang"/>
-          <w:sz w:val="24"/>
-          <w:szCs w:val="24"/>
-        </w:rPr>
-        <w:t>Web Application</w:t>
-      </w:r>
-      <w:r>
-        <w:rPr>
-          <w:rFonts w:ascii="Khmer OS Battambang" w:hAnsi="Khmer OS Battambang" w:cs="Khmer OS Battambang"/>
-          <w:sz w:val="24"/>
-          <w:szCs w:val="24"/>
-          <w:cs/>
-        </w:rPr>
-        <w:t>។</w:t>
+          <w:szCs w:val="24"/>
+        </w:rPr>
+      </w:pPr>
+      <w:r>
+        <w:rPr>
+          <w:rFonts w:ascii="Khmer OS Battambang" w:hAnsi="Khmer OS Battambang" w:cs="Khmer OS Battambang"/>
+          <w:szCs w:val="24"/>
+          <w:cs/>
+        </w:rPr>
+        <w:t>បង្កើត និងកែប្រែព័ត៌មានអំពីក្រុមកីឡា។</w:t>
       </w:r>
     </w:p>
     <w:p>
@@ -8975,7 +9060,7 @@
         <w:pStyle w:val="ListParagraph"/>
         <w:numPr>
           <w:ilvl w:val="0"/>
-          <w:numId w:val="22"/>
+          <w:numId w:val="24"/>
         </w:numPr>
         <w:tabs>
           <w:tab w:val="left" w:pos="540"/>
@@ -8996,25 +9081,8 @@
           <w:szCs w:val="24"/>
           <w:cs/>
         </w:rPr>
-        <w:t>ផ្តោតលើមុខងារសំខាន់ៗសម្រាប់ការគ្រប់គ្រងកីឡាបាល់ទាត់</w:t>
-      </w:r>
-      <w:r>
-        <w:rPr>
-          <w:rFonts w:ascii="Khmer OS Battambang" w:hAnsi="Khmer OS Battambang" w:cs="Khmer OS Battambang" w:hint="cs"/>
-          <w:sz w:val="24"/>
-          <w:szCs w:val="24"/>
-          <w:cs/>
-        </w:rPr>
-        <w:t>តែ</w:t>
-      </w:r>
-      <w:r>
-        <w:rPr>
-          <w:rFonts w:ascii="Khmer OS Battambang" w:hAnsi="Khmer OS Battambang" w:cs="Khmer OS Battambang"/>
-          <w:sz w:val="24"/>
-          <w:szCs w:val="24"/>
-          <w:cs/>
-        </w:rPr>
-        <w:t>ប៉ុណ្ណោះ។</w:t>
+        <w:lastRenderedPageBreak/>
+        <w:t>បញ្ចូល និងគ្រប់គ្រងព័ត៌មានកីឡាករ។</w:t>
       </w:r>
     </w:p>
     <w:p>
@@ -9022,7 +9090,7 @@
         <w:pStyle w:val="ListParagraph"/>
         <w:numPr>
           <w:ilvl w:val="0"/>
-          <w:numId w:val="22"/>
+          <w:numId w:val="24"/>
         </w:numPr>
         <w:tabs>
           <w:tab w:val="left" w:pos="540"/>
@@ -9043,11 +9111,61 @@
           <w:szCs w:val="24"/>
           <w:cs/>
         </w:rPr>
-        <w:t xml:space="preserve">ការវិភាគទិន្នន័យកីឡាជាលម្អិត </w:t>
-      </w:r>
-      <w:r>
-        <w:rPr>
-          <w:rFonts w:ascii="Century" w:hAnsi="Century" w:cs="Khmer OS Battambang"/>
+        <w:t>រៀបចំកីឡាករឱ្យស្ថិតក្នុងក្រុមនីមួយៗ។</w:t>
+      </w:r>
+    </w:p>
+    <w:p>
+      <w:pPr>
+        <w:tabs>
+          <w:tab w:val="left" w:pos="540"/>
+          <w:tab w:val="left" w:pos="720"/>
+          <w:tab w:val="left" w:pos="3600"/>
+        </w:tabs>
+        <w:jc w:val="thaiDistribute"/>
+        <w:rPr>
+          <w:rFonts w:ascii="Century" w:hAnsi="Century" w:cs="Khmer OS"/>
+          <w:b/>
+          <w:bCs/>
+          <w:sz w:val="24"/>
+          <w:szCs w:val="24"/>
+        </w:rPr>
+      </w:pPr>
+      <w:r>
+        <w:rPr>
+          <w:rFonts w:ascii="Khmer OS Battambang" w:hAnsi="Khmer OS Battambang" w:cs="Khmer OS Battambang"/>
+          <w:sz w:val="24"/>
+          <w:szCs w:val="24"/>
+          <w:cs/>
+        </w:rPr>
+        <w:tab/>
+      </w:r>
+      <w:r>
+        <w:rPr>
+          <w:rFonts w:ascii="Khmer OS" w:hAnsi="Khmer OS" w:cs="Khmer OS"/>
+          <w:b/>
+          <w:bCs/>
+          <w:sz w:val="24"/>
+          <w:szCs w:val="24"/>
+          <w:cs/>
+        </w:rPr>
+        <w:t xml:space="preserve">គ. </w:t>
+      </w:r>
+      <w:r>
+        <w:rPr>
+          <w:rFonts w:ascii="Khmer OS" w:hAnsi="Khmer OS" w:cs="Khmer OS"/>
+          <w:b/>
+          <w:bCs/>
+          <w:sz w:val="24"/>
+          <w:szCs w:val="24"/>
+          <w:cs/>
+        </w:rPr>
+        <w:t xml:space="preserve">ការគ្រប់គ្រងការប្រកួត </w:t>
+      </w:r>
+      <w:r>
+        <w:rPr>
+          <w:rFonts w:ascii="Century" w:hAnsi="Century" w:cs="Khmer OS"/>
+          <w:b/>
+          <w:bCs/>
           <w:sz w:val="24"/>
           <w:szCs w:val="24"/>
           <w:cs/>
@@ -9056,20 +9174,13 @@
       </w:r>
       <w:r>
         <w:rPr>
-          <w:rFonts w:ascii="Century" w:hAnsi="Century" w:cs="Khmer OS Battambang"/>
-          <w:sz w:val="24"/>
-          <w:szCs w:val="24"/>
-        </w:rPr>
-        <w:t>Advanced Analytics)</w:t>
-      </w:r>
-      <w:r>
-        <w:rPr>
-          <w:rFonts w:ascii="Khmer OS Battambang" w:hAnsi="Khmer OS Battambang" w:cs="Khmer OS Battambang"/>
-          <w:sz w:val="24"/>
-          <w:szCs w:val="24"/>
-          <w:cs/>
-        </w:rPr>
-        <w:t>។</w:t>
+          <w:rFonts w:ascii="Century" w:hAnsi="Century" w:cs="Khmer OS"/>
+          <w:b/>
+          <w:bCs/>
+          <w:sz w:val="24"/>
+          <w:szCs w:val="24"/>
+        </w:rPr>
+        <w:t>Match Management)</w:t>
       </w:r>
     </w:p>
     <w:p>
@@ -9077,7 +9188,7 @@
         <w:pStyle w:val="ListParagraph"/>
         <w:numPr>
           <w:ilvl w:val="0"/>
-          <w:numId w:val="22"/>
+          <w:numId w:val="24"/>
         </w:numPr>
         <w:tabs>
           <w:tab w:val="left" w:pos="540"/>
@@ -9087,43 +9198,16 @@
         <w:jc w:val="thaiDistribute"/>
         <w:rPr>
           <w:rFonts w:ascii="Khmer OS Battambang" w:hAnsi="Khmer OS Battambang" w:cs="Khmer OS Battambang"/>
-          <w:sz w:val="24"/>
-          <w:szCs w:val="24"/>
-        </w:rPr>
-      </w:pPr>
-      <w:r>
-        <w:rPr>
-          <w:rFonts w:ascii="Khmer OS Battambang" w:hAnsi="Khmer OS Battambang" w:cs="Khmer OS Battambang"/>
-          <w:sz w:val="24"/>
-          <w:szCs w:val="24"/>
-          <w:cs/>
-        </w:rPr>
-        <w:t>ការបង្កើតកម្មវិធីសម្រាប់</w:t>
-      </w:r>
-      <w:r>
-        <w:rPr>
-          <w:rFonts w:ascii="Khmer OS Battambang" w:hAnsi="Khmer OS Battambang" w:cs="Khmer OS Battambang"/>
-          <w:sz w:val="24"/>
-          <w:szCs w:val="24"/>
-        </w:rPr>
-        <w:t xml:space="preserve"> </w:t>
-      </w:r>
-      <w:r>
-        <w:rPr>
-          <w:rFonts w:ascii="Century" w:hAnsi="Century" w:cs="Khmer OS Battambang"/>
-          <w:sz w:val="24"/>
-          <w:szCs w:val="24"/>
-        </w:rPr>
-        <w:t>Mobile Application</w:t>
-      </w:r>
-      <w:r>
-        <w:rPr>
-          <w:rFonts w:ascii="Khmer OS Battambang" w:hAnsi="Khmer OS Battambang" w:cs="Khmer OS Battambang"/>
-          <w:sz w:val="24"/>
-          <w:szCs w:val="24"/>
-          <w:cs/>
-        </w:rPr>
-        <w:t>។</w:t>
+          <w:szCs w:val="24"/>
+        </w:rPr>
+      </w:pPr>
+      <w:r>
+        <w:rPr>
+          <w:rFonts w:ascii="Khmer OS Battambang" w:hAnsi="Khmer OS Battambang" w:cs="Khmer OS Battambang"/>
+          <w:szCs w:val="24"/>
+          <w:cs/>
+        </w:rPr>
+        <w:t>បង្កើត និងគ្រប់គ្រងព័ត៌មានអំពីការប្រកួត។</w:t>
       </w:r>
     </w:p>
     <w:p>
@@ -9131,7 +9215,7 @@
         <w:pStyle w:val="ListParagraph"/>
         <w:numPr>
           <w:ilvl w:val="0"/>
-          <w:numId w:val="22"/>
+          <w:numId w:val="24"/>
         </w:numPr>
         <w:tabs>
           <w:tab w:val="left" w:pos="540"/>
@@ -9152,7 +9236,7 @@
           <w:szCs w:val="24"/>
           <w:cs/>
         </w:rPr>
-        <w:t>ការស្រាវជ្រាវត្រូវបានអនុវត្តក្នុងរយៈពេលកំណត់ដោយសាកលវិទ្យាល័យ។</w:t>
+        <w:t>កំណត់កាលវិភាគនៃការប្រកួត។</w:t>
       </w:r>
     </w:p>
     <w:p>
@@ -9160,7 +9244,7 @@
         <w:pStyle w:val="ListParagraph"/>
         <w:numPr>
           <w:ilvl w:val="0"/>
-          <w:numId w:val="22"/>
+          <w:numId w:val="24"/>
         </w:numPr>
         <w:tabs>
           <w:tab w:val="left" w:pos="540"/>
@@ -9181,25 +9265,7 @@
           <w:szCs w:val="24"/>
           <w:cs/>
         </w:rPr>
-        <w:lastRenderedPageBreak/>
-        <w:t>ដោយសារហេតុនេះ មុខងារខ្លះៗអាចត្រូវបានពង្រីកបន្ថែមនៅក្នុងការអភិវឌ្ឍនាពេល</w:t>
-      </w:r>
-      <w:r>
-        <w:rPr>
-          <w:rFonts w:ascii="Khmer OS Battambang" w:hAnsi="Khmer OS Battambang" w:cs="Khmer OS Battambang"/>
-          <w:sz w:val="24"/>
-          <w:szCs w:val="24"/>
-        </w:rPr>
-        <w:t xml:space="preserve">  </w:t>
-      </w:r>
-      <w:r>
-        <w:rPr>
-          <w:rFonts w:ascii="Khmer OS Battambang" w:hAnsi="Khmer OS Battambang" w:cs="Khmer OS Battambang"/>
-          <w:sz w:val="24"/>
-          <w:szCs w:val="24"/>
-          <w:cs/>
-        </w:rPr>
-        <w:t>អនាគត។</w:t>
+        <w:t>តាមដានលទ្ធផលនៃការប្រកួត។</w:t>
       </w:r>
     </w:p>
     <w:p>
@@ -9209,6 +9275,1393 @@
           <w:tab w:val="left" w:pos="720"/>
           <w:tab w:val="left" w:pos="3600"/>
         </w:tabs>
+        <w:jc w:val="thaiDistribute"/>
+        <w:rPr>
+          <w:rFonts w:ascii="Century" w:hAnsi="Century" w:cs="Khmer OS"/>
+          <w:b/>
+          <w:bCs/>
+          <w:sz w:val="24"/>
+          <w:szCs w:val="24"/>
+        </w:rPr>
+      </w:pPr>
+      <w:r>
+        <w:rPr>
+          <w:rFonts w:ascii="Khmer OS Battambang" w:hAnsi="Khmer OS Battambang" w:cs="Khmer OS Battambang"/>
+          <w:sz w:val="24"/>
+          <w:szCs w:val="24"/>
+          <w:cs/>
+        </w:rPr>
+        <w:tab/>
+      </w:r>
+      <w:r>
+        <w:rPr>
+          <w:rFonts w:ascii="Khmer OS" w:hAnsi="Khmer OS" w:cs="Khmer OS"/>
+          <w:b/>
+          <w:bCs/>
+          <w:sz w:val="24"/>
+          <w:szCs w:val="24"/>
+          <w:cs/>
+        </w:rPr>
+        <w:t xml:space="preserve">ឃ. </w:t>
+      </w:r>
+      <w:r>
+        <w:rPr>
+          <w:rFonts w:ascii="Khmer OS" w:hAnsi="Khmer OS" w:cs="Khmer OS"/>
+          <w:b/>
+          <w:bCs/>
+          <w:sz w:val="24"/>
+          <w:szCs w:val="24"/>
+          <w:cs/>
+        </w:rPr>
+        <w:t xml:space="preserve">ការគ្រប់គ្រង </w:t>
+      </w:r>
+      <w:r>
+        <w:rPr>
+          <w:rFonts w:ascii="Century" w:hAnsi="Century" w:cs="Khmer OS"/>
+          <w:b/>
+          <w:bCs/>
+          <w:sz w:val="24"/>
+          <w:szCs w:val="24"/>
+        </w:rPr>
+        <w:t>Tournament</w:t>
+      </w:r>
+      <w:r>
+        <w:rPr>
+          <w:rFonts w:ascii="Khmer OS" w:hAnsi="Khmer OS" w:cs="Khmer OS"/>
+          <w:b/>
+          <w:bCs/>
+          <w:sz w:val="24"/>
+          <w:szCs w:val="24"/>
+        </w:rPr>
+        <w:t xml:space="preserve"> </w:t>
+      </w:r>
+      <w:r>
+        <w:rPr>
+          <w:rFonts w:ascii="Khmer OS" w:hAnsi="Khmer OS" w:cs="Khmer OS"/>
+          <w:b/>
+          <w:bCs/>
+          <w:sz w:val="24"/>
+          <w:szCs w:val="24"/>
+          <w:cs/>
+        </w:rPr>
+        <w:t xml:space="preserve">និង </w:t>
+      </w:r>
+      <w:r>
+        <w:rPr>
+          <w:rFonts w:ascii="Century" w:hAnsi="Century" w:cs="Khmer OS"/>
+          <w:b/>
+          <w:bCs/>
+          <w:sz w:val="24"/>
+          <w:szCs w:val="24"/>
+        </w:rPr>
+        <w:t>Division</w:t>
+      </w:r>
+    </w:p>
+    <w:p>
+      <w:pPr>
+        <w:pStyle w:val="ListParagraph"/>
+        <w:numPr>
+          <w:ilvl w:val="0"/>
+          <w:numId w:val="24"/>
+        </w:numPr>
+        <w:tabs>
+          <w:tab w:val="left" w:pos="540"/>
+          <w:tab w:val="left" w:pos="720"/>
+          <w:tab w:val="left" w:pos="3600"/>
+        </w:tabs>
+        <w:jc w:val="thaiDistribute"/>
+        <w:rPr>
+          <w:rFonts w:ascii="Khmer OS Battambang" w:hAnsi="Khmer OS Battambang" w:cs="Khmer OS Battambang"/>
+          <w:sz w:val="24"/>
+          <w:szCs w:val="24"/>
+        </w:rPr>
+      </w:pPr>
+      <w:r>
+        <w:rPr>
+          <w:rFonts w:ascii="Khmer OS Battambang" w:hAnsi="Khmer OS Battambang" w:cs="Khmer OS Battambang"/>
+          <w:sz w:val="24"/>
+          <w:szCs w:val="24"/>
+          <w:cs/>
+        </w:rPr>
+        <w:t>បង្កើត</w:t>
+      </w:r>
+      <w:r>
+        <w:rPr>
+          <w:rFonts w:ascii="Khmer OS Battambang" w:hAnsi="Khmer OS Battambang" w:cs="Khmer OS Battambang"/>
+          <w:sz w:val="24"/>
+          <w:szCs w:val="24"/>
+        </w:rPr>
+        <w:t xml:space="preserve"> Tournament </w:t>
+      </w:r>
+      <w:r>
+        <w:rPr>
+          <w:rFonts w:ascii="Khmer OS Battambang" w:hAnsi="Khmer OS Battambang" w:cs="Khmer OS Battambang"/>
+          <w:sz w:val="24"/>
+          <w:szCs w:val="24"/>
+          <w:cs/>
+        </w:rPr>
+        <w:t>សម្រាប់ការប្រកួត។</w:t>
+      </w:r>
+    </w:p>
+    <w:p>
+      <w:pPr>
+        <w:pStyle w:val="ListParagraph"/>
+        <w:numPr>
+          <w:ilvl w:val="0"/>
+          <w:numId w:val="24"/>
+        </w:numPr>
+        <w:tabs>
+          <w:tab w:val="left" w:pos="540"/>
+          <w:tab w:val="left" w:pos="720"/>
+          <w:tab w:val="left" w:pos="3600"/>
+        </w:tabs>
+        <w:jc w:val="thaiDistribute"/>
+        <w:rPr>
+          <w:rFonts w:ascii="Khmer OS Battambang" w:hAnsi="Khmer OS Battambang" w:cs="Khmer OS Battambang"/>
+          <w:sz w:val="24"/>
+          <w:szCs w:val="24"/>
+        </w:rPr>
+      </w:pPr>
+      <w:r>
+        <w:rPr>
+          <w:rFonts w:ascii="Khmer OS Battambang" w:hAnsi="Khmer OS Battambang" w:cs="Khmer OS Battambang"/>
+          <w:sz w:val="24"/>
+          <w:szCs w:val="24"/>
+          <w:cs/>
+        </w:rPr>
+        <w:t>បែងចែកក្រុមទៅក្នុង</w:t>
+      </w:r>
+      <w:r>
+        <w:rPr>
+          <w:rFonts w:ascii="Khmer OS Battambang" w:hAnsi="Khmer OS Battambang" w:cs="Khmer OS Battambang"/>
+          <w:sz w:val="24"/>
+          <w:szCs w:val="24"/>
+        </w:rPr>
+        <w:t xml:space="preserve"> Division </w:t>
+      </w:r>
+      <w:r>
+        <w:rPr>
+          <w:rFonts w:ascii="Khmer OS Battambang" w:hAnsi="Khmer OS Battambang" w:cs="Khmer OS Battambang"/>
+          <w:sz w:val="24"/>
+          <w:szCs w:val="24"/>
+          <w:cs/>
+        </w:rPr>
+        <w:t xml:space="preserve">ឬ </w:t>
+      </w:r>
+      <w:r>
+        <w:rPr>
+          <w:rFonts w:ascii="Khmer OS Battambang" w:hAnsi="Khmer OS Battambang" w:cs="Khmer OS Battambang"/>
+          <w:sz w:val="24"/>
+          <w:szCs w:val="24"/>
+        </w:rPr>
+        <w:t>Group</w:t>
+      </w:r>
+      <w:r>
+        <w:rPr>
+          <w:rFonts w:ascii="Khmer OS Battambang" w:hAnsi="Khmer OS Battambang" w:cs="Khmer OS Battambang"/>
+          <w:sz w:val="24"/>
+          <w:szCs w:val="24"/>
+          <w:cs/>
+        </w:rPr>
+        <w:t>។</w:t>
+      </w:r>
+    </w:p>
+    <w:p>
+      <w:pPr>
+        <w:pStyle w:val="ListParagraph"/>
+        <w:numPr>
+          <w:ilvl w:val="0"/>
+          <w:numId w:val="24"/>
+        </w:numPr>
+        <w:tabs>
+          <w:tab w:val="left" w:pos="540"/>
+          <w:tab w:val="left" w:pos="720"/>
+          <w:tab w:val="left" w:pos="3600"/>
+        </w:tabs>
+        <w:jc w:val="thaiDistribute"/>
+        <w:rPr>
+          <w:rFonts w:ascii="Khmer OS Battambang" w:hAnsi="Khmer OS Battambang" w:cs="Khmer OS Battambang"/>
+          <w:sz w:val="24"/>
+          <w:szCs w:val="24"/>
+        </w:rPr>
+      </w:pPr>
+      <w:r>
+        <w:rPr>
+          <w:rFonts w:ascii="Khmer OS Battambang" w:hAnsi="Khmer OS Battambang" w:cs="Khmer OS Battambang"/>
+          <w:sz w:val="24"/>
+          <w:szCs w:val="24"/>
+          <w:cs/>
+        </w:rPr>
+        <w:t>រៀបចំរចនាសម្ព័ន្ធការប្រកួតឱ្យមានភាពច្បាស់លាស់។</w:t>
+      </w:r>
+    </w:p>
+    <w:p>
+      <w:pPr>
+        <w:tabs>
+          <w:tab w:val="left" w:pos="540"/>
+          <w:tab w:val="left" w:pos="720"/>
+          <w:tab w:val="left" w:pos="3600"/>
+        </w:tabs>
+        <w:jc w:val="thaiDistribute"/>
+        <w:rPr>
+          <w:rFonts w:ascii="Century" w:hAnsi="Century" w:cs="Khmer OS"/>
+          <w:b/>
+          <w:bCs/>
+          <w:sz w:val="24"/>
+          <w:szCs w:val="24"/>
+        </w:rPr>
+      </w:pPr>
+      <w:r>
+        <w:rPr>
+          <w:rFonts w:ascii="Khmer OS Battambang" w:hAnsi="Khmer OS Battambang" w:cs="Khmer OS Battambang"/>
+          <w:sz w:val="24"/>
+          <w:szCs w:val="24"/>
+        </w:rPr>
+        <w:tab/>
+      </w:r>
+      <w:r>
+        <w:rPr>
+          <w:rFonts w:ascii="Khmer OS" w:hAnsi="Khmer OS" w:cs="Khmer OS"/>
+          <w:b/>
+          <w:bCs/>
+          <w:sz w:val="24"/>
+          <w:szCs w:val="24"/>
+          <w:cs/>
+        </w:rPr>
+        <w:t xml:space="preserve">ង. </w:t>
+      </w:r>
+      <w:r>
+        <w:rPr>
+          <w:rFonts w:ascii="Century" w:hAnsi="Century" w:cs="Khmer OS"/>
+          <w:b/>
+          <w:bCs/>
+          <w:sz w:val="24"/>
+          <w:szCs w:val="24"/>
+        </w:rPr>
+        <w:t>Calendar</w:t>
+      </w:r>
+      <w:r>
+        <w:rPr>
+          <w:rFonts w:ascii="Khmer OS" w:hAnsi="Khmer OS" w:cs="Khmer OS"/>
+          <w:b/>
+          <w:bCs/>
+          <w:sz w:val="24"/>
+          <w:szCs w:val="24"/>
+        </w:rPr>
+        <w:t xml:space="preserve"> </w:t>
+      </w:r>
+      <w:r>
+        <w:rPr>
+          <w:rFonts w:ascii="Khmer OS" w:hAnsi="Khmer OS" w:cs="Khmer OS"/>
+          <w:b/>
+          <w:bCs/>
+          <w:sz w:val="24"/>
+          <w:szCs w:val="24"/>
+          <w:cs/>
+        </w:rPr>
+        <w:t xml:space="preserve">និង </w:t>
+      </w:r>
+      <w:r>
+        <w:rPr>
+          <w:rFonts w:ascii="Century" w:hAnsi="Century" w:cs="Khmer OS"/>
+          <w:b/>
+          <w:bCs/>
+          <w:sz w:val="24"/>
+          <w:szCs w:val="24"/>
+        </w:rPr>
+        <w:t>Notification System</w:t>
+      </w:r>
+    </w:p>
+    <w:p>
+      <w:pPr>
+        <w:pStyle w:val="ListParagraph"/>
+        <w:numPr>
+          <w:ilvl w:val="0"/>
+          <w:numId w:val="24"/>
+        </w:numPr>
+        <w:tabs>
+          <w:tab w:val="left" w:pos="540"/>
+          <w:tab w:val="left" w:pos="720"/>
+          <w:tab w:val="left" w:pos="3600"/>
+        </w:tabs>
+        <w:jc w:val="thaiDistribute"/>
+        <w:rPr>
+          <w:rFonts w:ascii="Khmer OS Battambang" w:hAnsi="Khmer OS Battambang" w:cs="Khmer OS Battambang"/>
+          <w:sz w:val="24"/>
+          <w:szCs w:val="24"/>
+        </w:rPr>
+      </w:pPr>
+      <w:r>
+        <w:rPr>
+          <w:rFonts w:ascii="Khmer OS Battambang" w:hAnsi="Khmer OS Battambang" w:cs="Khmer OS Battambang"/>
+          <w:sz w:val="24"/>
+          <w:szCs w:val="24"/>
+          <w:cs/>
+        </w:rPr>
+        <w:t>បង្កើត</w:t>
+      </w:r>
+      <w:r>
+        <w:rPr>
+          <w:rFonts w:ascii="Khmer OS Battambang" w:hAnsi="Khmer OS Battambang" w:cs="Khmer OS Battambang"/>
+          <w:sz w:val="24"/>
+          <w:szCs w:val="24"/>
+        </w:rPr>
+        <w:t xml:space="preserve"> Calendar </w:t>
+      </w:r>
+      <w:r>
+        <w:rPr>
+          <w:rFonts w:ascii="Khmer OS Battambang" w:hAnsi="Khmer OS Battambang" w:cs="Khmer OS Battambang"/>
+          <w:sz w:val="24"/>
+          <w:szCs w:val="24"/>
+          <w:cs/>
+        </w:rPr>
+        <w:t>សម្រាប់បង្ហាញព្រឹត្តិការណ៍សំខាន់ៗ។</w:t>
+      </w:r>
+    </w:p>
+    <w:p>
+      <w:pPr>
+        <w:pStyle w:val="ListParagraph"/>
+        <w:numPr>
+          <w:ilvl w:val="0"/>
+          <w:numId w:val="24"/>
+        </w:numPr>
+        <w:tabs>
+          <w:tab w:val="left" w:pos="540"/>
+          <w:tab w:val="left" w:pos="720"/>
+          <w:tab w:val="left" w:pos="3600"/>
+        </w:tabs>
+        <w:jc w:val="thaiDistribute"/>
+        <w:rPr>
+          <w:rFonts w:ascii="Khmer OS Battambang" w:hAnsi="Khmer OS Battambang" w:cs="Khmer OS Battambang"/>
+          <w:sz w:val="24"/>
+          <w:szCs w:val="24"/>
+        </w:rPr>
+      </w:pPr>
+      <w:r>
+        <w:rPr>
+          <w:rFonts w:ascii="Khmer OS Battambang" w:hAnsi="Khmer OS Battambang" w:cs="Khmer OS Battambang"/>
+          <w:sz w:val="24"/>
+          <w:szCs w:val="24"/>
+          <w:cs/>
+        </w:rPr>
+        <w:t>កំណត់កាលវិភាគហ្វឹកហាត់ និងការប្រកួត។</w:t>
+      </w:r>
+    </w:p>
+    <w:p>
+      <w:pPr>
+        <w:pStyle w:val="ListParagraph"/>
+        <w:numPr>
+          <w:ilvl w:val="0"/>
+          <w:numId w:val="24"/>
+        </w:numPr>
+        <w:tabs>
+          <w:tab w:val="left" w:pos="540"/>
+          <w:tab w:val="left" w:pos="720"/>
+          <w:tab w:val="left" w:pos="3600"/>
+        </w:tabs>
+        <w:jc w:val="thaiDistribute"/>
+        <w:rPr>
+          <w:rFonts w:ascii="Khmer OS Battambang" w:hAnsi="Khmer OS Battambang" w:cs="Khmer OS Battambang"/>
+          <w:sz w:val="24"/>
+          <w:szCs w:val="24"/>
+        </w:rPr>
+      </w:pPr>
+      <w:r>
+        <w:rPr>
+          <w:rFonts w:ascii="Khmer OS Battambang" w:hAnsi="Khmer OS Battambang" w:cs="Khmer OS Battambang"/>
+          <w:sz w:val="24"/>
+          <w:szCs w:val="24"/>
+          <w:cs/>
+        </w:rPr>
+        <w:t>ផ្ញើ</w:t>
+      </w:r>
+      <w:r>
+        <w:rPr>
+          <w:rFonts w:ascii="Khmer OS Battambang" w:hAnsi="Khmer OS Battambang" w:cs="Khmer OS Battambang"/>
+          <w:sz w:val="24"/>
+          <w:szCs w:val="24"/>
+        </w:rPr>
+        <w:t xml:space="preserve"> Notification </w:t>
+      </w:r>
+      <w:r>
+        <w:rPr>
+          <w:rFonts w:ascii="Khmer OS Battambang" w:hAnsi="Khmer OS Battambang" w:cs="Khmer OS Battambang"/>
+          <w:sz w:val="24"/>
+          <w:szCs w:val="24"/>
+          <w:cs/>
+        </w:rPr>
+        <w:t xml:space="preserve">ទៅ </w:t>
+      </w:r>
+      <w:r>
+        <w:rPr>
+          <w:rFonts w:ascii="Khmer OS Battambang" w:hAnsi="Khmer OS Battambang" w:cs="Khmer OS Battambang"/>
+          <w:sz w:val="24"/>
+          <w:szCs w:val="24"/>
+        </w:rPr>
+        <w:t xml:space="preserve">Coach </w:t>
+      </w:r>
+      <w:r>
+        <w:rPr>
+          <w:rFonts w:ascii="Khmer OS Battambang" w:hAnsi="Khmer OS Battambang" w:cs="Khmer OS Battambang"/>
+          <w:sz w:val="24"/>
+          <w:szCs w:val="24"/>
+          <w:cs/>
+        </w:rPr>
+        <w:t>ដើម្បីជូនដំណឹងអំពីព័ត៌មានថ្មីៗ។</w:t>
+      </w:r>
+    </w:p>
+    <w:p>
+      <w:pPr>
+        <w:tabs>
+          <w:tab w:val="left" w:pos="540"/>
+          <w:tab w:val="left" w:pos="720"/>
+          <w:tab w:val="left" w:pos="3600"/>
+        </w:tabs>
+        <w:jc w:val="thaiDistribute"/>
+        <w:rPr>
+          <w:rFonts w:ascii="Khmer OS Bokor" w:hAnsi="Khmer OS Bokor" w:cs="Khmer OS Bokor"/>
+          <w:sz w:val="24"/>
+          <w:szCs w:val="24"/>
+          <w:lang w:val="en-GB"/>
+        </w:rPr>
+      </w:pPr>
+      <w:r>
+        <w:rPr>
+          <w:rFonts w:ascii="Khmer OS Battambang" w:hAnsi="Khmer OS Battambang" w:cs="Khmer OS Battambang"/>
+          <w:sz w:val="24"/>
+          <w:szCs w:val="24"/>
+        </w:rPr>
+        <w:tab/>
+      </w:r>
+      <w:r>
+        <w:rPr>
+          <w:rFonts w:ascii="Khmer OS Bokor" w:hAnsi="Khmer OS Bokor" w:cs="Khmer OS Bokor"/>
+          <w:sz w:val="24"/>
+          <w:szCs w:val="24"/>
+          <w:cs/>
+        </w:rPr>
+        <w:t xml:space="preserve">១.៦.២ </w:t>
+      </w:r>
+      <w:r>
+        <w:rPr>
+          <w:rFonts w:ascii="Century" w:hAnsi="Century" w:cs="Khmer OS Bokor"/>
+          <w:sz w:val="24"/>
+          <w:szCs w:val="24"/>
+          <w:lang w:val="en-GB"/>
+        </w:rPr>
+        <w:t>Coach</w:t>
+      </w:r>
+    </w:p>
+    <w:p>
+      <w:pPr>
+        <w:tabs>
+          <w:tab w:val="left" w:pos="540"/>
+          <w:tab w:val="left" w:pos="720"/>
+          <w:tab w:val="left" w:pos="3600"/>
+        </w:tabs>
+        <w:jc w:val="thaiDistribute"/>
+        <w:rPr>
+          <w:rFonts w:ascii="Khmer OS Battambang" w:hAnsi="Khmer OS Battambang" w:cs="Khmer OS Battambang"/>
+          <w:sz w:val="24"/>
+          <w:szCs w:val="24"/>
+          <w:lang w:val="en-GB"/>
+        </w:rPr>
+      </w:pPr>
+      <w:r>
+        <w:rPr>
+          <w:rFonts w:ascii="Khmer OS Battambang" w:hAnsi="Khmer OS Battambang" w:cs="Khmer OS Battambang"/>
+          <w:sz w:val="24"/>
+          <w:szCs w:val="24"/>
+          <w:lang w:val="en-GB"/>
+        </w:rPr>
+        <w:tab/>
+      </w:r>
+      <w:r>
+        <w:rPr>
+          <w:rFonts w:ascii="Khmer OS Battambang" w:hAnsi="Khmer OS Battambang" w:cs="Khmer OS Battambang"/>
+          <w:sz w:val="24"/>
+          <w:szCs w:val="24"/>
+          <w:lang w:val="en-GB"/>
+        </w:rPr>
+        <w:tab/>
+      </w:r>
+      <w:r>
+        <w:rPr>
+          <w:rFonts w:ascii="Khmer OS Battambang" w:hAnsi="Khmer OS Battambang" w:cs="Khmer OS Battambang"/>
+          <w:sz w:val="24"/>
+          <w:szCs w:val="24"/>
+        </w:rPr>
+        <w:t xml:space="preserve">Coach </w:t>
+      </w:r>
+      <w:r>
+        <w:rPr>
+          <w:rFonts w:ascii="Khmer OS Battambang" w:hAnsi="Khmer OS Battambang" w:cs="Khmer OS Battambang"/>
+          <w:sz w:val="24"/>
+          <w:szCs w:val="24"/>
+          <w:cs/>
+          <w:lang w:val="en-GB"/>
+        </w:rPr>
+        <w:t>ជាអ្នកគ្រប់គ្រងក្រុម និងទទួលខុសត្រូវក្នុងការហ្វឹកហាត់ និងតាមដានការអភិវឌ្ឍរបស់កីឡាករ។ ប្រព័ន្ធ</w:t>
+      </w:r>
+      <w:r>
+        <w:rPr>
+          <w:rFonts w:ascii="Khmer OS Battambang" w:hAnsi="Khmer OS Battambang" w:cs="Khmer OS Battambang"/>
+          <w:sz w:val="24"/>
+          <w:szCs w:val="24"/>
+        </w:rPr>
+        <w:t xml:space="preserve"> </w:t>
+      </w:r>
+      <w:proofErr w:type="spellStart"/>
+      <w:r>
+        <w:rPr>
+          <w:rFonts w:ascii="Khmer OS Battambang" w:hAnsi="Khmer OS Battambang" w:cs="Khmer OS Battambang"/>
+          <w:b/>
+          <w:bCs/>
+          <w:sz w:val="24"/>
+          <w:szCs w:val="24"/>
+        </w:rPr>
+        <w:t>EduSportPro</w:t>
+      </w:r>
+      <w:proofErr w:type="spellEnd"/>
+      <w:r>
+        <w:rPr>
+          <w:rFonts w:ascii="Khmer OS Battambang" w:hAnsi="Khmer OS Battambang" w:cs="Khmer OS Battambang"/>
+          <w:sz w:val="24"/>
+          <w:szCs w:val="24"/>
+        </w:rPr>
+        <w:t xml:space="preserve"> </w:t>
+      </w:r>
+      <w:r>
+        <w:rPr>
+          <w:rFonts w:ascii="Khmer OS Battambang" w:hAnsi="Khmer OS Battambang" w:cs="Khmer OS Battambang"/>
+          <w:sz w:val="24"/>
+          <w:szCs w:val="24"/>
+          <w:cs/>
+          <w:lang w:val="en-GB"/>
+        </w:rPr>
+        <w:t xml:space="preserve">អាចជួយសម្រួលការងាររបស់ </w:t>
+      </w:r>
+      <w:r>
+        <w:rPr>
+          <w:rFonts w:ascii="Khmer OS Battambang" w:hAnsi="Khmer OS Battambang" w:cs="Khmer OS Battambang"/>
+          <w:sz w:val="24"/>
+          <w:szCs w:val="24"/>
+        </w:rPr>
+        <w:t xml:space="preserve">Coach </w:t>
+      </w:r>
+      <w:r>
+        <w:rPr>
+          <w:rFonts w:ascii="Khmer OS Battambang" w:hAnsi="Khmer OS Battambang" w:cs="Khmer OS Battambang"/>
+          <w:sz w:val="24"/>
+          <w:szCs w:val="24"/>
+          <w:cs/>
+          <w:lang w:val="en-GB"/>
+        </w:rPr>
+        <w:t>តាមរយៈមុខងារសំខាន់ៗដូចខាងក្រោម៖</w:t>
+      </w:r>
+    </w:p>
+    <w:p>
+      <w:pPr>
+        <w:tabs>
+          <w:tab w:val="left" w:pos="540"/>
+          <w:tab w:val="left" w:pos="720"/>
+          <w:tab w:val="left" w:pos="3600"/>
+        </w:tabs>
+        <w:jc w:val="thaiDistribute"/>
+        <w:rPr>
+          <w:rFonts w:ascii="Khmer OS" w:hAnsi="Khmer OS" w:cs="Khmer OS"/>
+          <w:b/>
+          <w:bCs/>
+          <w:sz w:val="24"/>
+          <w:szCs w:val="24"/>
+        </w:rPr>
+      </w:pPr>
+      <w:r>
+        <w:rPr>
+          <w:rFonts w:ascii="Khmer OS Battambang" w:hAnsi="Khmer OS Battambang" w:cs="Khmer OS Battambang"/>
+          <w:sz w:val="24"/>
+          <w:szCs w:val="24"/>
+          <w:lang w:val="en-GB"/>
+        </w:rPr>
+        <w:tab/>
+      </w:r>
+      <w:r>
+        <w:rPr>
+          <w:rFonts w:ascii="Khmer OS" w:hAnsi="Khmer OS" w:cs="Khmer OS"/>
+          <w:b/>
+          <w:bCs/>
+          <w:sz w:val="24"/>
+          <w:szCs w:val="24"/>
+          <w:cs/>
+        </w:rPr>
+        <w:t xml:space="preserve">ក. </w:t>
+      </w:r>
+      <w:r>
+        <w:rPr>
+          <w:rFonts w:ascii="Khmer OS" w:hAnsi="Khmer OS" w:cs="Khmer OS"/>
+          <w:b/>
+          <w:bCs/>
+          <w:sz w:val="24"/>
+          <w:szCs w:val="24"/>
+          <w:cs/>
+        </w:rPr>
+        <w:t>ការគ្រប់គ្រងព័ត៌មានក្រុម</w:t>
+      </w:r>
+    </w:p>
+    <w:p>
+      <w:pPr>
+        <w:pStyle w:val="ListParagraph"/>
+        <w:numPr>
+          <w:ilvl w:val="0"/>
+          <w:numId w:val="24"/>
+        </w:numPr>
+        <w:tabs>
+          <w:tab w:val="left" w:pos="540"/>
+          <w:tab w:val="left" w:pos="720"/>
+          <w:tab w:val="left" w:pos="3600"/>
+        </w:tabs>
+        <w:jc w:val="thaiDistribute"/>
+        <w:rPr>
+          <w:rFonts w:ascii="Khmer OS Battambang" w:hAnsi="Khmer OS Battambang" w:cs="Khmer OS Battambang"/>
+          <w:sz w:val="24"/>
+          <w:szCs w:val="24"/>
+        </w:rPr>
+      </w:pPr>
+      <w:r>
+        <w:rPr>
+          <w:rFonts w:ascii="Khmer OS Battambang" w:hAnsi="Khmer OS Battambang" w:cs="Khmer OS Battambang"/>
+          <w:sz w:val="24"/>
+          <w:szCs w:val="24"/>
+          <w:cs/>
+        </w:rPr>
+        <w:t>មើលព័ត៌មានក្រុមដែលខ្លួនទទួលខុសត្រូវ។</w:t>
+      </w:r>
+    </w:p>
+    <w:p>
+      <w:pPr>
+        <w:pStyle w:val="ListParagraph"/>
+        <w:numPr>
+          <w:ilvl w:val="0"/>
+          <w:numId w:val="24"/>
+        </w:numPr>
+        <w:tabs>
+          <w:tab w:val="left" w:pos="540"/>
+          <w:tab w:val="left" w:pos="720"/>
+          <w:tab w:val="left" w:pos="3600"/>
+        </w:tabs>
+        <w:jc w:val="thaiDistribute"/>
+        <w:rPr>
+          <w:rFonts w:ascii="Khmer OS Battambang" w:hAnsi="Khmer OS Battambang" w:cs="Khmer OS Battambang"/>
+          <w:sz w:val="24"/>
+          <w:szCs w:val="24"/>
+        </w:rPr>
+      </w:pPr>
+      <w:r>
+        <w:rPr>
+          <w:rFonts w:ascii="Khmer OS Battambang" w:hAnsi="Khmer OS Battambang" w:cs="Khmer OS Battambang"/>
+          <w:sz w:val="24"/>
+          <w:szCs w:val="24"/>
+          <w:cs/>
+        </w:rPr>
+        <w:t>មើលព័ត៌មានលម្អិតអំពីកីឡាករនៅក្នុងក្រុម។</w:t>
+      </w:r>
+    </w:p>
+    <w:p>
+      <w:pPr>
+        <w:tabs>
+          <w:tab w:val="left" w:pos="540"/>
+          <w:tab w:val="left" w:pos="720"/>
+          <w:tab w:val="left" w:pos="3600"/>
+        </w:tabs>
+        <w:jc w:val="thaiDistribute"/>
+        <w:rPr>
+          <w:rFonts w:ascii="Century" w:hAnsi="Century" w:cs="Khmer OS Battambang"/>
+          <w:b/>
+          <w:bCs/>
+          <w:sz w:val="24"/>
+          <w:szCs w:val="24"/>
+        </w:rPr>
+      </w:pPr>
+      <w:r>
+        <w:rPr>
+          <w:rFonts w:ascii="Khmer OS Battambang" w:hAnsi="Khmer OS Battambang" w:cs="Khmer OS Battambang"/>
+          <w:sz w:val="24"/>
+          <w:szCs w:val="24"/>
+        </w:rPr>
+        <w:tab/>
+      </w:r>
+      <w:r>
+        <w:rPr>
+          <w:rFonts w:ascii="Khmer OS" w:hAnsi="Khmer OS" w:cs="Khmer OS"/>
+          <w:b/>
+          <w:bCs/>
+          <w:sz w:val="24"/>
+          <w:szCs w:val="24"/>
+          <w:cs/>
+        </w:rPr>
+        <w:t xml:space="preserve">ខ. </w:t>
+      </w:r>
+      <w:r>
+        <w:rPr>
+          <w:rFonts w:ascii="Khmer OS" w:hAnsi="Khmer OS" w:cs="Khmer OS"/>
+          <w:b/>
+          <w:bCs/>
+          <w:sz w:val="24"/>
+          <w:szCs w:val="24"/>
+          <w:cs/>
+        </w:rPr>
+        <w:t>ការគ្រប់គ្រង</w:t>
+      </w:r>
+      <w:r>
+        <w:rPr>
+          <w:rFonts w:ascii="Cambria" w:hAnsi="Cambria" w:cs="Khmer OS Battambang"/>
+          <w:sz w:val="24"/>
+          <w:szCs w:val="24"/>
+          <w:cs/>
+        </w:rPr>
+        <w:t xml:space="preserve"> </w:t>
+      </w:r>
+      <w:r>
+        <w:rPr>
+          <w:rFonts w:ascii="Century" w:hAnsi="Century" w:cs="Khmer OS Battambang"/>
+          <w:b/>
+          <w:bCs/>
+          <w:sz w:val="24"/>
+          <w:szCs w:val="24"/>
+        </w:rPr>
+        <w:t>Match</w:t>
+      </w:r>
+    </w:p>
+    <w:p>
+      <w:pPr>
+        <w:pStyle w:val="ListParagraph"/>
+        <w:numPr>
+          <w:ilvl w:val="0"/>
+          <w:numId w:val="24"/>
+        </w:numPr>
+        <w:tabs>
+          <w:tab w:val="left" w:pos="540"/>
+          <w:tab w:val="left" w:pos="720"/>
+          <w:tab w:val="left" w:pos="3600"/>
+        </w:tabs>
+        <w:jc w:val="thaiDistribute"/>
+        <w:rPr>
+          <w:rFonts w:ascii="Khmer OS Battambang" w:hAnsi="Khmer OS Battambang" w:cs="Khmer OS Battambang"/>
+          <w:sz w:val="24"/>
+          <w:szCs w:val="24"/>
+        </w:rPr>
+      </w:pPr>
+      <w:r>
+        <w:rPr>
+          <w:rFonts w:ascii="Khmer OS Battambang" w:hAnsi="Khmer OS Battambang" w:cs="Khmer OS Battambang"/>
+          <w:sz w:val="24"/>
+          <w:szCs w:val="24"/>
+          <w:cs/>
+        </w:rPr>
+        <w:t>មើលព័ត៌មាន និងកាលវិភាគនៃការប្រកួត។</w:t>
+      </w:r>
+    </w:p>
+    <w:p>
+      <w:pPr>
+        <w:pStyle w:val="ListParagraph"/>
+        <w:numPr>
+          <w:ilvl w:val="0"/>
+          <w:numId w:val="24"/>
+        </w:numPr>
+        <w:tabs>
+          <w:tab w:val="left" w:pos="540"/>
+          <w:tab w:val="left" w:pos="720"/>
+          <w:tab w:val="left" w:pos="3600"/>
+        </w:tabs>
+        <w:jc w:val="thaiDistribute"/>
+        <w:rPr>
+          <w:rFonts w:ascii="Khmer OS Battambang" w:hAnsi="Khmer OS Battambang" w:cs="Khmer OS Battambang"/>
+          <w:sz w:val="24"/>
+          <w:szCs w:val="24"/>
+        </w:rPr>
+      </w:pPr>
+      <w:r>
+        <w:rPr>
+          <w:rFonts w:ascii="Khmer OS Battambang" w:hAnsi="Khmer OS Battambang" w:cs="Khmer OS Battambang"/>
+          <w:sz w:val="24"/>
+          <w:szCs w:val="24"/>
+          <w:cs/>
+        </w:rPr>
+        <w:t>តាមដានលទ្ធផលនៃការប្រកួតរបស់ក្រុម។</w:t>
+      </w:r>
+    </w:p>
+    <w:p>
+      <w:pPr>
+        <w:tabs>
+          <w:tab w:val="left" w:pos="540"/>
+          <w:tab w:val="left" w:pos="720"/>
+          <w:tab w:val="left" w:pos="3600"/>
+        </w:tabs>
+        <w:jc w:val="thaiDistribute"/>
+        <w:rPr>
+          <w:rFonts w:ascii="Century" w:hAnsi="Century" w:cs="Khmer OS"/>
+          <w:b/>
+          <w:bCs/>
+          <w:sz w:val="24"/>
+          <w:szCs w:val="24"/>
+        </w:rPr>
+      </w:pPr>
+      <w:r>
+        <w:rPr>
+          <w:rFonts w:ascii="Khmer OS Battambang" w:hAnsi="Khmer OS Battambang" w:cs="Khmer OS Battambang"/>
+          <w:sz w:val="24"/>
+          <w:szCs w:val="24"/>
+        </w:rPr>
+        <w:tab/>
+      </w:r>
+      <w:r>
+        <w:rPr>
+          <w:rFonts w:ascii="Khmer OS Battambang" w:hAnsi="Khmer OS Battambang" w:cs="Khmer OS Battambang" w:hint="cs"/>
+          <w:sz w:val="24"/>
+          <w:szCs w:val="24"/>
+          <w:cs/>
+        </w:rPr>
+        <w:t xml:space="preserve">គ. </w:t>
+      </w:r>
+      <w:r>
+        <w:rPr>
+          <w:rFonts w:ascii="Khmer OS" w:hAnsi="Khmer OS" w:cs="Khmer OS"/>
+          <w:b/>
+          <w:bCs/>
+          <w:sz w:val="24"/>
+          <w:szCs w:val="24"/>
+          <w:cs/>
+        </w:rPr>
+        <w:t xml:space="preserve">ការរៀបចំ </w:t>
+      </w:r>
+      <w:r>
+        <w:rPr>
+          <w:rFonts w:ascii="Century" w:hAnsi="Century" w:cs="Khmer OS"/>
+          <w:b/>
+          <w:bCs/>
+          <w:sz w:val="24"/>
+          <w:szCs w:val="24"/>
+        </w:rPr>
+        <w:t>Training Schedule</w:t>
+      </w:r>
+    </w:p>
+    <w:p>
+      <w:pPr>
+        <w:pStyle w:val="ListParagraph"/>
+        <w:numPr>
+          <w:ilvl w:val="0"/>
+          <w:numId w:val="24"/>
+        </w:numPr>
+        <w:tabs>
+          <w:tab w:val="left" w:pos="540"/>
+          <w:tab w:val="left" w:pos="720"/>
+          <w:tab w:val="left" w:pos="3600"/>
+        </w:tabs>
+        <w:jc w:val="thaiDistribute"/>
+        <w:rPr>
+          <w:rFonts w:ascii="Khmer OS Battambang" w:hAnsi="Khmer OS Battambang" w:cs="Khmer OS Battambang"/>
+          <w:sz w:val="24"/>
+          <w:szCs w:val="24"/>
+        </w:rPr>
+      </w:pPr>
+      <w:r>
+        <w:rPr>
+          <w:rFonts w:ascii="Khmer OS Battambang" w:hAnsi="Khmer OS Battambang" w:cs="Khmer OS Battambang"/>
+          <w:sz w:val="24"/>
+          <w:szCs w:val="24"/>
+          <w:cs/>
+        </w:rPr>
+        <w:t>បង្កើត និងកែប្រែកាលវិភាគហ្វឹកហាត់។</w:t>
+      </w:r>
+    </w:p>
+    <w:p>
+      <w:pPr>
+        <w:pStyle w:val="ListParagraph"/>
+        <w:numPr>
+          <w:ilvl w:val="0"/>
+          <w:numId w:val="24"/>
+        </w:numPr>
+        <w:tabs>
+          <w:tab w:val="left" w:pos="540"/>
+          <w:tab w:val="left" w:pos="720"/>
+          <w:tab w:val="left" w:pos="3600"/>
+        </w:tabs>
+        <w:jc w:val="thaiDistribute"/>
+        <w:rPr>
+          <w:rFonts w:ascii="Khmer OS Battambang" w:hAnsi="Khmer OS Battambang" w:cs="Khmer OS Battambang"/>
+          <w:sz w:val="24"/>
+          <w:szCs w:val="24"/>
+        </w:rPr>
+      </w:pPr>
+      <w:r>
+        <w:rPr>
+          <w:rFonts w:ascii="Khmer OS Battambang" w:hAnsi="Khmer OS Battambang" w:cs="Khmer OS Battambang"/>
+          <w:sz w:val="24"/>
+          <w:szCs w:val="24"/>
+          <w:cs/>
+        </w:rPr>
+        <w:lastRenderedPageBreak/>
+        <w:t>កំណត់ពេលវេលា និងទីតាំងសម្រាប់ការហ្វឹកហាត់។</w:t>
+      </w:r>
+    </w:p>
+    <w:p>
+      <w:pPr>
+        <w:tabs>
+          <w:tab w:val="left" w:pos="540"/>
+          <w:tab w:val="left" w:pos="720"/>
+          <w:tab w:val="left" w:pos="3600"/>
+        </w:tabs>
+        <w:jc w:val="thaiDistribute"/>
+        <w:rPr>
+          <w:rFonts w:ascii="Century" w:hAnsi="Century" w:cs="Khmer OS"/>
+          <w:sz w:val="24"/>
+          <w:szCs w:val="24"/>
+        </w:rPr>
+      </w:pPr>
+      <w:r>
+        <w:rPr>
+          <w:rFonts w:ascii="Khmer OS Battambang" w:hAnsi="Khmer OS Battambang" w:cs="Khmer OS Battambang"/>
+          <w:sz w:val="24"/>
+          <w:szCs w:val="24"/>
+          <w:cs/>
+        </w:rPr>
+        <w:tab/>
+      </w:r>
+      <w:r>
+        <w:rPr>
+          <w:rFonts w:ascii="Khmer OS" w:hAnsi="Khmer OS" w:cs="Khmer OS"/>
+          <w:b/>
+          <w:bCs/>
+          <w:sz w:val="24"/>
+          <w:szCs w:val="24"/>
+          <w:cs/>
+        </w:rPr>
+        <w:t xml:space="preserve">ឃ. </w:t>
+      </w:r>
+      <w:r>
+        <w:rPr>
+          <w:rFonts w:ascii="Khmer OS" w:hAnsi="Khmer OS" w:cs="Khmer OS"/>
+          <w:b/>
+          <w:bCs/>
+          <w:sz w:val="24"/>
+          <w:szCs w:val="24"/>
+          <w:cs/>
+        </w:rPr>
+        <w:t xml:space="preserve">ការកត់ត្រាវត្តមាន </w:t>
+      </w:r>
+      <w:r>
+        <w:rPr>
+          <w:rFonts w:ascii="Century" w:hAnsi="Century" w:cs="Khmer OS"/>
+          <w:b/>
+          <w:bCs/>
+          <w:sz w:val="24"/>
+          <w:szCs w:val="24"/>
+          <w:cs/>
+        </w:rPr>
+        <w:t>(</w:t>
+      </w:r>
+      <w:r>
+        <w:rPr>
+          <w:rFonts w:ascii="Century" w:hAnsi="Century" w:cs="Khmer OS"/>
+          <w:b/>
+          <w:bCs/>
+          <w:sz w:val="24"/>
+          <w:szCs w:val="24"/>
+        </w:rPr>
+        <w:t>Attendance Management</w:t>
+      </w:r>
+      <w:r>
+        <w:rPr>
+          <w:rFonts w:ascii="Century" w:hAnsi="Century" w:cs="Khmer OS"/>
+          <w:sz w:val="24"/>
+          <w:szCs w:val="24"/>
+        </w:rPr>
+        <w:t>)</w:t>
+      </w:r>
+    </w:p>
+    <w:p>
+      <w:pPr>
+        <w:pStyle w:val="ListParagraph"/>
+        <w:numPr>
+          <w:ilvl w:val="0"/>
+          <w:numId w:val="24"/>
+        </w:numPr>
+        <w:tabs>
+          <w:tab w:val="left" w:pos="540"/>
+          <w:tab w:val="left" w:pos="720"/>
+          <w:tab w:val="left" w:pos="3600"/>
+        </w:tabs>
+        <w:jc w:val="thaiDistribute"/>
+        <w:rPr>
+          <w:rFonts w:ascii="Khmer OS Battambang" w:hAnsi="Khmer OS Battambang" w:cs="Khmer OS Battambang"/>
+          <w:szCs w:val="24"/>
+        </w:rPr>
+      </w:pPr>
+      <w:r>
+        <w:rPr>
+          <w:rFonts w:ascii="Khmer OS Battambang" w:hAnsi="Khmer OS Battambang" w:cs="Khmer OS Battambang"/>
+          <w:szCs w:val="24"/>
+          <w:cs/>
+        </w:rPr>
+        <w:t>កត់ត្រាវត្តមានរបស់កីឡាករនៅពេលហ្វឹកហាត់។</w:t>
+      </w:r>
+    </w:p>
+    <w:p>
+      <w:pPr>
+        <w:pStyle w:val="ListParagraph"/>
+        <w:numPr>
+          <w:ilvl w:val="0"/>
+          <w:numId w:val="24"/>
+        </w:numPr>
+        <w:tabs>
+          <w:tab w:val="left" w:pos="540"/>
+          <w:tab w:val="left" w:pos="720"/>
+          <w:tab w:val="left" w:pos="3600"/>
+        </w:tabs>
+        <w:jc w:val="thaiDistribute"/>
+        <w:rPr>
+          <w:rFonts w:ascii="Khmer OS Battambang" w:hAnsi="Khmer OS Battambang" w:cs="Khmer OS Battambang"/>
+          <w:sz w:val="24"/>
+          <w:szCs w:val="24"/>
+        </w:rPr>
+      </w:pPr>
+      <w:r>
+        <w:rPr>
+          <w:rFonts w:ascii="Khmer OS Battambang" w:hAnsi="Khmer OS Battambang" w:cs="Khmer OS Battambang"/>
+          <w:sz w:val="24"/>
+          <w:szCs w:val="24"/>
+          <w:cs/>
+        </w:rPr>
+        <w:t>តាមដានប្រវត្តិវត្តមានរបស់កីឡាករ។</w:t>
+      </w:r>
+    </w:p>
+    <w:p>
+      <w:pPr>
+        <w:tabs>
+          <w:tab w:val="left" w:pos="540"/>
+          <w:tab w:val="left" w:pos="720"/>
+          <w:tab w:val="left" w:pos="3600"/>
+        </w:tabs>
+        <w:jc w:val="thaiDistribute"/>
+        <w:rPr>
+          <w:rFonts w:ascii="Century" w:hAnsi="Century" w:cs="Khmer OS"/>
+          <w:b/>
+          <w:bCs/>
+          <w:sz w:val="24"/>
+          <w:szCs w:val="24"/>
+        </w:rPr>
+      </w:pPr>
+      <w:r>
+        <w:rPr>
+          <w:rFonts w:ascii="Khmer OS Battambang" w:hAnsi="Khmer OS Battambang" w:cs="Khmer OS Battambang"/>
+          <w:sz w:val="24"/>
+          <w:szCs w:val="24"/>
+          <w:cs/>
+        </w:rPr>
+        <w:tab/>
+      </w:r>
+      <w:r>
+        <w:rPr>
+          <w:rFonts w:ascii="Khmer OS" w:hAnsi="Khmer OS" w:cs="Khmer OS"/>
+          <w:b/>
+          <w:bCs/>
+          <w:sz w:val="24"/>
+          <w:szCs w:val="24"/>
+          <w:cs/>
+        </w:rPr>
+        <w:t xml:space="preserve">ង. </w:t>
+      </w:r>
+      <w:r>
+        <w:rPr>
+          <w:rFonts w:ascii="Khmer OS" w:hAnsi="Khmer OS" w:cs="Khmer OS"/>
+          <w:b/>
+          <w:bCs/>
+          <w:sz w:val="24"/>
+          <w:szCs w:val="24"/>
+          <w:cs/>
+        </w:rPr>
+        <w:t xml:space="preserve">ការទទួលព័ត៌មានពី </w:t>
+      </w:r>
+      <w:r>
+        <w:rPr>
+          <w:rFonts w:ascii="Century" w:hAnsi="Century" w:cs="Khmer OS"/>
+          <w:b/>
+          <w:bCs/>
+          <w:sz w:val="24"/>
+          <w:szCs w:val="24"/>
+        </w:rPr>
+        <w:t>Calendar</w:t>
+      </w:r>
+      <w:r>
+        <w:rPr>
+          <w:rFonts w:ascii="Khmer OS" w:hAnsi="Khmer OS" w:cs="Khmer OS"/>
+          <w:b/>
+          <w:bCs/>
+          <w:sz w:val="24"/>
+          <w:szCs w:val="24"/>
+        </w:rPr>
+        <w:t xml:space="preserve"> </w:t>
+      </w:r>
+      <w:r>
+        <w:rPr>
+          <w:rFonts w:ascii="Khmer OS" w:hAnsi="Khmer OS" w:cs="Khmer OS"/>
+          <w:b/>
+          <w:bCs/>
+          <w:sz w:val="24"/>
+          <w:szCs w:val="24"/>
+          <w:cs/>
+        </w:rPr>
+        <w:t xml:space="preserve">និង </w:t>
+      </w:r>
+      <w:r>
+        <w:rPr>
+          <w:rFonts w:ascii="Century" w:hAnsi="Century" w:cs="Khmer OS"/>
+          <w:b/>
+          <w:bCs/>
+          <w:sz w:val="24"/>
+          <w:szCs w:val="24"/>
+        </w:rPr>
+        <w:t>Notification</w:t>
+      </w:r>
+    </w:p>
+    <w:p>
+      <w:pPr>
+        <w:pStyle w:val="ListParagraph"/>
+        <w:numPr>
+          <w:ilvl w:val="0"/>
+          <w:numId w:val="24"/>
+        </w:numPr>
+        <w:tabs>
+          <w:tab w:val="left" w:pos="540"/>
+          <w:tab w:val="left" w:pos="720"/>
+          <w:tab w:val="left" w:pos="3600"/>
+        </w:tabs>
+        <w:jc w:val="thaiDistribute"/>
+        <w:rPr>
+          <w:rFonts w:ascii="Khmer OS Battambang" w:hAnsi="Khmer OS Battambang" w:cs="Khmer OS Battambang"/>
+          <w:sz w:val="24"/>
+          <w:szCs w:val="24"/>
+        </w:rPr>
+      </w:pPr>
+      <w:r>
+        <w:rPr>
+          <w:rFonts w:ascii="Khmer OS Battambang" w:hAnsi="Khmer OS Battambang" w:cs="Khmer OS Battambang"/>
+          <w:sz w:val="24"/>
+          <w:szCs w:val="24"/>
+          <w:cs/>
+        </w:rPr>
+        <w:t xml:space="preserve">មើលព្រឹត្តិការណ៍ដែលបានបង្ហាញក្នុង </w:t>
+      </w:r>
+      <w:r>
+        <w:rPr>
+          <w:rFonts w:ascii="Century" w:hAnsi="Century" w:cs="Khmer OS Battambang"/>
+          <w:sz w:val="24"/>
+          <w:szCs w:val="24"/>
+        </w:rPr>
+        <w:t>Calendar</w:t>
+      </w:r>
+      <w:r>
+        <w:rPr>
+          <w:rFonts w:ascii="Khmer OS Battambang" w:hAnsi="Khmer OS Battambang" w:cs="Khmer OS Battambang"/>
+          <w:sz w:val="24"/>
+          <w:szCs w:val="24"/>
+          <w:cs/>
+        </w:rPr>
+        <w:t>។</w:t>
+      </w:r>
+    </w:p>
+    <w:p>
+      <w:pPr>
+        <w:pStyle w:val="ListParagraph"/>
+        <w:numPr>
+          <w:ilvl w:val="0"/>
+          <w:numId w:val="24"/>
+        </w:numPr>
+        <w:tabs>
+          <w:tab w:val="left" w:pos="540"/>
+          <w:tab w:val="left" w:pos="720"/>
+          <w:tab w:val="left" w:pos="3600"/>
+        </w:tabs>
+        <w:jc w:val="thaiDistribute"/>
+        <w:rPr>
+          <w:rFonts w:ascii="Khmer OS Battambang" w:hAnsi="Khmer OS Battambang" w:cs="Khmer OS Battambang"/>
+          <w:sz w:val="24"/>
+          <w:szCs w:val="24"/>
+        </w:rPr>
+      </w:pPr>
+      <w:r>
+        <w:rPr>
+          <w:rFonts w:ascii="Khmer OS Battambang" w:hAnsi="Khmer OS Battambang" w:cs="Khmer OS Battambang"/>
+          <w:sz w:val="24"/>
+          <w:szCs w:val="24"/>
+          <w:cs/>
+        </w:rPr>
+        <w:t>ទទួល</w:t>
+      </w:r>
+      <w:r>
+        <w:rPr>
+          <w:rFonts w:ascii="Khmer OS Battambang" w:hAnsi="Khmer OS Battambang" w:cs="Khmer OS Battambang"/>
+          <w:sz w:val="24"/>
+          <w:szCs w:val="24"/>
+        </w:rPr>
+        <w:t xml:space="preserve"> </w:t>
+      </w:r>
+      <w:r>
+        <w:rPr>
+          <w:rFonts w:ascii="Century" w:hAnsi="Century" w:cs="Khmer OS Battambang"/>
+          <w:sz w:val="24"/>
+          <w:szCs w:val="24"/>
+        </w:rPr>
+        <w:t>Notification</w:t>
+      </w:r>
+      <w:r>
+        <w:rPr>
+          <w:rFonts w:ascii="Khmer OS Battambang" w:hAnsi="Khmer OS Battambang" w:cs="Khmer OS Battambang"/>
+          <w:sz w:val="24"/>
+          <w:szCs w:val="24"/>
+        </w:rPr>
+        <w:t xml:space="preserve"> </w:t>
+      </w:r>
+      <w:r>
+        <w:rPr>
+          <w:rFonts w:ascii="Khmer OS Battambang" w:hAnsi="Khmer OS Battambang" w:cs="Khmer OS Battambang"/>
+          <w:sz w:val="24"/>
+          <w:szCs w:val="24"/>
+          <w:cs/>
+        </w:rPr>
+        <w:t xml:space="preserve">ពី </w:t>
+      </w:r>
+      <w:r>
+        <w:rPr>
+          <w:rFonts w:ascii="Century" w:hAnsi="Century" w:cs="Khmer OS Battambang"/>
+          <w:sz w:val="24"/>
+          <w:szCs w:val="24"/>
+        </w:rPr>
+        <w:t>Admin</w:t>
+      </w:r>
+      <w:r>
+        <w:rPr>
+          <w:rFonts w:ascii="Khmer OS Battambang" w:hAnsi="Khmer OS Battambang" w:cs="Khmer OS Battambang"/>
+          <w:sz w:val="24"/>
+          <w:szCs w:val="24"/>
+        </w:rPr>
+        <w:t xml:space="preserve"> </w:t>
+      </w:r>
+      <w:r>
+        <w:rPr>
+          <w:rFonts w:ascii="Khmer OS Battambang" w:hAnsi="Khmer OS Battambang" w:cs="Khmer OS Battambang"/>
+          <w:sz w:val="24"/>
+          <w:szCs w:val="24"/>
+          <w:cs/>
+        </w:rPr>
+        <w:t>អំពីការកែប្រែកាលវិភាគ ឬព័ត៌មានថ្មីៗ។</w:t>
+      </w:r>
+    </w:p>
+    <w:p>
+      <w:pPr>
+        <w:tabs>
+          <w:tab w:val="left" w:pos="540"/>
+          <w:tab w:val="left" w:pos="720"/>
+          <w:tab w:val="left" w:pos="3600"/>
+        </w:tabs>
+        <w:jc w:val="thaiDistribute"/>
+        <w:rPr>
+          <w:rFonts w:ascii="Khmer OS" w:hAnsi="Khmer OS" w:cs="Khmer OS"/>
+          <w:sz w:val="24"/>
+          <w:szCs w:val="24"/>
+          <w:cs/>
+        </w:rPr>
+      </w:pPr>
+    </w:p>
+    <w:p>
+      <w:pPr>
+        <w:tabs>
+          <w:tab w:val="left" w:pos="540"/>
+          <w:tab w:val="left" w:pos="720"/>
+          <w:tab w:val="left" w:pos="3600"/>
+        </w:tabs>
+        <w:jc w:val="thaiDistribute"/>
+        <w:rPr>
+          <w:rFonts w:ascii="Khmer OS" w:hAnsi="Khmer OS" w:cs="Khmer OS"/>
+          <w:b/>
+          <w:bCs/>
+          <w:sz w:val="24"/>
+          <w:szCs w:val="24"/>
+          <w:cs/>
+        </w:rPr>
+      </w:pPr>
+    </w:p>
+    <w:p>
+      <w:pPr>
+        <w:tabs>
+          <w:tab w:val="left" w:pos="540"/>
+          <w:tab w:val="left" w:pos="720"/>
+          <w:tab w:val="left" w:pos="3600"/>
+        </w:tabs>
+        <w:jc w:val="thaiDistribute"/>
+        <w:rPr>
+          <w:rFonts w:ascii="Khmer OS" w:hAnsi="Khmer OS" w:cs="Khmer OS"/>
+          <w:b/>
+          <w:bCs/>
+          <w:sz w:val="24"/>
+          <w:szCs w:val="24"/>
+          <w:cs/>
+        </w:rPr>
+      </w:pPr>
+    </w:p>
+    <w:p>
+      <w:pPr>
+        <w:tabs>
+          <w:tab w:val="left" w:pos="540"/>
+          <w:tab w:val="left" w:pos="720"/>
+          <w:tab w:val="left" w:pos="3600"/>
+        </w:tabs>
+        <w:jc w:val="thaiDistribute"/>
+        <w:rPr>
+          <w:rFonts w:ascii="Khmer OS" w:hAnsi="Khmer OS" w:cs="Khmer OS"/>
+          <w:b/>
+          <w:bCs/>
+          <w:sz w:val="24"/>
+          <w:szCs w:val="24"/>
+        </w:rPr>
+      </w:pPr>
+    </w:p>
+    <w:p>
+      <w:pPr>
+        <w:tabs>
+          <w:tab w:val="left" w:pos="540"/>
+          <w:tab w:val="left" w:pos="720"/>
+          <w:tab w:val="left" w:pos="3600"/>
+        </w:tabs>
+        <w:jc w:val="thaiDistribute"/>
+        <w:rPr>
+          <w:rFonts w:ascii="Khmer OS Battambang" w:hAnsi="Khmer OS Battambang" w:cs="Khmer OS Battambang"/>
+          <w:b/>
+          <w:bCs/>
+          <w:sz w:val="24"/>
+          <w:szCs w:val="24"/>
+          <w:cs/>
+        </w:rPr>
+      </w:pPr>
+      <w:r>
+        <w:rPr>
+          <w:rFonts w:ascii="Century" w:hAnsi="Century" w:cs="Khmer OS"/>
+          <w:b/>
+          <w:bCs/>
+          <w:sz w:val="24"/>
+          <w:szCs w:val="24"/>
+          <w:cs/>
+        </w:rPr>
+        <w:tab/>
+      </w:r>
+    </w:p>
+    <w:p>
+      <w:pPr>
+        <w:tabs>
+          <w:tab w:val="left" w:pos="540"/>
+          <w:tab w:val="left" w:pos="720"/>
+          <w:tab w:val="left" w:pos="3600"/>
+        </w:tabs>
         <w:ind w:left="720"/>
         <w:jc w:val="thaiDistribute"/>
         <w:rPr>
@@ -9312,33 +10765,13 @@
           <w:rFonts w:ascii="Khmer OS Battambang" w:hAnsi="Khmer OS Battambang" w:cs="Khmer OS Battambang"/>
           <w:sz w:val="24"/>
           <w:szCs w:val="24"/>
-          <w:cs/>
-        </w:rPr>
-      </w:pPr>
-      <w:r>
-        <w:rPr>
-          <w:rFonts w:ascii="Khmer OS Battambang" w:hAnsi="Khmer OS Battambang" w:cs="Khmer OS Battambang"/>
-          <w:sz w:val="24"/>
-          <w:szCs w:val="24"/>
-          <w:cs/>
-        </w:rPr>
-        <w:br w:type="page"/>
-      </w:r>
+        </w:rPr>
+      </w:pPr>
     </w:p>
     <w:p>
       <w:pPr>
         <w:jc w:val="center"/>
         <w:rPr>
-          <w:rFonts w:ascii="Khmer OS Battambang" w:hAnsi="Khmer OS Battambang" w:cs="Khmer OS Battambang"/>
-          <w:sz w:val="24"/>
-          <w:szCs w:val="24"/>
-        </w:rPr>
-      </w:pPr>
-    </w:p>
-    <w:p>
-      <w:pPr>
-        <w:jc w:val="center"/>
-        <w:rPr>
           <w:rFonts w:ascii="Khmer OS Muol" w:hAnsi="Khmer OS Muol" w:cs="Khmer OS Muol"/>
           <w:sz w:val="24"/>
           <w:szCs w:val="24"/>
@@ -9351,6 +10784,7 @@
           <w:szCs w:val="24"/>
           <w:cs/>
         </w:rPr>
+        <w:lastRenderedPageBreak/>
         <w:t>ជំពូក ២</w:t>
       </w:r>
     </w:p>
@@ -11328,20 +12762,6 @@
           <w:tab w:val="left" w:pos="540"/>
           <w:tab w:val="left" w:pos="720"/>
         </w:tabs>
-        <w:jc w:val="both"/>
-        <w:rPr>
-          <w:rFonts w:ascii="Khmer OS Bokor" w:hAnsi="Khmer OS Bokor" w:cs="Khmer OS Bokor"/>
-          <w:sz w:val="24"/>
-          <w:szCs w:val="24"/>
-        </w:rPr>
-      </w:pPr>
-    </w:p>
-    <w:p>
-      <w:pPr>
-        <w:tabs>
-          <w:tab w:val="left" w:pos="540"/>
-          <w:tab w:val="left" w:pos="720"/>
-        </w:tabs>
         <w:jc w:val="center"/>
         <w:rPr>
           <w:rFonts w:ascii="Khmer OS Muol" w:hAnsi="Khmer OS Muol" w:cs="Khmer OS Muol"/>
@@ -11356,6 +12776,7 @@
           <w:szCs w:val="24"/>
           <w:cs/>
         </w:rPr>
+        <w:lastRenderedPageBreak/>
         <w:t>ជំពូក ៣</w:t>
       </w:r>
     </w:p>
@@ -12058,7 +13479,6 @@
           <w:cs/>
           <w:lang w:val="en-GB"/>
         </w:rPr>
-        <w:lastRenderedPageBreak/>
         <w:t>ការវិភាគបញ្ហា និងតម្រូវការរបស់ប្រព័ន្ធ</w:t>
       </w:r>
     </w:p>
@@ -12087,6 +13507,7 @@
           <w:cs/>
           <w:lang w:val="en-GB"/>
         </w:rPr>
+        <w:lastRenderedPageBreak/>
         <w:t>ការរចនារចនាសម្ព័ន្ធប្រព័ន្ធ</w:t>
       </w:r>
     </w:p>
@@ -12749,7 +14170,6 @@
           <w:szCs w:val="24"/>
           <w:cs/>
         </w:rPr>
-        <w:lastRenderedPageBreak/>
         <w:tab/>
       </w:r>
       <w:r>
@@ -12819,6 +14239,7 @@
           <w:szCs w:val="24"/>
           <w:cs/>
         </w:rPr>
+        <w:lastRenderedPageBreak/>
         <w:tab/>
       </w:r>
       <w:r>
@@ -13517,97 +14938,97 @@
           <w:szCs w:val="24"/>
           <w:cs/>
         </w:rPr>
+        <w:t>ក្នុងដំណាក់កាលនេះ ត្រូវប្រមូលព័ត៌មានដែលពាក់ព័ន្ធនឹងការគ្រប់គ្រងកីឡា ដូចជា ព័ត៌មានកីឡាករ ក្រុម កាលវិភាគហ្វឹកហាត់ និងការប្រកួត។ ទិន្នន័យត្រូវបានប្រមូលពីឯកសារ និងព័ត៌មានដែលមានស្រាប់ ដើម្បីយល់ពីដំណើរការគ្រប់គ្រងបច្ចុប្បន្ន។</w:t>
+      </w:r>
+    </w:p>
+    <w:p>
+      <w:pPr>
+        <w:tabs>
+          <w:tab w:val="left" w:pos="540"/>
+          <w:tab w:val="left" w:pos="720"/>
+        </w:tabs>
+        <w:jc w:val="thaiDistribute"/>
+        <w:rPr>
+          <w:rFonts w:ascii="Khmer OS Bokor" w:hAnsi="Khmer OS Bokor" w:cs="Khmer OS Bokor"/>
+          <w:sz w:val="24"/>
+          <w:szCs w:val="24"/>
+        </w:rPr>
+      </w:pPr>
+      <w:r>
+        <w:rPr>
+          <w:rFonts w:ascii="Khmer OS Battambang" w:hAnsi="Khmer OS Battambang" w:cs="Khmer OS Battambang"/>
+          <w:sz w:val="24"/>
+          <w:szCs w:val="24"/>
+          <w:cs/>
+        </w:rPr>
+        <w:tab/>
+      </w:r>
+      <w:r>
+        <w:rPr>
+          <w:rFonts w:ascii="Khmer OS Bokor" w:hAnsi="Khmer OS Bokor" w:cs="Khmer OS Bokor" w:hint="cs"/>
+          <w:sz w:val="24"/>
+          <w:szCs w:val="24"/>
+          <w:cs/>
+        </w:rPr>
+        <w:t>៣.</w:t>
+      </w:r>
+      <w:r>
+        <w:rPr>
+          <w:rFonts w:ascii="Khmer OS Bokor" w:hAnsi="Khmer OS Bokor" w:cs="Khmer OS Bokor" w:hint="cs"/>
+          <w:sz w:val="24"/>
+          <w:szCs w:val="24"/>
+          <w:cs/>
+        </w:rPr>
+        <w:t>៥</w:t>
+      </w:r>
+      <w:r>
+        <w:rPr>
+          <w:rFonts w:ascii="Khmer OS Bokor" w:hAnsi="Khmer OS Bokor" w:cs="Khmer OS Bokor" w:hint="cs"/>
+          <w:sz w:val="24"/>
+          <w:szCs w:val="24"/>
+          <w:cs/>
+        </w:rPr>
+        <w:t xml:space="preserve">.២ </w:t>
+      </w:r>
+      <w:r>
+        <w:rPr>
+          <w:rFonts w:ascii="Khmer OS Bokor" w:hAnsi="Khmer OS Bokor" w:cs="Khmer OS Bokor"/>
+          <w:sz w:val="24"/>
+          <w:szCs w:val="24"/>
+          <w:cs/>
+        </w:rPr>
+        <w:t>ការវិភាគបញ្ហា (</w:t>
+      </w:r>
+      <w:r>
+        <w:rPr>
+          <w:rFonts w:ascii="Khmer OS Bokor" w:hAnsi="Khmer OS Bokor" w:cs="Khmer OS Bokor"/>
+          <w:sz w:val="24"/>
+          <w:szCs w:val="24"/>
+        </w:rPr>
+        <w:t>Problem Analysis)</w:t>
+      </w:r>
+    </w:p>
+    <w:p>
+      <w:pPr>
+        <w:tabs>
+          <w:tab w:val="left" w:pos="540"/>
+          <w:tab w:val="left" w:pos="720"/>
+        </w:tabs>
+        <w:jc w:val="thaiDistribute"/>
+        <w:rPr>
+          <w:rFonts w:ascii="Khmer OS Battambang" w:hAnsi="Khmer OS Battambang" w:cs="Khmer OS Battambang"/>
+          <w:sz w:val="24"/>
+          <w:szCs w:val="24"/>
+        </w:rPr>
+      </w:pPr>
+      <w:r>
+        <w:rPr>
+          <w:rFonts w:ascii="Khmer OS Battambang" w:hAnsi="Khmer OS Battambang" w:cs="Khmer OS Battambang"/>
+          <w:sz w:val="24"/>
+          <w:szCs w:val="24"/>
+          <w:cs/>
+        </w:rPr>
         <w:lastRenderedPageBreak/>
-        <w:t>ក្នុងដំណាក់កាលនេះ ត្រូវប្រមូលព័ត៌មានដែលពាក់ព័ន្ធនឹងការគ្រប់គ្រងកីឡា ដូចជា ព័ត៌មានកីឡាករ ក្រុម កាលវិភាគហ្វឹកហាត់ និងការប្រកួត។ ទិន្នន័យត្រូវបានប្រមូលពីឯកសារ និងព័ត៌មានដែលមានស្រាប់ ដើម្បីយល់ពីដំណើរការគ្រប់គ្រងបច្ចុប្បន្ន។</w:t>
-      </w:r>
-    </w:p>
-    <w:p>
-      <w:pPr>
-        <w:tabs>
-          <w:tab w:val="left" w:pos="540"/>
-          <w:tab w:val="left" w:pos="720"/>
-        </w:tabs>
-        <w:jc w:val="thaiDistribute"/>
-        <w:rPr>
-          <w:rFonts w:ascii="Khmer OS Bokor" w:hAnsi="Khmer OS Bokor" w:cs="Khmer OS Bokor"/>
-          <w:sz w:val="24"/>
-          <w:szCs w:val="24"/>
-        </w:rPr>
-      </w:pPr>
-      <w:r>
-        <w:rPr>
-          <w:rFonts w:ascii="Khmer OS Battambang" w:hAnsi="Khmer OS Battambang" w:cs="Khmer OS Battambang"/>
-          <w:sz w:val="24"/>
-          <w:szCs w:val="24"/>
-          <w:cs/>
-        </w:rPr>
-        <w:tab/>
-      </w:r>
-      <w:r>
-        <w:rPr>
-          <w:rFonts w:ascii="Khmer OS Bokor" w:hAnsi="Khmer OS Bokor" w:cs="Khmer OS Bokor" w:hint="cs"/>
-          <w:sz w:val="24"/>
-          <w:szCs w:val="24"/>
-          <w:cs/>
-        </w:rPr>
-        <w:t>៣.</w:t>
-      </w:r>
-      <w:r>
-        <w:rPr>
-          <w:rFonts w:ascii="Khmer OS Bokor" w:hAnsi="Khmer OS Bokor" w:cs="Khmer OS Bokor" w:hint="cs"/>
-          <w:sz w:val="24"/>
-          <w:szCs w:val="24"/>
-          <w:cs/>
-        </w:rPr>
-        <w:t>៥</w:t>
-      </w:r>
-      <w:r>
-        <w:rPr>
-          <w:rFonts w:ascii="Khmer OS Bokor" w:hAnsi="Khmer OS Bokor" w:cs="Khmer OS Bokor" w:hint="cs"/>
-          <w:sz w:val="24"/>
-          <w:szCs w:val="24"/>
-          <w:cs/>
-        </w:rPr>
-        <w:t xml:space="preserve">.២ </w:t>
-      </w:r>
-      <w:r>
-        <w:rPr>
-          <w:rFonts w:ascii="Khmer OS Bokor" w:hAnsi="Khmer OS Bokor" w:cs="Khmer OS Bokor"/>
-          <w:sz w:val="24"/>
-          <w:szCs w:val="24"/>
-          <w:cs/>
-        </w:rPr>
-        <w:t>ការវិភាគបញ្ហា (</w:t>
-      </w:r>
-      <w:r>
-        <w:rPr>
-          <w:rFonts w:ascii="Khmer OS Bokor" w:hAnsi="Khmer OS Bokor" w:cs="Khmer OS Bokor"/>
-          <w:sz w:val="24"/>
-          <w:szCs w:val="24"/>
-        </w:rPr>
-        <w:t>Problem Analysis)</w:t>
-      </w:r>
-    </w:p>
-    <w:p>
-      <w:pPr>
-        <w:tabs>
-          <w:tab w:val="left" w:pos="540"/>
-          <w:tab w:val="left" w:pos="720"/>
-        </w:tabs>
-        <w:jc w:val="thaiDistribute"/>
-        <w:rPr>
-          <w:rFonts w:ascii="Khmer OS Battambang" w:hAnsi="Khmer OS Battambang" w:cs="Khmer OS Battambang"/>
-          <w:sz w:val="24"/>
-          <w:szCs w:val="24"/>
-        </w:rPr>
-      </w:pPr>
-      <w:r>
-        <w:rPr>
-          <w:rFonts w:ascii="Khmer OS Battambang" w:hAnsi="Khmer OS Battambang" w:cs="Khmer OS Battambang"/>
-          <w:sz w:val="24"/>
-          <w:szCs w:val="24"/>
-          <w:cs/>
-        </w:rPr>
         <w:tab/>
       </w:r>
       <w:r>
@@ -14435,108 +15856,93 @@
           <w:cs/>
           <w:lang w:val="en-GB"/>
         </w:rPr>
+        <w:tab/>
+      </w:r>
+      <w:r>
+        <w:rPr>
+          <w:rFonts w:ascii="Khmer OS Battambang" w:hAnsi="Khmer OS Battambang" w:cs="Khmer OS Battambang"/>
+          <w:sz w:val="24"/>
+          <w:szCs w:val="24"/>
+          <w:cs/>
+          <w:lang w:val="en-GB"/>
+        </w:rPr>
+        <w:tab/>
+      </w:r>
+      <w:r>
+        <w:rPr>
+          <w:rFonts w:ascii="Khmer OS Battambang" w:hAnsi="Khmer OS Battambang" w:cs="Khmer OS Battambang"/>
+          <w:szCs w:val="24"/>
+          <w:cs/>
+          <w:lang w:val="en-GB"/>
+        </w:rPr>
+        <w:t>ការប្រមូលទិន្នន័យត្រូវបានអនុវត្តតាមរយៈ</w:t>
+      </w:r>
+      <w:r>
+        <w:rPr>
+          <w:rFonts w:ascii="Khmer OS Battambang" w:hAnsi="Khmer OS Battambang" w:cs="Khmer OS Battambang"/>
+          <w:szCs w:val="24"/>
+        </w:rPr>
+        <w:t xml:space="preserve"> </w:t>
+      </w:r>
+      <w:r>
+        <w:rPr>
+          <w:rFonts w:ascii="Khmer OS Battambang" w:hAnsi="Khmer OS Battambang" w:cs="Khmer OS Battambang"/>
+          <w:szCs w:val="24"/>
+          <w:cs/>
+          <w:lang w:val="en-GB"/>
+        </w:rPr>
+        <w:t>ការសម្ភាសន៍ដោយផ្ទាល់</w:t>
+      </w:r>
+      <w:r>
+        <w:rPr>
+          <w:rFonts w:ascii="Khmer OS Battambang" w:hAnsi="Khmer OS Battambang" w:cs="Khmer OS Battambang"/>
+          <w:szCs w:val="24"/>
+        </w:rPr>
+        <w:t xml:space="preserve"> </w:t>
+      </w:r>
+      <w:r>
+        <w:rPr>
+          <w:rFonts w:ascii="Khmer OS Battambang" w:hAnsi="Khmer OS Battambang" w:cs="Khmer OS Battambang"/>
+          <w:szCs w:val="24"/>
+          <w:cs/>
+          <w:lang w:val="en-GB"/>
+        </w:rPr>
+        <w:t>ជាមួយអ្នកដែលពាក់ព័ន្ធនឹងការគ្រប់គ្រងកីឡា។ អ្នកស្រាវជ្រាវបានសួរសំណួរដែលបានរៀបចំជាមុន ដើម្បីទទួលបានព័ត៌មានអំពីបញ្ហា និងតម្រូវការរបស់ប្រព័ន្ធ។</w:t>
+      </w:r>
+      <w:r>
+        <w:rPr>
+          <w:rFonts w:ascii="Khmer OS Battambang" w:hAnsi="Khmer OS Battambang" w:cs="Khmer OS Battambang"/>
+          <w:sz w:val="24"/>
+          <w:szCs w:val="24"/>
+          <w:cs/>
+          <w:lang w:val="en-GB"/>
+        </w:rPr>
+        <w:t>ព័ត៌មានដែលទទួលបានពីការសម្ភាសន៍ នឹងត្រូវបានកត់ត្រា និងប្រើសម្រាប់ការវិភាគក្នុងដំណាក់កាលបន្ទាប់។</w:t>
+      </w:r>
+    </w:p>
+    <w:p>
+      <w:pPr>
+        <w:tabs>
+          <w:tab w:val="left" w:pos="540"/>
+          <w:tab w:val="left" w:pos="720"/>
+        </w:tabs>
+        <w:jc w:val="both"/>
+        <w:rPr>
+          <w:rFonts w:ascii="Khmer OS Muol" w:hAnsi="Khmer OS Muol" w:cs="Khmer OS Muol"/>
+          <w:sz w:val="24"/>
+          <w:szCs w:val="24"/>
+          <w:lang w:val="en-GB"/>
+        </w:rPr>
+      </w:pPr>
+      <w:r>
+        <w:rPr>
+          <w:rFonts w:ascii="Khmer OS Muol" w:hAnsi="Khmer OS Muol" w:cs="Khmer OS Muol" w:hint="cs"/>
+          <w:sz w:val="24"/>
+          <w:szCs w:val="24"/>
+          <w:cs/>
+          <w:lang w:val="en-GB"/>
+        </w:rPr>
         <w:lastRenderedPageBreak/>
-        <w:tab/>
-      </w:r>
-      <w:r>
-        <w:rPr>
-          <w:rFonts w:ascii="Khmer OS Battambang" w:hAnsi="Khmer OS Battambang" w:cs="Khmer OS Battambang"/>
-          <w:sz w:val="24"/>
-          <w:szCs w:val="24"/>
-          <w:cs/>
-          <w:lang w:val="en-GB"/>
-        </w:rPr>
-        <w:tab/>
-      </w:r>
-      <w:r>
-        <w:rPr>
-          <w:rFonts w:ascii="Khmer OS Battambang" w:hAnsi="Khmer OS Battambang" w:cs="Khmer OS Battambang"/>
-          <w:szCs w:val="24"/>
-          <w:cs/>
-          <w:lang w:val="en-GB"/>
-        </w:rPr>
-        <w:t>ការប្រមូលទិន្នន័យត្រូវបានអនុវត្តតាមរយៈ</w:t>
-      </w:r>
-      <w:r>
-        <w:rPr>
-          <w:rFonts w:ascii="Khmer OS Battambang" w:hAnsi="Khmer OS Battambang" w:cs="Khmer OS Battambang"/>
-          <w:szCs w:val="24"/>
-        </w:rPr>
-        <w:t xml:space="preserve"> </w:t>
-      </w:r>
-      <w:r>
-        <w:rPr>
-          <w:rFonts w:ascii="Khmer OS Battambang" w:hAnsi="Khmer OS Battambang" w:cs="Khmer OS Battambang"/>
-          <w:szCs w:val="24"/>
-          <w:cs/>
-          <w:lang w:val="en-GB"/>
-        </w:rPr>
-        <w:t>ការសម្ភាសន៍ដោយផ្ទាល់</w:t>
-      </w:r>
-      <w:r>
-        <w:rPr>
-          <w:rFonts w:ascii="Khmer OS Battambang" w:hAnsi="Khmer OS Battambang" w:cs="Khmer OS Battambang"/>
-          <w:szCs w:val="24"/>
-        </w:rPr>
-        <w:t xml:space="preserve"> </w:t>
-      </w:r>
-      <w:r>
-        <w:rPr>
-          <w:rFonts w:ascii="Khmer OS Battambang" w:hAnsi="Khmer OS Battambang" w:cs="Khmer OS Battambang"/>
-          <w:szCs w:val="24"/>
-          <w:cs/>
-          <w:lang w:val="en-GB"/>
-        </w:rPr>
-        <w:t>ជាមួយអ្នកដែលពាក់ព័ន្ធនឹងការគ្រប់គ្រងកីឡា។ អ្នកស្រាវជ្រាវបានសួរសំណួរដែលបានរៀបចំជាមុន ដើម្បីទទួលបានព័ត៌មានអំពីបញ្ហា និងតម្រូវការរបស់ប្រព័ន្ធ។</w:t>
-      </w:r>
-      <w:r>
-        <w:rPr>
-          <w:rFonts w:ascii="Khmer OS Battambang" w:hAnsi="Khmer OS Battambang" w:cs="Khmer OS Battambang"/>
-          <w:sz w:val="24"/>
-          <w:szCs w:val="24"/>
-          <w:cs/>
-          <w:lang w:val="en-GB"/>
-        </w:rPr>
-        <w:t>ព័ត៌មានដែលទទួលបានពីការសម្ភាសន៍ នឹងត្រូវបានកត់ត្រា និងប្រើសម្រាប់ការវិភាគក្នុងដំណាក់កាលបន្ទាប់។</w:t>
-      </w:r>
-    </w:p>
-    <w:p>
-      <w:pPr>
-        <w:tabs>
-          <w:tab w:val="left" w:pos="540"/>
-          <w:tab w:val="left" w:pos="720"/>
-        </w:tabs>
-        <w:jc w:val="both"/>
-        <w:rPr>
-          <w:rFonts w:ascii="Khmer OS Battambang" w:hAnsi="Khmer OS Battambang" w:cs="Khmer OS Battambang"/>
-          <w:sz w:val="24"/>
-          <w:szCs w:val="24"/>
-          <w:lang w:val="en-GB"/>
-        </w:rPr>
-      </w:pPr>
-    </w:p>
-    <w:p>
-      <w:pPr>
-        <w:tabs>
-          <w:tab w:val="left" w:pos="540"/>
-          <w:tab w:val="left" w:pos="720"/>
-        </w:tabs>
-        <w:jc w:val="both"/>
-        <w:rPr>
-          <w:rFonts w:ascii="Khmer OS Muol" w:hAnsi="Khmer OS Muol" w:cs="Khmer OS Muol"/>
-          <w:sz w:val="24"/>
-          <w:szCs w:val="24"/>
-          <w:lang w:val="en-GB"/>
-        </w:rPr>
-      </w:pPr>
-      <w:r>
-        <w:rPr>
-          <w:rFonts w:ascii="Khmer OS Muol" w:hAnsi="Khmer OS Muol" w:cs="Khmer OS Muol" w:hint="cs"/>
-          <w:sz w:val="24"/>
-          <w:szCs w:val="24"/>
-          <w:cs/>
-          <w:lang w:val="en-GB"/>
-        </w:rPr>
         <w:t>៣.</w:t>
       </w:r>
       <w:r>
@@ -15010,7 +16416,6 @@
           <w:cs/>
           <w:lang w:val="en-GB"/>
         </w:rPr>
-        <w:lastRenderedPageBreak/>
         <w:t>៣.</w:t>
       </w:r>
       <w:r>
@@ -15309,7 +16714,17 @@
           <w:szCs w:val="24"/>
           <w:cs/>
         </w:rPr>
-        <w:t>គឺដើម្បីបង្កើតរចនាសម្ព័ន្ធឯកសារនៅលើអ៊ីនធឺណិត និងអនុញ្ញាតឱ្យមានការភ្ជាប់តំណ (</w:t>
+        <w:t>គឺដើម្បីបង្កើតរចនាសម្ព័ន្ធឯកសារនៅលើអ៊ីនធឺណិត និង</w:t>
+      </w:r>
+      <w:r>
+        <w:rPr>
+          <w:rFonts w:ascii="Khmer OS Battambang" w:hAnsi="Khmer OS Battambang" w:cs="Khmer OS Battambang"/>
+          <w:sz w:val="24"/>
+          <w:szCs w:val="24"/>
+          <w:cs/>
+        </w:rPr>
+        <w:lastRenderedPageBreak/>
+        <w:t>អនុញ្ញាតឱ្យមានការភ្ជាប់តំណ (</w:t>
       </w:r>
       <w:r>
         <w:rPr>
@@ -15950,7 +17365,6 @@
           <w:szCs w:val="24"/>
           <w:cs/>
         </w:rPr>
-        <w:lastRenderedPageBreak/>
         <w:tab/>
       </w:r>
       <w:r>
@@ -16244,6 +17658,7 @@
         <w:rPr>
           <w:noProof/>
         </w:rPr>
+        <w:lastRenderedPageBreak/>
         <w:drawing>
           <wp:inline distT="0" distB="0" distL="0" distR="0" wp14:anchorId="0EFBFCB1" wp14:editId="18F79BF1">
             <wp:extent cx="2362200" cy="1328738"/>
@@ -17001,102 +18416,102 @@
           <w:sz w:val="24"/>
           <w:szCs w:val="24"/>
         </w:rPr>
+        <w:t>SQL</w:t>
+      </w:r>
+      <w:r>
+        <w:rPr>
+          <w:rFonts w:ascii="Khmer OS Battambang" w:hAnsi="Khmer OS Battambang" w:cs="Khmer OS Battambang"/>
+          <w:sz w:val="24"/>
+          <w:szCs w:val="24"/>
+        </w:rPr>
+        <w:t xml:space="preserve"> </w:t>
+      </w:r>
+      <w:r>
+        <w:rPr>
+          <w:rFonts w:ascii="Khmer OS Battambang" w:hAnsi="Khmer OS Battambang" w:cs="Khmer OS Battambang"/>
+          <w:sz w:val="24"/>
+          <w:szCs w:val="24"/>
+          <w:cs/>
+        </w:rPr>
+        <w:t xml:space="preserve">ត្រូវបានប្រើជាមូលដ្ឋានសម្រាប់ប្រព័ន្ធមូលដ្ឋានទិន្នន័យជាច្រើន ដូចជា </w:t>
+      </w:r>
+      <w:r>
+        <w:rPr>
+          <w:rFonts w:ascii="Century" w:hAnsi="Century" w:cs="Khmer OS Battambang"/>
+          <w:sz w:val="24"/>
+          <w:szCs w:val="24"/>
+        </w:rPr>
+        <w:t>MySQL</w:t>
+      </w:r>
+      <w:r>
+        <w:rPr>
+          <w:rFonts w:ascii="Khmer OS Battambang" w:hAnsi="Khmer OS Battambang" w:cs="Khmer OS Battambang"/>
+          <w:sz w:val="24"/>
+          <w:szCs w:val="24"/>
+        </w:rPr>
+        <w:t xml:space="preserve">, </w:t>
+      </w:r>
+      <w:r>
+        <w:rPr>
+          <w:rFonts w:ascii="Century" w:hAnsi="Century" w:cs="Khmer OS Battambang"/>
+          <w:sz w:val="24"/>
+          <w:szCs w:val="24"/>
+        </w:rPr>
+        <w:t>PostgreSQL</w:t>
+      </w:r>
+      <w:r>
+        <w:rPr>
+          <w:rFonts w:ascii="Khmer OS Battambang" w:hAnsi="Khmer OS Battambang" w:cs="Khmer OS Battambang"/>
+          <w:sz w:val="24"/>
+          <w:szCs w:val="24"/>
+        </w:rPr>
+        <w:t xml:space="preserve"> </w:t>
+      </w:r>
+      <w:r>
+        <w:rPr>
+          <w:rFonts w:ascii="Khmer OS Battambang" w:hAnsi="Khmer OS Battambang" w:cs="Khmer OS Battambang"/>
+          <w:sz w:val="24"/>
+          <w:szCs w:val="24"/>
+          <w:cs/>
+        </w:rPr>
+        <w:t xml:space="preserve">និង </w:t>
+      </w:r>
+      <w:r>
+        <w:rPr>
+          <w:rFonts w:ascii="Century" w:hAnsi="Century" w:cs="Khmer OS Battambang"/>
+          <w:sz w:val="24"/>
+          <w:szCs w:val="24"/>
+        </w:rPr>
+        <w:t>SQL Server</w:t>
+      </w:r>
+      <w:r>
+        <w:rPr>
+          <w:rFonts w:ascii="Khmer OS Battambang" w:hAnsi="Khmer OS Battambang" w:cs="Khmer OS Battambang"/>
+          <w:sz w:val="24"/>
+          <w:szCs w:val="24"/>
+          <w:cs/>
+        </w:rPr>
+        <w:t>។</w:t>
+      </w:r>
+    </w:p>
+    <w:p>
+      <w:pPr>
+        <w:tabs>
+          <w:tab w:val="left" w:pos="540"/>
+          <w:tab w:val="left" w:pos="720"/>
+        </w:tabs>
+        <w:jc w:val="center"/>
+        <w:rPr>
+          <w:rFonts w:ascii="Khmer OS Battambang" w:hAnsi="Khmer OS Battambang" w:cs="Khmer OS Battambang"/>
+          <w:sz w:val="24"/>
+          <w:szCs w:val="24"/>
+        </w:rPr>
+      </w:pPr>
+      <w:r>
+        <w:rPr>
+          <w:noProof/>
+        </w:rPr>
         <w:lastRenderedPageBreak/>
-        <w:t>SQL</w:t>
-      </w:r>
-      <w:r>
-        <w:rPr>
-          <w:rFonts w:ascii="Khmer OS Battambang" w:hAnsi="Khmer OS Battambang" w:cs="Khmer OS Battambang"/>
-          <w:sz w:val="24"/>
-          <w:szCs w:val="24"/>
-        </w:rPr>
-        <w:t xml:space="preserve"> </w:t>
-      </w:r>
-      <w:r>
-        <w:rPr>
-          <w:rFonts w:ascii="Khmer OS Battambang" w:hAnsi="Khmer OS Battambang" w:cs="Khmer OS Battambang"/>
-          <w:sz w:val="24"/>
-          <w:szCs w:val="24"/>
-          <w:cs/>
-        </w:rPr>
-        <w:t xml:space="preserve">ត្រូវបានប្រើជាមូលដ្ឋានសម្រាប់ប្រព័ន្ធមូលដ្ឋានទិន្នន័យជាច្រើន ដូចជា </w:t>
-      </w:r>
-      <w:r>
-        <w:rPr>
-          <w:rFonts w:ascii="Century" w:hAnsi="Century" w:cs="Khmer OS Battambang"/>
-          <w:sz w:val="24"/>
-          <w:szCs w:val="24"/>
-        </w:rPr>
-        <w:t>MySQL</w:t>
-      </w:r>
-      <w:r>
-        <w:rPr>
-          <w:rFonts w:ascii="Khmer OS Battambang" w:hAnsi="Khmer OS Battambang" w:cs="Khmer OS Battambang"/>
-          <w:sz w:val="24"/>
-          <w:szCs w:val="24"/>
-        </w:rPr>
-        <w:t xml:space="preserve">, </w:t>
-      </w:r>
-      <w:r>
-        <w:rPr>
-          <w:rFonts w:ascii="Century" w:hAnsi="Century" w:cs="Khmer OS Battambang"/>
-          <w:sz w:val="24"/>
-          <w:szCs w:val="24"/>
-        </w:rPr>
-        <w:t>PostgreSQL</w:t>
-      </w:r>
-      <w:r>
-        <w:rPr>
-          <w:rFonts w:ascii="Khmer OS Battambang" w:hAnsi="Khmer OS Battambang" w:cs="Khmer OS Battambang"/>
-          <w:sz w:val="24"/>
-          <w:szCs w:val="24"/>
-        </w:rPr>
-        <w:t xml:space="preserve"> </w:t>
-      </w:r>
-      <w:r>
-        <w:rPr>
-          <w:rFonts w:ascii="Khmer OS Battambang" w:hAnsi="Khmer OS Battambang" w:cs="Khmer OS Battambang"/>
-          <w:sz w:val="24"/>
-          <w:szCs w:val="24"/>
-          <w:cs/>
-        </w:rPr>
-        <w:t xml:space="preserve">និង </w:t>
-      </w:r>
-      <w:r>
-        <w:rPr>
-          <w:rFonts w:ascii="Century" w:hAnsi="Century" w:cs="Khmer OS Battambang"/>
-          <w:sz w:val="24"/>
-          <w:szCs w:val="24"/>
-        </w:rPr>
-        <w:t>SQL Server</w:t>
-      </w:r>
-      <w:r>
-        <w:rPr>
-          <w:rFonts w:ascii="Khmer OS Battambang" w:hAnsi="Khmer OS Battambang" w:cs="Khmer OS Battambang"/>
-          <w:sz w:val="24"/>
-          <w:szCs w:val="24"/>
-          <w:cs/>
-        </w:rPr>
-        <w:t>។</w:t>
-      </w:r>
-    </w:p>
-    <w:p>
-      <w:pPr>
-        <w:tabs>
-          <w:tab w:val="left" w:pos="540"/>
-          <w:tab w:val="left" w:pos="720"/>
-        </w:tabs>
-        <w:jc w:val="center"/>
-        <w:rPr>
-          <w:rFonts w:ascii="Khmer OS Battambang" w:hAnsi="Khmer OS Battambang" w:cs="Khmer OS Battambang"/>
-          <w:sz w:val="24"/>
-          <w:szCs w:val="24"/>
-        </w:rPr>
-      </w:pPr>
-      <w:r>
-        <w:rPr>
-          <w:noProof/>
-        </w:rPr>
         <w:drawing>
           <wp:inline distT="0" distB="0" distL="0" distR="0" wp14:anchorId="35EE69D5" wp14:editId="58159D5A">
             <wp:extent cx="1253067" cy="1253067"/>
@@ -17817,7 +19232,6 @@
           <w:szCs w:val="24"/>
           <w:cs/>
         </w:rPr>
-        <w:lastRenderedPageBreak/>
         <w:tab/>
       </w:r>
       <w:r>
@@ -18022,7 +19436,17 @@
           <w:szCs w:val="24"/>
           <w:cs/>
         </w:rPr>
-        <w:t xml:space="preserve">ដើម្បីធ្វើឱ្យការអភិវឌ្ឍ </w:t>
+        <w:t>ដើម្បីធ្វើឱ្យការ</w:t>
+      </w:r>
+      <w:r>
+        <w:rPr>
+          <w:rFonts w:ascii="Khmer OS Battambang" w:hAnsi="Khmer OS Battambang" w:cs="Khmer OS Battambang"/>
+          <w:sz w:val="24"/>
+          <w:szCs w:val="24"/>
+          <w:cs/>
+        </w:rPr>
+        <w:lastRenderedPageBreak/>
+        <w:t xml:space="preserve">អភិវឌ្ឍ </w:t>
       </w:r>
       <w:r>
         <w:rPr>
@@ -22663,6 +24087,202 @@
           <w:rFonts w:ascii="Khmer OS Muol" w:hAnsi="Khmer OS Muol" w:cs="Khmer OS Muol"/>
           <w:sz w:val="24"/>
           <w:szCs w:val="24"/>
+        </w:rPr>
+      </w:pPr>
+    </w:p>
+    <w:p>
+      <w:pPr>
+        <w:tabs>
+          <w:tab w:val="left" w:pos="540"/>
+          <w:tab w:val="left" w:pos="720"/>
+        </w:tabs>
+        <w:jc w:val="center"/>
+        <w:rPr>
+          <w:rFonts w:ascii="Khmer OS Muol" w:hAnsi="Khmer OS Muol" w:cs="Khmer OS Muol"/>
+          <w:sz w:val="24"/>
+          <w:szCs w:val="24"/>
+        </w:rPr>
+      </w:pPr>
+    </w:p>
+    <w:p>
+      <w:pPr>
+        <w:tabs>
+          <w:tab w:val="left" w:pos="540"/>
+          <w:tab w:val="left" w:pos="720"/>
+        </w:tabs>
+        <w:jc w:val="center"/>
+        <w:rPr>
+          <w:rFonts w:ascii="Khmer OS Muol" w:hAnsi="Khmer OS Muol" w:cs="Khmer OS Muol"/>
+          <w:sz w:val="24"/>
+          <w:szCs w:val="24"/>
+        </w:rPr>
+      </w:pPr>
+    </w:p>
+    <w:p>
+      <w:pPr>
+        <w:tabs>
+          <w:tab w:val="left" w:pos="540"/>
+          <w:tab w:val="left" w:pos="720"/>
+        </w:tabs>
+        <w:jc w:val="center"/>
+        <w:rPr>
+          <w:rFonts w:ascii="Khmer OS Muol" w:hAnsi="Khmer OS Muol" w:cs="Khmer OS Muol"/>
+          <w:sz w:val="24"/>
+          <w:szCs w:val="24"/>
+        </w:rPr>
+      </w:pPr>
+    </w:p>
+    <w:p>
+      <w:pPr>
+        <w:tabs>
+          <w:tab w:val="left" w:pos="540"/>
+          <w:tab w:val="left" w:pos="720"/>
+        </w:tabs>
+        <w:jc w:val="center"/>
+        <w:rPr>
+          <w:rFonts w:ascii="Khmer OS Muol" w:hAnsi="Khmer OS Muol" w:cs="Khmer OS Muol"/>
+          <w:sz w:val="24"/>
+          <w:szCs w:val="24"/>
+        </w:rPr>
+      </w:pPr>
+    </w:p>
+    <w:p>
+      <w:pPr>
+        <w:tabs>
+          <w:tab w:val="left" w:pos="540"/>
+          <w:tab w:val="left" w:pos="720"/>
+        </w:tabs>
+        <w:jc w:val="center"/>
+        <w:rPr>
+          <w:rFonts w:ascii="Khmer OS Muol" w:hAnsi="Khmer OS Muol" w:cs="Khmer OS Muol"/>
+          <w:sz w:val="24"/>
+          <w:szCs w:val="24"/>
+        </w:rPr>
+      </w:pPr>
+    </w:p>
+    <w:p>
+      <w:pPr>
+        <w:tabs>
+          <w:tab w:val="left" w:pos="540"/>
+          <w:tab w:val="left" w:pos="720"/>
+        </w:tabs>
+        <w:jc w:val="center"/>
+        <w:rPr>
+          <w:rFonts w:ascii="Khmer OS Muol" w:hAnsi="Khmer OS Muol" w:cs="Khmer OS Muol"/>
+          <w:sz w:val="24"/>
+          <w:szCs w:val="24"/>
+        </w:rPr>
+      </w:pPr>
+    </w:p>
+    <w:p>
+      <w:pPr>
+        <w:tabs>
+          <w:tab w:val="left" w:pos="540"/>
+          <w:tab w:val="left" w:pos="720"/>
+        </w:tabs>
+        <w:jc w:val="center"/>
+        <w:rPr>
+          <w:rFonts w:ascii="Khmer OS Muol" w:hAnsi="Khmer OS Muol" w:cs="Khmer OS Muol"/>
+          <w:sz w:val="24"/>
+          <w:szCs w:val="24"/>
+        </w:rPr>
+      </w:pPr>
+    </w:p>
+    <w:p>
+      <w:pPr>
+        <w:tabs>
+          <w:tab w:val="left" w:pos="540"/>
+          <w:tab w:val="left" w:pos="720"/>
+        </w:tabs>
+        <w:jc w:val="center"/>
+        <w:rPr>
+          <w:rFonts w:ascii="Khmer OS Muol" w:hAnsi="Khmer OS Muol" w:cs="Khmer OS Muol"/>
+          <w:sz w:val="24"/>
+          <w:szCs w:val="24"/>
+        </w:rPr>
+      </w:pPr>
+    </w:p>
+    <w:p>
+      <w:pPr>
+        <w:tabs>
+          <w:tab w:val="left" w:pos="540"/>
+          <w:tab w:val="left" w:pos="720"/>
+        </w:tabs>
+        <w:jc w:val="center"/>
+        <w:rPr>
+          <w:rFonts w:ascii="Khmer OS Muol" w:hAnsi="Khmer OS Muol" w:cs="Khmer OS Muol"/>
+          <w:sz w:val="24"/>
+          <w:szCs w:val="24"/>
+        </w:rPr>
+      </w:pPr>
+    </w:p>
+    <w:p>
+      <w:pPr>
+        <w:tabs>
+          <w:tab w:val="left" w:pos="540"/>
+          <w:tab w:val="left" w:pos="720"/>
+        </w:tabs>
+        <w:jc w:val="center"/>
+        <w:rPr>
+          <w:rFonts w:ascii="Khmer OS Muol" w:hAnsi="Khmer OS Muol" w:cs="Khmer OS Muol"/>
+          <w:sz w:val="24"/>
+          <w:szCs w:val="24"/>
+        </w:rPr>
+      </w:pPr>
+    </w:p>
+    <w:p>
+      <w:pPr>
+        <w:tabs>
+          <w:tab w:val="left" w:pos="540"/>
+          <w:tab w:val="left" w:pos="720"/>
+        </w:tabs>
+        <w:jc w:val="center"/>
+        <w:rPr>
+          <w:rFonts w:ascii="Khmer OS Muol" w:hAnsi="Khmer OS Muol" w:cs="Khmer OS Muol"/>
+          <w:sz w:val="24"/>
+          <w:szCs w:val="24"/>
+        </w:rPr>
+      </w:pPr>
+    </w:p>
+    <w:p>
+      <w:pPr>
+        <w:tabs>
+          <w:tab w:val="left" w:pos="540"/>
+          <w:tab w:val="left" w:pos="720"/>
+        </w:tabs>
+        <w:jc w:val="center"/>
+        <w:rPr>
+          <w:rFonts w:ascii="Khmer OS Muol" w:hAnsi="Khmer OS Muol" w:cs="Khmer OS Muol"/>
+          <w:sz w:val="24"/>
+          <w:szCs w:val="24"/>
+        </w:rPr>
+      </w:pPr>
+    </w:p>
+    <w:p>
+      <w:pPr>
+        <w:tabs>
+          <w:tab w:val="left" w:pos="540"/>
+          <w:tab w:val="left" w:pos="720"/>
+        </w:tabs>
+        <w:jc w:val="center"/>
+        <w:rPr>
+          <w:rFonts w:ascii="Khmer OS Muol" w:hAnsi="Khmer OS Muol" w:cs="Khmer OS Muol"/>
+          <w:sz w:val="24"/>
+          <w:szCs w:val="24"/>
+        </w:rPr>
+      </w:pPr>
+    </w:p>
+    <w:p>
+      <w:pPr>
+        <w:tabs>
+          <w:tab w:val="left" w:pos="540"/>
+          <w:tab w:val="left" w:pos="720"/>
+        </w:tabs>
+        <w:jc w:val="center"/>
+        <w:rPr>
+          <w:rFonts w:ascii="Khmer OS Muol" w:hAnsi="Khmer OS Muol" w:cs="Khmer OS Muol"/>
+          <w:sz w:val="24"/>
+          <w:szCs w:val="24"/>
           <w:lang w:val="it-IT"/>
         </w:rPr>
       </w:pPr>
@@ -22673,6 +24293,7 @@
           <w:szCs w:val="24"/>
           <w:cs/>
         </w:rPr>
+        <w:lastRenderedPageBreak/>
         <w:t>បណ្ណាល័យសាស្រ្ត</w:t>
       </w:r>
     </w:p>
@@ -22682,49 +24303,9 @@
           <w:tab w:val="left" w:pos="540"/>
           <w:tab w:val="left" w:pos="720"/>
         </w:tabs>
-        <w:jc w:val="center"/>
-        <w:rPr>
-          <w:rFonts w:ascii="Khmer OS Muol" w:hAnsi="Khmer OS Muol" w:cs="Khmer OS Muol"/>
-          <w:sz w:val="24"/>
-          <w:szCs w:val="24"/>
-        </w:rPr>
-      </w:pPr>
-    </w:p>
-    <w:p>
-      <w:pPr>
-        <w:tabs>
-          <w:tab w:val="left" w:pos="540"/>
-          <w:tab w:val="left" w:pos="720"/>
-        </w:tabs>
-        <w:rPr>
-          <w:rFonts w:ascii="Khmer OS Bokor" w:hAnsi="Khmer OS Bokor" w:cs="Khmer OS Bokor"/>
-          <w:sz w:val="24"/>
-          <w:szCs w:val="24"/>
-        </w:rPr>
-      </w:pPr>
-      <w:r>
-        <w:rPr>
-          <w:rFonts w:ascii="Khmer OS Bokor" w:hAnsi="Khmer OS Bokor" w:cs="Khmer OS Bokor"/>
-          <w:sz w:val="24"/>
-          <w:szCs w:val="24"/>
-          <w:cs/>
-        </w:rPr>
-        <w:t>១. ដកស្រង់ពីឯកសារបោះពុម្ពជាភាសាខ្មែរ</w:t>
-      </w:r>
-    </w:p>
-    <w:p>
-      <w:pPr>
-        <w:pStyle w:val="ListParagraph"/>
-        <w:numPr>
-          <w:ilvl w:val="0"/>
-          <w:numId w:val="20"/>
-        </w:numPr>
-        <w:tabs>
-          <w:tab w:val="left" w:pos="540"/>
-          <w:tab w:val="left" w:pos="720"/>
-        </w:tabs>
-        <w:rPr>
-          <w:rFonts w:ascii="Khmer OS Battambang" w:hAnsi="Khmer OS Battambang" w:cs="Khmer OS Battambang"/>
+        <w:jc w:val="thaiDistribute"/>
+        <w:rPr>
+          <w:rFonts w:ascii="Century" w:hAnsi="Century" w:cs="Khmer OS Battambang"/>
           <w:b/>
           <w:bCs/>
           <w:sz w:val="24"/>
@@ -22733,14 +24314,13 @@
       </w:pPr>
       <w:r>
         <w:rPr>
-          <w:rFonts w:ascii="Khmer OS Battambang" w:hAnsi="Khmer OS Battambang" w:cs="Khmer OS Battambang"/>
+          <w:rFonts w:ascii="Century" w:hAnsi="Century" w:cs="Khmer OS Battambang"/>
           <w:b/>
           <w:bCs/>
           <w:sz w:val="24"/>
           <w:szCs w:val="24"/>
-          <w:cs/>
-        </w:rPr>
-        <w:t>ឯកសារដែលនិពន្ធដោយស្ថាប័ន</w:t>
+        </w:rPr>
+        <w:t>1. Journal / Periodicals</w:t>
       </w:r>
     </w:p>
     <w:p>
@@ -22751,156 +24331,122 @@
         </w:tabs>
         <w:jc w:val="thaiDistribute"/>
         <w:rPr>
-          <w:rFonts w:ascii="Khmer OS Battambang" w:hAnsi="Khmer OS Battambang" w:cs="Khmer OS Battambang"/>
-          <w:sz w:val="24"/>
-          <w:szCs w:val="24"/>
-        </w:rPr>
-      </w:pPr>
-      <w:r>
-        <w:rPr>
-          <w:rFonts w:ascii="Khmer OS Battambang" w:hAnsi="Khmer OS Battambang" w:cs="Khmer OS Battambang"/>
-          <w:sz w:val="24"/>
-          <w:szCs w:val="24"/>
-          <w:cs/>
-        </w:rPr>
-        <w:t>ក្រសួងអប់រំ យុវជន និងកីឡា (២០២១)</w:t>
-      </w:r>
-      <w:r>
-        <w:rPr>
-          <w:rFonts w:ascii="Khmer OS Battambang" w:hAnsi="Khmer OS Battambang" w:cs="Khmer OS Battambang"/>
-          <w:sz w:val="24"/>
-          <w:szCs w:val="24"/>
-        </w:rPr>
-        <w:t xml:space="preserve"> </w:t>
-      </w:r>
-      <w:r>
-        <w:rPr>
-          <w:rFonts w:ascii="Khmer OS Battambang" w:hAnsi="Khmer OS Battambang" w:cs="Khmer OS Battambang"/>
+          <w:rFonts w:ascii="Century" w:hAnsi="Century" w:cs="Khmer OS Battambang"/>
+          <w:sz w:val="24"/>
+          <w:szCs w:val="24"/>
+        </w:rPr>
+      </w:pPr>
+      <w:r>
+        <w:rPr>
+          <w:rFonts w:ascii="Century" w:hAnsi="Century" w:cs="Khmer OS Battambang"/>
+          <w:sz w:val="24"/>
+          <w:szCs w:val="24"/>
+        </w:rPr>
+        <w:t>Pedersen, P. M., Parks, J. B., Quarterman, J., &amp; Thibault, L. (2011</w:t>
+      </w:r>
+      <w:proofErr w:type="gramStart"/>
+      <w:r>
+        <w:rPr>
+          <w:rFonts w:ascii="Century" w:hAnsi="Century" w:cs="Khmer OS Battambang"/>
+          <w:sz w:val="24"/>
+          <w:szCs w:val="24"/>
+        </w:rPr>
+        <w:t>).Contemporary</w:t>
+      </w:r>
+      <w:proofErr w:type="gramEnd"/>
+      <w:r>
+        <w:rPr>
+          <w:rFonts w:ascii="Century" w:hAnsi="Century" w:cs="Khmer OS Battambang"/>
+          <w:sz w:val="24"/>
+          <w:szCs w:val="24"/>
+        </w:rPr>
+        <w:t xml:space="preserve"> sport management. </w:t>
+      </w:r>
+      <w:r>
+        <w:rPr>
+          <w:rFonts w:ascii="Century" w:hAnsi="Century" w:cs="Khmer OS Battambang"/>
+          <w:i/>
+          <w:iCs/>
+          <w:sz w:val="24"/>
+          <w:szCs w:val="24"/>
+        </w:rPr>
+        <w:t>Human Kinetics Journal</w:t>
+      </w:r>
+      <w:r>
+        <w:rPr>
+          <w:rFonts w:ascii="Century" w:hAnsi="Century" w:cs="Khmer OS Battambang"/>
+          <w:sz w:val="24"/>
+          <w:szCs w:val="24"/>
+        </w:rPr>
+        <w:t>, 4(2), 45</w:t>
+      </w:r>
+      <w:r>
+        <w:rPr>
+          <w:rFonts w:ascii="Century" w:hAnsi="Century" w:cs="Times New Roman"/>
+          <w:sz w:val="24"/>
+          <w:szCs w:val="24"/>
+        </w:rPr>
+        <w:t>–</w:t>
+      </w:r>
+      <w:r>
+        <w:rPr>
+          <w:rFonts w:ascii="Century" w:hAnsi="Century" w:cs="Khmer OS Battambang"/>
+          <w:sz w:val="24"/>
+          <w:szCs w:val="24"/>
+        </w:rPr>
+        <w:t>60.</w:t>
+      </w:r>
+    </w:p>
+    <w:p>
+      <w:pPr>
+        <w:tabs>
+          <w:tab w:val="left" w:pos="540"/>
+          <w:tab w:val="left" w:pos="720"/>
+        </w:tabs>
+        <w:jc w:val="thaiDistribute"/>
+        <w:rPr>
+          <w:rFonts w:ascii="Century" w:hAnsi="Century" w:cs="Khmer OS Battambang"/>
           <w:b/>
           <w:bCs/>
           <w:sz w:val="24"/>
           <w:szCs w:val="24"/>
-          <w:cs/>
-        </w:rPr>
-        <w:t>គោលនយោបាយជាតិស្តីពីការអភិវឌ្ឍកីឡា</w:t>
-      </w:r>
-      <w:r>
-        <w:rPr>
-          <w:rFonts w:ascii="Khmer OS Battambang" w:hAnsi="Khmer OS Battambang" w:cs="Khmer OS Battambang"/>
-          <w:sz w:val="24"/>
-          <w:szCs w:val="24"/>
-          <w:cs/>
-        </w:rPr>
-        <w:t xml:space="preserve">។ ភ្នំពេញ។ </w:t>
-      </w:r>
-      <w:r>
-        <w:rPr>
-          <w:rFonts w:ascii="Khmer OS Battambang" w:hAnsi="Khmer OS Battambang" w:cs="Khmer OS Battambang" w:hint="cs"/>
-          <w:sz w:val="24"/>
-          <w:szCs w:val="24"/>
-          <w:cs/>
-        </w:rPr>
-        <w:t xml:space="preserve">  </w:t>
-      </w:r>
-      <w:r>
-        <w:rPr>
-          <w:rFonts w:ascii="Khmer OS Battambang" w:hAnsi="Khmer OS Battambang" w:cs="Khmer OS Battambang"/>
-          <w:sz w:val="24"/>
-          <w:szCs w:val="24"/>
-          <w:cs/>
-        </w:rPr>
-        <w:t>ព្រះរាជាណាចក្រកម្ពុជា។</w:t>
-      </w:r>
-    </w:p>
-    <w:p>
-      <w:pPr>
-        <w:tabs>
-          <w:tab w:val="left" w:pos="540"/>
-          <w:tab w:val="left" w:pos="720"/>
-        </w:tabs>
-        <w:jc w:val="thaiDistribute"/>
-        <w:rPr>
-          <w:rFonts w:ascii="Khmer OS Battambang" w:hAnsi="Khmer OS Battambang" w:cs="Khmer OS Battambang"/>
-          <w:sz w:val="24"/>
-          <w:szCs w:val="24"/>
-        </w:rPr>
-      </w:pPr>
-      <w:r>
-        <w:rPr>
-          <w:rFonts w:ascii="Khmer OS Battambang" w:hAnsi="Khmer OS Battambang" w:cs="Khmer OS Battambang"/>
-          <w:sz w:val="24"/>
-          <w:szCs w:val="24"/>
-          <w:cs/>
-        </w:rPr>
-        <w:t>ក្រសួងអប់រំ យុវជន និងកីឡា (២០១៩)</w:t>
-      </w:r>
-      <w:r>
-        <w:rPr>
-          <w:rFonts w:ascii="Khmer OS Battambang" w:hAnsi="Khmer OS Battambang" w:cs="Khmer OS Battambang"/>
-          <w:sz w:val="24"/>
-          <w:szCs w:val="24"/>
-        </w:rPr>
-        <w:t xml:space="preserve"> </w:t>
-      </w:r>
-      <w:r>
-        <w:rPr>
-          <w:rFonts w:ascii="Khmer OS Battambang" w:hAnsi="Khmer OS Battambang" w:cs="Khmer OS Battambang"/>
+        </w:rPr>
+      </w:pPr>
+      <w:r>
+        <w:rPr>
+          <w:rFonts w:ascii="Century" w:hAnsi="Century" w:cs="Khmer OS Battambang"/>
           <w:b/>
           <w:bCs/>
           <w:sz w:val="24"/>
           <w:szCs w:val="24"/>
-          <w:cs/>
-        </w:rPr>
-        <w:t>ផែនការយុទ្ធសាស្ត្រវិស័យអប់រំ ២០១៩</w:t>
-      </w:r>
-      <w:r>
-        <w:rPr>
-          <w:rFonts w:ascii="Times New Roman" w:hAnsi="Times New Roman" w:cs="Times New Roman" w:hint="cs"/>
+        </w:rPr>
+        <w:t>2. Book</w:t>
+      </w:r>
+    </w:p>
+    <w:p>
+      <w:pPr>
+        <w:tabs>
+          <w:tab w:val="left" w:pos="540"/>
+          <w:tab w:val="left" w:pos="720"/>
+        </w:tabs>
+        <w:jc w:val="thaiDistribute"/>
+        <w:rPr>
+          <w:rFonts w:ascii="Century" w:hAnsi="Century" w:cs="Khmer OS Battambang"/>
           <w:b/>
           <w:bCs/>
           <w:sz w:val="24"/>
           <w:szCs w:val="24"/>
-          <w:cs/>
-        </w:rPr>
-        <w:t>–</w:t>
-      </w:r>
-      <w:r>
-        <w:rPr>
-          <w:rFonts w:ascii="Khmer OS Battambang" w:hAnsi="Khmer OS Battambang" w:cs="Khmer OS Battambang" w:hint="cs"/>
+        </w:rPr>
+      </w:pPr>
+      <w:r>
+        <w:rPr>
+          <w:rFonts w:ascii="Century" w:hAnsi="Century" w:cs="Khmer OS Battambang"/>
           <w:b/>
           <w:bCs/>
           <w:sz w:val="24"/>
           <w:szCs w:val="24"/>
-          <w:cs/>
-        </w:rPr>
-        <w:t>២០២៣</w:t>
-      </w:r>
-      <w:r>
-        <w:rPr>
-          <w:rFonts w:ascii="Khmer OS Battambang" w:hAnsi="Khmer OS Battambang" w:cs="Khmer OS Battambang"/>
-          <w:sz w:val="24"/>
-          <w:szCs w:val="24"/>
-          <w:cs/>
-        </w:rPr>
-        <w:t xml:space="preserve">។ </w:t>
-      </w:r>
-      <w:r>
-        <w:rPr>
-          <w:rFonts w:ascii="Khmer OS Battambang" w:hAnsi="Khmer OS Battambang" w:cs="Khmer OS Battambang" w:hint="cs"/>
-          <w:sz w:val="24"/>
-          <w:szCs w:val="24"/>
-          <w:cs/>
-        </w:rPr>
-        <w:t xml:space="preserve">          </w:t>
-      </w:r>
-      <w:r>
-        <w:rPr>
-          <w:rFonts w:ascii="Khmer OS Battambang" w:hAnsi="Khmer OS Battambang" w:cs="Khmer OS Battambang"/>
-          <w:sz w:val="24"/>
-          <w:szCs w:val="24"/>
-          <w:cs/>
-        </w:rPr>
-        <w:t>ភ្នំពេញ។ ព្រះរាជាណាចក្រកម្ពុជា។</w:t>
+        </w:rPr>
+        <w:t>a. Book (with author)</w:t>
       </w:r>
     </w:p>
     <w:p>
@@ -22922,109 +24468,7 @@
           <w:sz w:val="24"/>
           <w:szCs w:val="24"/>
         </w:rPr>
-        <w:t xml:space="preserve">National Olympic Committee of Cambodia (2020) </w:t>
-      </w:r>
-      <w:r>
-        <w:rPr>
-          <w:rFonts w:ascii="Century" w:hAnsi="Century" w:cs="Khmer OS Battambang"/>
-          <w:b/>
-          <w:bCs/>
-          <w:sz w:val="24"/>
-          <w:szCs w:val="24"/>
-        </w:rPr>
-        <w:t>Sports Development Strategy in Cambodia</w:t>
-      </w:r>
-      <w:r>
-        <w:rPr>
-          <w:rFonts w:ascii="Century" w:hAnsi="Century" w:cs="Khmer OS Battambang"/>
-          <w:sz w:val="24"/>
-          <w:szCs w:val="24"/>
-        </w:rPr>
-        <w:t>. Phnom Penh. Kingdom of Cambodia.</w:t>
-      </w:r>
-    </w:p>
-    <w:p>
-      <w:pPr>
-        <w:tabs>
-          <w:tab w:val="left" w:pos="540"/>
-          <w:tab w:val="left" w:pos="720"/>
-        </w:tabs>
-        <w:jc w:val="thaiDistribute"/>
-        <w:rPr>
-          <w:rFonts w:ascii="Century" w:hAnsi="Century" w:cs="Khmer OS Battambang"/>
-          <w:sz w:val="24"/>
-          <w:szCs w:val="24"/>
-        </w:rPr>
-      </w:pPr>
-    </w:p>
-    <w:p>
-      <w:pPr>
-        <w:tabs>
-          <w:tab w:val="left" w:pos="540"/>
-          <w:tab w:val="left" w:pos="720"/>
-        </w:tabs>
-        <w:rPr>
-          <w:rFonts w:ascii="Century" w:hAnsi="Century" w:cs="Khmer OS Bokor"/>
-          <w:sz w:val="24"/>
-          <w:szCs w:val="24"/>
-        </w:rPr>
-      </w:pPr>
-      <w:r>
-        <w:rPr>
-          <w:rFonts w:ascii="Century" w:hAnsi="Century" w:cs="Khmer OS Bokor"/>
-          <w:sz w:val="24"/>
-          <w:szCs w:val="24"/>
-          <w:cs/>
-        </w:rPr>
-        <w:t>២. ដកស្រង់ពីឯកសារបោះពុម្ពជាភាសាបរទេស</w:t>
-      </w:r>
-    </w:p>
-    <w:p>
-      <w:pPr>
-        <w:tabs>
-          <w:tab w:val="left" w:pos="540"/>
-          <w:tab w:val="left" w:pos="720"/>
-        </w:tabs>
-        <w:jc w:val="thaiDistribute"/>
-        <w:rPr>
-          <w:rFonts w:ascii="Century" w:hAnsi="Century" w:cs="Khmer OS Battambang"/>
-          <w:b/>
-          <w:bCs/>
-          <w:sz w:val="24"/>
-          <w:szCs w:val="24"/>
-        </w:rPr>
-      </w:pPr>
-      <w:r>
-        <w:rPr>
-          <w:rFonts w:ascii="Century" w:hAnsi="Century" w:cs="Khmer OS Battambang"/>
-          <w:b/>
-          <w:bCs/>
-          <w:sz w:val="24"/>
-          <w:szCs w:val="24"/>
-        </w:rPr>
-        <w:t>1. Journal / Periodicals</w:t>
-      </w:r>
-    </w:p>
-    <w:p>
-      <w:pPr>
-        <w:tabs>
-          <w:tab w:val="left" w:pos="540"/>
-          <w:tab w:val="left" w:pos="720"/>
-        </w:tabs>
-        <w:jc w:val="thaiDistribute"/>
-        <w:rPr>
-          <w:rFonts w:ascii="Century" w:hAnsi="Century" w:cs="Khmer OS Battambang"/>
-          <w:sz w:val="24"/>
-          <w:szCs w:val="24"/>
-        </w:rPr>
-      </w:pPr>
-      <w:r>
-        <w:rPr>
-          <w:rFonts w:ascii="Century" w:hAnsi="Century" w:cs="Khmer OS Battambang"/>
-          <w:sz w:val="24"/>
-          <w:szCs w:val="24"/>
-        </w:rPr>
-        <w:t>Pedersen, P. M., Parks, J. B., Quarterman, J., &amp; Thibault, L. (2011</w:t>
+        <w:t>Laudon, Kenneth C., and Laudon, Jane P. (2020</w:t>
       </w:r>
       <w:proofErr w:type="gramStart"/>
       <w:r>
@@ -23033,16 +24477,7 @@
           <w:sz w:val="24"/>
           <w:szCs w:val="24"/>
         </w:rPr>
-        <w:t>).Contemporary</w:t>
-      </w:r>
-      <w:proofErr w:type="gramEnd"/>
-      <w:r>
-        <w:rPr>
-          <w:rFonts w:ascii="Century" w:hAnsi="Century" w:cs="Khmer OS Battambang"/>
-          <w:sz w:val="24"/>
-          <w:szCs w:val="24"/>
-        </w:rPr>
-        <w:t xml:space="preserve"> sport management. </w:t>
+        <w:t>).</w:t>
       </w:r>
       <w:r>
         <w:rPr>
@@ -23052,115 +24487,9 @@
           <w:sz w:val="24"/>
           <w:szCs w:val="24"/>
         </w:rPr>
-        <w:t>Human Kinetics Journal</w:t>
-      </w:r>
-      <w:r>
-        <w:rPr>
-          <w:rFonts w:ascii="Century" w:hAnsi="Century" w:cs="Khmer OS Battambang"/>
-          <w:sz w:val="24"/>
-          <w:szCs w:val="24"/>
-        </w:rPr>
-        <w:t>, 4(2), 45</w:t>
-      </w:r>
-      <w:r>
-        <w:rPr>
-          <w:rFonts w:ascii="Century" w:hAnsi="Century" w:cs="Times New Roman"/>
-          <w:sz w:val="24"/>
-          <w:szCs w:val="24"/>
-        </w:rPr>
-        <w:t>–</w:t>
-      </w:r>
-      <w:r>
-        <w:rPr>
-          <w:rFonts w:ascii="Century" w:hAnsi="Century" w:cs="Khmer OS Battambang"/>
-          <w:sz w:val="24"/>
-          <w:szCs w:val="24"/>
-        </w:rPr>
-        <w:t>60.</w:t>
-      </w:r>
-    </w:p>
-    <w:p>
-      <w:pPr>
-        <w:tabs>
-          <w:tab w:val="left" w:pos="540"/>
-          <w:tab w:val="left" w:pos="720"/>
-        </w:tabs>
-        <w:jc w:val="thaiDistribute"/>
-        <w:rPr>
-          <w:rFonts w:ascii="Century" w:hAnsi="Century" w:cs="Khmer OS Battambang"/>
-          <w:b/>
-          <w:bCs/>
-          <w:sz w:val="24"/>
-          <w:szCs w:val="24"/>
-        </w:rPr>
-      </w:pPr>
-      <w:r>
-        <w:rPr>
-          <w:rFonts w:ascii="Century" w:hAnsi="Century" w:cs="Khmer OS Battambang"/>
-          <w:b/>
-          <w:bCs/>
-          <w:sz w:val="24"/>
-          <w:szCs w:val="24"/>
-        </w:rPr>
-        <w:t>2. Book</w:t>
-      </w:r>
-    </w:p>
-    <w:p>
-      <w:pPr>
-        <w:tabs>
-          <w:tab w:val="left" w:pos="540"/>
-          <w:tab w:val="left" w:pos="720"/>
-        </w:tabs>
-        <w:jc w:val="thaiDistribute"/>
-        <w:rPr>
-          <w:rFonts w:ascii="Century" w:hAnsi="Century" w:cs="Khmer OS Battambang"/>
-          <w:b/>
-          <w:bCs/>
-          <w:sz w:val="24"/>
-          <w:szCs w:val="24"/>
-        </w:rPr>
-      </w:pPr>
-      <w:r>
-        <w:rPr>
-          <w:rFonts w:ascii="Century" w:hAnsi="Century" w:cs="Khmer OS Battambang"/>
-          <w:b/>
-          <w:bCs/>
-          <w:sz w:val="24"/>
-          <w:szCs w:val="24"/>
-        </w:rPr>
-        <w:t>a. Book (with author)</w:t>
-      </w:r>
-    </w:p>
-    <w:p>
-      <w:pPr>
-        <w:tabs>
-          <w:tab w:val="left" w:pos="540"/>
-          <w:tab w:val="left" w:pos="720"/>
-        </w:tabs>
-        <w:jc w:val="thaiDistribute"/>
-        <w:rPr>
-          <w:rFonts w:ascii="Century" w:hAnsi="Century" w:cs="Khmer OS Battambang"/>
-          <w:sz w:val="24"/>
-          <w:szCs w:val="24"/>
-        </w:rPr>
-      </w:pPr>
-      <w:r>
-        <w:rPr>
-          <w:rFonts w:ascii="Century" w:hAnsi="Century" w:cs="Khmer OS Battambang"/>
-          <w:sz w:val="24"/>
-          <w:szCs w:val="24"/>
-        </w:rPr>
-        <w:t>Laudon, Kenneth C., and Laudon, Jane P. (2020</w:t>
-      </w:r>
-      <w:proofErr w:type="gramStart"/>
-      <w:r>
-        <w:rPr>
-          <w:rFonts w:ascii="Century" w:hAnsi="Century" w:cs="Khmer OS Battambang"/>
-          <w:sz w:val="24"/>
-          <w:szCs w:val="24"/>
-        </w:rPr>
-        <w:t>).</w:t>
-      </w:r>
+        <w:t>Management</w:t>
+      </w:r>
+      <w:proofErr w:type="gramEnd"/>
       <w:r>
         <w:rPr>
           <w:rFonts w:ascii="Century" w:hAnsi="Century" w:cs="Khmer OS Battambang"/>
@@ -23169,40 +24498,29 @@
           <w:sz w:val="24"/>
           <w:szCs w:val="24"/>
         </w:rPr>
-        <w:t>Management</w:t>
+        <w:t xml:space="preserve"> Information Systems: Managing the Digital Firm</w:t>
+      </w:r>
+      <w:r>
+        <w:rPr>
+          <w:rFonts w:ascii="Century" w:hAnsi="Century" w:cs="Khmer OS Battambang"/>
+          <w:sz w:val="24"/>
+          <w:szCs w:val="24"/>
+        </w:rPr>
+        <w:t xml:space="preserve"> (16th Edition</w:t>
+      </w:r>
+      <w:proofErr w:type="gramStart"/>
+      <w:r>
+        <w:rPr>
+          <w:rFonts w:ascii="Century" w:hAnsi="Century" w:cs="Khmer OS Battambang"/>
+          <w:sz w:val="24"/>
+          <w:szCs w:val="24"/>
+        </w:rPr>
+        <w:t>).Harlow</w:t>
       </w:r>
       <w:proofErr w:type="gramEnd"/>
       <w:r>
         <w:rPr>
           <w:rFonts w:ascii="Century" w:hAnsi="Century" w:cs="Khmer OS Battambang"/>
-          <w:i/>
-          <w:iCs/>
-          <w:sz w:val="24"/>
-          <w:szCs w:val="24"/>
-        </w:rPr>
-        <w:t xml:space="preserve"> Information Systems: Managing the Digital Firm</w:t>
-      </w:r>
-      <w:r>
-        <w:rPr>
-          <w:rFonts w:ascii="Century" w:hAnsi="Century" w:cs="Khmer OS Battambang"/>
-          <w:sz w:val="24"/>
-          <w:szCs w:val="24"/>
-        </w:rPr>
-        <w:t xml:space="preserve"> (16th Edition</w:t>
-      </w:r>
-      <w:proofErr w:type="gramStart"/>
-      <w:r>
-        <w:rPr>
-          <w:rFonts w:ascii="Century" w:hAnsi="Century" w:cs="Khmer OS Battambang"/>
-          <w:sz w:val="24"/>
-          <w:szCs w:val="24"/>
-        </w:rPr>
-        <w:t>).Harlow</w:t>
-      </w:r>
-      <w:proofErr w:type="gramEnd"/>
-      <w:r>
-        <w:rPr>
-          <w:rFonts w:ascii="Century" w:hAnsi="Century" w:cs="Khmer OS Battambang"/>
           <w:sz w:val="24"/>
           <w:szCs w:val="24"/>
         </w:rPr>
@@ -23228,7 +24546,6 @@
           <w:sz w:val="24"/>
           <w:szCs w:val="24"/>
         </w:rPr>
-        <w:lastRenderedPageBreak/>
         <w:t>Pressman, Roger S., and Maxim, Bruce R. (2019</w:t>
       </w:r>
       <w:proofErr w:type="gramStart"/>
@@ -24194,16 +25511,16 @@
 <file path=word/numbering.xml><?xml version="1.0" encoding="utf-8"?>
 <w:numbering xmlns:wpc="http://schemas.microsoft.com/office/word/2010/wordprocessingCanvas" xmlns:cx="http://schemas.microsoft.com/office/drawing/2014/chartex" xmlns:cx1="http://schemas.microsoft.com/office/drawing/2015/9/8/chartex" xmlns:cx2="http://schemas.microsoft.com/office/drawing/2015/10/21/chartex" xmlns:cx3="http://schemas.microsoft.com/office/drawing/2016/5/9/chartex" xmlns:cx4="http://schemas.microsoft.com/office/drawing/2016/5/10/chartex" xmlns:cx5="http://schemas.microsoft.com/office/drawing/2016/5/11/chartex" xmlns:cx6="http://schemas.microsoft.com/office/drawing/2016/5/12/chartex" xmlns:cx7="http://schemas.microsoft.com/office/drawing/2016/5/13/chartex" xmlns:cx8="http://schemas.microsoft.com/office/drawing/2016/5/14/chartex" xmlns:mc="http://schemas.openxmlformats.org/markup-compatibility/2006" xmlns:aink="http://schemas.microsoft.com/office/drawing/2016/ink" xmlns:am3d="http://schemas.microsoft.com/office/drawing/2017/model3d" xmlns:o="urn:schemas-microsoft-com:office:office" xmlns:oel="http://schemas.microsoft.com/office/2019/extlst" xmlns:r="http://schemas.openxmlformats.org/officeDocument/2006/relationships" xmlns:m="http://schemas.openxmlformats.org/officeDocument/2006/math" xmlns:v="urn:schemas-microsoft-com:vml" xmlns:wp14="http://schemas.microsoft.com/office/word/2010/wordprocessingDrawing" xmlns:wp="http://schemas.openxmlformats.org/drawingml/2006/wordprocessingDrawing" xmlns:w10="urn:schemas-microsoft-com:office:word" xmlns:w="http://schemas.openxmlformats.org/wordprocessingml/2006/main" xmlns:w14="http://schemas.microsoft.com/office/word/2010/wordml" xmlns:w15="http://schemas.microsoft.com/office/word/2012/wordml" xmlns:w16cex="http://schemas.microsoft.com/office/word/2018/wordml/cex" xmlns:w16cid="http://schemas.microsoft.com/office/word/2016/wordml/cid" xmlns:w16="http://schemas.microsoft.com/office/word/2018/wordml" xmlns:w16du="http://schemas.microsoft.com/office/word/2023/wordml/word16du" xmlns:w16sdtdh="http://schemas.microsoft.com/office/word/2020/wordml/sdtdatahash" xmlns:w16sdtfl="http://schemas.microsoft.com/office/word/2024/wordml/sdtformatlock" xmlns:w16se="http://schemas.microsoft.com/office/word/2015/wordml/symex" xmlns:wpg="http://schemas.microsoft.com/office/word/2010/wordprocessingGroup" xmlns:wpi="http://schemas.microsoft.com/office/word/2010/wordprocessingInk" xmlns:wne="http://schemas.microsoft.com/office/word/2006/wordml" xmlns:wps="http://schemas.microsoft.com/office/word/2010/wordprocessingShape" mc:Ignorable="w14 w15 w16se w16cid w16 w16cex w16sdtdh w16sdtfl w16du wp14">
   <w:abstractNum w:abstractNumId="0" w15:restartNumberingAfterBreak="0">
-    <w:nsid w:val="04CC2675"/>
+    <w:nsid w:val="010D00C4"/>
     <w:multiLevelType w:val="hybridMultilevel"/>
-    <w:tmpl w:val="1C46F2E0"/>
+    <w:tmpl w:val="3A508D30"/>
     <w:lvl w:ilvl="0" w:tplc="04090001">
       <w:start w:val="1"/>
       <w:numFmt w:val="bullet"/>
       <w:lvlText w:val=""/>
       <w:lvlJc w:val="left"/>
       <w:pPr>
-        <w:ind w:left="1440" w:hanging="360"/>
+        <w:ind w:left="720" w:hanging="360"/>
       </w:pPr>
       <w:rPr>
         <w:rFonts w:ascii="Symbol" w:hAnsi="Symbol" w:hint="default"/>
@@ -24215,7 +25532,7 @@
       <w:lvlText w:val="o"/>
       <w:lvlJc w:val="left"/>
       <w:pPr>
-        <w:ind w:left="2160" w:hanging="360"/>
+        <w:ind w:left="1440" w:hanging="360"/>
       </w:pPr>
       <w:rPr>
         <w:rFonts w:ascii="Courier New" w:hAnsi="Courier New" w:cs="Courier New" w:hint="default"/>
@@ -24227,7 +25544,7 @@
       <w:lvlText w:val=""/>
       <w:lvlJc w:val="left"/>
       <w:pPr>
-        <w:ind w:left="2880" w:hanging="360"/>
+        <w:ind w:left="2160" w:hanging="360"/>
       </w:pPr>
       <w:rPr>
         <w:rFonts w:ascii="Wingdings" w:hAnsi="Wingdings" w:hint="default"/>
@@ -24239,7 +25556,7 @@
       <w:lvlText w:val=""/>
       <w:lvlJc w:val="left"/>
       <w:pPr>
-        <w:ind w:left="3600" w:hanging="360"/>
+        <w:ind w:left="2880" w:hanging="360"/>
       </w:pPr>
       <w:rPr>
         <w:rFonts w:ascii="Symbol" w:hAnsi="Symbol" w:hint="default"/>
@@ -24251,7 +25568,7 @@
       <w:lvlText w:val="o"/>
       <w:lvlJc w:val="left"/>
       <w:pPr>
-        <w:ind w:left="4320" w:hanging="360"/>
+        <w:ind w:left="3600" w:hanging="360"/>
       </w:pPr>
       <w:rPr>
         <w:rFonts w:ascii="Courier New" w:hAnsi="Courier New" w:cs="Courier New" w:hint="default"/>
@@ -24263,7 +25580,7 @@
       <w:lvlText w:val=""/>
       <w:lvlJc w:val="left"/>
       <w:pPr>
-        <w:ind w:left="5040" w:hanging="360"/>
+        <w:ind w:left="4320" w:hanging="360"/>
       </w:pPr>
       <w:rPr>
         <w:rFonts w:ascii="Wingdings" w:hAnsi="Wingdings" w:hint="default"/>
@@ -24275,7 +25592,7 @@
       <w:lvlText w:val=""/>
       <w:lvlJc w:val="left"/>
       <w:pPr>
-        <w:ind w:left="5760" w:hanging="360"/>
+        <w:ind w:left="5040" w:hanging="360"/>
       </w:pPr>
       <w:rPr>
         <w:rFonts w:ascii="Symbol" w:hAnsi="Symbol" w:hint="default"/>
@@ -24287,7 +25604,7 @@
       <w:lvlText w:val="o"/>
       <w:lvlJc w:val="left"/>
       <w:pPr>
-        <w:ind w:left="6480" w:hanging="360"/>
+        <w:ind w:left="5760" w:hanging="360"/>
       </w:pPr>
       <w:rPr>
         <w:rFonts w:ascii="Courier New" w:hAnsi="Courier New" w:cs="Courier New" w:hint="default"/>
@@ -24299,7 +25616,7 @@
       <w:lvlText w:val=""/>
       <w:lvlJc w:val="left"/>
       <w:pPr>
-        <w:ind w:left="7200" w:hanging="360"/>
+        <w:ind w:left="6480" w:hanging="360"/>
       </w:pPr>
       <w:rPr>
         <w:rFonts w:ascii="Wingdings" w:hAnsi="Wingdings" w:hint="default"/>
@@ -24307,6 +25624,119 @@
     </w:lvl>
   </w:abstractNum>
   <w:abstractNum w:abstractNumId="1" w15:restartNumberingAfterBreak="0">
+    <w:nsid w:val="04CC2675"/>
+    <w:multiLevelType w:val="hybridMultilevel"/>
+    <w:tmpl w:val="1C46F2E0"/>
+    <w:lvl w:ilvl="0" w:tplc="04090001">
+      <w:start w:val="1"/>
+      <w:numFmt w:val="bullet"/>
+      <w:lvlText w:val=""/>
+      <w:lvlJc w:val="left"/>
+      <w:pPr>
+        <w:ind w:left="1440" w:hanging="360"/>
+      </w:pPr>
+      <w:rPr>
+        <w:rFonts w:ascii="Symbol" w:hAnsi="Symbol" w:hint="default"/>
+      </w:rPr>
+    </w:lvl>
+    <w:lvl w:ilvl="1" w:tplc="04090003" w:tentative="1">
+      <w:start w:val="1"/>
+      <w:numFmt w:val="bullet"/>
+      <w:lvlText w:val="o"/>
+      <w:lvlJc w:val="left"/>
+      <w:pPr>
+        <w:ind w:left="2160" w:hanging="360"/>
+      </w:pPr>
+      <w:rPr>
+        <w:rFonts w:ascii="Courier New" w:hAnsi="Courier New" w:cs="Courier New" w:hint="default"/>
+      </w:rPr>
+    </w:lvl>
+    <w:lvl w:ilvl="2" w:tplc="04090005" w:tentative="1">
+      <w:start w:val="1"/>
+      <w:numFmt w:val="bullet"/>
+      <w:lvlText w:val=""/>
+      <w:lvlJc w:val="left"/>
+      <w:pPr>
+        <w:ind w:left="2880" w:hanging="360"/>
+      </w:pPr>
+      <w:rPr>
+        <w:rFonts w:ascii="Wingdings" w:hAnsi="Wingdings" w:hint="default"/>
+      </w:rPr>
+    </w:lvl>
+    <w:lvl w:ilvl="3" w:tplc="04090001" w:tentative="1">
+      <w:start w:val="1"/>
+      <w:numFmt w:val="bullet"/>
+      <w:lvlText w:val=""/>
+      <w:lvlJc w:val="left"/>
+      <w:pPr>
+        <w:ind w:left="3600" w:hanging="360"/>
+      </w:pPr>
+      <w:rPr>
+        <w:rFonts w:ascii="Symbol" w:hAnsi="Symbol" w:hint="default"/>
+      </w:rPr>
+    </w:lvl>
+    <w:lvl w:ilvl="4" w:tplc="04090003" w:tentative="1">
+      <w:start w:val="1"/>
+      <w:numFmt w:val="bullet"/>
+      <w:lvlText w:val="o"/>
+      <w:lvlJc w:val="left"/>
+      <w:pPr>
+        <w:ind w:left="4320" w:hanging="360"/>
+      </w:pPr>
+      <w:rPr>
+        <w:rFonts w:ascii="Courier New" w:hAnsi="Courier New" w:cs="Courier New" w:hint="default"/>
+      </w:rPr>
+    </w:lvl>
+    <w:lvl w:ilvl="5" w:tplc="04090005" w:tentative="1">
+      <w:start w:val="1"/>
+      <w:numFmt w:val="bullet"/>
+      <w:lvlText w:val=""/>
+      <w:lvlJc w:val="left"/>
+      <w:pPr>
+        <w:ind w:left="5040" w:hanging="360"/>
+      </w:pPr>
+      <w:rPr>
+        <w:rFonts w:ascii="Wingdings" w:hAnsi="Wingdings" w:hint="default"/>
+      </w:rPr>
+    </w:lvl>
+    <w:lvl w:ilvl="6" w:tplc="04090001" w:tentative="1">
+      <w:start w:val="1"/>
+      <w:numFmt w:val="bullet"/>
+      <w:lvlText w:val=""/>
+      <w:lvlJc w:val="left"/>
+      <w:pPr>
+        <w:ind w:left="5760" w:hanging="360"/>
+      </w:pPr>
+      <w:rPr>
+        <w:rFonts w:ascii="Symbol" w:hAnsi="Symbol" w:hint="default"/>
+      </w:rPr>
+    </w:lvl>
+    <w:lvl w:ilvl="7" w:tplc="04090003" w:tentative="1">
+      <w:start w:val="1"/>
+      <w:numFmt w:val="bullet"/>
+      <w:lvlText w:val="o"/>
+      <w:lvlJc w:val="left"/>
+      <w:pPr>
+        <w:ind w:left="6480" w:hanging="360"/>
+      </w:pPr>
+      <w:rPr>
+        <w:rFonts w:ascii="Courier New" w:hAnsi="Courier New" w:cs="Courier New" w:hint="default"/>
+      </w:rPr>
+    </w:lvl>
+    <w:lvl w:ilvl="8" w:tplc="04090005" w:tentative="1">
+      <w:start w:val="1"/>
+      <w:numFmt w:val="bullet"/>
+      <w:lvlText w:val=""/>
+      <w:lvlJc w:val="left"/>
+      <w:pPr>
+        <w:ind w:left="7200" w:hanging="360"/>
+      </w:pPr>
+      <w:rPr>
+        <w:rFonts w:ascii="Wingdings" w:hAnsi="Wingdings" w:hint="default"/>
+      </w:rPr>
+    </w:lvl>
+  </w:abstractNum>
+  <w:abstractNum w:abstractNumId="2" w15:restartNumberingAfterBreak="0">
     <w:nsid w:val="084029BB"/>
     <w:multiLevelType w:val="multilevel"/>
     <w:tmpl w:val="4B8C9666"/>
@@ -24455,7 +25885,7 @@
       </w:rPr>
     </w:lvl>
   </w:abstractNum>
-  <w:abstractNum w:abstractNumId="2" w15:restartNumberingAfterBreak="0">
+  <w:abstractNum w:abstractNumId="3" w15:restartNumberingAfterBreak="0">
     <w:nsid w:val="0AA81181"/>
     <w:multiLevelType w:val="hybridMultilevel"/>
     <w:tmpl w:val="6E424E7E"/>
@@ -24568,7 +25998,7 @@
       </w:rPr>
     </w:lvl>
   </w:abstractNum>
-  <w:abstractNum w:abstractNumId="3" w15:restartNumberingAfterBreak="0">
+  <w:abstractNum w:abstractNumId="4" w15:restartNumberingAfterBreak="0">
     <w:nsid w:val="0E0D2FAF"/>
     <w:multiLevelType w:val="multilevel"/>
     <w:tmpl w:val="FB92D0B0"/>
@@ -24681,7 +26111,7 @@
       </w:pPr>
     </w:lvl>
   </w:abstractNum>
-  <w:abstractNum w:abstractNumId="4" w15:restartNumberingAfterBreak="0">
+  <w:abstractNum w:abstractNumId="5" w15:restartNumberingAfterBreak="0">
     <w:nsid w:val="11FB04C4"/>
     <w:multiLevelType w:val="hybridMultilevel"/>
     <w:tmpl w:val="CE02B6DE"/>
@@ -24794,10 +26224,10 @@
       </w:rPr>
     </w:lvl>
   </w:abstractNum>
-  <w:abstractNum w:abstractNumId="5" w15:restartNumberingAfterBreak="0">
-    <w:nsid w:val="17A96793"/>
+  <w:abstractNum w:abstractNumId="6" w15:restartNumberingAfterBreak="0">
+    <w:nsid w:val="144D132B"/>
     <w:multiLevelType w:val="hybridMultilevel"/>
-    <w:tmpl w:val="6FFEE3EE"/>
+    <w:tmpl w:val="F9FCD2C2"/>
     <w:lvl w:ilvl="0" w:tplc="04090001">
       <w:start w:val="1"/>
       <w:numFmt w:val="bullet"/>
@@ -24907,17 +26337,17 @@
       </w:rPr>
     </w:lvl>
   </w:abstractNum>
-  <w:abstractNum w:abstractNumId="6" w15:restartNumberingAfterBreak="0">
-    <w:nsid w:val="1AAC7065"/>
+  <w:abstractNum w:abstractNumId="7" w15:restartNumberingAfterBreak="0">
+    <w:nsid w:val="17A96793"/>
     <w:multiLevelType w:val="hybridMultilevel"/>
-    <w:tmpl w:val="591CF774"/>
+    <w:tmpl w:val="6FFEE3EE"/>
     <w:lvl w:ilvl="0" w:tplc="04090001">
       <w:start w:val="1"/>
       <w:numFmt w:val="bullet"/>
       <w:lvlText w:val=""/>
       <w:lvlJc w:val="left"/>
       <w:pPr>
-        <w:ind w:left="1080" w:hanging="360"/>
+        <w:ind w:left="720" w:hanging="360"/>
       </w:pPr>
       <w:rPr>
         <w:rFonts w:ascii="Symbol" w:hAnsi="Symbol" w:hint="default"/>
@@ -24929,7 +26359,7 @@
       <w:lvlText w:val="o"/>
       <w:lvlJc w:val="left"/>
       <w:pPr>
-        <w:ind w:left="1800" w:hanging="360"/>
+        <w:ind w:left="1440" w:hanging="360"/>
       </w:pPr>
       <w:rPr>
         <w:rFonts w:ascii="Courier New" w:hAnsi="Courier New" w:cs="Courier New" w:hint="default"/>
@@ -24941,7 +26371,7 @@
       <w:lvlText w:val=""/>
       <w:lvlJc w:val="left"/>
       <w:pPr>
-        <w:ind w:left="2520" w:hanging="360"/>
+        <w:ind w:left="2160" w:hanging="360"/>
       </w:pPr>
       <w:rPr>
         <w:rFonts w:ascii="Wingdings" w:hAnsi="Wingdings" w:hint="default"/>
@@ -24953,7 +26383,7 @@
       <w:lvlText w:val=""/>
       <w:lvlJc w:val="left"/>
       <w:pPr>
-        <w:ind w:left="3240" w:hanging="360"/>
+        <w:ind w:left="2880" w:hanging="360"/>
       </w:pPr>
       <w:rPr>
         <w:rFonts w:ascii="Symbol" w:hAnsi="Symbol" w:hint="default"/>
@@ -24965,7 +26395,7 @@
       <w:lvlText w:val="o"/>
       <w:lvlJc w:val="left"/>
       <w:pPr>
-        <w:ind w:left="3960" w:hanging="360"/>
+        <w:ind w:left="3600" w:hanging="360"/>
       </w:pPr>
       <w:rPr>
         <w:rFonts w:ascii="Courier New" w:hAnsi="Courier New" w:cs="Courier New" w:hint="default"/>
@@ -24977,7 +26407,7 @@
       <w:lvlText w:val=""/>
       <w:lvlJc w:val="left"/>
       <w:pPr>
-        <w:ind w:left="4680" w:hanging="360"/>
+        <w:ind w:left="4320" w:hanging="360"/>
       </w:pPr>
       <w:rPr>
         <w:rFonts w:ascii="Wingdings" w:hAnsi="Wingdings" w:hint="default"/>
@@ -24989,7 +26419,7 @@
       <w:lvlText w:val=""/>
       <w:lvlJc w:val="left"/>
       <w:pPr>
-        <w:ind w:left="5400" w:hanging="360"/>
+        <w:ind w:left="5040" w:hanging="360"/>
       </w:pPr>
       <w:rPr>
         <w:rFonts w:ascii="Symbol" w:hAnsi="Symbol" w:hint="default"/>
@@ -25001,7 +26431,7 @@
       <w:lvlText w:val="o"/>
       <w:lvlJc w:val="left"/>
       <w:pPr>
-        <w:ind w:left="6120" w:hanging="360"/>
+        <w:ind w:left="5760" w:hanging="360"/>
       </w:pPr>
       <w:rPr>
         <w:rFonts w:ascii="Courier New" w:hAnsi="Courier New" w:cs="Courier New" w:hint="default"/>
@@ -25013,24 +26443,24 @@
       <w:lvlText w:val=""/>
       <w:lvlJc w:val="left"/>
       <w:pPr>
-        <w:ind w:left="6840" w:hanging="360"/>
+        <w:ind w:left="6480" w:hanging="360"/>
       </w:pPr>
       <w:rPr>
         <w:rFonts w:ascii="Wingdings" w:hAnsi="Wingdings" w:hint="default"/>
       </w:rPr>
     </w:lvl>
   </w:abstractNum>
-  <w:abstractNum w:abstractNumId="7" w15:restartNumberingAfterBreak="0">
-    <w:nsid w:val="23163714"/>
+  <w:abstractNum w:abstractNumId="8" w15:restartNumberingAfterBreak="0">
+    <w:nsid w:val="1AAC7065"/>
     <w:multiLevelType w:val="hybridMultilevel"/>
-    <w:tmpl w:val="96A4B364"/>
+    <w:tmpl w:val="591CF774"/>
     <w:lvl w:ilvl="0" w:tplc="04090001">
       <w:start w:val="1"/>
       <w:numFmt w:val="bullet"/>
       <w:lvlText w:val=""/>
       <w:lvlJc w:val="left"/>
       <w:pPr>
-        <w:ind w:left="720" w:hanging="360"/>
+        <w:ind w:left="1080" w:hanging="360"/>
       </w:pPr>
       <w:rPr>
         <w:rFonts w:ascii="Symbol" w:hAnsi="Symbol" w:hint="default"/>
@@ -25042,7 +26472,7 @@
       <w:lvlText w:val="o"/>
       <w:lvlJc w:val="left"/>
       <w:pPr>
-        <w:ind w:left="1440" w:hanging="360"/>
+        <w:ind w:left="1800" w:hanging="360"/>
       </w:pPr>
       <w:rPr>
         <w:rFonts w:ascii="Courier New" w:hAnsi="Courier New" w:cs="Courier New" w:hint="default"/>
@@ -25054,7 +26484,7 @@
       <w:lvlText w:val=""/>
       <w:lvlJc w:val="left"/>
       <w:pPr>
-        <w:ind w:left="2160" w:hanging="360"/>
+        <w:ind w:left="2520" w:hanging="360"/>
       </w:pPr>
       <w:rPr>
         <w:rFonts w:ascii="Wingdings" w:hAnsi="Wingdings" w:hint="default"/>
@@ -25066,7 +26496,7 @@
       <w:lvlText w:val=""/>
       <w:lvlJc w:val="left"/>
       <w:pPr>
-        <w:ind w:left="2880" w:hanging="360"/>
+        <w:ind w:left="3240" w:hanging="360"/>
       </w:pPr>
       <w:rPr>
         <w:rFonts w:ascii="Symbol" w:hAnsi="Symbol" w:hint="default"/>
@@ -25078,7 +26508,7 @@
       <w:lvlText w:val="o"/>
       <w:lvlJc w:val="left"/>
       <w:pPr>
-        <w:ind w:left="3600" w:hanging="360"/>
+        <w:ind w:left="3960" w:hanging="360"/>
       </w:pPr>
       <w:rPr>
         <w:rFonts w:ascii="Courier New" w:hAnsi="Courier New" w:cs="Courier New" w:hint="default"/>
@@ -25090,7 +26520,7 @@
       <w:lvlText w:val=""/>
       <w:lvlJc w:val="left"/>
       <w:pPr>
-        <w:ind w:left="4320" w:hanging="360"/>
+        <w:ind w:left="4680" w:hanging="360"/>
       </w:pPr>
       <w:rPr>
         <w:rFonts w:ascii="Wingdings" w:hAnsi="Wingdings" w:hint="default"/>
@@ -25102,7 +26532,7 @@
       <w:lvlText w:val=""/>
       <w:lvlJc w:val="left"/>
       <w:pPr>
-        <w:ind w:left="5040" w:hanging="360"/>
+        <w:ind w:left="5400" w:hanging="360"/>
       </w:pPr>
       <w:rPr>
         <w:rFonts w:ascii="Symbol" w:hAnsi="Symbol" w:hint="default"/>
@@ -25114,7 +26544,7 @@
       <w:lvlText w:val="o"/>
       <w:lvlJc w:val="left"/>
       <w:pPr>
-        <w:ind w:left="5760" w:hanging="360"/>
+        <w:ind w:left="6120" w:hanging="360"/>
       </w:pPr>
       <w:rPr>
         <w:rFonts w:ascii="Courier New" w:hAnsi="Courier New" w:cs="Courier New" w:hint="default"/>
@@ -25126,14 +26556,127 @@
       <w:lvlText w:val=""/>
       <w:lvlJc w:val="left"/>
       <w:pPr>
-        <w:ind w:left="6480" w:hanging="360"/>
+        <w:ind w:left="6840" w:hanging="360"/>
       </w:pPr>
       <w:rPr>
         <w:rFonts w:ascii="Wingdings" w:hAnsi="Wingdings" w:hint="default"/>
       </w:rPr>
     </w:lvl>
   </w:abstractNum>
-  <w:abstractNum w:abstractNumId="8" w15:restartNumberingAfterBreak="0">
+  <w:abstractNum w:abstractNumId="9" w15:restartNumberingAfterBreak="0">
+    <w:nsid w:val="23163714"/>
+    <w:multiLevelType w:val="hybridMultilevel"/>
+    <w:tmpl w:val="96A4B364"/>
+    <w:lvl w:ilvl="0" w:tplc="04090001">
+      <w:start w:val="1"/>
+      <w:numFmt w:val="bullet"/>
+      <w:lvlText w:val=""/>
+      <w:lvlJc w:val="left"/>
+      <w:pPr>
+        <w:ind w:left="720" w:hanging="360"/>
+      </w:pPr>
+      <w:rPr>
+        <w:rFonts w:ascii="Symbol" w:hAnsi="Symbol" w:hint="default"/>
+      </w:rPr>
+    </w:lvl>
+    <w:lvl w:ilvl="1" w:tplc="04090003" w:tentative="1">
+      <w:start w:val="1"/>
+      <w:numFmt w:val="bullet"/>
+      <w:lvlText w:val="o"/>
+      <w:lvlJc w:val="left"/>
+      <w:pPr>
+        <w:ind w:left="1440" w:hanging="360"/>
+      </w:pPr>
+      <w:rPr>
+        <w:rFonts w:ascii="Courier New" w:hAnsi="Courier New" w:cs="Courier New" w:hint="default"/>
+      </w:rPr>
+    </w:lvl>
+    <w:lvl w:ilvl="2" w:tplc="04090005" w:tentative="1">
+      <w:start w:val="1"/>
+      <w:numFmt w:val="bullet"/>
+      <w:lvlText w:val=""/>
+      <w:lvlJc w:val="left"/>
+      <w:pPr>
+        <w:ind w:left="2160" w:hanging="360"/>
+      </w:pPr>
+      <w:rPr>
+        <w:rFonts w:ascii="Wingdings" w:hAnsi="Wingdings" w:hint="default"/>
+      </w:rPr>
+    </w:lvl>
+    <w:lvl w:ilvl="3" w:tplc="04090001" w:tentative="1">
+      <w:start w:val="1"/>
+      <w:numFmt w:val="bullet"/>
+      <w:lvlText w:val=""/>
+      <w:lvlJc w:val="left"/>
+      <w:pPr>
+        <w:ind w:left="2880" w:hanging="360"/>
+      </w:pPr>
+      <w:rPr>
+        <w:rFonts w:ascii="Symbol" w:hAnsi="Symbol" w:hint="default"/>
+      </w:rPr>
+    </w:lvl>
+    <w:lvl w:ilvl="4" w:tplc="04090003" w:tentative="1">
+      <w:start w:val="1"/>
+      <w:numFmt w:val="bullet"/>
+      <w:lvlText w:val="o"/>
+      <w:lvlJc w:val="left"/>
+      <w:pPr>
+        <w:ind w:left="3600" w:hanging="360"/>
+      </w:pPr>
+      <w:rPr>
+        <w:rFonts w:ascii="Courier New" w:hAnsi="Courier New" w:cs="Courier New" w:hint="default"/>
+      </w:rPr>
+    </w:lvl>
+    <w:lvl w:ilvl="5" w:tplc="04090005" w:tentative="1">
+      <w:start w:val="1"/>
+      <w:numFmt w:val="bullet"/>
+      <w:lvlText w:val=""/>
+      <w:lvlJc w:val="left"/>
+      <w:pPr>
+        <w:ind w:left="4320" w:hanging="360"/>
+      </w:pPr>
+      <w:rPr>
+        <w:rFonts w:ascii="Wingdings" w:hAnsi="Wingdings" w:hint="default"/>
+      </w:rPr>
+    </w:lvl>
+    <w:lvl w:ilvl="6" w:tplc="04090001" w:tentative="1">
+      <w:start w:val="1"/>
+      <w:numFmt w:val="bullet"/>
+      <w:lvlText w:val=""/>
+      <w:lvlJc w:val="left"/>
+      <w:pPr>
+        <w:ind w:left="5040" w:hanging="360"/>
+      </w:pPr>
+      <w:rPr>
+        <w:rFonts w:ascii="Symbol" w:hAnsi="Symbol" w:hint="default"/>
+      </w:rPr>
+    </w:lvl>
+    <w:lvl w:ilvl="7" w:tplc="04090003" w:tentative="1">
+      <w:start w:val="1"/>
+      <w:numFmt w:val="bullet"/>
+      <w:lvlText w:val="o"/>
+      <w:lvlJc w:val="left"/>
+      <w:pPr>
+        <w:ind w:left="5760" w:hanging="360"/>
+      </w:pPr>
+      <w:rPr>
+        <w:rFonts w:ascii="Courier New" w:hAnsi="Courier New" w:cs="Courier New" w:hint="default"/>
+      </w:rPr>
+    </w:lvl>
+    <w:lvl w:ilvl="8" w:tplc="04090005" w:tentative="1">
+      <w:start w:val="1"/>
+      <w:numFmt w:val="bullet"/>
+      <w:lvlText w:val=""/>
+      <w:lvlJc w:val="left"/>
+      <w:pPr>
+        <w:ind w:left="6480" w:hanging="360"/>
+      </w:pPr>
+      <w:rPr>
+        <w:rFonts w:ascii="Wingdings" w:hAnsi="Wingdings" w:hint="default"/>
+      </w:rPr>
+    </w:lvl>
+  </w:abstractNum>
+  <w:abstractNum w:abstractNumId="10" w15:restartNumberingAfterBreak="0">
     <w:nsid w:val="2A3D192F"/>
     <w:multiLevelType w:val="multilevel"/>
     <w:tmpl w:val="A8F06840"/>
@@ -25282,7 +26825,7 @@
       </w:rPr>
     </w:lvl>
   </w:abstractNum>
-  <w:abstractNum w:abstractNumId="9" w15:restartNumberingAfterBreak="0">
+  <w:abstractNum w:abstractNumId="11" w15:restartNumberingAfterBreak="0">
     <w:nsid w:val="2DA25B25"/>
     <w:multiLevelType w:val="hybridMultilevel"/>
     <w:tmpl w:val="A7C01A58"/>
@@ -25368,7 +26911,7 @@
       </w:pPr>
     </w:lvl>
   </w:abstractNum>
-  <w:abstractNum w:abstractNumId="10" w15:restartNumberingAfterBreak="0">
+  <w:abstractNum w:abstractNumId="12" w15:restartNumberingAfterBreak="0">
     <w:nsid w:val="33063DC5"/>
     <w:multiLevelType w:val="multilevel"/>
     <w:tmpl w:val="EEC476D8"/>
@@ -25517,7 +27060,7 @@
       </w:rPr>
     </w:lvl>
   </w:abstractNum>
-  <w:abstractNum w:abstractNumId="11" w15:restartNumberingAfterBreak="0">
+  <w:abstractNum w:abstractNumId="13" w15:restartNumberingAfterBreak="0">
     <w:nsid w:val="34067680"/>
     <w:multiLevelType w:val="hybridMultilevel"/>
     <w:tmpl w:val="B0EE0CEC"/>
@@ -25630,7 +27173,7 @@
       </w:rPr>
     </w:lvl>
   </w:abstractNum>
-  <w:abstractNum w:abstractNumId="12" w15:restartNumberingAfterBreak="0">
+  <w:abstractNum w:abstractNumId="14" w15:restartNumberingAfterBreak="0">
     <w:nsid w:val="3A330090"/>
     <w:multiLevelType w:val="hybridMultilevel"/>
     <w:tmpl w:val="954876B6"/>
@@ -25743,7 +27286,120 @@
       </w:rPr>
     </w:lvl>
   </w:abstractNum>
-  <w:abstractNum w:abstractNumId="13" w15:restartNumberingAfterBreak="0">
+  <w:abstractNum w:abstractNumId="15" w15:restartNumberingAfterBreak="0">
+    <w:nsid w:val="43F56193"/>
+    <w:multiLevelType w:val="hybridMultilevel"/>
+    <w:tmpl w:val="FB885258"/>
+    <w:lvl w:ilvl="0" w:tplc="04090001">
+      <w:start w:val="1"/>
+      <w:numFmt w:val="bullet"/>
+      <w:lvlText w:val=""/>
+      <w:lvlJc w:val="left"/>
+      <w:pPr>
+        <w:ind w:left="720" w:hanging="360"/>
+      </w:pPr>
+      <w:rPr>
+        <w:rFonts w:ascii="Symbol" w:hAnsi="Symbol" w:hint="default"/>
+      </w:rPr>
+    </w:lvl>
+    <w:lvl w:ilvl="1" w:tplc="04090003" w:tentative="1">
+      <w:start w:val="1"/>
+      <w:numFmt w:val="bullet"/>
+      <w:lvlText w:val="o"/>
+      <w:lvlJc w:val="left"/>
+      <w:pPr>
+        <w:ind w:left="1440" w:hanging="360"/>
+      </w:pPr>
+      <w:rPr>
+        <w:rFonts w:ascii="Courier New" w:hAnsi="Courier New" w:cs="Courier New" w:hint="default"/>
+      </w:rPr>
+    </w:lvl>
+    <w:lvl w:ilvl="2" w:tplc="04090005" w:tentative="1">
+      <w:start w:val="1"/>
+      <w:numFmt w:val="bullet"/>
+      <w:lvlText w:val=""/>
+      <w:lvlJc w:val="left"/>
+      <w:pPr>
+        <w:ind w:left="2160" w:hanging="360"/>
+      </w:pPr>
+      <w:rPr>
+        <w:rFonts w:ascii="Wingdings" w:hAnsi="Wingdings" w:hint="default"/>
+      </w:rPr>
+    </w:lvl>
+    <w:lvl w:ilvl="3" w:tplc="04090001" w:tentative="1">
+      <w:start w:val="1"/>
+      <w:numFmt w:val="bullet"/>
+      <w:lvlText w:val=""/>
+      <w:lvlJc w:val="left"/>
+      <w:pPr>
+        <w:ind w:left="2880" w:hanging="360"/>
+      </w:pPr>
+      <w:rPr>
+        <w:rFonts w:ascii="Symbol" w:hAnsi="Symbol" w:hint="default"/>
+      </w:rPr>
+    </w:lvl>
+    <w:lvl w:ilvl="4" w:tplc="04090003" w:tentative="1">
+      <w:start w:val="1"/>
+      <w:numFmt w:val="bullet"/>
+      <w:lvlText w:val="o"/>
+      <w:lvlJc w:val="left"/>
+      <w:pPr>
+        <w:ind w:left="3600" w:hanging="360"/>
+      </w:pPr>
+      <w:rPr>
+        <w:rFonts w:ascii="Courier New" w:hAnsi="Courier New" w:cs="Courier New" w:hint="default"/>
+      </w:rPr>
+    </w:lvl>
+    <w:lvl w:ilvl="5" w:tplc="04090005" w:tentative="1">
+      <w:start w:val="1"/>
+      <w:numFmt w:val="bullet"/>
+      <w:lvlText w:val=""/>
+      <w:lvlJc w:val="left"/>
+      <w:pPr>
+        <w:ind w:left="4320" w:hanging="360"/>
+      </w:pPr>
+      <w:rPr>
+        <w:rFonts w:ascii="Wingdings" w:hAnsi="Wingdings" w:hint="default"/>
+      </w:rPr>
+    </w:lvl>
+    <w:lvl w:ilvl="6" w:tplc="04090001" w:tentative="1">
+      <w:start w:val="1"/>
+      <w:numFmt w:val="bullet"/>
+      <w:lvlText w:val=""/>
+      <w:lvlJc w:val="left"/>
+      <w:pPr>
+        <w:ind w:left="5040" w:hanging="360"/>
+      </w:pPr>
+      <w:rPr>
+        <w:rFonts w:ascii="Symbol" w:hAnsi="Symbol" w:hint="default"/>
+      </w:rPr>
+    </w:lvl>
+    <w:lvl w:ilvl="7" w:tplc="04090003" w:tentative="1">
+      <w:start w:val="1"/>
+      <w:numFmt w:val="bullet"/>
+      <w:lvlText w:val="o"/>
+      <w:lvlJc w:val="left"/>
+      <w:pPr>
+        <w:ind w:left="5760" w:hanging="360"/>
+      </w:pPr>
+      <w:rPr>
+        <w:rFonts w:ascii="Courier New" w:hAnsi="Courier New" w:cs="Courier New" w:hint="default"/>
+      </w:rPr>
+    </w:lvl>
+    <w:lvl w:ilvl="8" w:tplc="04090005" w:tentative="1">
+      <w:start w:val="1"/>
+      <w:numFmt w:val="bullet"/>
+      <w:lvlText w:val=""/>
+      <w:lvlJc w:val="left"/>
+      <w:pPr>
+        <w:ind w:left="6480" w:hanging="360"/>
+      </w:pPr>
+      <w:rPr>
+        <w:rFonts w:ascii="Wingdings" w:hAnsi="Wingdings" w:hint="default"/>
+      </w:rPr>
+    </w:lvl>
+  </w:abstractNum>
+  <w:abstractNum w:abstractNumId="16" w15:restartNumberingAfterBreak="0">
     <w:nsid w:val="45906F74"/>
     <w:multiLevelType w:val="hybridMultilevel"/>
     <w:tmpl w:val="83FE288C"/>
@@ -25855,7 +27511,7 @@
       </w:rPr>
     </w:lvl>
   </w:abstractNum>
-  <w:abstractNum w:abstractNumId="14" w15:restartNumberingAfterBreak="0">
+  <w:abstractNum w:abstractNumId="17" w15:restartNumberingAfterBreak="0">
     <w:nsid w:val="463D496D"/>
     <w:multiLevelType w:val="hybridMultilevel"/>
     <w:tmpl w:val="C9462DBE"/>
@@ -25967,17 +27623,17 @@
       </w:rPr>
     </w:lvl>
   </w:abstractNum>
-  <w:abstractNum w:abstractNumId="15" w15:restartNumberingAfterBreak="0">
-    <w:nsid w:val="4C0352E7"/>
+  <w:abstractNum w:abstractNumId="18" w15:restartNumberingAfterBreak="0">
+    <w:nsid w:val="4B0F4C59"/>
     <w:multiLevelType w:val="hybridMultilevel"/>
-    <w:tmpl w:val="717ADC8C"/>
+    <w:tmpl w:val="939EB312"/>
     <w:lvl w:ilvl="0" w:tplc="04090001">
       <w:start w:val="1"/>
       <w:numFmt w:val="bullet"/>
       <w:lvlText w:val=""/>
       <w:lvlJc w:val="left"/>
       <w:pPr>
-        <w:ind w:left="720" w:hanging="360"/>
+        <w:ind w:left="1080" w:hanging="360"/>
       </w:pPr>
       <w:rPr>
         <w:rFonts w:ascii="Symbol" w:hAnsi="Symbol" w:hint="default"/>
@@ -25989,7 +27645,7 @@
       <w:lvlText w:val="o"/>
       <w:lvlJc w:val="left"/>
       <w:pPr>
-        <w:ind w:left="1440" w:hanging="360"/>
+        <w:ind w:left="1800" w:hanging="360"/>
       </w:pPr>
       <w:rPr>
         <w:rFonts w:ascii="Courier New" w:hAnsi="Courier New" w:cs="Courier New" w:hint="default"/>
@@ -26001,7 +27657,7 @@
       <w:lvlText w:val=""/>
       <w:lvlJc w:val="left"/>
       <w:pPr>
-        <w:ind w:left="2160" w:hanging="360"/>
+        <w:ind w:left="2520" w:hanging="360"/>
       </w:pPr>
       <w:rPr>
         <w:rFonts w:ascii="Wingdings" w:hAnsi="Wingdings" w:hint="default"/>
@@ -26013,7 +27669,7 @@
       <w:lvlText w:val=""/>
       <w:lvlJc w:val="left"/>
       <w:pPr>
-        <w:ind w:left="2880" w:hanging="360"/>
+        <w:ind w:left="3240" w:hanging="360"/>
       </w:pPr>
       <w:rPr>
         <w:rFonts w:ascii="Symbol" w:hAnsi="Symbol" w:hint="default"/>
@@ -26025,7 +27681,7 @@
       <w:lvlText w:val="o"/>
       <w:lvlJc w:val="left"/>
       <w:pPr>
-        <w:ind w:left="3600" w:hanging="360"/>
+        <w:ind w:left="3960" w:hanging="360"/>
       </w:pPr>
       <w:rPr>
         <w:rFonts w:ascii="Courier New" w:hAnsi="Courier New" w:cs="Courier New" w:hint="default"/>
@@ -26037,7 +27693,7 @@
       <w:lvlText w:val=""/>
       <w:lvlJc w:val="left"/>
       <w:pPr>
-        <w:ind w:left="4320" w:hanging="360"/>
+        <w:ind w:left="4680" w:hanging="360"/>
       </w:pPr>
       <w:rPr>
         <w:rFonts w:ascii="Wingdings" w:hAnsi="Wingdings" w:hint="default"/>
@@ -26049,7 +27705,7 @@
       <w:lvlText w:val=""/>
       <w:lvlJc w:val="left"/>
       <w:pPr>
-        <w:ind w:left="5040" w:hanging="360"/>
+        <w:ind w:left="5400" w:hanging="360"/>
       </w:pPr>
       <w:rPr>
         <w:rFonts w:ascii="Symbol" w:hAnsi="Symbol" w:hint="default"/>
@@ -26061,7 +27717,7 @@
       <w:lvlText w:val="o"/>
       <w:lvlJc w:val="left"/>
       <w:pPr>
-        <w:ind w:left="5760" w:hanging="360"/>
+        <w:ind w:left="6120" w:hanging="360"/>
       </w:pPr>
       <w:rPr>
         <w:rFonts w:ascii="Courier New" w:hAnsi="Courier New" w:cs="Courier New" w:hint="default"/>
@@ -26073,24 +27729,24 @@
       <w:lvlText w:val=""/>
       <w:lvlJc w:val="left"/>
       <w:pPr>
-        <w:ind w:left="6480" w:hanging="360"/>
+        <w:ind w:left="6840" w:hanging="360"/>
       </w:pPr>
       <w:rPr>
         <w:rFonts w:ascii="Wingdings" w:hAnsi="Wingdings" w:hint="default"/>
       </w:rPr>
     </w:lvl>
   </w:abstractNum>
-  <w:abstractNum w:abstractNumId="16" w15:restartNumberingAfterBreak="0">
-    <w:nsid w:val="4D992E15"/>
+  <w:abstractNum w:abstractNumId="19" w15:restartNumberingAfterBreak="0">
+    <w:nsid w:val="4C0352E7"/>
     <w:multiLevelType w:val="hybridMultilevel"/>
-    <w:tmpl w:val="E5186C84"/>
+    <w:tmpl w:val="717ADC8C"/>
     <w:lvl w:ilvl="0" w:tplc="04090001">
       <w:start w:val="1"/>
       <w:numFmt w:val="bullet"/>
       <w:lvlText w:val=""/>
       <w:lvlJc w:val="left"/>
       <w:pPr>
-        <w:ind w:left="1500" w:hanging="360"/>
+        <w:ind w:left="720" w:hanging="360"/>
       </w:pPr>
       <w:rPr>
         <w:rFonts w:ascii="Symbol" w:hAnsi="Symbol" w:hint="default"/>
@@ -26102,7 +27758,7 @@
       <w:lvlText w:val="o"/>
       <w:lvlJc w:val="left"/>
       <w:pPr>
-        <w:ind w:left="2220" w:hanging="360"/>
+        <w:ind w:left="1440" w:hanging="360"/>
       </w:pPr>
       <w:rPr>
         <w:rFonts w:ascii="Courier New" w:hAnsi="Courier New" w:cs="Courier New" w:hint="default"/>
@@ -26114,7 +27770,7 @@
       <w:lvlText w:val=""/>
       <w:lvlJc w:val="left"/>
       <w:pPr>
-        <w:ind w:left="2940" w:hanging="360"/>
+        <w:ind w:left="2160" w:hanging="360"/>
       </w:pPr>
       <w:rPr>
         <w:rFonts w:ascii="Wingdings" w:hAnsi="Wingdings" w:hint="default"/>
@@ -26126,7 +27782,7 @@
       <w:lvlText w:val=""/>
       <w:lvlJc w:val="left"/>
       <w:pPr>
-        <w:ind w:left="3660" w:hanging="360"/>
+        <w:ind w:left="2880" w:hanging="360"/>
       </w:pPr>
       <w:rPr>
         <w:rFonts w:ascii="Symbol" w:hAnsi="Symbol" w:hint="default"/>
@@ -26138,7 +27794,7 @@
       <w:lvlText w:val="o"/>
       <w:lvlJc w:val="left"/>
       <w:pPr>
-        <w:ind w:left="4380" w:hanging="360"/>
+        <w:ind w:left="3600" w:hanging="360"/>
       </w:pPr>
       <w:rPr>
         <w:rFonts w:ascii="Courier New" w:hAnsi="Courier New" w:cs="Courier New" w:hint="default"/>
@@ -26150,7 +27806,7 @@
       <w:lvlText w:val=""/>
       <w:lvlJc w:val="left"/>
       <w:pPr>
-        <w:ind w:left="5100" w:hanging="360"/>
+        <w:ind w:left="4320" w:hanging="360"/>
       </w:pPr>
       <w:rPr>
         <w:rFonts w:ascii="Wingdings" w:hAnsi="Wingdings" w:hint="default"/>
@@ -26162,7 +27818,7 @@
       <w:lvlText w:val=""/>
       <w:lvlJc w:val="left"/>
       <w:pPr>
-        <w:ind w:left="5820" w:hanging="360"/>
+        <w:ind w:left="5040" w:hanging="360"/>
       </w:pPr>
       <w:rPr>
         <w:rFonts w:ascii="Symbol" w:hAnsi="Symbol" w:hint="default"/>
@@ -26174,7 +27830,7 @@
       <w:lvlText w:val="o"/>
       <w:lvlJc w:val="left"/>
       <w:pPr>
-        <w:ind w:left="6540" w:hanging="360"/>
+        <w:ind w:left="5760" w:hanging="360"/>
       </w:pPr>
       <w:rPr>
         <w:rFonts w:ascii="Courier New" w:hAnsi="Courier New" w:cs="Courier New" w:hint="default"/>
@@ -26186,24 +27842,24 @@
       <w:lvlText w:val=""/>
       <w:lvlJc w:val="left"/>
       <w:pPr>
-        <w:ind w:left="7260" w:hanging="360"/>
+        <w:ind w:left="6480" w:hanging="360"/>
       </w:pPr>
       <w:rPr>
         <w:rFonts w:ascii="Wingdings" w:hAnsi="Wingdings" w:hint="default"/>
       </w:rPr>
     </w:lvl>
   </w:abstractNum>
-  <w:abstractNum w:abstractNumId="17" w15:restartNumberingAfterBreak="0">
-    <w:nsid w:val="5040655A"/>
+  <w:abstractNum w:abstractNumId="20" w15:restartNumberingAfterBreak="0">
+    <w:nsid w:val="4D992E15"/>
     <w:multiLevelType w:val="hybridMultilevel"/>
-    <w:tmpl w:val="7CCAE062"/>
+    <w:tmpl w:val="E5186C84"/>
     <w:lvl w:ilvl="0" w:tplc="04090001">
       <w:start w:val="1"/>
       <w:numFmt w:val="bullet"/>
       <w:lvlText w:val=""/>
       <w:lvlJc w:val="left"/>
       <w:pPr>
-        <w:ind w:left="1320" w:hanging="360"/>
+        <w:ind w:left="1500" w:hanging="360"/>
       </w:pPr>
       <w:rPr>
         <w:rFonts w:ascii="Symbol" w:hAnsi="Symbol" w:hint="default"/>
@@ -26215,7 +27871,7 @@
       <w:lvlText w:val="o"/>
       <w:lvlJc w:val="left"/>
       <w:pPr>
-        <w:ind w:left="2040" w:hanging="360"/>
+        <w:ind w:left="2220" w:hanging="360"/>
       </w:pPr>
       <w:rPr>
         <w:rFonts w:ascii="Courier New" w:hAnsi="Courier New" w:cs="Courier New" w:hint="default"/>
@@ -26227,7 +27883,7 @@
       <w:lvlText w:val=""/>
       <w:lvlJc w:val="left"/>
       <w:pPr>
-        <w:ind w:left="2760" w:hanging="360"/>
+        <w:ind w:left="2940" w:hanging="360"/>
       </w:pPr>
       <w:rPr>
         <w:rFonts w:ascii="Wingdings" w:hAnsi="Wingdings" w:hint="default"/>
@@ -26239,7 +27895,7 @@
       <w:lvlText w:val=""/>
       <w:lvlJc w:val="left"/>
       <w:pPr>
-        <w:ind w:left="3480" w:hanging="360"/>
+        <w:ind w:left="3660" w:hanging="360"/>
       </w:pPr>
       <w:rPr>
         <w:rFonts w:ascii="Symbol" w:hAnsi="Symbol" w:hint="default"/>
@@ -26251,7 +27907,7 @@
       <w:lvlText w:val="o"/>
       <w:lvlJc w:val="left"/>
       <w:pPr>
-        <w:ind w:left="4200" w:hanging="360"/>
+        <w:ind w:left="4380" w:hanging="360"/>
       </w:pPr>
       <w:rPr>
         <w:rFonts w:ascii="Courier New" w:hAnsi="Courier New" w:cs="Courier New" w:hint="default"/>
@@ -26263,7 +27919,7 @@
       <w:lvlText w:val=""/>
       <w:lvlJc w:val="left"/>
       <w:pPr>
-        <w:ind w:left="4920" w:hanging="360"/>
+        <w:ind w:left="5100" w:hanging="360"/>
       </w:pPr>
       <w:rPr>
         <w:rFonts w:ascii="Wingdings" w:hAnsi="Wingdings" w:hint="default"/>
@@ -26275,7 +27931,7 @@
       <w:lvlText w:val=""/>
       <w:lvlJc w:val="left"/>
       <w:pPr>
-        <w:ind w:left="5640" w:hanging="360"/>
+        <w:ind w:left="5820" w:hanging="360"/>
       </w:pPr>
       <w:rPr>
         <w:rFonts w:ascii="Symbol" w:hAnsi="Symbol" w:hint="default"/>
@@ -26287,7 +27943,7 @@
       <w:lvlText w:val="o"/>
       <w:lvlJc w:val="left"/>
       <w:pPr>
-        <w:ind w:left="6360" w:hanging="360"/>
+        <w:ind w:left="6540" w:hanging="360"/>
       </w:pPr>
       <w:rPr>
         <w:rFonts w:ascii="Courier New" w:hAnsi="Courier New" w:cs="Courier New" w:hint="default"/>
@@ -26299,14 +27955,466 @@
       <w:lvlText w:val=""/>
       <w:lvlJc w:val="left"/>
       <w:pPr>
-        <w:ind w:left="7080" w:hanging="360"/>
+        <w:ind w:left="7260" w:hanging="360"/>
       </w:pPr>
       <w:rPr>
         <w:rFonts w:ascii="Wingdings" w:hAnsi="Wingdings" w:hint="default"/>
       </w:rPr>
     </w:lvl>
   </w:abstractNum>
-  <w:abstractNum w:abstractNumId="18" w15:restartNumberingAfterBreak="0">
+  <w:abstractNum w:abstractNumId="21" w15:restartNumberingAfterBreak="0">
+    <w:nsid w:val="5040655A"/>
+    <w:multiLevelType w:val="hybridMultilevel"/>
+    <w:tmpl w:val="7CCAE062"/>
+    <w:lvl w:ilvl="0" w:tplc="04090001">
+      <w:start w:val="1"/>
+      <w:numFmt w:val="bullet"/>
+      <w:lvlText w:val=""/>
+      <w:lvlJc w:val="left"/>
+      <w:pPr>
+        <w:ind w:left="1320" w:hanging="360"/>
+      </w:pPr>
+      <w:rPr>
+        <w:rFonts w:ascii="Symbol" w:hAnsi="Symbol" w:hint="default"/>
+      </w:rPr>
+    </w:lvl>
+    <w:lvl w:ilvl="1" w:tplc="04090003" w:tentative="1">
+      <w:start w:val="1"/>
+      <w:numFmt w:val="bullet"/>
+      <w:lvlText w:val="o"/>
+      <w:lvlJc w:val="left"/>
+      <w:pPr>
+        <w:ind w:left="2040" w:hanging="360"/>
+      </w:pPr>
+      <w:rPr>
+        <w:rFonts w:ascii="Courier New" w:hAnsi="Courier New" w:cs="Courier New" w:hint="default"/>
+      </w:rPr>
+    </w:lvl>
+    <w:lvl w:ilvl="2" w:tplc="04090005" w:tentative="1">
+      <w:start w:val="1"/>
+      <w:numFmt w:val="bullet"/>
+      <w:lvlText w:val=""/>
+      <w:lvlJc w:val="left"/>
+      <w:pPr>
+        <w:ind w:left="2760" w:hanging="360"/>
+      </w:pPr>
+      <w:rPr>
+        <w:rFonts w:ascii="Wingdings" w:hAnsi="Wingdings" w:hint="default"/>
+      </w:rPr>
+    </w:lvl>
+    <w:lvl w:ilvl="3" w:tplc="04090001" w:tentative="1">
+      <w:start w:val="1"/>
+      <w:numFmt w:val="bullet"/>
+      <w:lvlText w:val=""/>
+      <w:lvlJc w:val="left"/>
+      <w:pPr>
+        <w:ind w:left="3480" w:hanging="360"/>
+      </w:pPr>
+      <w:rPr>
+        <w:rFonts w:ascii="Symbol" w:hAnsi="Symbol" w:hint="default"/>
+      </w:rPr>
+    </w:lvl>
+    <w:lvl w:ilvl="4" w:tplc="04090003" w:tentative="1">
+      <w:start w:val="1"/>
+      <w:numFmt w:val="bullet"/>
+      <w:lvlText w:val="o"/>
+      <w:lvlJc w:val="left"/>
+      <w:pPr>
+        <w:ind w:left="4200" w:hanging="360"/>
+      </w:pPr>
+      <w:rPr>
+        <w:rFonts w:ascii="Courier New" w:hAnsi="Courier New" w:cs="Courier New" w:hint="default"/>
+      </w:rPr>
+    </w:lvl>
+    <w:lvl w:ilvl="5" w:tplc="04090005" w:tentative="1">
+      <w:start w:val="1"/>
+      <w:numFmt w:val="bullet"/>
+      <w:lvlText w:val=""/>
+      <w:lvlJc w:val="left"/>
+      <w:pPr>
+        <w:ind w:left="4920" w:hanging="360"/>
+      </w:pPr>
+      <w:rPr>
+        <w:rFonts w:ascii="Wingdings" w:hAnsi="Wingdings" w:hint="default"/>
+      </w:rPr>
+    </w:lvl>
+    <w:lvl w:ilvl="6" w:tplc="04090001" w:tentative="1">
+      <w:start w:val="1"/>
+      <w:numFmt w:val="bullet"/>
+      <w:lvlText w:val=""/>
+      <w:lvlJc w:val="left"/>
+      <w:pPr>
+        <w:ind w:left="5640" w:hanging="360"/>
+      </w:pPr>
+      <w:rPr>
+        <w:rFonts w:ascii="Symbol" w:hAnsi="Symbol" w:hint="default"/>
+      </w:rPr>
+    </w:lvl>
+    <w:lvl w:ilvl="7" w:tplc="04090003" w:tentative="1">
+      <w:start w:val="1"/>
+      <w:numFmt w:val="bullet"/>
+      <w:lvlText w:val="o"/>
+      <w:lvlJc w:val="left"/>
+      <w:pPr>
+        <w:ind w:left="6360" w:hanging="360"/>
+      </w:pPr>
+      <w:rPr>
+        <w:rFonts w:ascii="Courier New" w:hAnsi="Courier New" w:cs="Courier New" w:hint="default"/>
+      </w:rPr>
+    </w:lvl>
+    <w:lvl w:ilvl="8" w:tplc="04090005" w:tentative="1">
+      <w:start w:val="1"/>
+      <w:numFmt w:val="bullet"/>
+      <w:lvlText w:val=""/>
+      <w:lvlJc w:val="left"/>
+      <w:pPr>
+        <w:ind w:left="7080" w:hanging="360"/>
+      </w:pPr>
+      <w:rPr>
+        <w:rFonts w:ascii="Wingdings" w:hAnsi="Wingdings" w:hint="default"/>
+      </w:rPr>
+    </w:lvl>
+  </w:abstractNum>
+  <w:abstractNum w:abstractNumId="22" w15:restartNumberingAfterBreak="0">
+    <w:nsid w:val="517D74E8"/>
+    <w:multiLevelType w:val="hybridMultilevel"/>
+    <w:tmpl w:val="7EBED600"/>
+    <w:lvl w:ilvl="0" w:tplc="04090001">
+      <w:start w:val="1"/>
+      <w:numFmt w:val="bullet"/>
+      <w:lvlText w:val=""/>
+      <w:lvlJc w:val="left"/>
+      <w:pPr>
+        <w:ind w:left="720" w:hanging="360"/>
+      </w:pPr>
+      <w:rPr>
+        <w:rFonts w:ascii="Symbol" w:hAnsi="Symbol" w:hint="default"/>
+      </w:rPr>
+    </w:lvl>
+    <w:lvl w:ilvl="1" w:tplc="04090003" w:tentative="1">
+      <w:start w:val="1"/>
+      <w:numFmt w:val="bullet"/>
+      <w:lvlText w:val="o"/>
+      <w:lvlJc w:val="left"/>
+      <w:pPr>
+        <w:ind w:left="1440" w:hanging="360"/>
+      </w:pPr>
+      <w:rPr>
+        <w:rFonts w:ascii="Courier New" w:hAnsi="Courier New" w:cs="Courier New" w:hint="default"/>
+      </w:rPr>
+    </w:lvl>
+    <w:lvl w:ilvl="2" w:tplc="04090005" w:tentative="1">
+      <w:start w:val="1"/>
+      <w:numFmt w:val="bullet"/>
+      <w:lvlText w:val=""/>
+      <w:lvlJc w:val="left"/>
+      <w:pPr>
+        <w:ind w:left="2160" w:hanging="360"/>
+      </w:pPr>
+      <w:rPr>
+        <w:rFonts w:ascii="Wingdings" w:hAnsi="Wingdings" w:hint="default"/>
+      </w:rPr>
+    </w:lvl>
+    <w:lvl w:ilvl="3" w:tplc="04090001" w:tentative="1">
+      <w:start w:val="1"/>
+      <w:numFmt w:val="bullet"/>
+      <w:lvlText w:val=""/>
+      <w:lvlJc w:val="left"/>
+      <w:pPr>
+        <w:ind w:left="2880" w:hanging="360"/>
+      </w:pPr>
+      <w:rPr>
+        <w:rFonts w:ascii="Symbol" w:hAnsi="Symbol" w:hint="default"/>
+      </w:rPr>
+    </w:lvl>
+    <w:lvl w:ilvl="4" w:tplc="04090003" w:tentative="1">
+      <w:start w:val="1"/>
+      <w:numFmt w:val="bullet"/>
+      <w:lvlText w:val="o"/>
+      <w:lvlJc w:val="left"/>
+      <w:pPr>
+        <w:ind w:left="3600" w:hanging="360"/>
+      </w:pPr>
+      <w:rPr>
+        <w:rFonts w:ascii="Courier New" w:hAnsi="Courier New" w:cs="Courier New" w:hint="default"/>
+      </w:rPr>
+    </w:lvl>
+    <w:lvl w:ilvl="5" w:tplc="04090005" w:tentative="1">
+      <w:start w:val="1"/>
+      <w:numFmt w:val="bullet"/>
+      <w:lvlText w:val=""/>
+      <w:lvlJc w:val="left"/>
+      <w:pPr>
+        <w:ind w:left="4320" w:hanging="360"/>
+      </w:pPr>
+      <w:rPr>
+        <w:rFonts w:ascii="Wingdings" w:hAnsi="Wingdings" w:hint="default"/>
+      </w:rPr>
+    </w:lvl>
+    <w:lvl w:ilvl="6" w:tplc="04090001" w:tentative="1">
+      <w:start w:val="1"/>
+      <w:numFmt w:val="bullet"/>
+      <w:lvlText w:val=""/>
+      <w:lvlJc w:val="left"/>
+      <w:pPr>
+        <w:ind w:left="5040" w:hanging="360"/>
+      </w:pPr>
+      <w:rPr>
+        <w:rFonts w:ascii="Symbol" w:hAnsi="Symbol" w:hint="default"/>
+      </w:rPr>
+    </w:lvl>
+    <w:lvl w:ilvl="7" w:tplc="04090003" w:tentative="1">
+      <w:start w:val="1"/>
+      <w:numFmt w:val="bullet"/>
+      <w:lvlText w:val="o"/>
+      <w:lvlJc w:val="left"/>
+      <w:pPr>
+        <w:ind w:left="5760" w:hanging="360"/>
+      </w:pPr>
+      <w:rPr>
+        <w:rFonts w:ascii="Courier New" w:hAnsi="Courier New" w:cs="Courier New" w:hint="default"/>
+      </w:rPr>
+    </w:lvl>
+    <w:lvl w:ilvl="8" w:tplc="04090005" w:tentative="1">
+      <w:start w:val="1"/>
+      <w:numFmt w:val="bullet"/>
+      <w:lvlText w:val=""/>
+      <w:lvlJc w:val="left"/>
+      <w:pPr>
+        <w:ind w:left="6480" w:hanging="360"/>
+      </w:pPr>
+      <w:rPr>
+        <w:rFonts w:ascii="Wingdings" w:hAnsi="Wingdings" w:hint="default"/>
+      </w:rPr>
+    </w:lvl>
+  </w:abstractNum>
+  <w:abstractNum w:abstractNumId="23" w15:restartNumberingAfterBreak="0">
+    <w:nsid w:val="53B173FB"/>
+    <w:multiLevelType w:val="hybridMultilevel"/>
+    <w:tmpl w:val="4AC2647E"/>
+    <w:lvl w:ilvl="0" w:tplc="04090001">
+      <w:start w:val="1"/>
+      <w:numFmt w:val="bullet"/>
+      <w:lvlText w:val=""/>
+      <w:lvlJc w:val="left"/>
+      <w:pPr>
+        <w:ind w:left="1080" w:hanging="360"/>
+      </w:pPr>
+      <w:rPr>
+        <w:rFonts w:ascii="Symbol" w:hAnsi="Symbol" w:hint="default"/>
+      </w:rPr>
+    </w:lvl>
+    <w:lvl w:ilvl="1" w:tplc="04090003" w:tentative="1">
+      <w:start w:val="1"/>
+      <w:numFmt w:val="bullet"/>
+      <w:lvlText w:val="o"/>
+      <w:lvlJc w:val="left"/>
+      <w:pPr>
+        <w:ind w:left="1800" w:hanging="360"/>
+      </w:pPr>
+      <w:rPr>
+        <w:rFonts w:ascii="Courier New" w:hAnsi="Courier New" w:cs="Courier New" w:hint="default"/>
+      </w:rPr>
+    </w:lvl>
+    <w:lvl w:ilvl="2" w:tplc="04090005" w:tentative="1">
+      <w:start w:val="1"/>
+      <w:numFmt w:val="bullet"/>
+      <w:lvlText w:val=""/>
+      <w:lvlJc w:val="left"/>
+      <w:pPr>
+        <w:ind w:left="2520" w:hanging="360"/>
+      </w:pPr>
+      <w:rPr>
+        <w:rFonts w:ascii="Wingdings" w:hAnsi="Wingdings" w:hint="default"/>
+      </w:rPr>
+    </w:lvl>
+    <w:lvl w:ilvl="3" w:tplc="04090001" w:tentative="1">
+      <w:start w:val="1"/>
+      <w:numFmt w:val="bullet"/>
+      <w:lvlText w:val=""/>
+      <w:lvlJc w:val="left"/>
+      <w:pPr>
+        <w:ind w:left="3240" w:hanging="360"/>
+      </w:pPr>
+      <w:rPr>
+        <w:rFonts w:ascii="Symbol" w:hAnsi="Symbol" w:hint="default"/>
+      </w:rPr>
+    </w:lvl>
+    <w:lvl w:ilvl="4" w:tplc="04090003" w:tentative="1">
+      <w:start w:val="1"/>
+      <w:numFmt w:val="bullet"/>
+      <w:lvlText w:val="o"/>
+      <w:lvlJc w:val="left"/>
+      <w:pPr>
+        <w:ind w:left="3960" w:hanging="360"/>
+      </w:pPr>
+      <w:rPr>
+        <w:rFonts w:ascii="Courier New" w:hAnsi="Courier New" w:cs="Courier New" w:hint="default"/>
+      </w:rPr>
+    </w:lvl>
+    <w:lvl w:ilvl="5" w:tplc="04090005" w:tentative="1">
+      <w:start w:val="1"/>
+      <w:numFmt w:val="bullet"/>
+      <w:lvlText w:val=""/>
+      <w:lvlJc w:val="left"/>
+      <w:pPr>
+        <w:ind w:left="4680" w:hanging="360"/>
+      </w:pPr>
+      <w:rPr>
+        <w:rFonts w:ascii="Wingdings" w:hAnsi="Wingdings" w:hint="default"/>
+      </w:rPr>
+    </w:lvl>
+    <w:lvl w:ilvl="6" w:tplc="04090001" w:tentative="1">
+      <w:start w:val="1"/>
+      <w:numFmt w:val="bullet"/>
+      <w:lvlText w:val=""/>
+      <w:lvlJc w:val="left"/>
+      <w:pPr>
+        <w:ind w:left="5400" w:hanging="360"/>
+      </w:pPr>
+      <w:rPr>
+        <w:rFonts w:ascii="Symbol" w:hAnsi="Symbol" w:hint="default"/>
+      </w:rPr>
+    </w:lvl>
+    <w:lvl w:ilvl="7" w:tplc="04090003" w:tentative="1">
+      <w:start w:val="1"/>
+      <w:numFmt w:val="bullet"/>
+      <w:lvlText w:val="o"/>
+      <w:lvlJc w:val="left"/>
+      <w:pPr>
+        <w:ind w:left="6120" w:hanging="360"/>
+      </w:pPr>
+      <w:rPr>
+        <w:rFonts w:ascii="Courier New" w:hAnsi="Courier New" w:cs="Courier New" w:hint="default"/>
+      </w:rPr>
+    </w:lvl>
+    <w:lvl w:ilvl="8" w:tplc="04090005" w:tentative="1">
+      <w:start w:val="1"/>
+      <w:numFmt w:val="bullet"/>
+      <w:lvlText w:val=""/>
+      <w:lvlJc w:val="left"/>
+      <w:pPr>
+        <w:ind w:left="6840" w:hanging="360"/>
+      </w:pPr>
+      <w:rPr>
+        <w:rFonts w:ascii="Wingdings" w:hAnsi="Wingdings" w:hint="default"/>
+      </w:rPr>
+    </w:lvl>
+  </w:abstractNum>
+  <w:abstractNum w:abstractNumId="24" w15:restartNumberingAfterBreak="0">
+    <w:nsid w:val="59ED218F"/>
+    <w:multiLevelType w:val="hybridMultilevel"/>
+    <w:tmpl w:val="27123E78"/>
+    <w:lvl w:ilvl="0" w:tplc="04090001">
+      <w:start w:val="1"/>
+      <w:numFmt w:val="bullet"/>
+      <w:lvlText w:val=""/>
+      <w:lvlJc w:val="left"/>
+      <w:pPr>
+        <w:ind w:left="720" w:hanging="360"/>
+      </w:pPr>
+      <w:rPr>
+        <w:rFonts w:ascii="Symbol" w:hAnsi="Symbol" w:hint="default"/>
+      </w:rPr>
+    </w:lvl>
+    <w:lvl w:ilvl="1" w:tplc="04090003" w:tentative="1">
+      <w:start w:val="1"/>
+      <w:numFmt w:val="bullet"/>
+      <w:lvlText w:val="o"/>
+      <w:lvlJc w:val="left"/>
+      <w:pPr>
+        <w:ind w:left="1440" w:hanging="360"/>
+      </w:pPr>
+      <w:rPr>
+        <w:rFonts w:ascii="Courier New" w:hAnsi="Courier New" w:cs="Courier New" w:hint="default"/>
+      </w:rPr>
+    </w:lvl>
+    <w:lvl w:ilvl="2" w:tplc="04090005" w:tentative="1">
+      <w:start w:val="1"/>
+      <w:numFmt w:val="bullet"/>
+      <w:lvlText w:val=""/>
+      <w:lvlJc w:val="left"/>
+      <w:pPr>
+        <w:ind w:left="2160" w:hanging="360"/>
+      </w:pPr>
+      <w:rPr>
+        <w:rFonts w:ascii="Wingdings" w:hAnsi="Wingdings" w:hint="default"/>
+      </w:rPr>
+    </w:lvl>
+    <w:lvl w:ilvl="3" w:tplc="04090001" w:tentative="1">
+      <w:start w:val="1"/>
+      <w:numFmt w:val="bullet"/>
+      <w:lvlText w:val=""/>
+      <w:lvlJc w:val="left"/>
+      <w:pPr>
+        <w:ind w:left="2880" w:hanging="360"/>
+      </w:pPr>
+      <w:rPr>
+        <w:rFonts w:ascii="Symbol" w:hAnsi="Symbol" w:hint="default"/>
+      </w:rPr>
+    </w:lvl>
+    <w:lvl w:ilvl="4" w:tplc="04090003" w:tentative="1">
+      <w:start w:val="1"/>
+      <w:numFmt w:val="bullet"/>
+      <w:lvlText w:val="o"/>
+      <w:lvlJc w:val="left"/>
+      <w:pPr>
+        <w:ind w:left="3600" w:hanging="360"/>
+      </w:pPr>
+      <w:rPr>
+        <w:rFonts w:ascii="Courier New" w:hAnsi="Courier New" w:cs="Courier New" w:hint="default"/>
+      </w:rPr>
+    </w:lvl>
+    <w:lvl w:ilvl="5" w:tplc="04090005" w:tentative="1">
+      <w:start w:val="1"/>
+      <w:numFmt w:val="bullet"/>
+      <w:lvlText w:val=""/>
+      <w:lvlJc w:val="left"/>
+      <w:pPr>
+        <w:ind w:left="4320" w:hanging="360"/>
+      </w:pPr>
+      <w:rPr>
+        <w:rFonts w:ascii="Wingdings" w:hAnsi="Wingdings" w:hint="default"/>
+      </w:rPr>
+    </w:lvl>
+    <w:lvl w:ilvl="6" w:tplc="04090001" w:tentative="1">
+      <w:start w:val="1"/>
+      <w:numFmt w:val="bullet"/>
+      <w:lvlText w:val=""/>
+      <w:lvlJc w:val="left"/>
+      <w:pPr>
+        <w:ind w:left="5040" w:hanging="360"/>
+      </w:pPr>
+      <w:rPr>
+        <w:rFonts w:ascii="Symbol" w:hAnsi="Symbol" w:hint="default"/>
+      </w:rPr>
+    </w:lvl>
+    <w:lvl w:ilvl="7" w:tplc="04090003" w:tentative="1">
+      <w:start w:val="1"/>
+      <w:numFmt w:val="bullet"/>
+      <w:lvlText w:val="o"/>
+      <w:lvlJc w:val="left"/>
+      <w:pPr>
+        <w:ind w:left="5760" w:hanging="360"/>
+      </w:pPr>
+      <w:rPr>
+        <w:rFonts w:ascii="Courier New" w:hAnsi="Courier New" w:cs="Courier New" w:hint="default"/>
+      </w:rPr>
+    </w:lvl>
+    <w:lvl w:ilvl="8" w:tplc="04090005" w:tentative="1">
+      <w:start w:val="1"/>
+      <w:numFmt w:val="bullet"/>
+      <w:lvlText w:val=""/>
+      <w:lvlJc w:val="left"/>
+      <w:pPr>
+        <w:ind w:left="6480" w:hanging="360"/>
+      </w:pPr>
+      <w:rPr>
+        <w:rFonts w:ascii="Wingdings" w:hAnsi="Wingdings" w:hint="default"/>
+      </w:rPr>
+    </w:lvl>
+  </w:abstractNum>
+  <w:abstractNum w:abstractNumId="25" w15:restartNumberingAfterBreak="0">
     <w:nsid w:val="5CFD2A3F"/>
     <w:multiLevelType w:val="hybridMultilevel"/>
     <w:tmpl w:val="74B6EB28"/>
@@ -26419,7 +28527,346 @@
       </w:rPr>
     </w:lvl>
   </w:abstractNum>
-  <w:abstractNum w:abstractNumId="19" w15:restartNumberingAfterBreak="0">
+  <w:abstractNum w:abstractNumId="26" w15:restartNumberingAfterBreak="0">
+    <w:nsid w:val="6077727C"/>
+    <w:multiLevelType w:val="hybridMultilevel"/>
+    <w:tmpl w:val="93BE64A4"/>
+    <w:lvl w:ilvl="0" w:tplc="04090001">
+      <w:start w:val="1"/>
+      <w:numFmt w:val="bullet"/>
+      <w:lvlText w:val=""/>
+      <w:lvlJc w:val="left"/>
+      <w:pPr>
+        <w:ind w:left="720" w:hanging="360"/>
+      </w:pPr>
+      <w:rPr>
+        <w:rFonts w:ascii="Symbol" w:hAnsi="Symbol" w:hint="default"/>
+      </w:rPr>
+    </w:lvl>
+    <w:lvl w:ilvl="1" w:tplc="04090003" w:tentative="1">
+      <w:start w:val="1"/>
+      <w:numFmt w:val="bullet"/>
+      <w:lvlText w:val="o"/>
+      <w:lvlJc w:val="left"/>
+      <w:pPr>
+        <w:ind w:left="1440" w:hanging="360"/>
+      </w:pPr>
+      <w:rPr>
+        <w:rFonts w:ascii="Courier New" w:hAnsi="Courier New" w:cs="Courier New" w:hint="default"/>
+      </w:rPr>
+    </w:lvl>
+    <w:lvl w:ilvl="2" w:tplc="04090005" w:tentative="1">
+      <w:start w:val="1"/>
+      <w:numFmt w:val="bullet"/>
+      <w:lvlText w:val=""/>
+      <w:lvlJc w:val="left"/>
+      <w:pPr>
+        <w:ind w:left="2160" w:hanging="360"/>
+      </w:pPr>
+      <w:rPr>
+        <w:rFonts w:ascii="Wingdings" w:hAnsi="Wingdings" w:hint="default"/>
+      </w:rPr>
+    </w:lvl>
+    <w:lvl w:ilvl="3" w:tplc="04090001" w:tentative="1">
+      <w:start w:val="1"/>
+      <w:numFmt w:val="bullet"/>
+      <w:lvlText w:val=""/>
+      <w:lvlJc w:val="left"/>
+      <w:pPr>
+        <w:ind w:left="2880" w:hanging="360"/>
+      </w:pPr>
+      <w:rPr>
+        <w:rFonts w:ascii="Symbol" w:hAnsi="Symbol" w:hint="default"/>
+      </w:rPr>
+    </w:lvl>
+    <w:lvl w:ilvl="4" w:tplc="04090003" w:tentative="1">
+      <w:start w:val="1"/>
+      <w:numFmt w:val="bullet"/>
+      <w:lvlText w:val="o"/>
+      <w:lvlJc w:val="left"/>
+      <w:pPr>
+        <w:ind w:left="3600" w:hanging="360"/>
+      </w:pPr>
+      <w:rPr>
+        <w:rFonts w:ascii="Courier New" w:hAnsi="Courier New" w:cs="Courier New" w:hint="default"/>
+      </w:rPr>
+    </w:lvl>
+    <w:lvl w:ilvl="5" w:tplc="04090005" w:tentative="1">
+      <w:start w:val="1"/>
+      <w:numFmt w:val="bullet"/>
+      <w:lvlText w:val=""/>
+      <w:lvlJc w:val="left"/>
+      <w:pPr>
+        <w:ind w:left="4320" w:hanging="360"/>
+      </w:pPr>
+      <w:rPr>
+        <w:rFonts w:ascii="Wingdings" w:hAnsi="Wingdings" w:hint="default"/>
+      </w:rPr>
+    </w:lvl>
+    <w:lvl w:ilvl="6" w:tplc="04090001" w:tentative="1">
+      <w:start w:val="1"/>
+      <w:numFmt w:val="bullet"/>
+      <w:lvlText w:val=""/>
+      <w:lvlJc w:val="left"/>
+      <w:pPr>
+        <w:ind w:left="5040" w:hanging="360"/>
+      </w:pPr>
+      <w:rPr>
+        <w:rFonts w:ascii="Symbol" w:hAnsi="Symbol" w:hint="default"/>
+      </w:rPr>
+    </w:lvl>
+    <w:lvl w:ilvl="7" w:tplc="04090003" w:tentative="1">
+      <w:start w:val="1"/>
+      <w:numFmt w:val="bullet"/>
+      <w:lvlText w:val="o"/>
+      <w:lvlJc w:val="left"/>
+      <w:pPr>
+        <w:ind w:left="5760" w:hanging="360"/>
+      </w:pPr>
+      <w:rPr>
+        <w:rFonts w:ascii="Courier New" w:hAnsi="Courier New" w:cs="Courier New" w:hint="default"/>
+      </w:rPr>
+    </w:lvl>
+    <w:lvl w:ilvl="8" w:tplc="04090005" w:tentative="1">
+      <w:start w:val="1"/>
+      <w:numFmt w:val="bullet"/>
+      <w:lvlText w:val=""/>
+      <w:lvlJc w:val="left"/>
+      <w:pPr>
+        <w:ind w:left="6480" w:hanging="360"/>
+      </w:pPr>
+      <w:rPr>
+        <w:rFonts w:ascii="Wingdings" w:hAnsi="Wingdings" w:hint="default"/>
+      </w:rPr>
+    </w:lvl>
+  </w:abstractNum>
+  <w:abstractNum w:abstractNumId="27" w15:restartNumberingAfterBreak="0">
+    <w:nsid w:val="64694F73"/>
+    <w:multiLevelType w:val="hybridMultilevel"/>
+    <w:tmpl w:val="4CAA8E70"/>
+    <w:lvl w:ilvl="0" w:tplc="04090001">
+      <w:start w:val="1"/>
+      <w:numFmt w:val="bullet"/>
+      <w:lvlText w:val=""/>
+      <w:lvlJc w:val="left"/>
+      <w:pPr>
+        <w:ind w:left="720" w:hanging="360"/>
+      </w:pPr>
+      <w:rPr>
+        <w:rFonts w:ascii="Symbol" w:hAnsi="Symbol" w:hint="default"/>
+      </w:rPr>
+    </w:lvl>
+    <w:lvl w:ilvl="1" w:tplc="04090003" w:tentative="1">
+      <w:start w:val="1"/>
+      <w:numFmt w:val="bullet"/>
+      <w:lvlText w:val="o"/>
+      <w:lvlJc w:val="left"/>
+      <w:pPr>
+        <w:ind w:left="1440" w:hanging="360"/>
+      </w:pPr>
+      <w:rPr>
+        <w:rFonts w:ascii="Courier New" w:hAnsi="Courier New" w:cs="Courier New" w:hint="default"/>
+      </w:rPr>
+    </w:lvl>
+    <w:lvl w:ilvl="2" w:tplc="04090005" w:tentative="1">
+      <w:start w:val="1"/>
+      <w:numFmt w:val="bullet"/>
+      <w:lvlText w:val=""/>
+      <w:lvlJc w:val="left"/>
+      <w:pPr>
+        <w:ind w:left="2160" w:hanging="360"/>
+      </w:pPr>
+      <w:rPr>
+        <w:rFonts w:ascii="Wingdings" w:hAnsi="Wingdings" w:hint="default"/>
+      </w:rPr>
+    </w:lvl>
+    <w:lvl w:ilvl="3" w:tplc="04090001" w:tentative="1">
+      <w:start w:val="1"/>
+      <w:numFmt w:val="bullet"/>
+      <w:lvlText w:val=""/>
+      <w:lvlJc w:val="left"/>
+      <w:pPr>
+        <w:ind w:left="2880" w:hanging="360"/>
+      </w:pPr>
+      <w:rPr>
+        <w:rFonts w:ascii="Symbol" w:hAnsi="Symbol" w:hint="default"/>
+      </w:rPr>
+    </w:lvl>
+    <w:lvl w:ilvl="4" w:tplc="04090003" w:tentative="1">
+      <w:start w:val="1"/>
+      <w:numFmt w:val="bullet"/>
+      <w:lvlText w:val="o"/>
+      <w:lvlJc w:val="left"/>
+      <w:pPr>
+        <w:ind w:left="3600" w:hanging="360"/>
+      </w:pPr>
+      <w:rPr>
+        <w:rFonts w:ascii="Courier New" w:hAnsi="Courier New" w:cs="Courier New" w:hint="default"/>
+      </w:rPr>
+    </w:lvl>
+    <w:lvl w:ilvl="5" w:tplc="04090005" w:tentative="1">
+      <w:start w:val="1"/>
+      <w:numFmt w:val="bullet"/>
+      <w:lvlText w:val=""/>
+      <w:lvlJc w:val="left"/>
+      <w:pPr>
+        <w:ind w:left="4320" w:hanging="360"/>
+      </w:pPr>
+      <w:rPr>
+        <w:rFonts w:ascii="Wingdings" w:hAnsi="Wingdings" w:hint="default"/>
+      </w:rPr>
+    </w:lvl>
+    <w:lvl w:ilvl="6" w:tplc="04090001" w:tentative="1">
+      <w:start w:val="1"/>
+      <w:numFmt w:val="bullet"/>
+      <w:lvlText w:val=""/>
+      <w:lvlJc w:val="left"/>
+      <w:pPr>
+        <w:ind w:left="5040" w:hanging="360"/>
+      </w:pPr>
+      <w:rPr>
+        <w:rFonts w:ascii="Symbol" w:hAnsi="Symbol" w:hint="default"/>
+      </w:rPr>
+    </w:lvl>
+    <w:lvl w:ilvl="7" w:tplc="04090003" w:tentative="1">
+      <w:start w:val="1"/>
+      <w:numFmt w:val="bullet"/>
+      <w:lvlText w:val="o"/>
+      <w:lvlJc w:val="left"/>
+      <w:pPr>
+        <w:ind w:left="5760" w:hanging="360"/>
+      </w:pPr>
+      <w:rPr>
+        <w:rFonts w:ascii="Courier New" w:hAnsi="Courier New" w:cs="Courier New" w:hint="default"/>
+      </w:rPr>
+    </w:lvl>
+    <w:lvl w:ilvl="8" w:tplc="04090005" w:tentative="1">
+      <w:start w:val="1"/>
+      <w:numFmt w:val="bullet"/>
+      <w:lvlText w:val=""/>
+      <w:lvlJc w:val="left"/>
+      <w:pPr>
+        <w:ind w:left="6480" w:hanging="360"/>
+      </w:pPr>
+      <w:rPr>
+        <w:rFonts w:ascii="Wingdings" w:hAnsi="Wingdings" w:hint="default"/>
+      </w:rPr>
+    </w:lvl>
+  </w:abstractNum>
+  <w:abstractNum w:abstractNumId="28" w15:restartNumberingAfterBreak="0">
+    <w:nsid w:val="6575186F"/>
+    <w:multiLevelType w:val="hybridMultilevel"/>
+    <w:tmpl w:val="434E5A36"/>
+    <w:lvl w:ilvl="0" w:tplc="04090001">
+      <w:start w:val="1"/>
+      <w:numFmt w:val="bullet"/>
+      <w:lvlText w:val=""/>
+      <w:lvlJc w:val="left"/>
+      <w:pPr>
+        <w:ind w:left="720" w:hanging="360"/>
+      </w:pPr>
+      <w:rPr>
+        <w:rFonts w:ascii="Symbol" w:hAnsi="Symbol" w:hint="default"/>
+      </w:rPr>
+    </w:lvl>
+    <w:lvl w:ilvl="1" w:tplc="04090003" w:tentative="1">
+      <w:start w:val="1"/>
+      <w:numFmt w:val="bullet"/>
+      <w:lvlText w:val="o"/>
+      <w:lvlJc w:val="left"/>
+      <w:pPr>
+        <w:ind w:left="1440" w:hanging="360"/>
+      </w:pPr>
+      <w:rPr>
+        <w:rFonts w:ascii="Courier New" w:hAnsi="Courier New" w:cs="Courier New" w:hint="default"/>
+      </w:rPr>
+    </w:lvl>
+    <w:lvl w:ilvl="2" w:tplc="04090005" w:tentative="1">
+      <w:start w:val="1"/>
+      <w:numFmt w:val="bullet"/>
+      <w:lvlText w:val=""/>
+      <w:lvlJc w:val="left"/>
+      <w:pPr>
+        <w:ind w:left="2160" w:hanging="360"/>
+      </w:pPr>
+      <w:rPr>
+        <w:rFonts w:ascii="Wingdings" w:hAnsi="Wingdings" w:hint="default"/>
+      </w:rPr>
+    </w:lvl>
+    <w:lvl w:ilvl="3" w:tplc="04090001" w:tentative="1">
+      <w:start w:val="1"/>
+      <w:numFmt w:val="bullet"/>
+      <w:lvlText w:val=""/>
+      <w:lvlJc w:val="left"/>
+      <w:pPr>
+        <w:ind w:left="2880" w:hanging="360"/>
+      </w:pPr>
+      <w:rPr>
+        <w:rFonts w:ascii="Symbol" w:hAnsi="Symbol" w:hint="default"/>
+      </w:rPr>
+    </w:lvl>
+    <w:lvl w:ilvl="4" w:tplc="04090003" w:tentative="1">
+      <w:start w:val="1"/>
+      <w:numFmt w:val="bullet"/>
+      <w:lvlText w:val="o"/>
+      <w:lvlJc w:val="left"/>
+      <w:pPr>
+        <w:ind w:left="3600" w:hanging="360"/>
+      </w:pPr>
+      <w:rPr>
+        <w:rFonts w:ascii="Courier New" w:hAnsi="Courier New" w:cs="Courier New" w:hint="default"/>
+      </w:rPr>
+    </w:lvl>
+    <w:lvl w:ilvl="5" w:tplc="04090005" w:tentative="1">
+      <w:start w:val="1"/>
+      <w:numFmt w:val="bullet"/>
+      <w:lvlText w:val=""/>
+      <w:lvlJc w:val="left"/>
+      <w:pPr>
+        <w:ind w:left="4320" w:hanging="360"/>
+      </w:pPr>
+      <w:rPr>
+        <w:rFonts w:ascii="Wingdings" w:hAnsi="Wingdings" w:hint="default"/>
+      </w:rPr>
+    </w:lvl>
+    <w:lvl w:ilvl="6" w:tplc="04090001" w:tentative="1">
+      <w:start w:val="1"/>
+      <w:numFmt w:val="bullet"/>
+      <w:lvlText w:val=""/>
+      <w:lvlJc w:val="left"/>
+      <w:pPr>
+        <w:ind w:left="5040" w:hanging="360"/>
+      </w:pPr>
+      <w:rPr>
+        <w:rFonts w:ascii="Symbol" w:hAnsi="Symbol" w:hint="default"/>
+      </w:rPr>
+    </w:lvl>
+    <w:lvl w:ilvl="7" w:tplc="04090003" w:tentative="1">
+      <w:start w:val="1"/>
+      <w:numFmt w:val="bullet"/>
+      <w:lvlText w:val="o"/>
+      <w:lvlJc w:val="left"/>
+      <w:pPr>
+        <w:ind w:left="5760" w:hanging="360"/>
+      </w:pPr>
+      <w:rPr>
+        <w:rFonts w:ascii="Courier New" w:hAnsi="Courier New" w:cs="Courier New" w:hint="default"/>
+      </w:rPr>
+    </w:lvl>
+    <w:lvl w:ilvl="8" w:tplc="04090005" w:tentative="1">
+      <w:start w:val="1"/>
+      <w:numFmt w:val="bullet"/>
+      <w:lvlText w:val=""/>
+      <w:lvlJc w:val="left"/>
+      <w:pPr>
+        <w:ind w:left="6480" w:hanging="360"/>
+      </w:pPr>
+      <w:rPr>
+        <w:rFonts w:ascii="Wingdings" w:hAnsi="Wingdings" w:hint="default"/>
+      </w:rPr>
+    </w:lvl>
+  </w:abstractNum>
+  <w:abstractNum w:abstractNumId="29" w15:restartNumberingAfterBreak="0">
     <w:nsid w:val="6B601ACF"/>
     <w:multiLevelType w:val="hybridMultilevel"/>
     <w:tmpl w:val="392EE730"/>
@@ -26532,103 +28979,17 @@
       </w:rPr>
     </w:lvl>
   </w:abstractNum>
-  <w:abstractNum w:abstractNumId="20" w15:restartNumberingAfterBreak="0">
-    <w:nsid w:val="76C064A7"/>
+  <w:abstractNum w:abstractNumId="30" w15:restartNumberingAfterBreak="0">
+    <w:nsid w:val="75906C8D"/>
     <w:multiLevelType w:val="hybridMultilevel"/>
-    <w:tmpl w:val="2D0A215C"/>
-    <w:lvl w:ilvl="0" w:tplc="0409000F">
-      <w:start w:val="1"/>
-      <w:numFmt w:val="decimal"/>
-      <w:lvlText w:val="%1."/>
-      <w:lvlJc w:val="left"/>
-      <w:pPr>
-        <w:ind w:left="720" w:hanging="360"/>
-      </w:pPr>
-    </w:lvl>
-    <w:lvl w:ilvl="1" w:tplc="04090019" w:tentative="1">
-      <w:start w:val="1"/>
-      <w:numFmt w:val="lowerLetter"/>
-      <w:lvlText w:val="%2."/>
-      <w:lvlJc w:val="left"/>
-      <w:pPr>
-        <w:ind w:left="1440" w:hanging="360"/>
-      </w:pPr>
-    </w:lvl>
-    <w:lvl w:ilvl="2" w:tplc="0409001B" w:tentative="1">
-      <w:start w:val="1"/>
-      <w:numFmt w:val="lowerRoman"/>
-      <w:lvlText w:val="%3."/>
-      <w:lvlJc w:val="right"/>
-      <w:pPr>
-        <w:ind w:left="2160" w:hanging="180"/>
-      </w:pPr>
-    </w:lvl>
-    <w:lvl w:ilvl="3" w:tplc="0409000F" w:tentative="1">
-      <w:start w:val="1"/>
-      <w:numFmt w:val="decimal"/>
-      <w:lvlText w:val="%4."/>
-      <w:lvlJc w:val="left"/>
-      <w:pPr>
-        <w:ind w:left="2880" w:hanging="360"/>
-      </w:pPr>
-    </w:lvl>
-    <w:lvl w:ilvl="4" w:tplc="04090019" w:tentative="1">
-      <w:start w:val="1"/>
-      <w:numFmt w:val="lowerLetter"/>
-      <w:lvlText w:val="%5."/>
-      <w:lvlJc w:val="left"/>
-      <w:pPr>
-        <w:ind w:left="3600" w:hanging="360"/>
-      </w:pPr>
-    </w:lvl>
-    <w:lvl w:ilvl="5" w:tplc="0409001B" w:tentative="1">
-      <w:start w:val="1"/>
-      <w:numFmt w:val="lowerRoman"/>
-      <w:lvlText w:val="%6."/>
-      <w:lvlJc w:val="right"/>
-      <w:pPr>
-        <w:ind w:left="4320" w:hanging="180"/>
-      </w:pPr>
-    </w:lvl>
-    <w:lvl w:ilvl="6" w:tplc="0409000F" w:tentative="1">
-      <w:start w:val="1"/>
-      <w:numFmt w:val="decimal"/>
-      <w:lvlText w:val="%7."/>
-      <w:lvlJc w:val="left"/>
-      <w:pPr>
-        <w:ind w:left="5040" w:hanging="360"/>
-      </w:pPr>
-    </w:lvl>
-    <w:lvl w:ilvl="7" w:tplc="04090019" w:tentative="1">
-      <w:start w:val="1"/>
-      <w:numFmt w:val="lowerLetter"/>
-      <w:lvlText w:val="%8."/>
-      <w:lvlJc w:val="left"/>
-      <w:pPr>
-        <w:ind w:left="5760" w:hanging="360"/>
-      </w:pPr>
-    </w:lvl>
-    <w:lvl w:ilvl="8" w:tplc="0409001B" w:tentative="1">
-      <w:start w:val="1"/>
-      <w:numFmt w:val="lowerRoman"/>
-      <w:lvlText w:val="%9."/>
-      <w:lvlJc w:val="right"/>
-      <w:pPr>
-        <w:ind w:left="6480" w:hanging="180"/>
-      </w:pPr>
-    </w:lvl>
-  </w:abstractNum>
-  <w:abstractNum w:abstractNumId="21" w15:restartNumberingAfterBreak="0">
-    <w:nsid w:val="7C495E5C"/>
-    <w:multiLevelType w:val="hybridMultilevel"/>
-    <w:tmpl w:val="6EA2D198"/>
+    <w:tmpl w:val="625829B4"/>
     <w:lvl w:ilvl="0" w:tplc="04090001">
       <w:start w:val="1"/>
       <w:numFmt w:val="bullet"/>
       <w:lvlText w:val=""/>
       <w:lvlJc w:val="left"/>
       <w:pPr>
-        <w:ind w:left="1080" w:hanging="360"/>
+        <w:ind w:left="720" w:hanging="360"/>
       </w:pPr>
       <w:rPr>
         <w:rFonts w:ascii="Symbol" w:hAnsi="Symbol" w:hint="default"/>
@@ -26640,7 +29001,7 @@
       <w:lvlText w:val="o"/>
       <w:lvlJc w:val="left"/>
       <w:pPr>
-        <w:ind w:left="1800" w:hanging="360"/>
+        <w:ind w:left="1440" w:hanging="360"/>
       </w:pPr>
       <w:rPr>
         <w:rFonts w:ascii="Courier New" w:hAnsi="Courier New" w:cs="Courier New" w:hint="default"/>
@@ -26652,7 +29013,7 @@
       <w:lvlText w:val=""/>
       <w:lvlJc w:val="left"/>
       <w:pPr>
-        <w:ind w:left="2520" w:hanging="360"/>
+        <w:ind w:left="2160" w:hanging="360"/>
       </w:pPr>
       <w:rPr>
         <w:rFonts w:ascii="Wingdings" w:hAnsi="Wingdings" w:hint="default"/>
@@ -26664,7 +29025,7 @@
       <w:lvlText w:val=""/>
       <w:lvlJc w:val="left"/>
       <w:pPr>
-        <w:ind w:left="3240" w:hanging="360"/>
+        <w:ind w:left="2880" w:hanging="360"/>
       </w:pPr>
       <w:rPr>
         <w:rFonts w:ascii="Symbol" w:hAnsi="Symbol" w:hint="default"/>
@@ -26676,7 +29037,7 @@
       <w:lvlText w:val="o"/>
       <w:lvlJc w:val="left"/>
       <w:pPr>
-        <w:ind w:left="3960" w:hanging="360"/>
+        <w:ind w:left="3600" w:hanging="360"/>
       </w:pPr>
       <w:rPr>
         <w:rFonts w:ascii="Courier New" w:hAnsi="Courier New" w:cs="Courier New" w:hint="default"/>
@@ -26688,7 +29049,7 @@
       <w:lvlText w:val=""/>
       <w:lvlJc w:val="left"/>
       <w:pPr>
-        <w:ind w:left="4680" w:hanging="360"/>
+        <w:ind w:left="4320" w:hanging="360"/>
       </w:pPr>
       <w:rPr>
         <w:rFonts w:ascii="Wingdings" w:hAnsi="Wingdings" w:hint="default"/>
@@ -26700,7 +29061,7 @@
       <w:lvlText w:val=""/>
       <w:lvlJc w:val="left"/>
       <w:pPr>
-        <w:ind w:left="5400" w:hanging="360"/>
+        <w:ind w:left="5040" w:hanging="360"/>
       </w:pPr>
       <w:rPr>
         <w:rFonts w:ascii="Symbol" w:hAnsi="Symbol" w:hint="default"/>
@@ -26712,7 +29073,7 @@
       <w:lvlText w:val="o"/>
       <w:lvlJc w:val="left"/>
       <w:pPr>
-        <w:ind w:left="6120" w:hanging="360"/>
+        <w:ind w:left="5760" w:hanging="360"/>
       </w:pPr>
       <w:rPr>
         <w:rFonts w:ascii="Courier New" w:hAnsi="Courier New" w:cs="Courier New" w:hint="default"/>
@@ -26724,6 +29085,205 @@
       <w:lvlText w:val=""/>
       <w:lvlJc w:val="left"/>
       <w:pPr>
+        <w:ind w:left="6480" w:hanging="360"/>
+      </w:pPr>
+      <w:rPr>
+        <w:rFonts w:ascii="Wingdings" w:hAnsi="Wingdings" w:hint="default"/>
+      </w:rPr>
+    </w:lvl>
+  </w:abstractNum>
+  <w:abstractNum w:abstractNumId="31" w15:restartNumberingAfterBreak="0">
+    <w:nsid w:val="76C064A7"/>
+    <w:multiLevelType w:val="hybridMultilevel"/>
+    <w:tmpl w:val="2D0A215C"/>
+    <w:lvl w:ilvl="0" w:tplc="0409000F">
+      <w:start w:val="1"/>
+      <w:numFmt w:val="decimal"/>
+      <w:lvlText w:val="%1."/>
+      <w:lvlJc w:val="left"/>
+      <w:pPr>
+        <w:ind w:left="720" w:hanging="360"/>
+      </w:pPr>
+    </w:lvl>
+    <w:lvl w:ilvl="1" w:tplc="04090019" w:tentative="1">
+      <w:start w:val="1"/>
+      <w:numFmt w:val="lowerLetter"/>
+      <w:lvlText w:val="%2."/>
+      <w:lvlJc w:val="left"/>
+      <w:pPr>
+        <w:ind w:left="1440" w:hanging="360"/>
+      </w:pPr>
+    </w:lvl>
+    <w:lvl w:ilvl="2" w:tplc="0409001B" w:tentative="1">
+      <w:start w:val="1"/>
+      <w:numFmt w:val="lowerRoman"/>
+      <w:lvlText w:val="%3."/>
+      <w:lvlJc w:val="right"/>
+      <w:pPr>
+        <w:ind w:left="2160" w:hanging="180"/>
+      </w:pPr>
+    </w:lvl>
+    <w:lvl w:ilvl="3" w:tplc="0409000F" w:tentative="1">
+      <w:start w:val="1"/>
+      <w:numFmt w:val="decimal"/>
+      <w:lvlText w:val="%4."/>
+      <w:lvlJc w:val="left"/>
+      <w:pPr>
+        <w:ind w:left="2880" w:hanging="360"/>
+      </w:pPr>
+    </w:lvl>
+    <w:lvl w:ilvl="4" w:tplc="04090019" w:tentative="1">
+      <w:start w:val="1"/>
+      <w:numFmt w:val="lowerLetter"/>
+      <w:lvlText w:val="%5."/>
+      <w:lvlJc w:val="left"/>
+      <w:pPr>
+        <w:ind w:left="3600" w:hanging="360"/>
+      </w:pPr>
+    </w:lvl>
+    <w:lvl w:ilvl="5" w:tplc="0409001B" w:tentative="1">
+      <w:start w:val="1"/>
+      <w:numFmt w:val="lowerRoman"/>
+      <w:lvlText w:val="%6."/>
+      <w:lvlJc w:val="right"/>
+      <w:pPr>
+        <w:ind w:left="4320" w:hanging="180"/>
+      </w:pPr>
+    </w:lvl>
+    <w:lvl w:ilvl="6" w:tplc="0409000F" w:tentative="1">
+      <w:start w:val="1"/>
+      <w:numFmt w:val="decimal"/>
+      <w:lvlText w:val="%7."/>
+      <w:lvlJc w:val="left"/>
+      <w:pPr>
+        <w:ind w:left="5040" w:hanging="360"/>
+      </w:pPr>
+    </w:lvl>
+    <w:lvl w:ilvl="7" w:tplc="04090019" w:tentative="1">
+      <w:start w:val="1"/>
+      <w:numFmt w:val="lowerLetter"/>
+      <w:lvlText w:val="%8."/>
+      <w:lvlJc w:val="left"/>
+      <w:pPr>
+        <w:ind w:left="5760" w:hanging="360"/>
+      </w:pPr>
+    </w:lvl>
+    <w:lvl w:ilvl="8" w:tplc="0409001B" w:tentative="1">
+      <w:start w:val="1"/>
+      <w:numFmt w:val="lowerRoman"/>
+      <w:lvlText w:val="%9."/>
+      <w:lvlJc w:val="right"/>
+      <w:pPr>
+        <w:ind w:left="6480" w:hanging="180"/>
+      </w:pPr>
+    </w:lvl>
+  </w:abstractNum>
+  <w:abstractNum w:abstractNumId="32" w15:restartNumberingAfterBreak="0">
+    <w:nsid w:val="7C495E5C"/>
+    <w:multiLevelType w:val="hybridMultilevel"/>
+    <w:tmpl w:val="6EA2D198"/>
+    <w:lvl w:ilvl="0" w:tplc="04090001">
+      <w:start w:val="1"/>
+      <w:numFmt w:val="bullet"/>
+      <w:lvlText w:val=""/>
+      <w:lvlJc w:val="left"/>
+      <w:pPr>
+        <w:ind w:left="1080" w:hanging="360"/>
+      </w:pPr>
+      <w:rPr>
+        <w:rFonts w:ascii="Symbol" w:hAnsi="Symbol" w:hint="default"/>
+      </w:rPr>
+    </w:lvl>
+    <w:lvl w:ilvl="1" w:tplc="04090003" w:tentative="1">
+      <w:start w:val="1"/>
+      <w:numFmt w:val="bullet"/>
+      <w:lvlText w:val="o"/>
+      <w:lvlJc w:val="left"/>
+      <w:pPr>
+        <w:ind w:left="1800" w:hanging="360"/>
+      </w:pPr>
+      <w:rPr>
+        <w:rFonts w:ascii="Courier New" w:hAnsi="Courier New" w:cs="Courier New" w:hint="default"/>
+      </w:rPr>
+    </w:lvl>
+    <w:lvl w:ilvl="2" w:tplc="04090005" w:tentative="1">
+      <w:start w:val="1"/>
+      <w:numFmt w:val="bullet"/>
+      <w:lvlText w:val=""/>
+      <w:lvlJc w:val="left"/>
+      <w:pPr>
+        <w:ind w:left="2520" w:hanging="360"/>
+      </w:pPr>
+      <w:rPr>
+        <w:rFonts w:ascii="Wingdings" w:hAnsi="Wingdings" w:hint="default"/>
+      </w:rPr>
+    </w:lvl>
+    <w:lvl w:ilvl="3" w:tplc="04090001" w:tentative="1">
+      <w:start w:val="1"/>
+      <w:numFmt w:val="bullet"/>
+      <w:lvlText w:val=""/>
+      <w:lvlJc w:val="left"/>
+      <w:pPr>
+        <w:ind w:left="3240" w:hanging="360"/>
+      </w:pPr>
+      <w:rPr>
+        <w:rFonts w:ascii="Symbol" w:hAnsi="Symbol" w:hint="default"/>
+      </w:rPr>
+    </w:lvl>
+    <w:lvl w:ilvl="4" w:tplc="04090003" w:tentative="1">
+      <w:start w:val="1"/>
+      <w:numFmt w:val="bullet"/>
+      <w:lvlText w:val="o"/>
+      <w:lvlJc w:val="left"/>
+      <w:pPr>
+        <w:ind w:left="3960" w:hanging="360"/>
+      </w:pPr>
+      <w:rPr>
+        <w:rFonts w:ascii="Courier New" w:hAnsi="Courier New" w:cs="Courier New" w:hint="default"/>
+      </w:rPr>
+    </w:lvl>
+    <w:lvl w:ilvl="5" w:tplc="04090005" w:tentative="1">
+      <w:start w:val="1"/>
+      <w:numFmt w:val="bullet"/>
+      <w:lvlText w:val=""/>
+      <w:lvlJc w:val="left"/>
+      <w:pPr>
+        <w:ind w:left="4680" w:hanging="360"/>
+      </w:pPr>
+      <w:rPr>
+        <w:rFonts w:ascii="Wingdings" w:hAnsi="Wingdings" w:hint="default"/>
+      </w:rPr>
+    </w:lvl>
+    <w:lvl w:ilvl="6" w:tplc="04090001" w:tentative="1">
+      <w:start w:val="1"/>
+      <w:numFmt w:val="bullet"/>
+      <w:lvlText w:val=""/>
+      <w:lvlJc w:val="left"/>
+      <w:pPr>
+        <w:ind w:left="5400" w:hanging="360"/>
+      </w:pPr>
+      <w:rPr>
+        <w:rFonts w:ascii="Symbol" w:hAnsi="Symbol" w:hint="default"/>
+      </w:rPr>
+    </w:lvl>
+    <w:lvl w:ilvl="7" w:tplc="04090003" w:tentative="1">
+      <w:start w:val="1"/>
+      <w:numFmt w:val="bullet"/>
+      <w:lvlText w:val="o"/>
+      <w:lvlJc w:val="left"/>
+      <w:pPr>
+        <w:ind w:left="6120" w:hanging="360"/>
+      </w:pPr>
+      <w:rPr>
+        <w:rFonts w:ascii="Courier New" w:hAnsi="Courier New" w:cs="Courier New" w:hint="default"/>
+      </w:rPr>
+    </w:lvl>
+    <w:lvl w:ilvl="8" w:tplc="04090005" w:tentative="1">
+      <w:start w:val="1"/>
+      <w:numFmt w:val="bullet"/>
+      <w:lvlText w:val=""/>
+      <w:lvlJc w:val="left"/>
+      <w:pPr>
         <w:ind w:left="6840" w:hanging="360"/>
       </w:pPr>
       <w:rPr>
@@ -26732,70 +29292,103 @@
     </w:lvl>
   </w:abstractNum>
   <w:num w:numId="1" w16cid:durableId="1787387872">
+    <w:abstractNumId w:val="21"/>
+  </w:num>
+  <w:num w:numId="2" w16cid:durableId="1739595299">
+    <w:abstractNumId w:val="20"/>
+  </w:num>
+  <w:num w:numId="3" w16cid:durableId="1561205750">
+    <w:abstractNumId w:val="12"/>
+  </w:num>
+  <w:num w:numId="4" w16cid:durableId="1447769764">
+    <w:abstractNumId w:val="29"/>
+  </w:num>
+  <w:num w:numId="5" w16cid:durableId="185021288">
+    <w:abstractNumId w:val="5"/>
+  </w:num>
+  <w:num w:numId="6" w16cid:durableId="763310121">
+    <w:abstractNumId w:val="2"/>
+  </w:num>
+  <w:num w:numId="7" w16cid:durableId="1791514452">
+    <w:abstractNumId w:val="32"/>
+  </w:num>
+  <w:num w:numId="8" w16cid:durableId="837159161">
+    <w:abstractNumId w:val="31"/>
+  </w:num>
+  <w:num w:numId="9" w16cid:durableId="1519848779">
+    <w:abstractNumId w:val="11"/>
+  </w:num>
+  <w:num w:numId="10" w16cid:durableId="1685597380">
+    <w:abstractNumId w:val="16"/>
+  </w:num>
+  <w:num w:numId="11" w16cid:durableId="1263536905">
+    <w:abstractNumId w:val="8"/>
+  </w:num>
+  <w:num w:numId="12" w16cid:durableId="1941066297">
+    <w:abstractNumId w:val="9"/>
+  </w:num>
+  <w:num w:numId="13" w16cid:durableId="397022042">
+    <w:abstractNumId w:val="7"/>
+  </w:num>
+  <w:num w:numId="14" w16cid:durableId="185487503">
+    <w:abstractNumId w:val="13"/>
+  </w:num>
+  <w:num w:numId="15" w16cid:durableId="1155490579">
+    <w:abstractNumId w:val="4"/>
+  </w:num>
+  <w:num w:numId="16" w16cid:durableId="1869834681">
+    <w:abstractNumId w:val="10"/>
+  </w:num>
+  <w:num w:numId="17" w16cid:durableId="2079743656">
+    <w:abstractNumId w:val="3"/>
+  </w:num>
+  <w:num w:numId="18" w16cid:durableId="1818716732">
+    <w:abstractNumId w:val="19"/>
+  </w:num>
+  <w:num w:numId="19" w16cid:durableId="943073525">
     <w:abstractNumId w:val="17"/>
   </w:num>
-  <w:num w:numId="2" w16cid:durableId="1739595299">
-    <w:abstractNumId w:val="16"/>
+  <w:num w:numId="20" w16cid:durableId="1964530511">
+    <w:abstractNumId w:val="25"/>
   </w:num>
-  <w:num w:numId="3" w16cid:durableId="1561205750">
-    <w:abstractNumId w:val="10"/>
+  <w:num w:numId="21" w16cid:durableId="207381818">
+    <w:abstractNumId w:val="14"/>
   </w:num>
-  <w:num w:numId="4" w16cid:durableId="1447769764">
-    <w:abstractNumId w:val="19"/>
-  </w:num>
-  <w:num w:numId="5" w16cid:durableId="185021288">
-    <w:abstractNumId w:val="4"/>
-  </w:num>
-  <w:num w:numId="6" w16cid:durableId="763310121">
+  <w:num w:numId="22" w16cid:durableId="605699836">
     <w:abstractNumId w:val="1"/>
   </w:num>
-  <w:num w:numId="7" w16cid:durableId="1791514452">
-    <w:abstractNumId w:val="21"/>
+  <w:num w:numId="23" w16cid:durableId="1739130554">
+    <w:abstractNumId w:val="18"/>
   </w:num>
-  <w:num w:numId="8" w16cid:durableId="837159161">
-    <w:abstractNumId w:val="20"/>
+  <w:num w:numId="24" w16cid:durableId="619997606">
+    <w:abstractNumId w:val="23"/>
   </w:num>
-  <w:num w:numId="9" w16cid:durableId="1519848779">
-    <w:abstractNumId w:val="9"/>
-  </w:num>
-  <w:num w:numId="10" w16cid:durableId="1685597380">
-    <w:abstractNumId w:val="13"/>
-  </w:num>
-  <w:num w:numId="11" w16cid:durableId="1263536905">
+  <w:num w:numId="25" w16cid:durableId="1576166453">
     <w:abstractNumId w:val="6"/>
   </w:num>
-  <w:num w:numId="12" w16cid:durableId="1941066297">
-    <w:abstractNumId w:val="7"/>
+  <w:num w:numId="26" w16cid:durableId="943222209">
+    <w:abstractNumId w:val="27"/>
   </w:num>
-  <w:num w:numId="13" w16cid:durableId="397022042">
-    <w:abstractNumId w:val="5"/>
+  <w:num w:numId="27" w16cid:durableId="2116754939">
+    <w:abstractNumId w:val="28"/>
   </w:num>
-  <w:num w:numId="14" w16cid:durableId="185487503">
-    <w:abstractNumId w:val="11"/>
+  <w:num w:numId="28" w16cid:durableId="1729839593">
+    <w:abstractNumId w:val="22"/>
   </w:num>
-  <w:num w:numId="15" w16cid:durableId="1155490579">
-    <w:abstractNumId w:val="3"/>
+  <w:num w:numId="29" w16cid:durableId="97137463">
+    <w:abstractNumId w:val="0"/>
   </w:num>
-  <w:num w:numId="16" w16cid:durableId="1869834681">
-    <w:abstractNumId w:val="8"/>
-  </w:num>
-  <w:num w:numId="17" w16cid:durableId="2079743656">
-    <w:abstractNumId w:val="2"/>
-  </w:num>
-  <w:num w:numId="18" w16cid:durableId="1818716732">
+  <w:num w:numId="30" w16cid:durableId="810176835">
     <w:abstractNumId w:val="15"/>
   </w:num>
-  <w:num w:numId="19" w16cid:durableId="943073525">
-    <w:abstractNumId w:val="14"/>
+  <w:num w:numId="31" w16cid:durableId="1743213215">
+    <w:abstractNumId w:val="26"/>
   </w:num>
-  <w:num w:numId="20" w16cid:durableId="1964530511">
-    <w:abstractNumId w:val="18"/>
+  <w:num w:numId="32" w16cid:durableId="1711954491">
+    <w:abstractNumId w:val="24"/>
   </w:num>
-  <w:num w:numId="21" w16cid:durableId="207381818">
-    <w:abstractNumId w:val="12"/>
-  </w:num>
-  <w:num w:numId="22" w16cid:durableId="605699836">
-    <w:abstractNumId w:val="0"/>
+  <w:num w:numId="33" w16cid:durableId="1663849520">
+    <w:abstractNumId w:val="30"/>
   </w:num>
 </w:numbering>
 </file>
@@ -27404,7 +29997,6 @@
   <w:style w:type="character" w:default="1" w:styleId="DefaultParagraphFont">
     <w:name w:val="Default Paragraph Font"/>
     <w:uiPriority w:val="1"/>
-    <w:semiHidden/>
     <w:unhideWhenUsed/>
   </w:style>
   <w:style w:type="table" w:default="1" w:styleId="TableNormal">

--- a/EduSportPro_Proposal_Writing(IT).docx
+++ b/EduSportPro_Proposal_Writing(IT).docx
@@ -746,7 +746,6 @@
           <w:tab w:val="left" w:pos="5925"/>
         </w:tabs>
         <w:spacing w:line="240" w:lineRule="auto"/>
-        <w:jc w:val="center"/>
         <w:rPr>
           <w:rFonts w:ascii="Khmer OS Muol" w:hAnsi="Khmer OS Muol" w:cs="Khmer OS Muol"/>
           <w:sz w:val="24"/>
@@ -778,20 +777,6 @@
           <w:szCs w:val="24"/>
         </w:rPr>
       </w:pPr>
-    </w:p>
-    <w:p>
-      <w:pPr>
-        <w:tabs>
-          <w:tab w:val="left" w:pos="5925"/>
-        </w:tabs>
-        <w:spacing w:line="240" w:lineRule="auto"/>
-        <w:jc w:val="center"/>
-        <w:rPr>
-          <w:rFonts w:ascii="Khmer OS Muol" w:hAnsi="Khmer OS Muol" w:cs="Khmer OS Muol"/>
-          <w:sz w:val="24"/>
-          <w:szCs w:val="24"/>
-        </w:rPr>
-      </w:pPr>
       <w:r>
         <w:rPr>
           <w:rFonts w:ascii="Khmer OS Muol" w:hAnsi="Khmer OS Muol" w:cs="Khmer OS Muol" w:hint="cs"/>
@@ -799,6 +784,7 @@
           <w:szCs w:val="24"/>
           <w:cs/>
         </w:rPr>
+        <w:lastRenderedPageBreak/>
         <w:t>សេចក្តីអនុញ្ញាត</w:t>
       </w:r>
     </w:p>
@@ -4831,22 +4817,13 @@
     </w:p>
     <w:p>
       <w:pPr>
+        <w:jc w:val="center"/>
         <w:rPr>
           <w:rFonts w:ascii="Khmer OS Muol" w:hAnsi="Khmer OS Muol" w:cs="Khmer OS Muol"/>
           <w:sz w:val="24"/>
           <w:szCs w:val="24"/>
         </w:rPr>
       </w:pPr>
-    </w:p>
-    <w:p>
-      <w:pPr>
-        <w:jc w:val="center"/>
-        <w:rPr>
-          <w:rFonts w:ascii="Khmer OS Muol" w:hAnsi="Khmer OS Muol" w:cs="Khmer OS Muol"/>
-          <w:sz w:val="24"/>
-          <w:szCs w:val="24"/>
-        </w:rPr>
-      </w:pPr>
       <w:r>
         <w:rPr>
           <w:rFonts w:ascii="Khmer OS Muol" w:hAnsi="Khmer OS Muol" w:cs="Khmer OS Muol" w:hint="cs"/>
@@ -4854,6 +4831,7 @@
           <w:szCs w:val="24"/>
           <w:cs/>
         </w:rPr>
+        <w:lastRenderedPageBreak/>
         <w:t>សង្ខេបគម្រោងសារណាបទ</w:t>
       </w:r>
     </w:p>
@@ -4947,15 +4925,6 @@
         </w:rPr>
         <w:t>។ លទ្ធផលរំពឹងទុកគឺជួយបង្កើនប្រសិទ្ធភាពក្នុងការគ្រប់គ្រង និងសម្រួលការងារនៅក្នុងអង្គការ។</w:t>
       </w:r>
-    </w:p>
-    <w:p>
-      <w:pPr>
-        <w:rPr>
-          <w:rFonts w:ascii="Khmer OS Muol" w:hAnsi="Khmer OS Muol" w:cs="Khmer OS Muol"/>
-          <w:sz w:val="24"/>
-          <w:szCs w:val="24"/>
-        </w:rPr>
-      </w:pPr>
     </w:p>
     <w:p>
       <w:pPr>
@@ -5016,19 +4985,6 @@
           <w:szCs w:val="24"/>
         </w:rPr>
       </w:pPr>
-    </w:p>
-    <w:p>
-      <w:pPr>
-        <w:tabs>
-          <w:tab w:val="left" w:pos="3600"/>
-        </w:tabs>
-        <w:jc w:val="center"/>
-        <w:rPr>
-          <w:rFonts w:ascii="Khmer OS Muol" w:hAnsi="Khmer OS Muol" w:cs="Khmer OS Muol"/>
-          <w:sz w:val="24"/>
-          <w:szCs w:val="24"/>
-        </w:rPr>
-      </w:pPr>
       <w:r>
         <w:rPr>
           <w:rFonts w:ascii="Khmer OS Muol" w:hAnsi="Khmer OS Muol" w:cs="Khmer OS Muol" w:hint="cs"/>
@@ -5036,6 +4992,7 @@
           <w:szCs w:val="24"/>
           <w:cs/>
         </w:rPr>
+        <w:lastRenderedPageBreak/>
         <w:t>បញ្ចីវិចិត្ររូប</w:t>
       </w:r>
     </w:p>
@@ -6022,7 +5979,6 @@
           <w:rFonts w:ascii="Khmer OS Muol" w:hAnsi="Khmer OS Muol" w:cs="Khmer OS Muol"/>
           <w:sz w:val="24"/>
           <w:szCs w:val="24"/>
-          <w:cs/>
         </w:rPr>
       </w:pPr>
       <w:r>
@@ -6047,19 +6003,6 @@
           <w:szCs w:val="24"/>
         </w:rPr>
       </w:pPr>
-    </w:p>
-    <w:p>
-      <w:pPr>
-        <w:tabs>
-          <w:tab w:val="left" w:pos="3600"/>
-        </w:tabs>
-        <w:jc w:val="center"/>
-        <w:rPr>
-          <w:rFonts w:ascii="Khmer OS Muol" w:hAnsi="Khmer OS Muol" w:cs="Khmer OS Muol"/>
-          <w:sz w:val="24"/>
-          <w:szCs w:val="24"/>
-        </w:rPr>
-      </w:pPr>
       <w:r>
         <w:rPr>
           <w:rFonts w:ascii="Khmer OS Muol" w:hAnsi="Khmer OS Muol" w:cs="Khmer OS Muol" w:hint="cs"/>
@@ -6067,6 +6010,7 @@
           <w:szCs w:val="24"/>
           <w:cs/>
         </w:rPr>
+        <w:lastRenderedPageBreak/>
         <w:t>បញ្ចីពាក្យសរសេរកាត់</w:t>
       </w:r>
     </w:p>
@@ -6654,7 +6598,7 @@
           <w:sz w:val="24"/>
           <w:szCs w:val="24"/>
         </w:rPr>
-        <w:t>: Structured Query Language.</w:t>
+        <w:t>: Structured Query Language</w:t>
       </w:r>
     </w:p>
     <w:p>
@@ -6669,19 +6613,6 @@
           <w:szCs w:val="24"/>
         </w:rPr>
       </w:pPr>
-    </w:p>
-    <w:p>
-      <w:pPr>
-        <w:tabs>
-          <w:tab w:val="left" w:pos="3600"/>
-        </w:tabs>
-        <w:jc w:val="center"/>
-        <w:rPr>
-          <w:rFonts w:ascii="Khmer OS Muol" w:hAnsi="Khmer OS Muol" w:cs="Khmer OS Muol"/>
-          <w:sz w:val="24"/>
-          <w:szCs w:val="24"/>
-        </w:rPr>
-      </w:pPr>
       <w:r>
         <w:rPr>
           <w:rFonts w:ascii="Khmer OS Muol" w:hAnsi="Khmer OS Muol" w:cs="Khmer OS Muol" w:hint="cs"/>
@@ -6689,6 +6620,7 @@
           <w:szCs w:val="24"/>
           <w:cs/>
         </w:rPr>
+        <w:lastRenderedPageBreak/>
         <w:t>ជំពូក ១</w:t>
       </w:r>
     </w:p>
@@ -7302,6 +7234,7 @@
           <w:szCs w:val="24"/>
           <w:cs/>
         </w:rPr>
+        <w:lastRenderedPageBreak/>
         <w:t>១.៣ សម្មតិកម្ម</w:t>
       </w:r>
     </w:p>
@@ -8694,39 +8627,217 @@
           <w:tab w:val="left" w:pos="720"/>
           <w:tab w:val="left" w:pos="3600"/>
         </w:tabs>
-        <w:jc w:val="both"/>
-        <w:rPr>
-          <w:rFonts w:ascii="Khmer OS Battambang" w:hAnsi="Khmer OS Battambang" w:cs="Khmer OS Battambang"/>
-          <w:sz w:val="24"/>
-          <w:szCs w:val="24"/>
-        </w:rPr>
-      </w:pPr>
-      <w:r>
-        <w:rPr>
-          <w:rFonts w:ascii="Khmer OS Battambang" w:hAnsi="Khmer OS Battambang" w:cs="Khmer OS Battambang"/>
-          <w:sz w:val="24"/>
-          <w:szCs w:val="24"/>
-          <w:cs/>
+        <w:jc w:val="thaiDistribute"/>
+        <w:rPr>
+          <w:rFonts w:ascii="Century" w:hAnsi="Century" w:cs="Khmer OS Bokor"/>
+          <w:sz w:val="24"/>
+          <w:szCs w:val="24"/>
+          <w:lang w:val="en-GB"/>
+        </w:rPr>
+      </w:pPr>
+      <w:r>
+        <w:rPr>
+          <w:rFonts w:ascii="Khmer OS Battambang" w:hAnsi="Khmer OS Battambang" w:cs="Khmer OS Battambang"/>
+          <w:sz w:val="24"/>
+          <w:szCs w:val="24"/>
         </w:rPr>
         <w:tab/>
       </w:r>
       <w:r>
         <w:rPr>
-          <w:rFonts w:ascii="Khmer OS Battambang" w:hAnsi="Khmer OS Battambang" w:cs="Khmer OS Battambang"/>
-          <w:sz w:val="24"/>
-          <w:szCs w:val="24"/>
-          <w:cs/>
+          <w:rFonts w:ascii="Khmer OS Bokor" w:hAnsi="Khmer OS Bokor" w:cs="Khmer OS Bokor"/>
+          <w:sz w:val="24"/>
+          <w:szCs w:val="24"/>
+          <w:cs/>
+        </w:rPr>
+        <w:t xml:space="preserve">១.៦.១ </w:t>
+      </w:r>
+      <w:r>
+        <w:rPr>
+          <w:rFonts w:ascii="Century" w:hAnsi="Century" w:cs="Khmer OS Bokor"/>
+          <w:sz w:val="24"/>
+          <w:szCs w:val="24"/>
+          <w:lang w:val="en-GB"/>
+        </w:rPr>
+        <w:t>Admin</w:t>
+      </w:r>
+    </w:p>
+    <w:p>
+      <w:pPr>
+        <w:tabs>
+          <w:tab w:val="left" w:pos="540"/>
+          <w:tab w:val="left" w:pos="720"/>
+          <w:tab w:val="left" w:pos="3600"/>
+        </w:tabs>
+        <w:jc w:val="thaiDistribute"/>
+        <w:rPr>
+          <w:rFonts w:ascii="Khmer OS Battambang" w:hAnsi="Khmer OS Battambang" w:cs="Khmer OS Battambang"/>
+          <w:sz w:val="24"/>
+          <w:szCs w:val="24"/>
+          <w:lang w:val="en-GB"/>
+        </w:rPr>
+      </w:pPr>
+      <w:r>
+        <w:rPr>
+          <w:rFonts w:ascii="Century" w:hAnsi="Century" w:cs="Khmer OS Bokor"/>
+          <w:sz w:val="24"/>
+          <w:szCs w:val="24"/>
+          <w:lang w:val="en-GB"/>
         </w:rPr>
         <w:tab/>
       </w:r>
       <w:r>
         <w:rPr>
-          <w:rFonts w:ascii="Khmer OS Battambang" w:hAnsi="Khmer OS Battambang" w:cs="Khmer OS Battambang"/>
-          <w:sz w:val="24"/>
-          <w:szCs w:val="24"/>
-          <w:cs/>
-        </w:rPr>
-        <w:t>ការស្រាវជ្រាវនេះមានដែនកំណត់ដូចខាងក្រោម៖</w:t>
+          <w:rFonts w:ascii="Century" w:hAnsi="Century" w:cs="Khmer OS Bokor"/>
+          <w:sz w:val="24"/>
+          <w:szCs w:val="24"/>
+          <w:cs/>
+          <w:lang w:val="en-GB"/>
+        </w:rPr>
+        <w:tab/>
+      </w:r>
+      <w:r>
+        <w:rPr>
+          <w:rFonts w:ascii="Khmer OS Battambang" w:hAnsi="Khmer OS Battambang" w:cs="Khmer OS Battambang"/>
+          <w:sz w:val="24"/>
+          <w:szCs w:val="24"/>
+        </w:rPr>
+        <w:t xml:space="preserve">Admin </w:t>
+      </w:r>
+      <w:r>
+        <w:rPr>
+          <w:rFonts w:ascii="Khmer OS Battambang" w:hAnsi="Khmer OS Battambang" w:cs="Khmer OS Battambang"/>
+          <w:sz w:val="24"/>
+          <w:szCs w:val="24"/>
+          <w:cs/>
+          <w:lang w:val="en-GB"/>
+        </w:rPr>
+        <w:t>ជាអ្នកគ្រប់គ្រងប្រព័ន្ធទាំងមូលក្នុង</w:t>
+      </w:r>
+      <w:r>
+        <w:rPr>
+          <w:rFonts w:ascii="Khmer OS Battambang" w:hAnsi="Khmer OS Battambang" w:cs="Khmer OS Battambang"/>
+          <w:sz w:val="24"/>
+          <w:szCs w:val="24"/>
+        </w:rPr>
+        <w:t xml:space="preserve"> </w:t>
+      </w:r>
+      <w:proofErr w:type="spellStart"/>
+      <w:r>
+        <w:rPr>
+          <w:rFonts w:ascii="Khmer OS Battambang" w:hAnsi="Khmer OS Battambang" w:cs="Khmer OS Battambang"/>
+          <w:b/>
+          <w:bCs/>
+          <w:sz w:val="24"/>
+          <w:szCs w:val="24"/>
+        </w:rPr>
+        <w:t>EduSportPro</w:t>
+      </w:r>
+      <w:proofErr w:type="spellEnd"/>
+      <w:r>
+        <w:rPr>
+          <w:rFonts w:ascii="Khmer OS Battambang" w:hAnsi="Khmer OS Battambang" w:cs="Khmer OS Battambang"/>
+          <w:sz w:val="24"/>
+          <w:szCs w:val="24"/>
+        </w:rPr>
+        <w:t xml:space="preserve"> </w:t>
+      </w:r>
+      <w:r>
+        <w:rPr>
+          <w:rFonts w:ascii="Khmer OS Battambang" w:hAnsi="Khmer OS Battambang" w:cs="Khmer OS Battambang"/>
+          <w:sz w:val="24"/>
+          <w:szCs w:val="24"/>
+          <w:cs/>
+          <w:lang w:val="en-GB"/>
+        </w:rPr>
+        <w:t xml:space="preserve">ដែលមានសិទ្ធិគ្រប់គ្រងព័ត៌មាន និងរៀបចំប្រព័ន្ធសម្រាប់ការគ្រប់គ្រងកីឡាបាល់ទាត់។ មុខងារសំខាន់ៗរបស់ </w:t>
+      </w:r>
+      <w:r>
+        <w:rPr>
+          <w:rFonts w:ascii="Khmer OS Battambang" w:hAnsi="Khmer OS Battambang" w:cs="Khmer OS Battambang"/>
+          <w:sz w:val="24"/>
+          <w:szCs w:val="24"/>
+        </w:rPr>
+        <w:t xml:space="preserve">Admin </w:t>
+      </w:r>
+      <w:r>
+        <w:rPr>
+          <w:rFonts w:ascii="Khmer OS Battambang" w:hAnsi="Khmer OS Battambang" w:cs="Khmer OS Battambang"/>
+          <w:sz w:val="24"/>
+          <w:szCs w:val="24"/>
+          <w:cs/>
+          <w:lang w:val="en-GB"/>
+        </w:rPr>
+        <w:t>មានដូចខាងក្រោម៖</w:t>
+      </w:r>
+    </w:p>
+    <w:p>
+      <w:pPr>
+        <w:tabs>
+          <w:tab w:val="left" w:pos="540"/>
+          <w:tab w:val="left" w:pos="720"/>
+          <w:tab w:val="left" w:pos="3600"/>
+        </w:tabs>
+        <w:jc w:val="thaiDistribute"/>
+        <w:rPr>
+          <w:rFonts w:ascii="Century" w:hAnsi="Century" w:cs="Khmer OS"/>
+          <w:b/>
+          <w:bCs/>
+          <w:sz w:val="24"/>
+          <w:szCs w:val="24"/>
+        </w:rPr>
+      </w:pPr>
+      <w:r>
+        <w:rPr>
+          <w:rFonts w:ascii="Khmer OS Battambang" w:hAnsi="Khmer OS Battambang" w:cs="Khmer OS Battambang"/>
+          <w:sz w:val="24"/>
+          <w:szCs w:val="24"/>
+          <w:lang w:val="en-GB"/>
+        </w:rPr>
+        <w:tab/>
+      </w:r>
+      <w:r>
+        <w:rPr>
+          <w:rFonts w:ascii="Khmer OS" w:hAnsi="Khmer OS" w:cs="Khmer OS" w:hint="cs"/>
+          <w:b/>
+          <w:bCs/>
+          <w:sz w:val="24"/>
+          <w:szCs w:val="24"/>
+          <w:cs/>
+        </w:rPr>
+        <w:t xml:space="preserve">ក. </w:t>
+      </w:r>
+      <w:r>
+        <w:rPr>
+          <w:rFonts w:ascii="Khmer OS" w:hAnsi="Khmer OS" w:cs="Khmer OS"/>
+          <w:b/>
+          <w:bCs/>
+          <w:sz w:val="24"/>
+          <w:szCs w:val="24"/>
+          <w:cs/>
+        </w:rPr>
+        <w:t xml:space="preserve">ការគ្រប់គ្រងអ្នកប្រើប្រាស់ </w:t>
+      </w:r>
+      <w:r>
+        <w:rPr>
+          <w:rFonts w:ascii="Century" w:hAnsi="Century" w:cs="Khmer OS"/>
+          <w:b/>
+          <w:bCs/>
+          <w:sz w:val="24"/>
+          <w:szCs w:val="24"/>
+          <w:cs/>
+        </w:rPr>
+        <w:t>(</w:t>
+      </w:r>
+      <w:r>
+        <w:rPr>
+          <w:rFonts w:ascii="Century" w:hAnsi="Century" w:cs="Khmer OS"/>
+          <w:b/>
+          <w:bCs/>
+          <w:sz w:val="24"/>
+          <w:szCs w:val="24"/>
+        </w:rPr>
+        <w:t>User Management)</w:t>
       </w:r>
     </w:p>
     <w:p>
@@ -8734,7 +8845,7 @@
         <w:pStyle w:val="ListParagraph"/>
         <w:numPr>
           <w:ilvl w:val="0"/>
-          <w:numId w:val="22"/>
+          <w:numId w:val="24"/>
         </w:numPr>
         <w:tabs>
           <w:tab w:val="left" w:pos="540"/>
@@ -8744,55 +8855,16 @@
         <w:jc w:val="thaiDistribute"/>
         <w:rPr>
           <w:rFonts w:ascii="Khmer OS Battambang" w:hAnsi="Khmer OS Battambang" w:cs="Khmer OS Battambang"/>
-          <w:sz w:val="24"/>
-          <w:szCs w:val="24"/>
-        </w:rPr>
-      </w:pPr>
-      <w:r>
-        <w:rPr>
-          <w:rFonts w:ascii="Khmer OS Battambang" w:hAnsi="Khmer OS Battambang" w:cs="Khmer OS Battambang"/>
-          <w:sz w:val="24"/>
-          <w:szCs w:val="24"/>
-          <w:cs/>
-        </w:rPr>
-        <w:t>ផ្តោតលើការរចនា និងអភិវឌ្ឍប្រព័ន្ធ</w:t>
-      </w:r>
-      <w:r>
-        <w:rPr>
-          <w:rFonts w:ascii="Khmer OS Battambang" w:hAnsi="Khmer OS Battambang" w:cs="Khmer OS Battambang"/>
-          <w:sz w:val="24"/>
-          <w:szCs w:val="24"/>
-        </w:rPr>
-        <w:t xml:space="preserve"> </w:t>
-      </w:r>
-      <w:proofErr w:type="spellStart"/>
-      <w:r>
-        <w:rPr>
-          <w:rFonts w:ascii="Century" w:hAnsi="Century" w:cs="Khmer OS Battambang"/>
-          <w:b/>
-          <w:bCs/>
-          <w:sz w:val="24"/>
-          <w:szCs w:val="24"/>
-        </w:rPr>
-        <w:t>EduSportPro</w:t>
-      </w:r>
-      <w:proofErr w:type="spellEnd"/>
-      <w:r>
-        <w:rPr>
-          <w:rFonts w:ascii="Khmer OS Battambang" w:hAnsi="Khmer OS Battambang" w:cs="Khmer OS Battambang"/>
-          <w:sz w:val="24"/>
-          <w:szCs w:val="24"/>
-        </w:rPr>
-        <w:t xml:space="preserve"> </w:t>
-      </w:r>
-      <w:r>
-        <w:rPr>
-          <w:rFonts w:ascii="Khmer OS Battambang" w:hAnsi="Khmer OS Battambang" w:cs="Khmer OS Battambang"/>
-          <w:sz w:val="24"/>
-          <w:szCs w:val="24"/>
-          <w:cs/>
-        </w:rPr>
-        <w:t>សម្រាប់គ្រប់គ្រងផ្នែកកីឡាបាល់ទាត់ នៅក្នុងអង្គការមូលនិធិក្តីសង្ឃឹមនៃកុមារកម្ពុជា។</w:t>
+          <w:szCs w:val="24"/>
+        </w:rPr>
+      </w:pPr>
+      <w:r>
+        <w:rPr>
+          <w:rFonts w:ascii="Khmer OS Battambang" w:hAnsi="Khmer OS Battambang" w:cs="Khmer OS Battambang"/>
+          <w:szCs w:val="24"/>
+          <w:cs/>
+        </w:rPr>
+        <w:t>បង្កើត និងគ្រប់គ្រងគណនីអ្នកប្រើប្រាស់ក្នុងប្រព័ន្ធ។</w:t>
       </w:r>
     </w:p>
     <w:p>
@@ -8800,7 +8872,7 @@
         <w:pStyle w:val="ListParagraph"/>
         <w:numPr>
           <w:ilvl w:val="0"/>
-          <w:numId w:val="22"/>
+          <w:numId w:val="24"/>
         </w:numPr>
         <w:tabs>
           <w:tab w:val="left" w:pos="540"/>
@@ -8821,7 +8893,24 @@
           <w:szCs w:val="24"/>
           <w:cs/>
         </w:rPr>
-        <w:t>ប្រព័ន្ធផ្តោតលើការគ្រប់គ្រងព័ត៌មានសំខាន់ៗ ដូចជា កីឡាករ គ្រូបង្វឹក ក្រុម កាលវិភាគហ្វឹកហាត់ ការប្រកួត និងវត្តមាន។</w:t>
+        <w:t>កំណត់សិទ្ធិការចូលប្រើតាម</w:t>
+      </w:r>
+      <w:r>
+        <w:rPr>
+          <w:rFonts w:ascii="Khmer OS Battambang" w:hAnsi="Khmer OS Battambang" w:cs="Khmer OS Battambang"/>
+          <w:sz w:val="24"/>
+          <w:szCs w:val="24"/>
+        </w:rPr>
+        <w:t xml:space="preserve"> Role-Based Access Control (RBAC)</w:t>
+      </w:r>
+      <w:r>
+        <w:rPr>
+          <w:rFonts w:ascii="Khmer OS Battambang" w:hAnsi="Khmer OS Battambang" w:cs="Khmer OS Battambang"/>
+          <w:sz w:val="24"/>
+          <w:szCs w:val="24"/>
+          <w:cs/>
+        </w:rPr>
+        <w:t>។</w:t>
       </w:r>
     </w:p>
     <w:p>
@@ -8829,7 +8918,7 @@
         <w:pStyle w:val="ListParagraph"/>
         <w:numPr>
           <w:ilvl w:val="0"/>
-          <w:numId w:val="22"/>
+          <w:numId w:val="24"/>
         </w:numPr>
         <w:tabs>
           <w:tab w:val="left" w:pos="540"/>
@@ -8850,70 +8939,93 @@
           <w:szCs w:val="24"/>
           <w:cs/>
         </w:rPr>
-        <w:t>ប្រព័ន្ធត្រូវបានរចនាឡើងសម្រាប់អ្នកប្រើប្រាស់សំខាន់ៗ</w:t>
-      </w:r>
-      <w:r>
-        <w:rPr>
-          <w:rFonts w:ascii="Khmer OS Battambang" w:hAnsi="Khmer OS Battambang" w:cs="Khmer OS Battambang"/>
-          <w:sz w:val="24"/>
-          <w:szCs w:val="24"/>
-        </w:rPr>
-        <w:t xml:space="preserve"> </w:t>
-      </w:r>
-      <w:r>
-        <w:rPr>
-          <w:rFonts w:ascii="Century" w:hAnsi="Century" w:cs="Khmer OS Battambang"/>
-          <w:sz w:val="24"/>
-          <w:szCs w:val="24"/>
-        </w:rPr>
-        <w:t>Admin</w:t>
-      </w:r>
-      <w:r>
-        <w:rPr>
-          <w:rFonts w:ascii="Century" w:hAnsi="Century" w:cs="Khmer OS Battambang"/>
+        <w:t xml:space="preserve">គ្រប់គ្រងព័ត៌មានរបស់ </w:t>
+      </w:r>
+      <w:r>
+        <w:rPr>
+          <w:rFonts w:ascii="Khmer OS Battambang" w:hAnsi="Khmer OS Battambang" w:cs="Khmer OS Battambang"/>
+          <w:sz w:val="24"/>
+          <w:szCs w:val="24"/>
+        </w:rPr>
+        <w:t xml:space="preserve">Coach </w:t>
+      </w:r>
+      <w:r>
+        <w:rPr>
+          <w:rFonts w:ascii="Khmer OS Battambang" w:hAnsi="Khmer OS Battambang" w:cs="Khmer OS Battambang"/>
+          <w:sz w:val="24"/>
+          <w:szCs w:val="24"/>
+          <w:cs/>
+        </w:rPr>
+        <w:t>និងអ្នកប្រើប្រាស់ផ្សេងៗក្នុងប្រព័ន្ធ។</w:t>
+      </w:r>
+    </w:p>
+    <w:p>
+      <w:pPr>
+        <w:tabs>
+          <w:tab w:val="left" w:pos="540"/>
+          <w:tab w:val="left" w:pos="720"/>
+          <w:tab w:val="left" w:pos="3600"/>
+        </w:tabs>
+        <w:jc w:val="thaiDistribute"/>
+        <w:rPr>
+          <w:rFonts w:ascii="Century" w:hAnsi="Century" w:cs="Khmer OS"/>
           <w:b/>
           <w:bCs/>
           <w:sz w:val="24"/>
           <w:szCs w:val="24"/>
         </w:rPr>
-        <w:t xml:space="preserve"> </w:t>
-      </w:r>
-      <w:r>
-        <w:rPr>
-          <w:rFonts w:ascii="Khmer OS Battambang" w:hAnsi="Khmer OS Battambang" w:cs="Khmer OS Battambang"/>
-          <w:sz w:val="24"/>
-          <w:szCs w:val="24"/>
-          <w:cs/>
-        </w:rPr>
-        <w:t>និង</w:t>
-      </w:r>
-      <w:r>
-        <w:rPr>
-          <w:rFonts w:ascii="Khmer OS Battambang" w:hAnsi="Khmer OS Battambang" w:cs="Khmer OS Battambang"/>
+      </w:pPr>
+      <w:r>
+        <w:rPr>
+          <w:rFonts w:ascii="Khmer OS Battambang" w:hAnsi="Khmer OS Battambang" w:cs="Khmer OS Battambang"/>
+          <w:sz w:val="24"/>
+          <w:szCs w:val="24"/>
+          <w:cs/>
+        </w:rPr>
+        <w:tab/>
+      </w:r>
+      <w:r>
+        <w:rPr>
+          <w:rFonts w:ascii="Khmer OS" w:hAnsi="Khmer OS" w:cs="Khmer OS"/>
           <w:b/>
           <w:bCs/>
           <w:sz w:val="24"/>
           <w:szCs w:val="24"/>
           <w:cs/>
         </w:rPr>
-        <w:t xml:space="preserve"> </w:t>
-      </w:r>
-      <w:r>
-        <w:rPr>
-          <w:rFonts w:ascii="Century" w:hAnsi="Century" w:cs="Khmer OS Battambang"/>
-          <w:sz w:val="24"/>
-          <w:szCs w:val="24"/>
-        </w:rPr>
-        <w:t>Coach</w:t>
-      </w:r>
-      <w:r>
-        <w:rPr>
-          <w:rFonts w:ascii="Khmer OS Battambang" w:hAnsi="Khmer OS Battambang" w:cs="Khmer OS Battambang"/>
-          <w:sz w:val="24"/>
-          <w:szCs w:val="24"/>
-          <w:cs/>
-        </w:rPr>
-        <w:t>។</w:t>
+        <w:t xml:space="preserve">ខ. </w:t>
+      </w:r>
+      <w:r>
+        <w:rPr>
+          <w:rFonts w:ascii="Khmer OS" w:hAnsi="Khmer OS" w:cs="Khmer OS"/>
+          <w:b/>
+          <w:bCs/>
+          <w:sz w:val="24"/>
+          <w:szCs w:val="24"/>
+          <w:cs/>
+        </w:rPr>
+        <w:t xml:space="preserve">ការគ្រប់គ្រងក្រុម និងកីឡាករ </w:t>
+      </w:r>
+      <w:r>
+        <w:rPr>
+          <w:rFonts w:ascii="Century" w:hAnsi="Century" w:cs="Khmer OS"/>
+          <w:b/>
+          <w:bCs/>
+          <w:sz w:val="24"/>
+          <w:szCs w:val="24"/>
+          <w:cs/>
+        </w:rPr>
+        <w:t>(</w:t>
+      </w:r>
+      <w:r>
+        <w:rPr>
+          <w:rFonts w:ascii="Century" w:hAnsi="Century" w:cs="Khmer OS"/>
+          <w:b/>
+          <w:bCs/>
+          <w:sz w:val="24"/>
+          <w:szCs w:val="24"/>
+        </w:rPr>
+        <w:t>Team and Player Management)</w:t>
       </w:r>
     </w:p>
     <w:p>
@@ -8921,7 +9033,7 @@
         <w:pStyle w:val="ListParagraph"/>
         <w:numPr>
           <w:ilvl w:val="0"/>
-          <w:numId w:val="22"/>
+          <w:numId w:val="24"/>
         </w:numPr>
         <w:tabs>
           <w:tab w:val="left" w:pos="540"/>
@@ -8931,43 +9043,16 @@
         <w:jc w:val="thaiDistribute"/>
         <w:rPr>
           <w:rFonts w:ascii="Khmer OS Battambang" w:hAnsi="Khmer OS Battambang" w:cs="Khmer OS Battambang"/>
-          <w:sz w:val="24"/>
-          <w:szCs w:val="24"/>
-        </w:rPr>
-      </w:pPr>
-      <w:r>
-        <w:rPr>
-          <w:rFonts w:ascii="Khmer OS Battambang" w:hAnsi="Khmer OS Battambang" w:cs="Khmer OS Battambang"/>
-          <w:sz w:val="24"/>
-          <w:szCs w:val="24"/>
-          <w:cs/>
-        </w:rPr>
-        <w:t>ប្រព័ន្ធត្រូវបានអភិវឌ្ឍជាចម្បងជា</w:t>
-      </w:r>
-      <w:r>
-        <w:rPr>
-          <w:rFonts w:ascii="Khmer OS Battambang" w:hAnsi="Khmer OS Battambang" w:cs="Khmer OS Battambang"/>
-          <w:sz w:val="24"/>
-          <w:szCs w:val="24"/>
-        </w:rPr>
-        <w:t xml:space="preserve"> </w:t>
-      </w:r>
-      <w:r>
-        <w:rPr>
-          <w:rFonts w:ascii="Century" w:hAnsi="Century" w:cs="Khmer OS Battambang"/>
-          <w:sz w:val="24"/>
-          <w:szCs w:val="24"/>
-        </w:rPr>
-        <w:t>Web Application</w:t>
-      </w:r>
-      <w:r>
-        <w:rPr>
-          <w:rFonts w:ascii="Khmer OS Battambang" w:hAnsi="Khmer OS Battambang" w:cs="Khmer OS Battambang"/>
-          <w:sz w:val="24"/>
-          <w:szCs w:val="24"/>
-          <w:cs/>
-        </w:rPr>
-        <w:t>។</w:t>
+          <w:szCs w:val="24"/>
+        </w:rPr>
+      </w:pPr>
+      <w:r>
+        <w:rPr>
+          <w:rFonts w:ascii="Khmer OS Battambang" w:hAnsi="Khmer OS Battambang" w:cs="Khmer OS Battambang"/>
+          <w:szCs w:val="24"/>
+          <w:cs/>
+        </w:rPr>
+        <w:t>បង្កើត និងកែប្រែព័ត៌មានអំពីក្រុមកីឡា។</w:t>
       </w:r>
     </w:p>
     <w:p>
@@ -8975,7 +9060,7 @@
         <w:pStyle w:val="ListParagraph"/>
         <w:numPr>
           <w:ilvl w:val="0"/>
-          <w:numId w:val="22"/>
+          <w:numId w:val="24"/>
         </w:numPr>
         <w:tabs>
           <w:tab w:val="left" w:pos="540"/>
@@ -8996,25 +9081,8 @@
           <w:szCs w:val="24"/>
           <w:cs/>
         </w:rPr>
-        <w:t>ផ្តោតលើមុខងារសំខាន់ៗសម្រាប់ការគ្រប់គ្រងកីឡាបាល់ទាត់</w:t>
-      </w:r>
-      <w:r>
-        <w:rPr>
-          <w:rFonts w:ascii="Khmer OS Battambang" w:hAnsi="Khmer OS Battambang" w:cs="Khmer OS Battambang" w:hint="cs"/>
-          <w:sz w:val="24"/>
-          <w:szCs w:val="24"/>
-          <w:cs/>
-        </w:rPr>
-        <w:t>តែ</w:t>
-      </w:r>
-      <w:r>
-        <w:rPr>
-          <w:rFonts w:ascii="Khmer OS Battambang" w:hAnsi="Khmer OS Battambang" w:cs="Khmer OS Battambang"/>
-          <w:sz w:val="24"/>
-          <w:szCs w:val="24"/>
-          <w:cs/>
-        </w:rPr>
-        <w:t>ប៉ុណ្ណោះ។</w:t>
+        <w:lastRenderedPageBreak/>
+        <w:t>បញ្ចូល និងគ្រប់គ្រងព័ត៌មានកីឡាករ។</w:t>
       </w:r>
     </w:p>
     <w:p>
@@ -9022,7 +9090,7 @@
         <w:pStyle w:val="ListParagraph"/>
         <w:numPr>
           <w:ilvl w:val="0"/>
-          <w:numId w:val="22"/>
+          <w:numId w:val="24"/>
         </w:numPr>
         <w:tabs>
           <w:tab w:val="left" w:pos="540"/>
@@ -9043,11 +9111,61 @@
           <w:szCs w:val="24"/>
           <w:cs/>
         </w:rPr>
-        <w:t xml:space="preserve">ការវិភាគទិន្នន័យកីឡាជាលម្អិត </w:t>
-      </w:r>
-      <w:r>
-        <w:rPr>
-          <w:rFonts w:ascii="Century" w:hAnsi="Century" w:cs="Khmer OS Battambang"/>
+        <w:t>រៀបចំកីឡាករឱ្យស្ថិតក្នុងក្រុមនីមួយៗ។</w:t>
+      </w:r>
+    </w:p>
+    <w:p>
+      <w:pPr>
+        <w:tabs>
+          <w:tab w:val="left" w:pos="540"/>
+          <w:tab w:val="left" w:pos="720"/>
+          <w:tab w:val="left" w:pos="3600"/>
+        </w:tabs>
+        <w:jc w:val="thaiDistribute"/>
+        <w:rPr>
+          <w:rFonts w:ascii="Century" w:hAnsi="Century" w:cs="Khmer OS"/>
+          <w:b/>
+          <w:bCs/>
+          <w:sz w:val="24"/>
+          <w:szCs w:val="24"/>
+        </w:rPr>
+      </w:pPr>
+      <w:r>
+        <w:rPr>
+          <w:rFonts w:ascii="Khmer OS Battambang" w:hAnsi="Khmer OS Battambang" w:cs="Khmer OS Battambang"/>
+          <w:sz w:val="24"/>
+          <w:szCs w:val="24"/>
+          <w:cs/>
+        </w:rPr>
+        <w:tab/>
+      </w:r>
+      <w:r>
+        <w:rPr>
+          <w:rFonts w:ascii="Khmer OS" w:hAnsi="Khmer OS" w:cs="Khmer OS"/>
+          <w:b/>
+          <w:bCs/>
+          <w:sz w:val="24"/>
+          <w:szCs w:val="24"/>
+          <w:cs/>
+        </w:rPr>
+        <w:t xml:space="preserve">គ. </w:t>
+      </w:r>
+      <w:r>
+        <w:rPr>
+          <w:rFonts w:ascii="Khmer OS" w:hAnsi="Khmer OS" w:cs="Khmer OS"/>
+          <w:b/>
+          <w:bCs/>
+          <w:sz w:val="24"/>
+          <w:szCs w:val="24"/>
+          <w:cs/>
+        </w:rPr>
+        <w:t xml:space="preserve">ការគ្រប់គ្រងការប្រកួត </w:t>
+      </w:r>
+      <w:r>
+        <w:rPr>
+          <w:rFonts w:ascii="Century" w:hAnsi="Century" w:cs="Khmer OS"/>
+          <w:b/>
+          <w:bCs/>
           <w:sz w:val="24"/>
           <w:szCs w:val="24"/>
           <w:cs/>
@@ -9056,20 +9174,13 @@
       </w:r>
       <w:r>
         <w:rPr>
-          <w:rFonts w:ascii="Century" w:hAnsi="Century" w:cs="Khmer OS Battambang"/>
-          <w:sz w:val="24"/>
-          <w:szCs w:val="24"/>
-        </w:rPr>
-        <w:t>Advanced Analytics)</w:t>
-      </w:r>
-      <w:r>
-        <w:rPr>
-          <w:rFonts w:ascii="Khmer OS Battambang" w:hAnsi="Khmer OS Battambang" w:cs="Khmer OS Battambang"/>
-          <w:sz w:val="24"/>
-          <w:szCs w:val="24"/>
-          <w:cs/>
-        </w:rPr>
-        <w:t>។</w:t>
+          <w:rFonts w:ascii="Century" w:hAnsi="Century" w:cs="Khmer OS"/>
+          <w:b/>
+          <w:bCs/>
+          <w:sz w:val="24"/>
+          <w:szCs w:val="24"/>
+        </w:rPr>
+        <w:t>Match Management)</w:t>
       </w:r>
     </w:p>
     <w:p>
@@ -9077,7 +9188,7 @@
         <w:pStyle w:val="ListParagraph"/>
         <w:numPr>
           <w:ilvl w:val="0"/>
-          <w:numId w:val="22"/>
+          <w:numId w:val="24"/>
         </w:numPr>
         <w:tabs>
           <w:tab w:val="left" w:pos="540"/>
@@ -9087,43 +9198,16 @@
         <w:jc w:val="thaiDistribute"/>
         <w:rPr>
           <w:rFonts w:ascii="Khmer OS Battambang" w:hAnsi="Khmer OS Battambang" w:cs="Khmer OS Battambang"/>
-          <w:sz w:val="24"/>
-          <w:szCs w:val="24"/>
-        </w:rPr>
-      </w:pPr>
-      <w:r>
-        <w:rPr>
-          <w:rFonts w:ascii="Khmer OS Battambang" w:hAnsi="Khmer OS Battambang" w:cs="Khmer OS Battambang"/>
-          <w:sz w:val="24"/>
-          <w:szCs w:val="24"/>
-          <w:cs/>
-        </w:rPr>
-        <w:t>ការបង្កើតកម្មវិធីសម្រាប់</w:t>
-      </w:r>
-      <w:r>
-        <w:rPr>
-          <w:rFonts w:ascii="Khmer OS Battambang" w:hAnsi="Khmer OS Battambang" w:cs="Khmer OS Battambang"/>
-          <w:sz w:val="24"/>
-          <w:szCs w:val="24"/>
-        </w:rPr>
-        <w:t xml:space="preserve"> </w:t>
-      </w:r>
-      <w:r>
-        <w:rPr>
-          <w:rFonts w:ascii="Century" w:hAnsi="Century" w:cs="Khmer OS Battambang"/>
-          <w:sz w:val="24"/>
-          <w:szCs w:val="24"/>
-        </w:rPr>
-        <w:t>Mobile Application</w:t>
-      </w:r>
-      <w:r>
-        <w:rPr>
-          <w:rFonts w:ascii="Khmer OS Battambang" w:hAnsi="Khmer OS Battambang" w:cs="Khmer OS Battambang"/>
-          <w:sz w:val="24"/>
-          <w:szCs w:val="24"/>
-          <w:cs/>
-        </w:rPr>
-        <w:t>។</w:t>
+          <w:szCs w:val="24"/>
+        </w:rPr>
+      </w:pPr>
+      <w:r>
+        <w:rPr>
+          <w:rFonts w:ascii="Khmer OS Battambang" w:hAnsi="Khmer OS Battambang" w:cs="Khmer OS Battambang"/>
+          <w:szCs w:val="24"/>
+          <w:cs/>
+        </w:rPr>
+        <w:t>បង្កើត និងគ្រប់គ្រងព័ត៌មានអំពីការប្រកួត។</w:t>
       </w:r>
     </w:p>
     <w:p>
@@ -9131,7 +9215,7 @@
         <w:pStyle w:val="ListParagraph"/>
         <w:numPr>
           <w:ilvl w:val="0"/>
-          <w:numId w:val="22"/>
+          <w:numId w:val="24"/>
         </w:numPr>
         <w:tabs>
           <w:tab w:val="left" w:pos="540"/>
@@ -9152,7 +9236,7 @@
           <w:szCs w:val="24"/>
           <w:cs/>
         </w:rPr>
-        <w:t>ការស្រាវជ្រាវត្រូវបានអនុវត្តក្នុងរយៈពេលកំណត់ដោយសាកលវិទ្យាល័យ។</w:t>
+        <w:t>កំណត់កាលវិភាគនៃការប្រកួត។</w:t>
       </w:r>
     </w:p>
     <w:p>
@@ -9160,7 +9244,7 @@
         <w:pStyle w:val="ListParagraph"/>
         <w:numPr>
           <w:ilvl w:val="0"/>
-          <w:numId w:val="22"/>
+          <w:numId w:val="24"/>
         </w:numPr>
         <w:tabs>
           <w:tab w:val="left" w:pos="540"/>
@@ -9181,25 +9265,7 @@
           <w:szCs w:val="24"/>
           <w:cs/>
         </w:rPr>
-        <w:lastRenderedPageBreak/>
-        <w:t>ដោយសារហេតុនេះ មុខងារខ្លះៗអាចត្រូវបានពង្រីកបន្ថែមនៅក្នុងការអភិវឌ្ឍនាពេល</w:t>
-      </w:r>
-      <w:r>
-        <w:rPr>
-          <w:rFonts w:ascii="Khmer OS Battambang" w:hAnsi="Khmer OS Battambang" w:cs="Khmer OS Battambang"/>
-          <w:sz w:val="24"/>
-          <w:szCs w:val="24"/>
-        </w:rPr>
-        <w:t xml:space="preserve">  </w:t>
-      </w:r>
-      <w:r>
-        <w:rPr>
-          <w:rFonts w:ascii="Khmer OS Battambang" w:hAnsi="Khmer OS Battambang" w:cs="Khmer OS Battambang"/>
-          <w:sz w:val="24"/>
-          <w:szCs w:val="24"/>
-          <w:cs/>
-        </w:rPr>
-        <w:t>អនាគត។</w:t>
+        <w:t>តាមដានលទ្ធផលនៃការប្រកួត។</w:t>
       </w:r>
     </w:p>
     <w:p>
@@ -9209,6 +9275,1393 @@
           <w:tab w:val="left" w:pos="720"/>
           <w:tab w:val="left" w:pos="3600"/>
         </w:tabs>
+        <w:jc w:val="thaiDistribute"/>
+        <w:rPr>
+          <w:rFonts w:ascii="Century" w:hAnsi="Century" w:cs="Khmer OS"/>
+          <w:b/>
+          <w:bCs/>
+          <w:sz w:val="24"/>
+          <w:szCs w:val="24"/>
+        </w:rPr>
+      </w:pPr>
+      <w:r>
+        <w:rPr>
+          <w:rFonts w:ascii="Khmer OS Battambang" w:hAnsi="Khmer OS Battambang" w:cs="Khmer OS Battambang"/>
+          <w:sz w:val="24"/>
+          <w:szCs w:val="24"/>
+          <w:cs/>
+        </w:rPr>
+        <w:tab/>
+      </w:r>
+      <w:r>
+        <w:rPr>
+          <w:rFonts w:ascii="Khmer OS" w:hAnsi="Khmer OS" w:cs="Khmer OS"/>
+          <w:b/>
+          <w:bCs/>
+          <w:sz w:val="24"/>
+          <w:szCs w:val="24"/>
+          <w:cs/>
+        </w:rPr>
+        <w:t xml:space="preserve">ឃ. </w:t>
+      </w:r>
+      <w:r>
+        <w:rPr>
+          <w:rFonts w:ascii="Khmer OS" w:hAnsi="Khmer OS" w:cs="Khmer OS"/>
+          <w:b/>
+          <w:bCs/>
+          <w:sz w:val="24"/>
+          <w:szCs w:val="24"/>
+          <w:cs/>
+        </w:rPr>
+        <w:t xml:space="preserve">ការគ្រប់គ្រង </w:t>
+      </w:r>
+      <w:r>
+        <w:rPr>
+          <w:rFonts w:ascii="Century" w:hAnsi="Century" w:cs="Khmer OS"/>
+          <w:b/>
+          <w:bCs/>
+          <w:sz w:val="24"/>
+          <w:szCs w:val="24"/>
+        </w:rPr>
+        <w:t>Tournament</w:t>
+      </w:r>
+      <w:r>
+        <w:rPr>
+          <w:rFonts w:ascii="Khmer OS" w:hAnsi="Khmer OS" w:cs="Khmer OS"/>
+          <w:b/>
+          <w:bCs/>
+          <w:sz w:val="24"/>
+          <w:szCs w:val="24"/>
+        </w:rPr>
+        <w:t xml:space="preserve"> </w:t>
+      </w:r>
+      <w:r>
+        <w:rPr>
+          <w:rFonts w:ascii="Khmer OS" w:hAnsi="Khmer OS" w:cs="Khmer OS"/>
+          <w:b/>
+          <w:bCs/>
+          <w:sz w:val="24"/>
+          <w:szCs w:val="24"/>
+          <w:cs/>
+        </w:rPr>
+        <w:t xml:space="preserve">និង </w:t>
+      </w:r>
+      <w:r>
+        <w:rPr>
+          <w:rFonts w:ascii="Century" w:hAnsi="Century" w:cs="Khmer OS"/>
+          <w:b/>
+          <w:bCs/>
+          <w:sz w:val="24"/>
+          <w:szCs w:val="24"/>
+        </w:rPr>
+        <w:t>Division</w:t>
+      </w:r>
+    </w:p>
+    <w:p>
+      <w:pPr>
+        <w:pStyle w:val="ListParagraph"/>
+        <w:numPr>
+          <w:ilvl w:val="0"/>
+          <w:numId w:val="24"/>
+        </w:numPr>
+        <w:tabs>
+          <w:tab w:val="left" w:pos="540"/>
+          <w:tab w:val="left" w:pos="720"/>
+          <w:tab w:val="left" w:pos="3600"/>
+        </w:tabs>
+        <w:jc w:val="thaiDistribute"/>
+        <w:rPr>
+          <w:rFonts w:ascii="Khmer OS Battambang" w:hAnsi="Khmer OS Battambang" w:cs="Khmer OS Battambang"/>
+          <w:sz w:val="24"/>
+          <w:szCs w:val="24"/>
+        </w:rPr>
+      </w:pPr>
+      <w:r>
+        <w:rPr>
+          <w:rFonts w:ascii="Khmer OS Battambang" w:hAnsi="Khmer OS Battambang" w:cs="Khmer OS Battambang"/>
+          <w:sz w:val="24"/>
+          <w:szCs w:val="24"/>
+          <w:cs/>
+        </w:rPr>
+        <w:t>បង្កើត</w:t>
+      </w:r>
+      <w:r>
+        <w:rPr>
+          <w:rFonts w:ascii="Khmer OS Battambang" w:hAnsi="Khmer OS Battambang" w:cs="Khmer OS Battambang"/>
+          <w:sz w:val="24"/>
+          <w:szCs w:val="24"/>
+        </w:rPr>
+        <w:t xml:space="preserve"> Tournament </w:t>
+      </w:r>
+      <w:r>
+        <w:rPr>
+          <w:rFonts w:ascii="Khmer OS Battambang" w:hAnsi="Khmer OS Battambang" w:cs="Khmer OS Battambang"/>
+          <w:sz w:val="24"/>
+          <w:szCs w:val="24"/>
+          <w:cs/>
+        </w:rPr>
+        <w:t>សម្រាប់ការប្រកួត។</w:t>
+      </w:r>
+    </w:p>
+    <w:p>
+      <w:pPr>
+        <w:pStyle w:val="ListParagraph"/>
+        <w:numPr>
+          <w:ilvl w:val="0"/>
+          <w:numId w:val="24"/>
+        </w:numPr>
+        <w:tabs>
+          <w:tab w:val="left" w:pos="540"/>
+          <w:tab w:val="left" w:pos="720"/>
+          <w:tab w:val="left" w:pos="3600"/>
+        </w:tabs>
+        <w:jc w:val="thaiDistribute"/>
+        <w:rPr>
+          <w:rFonts w:ascii="Khmer OS Battambang" w:hAnsi="Khmer OS Battambang" w:cs="Khmer OS Battambang"/>
+          <w:sz w:val="24"/>
+          <w:szCs w:val="24"/>
+        </w:rPr>
+      </w:pPr>
+      <w:r>
+        <w:rPr>
+          <w:rFonts w:ascii="Khmer OS Battambang" w:hAnsi="Khmer OS Battambang" w:cs="Khmer OS Battambang"/>
+          <w:sz w:val="24"/>
+          <w:szCs w:val="24"/>
+          <w:cs/>
+        </w:rPr>
+        <w:t>បែងចែកក្រុមទៅក្នុង</w:t>
+      </w:r>
+      <w:r>
+        <w:rPr>
+          <w:rFonts w:ascii="Khmer OS Battambang" w:hAnsi="Khmer OS Battambang" w:cs="Khmer OS Battambang"/>
+          <w:sz w:val="24"/>
+          <w:szCs w:val="24"/>
+        </w:rPr>
+        <w:t xml:space="preserve"> Division </w:t>
+      </w:r>
+      <w:r>
+        <w:rPr>
+          <w:rFonts w:ascii="Khmer OS Battambang" w:hAnsi="Khmer OS Battambang" w:cs="Khmer OS Battambang"/>
+          <w:sz w:val="24"/>
+          <w:szCs w:val="24"/>
+          <w:cs/>
+        </w:rPr>
+        <w:t xml:space="preserve">ឬ </w:t>
+      </w:r>
+      <w:r>
+        <w:rPr>
+          <w:rFonts w:ascii="Khmer OS Battambang" w:hAnsi="Khmer OS Battambang" w:cs="Khmer OS Battambang"/>
+          <w:sz w:val="24"/>
+          <w:szCs w:val="24"/>
+        </w:rPr>
+        <w:t>Group</w:t>
+      </w:r>
+      <w:r>
+        <w:rPr>
+          <w:rFonts w:ascii="Khmer OS Battambang" w:hAnsi="Khmer OS Battambang" w:cs="Khmer OS Battambang"/>
+          <w:sz w:val="24"/>
+          <w:szCs w:val="24"/>
+          <w:cs/>
+        </w:rPr>
+        <w:t>។</w:t>
+      </w:r>
+    </w:p>
+    <w:p>
+      <w:pPr>
+        <w:pStyle w:val="ListParagraph"/>
+        <w:numPr>
+          <w:ilvl w:val="0"/>
+          <w:numId w:val="24"/>
+        </w:numPr>
+        <w:tabs>
+          <w:tab w:val="left" w:pos="540"/>
+          <w:tab w:val="left" w:pos="720"/>
+          <w:tab w:val="left" w:pos="3600"/>
+        </w:tabs>
+        <w:jc w:val="thaiDistribute"/>
+        <w:rPr>
+          <w:rFonts w:ascii="Khmer OS Battambang" w:hAnsi="Khmer OS Battambang" w:cs="Khmer OS Battambang"/>
+          <w:sz w:val="24"/>
+          <w:szCs w:val="24"/>
+        </w:rPr>
+      </w:pPr>
+      <w:r>
+        <w:rPr>
+          <w:rFonts w:ascii="Khmer OS Battambang" w:hAnsi="Khmer OS Battambang" w:cs="Khmer OS Battambang"/>
+          <w:sz w:val="24"/>
+          <w:szCs w:val="24"/>
+          <w:cs/>
+        </w:rPr>
+        <w:t>រៀបចំរចនាសម្ព័ន្ធការប្រកួតឱ្យមានភាពច្បាស់លាស់។</w:t>
+      </w:r>
+    </w:p>
+    <w:p>
+      <w:pPr>
+        <w:tabs>
+          <w:tab w:val="left" w:pos="540"/>
+          <w:tab w:val="left" w:pos="720"/>
+          <w:tab w:val="left" w:pos="3600"/>
+        </w:tabs>
+        <w:jc w:val="thaiDistribute"/>
+        <w:rPr>
+          <w:rFonts w:ascii="Century" w:hAnsi="Century" w:cs="Khmer OS"/>
+          <w:b/>
+          <w:bCs/>
+          <w:sz w:val="24"/>
+          <w:szCs w:val="24"/>
+        </w:rPr>
+      </w:pPr>
+      <w:r>
+        <w:rPr>
+          <w:rFonts w:ascii="Khmer OS Battambang" w:hAnsi="Khmer OS Battambang" w:cs="Khmer OS Battambang"/>
+          <w:sz w:val="24"/>
+          <w:szCs w:val="24"/>
+        </w:rPr>
+        <w:tab/>
+      </w:r>
+      <w:r>
+        <w:rPr>
+          <w:rFonts w:ascii="Khmer OS" w:hAnsi="Khmer OS" w:cs="Khmer OS"/>
+          <w:b/>
+          <w:bCs/>
+          <w:sz w:val="24"/>
+          <w:szCs w:val="24"/>
+          <w:cs/>
+        </w:rPr>
+        <w:t xml:space="preserve">ង. </w:t>
+      </w:r>
+      <w:r>
+        <w:rPr>
+          <w:rFonts w:ascii="Century" w:hAnsi="Century" w:cs="Khmer OS"/>
+          <w:b/>
+          <w:bCs/>
+          <w:sz w:val="24"/>
+          <w:szCs w:val="24"/>
+        </w:rPr>
+        <w:t>Calendar</w:t>
+      </w:r>
+      <w:r>
+        <w:rPr>
+          <w:rFonts w:ascii="Khmer OS" w:hAnsi="Khmer OS" w:cs="Khmer OS"/>
+          <w:b/>
+          <w:bCs/>
+          <w:sz w:val="24"/>
+          <w:szCs w:val="24"/>
+        </w:rPr>
+        <w:t xml:space="preserve"> </w:t>
+      </w:r>
+      <w:r>
+        <w:rPr>
+          <w:rFonts w:ascii="Khmer OS" w:hAnsi="Khmer OS" w:cs="Khmer OS"/>
+          <w:b/>
+          <w:bCs/>
+          <w:sz w:val="24"/>
+          <w:szCs w:val="24"/>
+          <w:cs/>
+        </w:rPr>
+        <w:t xml:space="preserve">និង </w:t>
+      </w:r>
+      <w:r>
+        <w:rPr>
+          <w:rFonts w:ascii="Century" w:hAnsi="Century" w:cs="Khmer OS"/>
+          <w:b/>
+          <w:bCs/>
+          <w:sz w:val="24"/>
+          <w:szCs w:val="24"/>
+        </w:rPr>
+        <w:t>Notification System</w:t>
+      </w:r>
+    </w:p>
+    <w:p>
+      <w:pPr>
+        <w:pStyle w:val="ListParagraph"/>
+        <w:numPr>
+          <w:ilvl w:val="0"/>
+          <w:numId w:val="24"/>
+        </w:numPr>
+        <w:tabs>
+          <w:tab w:val="left" w:pos="540"/>
+          <w:tab w:val="left" w:pos="720"/>
+          <w:tab w:val="left" w:pos="3600"/>
+        </w:tabs>
+        <w:jc w:val="thaiDistribute"/>
+        <w:rPr>
+          <w:rFonts w:ascii="Khmer OS Battambang" w:hAnsi="Khmer OS Battambang" w:cs="Khmer OS Battambang"/>
+          <w:sz w:val="24"/>
+          <w:szCs w:val="24"/>
+        </w:rPr>
+      </w:pPr>
+      <w:r>
+        <w:rPr>
+          <w:rFonts w:ascii="Khmer OS Battambang" w:hAnsi="Khmer OS Battambang" w:cs="Khmer OS Battambang"/>
+          <w:sz w:val="24"/>
+          <w:szCs w:val="24"/>
+          <w:cs/>
+        </w:rPr>
+        <w:t>បង្កើត</w:t>
+      </w:r>
+      <w:r>
+        <w:rPr>
+          <w:rFonts w:ascii="Khmer OS Battambang" w:hAnsi="Khmer OS Battambang" w:cs="Khmer OS Battambang"/>
+          <w:sz w:val="24"/>
+          <w:szCs w:val="24"/>
+        </w:rPr>
+        <w:t xml:space="preserve"> Calendar </w:t>
+      </w:r>
+      <w:r>
+        <w:rPr>
+          <w:rFonts w:ascii="Khmer OS Battambang" w:hAnsi="Khmer OS Battambang" w:cs="Khmer OS Battambang"/>
+          <w:sz w:val="24"/>
+          <w:szCs w:val="24"/>
+          <w:cs/>
+        </w:rPr>
+        <w:t>សម្រាប់បង្ហាញព្រឹត្តិការណ៍សំខាន់ៗ។</w:t>
+      </w:r>
+    </w:p>
+    <w:p>
+      <w:pPr>
+        <w:pStyle w:val="ListParagraph"/>
+        <w:numPr>
+          <w:ilvl w:val="0"/>
+          <w:numId w:val="24"/>
+        </w:numPr>
+        <w:tabs>
+          <w:tab w:val="left" w:pos="540"/>
+          <w:tab w:val="left" w:pos="720"/>
+          <w:tab w:val="left" w:pos="3600"/>
+        </w:tabs>
+        <w:jc w:val="thaiDistribute"/>
+        <w:rPr>
+          <w:rFonts w:ascii="Khmer OS Battambang" w:hAnsi="Khmer OS Battambang" w:cs="Khmer OS Battambang"/>
+          <w:sz w:val="24"/>
+          <w:szCs w:val="24"/>
+        </w:rPr>
+      </w:pPr>
+      <w:r>
+        <w:rPr>
+          <w:rFonts w:ascii="Khmer OS Battambang" w:hAnsi="Khmer OS Battambang" w:cs="Khmer OS Battambang"/>
+          <w:sz w:val="24"/>
+          <w:szCs w:val="24"/>
+          <w:cs/>
+        </w:rPr>
+        <w:t>កំណត់កាលវិភាគហ្វឹកហាត់ និងការប្រកួត។</w:t>
+      </w:r>
+    </w:p>
+    <w:p>
+      <w:pPr>
+        <w:pStyle w:val="ListParagraph"/>
+        <w:numPr>
+          <w:ilvl w:val="0"/>
+          <w:numId w:val="24"/>
+        </w:numPr>
+        <w:tabs>
+          <w:tab w:val="left" w:pos="540"/>
+          <w:tab w:val="left" w:pos="720"/>
+          <w:tab w:val="left" w:pos="3600"/>
+        </w:tabs>
+        <w:jc w:val="thaiDistribute"/>
+        <w:rPr>
+          <w:rFonts w:ascii="Khmer OS Battambang" w:hAnsi="Khmer OS Battambang" w:cs="Khmer OS Battambang"/>
+          <w:sz w:val="24"/>
+          <w:szCs w:val="24"/>
+        </w:rPr>
+      </w:pPr>
+      <w:r>
+        <w:rPr>
+          <w:rFonts w:ascii="Khmer OS Battambang" w:hAnsi="Khmer OS Battambang" w:cs="Khmer OS Battambang"/>
+          <w:sz w:val="24"/>
+          <w:szCs w:val="24"/>
+          <w:cs/>
+        </w:rPr>
+        <w:t>ផ្ញើ</w:t>
+      </w:r>
+      <w:r>
+        <w:rPr>
+          <w:rFonts w:ascii="Khmer OS Battambang" w:hAnsi="Khmer OS Battambang" w:cs="Khmer OS Battambang"/>
+          <w:sz w:val="24"/>
+          <w:szCs w:val="24"/>
+        </w:rPr>
+        <w:t xml:space="preserve"> Notification </w:t>
+      </w:r>
+      <w:r>
+        <w:rPr>
+          <w:rFonts w:ascii="Khmer OS Battambang" w:hAnsi="Khmer OS Battambang" w:cs="Khmer OS Battambang"/>
+          <w:sz w:val="24"/>
+          <w:szCs w:val="24"/>
+          <w:cs/>
+        </w:rPr>
+        <w:t xml:space="preserve">ទៅ </w:t>
+      </w:r>
+      <w:r>
+        <w:rPr>
+          <w:rFonts w:ascii="Khmer OS Battambang" w:hAnsi="Khmer OS Battambang" w:cs="Khmer OS Battambang"/>
+          <w:sz w:val="24"/>
+          <w:szCs w:val="24"/>
+        </w:rPr>
+        <w:t xml:space="preserve">Coach </w:t>
+      </w:r>
+      <w:r>
+        <w:rPr>
+          <w:rFonts w:ascii="Khmer OS Battambang" w:hAnsi="Khmer OS Battambang" w:cs="Khmer OS Battambang"/>
+          <w:sz w:val="24"/>
+          <w:szCs w:val="24"/>
+          <w:cs/>
+        </w:rPr>
+        <w:t>ដើម្បីជូនដំណឹងអំពីព័ត៌មានថ្មីៗ។</w:t>
+      </w:r>
+    </w:p>
+    <w:p>
+      <w:pPr>
+        <w:tabs>
+          <w:tab w:val="left" w:pos="540"/>
+          <w:tab w:val="left" w:pos="720"/>
+          <w:tab w:val="left" w:pos="3600"/>
+        </w:tabs>
+        <w:jc w:val="thaiDistribute"/>
+        <w:rPr>
+          <w:rFonts w:ascii="Khmer OS Bokor" w:hAnsi="Khmer OS Bokor" w:cs="Khmer OS Bokor"/>
+          <w:sz w:val="24"/>
+          <w:szCs w:val="24"/>
+          <w:lang w:val="en-GB"/>
+        </w:rPr>
+      </w:pPr>
+      <w:r>
+        <w:rPr>
+          <w:rFonts w:ascii="Khmer OS Battambang" w:hAnsi="Khmer OS Battambang" w:cs="Khmer OS Battambang"/>
+          <w:sz w:val="24"/>
+          <w:szCs w:val="24"/>
+        </w:rPr>
+        <w:tab/>
+      </w:r>
+      <w:r>
+        <w:rPr>
+          <w:rFonts w:ascii="Khmer OS Bokor" w:hAnsi="Khmer OS Bokor" w:cs="Khmer OS Bokor"/>
+          <w:sz w:val="24"/>
+          <w:szCs w:val="24"/>
+          <w:cs/>
+        </w:rPr>
+        <w:t xml:space="preserve">១.៦.២ </w:t>
+      </w:r>
+      <w:r>
+        <w:rPr>
+          <w:rFonts w:ascii="Century" w:hAnsi="Century" w:cs="Khmer OS Bokor"/>
+          <w:sz w:val="24"/>
+          <w:szCs w:val="24"/>
+          <w:lang w:val="en-GB"/>
+        </w:rPr>
+        <w:t>Coach</w:t>
+      </w:r>
+    </w:p>
+    <w:p>
+      <w:pPr>
+        <w:tabs>
+          <w:tab w:val="left" w:pos="540"/>
+          <w:tab w:val="left" w:pos="720"/>
+          <w:tab w:val="left" w:pos="3600"/>
+        </w:tabs>
+        <w:jc w:val="thaiDistribute"/>
+        <w:rPr>
+          <w:rFonts w:ascii="Khmer OS Battambang" w:hAnsi="Khmer OS Battambang" w:cs="Khmer OS Battambang"/>
+          <w:sz w:val="24"/>
+          <w:szCs w:val="24"/>
+          <w:lang w:val="en-GB"/>
+        </w:rPr>
+      </w:pPr>
+      <w:r>
+        <w:rPr>
+          <w:rFonts w:ascii="Khmer OS Battambang" w:hAnsi="Khmer OS Battambang" w:cs="Khmer OS Battambang"/>
+          <w:sz w:val="24"/>
+          <w:szCs w:val="24"/>
+          <w:lang w:val="en-GB"/>
+        </w:rPr>
+        <w:tab/>
+      </w:r>
+      <w:r>
+        <w:rPr>
+          <w:rFonts w:ascii="Khmer OS Battambang" w:hAnsi="Khmer OS Battambang" w:cs="Khmer OS Battambang"/>
+          <w:sz w:val="24"/>
+          <w:szCs w:val="24"/>
+          <w:lang w:val="en-GB"/>
+        </w:rPr>
+        <w:tab/>
+      </w:r>
+      <w:r>
+        <w:rPr>
+          <w:rFonts w:ascii="Khmer OS Battambang" w:hAnsi="Khmer OS Battambang" w:cs="Khmer OS Battambang"/>
+          <w:sz w:val="24"/>
+          <w:szCs w:val="24"/>
+        </w:rPr>
+        <w:t xml:space="preserve">Coach </w:t>
+      </w:r>
+      <w:r>
+        <w:rPr>
+          <w:rFonts w:ascii="Khmer OS Battambang" w:hAnsi="Khmer OS Battambang" w:cs="Khmer OS Battambang"/>
+          <w:sz w:val="24"/>
+          <w:szCs w:val="24"/>
+          <w:cs/>
+          <w:lang w:val="en-GB"/>
+        </w:rPr>
+        <w:t>ជាអ្នកគ្រប់គ្រងក្រុម និងទទួលខុសត្រូវក្នុងការហ្វឹកហាត់ និងតាមដានការអភិវឌ្ឍរបស់កីឡាករ។ ប្រព័ន្ធ</w:t>
+      </w:r>
+      <w:r>
+        <w:rPr>
+          <w:rFonts w:ascii="Khmer OS Battambang" w:hAnsi="Khmer OS Battambang" w:cs="Khmer OS Battambang"/>
+          <w:sz w:val="24"/>
+          <w:szCs w:val="24"/>
+        </w:rPr>
+        <w:t xml:space="preserve"> </w:t>
+      </w:r>
+      <w:proofErr w:type="spellStart"/>
+      <w:r>
+        <w:rPr>
+          <w:rFonts w:ascii="Khmer OS Battambang" w:hAnsi="Khmer OS Battambang" w:cs="Khmer OS Battambang"/>
+          <w:b/>
+          <w:bCs/>
+          <w:sz w:val="24"/>
+          <w:szCs w:val="24"/>
+        </w:rPr>
+        <w:t>EduSportPro</w:t>
+      </w:r>
+      <w:proofErr w:type="spellEnd"/>
+      <w:r>
+        <w:rPr>
+          <w:rFonts w:ascii="Khmer OS Battambang" w:hAnsi="Khmer OS Battambang" w:cs="Khmer OS Battambang"/>
+          <w:sz w:val="24"/>
+          <w:szCs w:val="24"/>
+        </w:rPr>
+        <w:t xml:space="preserve"> </w:t>
+      </w:r>
+      <w:r>
+        <w:rPr>
+          <w:rFonts w:ascii="Khmer OS Battambang" w:hAnsi="Khmer OS Battambang" w:cs="Khmer OS Battambang"/>
+          <w:sz w:val="24"/>
+          <w:szCs w:val="24"/>
+          <w:cs/>
+          <w:lang w:val="en-GB"/>
+        </w:rPr>
+        <w:t xml:space="preserve">អាចជួយសម្រួលការងាររបស់ </w:t>
+      </w:r>
+      <w:r>
+        <w:rPr>
+          <w:rFonts w:ascii="Khmer OS Battambang" w:hAnsi="Khmer OS Battambang" w:cs="Khmer OS Battambang"/>
+          <w:sz w:val="24"/>
+          <w:szCs w:val="24"/>
+        </w:rPr>
+        <w:t xml:space="preserve">Coach </w:t>
+      </w:r>
+      <w:r>
+        <w:rPr>
+          <w:rFonts w:ascii="Khmer OS Battambang" w:hAnsi="Khmer OS Battambang" w:cs="Khmer OS Battambang"/>
+          <w:sz w:val="24"/>
+          <w:szCs w:val="24"/>
+          <w:cs/>
+          <w:lang w:val="en-GB"/>
+        </w:rPr>
+        <w:t>តាមរយៈមុខងារសំខាន់ៗដូចខាងក្រោម៖</w:t>
+      </w:r>
+    </w:p>
+    <w:p>
+      <w:pPr>
+        <w:tabs>
+          <w:tab w:val="left" w:pos="540"/>
+          <w:tab w:val="left" w:pos="720"/>
+          <w:tab w:val="left" w:pos="3600"/>
+        </w:tabs>
+        <w:jc w:val="thaiDistribute"/>
+        <w:rPr>
+          <w:rFonts w:ascii="Khmer OS" w:hAnsi="Khmer OS" w:cs="Khmer OS"/>
+          <w:b/>
+          <w:bCs/>
+          <w:sz w:val="24"/>
+          <w:szCs w:val="24"/>
+        </w:rPr>
+      </w:pPr>
+      <w:r>
+        <w:rPr>
+          <w:rFonts w:ascii="Khmer OS Battambang" w:hAnsi="Khmer OS Battambang" w:cs="Khmer OS Battambang"/>
+          <w:sz w:val="24"/>
+          <w:szCs w:val="24"/>
+          <w:lang w:val="en-GB"/>
+        </w:rPr>
+        <w:tab/>
+      </w:r>
+      <w:r>
+        <w:rPr>
+          <w:rFonts w:ascii="Khmer OS" w:hAnsi="Khmer OS" w:cs="Khmer OS"/>
+          <w:b/>
+          <w:bCs/>
+          <w:sz w:val="24"/>
+          <w:szCs w:val="24"/>
+          <w:cs/>
+        </w:rPr>
+        <w:t xml:space="preserve">ក. </w:t>
+      </w:r>
+      <w:r>
+        <w:rPr>
+          <w:rFonts w:ascii="Khmer OS" w:hAnsi="Khmer OS" w:cs="Khmer OS"/>
+          <w:b/>
+          <w:bCs/>
+          <w:sz w:val="24"/>
+          <w:szCs w:val="24"/>
+          <w:cs/>
+        </w:rPr>
+        <w:t>ការគ្រប់គ្រងព័ត៌មានក្រុម</w:t>
+      </w:r>
+    </w:p>
+    <w:p>
+      <w:pPr>
+        <w:pStyle w:val="ListParagraph"/>
+        <w:numPr>
+          <w:ilvl w:val="0"/>
+          <w:numId w:val="24"/>
+        </w:numPr>
+        <w:tabs>
+          <w:tab w:val="left" w:pos="540"/>
+          <w:tab w:val="left" w:pos="720"/>
+          <w:tab w:val="left" w:pos="3600"/>
+        </w:tabs>
+        <w:jc w:val="thaiDistribute"/>
+        <w:rPr>
+          <w:rFonts w:ascii="Khmer OS Battambang" w:hAnsi="Khmer OS Battambang" w:cs="Khmer OS Battambang"/>
+          <w:sz w:val="24"/>
+          <w:szCs w:val="24"/>
+        </w:rPr>
+      </w:pPr>
+      <w:r>
+        <w:rPr>
+          <w:rFonts w:ascii="Khmer OS Battambang" w:hAnsi="Khmer OS Battambang" w:cs="Khmer OS Battambang"/>
+          <w:sz w:val="24"/>
+          <w:szCs w:val="24"/>
+          <w:cs/>
+        </w:rPr>
+        <w:t>មើលព័ត៌មានក្រុមដែលខ្លួនទទួលខុសត្រូវ។</w:t>
+      </w:r>
+    </w:p>
+    <w:p>
+      <w:pPr>
+        <w:pStyle w:val="ListParagraph"/>
+        <w:numPr>
+          <w:ilvl w:val="0"/>
+          <w:numId w:val="24"/>
+        </w:numPr>
+        <w:tabs>
+          <w:tab w:val="left" w:pos="540"/>
+          <w:tab w:val="left" w:pos="720"/>
+          <w:tab w:val="left" w:pos="3600"/>
+        </w:tabs>
+        <w:jc w:val="thaiDistribute"/>
+        <w:rPr>
+          <w:rFonts w:ascii="Khmer OS Battambang" w:hAnsi="Khmer OS Battambang" w:cs="Khmer OS Battambang"/>
+          <w:sz w:val="24"/>
+          <w:szCs w:val="24"/>
+        </w:rPr>
+      </w:pPr>
+      <w:r>
+        <w:rPr>
+          <w:rFonts w:ascii="Khmer OS Battambang" w:hAnsi="Khmer OS Battambang" w:cs="Khmer OS Battambang"/>
+          <w:sz w:val="24"/>
+          <w:szCs w:val="24"/>
+          <w:cs/>
+        </w:rPr>
+        <w:t>មើលព័ត៌មានលម្អិតអំពីកីឡាករនៅក្នុងក្រុម។</w:t>
+      </w:r>
+    </w:p>
+    <w:p>
+      <w:pPr>
+        <w:tabs>
+          <w:tab w:val="left" w:pos="540"/>
+          <w:tab w:val="left" w:pos="720"/>
+          <w:tab w:val="left" w:pos="3600"/>
+        </w:tabs>
+        <w:jc w:val="thaiDistribute"/>
+        <w:rPr>
+          <w:rFonts w:ascii="Century" w:hAnsi="Century" w:cs="Khmer OS Battambang"/>
+          <w:b/>
+          <w:bCs/>
+          <w:sz w:val="24"/>
+          <w:szCs w:val="24"/>
+        </w:rPr>
+      </w:pPr>
+      <w:r>
+        <w:rPr>
+          <w:rFonts w:ascii="Khmer OS Battambang" w:hAnsi="Khmer OS Battambang" w:cs="Khmer OS Battambang"/>
+          <w:sz w:val="24"/>
+          <w:szCs w:val="24"/>
+        </w:rPr>
+        <w:tab/>
+      </w:r>
+      <w:r>
+        <w:rPr>
+          <w:rFonts w:ascii="Khmer OS" w:hAnsi="Khmer OS" w:cs="Khmer OS"/>
+          <w:b/>
+          <w:bCs/>
+          <w:sz w:val="24"/>
+          <w:szCs w:val="24"/>
+          <w:cs/>
+        </w:rPr>
+        <w:t xml:space="preserve">ខ. </w:t>
+      </w:r>
+      <w:r>
+        <w:rPr>
+          <w:rFonts w:ascii="Khmer OS" w:hAnsi="Khmer OS" w:cs="Khmer OS"/>
+          <w:b/>
+          <w:bCs/>
+          <w:sz w:val="24"/>
+          <w:szCs w:val="24"/>
+          <w:cs/>
+        </w:rPr>
+        <w:t>ការគ្រប់គ្រង</w:t>
+      </w:r>
+      <w:r>
+        <w:rPr>
+          <w:rFonts w:ascii="Cambria" w:hAnsi="Cambria" w:cs="Khmer OS Battambang"/>
+          <w:sz w:val="24"/>
+          <w:szCs w:val="24"/>
+          <w:cs/>
+        </w:rPr>
+        <w:t xml:space="preserve"> </w:t>
+      </w:r>
+      <w:r>
+        <w:rPr>
+          <w:rFonts w:ascii="Century" w:hAnsi="Century" w:cs="Khmer OS Battambang"/>
+          <w:b/>
+          <w:bCs/>
+          <w:sz w:val="24"/>
+          <w:szCs w:val="24"/>
+        </w:rPr>
+        <w:t>Match</w:t>
+      </w:r>
+    </w:p>
+    <w:p>
+      <w:pPr>
+        <w:pStyle w:val="ListParagraph"/>
+        <w:numPr>
+          <w:ilvl w:val="0"/>
+          <w:numId w:val="24"/>
+        </w:numPr>
+        <w:tabs>
+          <w:tab w:val="left" w:pos="540"/>
+          <w:tab w:val="left" w:pos="720"/>
+          <w:tab w:val="left" w:pos="3600"/>
+        </w:tabs>
+        <w:jc w:val="thaiDistribute"/>
+        <w:rPr>
+          <w:rFonts w:ascii="Khmer OS Battambang" w:hAnsi="Khmer OS Battambang" w:cs="Khmer OS Battambang"/>
+          <w:sz w:val="24"/>
+          <w:szCs w:val="24"/>
+        </w:rPr>
+      </w:pPr>
+      <w:r>
+        <w:rPr>
+          <w:rFonts w:ascii="Khmer OS Battambang" w:hAnsi="Khmer OS Battambang" w:cs="Khmer OS Battambang"/>
+          <w:sz w:val="24"/>
+          <w:szCs w:val="24"/>
+          <w:cs/>
+        </w:rPr>
+        <w:t>មើលព័ត៌មាន និងកាលវិភាគនៃការប្រកួត។</w:t>
+      </w:r>
+    </w:p>
+    <w:p>
+      <w:pPr>
+        <w:pStyle w:val="ListParagraph"/>
+        <w:numPr>
+          <w:ilvl w:val="0"/>
+          <w:numId w:val="24"/>
+        </w:numPr>
+        <w:tabs>
+          <w:tab w:val="left" w:pos="540"/>
+          <w:tab w:val="left" w:pos="720"/>
+          <w:tab w:val="left" w:pos="3600"/>
+        </w:tabs>
+        <w:jc w:val="thaiDistribute"/>
+        <w:rPr>
+          <w:rFonts w:ascii="Khmer OS Battambang" w:hAnsi="Khmer OS Battambang" w:cs="Khmer OS Battambang"/>
+          <w:sz w:val="24"/>
+          <w:szCs w:val="24"/>
+        </w:rPr>
+      </w:pPr>
+      <w:r>
+        <w:rPr>
+          <w:rFonts w:ascii="Khmer OS Battambang" w:hAnsi="Khmer OS Battambang" w:cs="Khmer OS Battambang"/>
+          <w:sz w:val="24"/>
+          <w:szCs w:val="24"/>
+          <w:cs/>
+        </w:rPr>
+        <w:t>តាមដានលទ្ធផលនៃការប្រកួតរបស់ក្រុម។</w:t>
+      </w:r>
+    </w:p>
+    <w:p>
+      <w:pPr>
+        <w:tabs>
+          <w:tab w:val="left" w:pos="540"/>
+          <w:tab w:val="left" w:pos="720"/>
+          <w:tab w:val="left" w:pos="3600"/>
+        </w:tabs>
+        <w:jc w:val="thaiDistribute"/>
+        <w:rPr>
+          <w:rFonts w:ascii="Century" w:hAnsi="Century" w:cs="Khmer OS"/>
+          <w:b/>
+          <w:bCs/>
+          <w:sz w:val="24"/>
+          <w:szCs w:val="24"/>
+        </w:rPr>
+      </w:pPr>
+      <w:r>
+        <w:rPr>
+          <w:rFonts w:ascii="Khmer OS Battambang" w:hAnsi="Khmer OS Battambang" w:cs="Khmer OS Battambang"/>
+          <w:sz w:val="24"/>
+          <w:szCs w:val="24"/>
+        </w:rPr>
+        <w:tab/>
+      </w:r>
+      <w:r>
+        <w:rPr>
+          <w:rFonts w:ascii="Khmer OS Battambang" w:hAnsi="Khmer OS Battambang" w:cs="Khmer OS Battambang" w:hint="cs"/>
+          <w:sz w:val="24"/>
+          <w:szCs w:val="24"/>
+          <w:cs/>
+        </w:rPr>
+        <w:t xml:space="preserve">គ. </w:t>
+      </w:r>
+      <w:r>
+        <w:rPr>
+          <w:rFonts w:ascii="Khmer OS" w:hAnsi="Khmer OS" w:cs="Khmer OS"/>
+          <w:b/>
+          <w:bCs/>
+          <w:sz w:val="24"/>
+          <w:szCs w:val="24"/>
+          <w:cs/>
+        </w:rPr>
+        <w:t xml:space="preserve">ការរៀបចំ </w:t>
+      </w:r>
+      <w:r>
+        <w:rPr>
+          <w:rFonts w:ascii="Century" w:hAnsi="Century" w:cs="Khmer OS"/>
+          <w:b/>
+          <w:bCs/>
+          <w:sz w:val="24"/>
+          <w:szCs w:val="24"/>
+        </w:rPr>
+        <w:t>Training Schedule</w:t>
+      </w:r>
+    </w:p>
+    <w:p>
+      <w:pPr>
+        <w:pStyle w:val="ListParagraph"/>
+        <w:numPr>
+          <w:ilvl w:val="0"/>
+          <w:numId w:val="24"/>
+        </w:numPr>
+        <w:tabs>
+          <w:tab w:val="left" w:pos="540"/>
+          <w:tab w:val="left" w:pos="720"/>
+          <w:tab w:val="left" w:pos="3600"/>
+        </w:tabs>
+        <w:jc w:val="thaiDistribute"/>
+        <w:rPr>
+          <w:rFonts w:ascii="Khmer OS Battambang" w:hAnsi="Khmer OS Battambang" w:cs="Khmer OS Battambang"/>
+          <w:sz w:val="24"/>
+          <w:szCs w:val="24"/>
+        </w:rPr>
+      </w:pPr>
+      <w:r>
+        <w:rPr>
+          <w:rFonts w:ascii="Khmer OS Battambang" w:hAnsi="Khmer OS Battambang" w:cs="Khmer OS Battambang"/>
+          <w:sz w:val="24"/>
+          <w:szCs w:val="24"/>
+          <w:cs/>
+        </w:rPr>
+        <w:t>បង្កើត និងកែប្រែកាលវិភាគហ្វឹកហាត់។</w:t>
+      </w:r>
+    </w:p>
+    <w:p>
+      <w:pPr>
+        <w:pStyle w:val="ListParagraph"/>
+        <w:numPr>
+          <w:ilvl w:val="0"/>
+          <w:numId w:val="24"/>
+        </w:numPr>
+        <w:tabs>
+          <w:tab w:val="left" w:pos="540"/>
+          <w:tab w:val="left" w:pos="720"/>
+          <w:tab w:val="left" w:pos="3600"/>
+        </w:tabs>
+        <w:jc w:val="thaiDistribute"/>
+        <w:rPr>
+          <w:rFonts w:ascii="Khmer OS Battambang" w:hAnsi="Khmer OS Battambang" w:cs="Khmer OS Battambang"/>
+          <w:sz w:val="24"/>
+          <w:szCs w:val="24"/>
+        </w:rPr>
+      </w:pPr>
+      <w:r>
+        <w:rPr>
+          <w:rFonts w:ascii="Khmer OS Battambang" w:hAnsi="Khmer OS Battambang" w:cs="Khmer OS Battambang"/>
+          <w:sz w:val="24"/>
+          <w:szCs w:val="24"/>
+          <w:cs/>
+        </w:rPr>
+        <w:lastRenderedPageBreak/>
+        <w:t>កំណត់ពេលវេលា និងទីតាំងសម្រាប់ការហ្វឹកហាត់។</w:t>
+      </w:r>
+    </w:p>
+    <w:p>
+      <w:pPr>
+        <w:tabs>
+          <w:tab w:val="left" w:pos="540"/>
+          <w:tab w:val="left" w:pos="720"/>
+          <w:tab w:val="left" w:pos="3600"/>
+        </w:tabs>
+        <w:jc w:val="thaiDistribute"/>
+        <w:rPr>
+          <w:rFonts w:ascii="Century" w:hAnsi="Century" w:cs="Khmer OS"/>
+          <w:sz w:val="24"/>
+          <w:szCs w:val="24"/>
+        </w:rPr>
+      </w:pPr>
+      <w:r>
+        <w:rPr>
+          <w:rFonts w:ascii="Khmer OS Battambang" w:hAnsi="Khmer OS Battambang" w:cs="Khmer OS Battambang"/>
+          <w:sz w:val="24"/>
+          <w:szCs w:val="24"/>
+          <w:cs/>
+        </w:rPr>
+        <w:tab/>
+      </w:r>
+      <w:r>
+        <w:rPr>
+          <w:rFonts w:ascii="Khmer OS" w:hAnsi="Khmer OS" w:cs="Khmer OS"/>
+          <w:b/>
+          <w:bCs/>
+          <w:sz w:val="24"/>
+          <w:szCs w:val="24"/>
+          <w:cs/>
+        </w:rPr>
+        <w:t xml:space="preserve">ឃ. </w:t>
+      </w:r>
+      <w:r>
+        <w:rPr>
+          <w:rFonts w:ascii="Khmer OS" w:hAnsi="Khmer OS" w:cs="Khmer OS"/>
+          <w:b/>
+          <w:bCs/>
+          <w:sz w:val="24"/>
+          <w:szCs w:val="24"/>
+          <w:cs/>
+        </w:rPr>
+        <w:t xml:space="preserve">ការកត់ត្រាវត្តមាន </w:t>
+      </w:r>
+      <w:r>
+        <w:rPr>
+          <w:rFonts w:ascii="Century" w:hAnsi="Century" w:cs="Khmer OS"/>
+          <w:b/>
+          <w:bCs/>
+          <w:sz w:val="24"/>
+          <w:szCs w:val="24"/>
+          <w:cs/>
+        </w:rPr>
+        <w:t>(</w:t>
+      </w:r>
+      <w:r>
+        <w:rPr>
+          <w:rFonts w:ascii="Century" w:hAnsi="Century" w:cs="Khmer OS"/>
+          <w:b/>
+          <w:bCs/>
+          <w:sz w:val="24"/>
+          <w:szCs w:val="24"/>
+        </w:rPr>
+        <w:t>Attendance Management</w:t>
+      </w:r>
+      <w:r>
+        <w:rPr>
+          <w:rFonts w:ascii="Century" w:hAnsi="Century" w:cs="Khmer OS"/>
+          <w:sz w:val="24"/>
+          <w:szCs w:val="24"/>
+        </w:rPr>
+        <w:t>)</w:t>
+      </w:r>
+    </w:p>
+    <w:p>
+      <w:pPr>
+        <w:pStyle w:val="ListParagraph"/>
+        <w:numPr>
+          <w:ilvl w:val="0"/>
+          <w:numId w:val="24"/>
+        </w:numPr>
+        <w:tabs>
+          <w:tab w:val="left" w:pos="540"/>
+          <w:tab w:val="left" w:pos="720"/>
+          <w:tab w:val="left" w:pos="3600"/>
+        </w:tabs>
+        <w:jc w:val="thaiDistribute"/>
+        <w:rPr>
+          <w:rFonts w:ascii="Khmer OS Battambang" w:hAnsi="Khmer OS Battambang" w:cs="Khmer OS Battambang"/>
+          <w:szCs w:val="24"/>
+        </w:rPr>
+      </w:pPr>
+      <w:r>
+        <w:rPr>
+          <w:rFonts w:ascii="Khmer OS Battambang" w:hAnsi="Khmer OS Battambang" w:cs="Khmer OS Battambang"/>
+          <w:szCs w:val="24"/>
+          <w:cs/>
+        </w:rPr>
+        <w:t>កត់ត្រាវត្តមានរបស់កីឡាករនៅពេលហ្វឹកហាត់។</w:t>
+      </w:r>
+    </w:p>
+    <w:p>
+      <w:pPr>
+        <w:pStyle w:val="ListParagraph"/>
+        <w:numPr>
+          <w:ilvl w:val="0"/>
+          <w:numId w:val="24"/>
+        </w:numPr>
+        <w:tabs>
+          <w:tab w:val="left" w:pos="540"/>
+          <w:tab w:val="left" w:pos="720"/>
+          <w:tab w:val="left" w:pos="3600"/>
+        </w:tabs>
+        <w:jc w:val="thaiDistribute"/>
+        <w:rPr>
+          <w:rFonts w:ascii="Khmer OS Battambang" w:hAnsi="Khmer OS Battambang" w:cs="Khmer OS Battambang"/>
+          <w:sz w:val="24"/>
+          <w:szCs w:val="24"/>
+        </w:rPr>
+      </w:pPr>
+      <w:r>
+        <w:rPr>
+          <w:rFonts w:ascii="Khmer OS Battambang" w:hAnsi="Khmer OS Battambang" w:cs="Khmer OS Battambang"/>
+          <w:sz w:val="24"/>
+          <w:szCs w:val="24"/>
+          <w:cs/>
+        </w:rPr>
+        <w:t>តាមដានប្រវត្តិវត្តមានរបស់កីឡាករ។</w:t>
+      </w:r>
+    </w:p>
+    <w:p>
+      <w:pPr>
+        <w:tabs>
+          <w:tab w:val="left" w:pos="540"/>
+          <w:tab w:val="left" w:pos="720"/>
+          <w:tab w:val="left" w:pos="3600"/>
+        </w:tabs>
+        <w:jc w:val="thaiDistribute"/>
+        <w:rPr>
+          <w:rFonts w:ascii="Century" w:hAnsi="Century" w:cs="Khmer OS"/>
+          <w:b/>
+          <w:bCs/>
+          <w:sz w:val="24"/>
+          <w:szCs w:val="24"/>
+        </w:rPr>
+      </w:pPr>
+      <w:r>
+        <w:rPr>
+          <w:rFonts w:ascii="Khmer OS Battambang" w:hAnsi="Khmer OS Battambang" w:cs="Khmer OS Battambang"/>
+          <w:sz w:val="24"/>
+          <w:szCs w:val="24"/>
+          <w:cs/>
+        </w:rPr>
+        <w:tab/>
+      </w:r>
+      <w:r>
+        <w:rPr>
+          <w:rFonts w:ascii="Khmer OS" w:hAnsi="Khmer OS" w:cs="Khmer OS"/>
+          <w:b/>
+          <w:bCs/>
+          <w:sz w:val="24"/>
+          <w:szCs w:val="24"/>
+          <w:cs/>
+        </w:rPr>
+        <w:t xml:space="preserve">ង. </w:t>
+      </w:r>
+      <w:r>
+        <w:rPr>
+          <w:rFonts w:ascii="Khmer OS" w:hAnsi="Khmer OS" w:cs="Khmer OS"/>
+          <w:b/>
+          <w:bCs/>
+          <w:sz w:val="24"/>
+          <w:szCs w:val="24"/>
+          <w:cs/>
+        </w:rPr>
+        <w:t xml:space="preserve">ការទទួលព័ត៌មានពី </w:t>
+      </w:r>
+      <w:r>
+        <w:rPr>
+          <w:rFonts w:ascii="Century" w:hAnsi="Century" w:cs="Khmer OS"/>
+          <w:b/>
+          <w:bCs/>
+          <w:sz w:val="24"/>
+          <w:szCs w:val="24"/>
+        </w:rPr>
+        <w:t>Calendar</w:t>
+      </w:r>
+      <w:r>
+        <w:rPr>
+          <w:rFonts w:ascii="Khmer OS" w:hAnsi="Khmer OS" w:cs="Khmer OS"/>
+          <w:b/>
+          <w:bCs/>
+          <w:sz w:val="24"/>
+          <w:szCs w:val="24"/>
+        </w:rPr>
+        <w:t xml:space="preserve"> </w:t>
+      </w:r>
+      <w:r>
+        <w:rPr>
+          <w:rFonts w:ascii="Khmer OS" w:hAnsi="Khmer OS" w:cs="Khmer OS"/>
+          <w:b/>
+          <w:bCs/>
+          <w:sz w:val="24"/>
+          <w:szCs w:val="24"/>
+          <w:cs/>
+        </w:rPr>
+        <w:t xml:space="preserve">និង </w:t>
+      </w:r>
+      <w:r>
+        <w:rPr>
+          <w:rFonts w:ascii="Century" w:hAnsi="Century" w:cs="Khmer OS"/>
+          <w:b/>
+          <w:bCs/>
+          <w:sz w:val="24"/>
+          <w:szCs w:val="24"/>
+        </w:rPr>
+        <w:t>Notification</w:t>
+      </w:r>
+    </w:p>
+    <w:p>
+      <w:pPr>
+        <w:pStyle w:val="ListParagraph"/>
+        <w:numPr>
+          <w:ilvl w:val="0"/>
+          <w:numId w:val="24"/>
+        </w:numPr>
+        <w:tabs>
+          <w:tab w:val="left" w:pos="540"/>
+          <w:tab w:val="left" w:pos="720"/>
+          <w:tab w:val="left" w:pos="3600"/>
+        </w:tabs>
+        <w:jc w:val="thaiDistribute"/>
+        <w:rPr>
+          <w:rFonts w:ascii="Khmer OS Battambang" w:hAnsi="Khmer OS Battambang" w:cs="Khmer OS Battambang"/>
+          <w:sz w:val="24"/>
+          <w:szCs w:val="24"/>
+        </w:rPr>
+      </w:pPr>
+      <w:r>
+        <w:rPr>
+          <w:rFonts w:ascii="Khmer OS Battambang" w:hAnsi="Khmer OS Battambang" w:cs="Khmer OS Battambang"/>
+          <w:sz w:val="24"/>
+          <w:szCs w:val="24"/>
+          <w:cs/>
+        </w:rPr>
+        <w:t xml:space="preserve">មើលព្រឹត្តិការណ៍ដែលបានបង្ហាញក្នុង </w:t>
+      </w:r>
+      <w:r>
+        <w:rPr>
+          <w:rFonts w:ascii="Century" w:hAnsi="Century" w:cs="Khmer OS Battambang"/>
+          <w:sz w:val="24"/>
+          <w:szCs w:val="24"/>
+        </w:rPr>
+        <w:t>Calendar</w:t>
+      </w:r>
+      <w:r>
+        <w:rPr>
+          <w:rFonts w:ascii="Khmer OS Battambang" w:hAnsi="Khmer OS Battambang" w:cs="Khmer OS Battambang"/>
+          <w:sz w:val="24"/>
+          <w:szCs w:val="24"/>
+          <w:cs/>
+        </w:rPr>
+        <w:t>។</w:t>
+      </w:r>
+    </w:p>
+    <w:p>
+      <w:pPr>
+        <w:pStyle w:val="ListParagraph"/>
+        <w:numPr>
+          <w:ilvl w:val="0"/>
+          <w:numId w:val="24"/>
+        </w:numPr>
+        <w:tabs>
+          <w:tab w:val="left" w:pos="540"/>
+          <w:tab w:val="left" w:pos="720"/>
+          <w:tab w:val="left" w:pos="3600"/>
+        </w:tabs>
+        <w:jc w:val="thaiDistribute"/>
+        <w:rPr>
+          <w:rFonts w:ascii="Khmer OS Battambang" w:hAnsi="Khmer OS Battambang" w:cs="Khmer OS Battambang"/>
+          <w:sz w:val="24"/>
+          <w:szCs w:val="24"/>
+        </w:rPr>
+      </w:pPr>
+      <w:r>
+        <w:rPr>
+          <w:rFonts w:ascii="Khmer OS Battambang" w:hAnsi="Khmer OS Battambang" w:cs="Khmer OS Battambang"/>
+          <w:sz w:val="24"/>
+          <w:szCs w:val="24"/>
+          <w:cs/>
+        </w:rPr>
+        <w:t>ទទួល</w:t>
+      </w:r>
+      <w:r>
+        <w:rPr>
+          <w:rFonts w:ascii="Khmer OS Battambang" w:hAnsi="Khmer OS Battambang" w:cs="Khmer OS Battambang"/>
+          <w:sz w:val="24"/>
+          <w:szCs w:val="24"/>
+        </w:rPr>
+        <w:t xml:space="preserve"> </w:t>
+      </w:r>
+      <w:r>
+        <w:rPr>
+          <w:rFonts w:ascii="Century" w:hAnsi="Century" w:cs="Khmer OS Battambang"/>
+          <w:sz w:val="24"/>
+          <w:szCs w:val="24"/>
+        </w:rPr>
+        <w:t>Notification</w:t>
+      </w:r>
+      <w:r>
+        <w:rPr>
+          <w:rFonts w:ascii="Khmer OS Battambang" w:hAnsi="Khmer OS Battambang" w:cs="Khmer OS Battambang"/>
+          <w:sz w:val="24"/>
+          <w:szCs w:val="24"/>
+        </w:rPr>
+        <w:t xml:space="preserve"> </w:t>
+      </w:r>
+      <w:r>
+        <w:rPr>
+          <w:rFonts w:ascii="Khmer OS Battambang" w:hAnsi="Khmer OS Battambang" w:cs="Khmer OS Battambang"/>
+          <w:sz w:val="24"/>
+          <w:szCs w:val="24"/>
+          <w:cs/>
+        </w:rPr>
+        <w:t xml:space="preserve">ពី </w:t>
+      </w:r>
+      <w:r>
+        <w:rPr>
+          <w:rFonts w:ascii="Century" w:hAnsi="Century" w:cs="Khmer OS Battambang"/>
+          <w:sz w:val="24"/>
+          <w:szCs w:val="24"/>
+        </w:rPr>
+        <w:t>Admin</w:t>
+      </w:r>
+      <w:r>
+        <w:rPr>
+          <w:rFonts w:ascii="Khmer OS Battambang" w:hAnsi="Khmer OS Battambang" w:cs="Khmer OS Battambang"/>
+          <w:sz w:val="24"/>
+          <w:szCs w:val="24"/>
+        </w:rPr>
+        <w:t xml:space="preserve"> </w:t>
+      </w:r>
+      <w:r>
+        <w:rPr>
+          <w:rFonts w:ascii="Khmer OS Battambang" w:hAnsi="Khmer OS Battambang" w:cs="Khmer OS Battambang"/>
+          <w:sz w:val="24"/>
+          <w:szCs w:val="24"/>
+          <w:cs/>
+        </w:rPr>
+        <w:t>អំពីការកែប្រែកាលវិភាគ ឬព័ត៌មានថ្មីៗ។</w:t>
+      </w:r>
+    </w:p>
+    <w:p>
+      <w:pPr>
+        <w:tabs>
+          <w:tab w:val="left" w:pos="540"/>
+          <w:tab w:val="left" w:pos="720"/>
+          <w:tab w:val="left" w:pos="3600"/>
+        </w:tabs>
+        <w:jc w:val="thaiDistribute"/>
+        <w:rPr>
+          <w:rFonts w:ascii="Khmer OS" w:hAnsi="Khmer OS" w:cs="Khmer OS"/>
+          <w:sz w:val="24"/>
+          <w:szCs w:val="24"/>
+          <w:cs/>
+        </w:rPr>
+      </w:pPr>
+    </w:p>
+    <w:p>
+      <w:pPr>
+        <w:tabs>
+          <w:tab w:val="left" w:pos="540"/>
+          <w:tab w:val="left" w:pos="720"/>
+          <w:tab w:val="left" w:pos="3600"/>
+        </w:tabs>
+        <w:jc w:val="thaiDistribute"/>
+        <w:rPr>
+          <w:rFonts w:ascii="Khmer OS" w:hAnsi="Khmer OS" w:cs="Khmer OS"/>
+          <w:b/>
+          <w:bCs/>
+          <w:sz w:val="24"/>
+          <w:szCs w:val="24"/>
+          <w:cs/>
+        </w:rPr>
+      </w:pPr>
+    </w:p>
+    <w:p>
+      <w:pPr>
+        <w:tabs>
+          <w:tab w:val="left" w:pos="540"/>
+          <w:tab w:val="left" w:pos="720"/>
+          <w:tab w:val="left" w:pos="3600"/>
+        </w:tabs>
+        <w:jc w:val="thaiDistribute"/>
+        <w:rPr>
+          <w:rFonts w:ascii="Khmer OS" w:hAnsi="Khmer OS" w:cs="Khmer OS"/>
+          <w:b/>
+          <w:bCs/>
+          <w:sz w:val="24"/>
+          <w:szCs w:val="24"/>
+          <w:cs/>
+        </w:rPr>
+      </w:pPr>
+    </w:p>
+    <w:p>
+      <w:pPr>
+        <w:tabs>
+          <w:tab w:val="left" w:pos="540"/>
+          <w:tab w:val="left" w:pos="720"/>
+          <w:tab w:val="left" w:pos="3600"/>
+        </w:tabs>
+        <w:jc w:val="thaiDistribute"/>
+        <w:rPr>
+          <w:rFonts w:ascii="Khmer OS" w:hAnsi="Khmer OS" w:cs="Khmer OS"/>
+          <w:b/>
+          <w:bCs/>
+          <w:sz w:val="24"/>
+          <w:szCs w:val="24"/>
+        </w:rPr>
+      </w:pPr>
+    </w:p>
+    <w:p>
+      <w:pPr>
+        <w:tabs>
+          <w:tab w:val="left" w:pos="540"/>
+          <w:tab w:val="left" w:pos="720"/>
+          <w:tab w:val="left" w:pos="3600"/>
+        </w:tabs>
+        <w:jc w:val="thaiDistribute"/>
+        <w:rPr>
+          <w:rFonts w:ascii="Khmer OS Battambang" w:hAnsi="Khmer OS Battambang" w:cs="Khmer OS Battambang"/>
+          <w:b/>
+          <w:bCs/>
+          <w:sz w:val="24"/>
+          <w:szCs w:val="24"/>
+          <w:cs/>
+        </w:rPr>
+      </w:pPr>
+      <w:r>
+        <w:rPr>
+          <w:rFonts w:ascii="Century" w:hAnsi="Century" w:cs="Khmer OS"/>
+          <w:b/>
+          <w:bCs/>
+          <w:sz w:val="24"/>
+          <w:szCs w:val="24"/>
+          <w:cs/>
+        </w:rPr>
+        <w:tab/>
+      </w:r>
+    </w:p>
+    <w:p>
+      <w:pPr>
+        <w:tabs>
+          <w:tab w:val="left" w:pos="540"/>
+          <w:tab w:val="left" w:pos="720"/>
+          <w:tab w:val="left" w:pos="3600"/>
+        </w:tabs>
         <w:ind w:left="720"/>
         <w:jc w:val="thaiDistribute"/>
         <w:rPr>
@@ -9239,105 +10692,86 @@
           <w:rFonts w:ascii="Khmer OS Battambang" w:hAnsi="Khmer OS Battambang" w:cs="Khmer OS Battambang"/>
           <w:sz w:val="24"/>
           <w:szCs w:val="24"/>
-        </w:rPr>
-      </w:pPr>
-    </w:p>
-    <w:p>
-      <w:pPr>
-        <w:rPr>
-          <w:rFonts w:ascii="Khmer OS Battambang" w:hAnsi="Khmer OS Battambang" w:cs="Khmer OS Battambang"/>
-          <w:sz w:val="24"/>
-          <w:szCs w:val="24"/>
-        </w:rPr>
-      </w:pPr>
-    </w:p>
-    <w:p>
-      <w:pPr>
-        <w:rPr>
-          <w:rFonts w:ascii="Khmer OS Battambang" w:hAnsi="Khmer OS Battambang" w:cs="Khmer OS Battambang"/>
-          <w:sz w:val="24"/>
-          <w:szCs w:val="24"/>
-        </w:rPr>
-      </w:pPr>
-    </w:p>
-    <w:p>
-      <w:pPr>
-        <w:rPr>
-          <w:rFonts w:ascii="Khmer OS Battambang" w:hAnsi="Khmer OS Battambang" w:cs="Khmer OS Battambang"/>
-          <w:sz w:val="24"/>
-          <w:szCs w:val="24"/>
-        </w:rPr>
-      </w:pPr>
-    </w:p>
-    <w:p>
-      <w:pPr>
-        <w:rPr>
-          <w:rFonts w:ascii="Khmer OS Battambang" w:hAnsi="Khmer OS Battambang" w:cs="Khmer OS Battambang"/>
-          <w:sz w:val="24"/>
-          <w:szCs w:val="24"/>
-        </w:rPr>
-      </w:pPr>
-    </w:p>
-    <w:p>
-      <w:pPr>
-        <w:rPr>
-          <w:rFonts w:ascii="Khmer OS Battambang" w:hAnsi="Khmer OS Battambang" w:cs="Khmer OS Battambang"/>
-          <w:sz w:val="24"/>
-          <w:szCs w:val="24"/>
-        </w:rPr>
-      </w:pPr>
-    </w:p>
-    <w:p>
-      <w:pPr>
-        <w:rPr>
-          <w:rFonts w:ascii="Khmer OS Battambang" w:hAnsi="Khmer OS Battambang" w:cs="Khmer OS Battambang"/>
-          <w:sz w:val="24"/>
-          <w:szCs w:val="24"/>
-        </w:rPr>
-      </w:pPr>
-    </w:p>
-    <w:p>
-      <w:pPr>
-        <w:rPr>
-          <w:rFonts w:ascii="Khmer OS Battambang" w:hAnsi="Khmer OS Battambang" w:cs="Khmer OS Battambang"/>
-          <w:sz w:val="24"/>
-          <w:szCs w:val="24"/>
-        </w:rPr>
-      </w:pPr>
-    </w:p>
-    <w:p>
-      <w:pPr>
-        <w:rPr>
-          <w:rFonts w:ascii="Khmer OS Battambang" w:hAnsi="Khmer OS Battambang" w:cs="Khmer OS Battambang"/>
-          <w:sz w:val="24"/>
-          <w:szCs w:val="24"/>
-          <w:cs/>
-        </w:rPr>
-      </w:pPr>
-      <w:r>
-        <w:rPr>
-          <w:rFonts w:ascii="Khmer OS Battambang" w:hAnsi="Khmer OS Battambang" w:cs="Khmer OS Battambang"/>
-          <w:sz w:val="24"/>
-          <w:szCs w:val="24"/>
-          <w:cs/>
-        </w:rPr>
-        <w:br w:type="page"/>
-      </w:r>
+          <w:lang w:val="en-GB"/>
+        </w:rPr>
+      </w:pPr>
+    </w:p>
+    <w:p>
+      <w:pPr>
+        <w:rPr>
+          <w:rFonts w:ascii="Khmer OS Battambang" w:hAnsi="Khmer OS Battambang" w:cs="Khmer OS Battambang"/>
+          <w:sz w:val="24"/>
+          <w:szCs w:val="24"/>
+        </w:rPr>
+      </w:pPr>
+    </w:p>
+    <w:p>
+      <w:pPr>
+        <w:rPr>
+          <w:rFonts w:ascii="Khmer OS Battambang" w:hAnsi="Khmer OS Battambang" w:cs="Khmer OS Battambang"/>
+          <w:sz w:val="24"/>
+          <w:szCs w:val="24"/>
+        </w:rPr>
+      </w:pPr>
+    </w:p>
+    <w:p>
+      <w:pPr>
+        <w:rPr>
+          <w:rFonts w:ascii="Khmer OS Battambang" w:hAnsi="Khmer OS Battambang" w:cs="Khmer OS Battambang"/>
+          <w:sz w:val="24"/>
+          <w:szCs w:val="24"/>
+        </w:rPr>
+      </w:pPr>
+    </w:p>
+    <w:p>
+      <w:pPr>
+        <w:rPr>
+          <w:rFonts w:ascii="Khmer OS Battambang" w:hAnsi="Khmer OS Battambang" w:cs="Khmer OS Battambang"/>
+          <w:sz w:val="24"/>
+          <w:szCs w:val="24"/>
+        </w:rPr>
+      </w:pPr>
+    </w:p>
+    <w:p>
+      <w:pPr>
+        <w:rPr>
+          <w:rFonts w:ascii="Khmer OS Battambang" w:hAnsi="Khmer OS Battambang" w:cs="Khmer OS Battambang"/>
+          <w:sz w:val="24"/>
+          <w:szCs w:val="24"/>
+        </w:rPr>
+      </w:pPr>
+    </w:p>
+    <w:p>
+      <w:pPr>
+        <w:rPr>
+          <w:rFonts w:ascii="Khmer OS Battambang" w:hAnsi="Khmer OS Battambang" w:cs="Khmer OS Battambang"/>
+          <w:sz w:val="24"/>
+          <w:szCs w:val="24"/>
+        </w:rPr>
+      </w:pPr>
+    </w:p>
+    <w:p>
+      <w:pPr>
+        <w:rPr>
+          <w:rFonts w:ascii="Khmer OS Battambang" w:hAnsi="Khmer OS Battambang" w:cs="Khmer OS Battambang"/>
+          <w:sz w:val="24"/>
+          <w:szCs w:val="24"/>
+        </w:rPr>
+      </w:pPr>
+    </w:p>
+    <w:p>
+      <w:pPr>
+        <w:rPr>
+          <w:rFonts w:ascii="Khmer OS Battambang" w:hAnsi="Khmer OS Battambang" w:cs="Khmer OS Battambang"/>
+          <w:sz w:val="24"/>
+          <w:szCs w:val="24"/>
+        </w:rPr>
+      </w:pPr>
     </w:p>
     <w:p>
       <w:pPr>
         <w:jc w:val="center"/>
         <w:rPr>
-          <w:rFonts w:ascii="Khmer OS Battambang" w:hAnsi="Khmer OS Battambang" w:cs="Khmer OS Battambang"/>
-          <w:sz w:val="24"/>
-          <w:szCs w:val="24"/>
-        </w:rPr>
-      </w:pPr>
-    </w:p>
-    <w:p>
-      <w:pPr>
-        <w:jc w:val="center"/>
-        <w:rPr>
           <w:rFonts w:ascii="Khmer OS Muol" w:hAnsi="Khmer OS Muol" w:cs="Khmer OS Muol"/>
           <w:sz w:val="24"/>
           <w:szCs w:val="24"/>
@@ -9350,6 +10784,7 @@
           <w:szCs w:val="24"/>
           <w:cs/>
         </w:rPr>
+        <w:lastRenderedPageBreak/>
         <w:t>ជំពូក ២</w:t>
       </w:r>
     </w:p>
@@ -11327,20 +12762,6 @@
           <w:tab w:val="left" w:pos="540"/>
           <w:tab w:val="left" w:pos="720"/>
         </w:tabs>
-        <w:jc w:val="both"/>
-        <w:rPr>
-          <w:rFonts w:ascii="Khmer OS Bokor" w:hAnsi="Khmer OS Bokor" w:cs="Khmer OS Bokor"/>
-          <w:sz w:val="24"/>
-          <w:szCs w:val="24"/>
-        </w:rPr>
-      </w:pPr>
-    </w:p>
-    <w:p>
-      <w:pPr>
-        <w:tabs>
-          <w:tab w:val="left" w:pos="540"/>
-          <w:tab w:val="left" w:pos="720"/>
-        </w:tabs>
         <w:jc w:val="center"/>
         <w:rPr>
           <w:rFonts w:ascii="Khmer OS Muol" w:hAnsi="Khmer OS Muol" w:cs="Khmer OS Muol"/>
@@ -11355,6 +12776,7 @@
           <w:szCs w:val="24"/>
           <w:cs/>
         </w:rPr>
+        <w:lastRenderedPageBreak/>
         <w:t>ជំពូក ៣</w:t>
       </w:r>
     </w:p>
@@ -12057,7 +13479,6 @@
           <w:cs/>
           <w:lang w:val="en-GB"/>
         </w:rPr>
-        <w:lastRenderedPageBreak/>
         <w:t>ការវិភាគបញ្ហា និងតម្រូវការរបស់ប្រព័ន្ធ</w:t>
       </w:r>
     </w:p>
@@ -12086,6 +13507,7 @@
           <w:cs/>
           <w:lang w:val="en-GB"/>
         </w:rPr>
+        <w:lastRenderedPageBreak/>
         <w:t>ការរចនារចនាសម្ព័ន្ធប្រព័ន្ធ</w:t>
       </w:r>
     </w:p>
@@ -14506,35 +15928,21 @@
         </w:tabs>
         <w:jc w:val="both"/>
         <w:rPr>
-          <w:rFonts w:ascii="Khmer OS Battambang" w:hAnsi="Khmer OS Battambang" w:cs="Khmer OS Battambang"/>
+          <w:rFonts w:ascii="Khmer OS Muol" w:hAnsi="Khmer OS Muol" w:cs="Khmer OS Muol"/>
           <w:sz w:val="24"/>
           <w:szCs w:val="24"/>
           <w:lang w:val="en-GB"/>
         </w:rPr>
       </w:pPr>
-    </w:p>
-    <w:p>
-      <w:pPr>
-        <w:tabs>
-          <w:tab w:val="left" w:pos="540"/>
-          <w:tab w:val="left" w:pos="720"/>
-        </w:tabs>
-        <w:jc w:val="both"/>
-        <w:rPr>
-          <w:rFonts w:ascii="Khmer OS Muol" w:hAnsi="Khmer OS Muol" w:cs="Khmer OS Muol"/>
-          <w:sz w:val="24"/>
-          <w:szCs w:val="24"/>
+      <w:r>
+        <w:rPr>
+          <w:rFonts w:ascii="Khmer OS Muol" w:hAnsi="Khmer OS Muol" w:cs="Khmer OS Muol" w:hint="cs"/>
+          <w:sz w:val="24"/>
+          <w:szCs w:val="24"/>
+          <w:cs/>
           <w:lang w:val="en-GB"/>
         </w:rPr>
-      </w:pPr>
-      <w:r>
-        <w:rPr>
-          <w:rFonts w:ascii="Khmer OS Muol" w:hAnsi="Khmer OS Muol" w:cs="Khmer OS Muol" w:hint="cs"/>
-          <w:sz w:val="24"/>
-          <w:szCs w:val="24"/>
-          <w:cs/>
-          <w:lang w:val="en-GB"/>
-        </w:rPr>
+        <w:lastRenderedPageBreak/>
         <w:t>៣.</w:t>
       </w:r>
       <w:r>
@@ -15175,7 +16583,6 @@
           <w:szCs w:val="24"/>
           <w:cs/>
         </w:rPr>
-        <w:lastRenderedPageBreak/>
         <w:tab/>
       </w:r>
       <w:r>
@@ -15307,7 +16714,17 @@
           <w:szCs w:val="24"/>
           <w:cs/>
         </w:rPr>
-        <w:t>គឺដើម្បីបង្កើតរចនាសម្ព័ន្ធឯកសារនៅលើអ៊ីនធឺណិត និងអនុញ្ញាតឱ្យមានការភ្ជាប់តំណ (</w:t>
+        <w:t>គឺដើម្បីបង្កើតរចនាសម្ព័ន្ធឯកសារនៅលើអ៊ីនធឺណិត និង</w:t>
+      </w:r>
+      <w:r>
+        <w:rPr>
+          <w:rFonts w:ascii="Khmer OS Battambang" w:hAnsi="Khmer OS Battambang" w:cs="Khmer OS Battambang"/>
+          <w:sz w:val="24"/>
+          <w:szCs w:val="24"/>
+          <w:cs/>
+        </w:rPr>
+        <w:lastRenderedPageBreak/>
+        <w:t>អនុញ្ញាតឱ្យមានការភ្ជាប់តំណ (</w:t>
       </w:r>
       <w:r>
         <w:rPr>
@@ -18019,7 +19436,17 @@
           <w:szCs w:val="24"/>
           <w:cs/>
         </w:rPr>
-        <w:t xml:space="preserve">ដើម្បីធ្វើឱ្យការអភិវឌ្ឍ </w:t>
+        <w:t>ដើម្បីធ្វើឱ្យការ</w:t>
+      </w:r>
+      <w:r>
+        <w:rPr>
+          <w:rFonts w:ascii="Khmer OS Battambang" w:hAnsi="Khmer OS Battambang" w:cs="Khmer OS Battambang"/>
+          <w:sz w:val="24"/>
+          <w:szCs w:val="24"/>
+          <w:cs/>
+        </w:rPr>
+        <w:lastRenderedPageBreak/>
+        <w:t xml:space="preserve">អភិវឌ្ឍ </w:t>
       </w:r>
       <w:r>
         <w:rPr>
@@ -18069,17 +19496,7 @@
           <w:szCs w:val="24"/>
           <w:cs/>
         </w:rPr>
-        <w:t>ផ្តល់នូវមុខ</w:t>
-      </w:r>
-      <w:r>
-        <w:rPr>
-          <w:rFonts w:ascii="Khmer OS Battambang" w:hAnsi="Khmer OS Battambang" w:cs="Khmer OS Battambang"/>
-          <w:sz w:val="24"/>
-          <w:szCs w:val="24"/>
-          <w:cs/>
-        </w:rPr>
-        <w:lastRenderedPageBreak/>
-        <w:t xml:space="preserve">ងារស្រាប់ជាច្រើន ដូចជា </w:t>
+        <w:t xml:space="preserve">ផ្តល់នូវមុខងារស្រាប់ជាច្រើន ដូចជា </w:t>
       </w:r>
       <w:r>
         <w:rPr>
@@ -18711,6 +20128,7 @@
           <w:szCs w:val="24"/>
           <w:cs/>
         </w:rPr>
+        <w:lastRenderedPageBreak/>
         <w:tab/>
       </w:r>
       <w:r>
@@ -18857,7 +20275,6 @@
         <w:rPr>
           <w:noProof/>
         </w:rPr>
-        <w:lastRenderedPageBreak/>
         <w:drawing>
           <wp:inline distT="0" distB="0" distL="0" distR="0" wp14:anchorId="0A259A33" wp14:editId="5E4B5173">
             <wp:extent cx="948266" cy="948266"/>
@@ -19750,6 +21167,7 @@
         <w:rPr>
           <w:noProof/>
         </w:rPr>
+        <w:lastRenderedPageBreak/>
         <w:drawing>
           <wp:inline distT="0" distB="0" distL="0" distR="0" wp14:anchorId="08514F86" wp14:editId="45924432">
             <wp:extent cx="1024466" cy="916875"/>
@@ -19860,7 +21278,6 @@
           <w:szCs w:val="24"/>
           <w:cs/>
         </w:rPr>
-        <w:lastRenderedPageBreak/>
         <w:tab/>
       </w:r>
       <w:r>
@@ -21935,6 +23352,7 @@
                 <w:cs/>
                 <w:lang w:val="en-GB"/>
               </w:rPr>
+              <w:lastRenderedPageBreak/>
               <w:t>៦</w:t>
             </w:r>
           </w:p>
@@ -22530,7 +23948,6 @@
           <w:szCs w:val="24"/>
           <w:cs/>
         </w:rPr>
-        <w:lastRenderedPageBreak/>
         <w:tab/>
       </w:r>
       <w:r>
@@ -22670,6 +24087,202 @@
           <w:rFonts w:ascii="Khmer OS Muol" w:hAnsi="Khmer OS Muol" w:cs="Khmer OS Muol"/>
           <w:sz w:val="24"/>
           <w:szCs w:val="24"/>
+        </w:rPr>
+      </w:pPr>
+    </w:p>
+    <w:p>
+      <w:pPr>
+        <w:tabs>
+          <w:tab w:val="left" w:pos="540"/>
+          <w:tab w:val="left" w:pos="720"/>
+        </w:tabs>
+        <w:jc w:val="center"/>
+        <w:rPr>
+          <w:rFonts w:ascii="Khmer OS Muol" w:hAnsi="Khmer OS Muol" w:cs="Khmer OS Muol"/>
+          <w:sz w:val="24"/>
+          <w:szCs w:val="24"/>
+        </w:rPr>
+      </w:pPr>
+    </w:p>
+    <w:p>
+      <w:pPr>
+        <w:tabs>
+          <w:tab w:val="left" w:pos="540"/>
+          <w:tab w:val="left" w:pos="720"/>
+        </w:tabs>
+        <w:jc w:val="center"/>
+        <w:rPr>
+          <w:rFonts w:ascii="Khmer OS Muol" w:hAnsi="Khmer OS Muol" w:cs="Khmer OS Muol"/>
+          <w:sz w:val="24"/>
+          <w:szCs w:val="24"/>
+        </w:rPr>
+      </w:pPr>
+    </w:p>
+    <w:p>
+      <w:pPr>
+        <w:tabs>
+          <w:tab w:val="left" w:pos="540"/>
+          <w:tab w:val="left" w:pos="720"/>
+        </w:tabs>
+        <w:jc w:val="center"/>
+        <w:rPr>
+          <w:rFonts w:ascii="Khmer OS Muol" w:hAnsi="Khmer OS Muol" w:cs="Khmer OS Muol"/>
+          <w:sz w:val="24"/>
+          <w:szCs w:val="24"/>
+        </w:rPr>
+      </w:pPr>
+    </w:p>
+    <w:p>
+      <w:pPr>
+        <w:tabs>
+          <w:tab w:val="left" w:pos="540"/>
+          <w:tab w:val="left" w:pos="720"/>
+        </w:tabs>
+        <w:jc w:val="center"/>
+        <w:rPr>
+          <w:rFonts w:ascii="Khmer OS Muol" w:hAnsi="Khmer OS Muol" w:cs="Khmer OS Muol"/>
+          <w:sz w:val="24"/>
+          <w:szCs w:val="24"/>
+        </w:rPr>
+      </w:pPr>
+    </w:p>
+    <w:p>
+      <w:pPr>
+        <w:tabs>
+          <w:tab w:val="left" w:pos="540"/>
+          <w:tab w:val="left" w:pos="720"/>
+        </w:tabs>
+        <w:jc w:val="center"/>
+        <w:rPr>
+          <w:rFonts w:ascii="Khmer OS Muol" w:hAnsi="Khmer OS Muol" w:cs="Khmer OS Muol"/>
+          <w:sz w:val="24"/>
+          <w:szCs w:val="24"/>
+        </w:rPr>
+      </w:pPr>
+    </w:p>
+    <w:p>
+      <w:pPr>
+        <w:tabs>
+          <w:tab w:val="left" w:pos="540"/>
+          <w:tab w:val="left" w:pos="720"/>
+        </w:tabs>
+        <w:jc w:val="center"/>
+        <w:rPr>
+          <w:rFonts w:ascii="Khmer OS Muol" w:hAnsi="Khmer OS Muol" w:cs="Khmer OS Muol"/>
+          <w:sz w:val="24"/>
+          <w:szCs w:val="24"/>
+        </w:rPr>
+      </w:pPr>
+    </w:p>
+    <w:p>
+      <w:pPr>
+        <w:tabs>
+          <w:tab w:val="left" w:pos="540"/>
+          <w:tab w:val="left" w:pos="720"/>
+        </w:tabs>
+        <w:jc w:val="center"/>
+        <w:rPr>
+          <w:rFonts w:ascii="Khmer OS Muol" w:hAnsi="Khmer OS Muol" w:cs="Khmer OS Muol"/>
+          <w:sz w:val="24"/>
+          <w:szCs w:val="24"/>
+        </w:rPr>
+      </w:pPr>
+    </w:p>
+    <w:p>
+      <w:pPr>
+        <w:tabs>
+          <w:tab w:val="left" w:pos="540"/>
+          <w:tab w:val="left" w:pos="720"/>
+        </w:tabs>
+        <w:jc w:val="center"/>
+        <w:rPr>
+          <w:rFonts w:ascii="Khmer OS Muol" w:hAnsi="Khmer OS Muol" w:cs="Khmer OS Muol"/>
+          <w:sz w:val="24"/>
+          <w:szCs w:val="24"/>
+        </w:rPr>
+      </w:pPr>
+    </w:p>
+    <w:p>
+      <w:pPr>
+        <w:tabs>
+          <w:tab w:val="left" w:pos="540"/>
+          <w:tab w:val="left" w:pos="720"/>
+        </w:tabs>
+        <w:jc w:val="center"/>
+        <w:rPr>
+          <w:rFonts w:ascii="Khmer OS Muol" w:hAnsi="Khmer OS Muol" w:cs="Khmer OS Muol"/>
+          <w:sz w:val="24"/>
+          <w:szCs w:val="24"/>
+        </w:rPr>
+      </w:pPr>
+    </w:p>
+    <w:p>
+      <w:pPr>
+        <w:tabs>
+          <w:tab w:val="left" w:pos="540"/>
+          <w:tab w:val="left" w:pos="720"/>
+        </w:tabs>
+        <w:jc w:val="center"/>
+        <w:rPr>
+          <w:rFonts w:ascii="Khmer OS Muol" w:hAnsi="Khmer OS Muol" w:cs="Khmer OS Muol"/>
+          <w:sz w:val="24"/>
+          <w:szCs w:val="24"/>
+        </w:rPr>
+      </w:pPr>
+    </w:p>
+    <w:p>
+      <w:pPr>
+        <w:tabs>
+          <w:tab w:val="left" w:pos="540"/>
+          <w:tab w:val="left" w:pos="720"/>
+        </w:tabs>
+        <w:jc w:val="center"/>
+        <w:rPr>
+          <w:rFonts w:ascii="Khmer OS Muol" w:hAnsi="Khmer OS Muol" w:cs="Khmer OS Muol"/>
+          <w:sz w:val="24"/>
+          <w:szCs w:val="24"/>
+        </w:rPr>
+      </w:pPr>
+    </w:p>
+    <w:p>
+      <w:pPr>
+        <w:tabs>
+          <w:tab w:val="left" w:pos="540"/>
+          <w:tab w:val="left" w:pos="720"/>
+        </w:tabs>
+        <w:jc w:val="center"/>
+        <w:rPr>
+          <w:rFonts w:ascii="Khmer OS Muol" w:hAnsi="Khmer OS Muol" w:cs="Khmer OS Muol"/>
+          <w:sz w:val="24"/>
+          <w:szCs w:val="24"/>
+        </w:rPr>
+      </w:pPr>
+    </w:p>
+    <w:p>
+      <w:pPr>
+        <w:tabs>
+          <w:tab w:val="left" w:pos="540"/>
+          <w:tab w:val="left" w:pos="720"/>
+        </w:tabs>
+        <w:jc w:val="center"/>
+        <w:rPr>
+          <w:rFonts w:ascii="Khmer OS Muol" w:hAnsi="Khmer OS Muol" w:cs="Khmer OS Muol"/>
+          <w:sz w:val="24"/>
+          <w:szCs w:val="24"/>
+        </w:rPr>
+      </w:pPr>
+    </w:p>
+    <w:p>
+      <w:pPr>
+        <w:tabs>
+          <w:tab w:val="left" w:pos="540"/>
+          <w:tab w:val="left" w:pos="720"/>
+        </w:tabs>
+        <w:jc w:val="center"/>
+        <w:rPr>
+          <w:rFonts w:ascii="Khmer OS Muol" w:hAnsi="Khmer OS Muol" w:cs="Khmer OS Muol"/>
+          <w:sz w:val="24"/>
+          <w:szCs w:val="24"/>
           <w:lang w:val="it-IT"/>
         </w:rPr>
       </w:pPr>
@@ -22680,310 +24293,8 @@
           <w:szCs w:val="24"/>
           <w:cs/>
         </w:rPr>
+        <w:lastRenderedPageBreak/>
         <w:t>បណ្ណាល័យសាស្រ្ត</w:t>
-      </w:r>
-    </w:p>
-    <w:p>
-      <w:pPr>
-        <w:tabs>
-          <w:tab w:val="left" w:pos="540"/>
-          <w:tab w:val="left" w:pos="720"/>
-        </w:tabs>
-        <w:jc w:val="center"/>
-        <w:rPr>
-          <w:rFonts w:ascii="Khmer OS Muol" w:hAnsi="Khmer OS Muol" w:cs="Khmer OS Muol"/>
-          <w:sz w:val="24"/>
-          <w:szCs w:val="24"/>
-        </w:rPr>
-      </w:pPr>
-    </w:p>
-    <w:p>
-      <w:pPr>
-        <w:tabs>
-          <w:tab w:val="left" w:pos="540"/>
-          <w:tab w:val="left" w:pos="720"/>
-        </w:tabs>
-        <w:rPr>
-          <w:rFonts w:ascii="Khmer OS Bokor" w:hAnsi="Khmer OS Bokor" w:cs="Khmer OS Bokor"/>
-          <w:sz w:val="24"/>
-          <w:szCs w:val="24"/>
-        </w:rPr>
-      </w:pPr>
-      <w:r>
-        <w:rPr>
-          <w:rFonts w:ascii="Khmer OS Bokor" w:hAnsi="Khmer OS Bokor" w:cs="Khmer OS Bokor"/>
-          <w:sz w:val="24"/>
-          <w:szCs w:val="24"/>
-          <w:cs/>
-        </w:rPr>
-        <w:t>១. ដកស្រង់ពីឯកសារបោះពុម្ពជាភាសាខ្មែរ</w:t>
-      </w:r>
-    </w:p>
-    <w:p>
-      <w:pPr>
-        <w:pStyle w:val="ListParagraph"/>
-        <w:numPr>
-          <w:ilvl w:val="0"/>
-          <w:numId w:val="20"/>
-        </w:numPr>
-        <w:tabs>
-          <w:tab w:val="left" w:pos="540"/>
-          <w:tab w:val="left" w:pos="720"/>
-        </w:tabs>
-        <w:rPr>
-          <w:rFonts w:ascii="Khmer OS Battambang" w:hAnsi="Khmer OS Battambang" w:cs="Khmer OS Battambang"/>
-          <w:b/>
-          <w:bCs/>
-          <w:sz w:val="24"/>
-          <w:szCs w:val="24"/>
-        </w:rPr>
-      </w:pPr>
-      <w:r>
-        <w:rPr>
-          <w:rFonts w:ascii="Khmer OS Battambang" w:hAnsi="Khmer OS Battambang" w:cs="Khmer OS Battambang"/>
-          <w:b/>
-          <w:bCs/>
-          <w:sz w:val="24"/>
-          <w:szCs w:val="24"/>
-          <w:cs/>
-        </w:rPr>
-        <w:t>ឯកសារដែលនិពន្ធដោយស្ថាប័ន</w:t>
-      </w:r>
-    </w:p>
-    <w:p>
-      <w:pPr>
-        <w:tabs>
-          <w:tab w:val="left" w:pos="540"/>
-          <w:tab w:val="left" w:pos="720"/>
-        </w:tabs>
-        <w:jc w:val="thaiDistribute"/>
-        <w:rPr>
-          <w:rFonts w:ascii="Khmer OS Battambang" w:hAnsi="Khmer OS Battambang" w:cs="Khmer OS Battambang"/>
-          <w:sz w:val="24"/>
-          <w:szCs w:val="24"/>
-        </w:rPr>
-      </w:pPr>
-      <w:r>
-        <w:rPr>
-          <w:rFonts w:ascii="Khmer OS Battambang" w:hAnsi="Khmer OS Battambang" w:cs="Khmer OS Battambang"/>
-          <w:sz w:val="24"/>
-          <w:szCs w:val="24"/>
-          <w:cs/>
-        </w:rPr>
-        <w:t>ក្រសួងអប់រំ យុវជន និងកីឡា (២០២១)</w:t>
-      </w:r>
-      <w:r>
-        <w:rPr>
-          <w:rFonts w:ascii="Khmer OS Battambang" w:hAnsi="Khmer OS Battambang" w:cs="Khmer OS Battambang"/>
-          <w:sz w:val="24"/>
-          <w:szCs w:val="24"/>
-        </w:rPr>
-        <w:t xml:space="preserve"> </w:t>
-      </w:r>
-      <w:r>
-        <w:rPr>
-          <w:rFonts w:ascii="Khmer OS Battambang" w:hAnsi="Khmer OS Battambang" w:cs="Khmer OS Battambang"/>
-          <w:b/>
-          <w:bCs/>
-          <w:sz w:val="24"/>
-          <w:szCs w:val="24"/>
-          <w:cs/>
-        </w:rPr>
-        <w:t>គោលនយោបាយជាតិស្តីពីការអភិវឌ្ឍកីឡា</w:t>
-      </w:r>
-      <w:r>
-        <w:rPr>
-          <w:rFonts w:ascii="Khmer OS Battambang" w:hAnsi="Khmer OS Battambang" w:cs="Khmer OS Battambang"/>
-          <w:sz w:val="24"/>
-          <w:szCs w:val="24"/>
-          <w:cs/>
-        </w:rPr>
-        <w:t xml:space="preserve">។ ភ្នំពេញ។ </w:t>
-      </w:r>
-      <w:r>
-        <w:rPr>
-          <w:rFonts w:ascii="Khmer OS Battambang" w:hAnsi="Khmer OS Battambang" w:cs="Khmer OS Battambang" w:hint="cs"/>
-          <w:sz w:val="24"/>
-          <w:szCs w:val="24"/>
-          <w:cs/>
-        </w:rPr>
-        <w:t xml:space="preserve">  </w:t>
-      </w:r>
-      <w:r>
-        <w:rPr>
-          <w:rFonts w:ascii="Khmer OS Battambang" w:hAnsi="Khmer OS Battambang" w:cs="Khmer OS Battambang"/>
-          <w:sz w:val="24"/>
-          <w:szCs w:val="24"/>
-          <w:cs/>
-        </w:rPr>
-        <w:t>ព្រះរាជាណាចក្រកម្ពុជា។</w:t>
-      </w:r>
-    </w:p>
-    <w:p>
-      <w:pPr>
-        <w:tabs>
-          <w:tab w:val="left" w:pos="540"/>
-          <w:tab w:val="left" w:pos="720"/>
-        </w:tabs>
-        <w:jc w:val="thaiDistribute"/>
-        <w:rPr>
-          <w:rFonts w:ascii="Khmer OS Battambang" w:hAnsi="Khmer OS Battambang" w:cs="Khmer OS Battambang"/>
-          <w:sz w:val="24"/>
-          <w:szCs w:val="24"/>
-        </w:rPr>
-      </w:pPr>
-      <w:r>
-        <w:rPr>
-          <w:rFonts w:ascii="Khmer OS Battambang" w:hAnsi="Khmer OS Battambang" w:cs="Khmer OS Battambang"/>
-          <w:sz w:val="24"/>
-          <w:szCs w:val="24"/>
-          <w:cs/>
-        </w:rPr>
-        <w:t>ក្រសួងអប់រំ យុវជន និងកីឡា (២០១៩)</w:t>
-      </w:r>
-      <w:r>
-        <w:rPr>
-          <w:rFonts w:ascii="Khmer OS Battambang" w:hAnsi="Khmer OS Battambang" w:cs="Khmer OS Battambang"/>
-          <w:sz w:val="24"/>
-          <w:szCs w:val="24"/>
-        </w:rPr>
-        <w:t xml:space="preserve"> </w:t>
-      </w:r>
-      <w:r>
-        <w:rPr>
-          <w:rFonts w:ascii="Khmer OS Battambang" w:hAnsi="Khmer OS Battambang" w:cs="Khmer OS Battambang"/>
-          <w:b/>
-          <w:bCs/>
-          <w:sz w:val="24"/>
-          <w:szCs w:val="24"/>
-          <w:cs/>
-        </w:rPr>
-        <w:t>ផែនការយុទ្ធសាស្ត្រវិស័យអប់រំ ២០១៩</w:t>
-      </w:r>
-      <w:r>
-        <w:rPr>
-          <w:rFonts w:ascii="Times New Roman" w:hAnsi="Times New Roman" w:cs="Times New Roman" w:hint="cs"/>
-          <w:b/>
-          <w:bCs/>
-          <w:sz w:val="24"/>
-          <w:szCs w:val="24"/>
-          <w:cs/>
-        </w:rPr>
-        <w:t>–</w:t>
-      </w:r>
-      <w:r>
-        <w:rPr>
-          <w:rFonts w:ascii="Khmer OS Battambang" w:hAnsi="Khmer OS Battambang" w:cs="Khmer OS Battambang" w:hint="cs"/>
-          <w:b/>
-          <w:bCs/>
-          <w:sz w:val="24"/>
-          <w:szCs w:val="24"/>
-          <w:cs/>
-        </w:rPr>
-        <w:t>២០២៣</w:t>
-      </w:r>
-      <w:r>
-        <w:rPr>
-          <w:rFonts w:ascii="Khmer OS Battambang" w:hAnsi="Khmer OS Battambang" w:cs="Khmer OS Battambang"/>
-          <w:sz w:val="24"/>
-          <w:szCs w:val="24"/>
-          <w:cs/>
-        </w:rPr>
-        <w:t xml:space="preserve">។ </w:t>
-      </w:r>
-      <w:r>
-        <w:rPr>
-          <w:rFonts w:ascii="Khmer OS Battambang" w:hAnsi="Khmer OS Battambang" w:cs="Khmer OS Battambang" w:hint="cs"/>
-          <w:sz w:val="24"/>
-          <w:szCs w:val="24"/>
-          <w:cs/>
-        </w:rPr>
-        <w:t xml:space="preserve">          </w:t>
-      </w:r>
-      <w:r>
-        <w:rPr>
-          <w:rFonts w:ascii="Khmer OS Battambang" w:hAnsi="Khmer OS Battambang" w:cs="Khmer OS Battambang"/>
-          <w:sz w:val="24"/>
-          <w:szCs w:val="24"/>
-          <w:cs/>
-        </w:rPr>
-        <w:t>ភ្នំពេញ។ ព្រះរាជាណាចក្រកម្ពុជា។</w:t>
-      </w:r>
-    </w:p>
-    <w:p>
-      <w:pPr>
-        <w:tabs>
-          <w:tab w:val="left" w:pos="540"/>
-          <w:tab w:val="left" w:pos="720"/>
-        </w:tabs>
-        <w:jc w:val="thaiDistribute"/>
-        <w:rPr>
-          <w:rFonts w:ascii="Century" w:hAnsi="Century" w:cs="Khmer OS Battambang"/>
-          <w:sz w:val="24"/>
-          <w:szCs w:val="24"/>
-        </w:rPr>
-      </w:pPr>
-      <w:r>
-        <w:rPr>
-          <w:rFonts w:ascii="Century" w:hAnsi="Century" w:cs="Khmer OS Battambang"/>
-          <w:sz w:val="24"/>
-          <w:szCs w:val="24"/>
-        </w:rPr>
-        <w:t xml:space="preserve">National Olympic Committee of Cambodia (2020) </w:t>
-      </w:r>
-      <w:r>
-        <w:rPr>
-          <w:rFonts w:ascii="Century" w:hAnsi="Century" w:cs="Khmer OS Battambang"/>
-          <w:b/>
-          <w:bCs/>
-          <w:sz w:val="24"/>
-          <w:szCs w:val="24"/>
-        </w:rPr>
-        <w:t>Sports Development Strategy in Cambodia</w:t>
-      </w:r>
-      <w:r>
-        <w:rPr>
-          <w:rFonts w:ascii="Century" w:hAnsi="Century" w:cs="Khmer OS Battambang"/>
-          <w:sz w:val="24"/>
-          <w:szCs w:val="24"/>
-        </w:rPr>
-        <w:t>. Phnom Penh. Kingdom of Cambodia.</w:t>
-      </w:r>
-    </w:p>
-    <w:p>
-      <w:pPr>
-        <w:tabs>
-          <w:tab w:val="left" w:pos="540"/>
-          <w:tab w:val="left" w:pos="720"/>
-        </w:tabs>
-        <w:jc w:val="thaiDistribute"/>
-        <w:rPr>
-          <w:rFonts w:ascii="Century" w:hAnsi="Century" w:cs="Khmer OS Battambang"/>
-          <w:sz w:val="24"/>
-          <w:szCs w:val="24"/>
-        </w:rPr>
-      </w:pPr>
-    </w:p>
-    <w:p>
-      <w:pPr>
-        <w:tabs>
-          <w:tab w:val="left" w:pos="540"/>
-          <w:tab w:val="left" w:pos="720"/>
-        </w:tabs>
-        <w:rPr>
-          <w:rFonts w:ascii="Century" w:hAnsi="Century" w:cs="Khmer OS Bokor"/>
-          <w:sz w:val="24"/>
-          <w:szCs w:val="24"/>
-        </w:rPr>
-      </w:pPr>
-      <w:r>
-        <w:rPr>
-          <w:rFonts w:ascii="Century" w:hAnsi="Century" w:cs="Khmer OS Bokor"/>
-          <w:sz w:val="24"/>
-          <w:szCs w:val="24"/>
-          <w:cs/>
-        </w:rPr>
-        <w:t>២. ដកស្រង់ពីឯកសារបោះពុម្ពជាភាសាបរទេស</w:t>
       </w:r>
     </w:p>
     <w:p>
@@ -23411,7 +24722,6 @@
           <w:sz w:val="24"/>
           <w:szCs w:val="24"/>
         </w:rPr>
-        <w:lastRenderedPageBreak/>
         <w:t>Hoye, Russell, Smith, Aaron, Nicholson, Matthew, and Stewart, Bob (2015</w:t>
       </w:r>
       <w:proofErr w:type="gramStart"/>
@@ -24092,38 +25402,6 @@
       </w:sdtEndPr>
       <w:sdtContent>
         <w:r>
-          <w:rPr>
-            <w:rFonts w:ascii="Khmer OS Battambang" w:hAnsi="Khmer OS Battambang" w:cs="Khmer OS Battambang"/>
-            <w:szCs w:val="22"/>
-            <w:cs/>
-          </w:rPr>
-          <w:t>ជំនាញ</w:t>
-        </w:r>
-        <w:r>
-          <w:rPr>
-            <w:rFonts w:ascii="Times New Roman" w:hAnsi="Times New Roman" w:cs="Times New Roman" w:hint="cs"/>
-            <w:szCs w:val="22"/>
-            <w:cs/>
-          </w:rPr>
-          <w:t>​</w:t>
-        </w:r>
-        <w:r>
-          <w:rPr>
-            <w:rFonts w:ascii="Khmer OS Battambang" w:hAnsi="Khmer OS Battambang" w:cs="Khmer OS Battambang"/>
-            <w:szCs w:val="22"/>
-            <w:cs/>
-          </w:rPr>
-          <w:t xml:space="preserve"> </w:t>
-        </w:r>
-        <w:r>
-          <w:rPr>
-            <w:rFonts w:ascii="Khmer OS Battambang" w:hAnsi="Khmer OS Battambang" w:cs="Khmer OS Battambang"/>
-            <w:szCs w:val="22"/>
-            <w:cs/>
-          </w:rPr>
-          <w:t>បច្ចេកវិទ្យាព័ត៌មាន</w:t>
-        </w:r>
-        <w:r>
           <w:tab/>
         </w:r>
         <w:r>
@@ -24177,15 +25455,6 @@
       </w:rPr>
       <w:tab/>
     </w:r>
-    <w:r>
-      <w:rPr>
-        <w:rFonts w:ascii="Cambria" w:hAnsi="Cambria" w:cs="Khmer OS Battambang" w:hint="cs"/>
-        <w:noProof/>
-        <w:szCs w:val="22"/>
-        <w:cs/>
-      </w:rPr>
-      <w:t>ជំនាន់ទី ១៩</w:t>
-    </w:r>
   </w:p>
   <w:p>
     <w:pPr>
@@ -24232,59 +25501,9 @@
         <w:b/>
         <w:bCs/>
         <w:cs/>
+        <w:lang w:val="en-GB"/>
       </w:rPr>
     </w:pPr>
-    <w:r>
-      <w:rPr>
-        <w:rFonts w:ascii="Khmer OS Battambang" w:hAnsi="Khmer OS Battambang" w:cs="Khmer OS Battambang"/>
-        <w:b/>
-        <w:bCs/>
-        <w:szCs w:val="22"/>
-        <w:cs/>
-      </w:rPr>
-      <w:t>ស</w:t>
-    </w:r>
-    <w:r>
-      <w:rPr>
-        <w:rFonts w:ascii="Khmer OS Battambang" w:hAnsi="Khmer OS Battambang" w:cs="Khmer OS Battambang" w:hint="cs"/>
-        <w:b/>
-        <w:bCs/>
-        <w:szCs w:val="22"/>
-        <w:cs/>
-      </w:rPr>
-      <w:t>ា</w:t>
-    </w:r>
-    <w:r>
-      <w:rPr>
-        <w:rFonts w:ascii="Khmer OS Battambang" w:hAnsi="Khmer OS Battambang" w:cs="Khmer OS Battambang"/>
-        <w:b/>
-        <w:bCs/>
-        <w:szCs w:val="22"/>
-        <w:cs/>
-      </w:rPr>
-      <w:t>កលវិទ្យាល័ជាតិបាត់ដំប</w:t>
-    </w:r>
-    <w:r>
-      <w:rPr>
-        <w:rFonts w:ascii="Khmer OS Battambang" w:hAnsi="Khmer OS Battambang" w:cs="Khmer OS Battambang" w:hint="cs"/>
-        <w:b/>
-        <w:bCs/>
-        <w:szCs w:val="22"/>
-        <w:cs/>
-      </w:rPr>
-      <w:t>ង</w:t>
-    </w:r>
-    <w:r>
-      <w:rPr>
-        <w:rFonts w:ascii="Khmer OS Battambang" w:hAnsi="Khmer OS Battambang" w:cs="Khmer OS Battambang"/>
-        <w:b/>
-        <w:bCs/>
-        <w:szCs w:val="22"/>
-        <w:cs/>
-      </w:rPr>
-      <w:tab/>
-      <w:t>មហាវិទ្យាល័យវិទ្យាសាស្ត្រ និងបច្ចេកវិទ្យា</w:t>
-    </w:r>
   </w:p>
 </w:hdr>
 </file>
@@ -24292,16 +25511,16 @@
 <file path=word/numbering.xml><?xml version="1.0" encoding="utf-8"?>
 <w:numbering xmlns:wpc="http://schemas.microsoft.com/office/word/2010/wordprocessingCanvas" xmlns:cx="http://schemas.microsoft.com/office/drawing/2014/chartex" xmlns:cx1="http://schemas.microsoft.com/office/drawing/2015/9/8/chartex" xmlns:cx2="http://schemas.microsoft.com/office/drawing/2015/10/21/chartex" xmlns:cx3="http://schemas.microsoft.com/office/drawing/2016/5/9/chartex" xmlns:cx4="http://schemas.microsoft.com/office/drawing/2016/5/10/chartex" xmlns:cx5="http://schemas.microsoft.com/office/drawing/2016/5/11/chartex" xmlns:cx6="http://schemas.microsoft.com/office/drawing/2016/5/12/chartex" xmlns:cx7="http://schemas.microsoft.com/office/drawing/2016/5/13/chartex" xmlns:cx8="http://schemas.microsoft.com/office/drawing/2016/5/14/chartex" xmlns:mc="http://schemas.openxmlformats.org/markup-compatibility/2006" xmlns:aink="http://schemas.microsoft.com/office/drawing/2016/ink" xmlns:am3d="http://schemas.microsoft.com/office/drawing/2017/model3d" xmlns:o="urn:schemas-microsoft-com:office:office" xmlns:oel="http://schemas.microsoft.com/office/2019/extlst" xmlns:r="http://schemas.openxmlformats.org/officeDocument/2006/relationships" xmlns:m="http://schemas.openxmlformats.org/officeDocument/2006/math" xmlns:v="urn:schemas-microsoft-com:vml" xmlns:wp14="http://schemas.microsoft.com/office/word/2010/wordprocessingDrawing" xmlns:wp="http://schemas.openxmlformats.org/drawingml/2006/wordprocessingDrawing" xmlns:w10="urn:schemas-microsoft-com:office:word" xmlns:w="http://schemas.openxmlformats.org/wordprocessingml/2006/main" xmlns:w14="http://schemas.microsoft.com/office/word/2010/wordml" xmlns:w15="http://schemas.microsoft.com/office/word/2012/wordml" xmlns:w16cex="http://schemas.microsoft.com/office/word/2018/wordml/cex" xmlns:w16cid="http://schemas.microsoft.com/office/word/2016/wordml/cid" xmlns:w16="http://schemas.microsoft.com/office/word/2018/wordml" xmlns:w16du="http://schemas.microsoft.com/office/word/2023/wordml/word16du" xmlns:w16sdtdh="http://schemas.microsoft.com/office/word/2020/wordml/sdtdatahash" xmlns:w16sdtfl="http://schemas.microsoft.com/office/word/2024/wordml/sdtformatlock" xmlns:w16se="http://schemas.microsoft.com/office/word/2015/wordml/symex" xmlns:wpg="http://schemas.microsoft.com/office/word/2010/wordprocessingGroup" xmlns:wpi="http://schemas.microsoft.com/office/word/2010/wordprocessingInk" xmlns:wne="http://schemas.microsoft.com/office/word/2006/wordml" xmlns:wps="http://schemas.microsoft.com/office/word/2010/wordprocessingShape" mc:Ignorable="w14 w15 w16se w16cid w16 w16cex w16sdtdh w16sdtfl w16du wp14">
   <w:abstractNum w:abstractNumId="0" w15:restartNumberingAfterBreak="0">
-    <w:nsid w:val="04CC2675"/>
+    <w:nsid w:val="010D00C4"/>
     <w:multiLevelType w:val="hybridMultilevel"/>
-    <w:tmpl w:val="1C46F2E0"/>
+    <w:tmpl w:val="3A508D30"/>
     <w:lvl w:ilvl="0" w:tplc="04090001">
       <w:start w:val="1"/>
       <w:numFmt w:val="bullet"/>
       <w:lvlText w:val=""/>
       <w:lvlJc w:val="left"/>
       <w:pPr>
-        <w:ind w:left="1440" w:hanging="360"/>
+        <w:ind w:left="720" w:hanging="360"/>
       </w:pPr>
       <w:rPr>
         <w:rFonts w:ascii="Symbol" w:hAnsi="Symbol" w:hint="default"/>
@@ -24313,7 +25532,7 @@
       <w:lvlText w:val="o"/>
       <w:lvlJc w:val="left"/>
       <w:pPr>
-        <w:ind w:left="2160" w:hanging="360"/>
+        <w:ind w:left="1440" w:hanging="360"/>
       </w:pPr>
       <w:rPr>
         <w:rFonts w:ascii="Courier New" w:hAnsi="Courier New" w:cs="Courier New" w:hint="default"/>
@@ -24325,7 +25544,7 @@
       <w:lvlText w:val=""/>
       <w:lvlJc w:val="left"/>
       <w:pPr>
-        <w:ind w:left="2880" w:hanging="360"/>
+        <w:ind w:left="2160" w:hanging="360"/>
       </w:pPr>
       <w:rPr>
         <w:rFonts w:ascii="Wingdings" w:hAnsi="Wingdings" w:hint="default"/>
@@ -24337,7 +25556,7 @@
       <w:lvlText w:val=""/>
       <w:lvlJc w:val="left"/>
       <w:pPr>
-        <w:ind w:left="3600" w:hanging="360"/>
+        <w:ind w:left="2880" w:hanging="360"/>
       </w:pPr>
       <w:rPr>
         <w:rFonts w:ascii="Symbol" w:hAnsi="Symbol" w:hint="default"/>
@@ -24349,7 +25568,7 @@
       <w:lvlText w:val="o"/>
       <w:lvlJc w:val="left"/>
       <w:pPr>
-        <w:ind w:left="4320" w:hanging="360"/>
+        <w:ind w:left="3600" w:hanging="360"/>
       </w:pPr>
       <w:rPr>
         <w:rFonts w:ascii="Courier New" w:hAnsi="Courier New" w:cs="Courier New" w:hint="default"/>
@@ -24361,7 +25580,7 @@
       <w:lvlText w:val=""/>
       <w:lvlJc w:val="left"/>
       <w:pPr>
-        <w:ind w:left="5040" w:hanging="360"/>
+        <w:ind w:left="4320" w:hanging="360"/>
       </w:pPr>
       <w:rPr>
         <w:rFonts w:ascii="Wingdings" w:hAnsi="Wingdings" w:hint="default"/>
@@ -24373,7 +25592,7 @@
       <w:lvlText w:val=""/>
       <w:lvlJc w:val="left"/>
       <w:pPr>
-        <w:ind w:left="5760" w:hanging="360"/>
+        <w:ind w:left="5040" w:hanging="360"/>
       </w:pPr>
       <w:rPr>
         <w:rFonts w:ascii="Symbol" w:hAnsi="Symbol" w:hint="default"/>
@@ -24385,7 +25604,7 @@
       <w:lvlText w:val="o"/>
       <w:lvlJc w:val="left"/>
       <w:pPr>
-        <w:ind w:left="6480" w:hanging="360"/>
+        <w:ind w:left="5760" w:hanging="360"/>
       </w:pPr>
       <w:rPr>
         <w:rFonts w:ascii="Courier New" w:hAnsi="Courier New" w:cs="Courier New" w:hint="default"/>
@@ -24397,7 +25616,7 @@
       <w:lvlText w:val=""/>
       <w:lvlJc w:val="left"/>
       <w:pPr>
-        <w:ind w:left="7200" w:hanging="360"/>
+        <w:ind w:left="6480" w:hanging="360"/>
       </w:pPr>
       <w:rPr>
         <w:rFonts w:ascii="Wingdings" w:hAnsi="Wingdings" w:hint="default"/>
@@ -24405,6 +25624,119 @@
     </w:lvl>
   </w:abstractNum>
   <w:abstractNum w:abstractNumId="1" w15:restartNumberingAfterBreak="0">
+    <w:nsid w:val="04CC2675"/>
+    <w:multiLevelType w:val="hybridMultilevel"/>
+    <w:tmpl w:val="1C46F2E0"/>
+    <w:lvl w:ilvl="0" w:tplc="04090001">
+      <w:start w:val="1"/>
+      <w:numFmt w:val="bullet"/>
+      <w:lvlText w:val=""/>
+      <w:lvlJc w:val="left"/>
+      <w:pPr>
+        <w:ind w:left="1440" w:hanging="360"/>
+      </w:pPr>
+      <w:rPr>
+        <w:rFonts w:ascii="Symbol" w:hAnsi="Symbol" w:hint="default"/>
+      </w:rPr>
+    </w:lvl>
+    <w:lvl w:ilvl="1" w:tplc="04090003" w:tentative="1">
+      <w:start w:val="1"/>
+      <w:numFmt w:val="bullet"/>
+      <w:lvlText w:val="o"/>
+      <w:lvlJc w:val="left"/>
+      <w:pPr>
+        <w:ind w:left="2160" w:hanging="360"/>
+      </w:pPr>
+      <w:rPr>
+        <w:rFonts w:ascii="Courier New" w:hAnsi="Courier New" w:cs="Courier New" w:hint="default"/>
+      </w:rPr>
+    </w:lvl>
+    <w:lvl w:ilvl="2" w:tplc="04090005" w:tentative="1">
+      <w:start w:val="1"/>
+      <w:numFmt w:val="bullet"/>
+      <w:lvlText w:val=""/>
+      <w:lvlJc w:val="left"/>
+      <w:pPr>
+        <w:ind w:left="2880" w:hanging="360"/>
+      </w:pPr>
+      <w:rPr>
+        <w:rFonts w:ascii="Wingdings" w:hAnsi="Wingdings" w:hint="default"/>
+      </w:rPr>
+    </w:lvl>
+    <w:lvl w:ilvl="3" w:tplc="04090001" w:tentative="1">
+      <w:start w:val="1"/>
+      <w:numFmt w:val="bullet"/>
+      <w:lvlText w:val=""/>
+      <w:lvlJc w:val="left"/>
+      <w:pPr>
+        <w:ind w:left="3600" w:hanging="360"/>
+      </w:pPr>
+      <w:rPr>
+        <w:rFonts w:ascii="Symbol" w:hAnsi="Symbol" w:hint="default"/>
+      </w:rPr>
+    </w:lvl>
+    <w:lvl w:ilvl="4" w:tplc="04090003" w:tentative="1">
+      <w:start w:val="1"/>
+      <w:numFmt w:val="bullet"/>
+      <w:lvlText w:val="o"/>
+      <w:lvlJc w:val="left"/>
+      <w:pPr>
+        <w:ind w:left="4320" w:hanging="360"/>
+      </w:pPr>
+      <w:rPr>
+        <w:rFonts w:ascii="Courier New" w:hAnsi="Courier New" w:cs="Courier New" w:hint="default"/>
+      </w:rPr>
+    </w:lvl>
+    <w:lvl w:ilvl="5" w:tplc="04090005" w:tentative="1">
+      <w:start w:val="1"/>
+      <w:numFmt w:val="bullet"/>
+      <w:lvlText w:val=""/>
+      <w:lvlJc w:val="left"/>
+      <w:pPr>
+        <w:ind w:left="5040" w:hanging="360"/>
+      </w:pPr>
+      <w:rPr>
+        <w:rFonts w:ascii="Wingdings" w:hAnsi="Wingdings" w:hint="default"/>
+      </w:rPr>
+    </w:lvl>
+    <w:lvl w:ilvl="6" w:tplc="04090001" w:tentative="1">
+      <w:start w:val="1"/>
+      <w:numFmt w:val="bullet"/>
+      <w:lvlText w:val=""/>
+      <w:lvlJc w:val="left"/>
+      <w:pPr>
+        <w:ind w:left="5760" w:hanging="360"/>
+      </w:pPr>
+      <w:rPr>
+        <w:rFonts w:ascii="Symbol" w:hAnsi="Symbol" w:hint="default"/>
+      </w:rPr>
+    </w:lvl>
+    <w:lvl w:ilvl="7" w:tplc="04090003" w:tentative="1">
+      <w:start w:val="1"/>
+      <w:numFmt w:val="bullet"/>
+      <w:lvlText w:val="o"/>
+      <w:lvlJc w:val="left"/>
+      <w:pPr>
+        <w:ind w:left="6480" w:hanging="360"/>
+      </w:pPr>
+      <w:rPr>
+        <w:rFonts w:ascii="Courier New" w:hAnsi="Courier New" w:cs="Courier New" w:hint="default"/>
+      </w:rPr>
+    </w:lvl>
+    <w:lvl w:ilvl="8" w:tplc="04090005" w:tentative="1">
+      <w:start w:val="1"/>
+      <w:numFmt w:val="bullet"/>
+      <w:lvlText w:val=""/>
+      <w:lvlJc w:val="left"/>
+      <w:pPr>
+        <w:ind w:left="7200" w:hanging="360"/>
+      </w:pPr>
+      <w:rPr>
+        <w:rFonts w:ascii="Wingdings" w:hAnsi="Wingdings" w:hint="default"/>
+      </w:rPr>
+    </w:lvl>
+  </w:abstractNum>
+  <w:abstractNum w:abstractNumId="2" w15:restartNumberingAfterBreak="0">
     <w:nsid w:val="084029BB"/>
     <w:multiLevelType w:val="multilevel"/>
     <w:tmpl w:val="4B8C9666"/>
@@ -24553,7 +25885,7 @@
       </w:rPr>
     </w:lvl>
   </w:abstractNum>
-  <w:abstractNum w:abstractNumId="2" w15:restartNumberingAfterBreak="0">
+  <w:abstractNum w:abstractNumId="3" w15:restartNumberingAfterBreak="0">
     <w:nsid w:val="0AA81181"/>
     <w:multiLevelType w:val="hybridMultilevel"/>
     <w:tmpl w:val="6E424E7E"/>
@@ -24666,7 +25998,7 @@
       </w:rPr>
     </w:lvl>
   </w:abstractNum>
-  <w:abstractNum w:abstractNumId="3" w15:restartNumberingAfterBreak="0">
+  <w:abstractNum w:abstractNumId="4" w15:restartNumberingAfterBreak="0">
     <w:nsid w:val="0E0D2FAF"/>
     <w:multiLevelType w:val="multilevel"/>
     <w:tmpl w:val="FB92D0B0"/>
@@ -24779,7 +26111,7 @@
       </w:pPr>
     </w:lvl>
   </w:abstractNum>
-  <w:abstractNum w:abstractNumId="4" w15:restartNumberingAfterBreak="0">
+  <w:abstractNum w:abstractNumId="5" w15:restartNumberingAfterBreak="0">
     <w:nsid w:val="11FB04C4"/>
     <w:multiLevelType w:val="hybridMultilevel"/>
     <w:tmpl w:val="CE02B6DE"/>
@@ -24892,10 +26224,10 @@
       </w:rPr>
     </w:lvl>
   </w:abstractNum>
-  <w:abstractNum w:abstractNumId="5" w15:restartNumberingAfterBreak="0">
-    <w:nsid w:val="17A96793"/>
+  <w:abstractNum w:abstractNumId="6" w15:restartNumberingAfterBreak="0">
+    <w:nsid w:val="144D132B"/>
     <w:multiLevelType w:val="hybridMultilevel"/>
-    <w:tmpl w:val="6FFEE3EE"/>
+    <w:tmpl w:val="F9FCD2C2"/>
     <w:lvl w:ilvl="0" w:tplc="04090001">
       <w:start w:val="1"/>
       <w:numFmt w:val="bullet"/>
@@ -25005,17 +26337,17 @@
       </w:rPr>
     </w:lvl>
   </w:abstractNum>
-  <w:abstractNum w:abstractNumId="6" w15:restartNumberingAfterBreak="0">
-    <w:nsid w:val="1AAC7065"/>
+  <w:abstractNum w:abstractNumId="7" w15:restartNumberingAfterBreak="0">
+    <w:nsid w:val="17A96793"/>
     <w:multiLevelType w:val="hybridMultilevel"/>
-    <w:tmpl w:val="591CF774"/>
+    <w:tmpl w:val="6FFEE3EE"/>
     <w:lvl w:ilvl="0" w:tplc="04090001">
       <w:start w:val="1"/>
       <w:numFmt w:val="bullet"/>
       <w:lvlText w:val=""/>
       <w:lvlJc w:val="left"/>
       <w:pPr>
-        <w:ind w:left="1080" w:hanging="360"/>
+        <w:ind w:left="720" w:hanging="360"/>
       </w:pPr>
       <w:rPr>
         <w:rFonts w:ascii="Symbol" w:hAnsi="Symbol" w:hint="default"/>
@@ -25027,7 +26359,7 @@
       <w:lvlText w:val="o"/>
       <w:lvlJc w:val="left"/>
       <w:pPr>
-        <w:ind w:left="1800" w:hanging="360"/>
+        <w:ind w:left="1440" w:hanging="360"/>
       </w:pPr>
       <w:rPr>
         <w:rFonts w:ascii="Courier New" w:hAnsi="Courier New" w:cs="Courier New" w:hint="default"/>
@@ -25039,7 +26371,7 @@
       <w:lvlText w:val=""/>
       <w:lvlJc w:val="left"/>
       <w:pPr>
-        <w:ind w:left="2520" w:hanging="360"/>
+        <w:ind w:left="2160" w:hanging="360"/>
       </w:pPr>
       <w:rPr>
         <w:rFonts w:ascii="Wingdings" w:hAnsi="Wingdings" w:hint="default"/>
@@ -25051,7 +26383,7 @@
       <w:lvlText w:val=""/>
       <w:lvlJc w:val="left"/>
       <w:pPr>
-        <w:ind w:left="3240" w:hanging="360"/>
+        <w:ind w:left="2880" w:hanging="360"/>
       </w:pPr>
       <w:rPr>
         <w:rFonts w:ascii="Symbol" w:hAnsi="Symbol" w:hint="default"/>
@@ -25063,7 +26395,7 @@
       <w:lvlText w:val="o"/>
       <w:lvlJc w:val="left"/>
       <w:pPr>
-        <w:ind w:left="3960" w:hanging="360"/>
+        <w:ind w:left="3600" w:hanging="360"/>
       </w:pPr>
       <w:rPr>
         <w:rFonts w:ascii="Courier New" w:hAnsi="Courier New" w:cs="Courier New" w:hint="default"/>
@@ -25075,7 +26407,7 @@
       <w:lvlText w:val=""/>
       <w:lvlJc w:val="left"/>
       <w:pPr>
-        <w:ind w:left="4680" w:hanging="360"/>
+        <w:ind w:left="4320" w:hanging="360"/>
       </w:pPr>
       <w:rPr>
         <w:rFonts w:ascii="Wingdings" w:hAnsi="Wingdings" w:hint="default"/>
@@ -25087,7 +26419,7 @@
       <w:lvlText w:val=""/>
       <w:lvlJc w:val="left"/>
       <w:pPr>
-        <w:ind w:left="5400" w:hanging="360"/>
+        <w:ind w:left="5040" w:hanging="360"/>
       </w:pPr>
       <w:rPr>
         <w:rFonts w:ascii="Symbol" w:hAnsi="Symbol" w:hint="default"/>
@@ -25099,7 +26431,7 @@
       <w:lvlText w:val="o"/>
       <w:lvlJc w:val="left"/>
       <w:pPr>
-        <w:ind w:left="6120" w:hanging="360"/>
+        <w:ind w:left="5760" w:hanging="360"/>
       </w:pPr>
       <w:rPr>
         <w:rFonts w:ascii="Courier New" w:hAnsi="Courier New" w:cs="Courier New" w:hint="default"/>
@@ -25111,24 +26443,24 @@
       <w:lvlText w:val=""/>
       <w:lvlJc w:val="left"/>
       <w:pPr>
-        <w:ind w:left="6840" w:hanging="360"/>
+        <w:ind w:left="6480" w:hanging="360"/>
       </w:pPr>
       <w:rPr>
         <w:rFonts w:ascii="Wingdings" w:hAnsi="Wingdings" w:hint="default"/>
       </w:rPr>
     </w:lvl>
   </w:abstractNum>
-  <w:abstractNum w:abstractNumId="7" w15:restartNumberingAfterBreak="0">
-    <w:nsid w:val="23163714"/>
+  <w:abstractNum w:abstractNumId="8" w15:restartNumberingAfterBreak="0">
+    <w:nsid w:val="1AAC7065"/>
     <w:multiLevelType w:val="hybridMultilevel"/>
-    <w:tmpl w:val="96A4B364"/>
+    <w:tmpl w:val="591CF774"/>
     <w:lvl w:ilvl="0" w:tplc="04090001">
       <w:start w:val="1"/>
       <w:numFmt w:val="bullet"/>
       <w:lvlText w:val=""/>
       <w:lvlJc w:val="left"/>
       <w:pPr>
-        <w:ind w:left="720" w:hanging="360"/>
+        <w:ind w:left="1080" w:hanging="360"/>
       </w:pPr>
       <w:rPr>
         <w:rFonts w:ascii="Symbol" w:hAnsi="Symbol" w:hint="default"/>
@@ -25140,7 +26472,7 @@
       <w:lvlText w:val="o"/>
       <w:lvlJc w:val="left"/>
       <w:pPr>
-        <w:ind w:left="1440" w:hanging="360"/>
+        <w:ind w:left="1800" w:hanging="360"/>
       </w:pPr>
       <w:rPr>
         <w:rFonts w:ascii="Courier New" w:hAnsi="Courier New" w:cs="Courier New" w:hint="default"/>
@@ -25152,7 +26484,7 @@
       <w:lvlText w:val=""/>
       <w:lvlJc w:val="left"/>
       <w:pPr>
-        <w:ind w:left="2160" w:hanging="360"/>
+        <w:ind w:left="2520" w:hanging="360"/>
       </w:pPr>
       <w:rPr>
         <w:rFonts w:ascii="Wingdings" w:hAnsi="Wingdings" w:hint="default"/>
@@ -25164,7 +26496,7 @@
       <w:lvlText w:val=""/>
       <w:lvlJc w:val="left"/>
       <w:pPr>
-        <w:ind w:left="2880" w:hanging="360"/>
+        <w:ind w:left="3240" w:hanging="360"/>
       </w:pPr>
       <w:rPr>
         <w:rFonts w:ascii="Symbol" w:hAnsi="Symbol" w:hint="default"/>
@@ -25176,7 +26508,7 @@
       <w:lvlText w:val="o"/>
       <w:lvlJc w:val="left"/>
       <w:pPr>
-        <w:ind w:left="3600" w:hanging="360"/>
+        <w:ind w:left="3960" w:hanging="360"/>
       </w:pPr>
       <w:rPr>
         <w:rFonts w:ascii="Courier New" w:hAnsi="Courier New" w:cs="Courier New" w:hint="default"/>
@@ -25188,7 +26520,7 @@
       <w:lvlText w:val=""/>
       <w:lvlJc w:val="left"/>
       <w:pPr>
-        <w:ind w:left="4320" w:hanging="360"/>
+        <w:ind w:left="4680" w:hanging="360"/>
       </w:pPr>
       <w:rPr>
         <w:rFonts w:ascii="Wingdings" w:hAnsi="Wingdings" w:hint="default"/>
@@ -25200,7 +26532,7 @@
       <w:lvlText w:val=""/>
       <w:lvlJc w:val="left"/>
       <w:pPr>
-        <w:ind w:left="5040" w:hanging="360"/>
+        <w:ind w:left="5400" w:hanging="360"/>
       </w:pPr>
       <w:rPr>
         <w:rFonts w:ascii="Symbol" w:hAnsi="Symbol" w:hint="default"/>
@@ -25212,7 +26544,7 @@
       <w:lvlText w:val="o"/>
       <w:lvlJc w:val="left"/>
       <w:pPr>
-        <w:ind w:left="5760" w:hanging="360"/>
+        <w:ind w:left="6120" w:hanging="360"/>
       </w:pPr>
       <w:rPr>
         <w:rFonts w:ascii="Courier New" w:hAnsi="Courier New" w:cs="Courier New" w:hint="default"/>
@@ -25224,14 +26556,127 @@
       <w:lvlText w:val=""/>
       <w:lvlJc w:val="left"/>
       <w:pPr>
-        <w:ind w:left="6480" w:hanging="360"/>
+        <w:ind w:left="6840" w:hanging="360"/>
       </w:pPr>
       <w:rPr>
         <w:rFonts w:ascii="Wingdings" w:hAnsi="Wingdings" w:hint="default"/>
       </w:rPr>
     </w:lvl>
   </w:abstractNum>
-  <w:abstractNum w:abstractNumId="8" w15:restartNumberingAfterBreak="0">
+  <w:abstractNum w:abstractNumId="9" w15:restartNumberingAfterBreak="0">
+    <w:nsid w:val="23163714"/>
+    <w:multiLevelType w:val="hybridMultilevel"/>
+    <w:tmpl w:val="96A4B364"/>
+    <w:lvl w:ilvl="0" w:tplc="04090001">
+      <w:start w:val="1"/>
+      <w:numFmt w:val="bullet"/>
+      <w:lvlText w:val=""/>
+      <w:lvlJc w:val="left"/>
+      <w:pPr>
+        <w:ind w:left="720" w:hanging="360"/>
+      </w:pPr>
+      <w:rPr>
+        <w:rFonts w:ascii="Symbol" w:hAnsi="Symbol" w:hint="default"/>
+      </w:rPr>
+    </w:lvl>
+    <w:lvl w:ilvl="1" w:tplc="04090003" w:tentative="1">
+      <w:start w:val="1"/>
+      <w:numFmt w:val="bullet"/>
+      <w:lvlText w:val="o"/>
+      <w:lvlJc w:val="left"/>
+      <w:pPr>
+        <w:ind w:left="1440" w:hanging="360"/>
+      </w:pPr>
+      <w:rPr>
+        <w:rFonts w:ascii="Courier New" w:hAnsi="Courier New" w:cs="Courier New" w:hint="default"/>
+      </w:rPr>
+    </w:lvl>
+    <w:lvl w:ilvl="2" w:tplc="04090005" w:tentative="1">
+      <w:start w:val="1"/>
+      <w:numFmt w:val="bullet"/>
+      <w:lvlText w:val=""/>
+      <w:lvlJc w:val="left"/>
+      <w:pPr>
+        <w:ind w:left="2160" w:hanging="360"/>
+      </w:pPr>
+      <w:rPr>
+        <w:rFonts w:ascii="Wingdings" w:hAnsi="Wingdings" w:hint="default"/>
+      </w:rPr>
+    </w:lvl>
+    <w:lvl w:ilvl="3" w:tplc="04090001" w:tentative="1">
+      <w:start w:val="1"/>
+      <w:numFmt w:val="bullet"/>
+      <w:lvlText w:val=""/>
+      <w:lvlJc w:val="left"/>
+      <w:pPr>
+        <w:ind w:left="2880" w:hanging="360"/>
+      </w:pPr>
+      <w:rPr>
+        <w:rFonts w:ascii="Symbol" w:hAnsi="Symbol" w:hint="default"/>
+      </w:rPr>
+    </w:lvl>
+    <w:lvl w:ilvl="4" w:tplc="04090003" w:tentative="1">
+      <w:start w:val="1"/>
+      <w:numFmt w:val="bullet"/>
+      <w:lvlText w:val="o"/>
+      <w:lvlJc w:val="left"/>
+      <w:pPr>
+        <w:ind w:left="3600" w:hanging="360"/>
+      </w:pPr>
+      <w:rPr>
+        <w:rFonts w:ascii="Courier New" w:hAnsi="Courier New" w:cs="Courier New" w:hint="default"/>
+      </w:rPr>
+    </w:lvl>
+    <w:lvl w:ilvl="5" w:tplc="04090005" w:tentative="1">
+      <w:start w:val="1"/>
+      <w:numFmt w:val="bullet"/>
+      <w:lvlText w:val=""/>
+      <w:lvlJc w:val="left"/>
+      <w:pPr>
+        <w:ind w:left="4320" w:hanging="360"/>
+      </w:pPr>
+      <w:rPr>
+        <w:rFonts w:ascii="Wingdings" w:hAnsi="Wingdings" w:hint="default"/>
+      </w:rPr>
+    </w:lvl>
+    <w:lvl w:ilvl="6" w:tplc="04090001" w:tentative="1">
+      <w:start w:val="1"/>
+      <w:numFmt w:val="bullet"/>
+      <w:lvlText w:val=""/>
+      <w:lvlJc w:val="left"/>
+      <w:pPr>
+        <w:ind w:left="5040" w:hanging="360"/>
+      </w:pPr>
+      <w:rPr>
+        <w:rFonts w:ascii="Symbol" w:hAnsi="Symbol" w:hint="default"/>
+      </w:rPr>
+    </w:lvl>
+    <w:lvl w:ilvl="7" w:tplc="04090003" w:tentative="1">
+      <w:start w:val="1"/>
+      <w:numFmt w:val="bullet"/>
+      <w:lvlText w:val="o"/>
+      <w:lvlJc w:val="left"/>
+      <w:pPr>
+        <w:ind w:left="5760" w:hanging="360"/>
+      </w:pPr>
+      <w:rPr>
+        <w:rFonts w:ascii="Courier New" w:hAnsi="Courier New" w:cs="Courier New" w:hint="default"/>
+      </w:rPr>
+    </w:lvl>
+    <w:lvl w:ilvl="8" w:tplc="04090005" w:tentative="1">
+      <w:start w:val="1"/>
+      <w:numFmt w:val="bullet"/>
+      <w:lvlText w:val=""/>
+      <w:lvlJc w:val="left"/>
+      <w:pPr>
+        <w:ind w:left="6480" w:hanging="360"/>
+      </w:pPr>
+      <w:rPr>
+        <w:rFonts w:ascii="Wingdings" w:hAnsi="Wingdings" w:hint="default"/>
+      </w:rPr>
+    </w:lvl>
+  </w:abstractNum>
+  <w:abstractNum w:abstractNumId="10" w15:restartNumberingAfterBreak="0">
     <w:nsid w:val="2A3D192F"/>
     <w:multiLevelType w:val="multilevel"/>
     <w:tmpl w:val="A8F06840"/>
@@ -25380,7 +26825,7 @@
       </w:rPr>
     </w:lvl>
   </w:abstractNum>
-  <w:abstractNum w:abstractNumId="9" w15:restartNumberingAfterBreak="0">
+  <w:abstractNum w:abstractNumId="11" w15:restartNumberingAfterBreak="0">
     <w:nsid w:val="2DA25B25"/>
     <w:multiLevelType w:val="hybridMultilevel"/>
     <w:tmpl w:val="A7C01A58"/>
@@ -25466,7 +26911,7 @@
       </w:pPr>
     </w:lvl>
   </w:abstractNum>
-  <w:abstractNum w:abstractNumId="10" w15:restartNumberingAfterBreak="0">
+  <w:abstractNum w:abstractNumId="12" w15:restartNumberingAfterBreak="0">
     <w:nsid w:val="33063DC5"/>
     <w:multiLevelType w:val="multilevel"/>
     <w:tmpl w:val="EEC476D8"/>
@@ -25615,7 +27060,7 @@
       </w:rPr>
     </w:lvl>
   </w:abstractNum>
-  <w:abstractNum w:abstractNumId="11" w15:restartNumberingAfterBreak="0">
+  <w:abstractNum w:abstractNumId="13" w15:restartNumberingAfterBreak="0">
     <w:nsid w:val="34067680"/>
     <w:multiLevelType w:val="hybridMultilevel"/>
     <w:tmpl w:val="B0EE0CEC"/>
@@ -25728,7 +27173,7 @@
       </w:rPr>
     </w:lvl>
   </w:abstractNum>
-  <w:abstractNum w:abstractNumId="12" w15:restartNumberingAfterBreak="0">
+  <w:abstractNum w:abstractNumId="14" w15:restartNumberingAfterBreak="0">
     <w:nsid w:val="3A330090"/>
     <w:multiLevelType w:val="hybridMultilevel"/>
     <w:tmpl w:val="954876B6"/>
@@ -25841,7 +27286,120 @@
       </w:rPr>
     </w:lvl>
   </w:abstractNum>
-  <w:abstractNum w:abstractNumId="13" w15:restartNumberingAfterBreak="0">
+  <w:abstractNum w:abstractNumId="15" w15:restartNumberingAfterBreak="0">
+    <w:nsid w:val="43F56193"/>
+    <w:multiLevelType w:val="hybridMultilevel"/>
+    <w:tmpl w:val="FB885258"/>
+    <w:lvl w:ilvl="0" w:tplc="04090001">
+      <w:start w:val="1"/>
+      <w:numFmt w:val="bullet"/>
+      <w:lvlText w:val=""/>
+      <w:lvlJc w:val="left"/>
+      <w:pPr>
+        <w:ind w:left="720" w:hanging="360"/>
+      </w:pPr>
+      <w:rPr>
+        <w:rFonts w:ascii="Symbol" w:hAnsi="Symbol" w:hint="default"/>
+      </w:rPr>
+    </w:lvl>
+    <w:lvl w:ilvl="1" w:tplc="04090003" w:tentative="1">
+      <w:start w:val="1"/>
+      <w:numFmt w:val="bullet"/>
+      <w:lvlText w:val="o"/>
+      <w:lvlJc w:val="left"/>
+      <w:pPr>
+        <w:ind w:left="1440" w:hanging="360"/>
+      </w:pPr>
+      <w:rPr>
+        <w:rFonts w:ascii="Courier New" w:hAnsi="Courier New" w:cs="Courier New" w:hint="default"/>
+      </w:rPr>
+    </w:lvl>
+    <w:lvl w:ilvl="2" w:tplc="04090005" w:tentative="1">
+      <w:start w:val="1"/>
+      <w:numFmt w:val="bullet"/>
+      <w:lvlText w:val=""/>
+      <w:lvlJc w:val="left"/>
+      <w:pPr>
+        <w:ind w:left="2160" w:hanging="360"/>
+      </w:pPr>
+      <w:rPr>
+        <w:rFonts w:ascii="Wingdings" w:hAnsi="Wingdings" w:hint="default"/>
+      </w:rPr>
+    </w:lvl>
+    <w:lvl w:ilvl="3" w:tplc="04090001" w:tentative="1">
+      <w:start w:val="1"/>
+      <w:numFmt w:val="bullet"/>
+      <w:lvlText w:val=""/>
+      <w:lvlJc w:val="left"/>
+      <w:pPr>
+        <w:ind w:left="2880" w:hanging="360"/>
+      </w:pPr>
+      <w:rPr>
+        <w:rFonts w:ascii="Symbol" w:hAnsi="Symbol" w:hint="default"/>
+      </w:rPr>
+    </w:lvl>
+    <w:lvl w:ilvl="4" w:tplc="04090003" w:tentative="1">
+      <w:start w:val="1"/>
+      <w:numFmt w:val="bullet"/>
+      <w:lvlText w:val="o"/>
+      <w:lvlJc w:val="left"/>
+      <w:pPr>
+        <w:ind w:left="3600" w:hanging="360"/>
+      </w:pPr>
+      <w:rPr>
+        <w:rFonts w:ascii="Courier New" w:hAnsi="Courier New" w:cs="Courier New" w:hint="default"/>
+      </w:rPr>
+    </w:lvl>
+    <w:lvl w:ilvl="5" w:tplc="04090005" w:tentative="1">
+      <w:start w:val="1"/>
+      <w:numFmt w:val="bullet"/>
+      <w:lvlText w:val=""/>
+      <w:lvlJc w:val="left"/>
+      <w:pPr>
+        <w:ind w:left="4320" w:hanging="360"/>
+      </w:pPr>
+      <w:rPr>
+        <w:rFonts w:ascii="Wingdings" w:hAnsi="Wingdings" w:hint="default"/>
+      </w:rPr>
+    </w:lvl>
+    <w:lvl w:ilvl="6" w:tplc="04090001" w:tentative="1">
+      <w:start w:val="1"/>
+      <w:numFmt w:val="bullet"/>
+      <w:lvlText w:val=""/>
+      <w:lvlJc w:val="left"/>
+      <w:pPr>
+        <w:ind w:left="5040" w:hanging="360"/>
+      </w:pPr>
+      <w:rPr>
+        <w:rFonts w:ascii="Symbol" w:hAnsi="Symbol" w:hint="default"/>
+      </w:rPr>
+    </w:lvl>
+    <w:lvl w:ilvl="7" w:tplc="04090003" w:tentative="1">
+      <w:start w:val="1"/>
+      <w:numFmt w:val="bullet"/>
+      <w:lvlText w:val="o"/>
+      <w:lvlJc w:val="left"/>
+      <w:pPr>
+        <w:ind w:left="5760" w:hanging="360"/>
+      </w:pPr>
+      <w:rPr>
+        <w:rFonts w:ascii="Courier New" w:hAnsi="Courier New" w:cs="Courier New" w:hint="default"/>
+      </w:rPr>
+    </w:lvl>
+    <w:lvl w:ilvl="8" w:tplc="04090005" w:tentative="1">
+      <w:start w:val="1"/>
+      <w:numFmt w:val="bullet"/>
+      <w:lvlText w:val=""/>
+      <w:lvlJc w:val="left"/>
+      <w:pPr>
+        <w:ind w:left="6480" w:hanging="360"/>
+      </w:pPr>
+      <w:rPr>
+        <w:rFonts w:ascii="Wingdings" w:hAnsi="Wingdings" w:hint="default"/>
+      </w:rPr>
+    </w:lvl>
+  </w:abstractNum>
+  <w:abstractNum w:abstractNumId="16" w15:restartNumberingAfterBreak="0">
     <w:nsid w:val="45906F74"/>
     <w:multiLevelType w:val="hybridMultilevel"/>
     <w:tmpl w:val="83FE288C"/>
@@ -25953,7 +27511,7 @@
       </w:rPr>
     </w:lvl>
   </w:abstractNum>
-  <w:abstractNum w:abstractNumId="14" w15:restartNumberingAfterBreak="0">
+  <w:abstractNum w:abstractNumId="17" w15:restartNumberingAfterBreak="0">
     <w:nsid w:val="463D496D"/>
     <w:multiLevelType w:val="hybridMultilevel"/>
     <w:tmpl w:val="C9462DBE"/>
@@ -26065,17 +27623,17 @@
       </w:rPr>
     </w:lvl>
   </w:abstractNum>
-  <w:abstractNum w:abstractNumId="15" w15:restartNumberingAfterBreak="0">
-    <w:nsid w:val="4C0352E7"/>
+  <w:abstractNum w:abstractNumId="18" w15:restartNumberingAfterBreak="0">
+    <w:nsid w:val="4B0F4C59"/>
     <w:multiLevelType w:val="hybridMultilevel"/>
-    <w:tmpl w:val="717ADC8C"/>
+    <w:tmpl w:val="939EB312"/>
     <w:lvl w:ilvl="0" w:tplc="04090001">
       <w:start w:val="1"/>
       <w:numFmt w:val="bullet"/>
       <w:lvlText w:val=""/>
       <w:lvlJc w:val="left"/>
       <w:pPr>
-        <w:ind w:left="720" w:hanging="360"/>
+        <w:ind w:left="1080" w:hanging="360"/>
       </w:pPr>
       <w:rPr>
         <w:rFonts w:ascii="Symbol" w:hAnsi="Symbol" w:hint="default"/>
@@ -26087,7 +27645,7 @@
       <w:lvlText w:val="o"/>
       <w:lvlJc w:val="left"/>
       <w:pPr>
-        <w:ind w:left="1440" w:hanging="360"/>
+        <w:ind w:left="1800" w:hanging="360"/>
       </w:pPr>
       <w:rPr>
         <w:rFonts w:ascii="Courier New" w:hAnsi="Courier New" w:cs="Courier New" w:hint="default"/>
@@ -26099,7 +27657,7 @@
       <w:lvlText w:val=""/>
       <w:lvlJc w:val="left"/>
       <w:pPr>
-        <w:ind w:left="2160" w:hanging="360"/>
+        <w:ind w:left="2520" w:hanging="360"/>
       </w:pPr>
       <w:rPr>
         <w:rFonts w:ascii="Wingdings" w:hAnsi="Wingdings" w:hint="default"/>
@@ -26111,7 +27669,7 @@
       <w:lvlText w:val=""/>
       <w:lvlJc w:val="left"/>
       <w:pPr>
-        <w:ind w:left="2880" w:hanging="360"/>
+        <w:ind w:left="3240" w:hanging="360"/>
       </w:pPr>
       <w:rPr>
         <w:rFonts w:ascii="Symbol" w:hAnsi="Symbol" w:hint="default"/>
@@ -26123,7 +27681,7 @@
       <w:lvlText w:val="o"/>
       <w:lvlJc w:val="left"/>
       <w:pPr>
-        <w:ind w:left="3600" w:hanging="360"/>
+        <w:ind w:left="3960" w:hanging="360"/>
       </w:pPr>
       <w:rPr>
         <w:rFonts w:ascii="Courier New" w:hAnsi="Courier New" w:cs="Courier New" w:hint="default"/>
@@ -26135,7 +27693,7 @@
       <w:lvlText w:val=""/>
       <w:lvlJc w:val="left"/>
       <w:pPr>
-        <w:ind w:left="4320" w:hanging="360"/>
+        <w:ind w:left="4680" w:hanging="360"/>
       </w:pPr>
       <w:rPr>
         <w:rFonts w:ascii="Wingdings" w:hAnsi="Wingdings" w:hint="default"/>
@@ -26147,7 +27705,7 @@
       <w:lvlText w:val=""/>
       <w:lvlJc w:val="left"/>
       <w:pPr>
-        <w:ind w:left="5040" w:hanging="360"/>
+        <w:ind w:left="5400" w:hanging="360"/>
       </w:pPr>
       <w:rPr>
         <w:rFonts w:ascii="Symbol" w:hAnsi="Symbol" w:hint="default"/>
@@ -26159,7 +27717,7 @@
       <w:lvlText w:val="o"/>
       <w:lvlJc w:val="left"/>
       <w:pPr>
-        <w:ind w:left="5760" w:hanging="360"/>
+        <w:ind w:left="6120" w:hanging="360"/>
       </w:pPr>
       <w:rPr>
         <w:rFonts w:ascii="Courier New" w:hAnsi="Courier New" w:cs="Courier New" w:hint="default"/>
@@ -26171,24 +27729,24 @@
       <w:lvlText w:val=""/>
       <w:lvlJc w:val="left"/>
       <w:pPr>
-        <w:ind w:left="6480" w:hanging="360"/>
+        <w:ind w:left="6840" w:hanging="360"/>
       </w:pPr>
       <w:rPr>
         <w:rFonts w:ascii="Wingdings" w:hAnsi="Wingdings" w:hint="default"/>
       </w:rPr>
     </w:lvl>
   </w:abstractNum>
-  <w:abstractNum w:abstractNumId="16" w15:restartNumberingAfterBreak="0">
-    <w:nsid w:val="4D992E15"/>
+  <w:abstractNum w:abstractNumId="19" w15:restartNumberingAfterBreak="0">
+    <w:nsid w:val="4C0352E7"/>
     <w:multiLevelType w:val="hybridMultilevel"/>
-    <w:tmpl w:val="E5186C84"/>
+    <w:tmpl w:val="717ADC8C"/>
     <w:lvl w:ilvl="0" w:tplc="04090001">
       <w:start w:val="1"/>
       <w:numFmt w:val="bullet"/>
       <w:lvlText w:val=""/>
       <w:lvlJc w:val="left"/>
       <w:pPr>
-        <w:ind w:left="1500" w:hanging="360"/>
+        <w:ind w:left="720" w:hanging="360"/>
       </w:pPr>
       <w:rPr>
         <w:rFonts w:ascii="Symbol" w:hAnsi="Symbol" w:hint="default"/>
@@ -26200,7 +27758,7 @@
       <w:lvlText w:val="o"/>
       <w:lvlJc w:val="left"/>
       <w:pPr>
-        <w:ind w:left="2220" w:hanging="360"/>
+        <w:ind w:left="1440" w:hanging="360"/>
       </w:pPr>
       <w:rPr>
         <w:rFonts w:ascii="Courier New" w:hAnsi="Courier New" w:cs="Courier New" w:hint="default"/>
@@ -26212,7 +27770,7 @@
       <w:lvlText w:val=""/>
       <w:lvlJc w:val="left"/>
       <w:pPr>
-        <w:ind w:left="2940" w:hanging="360"/>
+        <w:ind w:left="2160" w:hanging="360"/>
       </w:pPr>
       <w:rPr>
         <w:rFonts w:ascii="Wingdings" w:hAnsi="Wingdings" w:hint="default"/>
@@ -26224,7 +27782,7 @@
       <w:lvlText w:val=""/>
       <w:lvlJc w:val="left"/>
       <w:pPr>
-        <w:ind w:left="3660" w:hanging="360"/>
+        <w:ind w:left="2880" w:hanging="360"/>
       </w:pPr>
       <w:rPr>
         <w:rFonts w:ascii="Symbol" w:hAnsi="Symbol" w:hint="default"/>
@@ -26236,7 +27794,7 @@
       <w:lvlText w:val="o"/>
       <w:lvlJc w:val="left"/>
       <w:pPr>
-        <w:ind w:left="4380" w:hanging="360"/>
+        <w:ind w:left="3600" w:hanging="360"/>
       </w:pPr>
       <w:rPr>
         <w:rFonts w:ascii="Courier New" w:hAnsi="Courier New" w:cs="Courier New" w:hint="default"/>
@@ -26248,7 +27806,7 @@
       <w:lvlText w:val=""/>
       <w:lvlJc w:val="left"/>
       <w:pPr>
-        <w:ind w:left="5100" w:hanging="360"/>
+        <w:ind w:left="4320" w:hanging="360"/>
       </w:pPr>
       <w:rPr>
         <w:rFonts w:ascii="Wingdings" w:hAnsi="Wingdings" w:hint="default"/>
@@ -26260,7 +27818,7 @@
       <w:lvlText w:val=""/>
       <w:lvlJc w:val="left"/>
       <w:pPr>
-        <w:ind w:left="5820" w:hanging="360"/>
+        <w:ind w:left="5040" w:hanging="360"/>
       </w:pPr>
       <w:rPr>
         <w:rFonts w:ascii="Symbol" w:hAnsi="Symbol" w:hint="default"/>
@@ -26272,7 +27830,7 @@
       <w:lvlText w:val="o"/>
       <w:lvlJc w:val="left"/>
       <w:pPr>
-        <w:ind w:left="6540" w:hanging="360"/>
+        <w:ind w:left="5760" w:hanging="360"/>
       </w:pPr>
       <w:rPr>
         <w:rFonts w:ascii="Courier New" w:hAnsi="Courier New" w:cs="Courier New" w:hint="default"/>
@@ -26284,24 +27842,24 @@
       <w:lvlText w:val=""/>
       <w:lvlJc w:val="left"/>
       <w:pPr>
-        <w:ind w:left="7260" w:hanging="360"/>
+        <w:ind w:left="6480" w:hanging="360"/>
       </w:pPr>
       <w:rPr>
         <w:rFonts w:ascii="Wingdings" w:hAnsi="Wingdings" w:hint="default"/>
       </w:rPr>
     </w:lvl>
   </w:abstractNum>
-  <w:abstractNum w:abstractNumId="17" w15:restartNumberingAfterBreak="0">
-    <w:nsid w:val="5040655A"/>
+  <w:abstractNum w:abstractNumId="20" w15:restartNumberingAfterBreak="0">
+    <w:nsid w:val="4D992E15"/>
     <w:multiLevelType w:val="hybridMultilevel"/>
-    <w:tmpl w:val="7CCAE062"/>
+    <w:tmpl w:val="E5186C84"/>
     <w:lvl w:ilvl="0" w:tplc="04090001">
       <w:start w:val="1"/>
       <w:numFmt w:val="bullet"/>
       <w:lvlText w:val=""/>
       <w:lvlJc w:val="left"/>
       <w:pPr>
-        <w:ind w:left="1320" w:hanging="360"/>
+        <w:ind w:left="1500" w:hanging="360"/>
       </w:pPr>
       <w:rPr>
         <w:rFonts w:ascii="Symbol" w:hAnsi="Symbol" w:hint="default"/>
@@ -26313,7 +27871,7 @@
       <w:lvlText w:val="o"/>
       <w:lvlJc w:val="left"/>
       <w:pPr>
-        <w:ind w:left="2040" w:hanging="360"/>
+        <w:ind w:left="2220" w:hanging="360"/>
       </w:pPr>
       <w:rPr>
         <w:rFonts w:ascii="Courier New" w:hAnsi="Courier New" w:cs="Courier New" w:hint="default"/>
@@ -26325,7 +27883,7 @@
       <w:lvlText w:val=""/>
       <w:lvlJc w:val="left"/>
       <w:pPr>
-        <w:ind w:left="2760" w:hanging="360"/>
+        <w:ind w:left="2940" w:hanging="360"/>
       </w:pPr>
       <w:rPr>
         <w:rFonts w:ascii="Wingdings" w:hAnsi="Wingdings" w:hint="default"/>
@@ -26337,7 +27895,7 @@
       <w:lvlText w:val=""/>
       <w:lvlJc w:val="left"/>
       <w:pPr>
-        <w:ind w:left="3480" w:hanging="360"/>
+        <w:ind w:left="3660" w:hanging="360"/>
       </w:pPr>
       <w:rPr>
         <w:rFonts w:ascii="Symbol" w:hAnsi="Symbol" w:hint="default"/>
@@ -26349,7 +27907,7 @@
       <w:lvlText w:val="o"/>
       <w:lvlJc w:val="left"/>
       <w:pPr>
-        <w:ind w:left="4200" w:hanging="360"/>
+        <w:ind w:left="4380" w:hanging="360"/>
       </w:pPr>
       <w:rPr>
         <w:rFonts w:ascii="Courier New" w:hAnsi="Courier New" w:cs="Courier New" w:hint="default"/>
@@ -26361,7 +27919,7 @@
       <w:lvlText w:val=""/>
       <w:lvlJc w:val="left"/>
       <w:pPr>
-        <w:ind w:left="4920" w:hanging="360"/>
+        <w:ind w:left="5100" w:hanging="360"/>
       </w:pPr>
       <w:rPr>
         <w:rFonts w:ascii="Wingdings" w:hAnsi="Wingdings" w:hint="default"/>
@@ -26373,7 +27931,7 @@
       <w:lvlText w:val=""/>
       <w:lvlJc w:val="left"/>
       <w:pPr>
-        <w:ind w:left="5640" w:hanging="360"/>
+        <w:ind w:left="5820" w:hanging="360"/>
       </w:pPr>
       <w:rPr>
         <w:rFonts w:ascii="Symbol" w:hAnsi="Symbol" w:hint="default"/>
@@ -26385,7 +27943,7 @@
       <w:lvlText w:val="o"/>
       <w:lvlJc w:val="left"/>
       <w:pPr>
-        <w:ind w:left="6360" w:hanging="360"/>
+        <w:ind w:left="6540" w:hanging="360"/>
       </w:pPr>
       <w:rPr>
         <w:rFonts w:ascii="Courier New" w:hAnsi="Courier New" w:cs="Courier New" w:hint="default"/>
@@ -26397,14 +27955,466 @@
       <w:lvlText w:val=""/>
       <w:lvlJc w:val="left"/>
       <w:pPr>
-        <w:ind w:left="7080" w:hanging="360"/>
+        <w:ind w:left="7260" w:hanging="360"/>
       </w:pPr>
       <w:rPr>
         <w:rFonts w:ascii="Wingdings" w:hAnsi="Wingdings" w:hint="default"/>
       </w:rPr>
     </w:lvl>
   </w:abstractNum>
-  <w:abstractNum w:abstractNumId="18" w15:restartNumberingAfterBreak="0">
+  <w:abstractNum w:abstractNumId="21" w15:restartNumberingAfterBreak="0">
+    <w:nsid w:val="5040655A"/>
+    <w:multiLevelType w:val="hybridMultilevel"/>
+    <w:tmpl w:val="7CCAE062"/>
+    <w:lvl w:ilvl="0" w:tplc="04090001">
+      <w:start w:val="1"/>
+      <w:numFmt w:val="bullet"/>
+      <w:lvlText w:val=""/>
+      <w:lvlJc w:val="left"/>
+      <w:pPr>
+        <w:ind w:left="1320" w:hanging="360"/>
+      </w:pPr>
+      <w:rPr>
+        <w:rFonts w:ascii="Symbol" w:hAnsi="Symbol" w:hint="default"/>
+      </w:rPr>
+    </w:lvl>
+    <w:lvl w:ilvl="1" w:tplc="04090003" w:tentative="1">
+      <w:start w:val="1"/>
+      <w:numFmt w:val="bullet"/>
+      <w:lvlText w:val="o"/>
+      <w:lvlJc w:val="left"/>
+      <w:pPr>
+        <w:ind w:left="2040" w:hanging="360"/>
+      </w:pPr>
+      <w:rPr>
+        <w:rFonts w:ascii="Courier New" w:hAnsi="Courier New" w:cs="Courier New" w:hint="default"/>
+      </w:rPr>
+    </w:lvl>
+    <w:lvl w:ilvl="2" w:tplc="04090005" w:tentative="1">
+      <w:start w:val="1"/>
+      <w:numFmt w:val="bullet"/>
+      <w:lvlText w:val=""/>
+      <w:lvlJc w:val="left"/>
+      <w:pPr>
+        <w:ind w:left="2760" w:hanging="360"/>
+      </w:pPr>
+      <w:rPr>
+        <w:rFonts w:ascii="Wingdings" w:hAnsi="Wingdings" w:hint="default"/>
+      </w:rPr>
+    </w:lvl>
+    <w:lvl w:ilvl="3" w:tplc="04090001" w:tentative="1">
+      <w:start w:val="1"/>
+      <w:numFmt w:val="bullet"/>
+      <w:lvlText w:val=""/>
+      <w:lvlJc w:val="left"/>
+      <w:pPr>
+        <w:ind w:left="3480" w:hanging="360"/>
+      </w:pPr>
+      <w:rPr>
+        <w:rFonts w:ascii="Symbol" w:hAnsi="Symbol" w:hint="default"/>
+      </w:rPr>
+    </w:lvl>
+    <w:lvl w:ilvl="4" w:tplc="04090003" w:tentative="1">
+      <w:start w:val="1"/>
+      <w:numFmt w:val="bullet"/>
+      <w:lvlText w:val="o"/>
+      <w:lvlJc w:val="left"/>
+      <w:pPr>
+        <w:ind w:left="4200" w:hanging="360"/>
+      </w:pPr>
+      <w:rPr>
+        <w:rFonts w:ascii="Courier New" w:hAnsi="Courier New" w:cs="Courier New" w:hint="default"/>
+      </w:rPr>
+    </w:lvl>
+    <w:lvl w:ilvl="5" w:tplc="04090005" w:tentative="1">
+      <w:start w:val="1"/>
+      <w:numFmt w:val="bullet"/>
+      <w:lvlText w:val=""/>
+      <w:lvlJc w:val="left"/>
+      <w:pPr>
+        <w:ind w:left="4920" w:hanging="360"/>
+      </w:pPr>
+      <w:rPr>
+        <w:rFonts w:ascii="Wingdings" w:hAnsi="Wingdings" w:hint="default"/>
+      </w:rPr>
+    </w:lvl>
+    <w:lvl w:ilvl="6" w:tplc="04090001" w:tentative="1">
+      <w:start w:val="1"/>
+      <w:numFmt w:val="bullet"/>
+      <w:lvlText w:val=""/>
+      <w:lvlJc w:val="left"/>
+      <w:pPr>
+        <w:ind w:left="5640" w:hanging="360"/>
+      </w:pPr>
+      <w:rPr>
+        <w:rFonts w:ascii="Symbol" w:hAnsi="Symbol" w:hint="default"/>
+      </w:rPr>
+    </w:lvl>
+    <w:lvl w:ilvl="7" w:tplc="04090003" w:tentative="1">
+      <w:start w:val="1"/>
+      <w:numFmt w:val="bullet"/>
+      <w:lvlText w:val="o"/>
+      <w:lvlJc w:val="left"/>
+      <w:pPr>
+        <w:ind w:left="6360" w:hanging="360"/>
+      </w:pPr>
+      <w:rPr>
+        <w:rFonts w:ascii="Courier New" w:hAnsi="Courier New" w:cs="Courier New" w:hint="default"/>
+      </w:rPr>
+    </w:lvl>
+    <w:lvl w:ilvl="8" w:tplc="04090005" w:tentative="1">
+      <w:start w:val="1"/>
+      <w:numFmt w:val="bullet"/>
+      <w:lvlText w:val=""/>
+      <w:lvlJc w:val="left"/>
+      <w:pPr>
+        <w:ind w:left="7080" w:hanging="360"/>
+      </w:pPr>
+      <w:rPr>
+        <w:rFonts w:ascii="Wingdings" w:hAnsi="Wingdings" w:hint="default"/>
+      </w:rPr>
+    </w:lvl>
+  </w:abstractNum>
+  <w:abstractNum w:abstractNumId="22" w15:restartNumberingAfterBreak="0">
+    <w:nsid w:val="517D74E8"/>
+    <w:multiLevelType w:val="hybridMultilevel"/>
+    <w:tmpl w:val="7EBED600"/>
+    <w:lvl w:ilvl="0" w:tplc="04090001">
+      <w:start w:val="1"/>
+      <w:numFmt w:val="bullet"/>
+      <w:lvlText w:val=""/>
+      <w:lvlJc w:val="left"/>
+      <w:pPr>
+        <w:ind w:left="720" w:hanging="360"/>
+      </w:pPr>
+      <w:rPr>
+        <w:rFonts w:ascii="Symbol" w:hAnsi="Symbol" w:hint="default"/>
+      </w:rPr>
+    </w:lvl>
+    <w:lvl w:ilvl="1" w:tplc="04090003" w:tentative="1">
+      <w:start w:val="1"/>
+      <w:numFmt w:val="bullet"/>
+      <w:lvlText w:val="o"/>
+      <w:lvlJc w:val="left"/>
+      <w:pPr>
+        <w:ind w:left="1440" w:hanging="360"/>
+      </w:pPr>
+      <w:rPr>
+        <w:rFonts w:ascii="Courier New" w:hAnsi="Courier New" w:cs="Courier New" w:hint="default"/>
+      </w:rPr>
+    </w:lvl>
+    <w:lvl w:ilvl="2" w:tplc="04090005" w:tentative="1">
+      <w:start w:val="1"/>
+      <w:numFmt w:val="bullet"/>
+      <w:lvlText w:val=""/>
+      <w:lvlJc w:val="left"/>
+      <w:pPr>
+        <w:ind w:left="2160" w:hanging="360"/>
+      </w:pPr>
+      <w:rPr>
+        <w:rFonts w:ascii="Wingdings" w:hAnsi="Wingdings" w:hint="default"/>
+      </w:rPr>
+    </w:lvl>
+    <w:lvl w:ilvl="3" w:tplc="04090001" w:tentative="1">
+      <w:start w:val="1"/>
+      <w:numFmt w:val="bullet"/>
+      <w:lvlText w:val=""/>
+      <w:lvlJc w:val="left"/>
+      <w:pPr>
+        <w:ind w:left="2880" w:hanging="360"/>
+      </w:pPr>
+      <w:rPr>
+        <w:rFonts w:ascii="Symbol" w:hAnsi="Symbol" w:hint="default"/>
+      </w:rPr>
+    </w:lvl>
+    <w:lvl w:ilvl="4" w:tplc="04090003" w:tentative="1">
+      <w:start w:val="1"/>
+      <w:numFmt w:val="bullet"/>
+      <w:lvlText w:val="o"/>
+      <w:lvlJc w:val="left"/>
+      <w:pPr>
+        <w:ind w:left="3600" w:hanging="360"/>
+      </w:pPr>
+      <w:rPr>
+        <w:rFonts w:ascii="Courier New" w:hAnsi="Courier New" w:cs="Courier New" w:hint="default"/>
+      </w:rPr>
+    </w:lvl>
+    <w:lvl w:ilvl="5" w:tplc="04090005" w:tentative="1">
+      <w:start w:val="1"/>
+      <w:numFmt w:val="bullet"/>
+      <w:lvlText w:val=""/>
+      <w:lvlJc w:val="left"/>
+      <w:pPr>
+        <w:ind w:left="4320" w:hanging="360"/>
+      </w:pPr>
+      <w:rPr>
+        <w:rFonts w:ascii="Wingdings" w:hAnsi="Wingdings" w:hint="default"/>
+      </w:rPr>
+    </w:lvl>
+    <w:lvl w:ilvl="6" w:tplc="04090001" w:tentative="1">
+      <w:start w:val="1"/>
+      <w:numFmt w:val="bullet"/>
+      <w:lvlText w:val=""/>
+      <w:lvlJc w:val="left"/>
+      <w:pPr>
+        <w:ind w:left="5040" w:hanging="360"/>
+      </w:pPr>
+      <w:rPr>
+        <w:rFonts w:ascii="Symbol" w:hAnsi="Symbol" w:hint="default"/>
+      </w:rPr>
+    </w:lvl>
+    <w:lvl w:ilvl="7" w:tplc="04090003" w:tentative="1">
+      <w:start w:val="1"/>
+      <w:numFmt w:val="bullet"/>
+      <w:lvlText w:val="o"/>
+      <w:lvlJc w:val="left"/>
+      <w:pPr>
+        <w:ind w:left="5760" w:hanging="360"/>
+      </w:pPr>
+      <w:rPr>
+        <w:rFonts w:ascii="Courier New" w:hAnsi="Courier New" w:cs="Courier New" w:hint="default"/>
+      </w:rPr>
+    </w:lvl>
+    <w:lvl w:ilvl="8" w:tplc="04090005" w:tentative="1">
+      <w:start w:val="1"/>
+      <w:numFmt w:val="bullet"/>
+      <w:lvlText w:val=""/>
+      <w:lvlJc w:val="left"/>
+      <w:pPr>
+        <w:ind w:left="6480" w:hanging="360"/>
+      </w:pPr>
+      <w:rPr>
+        <w:rFonts w:ascii="Wingdings" w:hAnsi="Wingdings" w:hint="default"/>
+      </w:rPr>
+    </w:lvl>
+  </w:abstractNum>
+  <w:abstractNum w:abstractNumId="23" w15:restartNumberingAfterBreak="0">
+    <w:nsid w:val="53B173FB"/>
+    <w:multiLevelType w:val="hybridMultilevel"/>
+    <w:tmpl w:val="4AC2647E"/>
+    <w:lvl w:ilvl="0" w:tplc="04090001">
+      <w:start w:val="1"/>
+      <w:numFmt w:val="bullet"/>
+      <w:lvlText w:val=""/>
+      <w:lvlJc w:val="left"/>
+      <w:pPr>
+        <w:ind w:left="1080" w:hanging="360"/>
+      </w:pPr>
+      <w:rPr>
+        <w:rFonts w:ascii="Symbol" w:hAnsi="Symbol" w:hint="default"/>
+      </w:rPr>
+    </w:lvl>
+    <w:lvl w:ilvl="1" w:tplc="04090003" w:tentative="1">
+      <w:start w:val="1"/>
+      <w:numFmt w:val="bullet"/>
+      <w:lvlText w:val="o"/>
+      <w:lvlJc w:val="left"/>
+      <w:pPr>
+        <w:ind w:left="1800" w:hanging="360"/>
+      </w:pPr>
+      <w:rPr>
+        <w:rFonts w:ascii="Courier New" w:hAnsi="Courier New" w:cs="Courier New" w:hint="default"/>
+      </w:rPr>
+    </w:lvl>
+    <w:lvl w:ilvl="2" w:tplc="04090005" w:tentative="1">
+      <w:start w:val="1"/>
+      <w:numFmt w:val="bullet"/>
+      <w:lvlText w:val=""/>
+      <w:lvlJc w:val="left"/>
+      <w:pPr>
+        <w:ind w:left="2520" w:hanging="360"/>
+      </w:pPr>
+      <w:rPr>
+        <w:rFonts w:ascii="Wingdings" w:hAnsi="Wingdings" w:hint="default"/>
+      </w:rPr>
+    </w:lvl>
+    <w:lvl w:ilvl="3" w:tplc="04090001" w:tentative="1">
+      <w:start w:val="1"/>
+      <w:numFmt w:val="bullet"/>
+      <w:lvlText w:val=""/>
+      <w:lvlJc w:val="left"/>
+      <w:pPr>
+        <w:ind w:left="3240" w:hanging="360"/>
+      </w:pPr>
+      <w:rPr>
+        <w:rFonts w:ascii="Symbol" w:hAnsi="Symbol" w:hint="default"/>
+      </w:rPr>
+    </w:lvl>
+    <w:lvl w:ilvl="4" w:tplc="04090003" w:tentative="1">
+      <w:start w:val="1"/>
+      <w:numFmt w:val="bullet"/>
+      <w:lvlText w:val="o"/>
+      <w:lvlJc w:val="left"/>
+      <w:pPr>
+        <w:ind w:left="3960" w:hanging="360"/>
+      </w:pPr>
+      <w:rPr>
+        <w:rFonts w:ascii="Courier New" w:hAnsi="Courier New" w:cs="Courier New" w:hint="default"/>
+      </w:rPr>
+    </w:lvl>
+    <w:lvl w:ilvl="5" w:tplc="04090005" w:tentative="1">
+      <w:start w:val="1"/>
+      <w:numFmt w:val="bullet"/>
+      <w:lvlText w:val=""/>
+      <w:lvlJc w:val="left"/>
+      <w:pPr>
+        <w:ind w:left="4680" w:hanging="360"/>
+      </w:pPr>
+      <w:rPr>
+        <w:rFonts w:ascii="Wingdings" w:hAnsi="Wingdings" w:hint="default"/>
+      </w:rPr>
+    </w:lvl>
+    <w:lvl w:ilvl="6" w:tplc="04090001" w:tentative="1">
+      <w:start w:val="1"/>
+      <w:numFmt w:val="bullet"/>
+      <w:lvlText w:val=""/>
+      <w:lvlJc w:val="left"/>
+      <w:pPr>
+        <w:ind w:left="5400" w:hanging="360"/>
+      </w:pPr>
+      <w:rPr>
+        <w:rFonts w:ascii="Symbol" w:hAnsi="Symbol" w:hint="default"/>
+      </w:rPr>
+    </w:lvl>
+    <w:lvl w:ilvl="7" w:tplc="04090003" w:tentative="1">
+      <w:start w:val="1"/>
+      <w:numFmt w:val="bullet"/>
+      <w:lvlText w:val="o"/>
+      <w:lvlJc w:val="left"/>
+      <w:pPr>
+        <w:ind w:left="6120" w:hanging="360"/>
+      </w:pPr>
+      <w:rPr>
+        <w:rFonts w:ascii="Courier New" w:hAnsi="Courier New" w:cs="Courier New" w:hint="default"/>
+      </w:rPr>
+    </w:lvl>
+    <w:lvl w:ilvl="8" w:tplc="04090005" w:tentative="1">
+      <w:start w:val="1"/>
+      <w:numFmt w:val="bullet"/>
+      <w:lvlText w:val=""/>
+      <w:lvlJc w:val="left"/>
+      <w:pPr>
+        <w:ind w:left="6840" w:hanging="360"/>
+      </w:pPr>
+      <w:rPr>
+        <w:rFonts w:ascii="Wingdings" w:hAnsi="Wingdings" w:hint="default"/>
+      </w:rPr>
+    </w:lvl>
+  </w:abstractNum>
+  <w:abstractNum w:abstractNumId="24" w15:restartNumberingAfterBreak="0">
+    <w:nsid w:val="59ED218F"/>
+    <w:multiLevelType w:val="hybridMultilevel"/>
+    <w:tmpl w:val="27123E78"/>
+    <w:lvl w:ilvl="0" w:tplc="04090001">
+      <w:start w:val="1"/>
+      <w:numFmt w:val="bullet"/>
+      <w:lvlText w:val=""/>
+      <w:lvlJc w:val="left"/>
+      <w:pPr>
+        <w:ind w:left="720" w:hanging="360"/>
+      </w:pPr>
+      <w:rPr>
+        <w:rFonts w:ascii="Symbol" w:hAnsi="Symbol" w:hint="default"/>
+      </w:rPr>
+    </w:lvl>
+    <w:lvl w:ilvl="1" w:tplc="04090003" w:tentative="1">
+      <w:start w:val="1"/>
+      <w:numFmt w:val="bullet"/>
+      <w:lvlText w:val="o"/>
+      <w:lvlJc w:val="left"/>
+      <w:pPr>
+        <w:ind w:left="1440" w:hanging="360"/>
+      </w:pPr>
+      <w:rPr>
+        <w:rFonts w:ascii="Courier New" w:hAnsi="Courier New" w:cs="Courier New" w:hint="default"/>
+      </w:rPr>
+    </w:lvl>
+    <w:lvl w:ilvl="2" w:tplc="04090005" w:tentative="1">
+      <w:start w:val="1"/>
+      <w:numFmt w:val="bullet"/>
+      <w:lvlText w:val=""/>
+      <w:lvlJc w:val="left"/>
+      <w:pPr>
+        <w:ind w:left="2160" w:hanging="360"/>
+      </w:pPr>
+      <w:rPr>
+        <w:rFonts w:ascii="Wingdings" w:hAnsi="Wingdings" w:hint="default"/>
+      </w:rPr>
+    </w:lvl>
+    <w:lvl w:ilvl="3" w:tplc="04090001" w:tentative="1">
+      <w:start w:val="1"/>
+      <w:numFmt w:val="bullet"/>
+      <w:lvlText w:val=""/>
+      <w:lvlJc w:val="left"/>
+      <w:pPr>
+        <w:ind w:left="2880" w:hanging="360"/>
+      </w:pPr>
+      <w:rPr>
+        <w:rFonts w:ascii="Symbol" w:hAnsi="Symbol" w:hint="default"/>
+      </w:rPr>
+    </w:lvl>
+    <w:lvl w:ilvl="4" w:tplc="04090003" w:tentative="1">
+      <w:start w:val="1"/>
+      <w:numFmt w:val="bullet"/>
+      <w:lvlText w:val="o"/>
+      <w:lvlJc w:val="left"/>
+      <w:pPr>
+        <w:ind w:left="3600" w:hanging="360"/>
+      </w:pPr>
+      <w:rPr>
+        <w:rFonts w:ascii="Courier New" w:hAnsi="Courier New" w:cs="Courier New" w:hint="default"/>
+      </w:rPr>
+    </w:lvl>
+    <w:lvl w:ilvl="5" w:tplc="04090005" w:tentative="1">
+      <w:start w:val="1"/>
+      <w:numFmt w:val="bullet"/>
+      <w:lvlText w:val=""/>
+      <w:lvlJc w:val="left"/>
+      <w:pPr>
+        <w:ind w:left="4320" w:hanging="360"/>
+      </w:pPr>
+      <w:rPr>
+        <w:rFonts w:ascii="Wingdings" w:hAnsi="Wingdings" w:hint="default"/>
+      </w:rPr>
+    </w:lvl>
+    <w:lvl w:ilvl="6" w:tplc="04090001" w:tentative="1">
+      <w:start w:val="1"/>
+      <w:numFmt w:val="bullet"/>
+      <w:lvlText w:val=""/>
+      <w:lvlJc w:val="left"/>
+      <w:pPr>
+        <w:ind w:left="5040" w:hanging="360"/>
+      </w:pPr>
+      <w:rPr>
+        <w:rFonts w:ascii="Symbol" w:hAnsi="Symbol" w:hint="default"/>
+      </w:rPr>
+    </w:lvl>
+    <w:lvl w:ilvl="7" w:tplc="04090003" w:tentative="1">
+      <w:start w:val="1"/>
+      <w:numFmt w:val="bullet"/>
+      <w:lvlText w:val="o"/>
+      <w:lvlJc w:val="left"/>
+      <w:pPr>
+        <w:ind w:left="5760" w:hanging="360"/>
+      </w:pPr>
+      <w:rPr>
+        <w:rFonts w:ascii="Courier New" w:hAnsi="Courier New" w:cs="Courier New" w:hint="default"/>
+      </w:rPr>
+    </w:lvl>
+    <w:lvl w:ilvl="8" w:tplc="04090005" w:tentative="1">
+      <w:start w:val="1"/>
+      <w:numFmt w:val="bullet"/>
+      <w:lvlText w:val=""/>
+      <w:lvlJc w:val="left"/>
+      <w:pPr>
+        <w:ind w:left="6480" w:hanging="360"/>
+      </w:pPr>
+      <w:rPr>
+        <w:rFonts w:ascii="Wingdings" w:hAnsi="Wingdings" w:hint="default"/>
+      </w:rPr>
+    </w:lvl>
+  </w:abstractNum>
+  <w:abstractNum w:abstractNumId="25" w15:restartNumberingAfterBreak="0">
     <w:nsid w:val="5CFD2A3F"/>
     <w:multiLevelType w:val="hybridMultilevel"/>
     <w:tmpl w:val="74B6EB28"/>
@@ -26517,7 +28527,346 @@
       </w:rPr>
     </w:lvl>
   </w:abstractNum>
-  <w:abstractNum w:abstractNumId="19" w15:restartNumberingAfterBreak="0">
+  <w:abstractNum w:abstractNumId="26" w15:restartNumberingAfterBreak="0">
+    <w:nsid w:val="6077727C"/>
+    <w:multiLevelType w:val="hybridMultilevel"/>
+    <w:tmpl w:val="93BE64A4"/>
+    <w:lvl w:ilvl="0" w:tplc="04090001">
+      <w:start w:val="1"/>
+      <w:numFmt w:val="bullet"/>
+      <w:lvlText w:val=""/>
+      <w:lvlJc w:val="left"/>
+      <w:pPr>
+        <w:ind w:left="720" w:hanging="360"/>
+      </w:pPr>
+      <w:rPr>
+        <w:rFonts w:ascii="Symbol" w:hAnsi="Symbol" w:hint="default"/>
+      </w:rPr>
+    </w:lvl>
+    <w:lvl w:ilvl="1" w:tplc="04090003" w:tentative="1">
+      <w:start w:val="1"/>
+      <w:numFmt w:val="bullet"/>
+      <w:lvlText w:val="o"/>
+      <w:lvlJc w:val="left"/>
+      <w:pPr>
+        <w:ind w:left="1440" w:hanging="360"/>
+      </w:pPr>
+      <w:rPr>
+        <w:rFonts w:ascii="Courier New" w:hAnsi="Courier New" w:cs="Courier New" w:hint="default"/>
+      </w:rPr>
+    </w:lvl>
+    <w:lvl w:ilvl="2" w:tplc="04090005" w:tentative="1">
+      <w:start w:val="1"/>
+      <w:numFmt w:val="bullet"/>
+      <w:lvlText w:val=""/>
+      <w:lvlJc w:val="left"/>
+      <w:pPr>
+        <w:ind w:left="2160" w:hanging="360"/>
+      </w:pPr>
+      <w:rPr>
+        <w:rFonts w:ascii="Wingdings" w:hAnsi="Wingdings" w:hint="default"/>
+      </w:rPr>
+    </w:lvl>
+    <w:lvl w:ilvl="3" w:tplc="04090001" w:tentative="1">
+      <w:start w:val="1"/>
+      <w:numFmt w:val="bullet"/>
+      <w:lvlText w:val=""/>
+      <w:lvlJc w:val="left"/>
+      <w:pPr>
+        <w:ind w:left="2880" w:hanging="360"/>
+      </w:pPr>
+      <w:rPr>
+        <w:rFonts w:ascii="Symbol" w:hAnsi="Symbol" w:hint="default"/>
+      </w:rPr>
+    </w:lvl>
+    <w:lvl w:ilvl="4" w:tplc="04090003" w:tentative="1">
+      <w:start w:val="1"/>
+      <w:numFmt w:val="bullet"/>
+      <w:lvlText w:val="o"/>
+      <w:lvlJc w:val="left"/>
+      <w:pPr>
+        <w:ind w:left="3600" w:hanging="360"/>
+      </w:pPr>
+      <w:rPr>
+        <w:rFonts w:ascii="Courier New" w:hAnsi="Courier New" w:cs="Courier New" w:hint="default"/>
+      </w:rPr>
+    </w:lvl>
+    <w:lvl w:ilvl="5" w:tplc="04090005" w:tentative="1">
+      <w:start w:val="1"/>
+      <w:numFmt w:val="bullet"/>
+      <w:lvlText w:val=""/>
+      <w:lvlJc w:val="left"/>
+      <w:pPr>
+        <w:ind w:left="4320" w:hanging="360"/>
+      </w:pPr>
+      <w:rPr>
+        <w:rFonts w:ascii="Wingdings" w:hAnsi="Wingdings" w:hint="default"/>
+      </w:rPr>
+    </w:lvl>
+    <w:lvl w:ilvl="6" w:tplc="04090001" w:tentative="1">
+      <w:start w:val="1"/>
+      <w:numFmt w:val="bullet"/>
+      <w:lvlText w:val=""/>
+      <w:lvlJc w:val="left"/>
+      <w:pPr>
+        <w:ind w:left="5040" w:hanging="360"/>
+      </w:pPr>
+      <w:rPr>
+        <w:rFonts w:ascii="Symbol" w:hAnsi="Symbol" w:hint="default"/>
+      </w:rPr>
+    </w:lvl>
+    <w:lvl w:ilvl="7" w:tplc="04090003" w:tentative="1">
+      <w:start w:val="1"/>
+      <w:numFmt w:val="bullet"/>
+      <w:lvlText w:val="o"/>
+      <w:lvlJc w:val="left"/>
+      <w:pPr>
+        <w:ind w:left="5760" w:hanging="360"/>
+      </w:pPr>
+      <w:rPr>
+        <w:rFonts w:ascii="Courier New" w:hAnsi="Courier New" w:cs="Courier New" w:hint="default"/>
+      </w:rPr>
+    </w:lvl>
+    <w:lvl w:ilvl="8" w:tplc="04090005" w:tentative="1">
+      <w:start w:val="1"/>
+      <w:numFmt w:val="bullet"/>
+      <w:lvlText w:val=""/>
+      <w:lvlJc w:val="left"/>
+      <w:pPr>
+        <w:ind w:left="6480" w:hanging="360"/>
+      </w:pPr>
+      <w:rPr>
+        <w:rFonts w:ascii="Wingdings" w:hAnsi="Wingdings" w:hint="default"/>
+      </w:rPr>
+    </w:lvl>
+  </w:abstractNum>
+  <w:abstractNum w:abstractNumId="27" w15:restartNumberingAfterBreak="0">
+    <w:nsid w:val="64694F73"/>
+    <w:multiLevelType w:val="hybridMultilevel"/>
+    <w:tmpl w:val="4CAA8E70"/>
+    <w:lvl w:ilvl="0" w:tplc="04090001">
+      <w:start w:val="1"/>
+      <w:numFmt w:val="bullet"/>
+      <w:lvlText w:val=""/>
+      <w:lvlJc w:val="left"/>
+      <w:pPr>
+        <w:ind w:left="720" w:hanging="360"/>
+      </w:pPr>
+      <w:rPr>
+        <w:rFonts w:ascii="Symbol" w:hAnsi="Symbol" w:hint="default"/>
+      </w:rPr>
+    </w:lvl>
+    <w:lvl w:ilvl="1" w:tplc="04090003" w:tentative="1">
+      <w:start w:val="1"/>
+      <w:numFmt w:val="bullet"/>
+      <w:lvlText w:val="o"/>
+      <w:lvlJc w:val="left"/>
+      <w:pPr>
+        <w:ind w:left="1440" w:hanging="360"/>
+      </w:pPr>
+      <w:rPr>
+        <w:rFonts w:ascii="Courier New" w:hAnsi="Courier New" w:cs="Courier New" w:hint="default"/>
+      </w:rPr>
+    </w:lvl>
+    <w:lvl w:ilvl="2" w:tplc="04090005" w:tentative="1">
+      <w:start w:val="1"/>
+      <w:numFmt w:val="bullet"/>
+      <w:lvlText w:val=""/>
+      <w:lvlJc w:val="left"/>
+      <w:pPr>
+        <w:ind w:left="2160" w:hanging="360"/>
+      </w:pPr>
+      <w:rPr>
+        <w:rFonts w:ascii="Wingdings" w:hAnsi="Wingdings" w:hint="default"/>
+      </w:rPr>
+    </w:lvl>
+    <w:lvl w:ilvl="3" w:tplc="04090001" w:tentative="1">
+      <w:start w:val="1"/>
+      <w:numFmt w:val="bullet"/>
+      <w:lvlText w:val=""/>
+      <w:lvlJc w:val="left"/>
+      <w:pPr>
+        <w:ind w:left="2880" w:hanging="360"/>
+      </w:pPr>
+      <w:rPr>
+        <w:rFonts w:ascii="Symbol" w:hAnsi="Symbol" w:hint="default"/>
+      </w:rPr>
+    </w:lvl>
+    <w:lvl w:ilvl="4" w:tplc="04090003" w:tentative="1">
+      <w:start w:val="1"/>
+      <w:numFmt w:val="bullet"/>
+      <w:lvlText w:val="o"/>
+      <w:lvlJc w:val="left"/>
+      <w:pPr>
+        <w:ind w:left="3600" w:hanging="360"/>
+      </w:pPr>
+      <w:rPr>
+        <w:rFonts w:ascii="Courier New" w:hAnsi="Courier New" w:cs="Courier New" w:hint="default"/>
+      </w:rPr>
+    </w:lvl>
+    <w:lvl w:ilvl="5" w:tplc="04090005" w:tentative="1">
+      <w:start w:val="1"/>
+      <w:numFmt w:val="bullet"/>
+      <w:lvlText w:val=""/>
+      <w:lvlJc w:val="left"/>
+      <w:pPr>
+        <w:ind w:left="4320" w:hanging="360"/>
+      </w:pPr>
+      <w:rPr>
+        <w:rFonts w:ascii="Wingdings" w:hAnsi="Wingdings" w:hint="default"/>
+      </w:rPr>
+    </w:lvl>
+    <w:lvl w:ilvl="6" w:tplc="04090001" w:tentative="1">
+      <w:start w:val="1"/>
+      <w:numFmt w:val="bullet"/>
+      <w:lvlText w:val=""/>
+      <w:lvlJc w:val="left"/>
+      <w:pPr>
+        <w:ind w:left="5040" w:hanging="360"/>
+      </w:pPr>
+      <w:rPr>
+        <w:rFonts w:ascii="Symbol" w:hAnsi="Symbol" w:hint="default"/>
+      </w:rPr>
+    </w:lvl>
+    <w:lvl w:ilvl="7" w:tplc="04090003" w:tentative="1">
+      <w:start w:val="1"/>
+      <w:numFmt w:val="bullet"/>
+      <w:lvlText w:val="o"/>
+      <w:lvlJc w:val="left"/>
+      <w:pPr>
+        <w:ind w:left="5760" w:hanging="360"/>
+      </w:pPr>
+      <w:rPr>
+        <w:rFonts w:ascii="Courier New" w:hAnsi="Courier New" w:cs="Courier New" w:hint="default"/>
+      </w:rPr>
+    </w:lvl>
+    <w:lvl w:ilvl="8" w:tplc="04090005" w:tentative="1">
+      <w:start w:val="1"/>
+      <w:numFmt w:val="bullet"/>
+      <w:lvlText w:val=""/>
+      <w:lvlJc w:val="left"/>
+      <w:pPr>
+        <w:ind w:left="6480" w:hanging="360"/>
+      </w:pPr>
+      <w:rPr>
+        <w:rFonts w:ascii="Wingdings" w:hAnsi="Wingdings" w:hint="default"/>
+      </w:rPr>
+    </w:lvl>
+  </w:abstractNum>
+  <w:abstractNum w:abstractNumId="28" w15:restartNumberingAfterBreak="0">
+    <w:nsid w:val="6575186F"/>
+    <w:multiLevelType w:val="hybridMultilevel"/>
+    <w:tmpl w:val="434E5A36"/>
+    <w:lvl w:ilvl="0" w:tplc="04090001">
+      <w:start w:val="1"/>
+      <w:numFmt w:val="bullet"/>
+      <w:lvlText w:val=""/>
+      <w:lvlJc w:val="left"/>
+      <w:pPr>
+        <w:ind w:left="720" w:hanging="360"/>
+      </w:pPr>
+      <w:rPr>
+        <w:rFonts w:ascii="Symbol" w:hAnsi="Symbol" w:hint="default"/>
+      </w:rPr>
+    </w:lvl>
+    <w:lvl w:ilvl="1" w:tplc="04090003" w:tentative="1">
+      <w:start w:val="1"/>
+      <w:numFmt w:val="bullet"/>
+      <w:lvlText w:val="o"/>
+      <w:lvlJc w:val="left"/>
+      <w:pPr>
+        <w:ind w:left="1440" w:hanging="360"/>
+      </w:pPr>
+      <w:rPr>
+        <w:rFonts w:ascii="Courier New" w:hAnsi="Courier New" w:cs="Courier New" w:hint="default"/>
+      </w:rPr>
+    </w:lvl>
+    <w:lvl w:ilvl="2" w:tplc="04090005" w:tentative="1">
+      <w:start w:val="1"/>
+      <w:numFmt w:val="bullet"/>
+      <w:lvlText w:val=""/>
+      <w:lvlJc w:val="left"/>
+      <w:pPr>
+        <w:ind w:left="2160" w:hanging="360"/>
+      </w:pPr>
+      <w:rPr>
+        <w:rFonts w:ascii="Wingdings" w:hAnsi="Wingdings" w:hint="default"/>
+      </w:rPr>
+    </w:lvl>
+    <w:lvl w:ilvl="3" w:tplc="04090001" w:tentative="1">
+      <w:start w:val="1"/>
+      <w:numFmt w:val="bullet"/>
+      <w:lvlText w:val=""/>
+      <w:lvlJc w:val="left"/>
+      <w:pPr>
+        <w:ind w:left="2880" w:hanging="360"/>
+      </w:pPr>
+      <w:rPr>
+        <w:rFonts w:ascii="Symbol" w:hAnsi="Symbol" w:hint="default"/>
+      </w:rPr>
+    </w:lvl>
+    <w:lvl w:ilvl="4" w:tplc="04090003" w:tentative="1">
+      <w:start w:val="1"/>
+      <w:numFmt w:val="bullet"/>
+      <w:lvlText w:val="o"/>
+      <w:lvlJc w:val="left"/>
+      <w:pPr>
+        <w:ind w:left="3600" w:hanging="360"/>
+      </w:pPr>
+      <w:rPr>
+        <w:rFonts w:ascii="Courier New" w:hAnsi="Courier New" w:cs="Courier New" w:hint="default"/>
+      </w:rPr>
+    </w:lvl>
+    <w:lvl w:ilvl="5" w:tplc="04090005" w:tentative="1">
+      <w:start w:val="1"/>
+      <w:numFmt w:val="bullet"/>
+      <w:lvlText w:val=""/>
+      <w:lvlJc w:val="left"/>
+      <w:pPr>
+        <w:ind w:left="4320" w:hanging="360"/>
+      </w:pPr>
+      <w:rPr>
+        <w:rFonts w:ascii="Wingdings" w:hAnsi="Wingdings" w:hint="default"/>
+      </w:rPr>
+    </w:lvl>
+    <w:lvl w:ilvl="6" w:tplc="04090001" w:tentative="1">
+      <w:start w:val="1"/>
+      <w:numFmt w:val="bullet"/>
+      <w:lvlText w:val=""/>
+      <w:lvlJc w:val="left"/>
+      <w:pPr>
+        <w:ind w:left="5040" w:hanging="360"/>
+      </w:pPr>
+      <w:rPr>
+        <w:rFonts w:ascii="Symbol" w:hAnsi="Symbol" w:hint="default"/>
+      </w:rPr>
+    </w:lvl>
+    <w:lvl w:ilvl="7" w:tplc="04090003" w:tentative="1">
+      <w:start w:val="1"/>
+      <w:numFmt w:val="bullet"/>
+      <w:lvlText w:val="o"/>
+      <w:lvlJc w:val="left"/>
+      <w:pPr>
+        <w:ind w:left="5760" w:hanging="360"/>
+      </w:pPr>
+      <w:rPr>
+        <w:rFonts w:ascii="Courier New" w:hAnsi="Courier New" w:cs="Courier New" w:hint="default"/>
+      </w:rPr>
+    </w:lvl>
+    <w:lvl w:ilvl="8" w:tplc="04090005" w:tentative="1">
+      <w:start w:val="1"/>
+      <w:numFmt w:val="bullet"/>
+      <w:lvlText w:val=""/>
+      <w:lvlJc w:val="left"/>
+      <w:pPr>
+        <w:ind w:left="6480" w:hanging="360"/>
+      </w:pPr>
+      <w:rPr>
+        <w:rFonts w:ascii="Wingdings" w:hAnsi="Wingdings" w:hint="default"/>
+      </w:rPr>
+    </w:lvl>
+  </w:abstractNum>
+  <w:abstractNum w:abstractNumId="29" w15:restartNumberingAfterBreak="0">
     <w:nsid w:val="6B601ACF"/>
     <w:multiLevelType w:val="hybridMultilevel"/>
     <w:tmpl w:val="392EE730"/>
@@ -26630,103 +28979,17 @@
       </w:rPr>
     </w:lvl>
   </w:abstractNum>
-  <w:abstractNum w:abstractNumId="20" w15:restartNumberingAfterBreak="0">
-    <w:nsid w:val="76C064A7"/>
+  <w:abstractNum w:abstractNumId="30" w15:restartNumberingAfterBreak="0">
+    <w:nsid w:val="75906C8D"/>
     <w:multiLevelType w:val="hybridMultilevel"/>
-    <w:tmpl w:val="2D0A215C"/>
-    <w:lvl w:ilvl="0" w:tplc="0409000F">
-      <w:start w:val="1"/>
-      <w:numFmt w:val="decimal"/>
-      <w:lvlText w:val="%1."/>
-      <w:lvlJc w:val="left"/>
-      <w:pPr>
-        <w:ind w:left="720" w:hanging="360"/>
-      </w:pPr>
-    </w:lvl>
-    <w:lvl w:ilvl="1" w:tplc="04090019" w:tentative="1">
-      <w:start w:val="1"/>
-      <w:numFmt w:val="lowerLetter"/>
-      <w:lvlText w:val="%2."/>
-      <w:lvlJc w:val="left"/>
-      <w:pPr>
-        <w:ind w:left="1440" w:hanging="360"/>
-      </w:pPr>
-    </w:lvl>
-    <w:lvl w:ilvl="2" w:tplc="0409001B" w:tentative="1">
-      <w:start w:val="1"/>
-      <w:numFmt w:val="lowerRoman"/>
-      <w:lvlText w:val="%3."/>
-      <w:lvlJc w:val="right"/>
-      <w:pPr>
-        <w:ind w:left="2160" w:hanging="180"/>
-      </w:pPr>
-    </w:lvl>
-    <w:lvl w:ilvl="3" w:tplc="0409000F" w:tentative="1">
-      <w:start w:val="1"/>
-      <w:numFmt w:val="decimal"/>
-      <w:lvlText w:val="%4."/>
-      <w:lvlJc w:val="left"/>
-      <w:pPr>
-        <w:ind w:left="2880" w:hanging="360"/>
-      </w:pPr>
-    </w:lvl>
-    <w:lvl w:ilvl="4" w:tplc="04090019" w:tentative="1">
-      <w:start w:val="1"/>
-      <w:numFmt w:val="lowerLetter"/>
-      <w:lvlText w:val="%5."/>
-      <w:lvlJc w:val="left"/>
-      <w:pPr>
-        <w:ind w:left="3600" w:hanging="360"/>
-      </w:pPr>
-    </w:lvl>
-    <w:lvl w:ilvl="5" w:tplc="0409001B" w:tentative="1">
-      <w:start w:val="1"/>
-      <w:numFmt w:val="lowerRoman"/>
-      <w:lvlText w:val="%6."/>
-      <w:lvlJc w:val="right"/>
-      <w:pPr>
-        <w:ind w:left="4320" w:hanging="180"/>
-      </w:pPr>
-    </w:lvl>
-    <w:lvl w:ilvl="6" w:tplc="0409000F" w:tentative="1">
-      <w:start w:val="1"/>
-      <w:numFmt w:val="decimal"/>
-      <w:lvlText w:val="%7."/>
-      <w:lvlJc w:val="left"/>
-      <w:pPr>
-        <w:ind w:left="5040" w:hanging="360"/>
-      </w:pPr>
-    </w:lvl>
-    <w:lvl w:ilvl="7" w:tplc="04090019" w:tentative="1">
-      <w:start w:val="1"/>
-      <w:numFmt w:val="lowerLetter"/>
-      <w:lvlText w:val="%8."/>
-      <w:lvlJc w:val="left"/>
-      <w:pPr>
-        <w:ind w:left="5760" w:hanging="360"/>
-      </w:pPr>
-    </w:lvl>
-    <w:lvl w:ilvl="8" w:tplc="0409001B" w:tentative="1">
-      <w:start w:val="1"/>
-      <w:numFmt w:val="lowerRoman"/>
-      <w:lvlText w:val="%9."/>
-      <w:lvlJc w:val="right"/>
-      <w:pPr>
-        <w:ind w:left="6480" w:hanging="180"/>
-      </w:pPr>
-    </w:lvl>
-  </w:abstractNum>
-  <w:abstractNum w:abstractNumId="21" w15:restartNumberingAfterBreak="0">
-    <w:nsid w:val="7C495E5C"/>
-    <w:multiLevelType w:val="hybridMultilevel"/>
-    <w:tmpl w:val="6EA2D198"/>
+    <w:tmpl w:val="625829B4"/>
     <w:lvl w:ilvl="0" w:tplc="04090001">
       <w:start w:val="1"/>
       <w:numFmt w:val="bullet"/>
       <w:lvlText w:val=""/>
       <w:lvlJc w:val="left"/>
       <w:pPr>
-        <w:ind w:left="1080" w:hanging="360"/>
+        <w:ind w:left="720" w:hanging="360"/>
       </w:pPr>
       <w:rPr>
         <w:rFonts w:ascii="Symbol" w:hAnsi="Symbol" w:hint="default"/>
@@ -26738,7 +29001,7 @@
       <w:lvlText w:val="o"/>
       <w:lvlJc w:val="left"/>
       <w:pPr>
-        <w:ind w:left="1800" w:hanging="360"/>
+        <w:ind w:left="1440" w:hanging="360"/>
       </w:pPr>
       <w:rPr>
         <w:rFonts w:ascii="Courier New" w:hAnsi="Courier New" w:cs="Courier New" w:hint="default"/>
@@ -26750,7 +29013,7 @@
       <w:lvlText w:val=""/>
       <w:lvlJc w:val="left"/>
       <w:pPr>
-        <w:ind w:left="2520" w:hanging="360"/>
+        <w:ind w:left="2160" w:hanging="360"/>
       </w:pPr>
       <w:rPr>
         <w:rFonts w:ascii="Wingdings" w:hAnsi="Wingdings" w:hint="default"/>
@@ -26762,7 +29025,7 @@
       <w:lvlText w:val=""/>
       <w:lvlJc w:val="left"/>
       <w:pPr>
-        <w:ind w:left="3240" w:hanging="360"/>
+        <w:ind w:left="2880" w:hanging="360"/>
       </w:pPr>
       <w:rPr>
         <w:rFonts w:ascii="Symbol" w:hAnsi="Symbol" w:hint="default"/>
@@ -26774,7 +29037,7 @@
       <w:lvlText w:val="o"/>
       <w:lvlJc w:val="left"/>
       <w:pPr>
-        <w:ind w:left="3960" w:hanging="360"/>
+        <w:ind w:left="3600" w:hanging="360"/>
       </w:pPr>
       <w:rPr>
         <w:rFonts w:ascii="Courier New" w:hAnsi="Courier New" w:cs="Courier New" w:hint="default"/>
@@ -26786,7 +29049,7 @@
       <w:lvlText w:val=""/>
       <w:lvlJc w:val="left"/>
       <w:pPr>
-        <w:ind w:left="4680" w:hanging="360"/>
+        <w:ind w:left="4320" w:hanging="360"/>
       </w:pPr>
       <w:rPr>
         <w:rFonts w:ascii="Wingdings" w:hAnsi="Wingdings" w:hint="default"/>
@@ -26798,7 +29061,7 @@
       <w:lvlText w:val=""/>
       <w:lvlJc w:val="left"/>
       <w:pPr>
-        <w:ind w:left="5400" w:hanging="360"/>
+        <w:ind w:left="5040" w:hanging="360"/>
       </w:pPr>
       <w:rPr>
         <w:rFonts w:ascii="Symbol" w:hAnsi="Symbol" w:hint="default"/>
@@ -26810,7 +29073,7 @@
       <w:lvlText w:val="o"/>
       <w:lvlJc w:val="left"/>
       <w:pPr>
-        <w:ind w:left="6120" w:hanging="360"/>
+        <w:ind w:left="5760" w:hanging="360"/>
       </w:pPr>
       <w:rPr>
         <w:rFonts w:ascii="Courier New" w:hAnsi="Courier New" w:cs="Courier New" w:hint="default"/>
@@ -26822,6 +29085,205 @@
       <w:lvlText w:val=""/>
       <w:lvlJc w:val="left"/>
       <w:pPr>
+        <w:ind w:left="6480" w:hanging="360"/>
+      </w:pPr>
+      <w:rPr>
+        <w:rFonts w:ascii="Wingdings" w:hAnsi="Wingdings" w:hint="default"/>
+      </w:rPr>
+    </w:lvl>
+  </w:abstractNum>
+  <w:abstractNum w:abstractNumId="31" w15:restartNumberingAfterBreak="0">
+    <w:nsid w:val="76C064A7"/>
+    <w:multiLevelType w:val="hybridMultilevel"/>
+    <w:tmpl w:val="2D0A215C"/>
+    <w:lvl w:ilvl="0" w:tplc="0409000F">
+      <w:start w:val="1"/>
+      <w:numFmt w:val="decimal"/>
+      <w:lvlText w:val="%1."/>
+      <w:lvlJc w:val="left"/>
+      <w:pPr>
+        <w:ind w:left="720" w:hanging="360"/>
+      </w:pPr>
+    </w:lvl>
+    <w:lvl w:ilvl="1" w:tplc="04090019" w:tentative="1">
+      <w:start w:val="1"/>
+      <w:numFmt w:val="lowerLetter"/>
+      <w:lvlText w:val="%2."/>
+      <w:lvlJc w:val="left"/>
+      <w:pPr>
+        <w:ind w:left="1440" w:hanging="360"/>
+      </w:pPr>
+    </w:lvl>
+    <w:lvl w:ilvl="2" w:tplc="0409001B" w:tentative="1">
+      <w:start w:val="1"/>
+      <w:numFmt w:val="lowerRoman"/>
+      <w:lvlText w:val="%3."/>
+      <w:lvlJc w:val="right"/>
+      <w:pPr>
+        <w:ind w:left="2160" w:hanging="180"/>
+      </w:pPr>
+    </w:lvl>
+    <w:lvl w:ilvl="3" w:tplc="0409000F" w:tentative="1">
+      <w:start w:val="1"/>
+      <w:numFmt w:val="decimal"/>
+      <w:lvlText w:val="%4."/>
+      <w:lvlJc w:val="left"/>
+      <w:pPr>
+        <w:ind w:left="2880" w:hanging="360"/>
+      </w:pPr>
+    </w:lvl>
+    <w:lvl w:ilvl="4" w:tplc="04090019" w:tentative="1">
+      <w:start w:val="1"/>
+      <w:numFmt w:val="lowerLetter"/>
+      <w:lvlText w:val="%5."/>
+      <w:lvlJc w:val="left"/>
+      <w:pPr>
+        <w:ind w:left="3600" w:hanging="360"/>
+      </w:pPr>
+    </w:lvl>
+    <w:lvl w:ilvl="5" w:tplc="0409001B" w:tentative="1">
+      <w:start w:val="1"/>
+      <w:numFmt w:val="lowerRoman"/>
+      <w:lvlText w:val="%6."/>
+      <w:lvlJc w:val="right"/>
+      <w:pPr>
+        <w:ind w:left="4320" w:hanging="180"/>
+      </w:pPr>
+    </w:lvl>
+    <w:lvl w:ilvl="6" w:tplc="0409000F" w:tentative="1">
+      <w:start w:val="1"/>
+      <w:numFmt w:val="decimal"/>
+      <w:lvlText w:val="%7."/>
+      <w:lvlJc w:val="left"/>
+      <w:pPr>
+        <w:ind w:left="5040" w:hanging="360"/>
+      </w:pPr>
+    </w:lvl>
+    <w:lvl w:ilvl="7" w:tplc="04090019" w:tentative="1">
+      <w:start w:val="1"/>
+      <w:numFmt w:val="lowerLetter"/>
+      <w:lvlText w:val="%8."/>
+      <w:lvlJc w:val="left"/>
+      <w:pPr>
+        <w:ind w:left="5760" w:hanging="360"/>
+      </w:pPr>
+    </w:lvl>
+    <w:lvl w:ilvl="8" w:tplc="0409001B" w:tentative="1">
+      <w:start w:val="1"/>
+      <w:numFmt w:val="lowerRoman"/>
+      <w:lvlText w:val="%9."/>
+      <w:lvlJc w:val="right"/>
+      <w:pPr>
+        <w:ind w:left="6480" w:hanging="180"/>
+      </w:pPr>
+    </w:lvl>
+  </w:abstractNum>
+  <w:abstractNum w:abstractNumId="32" w15:restartNumberingAfterBreak="0">
+    <w:nsid w:val="7C495E5C"/>
+    <w:multiLevelType w:val="hybridMultilevel"/>
+    <w:tmpl w:val="6EA2D198"/>
+    <w:lvl w:ilvl="0" w:tplc="04090001">
+      <w:start w:val="1"/>
+      <w:numFmt w:val="bullet"/>
+      <w:lvlText w:val=""/>
+      <w:lvlJc w:val="left"/>
+      <w:pPr>
+        <w:ind w:left="1080" w:hanging="360"/>
+      </w:pPr>
+      <w:rPr>
+        <w:rFonts w:ascii="Symbol" w:hAnsi="Symbol" w:hint="default"/>
+      </w:rPr>
+    </w:lvl>
+    <w:lvl w:ilvl="1" w:tplc="04090003" w:tentative="1">
+      <w:start w:val="1"/>
+      <w:numFmt w:val="bullet"/>
+      <w:lvlText w:val="o"/>
+      <w:lvlJc w:val="left"/>
+      <w:pPr>
+        <w:ind w:left="1800" w:hanging="360"/>
+      </w:pPr>
+      <w:rPr>
+        <w:rFonts w:ascii="Courier New" w:hAnsi="Courier New" w:cs="Courier New" w:hint="default"/>
+      </w:rPr>
+    </w:lvl>
+    <w:lvl w:ilvl="2" w:tplc="04090005" w:tentative="1">
+      <w:start w:val="1"/>
+      <w:numFmt w:val="bullet"/>
+      <w:lvlText w:val=""/>
+      <w:lvlJc w:val="left"/>
+      <w:pPr>
+        <w:ind w:left="2520" w:hanging="360"/>
+      </w:pPr>
+      <w:rPr>
+        <w:rFonts w:ascii="Wingdings" w:hAnsi="Wingdings" w:hint="default"/>
+      </w:rPr>
+    </w:lvl>
+    <w:lvl w:ilvl="3" w:tplc="04090001" w:tentative="1">
+      <w:start w:val="1"/>
+      <w:numFmt w:val="bullet"/>
+      <w:lvlText w:val=""/>
+      <w:lvlJc w:val="left"/>
+      <w:pPr>
+        <w:ind w:left="3240" w:hanging="360"/>
+      </w:pPr>
+      <w:rPr>
+        <w:rFonts w:ascii="Symbol" w:hAnsi="Symbol" w:hint="default"/>
+      </w:rPr>
+    </w:lvl>
+    <w:lvl w:ilvl="4" w:tplc="04090003" w:tentative="1">
+      <w:start w:val="1"/>
+      <w:numFmt w:val="bullet"/>
+      <w:lvlText w:val="o"/>
+      <w:lvlJc w:val="left"/>
+      <w:pPr>
+        <w:ind w:left="3960" w:hanging="360"/>
+      </w:pPr>
+      <w:rPr>
+        <w:rFonts w:ascii="Courier New" w:hAnsi="Courier New" w:cs="Courier New" w:hint="default"/>
+      </w:rPr>
+    </w:lvl>
+    <w:lvl w:ilvl="5" w:tplc="04090005" w:tentative="1">
+      <w:start w:val="1"/>
+      <w:numFmt w:val="bullet"/>
+      <w:lvlText w:val=""/>
+      <w:lvlJc w:val="left"/>
+      <w:pPr>
+        <w:ind w:left="4680" w:hanging="360"/>
+      </w:pPr>
+      <w:rPr>
+        <w:rFonts w:ascii="Wingdings" w:hAnsi="Wingdings" w:hint="default"/>
+      </w:rPr>
+    </w:lvl>
+    <w:lvl w:ilvl="6" w:tplc="04090001" w:tentative="1">
+      <w:start w:val="1"/>
+      <w:numFmt w:val="bullet"/>
+      <w:lvlText w:val=""/>
+      <w:lvlJc w:val="left"/>
+      <w:pPr>
+        <w:ind w:left="5400" w:hanging="360"/>
+      </w:pPr>
+      <w:rPr>
+        <w:rFonts w:ascii="Symbol" w:hAnsi="Symbol" w:hint="default"/>
+      </w:rPr>
+    </w:lvl>
+    <w:lvl w:ilvl="7" w:tplc="04090003" w:tentative="1">
+      <w:start w:val="1"/>
+      <w:numFmt w:val="bullet"/>
+      <w:lvlText w:val="o"/>
+      <w:lvlJc w:val="left"/>
+      <w:pPr>
+        <w:ind w:left="6120" w:hanging="360"/>
+      </w:pPr>
+      <w:rPr>
+        <w:rFonts w:ascii="Courier New" w:hAnsi="Courier New" w:cs="Courier New" w:hint="default"/>
+      </w:rPr>
+    </w:lvl>
+    <w:lvl w:ilvl="8" w:tplc="04090005" w:tentative="1">
+      <w:start w:val="1"/>
+      <w:numFmt w:val="bullet"/>
+      <w:lvlText w:val=""/>
+      <w:lvlJc w:val="left"/>
+      <w:pPr>
         <w:ind w:left="6840" w:hanging="360"/>
       </w:pPr>
       <w:rPr>
@@ -26830,70 +29292,103 @@
     </w:lvl>
   </w:abstractNum>
   <w:num w:numId="1" w16cid:durableId="1787387872">
+    <w:abstractNumId w:val="21"/>
+  </w:num>
+  <w:num w:numId="2" w16cid:durableId="1739595299">
+    <w:abstractNumId w:val="20"/>
+  </w:num>
+  <w:num w:numId="3" w16cid:durableId="1561205750">
+    <w:abstractNumId w:val="12"/>
+  </w:num>
+  <w:num w:numId="4" w16cid:durableId="1447769764">
+    <w:abstractNumId w:val="29"/>
+  </w:num>
+  <w:num w:numId="5" w16cid:durableId="185021288">
+    <w:abstractNumId w:val="5"/>
+  </w:num>
+  <w:num w:numId="6" w16cid:durableId="763310121">
+    <w:abstractNumId w:val="2"/>
+  </w:num>
+  <w:num w:numId="7" w16cid:durableId="1791514452">
+    <w:abstractNumId w:val="32"/>
+  </w:num>
+  <w:num w:numId="8" w16cid:durableId="837159161">
+    <w:abstractNumId w:val="31"/>
+  </w:num>
+  <w:num w:numId="9" w16cid:durableId="1519848779">
+    <w:abstractNumId w:val="11"/>
+  </w:num>
+  <w:num w:numId="10" w16cid:durableId="1685597380">
+    <w:abstractNumId w:val="16"/>
+  </w:num>
+  <w:num w:numId="11" w16cid:durableId="1263536905">
+    <w:abstractNumId w:val="8"/>
+  </w:num>
+  <w:num w:numId="12" w16cid:durableId="1941066297">
+    <w:abstractNumId w:val="9"/>
+  </w:num>
+  <w:num w:numId="13" w16cid:durableId="397022042">
+    <w:abstractNumId w:val="7"/>
+  </w:num>
+  <w:num w:numId="14" w16cid:durableId="185487503">
+    <w:abstractNumId w:val="13"/>
+  </w:num>
+  <w:num w:numId="15" w16cid:durableId="1155490579">
+    <w:abstractNumId w:val="4"/>
+  </w:num>
+  <w:num w:numId="16" w16cid:durableId="1869834681">
+    <w:abstractNumId w:val="10"/>
+  </w:num>
+  <w:num w:numId="17" w16cid:durableId="2079743656">
+    <w:abstractNumId w:val="3"/>
+  </w:num>
+  <w:num w:numId="18" w16cid:durableId="1818716732">
+    <w:abstractNumId w:val="19"/>
+  </w:num>
+  <w:num w:numId="19" w16cid:durableId="943073525">
     <w:abstractNumId w:val="17"/>
   </w:num>
-  <w:num w:numId="2" w16cid:durableId="1739595299">
-    <w:abstractNumId w:val="16"/>
+  <w:num w:numId="20" w16cid:durableId="1964530511">
+    <w:abstractNumId w:val="25"/>
   </w:num>
-  <w:num w:numId="3" w16cid:durableId="1561205750">
-    <w:abstractNumId w:val="10"/>
+  <w:num w:numId="21" w16cid:durableId="207381818">
+    <w:abstractNumId w:val="14"/>
   </w:num>
-  <w:num w:numId="4" w16cid:durableId="1447769764">
-    <w:abstractNumId w:val="19"/>
-  </w:num>
-  <w:num w:numId="5" w16cid:durableId="185021288">
-    <w:abstractNumId w:val="4"/>
-  </w:num>
-  <w:num w:numId="6" w16cid:durableId="763310121">
+  <w:num w:numId="22" w16cid:durableId="605699836">
     <w:abstractNumId w:val="1"/>
   </w:num>
-  <w:num w:numId="7" w16cid:durableId="1791514452">
-    <w:abstractNumId w:val="21"/>
+  <w:num w:numId="23" w16cid:durableId="1739130554">
+    <w:abstractNumId w:val="18"/>
   </w:num>
-  <w:num w:numId="8" w16cid:durableId="837159161">
-    <w:abstractNumId w:val="20"/>
+  <w:num w:numId="24" w16cid:durableId="619997606">
+    <w:abstractNumId w:val="23"/>
   </w:num>
-  <w:num w:numId="9" w16cid:durableId="1519848779">
-    <w:abstractNumId w:val="9"/>
-  </w:num>
-  <w:num w:numId="10" w16cid:durableId="1685597380">
-    <w:abstractNumId w:val="13"/>
-  </w:num>
-  <w:num w:numId="11" w16cid:durableId="1263536905">
+  <w:num w:numId="25" w16cid:durableId="1576166453">
     <w:abstractNumId w:val="6"/>
   </w:num>
-  <w:num w:numId="12" w16cid:durableId="1941066297">
-    <w:abstractNumId w:val="7"/>
+  <w:num w:numId="26" w16cid:durableId="943222209">
+    <w:abstractNumId w:val="27"/>
   </w:num>
-  <w:num w:numId="13" w16cid:durableId="397022042">
-    <w:abstractNumId w:val="5"/>
+  <w:num w:numId="27" w16cid:durableId="2116754939">
+    <w:abstractNumId w:val="28"/>
   </w:num>
-  <w:num w:numId="14" w16cid:durableId="185487503">
-    <w:abstractNumId w:val="11"/>
+  <w:num w:numId="28" w16cid:durableId="1729839593">
+    <w:abstractNumId w:val="22"/>
   </w:num>
-  <w:num w:numId="15" w16cid:durableId="1155490579">
-    <w:abstractNumId w:val="3"/>
+  <w:num w:numId="29" w16cid:durableId="97137463">
+    <w:abstractNumId w:val="0"/>
   </w:num>
-  <w:num w:numId="16" w16cid:durableId="1869834681">
-    <w:abstractNumId w:val="8"/>
-  </w:num>
-  <w:num w:numId="17" w16cid:durableId="2079743656">
-    <w:abstractNumId w:val="2"/>
-  </w:num>
-  <w:num w:numId="18" w16cid:durableId="1818716732">
+  <w:num w:numId="30" w16cid:durableId="810176835">
     <w:abstractNumId w:val="15"/>
   </w:num>
-  <w:num w:numId="19" w16cid:durableId="943073525">
-    <w:abstractNumId w:val="14"/>
+  <w:num w:numId="31" w16cid:durableId="1743213215">
+    <w:abstractNumId w:val="26"/>
   </w:num>
-  <w:num w:numId="20" w16cid:durableId="1964530511">
-    <w:abstractNumId w:val="18"/>
+  <w:num w:numId="32" w16cid:durableId="1711954491">
+    <w:abstractNumId w:val="24"/>
   </w:num>
-  <w:num w:numId="21" w16cid:durableId="207381818">
-    <w:abstractNumId w:val="12"/>
-  </w:num>
-  <w:num w:numId="22" w16cid:durableId="605699836">
-    <w:abstractNumId w:val="0"/>
+  <w:num w:numId="33" w16cid:durableId="1663849520">
+    <w:abstractNumId w:val="30"/>
   </w:num>
 </w:numbering>
 </file>
@@ -27502,7 +29997,6 @@
   <w:style w:type="character" w:default="1" w:styleId="DefaultParagraphFont">
     <w:name w:val="Default Paragraph Font"/>
     <w:uiPriority w:val="1"/>
-    <w:semiHidden/>
     <w:unhideWhenUsed/>
   </w:style>
   <w:style w:type="table" w:default="1" w:styleId="TableNormal">
